--- a/usman-21/#21 SDD Usman Ahmad ShoeCommerce.docx
+++ b/usman-21/#21 SDD Usman Ahmad ShoeCommerce.docx
@@ -1,6 +1,6 @@
 
 <file path=word/document.xml><?xml version="1.0" encoding="utf-8"?>
-<w:document xmlns:wpc="http://schemas.microsoft.com/office/word/2010/wordprocessingCanvas" xmlns:mc="http://schemas.openxmlformats.org/markup-compatibility/2006" xmlns:o="urn:schemas-microsoft-com:office:office" xmlns:r="http://schemas.openxmlformats.org/officeDocument/2006/relationships" xmlns:m="http://schemas.openxmlformats.org/officeDocument/2006/math" xmlns:v="urn:schemas-microsoft-com:vml" xmlns:wp14="http://schemas.microsoft.com/office/word/2010/wordprocessingDrawing" xmlns:wp="http://schemas.openxmlformats.org/drawingml/2006/wordprocessingDrawing" xmlns:w10="urn:schemas-microsoft-com:office:word" xmlns:w="http://schemas.openxmlformats.org/wordprocessingml/2006/main" xmlns:w14="http://schemas.microsoft.com/office/word/2010/wordml" xmlns:w15="http://schemas.microsoft.com/office/word/2012/wordml" xmlns:wpg="http://schemas.microsoft.com/office/word/2010/wordprocessingGroup" xmlns:wpi="http://schemas.microsoft.com/office/word/2010/wordprocessingInk" xmlns:wne="http://schemas.microsoft.com/office/word/2006/wordml" xmlns:wps="http://schemas.microsoft.com/office/word/2010/wordprocessingShape" mc:Ignorable="w14 w15 wp14">
+<w:document xmlns:wpc="http://schemas.microsoft.com/office/word/2010/wordprocessingCanvas" xmlns:cx="http://schemas.microsoft.com/office/drawing/2014/chartex" xmlns:cx1="http://schemas.microsoft.com/office/drawing/2015/9/8/chartex" xmlns:cx2="http://schemas.microsoft.com/office/drawing/2015/10/21/chartex" xmlns:cx3="http://schemas.microsoft.com/office/drawing/2016/5/9/chartex" xmlns:cx4="http://schemas.microsoft.com/office/drawing/2016/5/10/chartex" xmlns:cx5="http://schemas.microsoft.com/office/drawing/2016/5/11/chartex" xmlns:cx6="http://schemas.microsoft.com/office/drawing/2016/5/12/chartex" xmlns:cx7="http://schemas.microsoft.com/office/drawing/2016/5/13/chartex" xmlns:cx8="http://schemas.microsoft.com/office/drawing/2016/5/14/chartex" xmlns:mc="http://schemas.openxmlformats.org/markup-compatibility/2006" xmlns:aink="http://schemas.microsoft.com/office/drawing/2016/ink" xmlns:am3d="http://schemas.microsoft.com/office/drawing/2017/model3d" xmlns:o="urn:schemas-microsoft-com:office:office" xmlns:oel="http://schemas.microsoft.com/office/2019/extlst" xmlns:r="http://schemas.openxmlformats.org/officeDocument/2006/relationships" xmlns:m="http://schemas.openxmlformats.org/officeDocument/2006/math" xmlns:v="urn:schemas-microsoft-com:vml" xmlns:wp14="http://schemas.microsoft.com/office/word/2010/wordprocessingDrawing" xmlns:wp="http://schemas.openxmlformats.org/drawingml/2006/wordprocessingDrawing" xmlns:w10="urn:schemas-microsoft-com:office:word" xmlns:w="http://schemas.openxmlformats.org/wordprocessingml/2006/main" xmlns:w14="http://schemas.microsoft.com/office/word/2010/wordml" xmlns:w15="http://schemas.microsoft.com/office/word/2012/wordml" xmlns:w16cex="http://schemas.microsoft.com/office/word/2018/wordml/cex" xmlns:w16cid="http://schemas.microsoft.com/office/word/2016/wordml/cid" xmlns:w16="http://schemas.microsoft.com/office/word/2018/wordml" xmlns:w16du="http://schemas.microsoft.com/office/word/2023/wordml/word16du" xmlns:w16sdtdh="http://schemas.microsoft.com/office/word/2020/wordml/sdtdatahash" xmlns:w16sdtfl="http://schemas.microsoft.com/office/word/2024/wordml/sdtformatlock" xmlns:w16se="http://schemas.microsoft.com/office/word/2015/wordml/symex" xmlns:wpg="http://schemas.microsoft.com/office/word/2010/wordprocessingGroup" xmlns:wpi="http://schemas.microsoft.com/office/word/2010/wordprocessingInk" xmlns:wne="http://schemas.microsoft.com/office/word/2006/wordml" xmlns:wps="http://schemas.microsoft.com/office/word/2010/wordprocessingShape" mc:Ignorable="w14 w15 w16se w16cid w16 w16cex w16sdtdh w16sdtfl w16du wp14">
   <w:body>
     <w:sdt>
       <w:sdtPr>
@@ -10,7 +10,6 @@
           <w:docPartUnique/>
         </w:docPartObj>
       </w:sdtPr>
-      <w:sdtEndPr/>
       <w:sdtContent>
         <w:p/>
         <w:p>
@@ -21,7 +20,7 @@
             <mc:AlternateContent>
               <mc:Choice Requires="wps">
                 <w:drawing>
-                  <wp:anchor distT="0" distB="0" distL="114300" distR="114300" simplePos="0" relativeHeight="251663360" behindDoc="0" locked="0" layoutInCell="1" allowOverlap="1">
+                  <wp:anchor distT="0" distB="0" distL="114300" distR="114300" simplePos="0" relativeHeight="251663360" behindDoc="0" locked="0" layoutInCell="1" allowOverlap="1" wp14:anchorId="3477EDE3" wp14:editId="77EDEE76">
                     <wp:simplePos x="0" y="0"/>
                     <wp:positionH relativeFrom="margin">
                       <wp:posOffset>3981450</wp:posOffset>
@@ -113,11 +112,11 @@
               </mc:Choice>
               <mc:Fallback>
                 <w:pict>
-                  <v:shapetype id="_x0000_t202" coordsize="21600,21600" o:spt="202" path="m,l,21600r21600,l21600,xe">
+                  <v:shapetype w14:anchorId="3477EDE3" id="_x0000_t202" coordsize="21600,21600" o:spt="202" path="m,l,21600r21600,l21600,xe">
                     <v:stroke joinstyle="miter"/>
                     <v:path gradientshapeok="t" o:connecttype="rect"/>
                   </v:shapetype>
-                  <v:shape id="Text Box 1" o:spid="_x0000_s1026" type="#_x0000_t202" style="position:absolute;margin-left:313.5pt;margin-top:456.7pt;width:160.4pt;height:22.5pt;z-index:251663360;visibility:visible;mso-wrap-style:square;mso-width-percent:0;mso-height-percent:0;mso-wrap-distance-left:9pt;mso-wrap-distance-top:0;mso-wrap-distance-right:9pt;mso-wrap-distance-bottom:0;mso-position-horizontal:absolute;mso-position-horizontal-relative:margin;mso-position-vertical:absolute;mso-position-vertical-relative:text;mso-width-percent:0;mso-height-percent:0;mso-width-relative:margin;mso-height-relative:margin;v-text-anchor:top" o:gfxdata="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" fillcolor="white [3201]" stroked="f" strokeweight=".5pt">
+                  <v:shape id="Text Box 1" o:spid="_x0000_s1026" type="#_x0000_t202" style="position:absolute;margin-left:313.5pt;margin-top:456.7pt;width:160.4pt;height:22.5pt;z-index:251663360;visibility:visible;mso-wrap-style:square;mso-width-percent:0;mso-height-percent:0;mso-wrap-distance-left:9pt;mso-wrap-distance-top:0;mso-wrap-distance-right:9pt;mso-wrap-distance-bottom:0;mso-position-horizontal:absolute;mso-position-horizontal-relative:margin;mso-position-vertical:absolute;mso-position-vertical-relative:text;mso-width-percent:0;mso-height-percent:0;mso-width-relative:margin;mso-height-relative:margin;v-text-anchor:top" o:gfxdata="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" fillcolor="white [3201]" stroked="f" strokeweight=".5pt">
                     <v:textbox>
                       <w:txbxContent>
                         <w:p>
@@ -156,7 +155,7 @@
             <mc:AlternateContent>
               <mc:Choice Requires="wps">
                 <w:drawing>
-                  <wp:anchor distT="0" distB="0" distL="114300" distR="114300" simplePos="0" relativeHeight="251660288" behindDoc="0" locked="0" layoutInCell="1" allowOverlap="1">
+                  <wp:anchor distT="0" distB="0" distL="114300" distR="114300" simplePos="0" relativeHeight="251660288" behindDoc="0" locked="0" layoutInCell="1" allowOverlap="1" wp14:anchorId="7DE20C44" wp14:editId="63FD8004">
                     <wp:simplePos x="0" y="0"/>
                     <mc:AlternateContent>
                       <mc:Choice Requires="wp14">
@@ -232,61 +231,42 @@
                                     <w:szCs w:val="52"/>
                                   </w:rPr>
                                 </w:pPr>
-                                <w:sdt>
-                                  <w:sdtPr>
-                                    <w:rPr>
-                                      <w:caps/>
-                                      <w:color w:val="323E4F" w:themeColor="text2" w:themeShade="BF"/>
-                                      <w:sz w:val="52"/>
-                                      <w:szCs w:val="52"/>
-                                    </w:rPr>
-                                    <w:alias w:val="Title"/>
-                                    <w:tag w:val=""/>
-                                    <w:id w:val="-1315561441"/>
-                                    <w:dataBinding w:prefixMappings="xmlns:ns0='http://purl.org/dc/elements/1.1/' xmlns:ns1='http://schemas.openxmlformats.org/package/2006/metadata/core-properties' " w:xpath="/ns1:coreProperties[1]/ns0:title[1]" w:storeItemID="{6C3C8BC8-F283-45AE-878A-BAB7291924A1}"/>
-                                    <w:text w:multiLine="1"/>
-                                  </w:sdtPr>
-                                  <w:sdtEndPr/>
-                                  <w:sdtContent>
-                                    <w:r>
-                                      <w:rPr>
-                                        <w:caps/>
-                                        <w:color w:val="323E4F" w:themeColor="text2" w:themeShade="BF"/>
-                                        <w:sz w:val="52"/>
-                                        <w:szCs w:val="52"/>
-                                      </w:rPr>
-                                      <w:t>&lt;project Title&gt;</w:t>
-                                    </w:r>
-                                  </w:sdtContent>
-                                </w:sdt>
+                                <w:r>
+                                  <w:rPr>
+                                    <w:caps/>
+                                    <w:color w:val="323E4F" w:themeColor="text2" w:themeShade="BF"/>
+                                    <w:sz w:val="52"/>
+                                    <w:szCs w:val="52"/>
+                                  </w:rPr>
+                                  <w:t xml:space="preserve">Shoes E-commerce system (ShoeCommerce) </w:t>
+                                </w:r>
                               </w:p>
-                              <w:sdt>
-                                <w:sdtPr>
+                              <w:p>
+                                <w:pPr>
+                                  <w:pStyle w:val="NoSpacing"/>
+                                  <w:jc w:val="right"/>
                                   <w:rPr>
                                     <w:smallCaps/>
                                     <w:color w:val="44546A" w:themeColor="text2"/>
                                     <w:sz w:val="36"/>
                                     <w:szCs w:val="36"/>
                                   </w:rPr>
-                                  <w:alias w:val="Subtitle"/>
-                                  <w:tag w:val=""/>
-                                  <w:id w:val="1615247542"/>
-                                  <w:dataBinding w:prefixMappings="xmlns:ns0='http://purl.org/dc/elements/1.1/' xmlns:ns1='http://schemas.openxmlformats.org/package/2006/metadata/core-properties' " w:xpath="/ns1:coreProperties[1]/ns0:subject[1]" w:storeItemID="{6C3C8BC8-F283-45AE-878A-BAB7291924A1}"/>
-                                  <w:text/>
-                                </w:sdtPr>
-                                <w:sdtEndPr/>
-                                <w:sdtContent>
-                                  <w:p>
-                                    <w:pPr>
-                                      <w:pStyle w:val="NoSpacing"/>
-                                      <w:jc w:val="right"/>
-                                      <w:rPr>
-                                        <w:smallCaps/>
-                                        <w:color w:val="44546A" w:themeColor="text2"/>
-                                        <w:sz w:val="36"/>
-                                        <w:szCs w:val="36"/>
-                                      </w:rPr>
-                                    </w:pPr>
+                                </w:pPr>
+                                <w:sdt>
+                                  <w:sdtPr>
+                                    <w:rPr>
+                                      <w:smallCaps/>
+                                      <w:color w:val="44546A" w:themeColor="text2"/>
+                                      <w:sz w:val="36"/>
+                                      <w:szCs w:val="36"/>
+                                    </w:rPr>
+                                    <w:alias w:val="Subtitle"/>
+                                    <w:tag w:val=""/>
+                                    <w:id w:val="1615247542"/>
+                                    <w:dataBinding w:prefixMappings="xmlns:ns0='http://purl.org/dc/elements/1.1/' xmlns:ns1='http://schemas.openxmlformats.org/package/2006/metadata/core-properties' " w:xpath="/ns1:coreProperties[1]/ns0:subject[1]" w:storeItemID="{6C3C8BC8-F283-45AE-878A-BAB7291924A1}"/>
+                                    <w:text/>
+                                  </w:sdtPr>
+                                  <w:sdtContent>
                                     <w:r>
                                       <w:rPr>
                                         <w:smallCaps/>
@@ -314,9 +294,9 @@
                                       </w:rPr>
                                       <w:t>Document</w:t>
                                     </w:r>
-                                  </w:p>
-                                </w:sdtContent>
-                              </w:sdt>
+                                  </w:sdtContent>
+                                </w:sdt>
+                              </w:p>
                             </w:txbxContent>
                           </wps:txbx>
                           <wps:bodyPr rot="0" spcFirstLastPara="0" vertOverflow="overflow" horzOverflow="overflow" vert="horz" wrap="square" lIns="0" tIns="0" rIns="0" bIns="0" numCol="1" spcCol="0" rtlCol="0" fromWordArt="0" anchor="b" anchorCtr="0" forceAA="0" compatLnSpc="1">
@@ -339,7 +319,7 @@
               </mc:Choice>
               <mc:Fallback>
                 <w:pict>
-                  <v:shape id="Text Box 113" o:spid="_x0000_s1027" type="#_x0000_t202" style="position:absolute;margin-left:0;margin-top:0;width:453pt;height:212.25pt;z-index:251660288;visibility:visible;mso-wrap-style:square;mso-width-percent:734;mso-height-percent:0;mso-left-percent:150;mso-top-percent:455;mso-wrap-distance-left:9pt;mso-wrap-distance-top:0;mso-wrap-distance-right:9pt;mso-wrap-distance-bottom:0;mso-position-horizontal-relative:page;mso-position-vertical-relative:page;mso-width-percent:734;mso-height-percent:0;mso-left-percent:150;mso-top-percent:455;mso-width-relative:page;mso-height-relative:page;v-text-anchor:bottom" o:gfxdata="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" filled="f" stroked="f" strokeweight=".5pt">
+                  <v:shape w14:anchorId="7DE20C44" id="Text Box 113" o:spid="_x0000_s1027" type="#_x0000_t202" style="position:absolute;margin-left:0;margin-top:0;width:453pt;height:212.25pt;z-index:251660288;visibility:visible;mso-wrap-style:square;mso-width-percent:734;mso-height-percent:0;mso-left-percent:150;mso-top-percent:455;mso-wrap-distance-left:9pt;mso-wrap-distance-top:0;mso-wrap-distance-right:9pt;mso-wrap-distance-bottom:0;mso-position-horizontal-relative:page;mso-position-vertical-relative:page;mso-width-percent:734;mso-height-percent:0;mso-left-percent:150;mso-top-percent:455;mso-width-relative:page;mso-height-relative:page;v-text-anchor:bottom" o:gfxdata="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" filled="f" stroked="f" strokeweight=".5pt">
                     <v:textbox inset="0,0,0,0">
                       <w:txbxContent>
                         <w:p>
@@ -353,61 +333,42 @@
                               <w:szCs w:val="52"/>
                             </w:rPr>
                           </w:pPr>
-                          <w:sdt>
-                            <w:sdtPr>
-                              <w:rPr>
-                                <w:caps/>
-                                <w:color w:val="323E4F" w:themeColor="text2" w:themeShade="BF"/>
-                                <w:sz w:val="52"/>
-                                <w:szCs w:val="52"/>
-                              </w:rPr>
-                              <w:alias w:val="Title"/>
-                              <w:tag w:val=""/>
-                              <w:id w:val="-1315561441"/>
-                              <w:dataBinding w:prefixMappings="xmlns:ns0='http://purl.org/dc/elements/1.1/' xmlns:ns1='http://schemas.openxmlformats.org/package/2006/metadata/core-properties' " w:xpath="/ns1:coreProperties[1]/ns0:title[1]" w:storeItemID="{6C3C8BC8-F283-45AE-878A-BAB7291924A1}"/>
-                              <w:text w:multiLine="1"/>
-                            </w:sdtPr>
-                            <w:sdtEndPr/>
-                            <w:sdtContent>
-                              <w:r>
-                                <w:rPr>
-                                  <w:caps/>
-                                  <w:color w:val="323E4F" w:themeColor="text2" w:themeShade="BF"/>
-                                  <w:sz w:val="52"/>
-                                  <w:szCs w:val="52"/>
-                                </w:rPr>
-                                <w:t>&lt;project Title&gt;</w:t>
-                              </w:r>
-                            </w:sdtContent>
-                          </w:sdt>
+                          <w:r>
+                            <w:rPr>
+                              <w:caps/>
+                              <w:color w:val="323E4F" w:themeColor="text2" w:themeShade="BF"/>
+                              <w:sz w:val="52"/>
+                              <w:szCs w:val="52"/>
+                            </w:rPr>
+                            <w:t xml:space="preserve">Shoes E-commerce system (ShoeCommerce) </w:t>
+                          </w:r>
                         </w:p>
-                        <w:sdt>
-                          <w:sdtPr>
+                        <w:p>
+                          <w:pPr>
+                            <w:pStyle w:val="NoSpacing"/>
+                            <w:jc w:val="right"/>
                             <w:rPr>
                               <w:smallCaps/>
                               <w:color w:val="44546A" w:themeColor="text2"/>
                               <w:sz w:val="36"/>
                               <w:szCs w:val="36"/>
                             </w:rPr>
-                            <w:alias w:val="Subtitle"/>
-                            <w:tag w:val=""/>
-                            <w:id w:val="1615247542"/>
-                            <w:dataBinding w:prefixMappings="xmlns:ns0='http://purl.org/dc/elements/1.1/' xmlns:ns1='http://schemas.openxmlformats.org/package/2006/metadata/core-properties' " w:xpath="/ns1:coreProperties[1]/ns0:subject[1]" w:storeItemID="{6C3C8BC8-F283-45AE-878A-BAB7291924A1}"/>
-                            <w:text/>
-                          </w:sdtPr>
-                          <w:sdtEndPr/>
-                          <w:sdtContent>
-                            <w:p>
-                              <w:pPr>
-                                <w:pStyle w:val="NoSpacing"/>
-                                <w:jc w:val="right"/>
-                                <w:rPr>
-                                  <w:smallCaps/>
-                                  <w:color w:val="44546A" w:themeColor="text2"/>
-                                  <w:sz w:val="36"/>
-                                  <w:szCs w:val="36"/>
-                                </w:rPr>
-                              </w:pPr>
+                          </w:pPr>
+                          <w:sdt>
+                            <w:sdtPr>
+                              <w:rPr>
+                                <w:smallCaps/>
+                                <w:color w:val="44546A" w:themeColor="text2"/>
+                                <w:sz w:val="36"/>
+                                <w:szCs w:val="36"/>
+                              </w:rPr>
+                              <w:alias w:val="Subtitle"/>
+                              <w:tag w:val=""/>
+                              <w:id w:val="1615247542"/>
+                              <w:dataBinding w:prefixMappings="xmlns:ns0='http://purl.org/dc/elements/1.1/' xmlns:ns1='http://schemas.openxmlformats.org/package/2006/metadata/core-properties' " w:xpath="/ns1:coreProperties[1]/ns0:subject[1]" w:storeItemID="{6C3C8BC8-F283-45AE-878A-BAB7291924A1}"/>
+                              <w:text/>
+                            </w:sdtPr>
+                            <w:sdtContent>
                               <w:r>
                                 <w:rPr>
                                   <w:smallCaps/>
@@ -435,9 +396,9 @@
                                 </w:rPr>
                                 <w:t>Document</w:t>
                               </w:r>
-                            </w:p>
-                          </w:sdtContent>
-                        </w:sdt>
+                            </w:sdtContent>
+                          </w:sdt>
+                        </w:p>
                       </w:txbxContent>
                     </v:textbox>
                     <w10:wrap type="square" anchorx="page" anchory="page"/>
@@ -453,7 +414,7 @@
             <mc:AlternateContent>
               <mc:Choice Requires="wps">
                 <w:drawing>
-                  <wp:anchor distT="0" distB="0" distL="114300" distR="114300" simplePos="0" relativeHeight="251662336" behindDoc="0" locked="0" layoutInCell="1" allowOverlap="1">
+                  <wp:anchor distT="0" distB="0" distL="114300" distR="114300" simplePos="0" relativeHeight="251662336" behindDoc="0" locked="0" layoutInCell="1" allowOverlap="1" wp14:anchorId="0F250846" wp14:editId="1ABB31B6">
                     <wp:simplePos x="0" y="0"/>
                     <mc:AlternateContent>
                       <mc:Choice Requires="wp14">
@@ -538,7 +499,6 @@
                                     <w:calendar w:val="gregorian"/>
                                   </w:date>
                                 </w:sdtPr>
-                                <w:sdtEndPr/>
                                 <w:sdtContent>
                                   <w:p>
                                     <w:pPr>
@@ -585,7 +545,7 @@
               </mc:Choice>
               <mc:Fallback>
                 <w:pict>
-                  <v:shape id="Text Box 111" o:spid="_x0000_s1028" type="#_x0000_t202" style="position:absolute;margin-left:0;margin-top:0;width:288.25pt;height:287.5pt;z-index:251662336;visibility:visible;mso-wrap-style:square;mso-width-percent:734;mso-height-percent:363;mso-left-percent:150;mso-top-percent:91;mso-wrap-distance-left:9pt;mso-wrap-distance-top:0;mso-wrap-distance-right:9pt;mso-wrap-distance-bottom:0;mso-position-horizontal-relative:page;mso-position-vertical-relative:page;mso-width-percent:734;mso-height-percent:363;mso-left-percent:150;mso-top-percent:91;mso-width-relative:page;mso-height-relative:page;v-text-anchor:bottom" o:gfxdata="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" filled="f" stroked="f" strokeweight=".5pt">
+                  <v:shape w14:anchorId="0F250846" id="Text Box 111" o:spid="_x0000_s1028" type="#_x0000_t202" style="position:absolute;margin-left:0;margin-top:0;width:288.25pt;height:287.5pt;z-index:251662336;visibility:visible;mso-wrap-style:square;mso-width-percent:734;mso-height-percent:363;mso-left-percent:150;mso-top-percent:91;mso-wrap-distance-left:9pt;mso-wrap-distance-top:0;mso-wrap-distance-right:9pt;mso-wrap-distance-bottom:0;mso-position-horizontal-relative:page;mso-position-vertical-relative:page;mso-width-percent:734;mso-height-percent:363;mso-left-percent:150;mso-top-percent:91;mso-width-relative:page;mso-height-relative:page;v-text-anchor:bottom" o:gfxdata="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" filled="f" stroked="f" strokeweight=".5pt">
                     <v:textbox style="mso-fit-shape-to-text:t" inset="0,0,0,0">
                       <w:txbxContent>
                         <w:sdt>
@@ -608,7 +568,6 @@
                               <w:calendar w:val="gregorian"/>
                             </w:date>
                           </w:sdtPr>
-                          <w:sdtEndPr/>
                           <w:sdtContent>
                             <w:p>
                               <w:pPr>
@@ -648,7 +607,7 @@
             <mc:AlternateContent>
               <mc:Choice Requires="wps">
                 <w:drawing>
-                  <wp:anchor distT="0" distB="0" distL="114300" distR="114300" simplePos="0" relativeHeight="251661312" behindDoc="0" locked="0" layoutInCell="1" allowOverlap="1">
+                  <wp:anchor distT="0" distB="0" distL="114300" distR="114300" simplePos="0" relativeHeight="251661312" behindDoc="0" locked="0" layoutInCell="1" allowOverlap="1" wp14:anchorId="1A6EC326" wp14:editId="26414CD7">
                     <wp:simplePos x="0" y="0"/>
                     <mc:AlternateContent>
                       <mc:Choice Requires="wp14">
@@ -727,7 +686,6 @@
                                   <w:dataBinding w:prefixMappings="xmlns:ns0='http://purl.org/dc/elements/1.1/' xmlns:ns1='http://schemas.openxmlformats.org/package/2006/metadata/core-properties' " w:xpath="/ns1:coreProperties[1]/ns0:creator[1]" w:storeItemID="{6C3C8BC8-F283-45AE-878A-BAB7291924A1}"/>
                                   <w:text/>
                                 </w:sdtPr>
-                                <w:sdtEndPr/>
                                 <w:sdtContent>
                                   <w:p>
                                     <w:pPr>
@@ -747,7 +705,7 @@
                                         <w:sz w:val="28"/>
                                         <w:szCs w:val="28"/>
                                       </w:rPr>
-                                      <w:t>&lt;Team Member Names&gt;</w:t>
+                                      <w:t>Usman Ahmad</w:t>
                                     </w:r>
                                   </w:p>
                                 </w:sdtContent>
@@ -777,7 +735,6 @@
                                     <w:dataBinding w:prefixMappings="xmlns:ns0='http://schemas.openxmlformats.org/officeDocument/2006/extended-properties' " w:xpath="/ns0:Properties[1]/ns0:Company[1]" w:storeItemID="{6668398D-A668-4E3E-A5EB-62B293D839F1}"/>
                                     <w:text/>
                                   </w:sdtPr>
-                                  <w:sdtEndPr/>
                                   <w:sdtContent>
                                     <w:r>
                                       <w:rPr>
@@ -797,10 +754,8 @@
                                     <w:sz w:val="20"/>
                                     <w:szCs w:val="20"/>
                                   </w:rPr>
-                                  <w:t xml:space="preserve"> 2014-20</w:t>
+                                  <w:t xml:space="preserve"> 20</w:t>
                                 </w:r>
-                                <w:bookmarkStart w:id="0" w:name="_GoBack"/>
-                                <w:bookmarkEnd w:id="0"/>
                                 <w:r>
                                   <w:rPr>
                                     <w:caps/>
@@ -808,7 +763,25 @@
                                     <w:sz w:val="20"/>
                                     <w:szCs w:val="20"/>
                                   </w:rPr>
-                                  <w:t>16</w:t>
+                                  <w:t>21</w:t>
+                                </w:r>
+                                <w:r>
+                                  <w:rPr>
+                                    <w:caps/>
+                                    <w:color w:val="262626" w:themeColor="text1" w:themeTint="D9"/>
+                                    <w:sz w:val="20"/>
+                                    <w:szCs w:val="20"/>
+                                  </w:rPr>
+                                  <w:t>-20</w:t>
+                                </w:r>
+                                <w:r>
+                                  <w:rPr>
+                                    <w:caps/>
+                                    <w:color w:val="262626" w:themeColor="text1" w:themeTint="D9"/>
+                                    <w:sz w:val="20"/>
+                                    <w:szCs w:val="20"/>
+                                  </w:rPr>
+                                  <w:t>25</w:t>
                                 </w:r>
                               </w:p>
                               <w:p>
@@ -822,54 +795,13 @@
                                     <w:szCs w:val="20"/>
                                   </w:rPr>
                                 </w:pPr>
-                                <w:sdt>
-                                  <w:sdtPr>
-                                    <w:rPr>
-                                      <w:color w:val="262626" w:themeColor="text1" w:themeTint="D9"/>
-                                      <w:sz w:val="20"/>
-                                      <w:szCs w:val="20"/>
-                                    </w:rPr>
-                                    <w:alias w:val="Address"/>
-                                    <w:tag w:val=""/>
-                                    <w:id w:val="171227497"/>
-                                    <w:dataBinding w:prefixMappings="xmlns:ns0='http://schemas.microsoft.com/office/2006/coverPageProps' " w:xpath="/ns0:CoverPageProperties[1]/ns0:CompanyAddress[1]" w:storeItemID="{55AF091B-3C7A-41E3-B477-F2FDAA23CFDA}"/>
-                                    <w:text/>
-                                  </w:sdtPr>
-                                  <w:sdtEndPr/>
-                                  <w:sdtContent>
-                                    <w:r>
-                                      <w:rPr>
-                                        <w:color w:val="262626" w:themeColor="text1" w:themeTint="D9"/>
-                                        <w:sz w:val="20"/>
-                                        <w:szCs w:val="20"/>
-                                      </w:rPr>
-                                      <w:t>&lt;</w:t>
-                                    </w:r>
-                                    <w:r>
-                                      <w:rPr>
-                                        <w:color w:val="262626" w:themeColor="text1" w:themeTint="D9"/>
-                                        <w:sz w:val="20"/>
-                                        <w:szCs w:val="20"/>
-                                      </w:rPr>
-                                      <w:t>Department/</w:t>
-                                    </w:r>
-                                    <w:r>
-                                      <w:rPr>
-                                        <w:color w:val="262626" w:themeColor="text1" w:themeTint="D9"/>
-                                        <w:sz w:val="20"/>
-                                        <w:szCs w:val="20"/>
-                                      </w:rPr>
-                                      <w:t>College Name&gt;</w:t>
-                                    </w:r>
-                                  </w:sdtContent>
-                                </w:sdt>
                                 <w:r>
                                   <w:rPr>
                                     <w:color w:val="262626" w:themeColor="text1" w:themeTint="D9"/>
                                     <w:sz w:val="20"/>
                                     <w:szCs w:val="20"/>
                                   </w:rPr>
-                                  <w:t xml:space="preserve"> </w:t>
+                                  <w:t>Computer Science/ KFGC RYK</w:t>
                                 </w:r>
                               </w:p>
                             </w:txbxContent>
@@ -894,11 +826,7 @@
               </mc:Choice>
               <mc:Fallback>
                 <w:pict>
-                  <v:shapetype id="_x0000_t202" coordsize="21600,21600" o:spt="202" path="m,l,21600r21600,l21600,xe">
-                    <v:stroke joinstyle="miter"/>
-                    <v:path gradientshapeok="t" o:connecttype="rect"/>
-                  </v:shapetype>
-                  <v:shape id="Text Box 112" o:spid="_x0000_s1029" type="#_x0000_t202" style="position:absolute;margin-left:0;margin-top:0;width:453pt;height:51.4pt;z-index:251661312;visibility:visible;mso-wrap-style:square;mso-width-percent:734;mso-height-percent:80;mso-left-percent:150;mso-top-percent:837;mso-wrap-distance-left:9pt;mso-wrap-distance-top:0;mso-wrap-distance-right:9pt;mso-wrap-distance-bottom:0;mso-position-horizontal-relative:page;mso-position-vertical-relative:page;mso-width-percent:734;mso-height-percent:80;mso-left-percent:150;mso-top-percent:837;mso-width-relative:page;mso-height-relative:page;v-text-anchor:bottom" o:gfxdata="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" filled="f" stroked="f" strokeweight=".5pt">
+                  <v:shape w14:anchorId="1A6EC326" id="Text Box 112" o:spid="_x0000_s1029" type="#_x0000_t202" style="position:absolute;margin-left:0;margin-top:0;width:453pt;height:51.4pt;z-index:251661312;visibility:visible;mso-wrap-style:square;mso-width-percent:734;mso-height-percent:80;mso-left-percent:150;mso-top-percent:837;mso-wrap-distance-left:9pt;mso-wrap-distance-top:0;mso-wrap-distance-right:9pt;mso-wrap-distance-bottom:0;mso-position-horizontal-relative:page;mso-position-vertical-relative:page;mso-width-percent:734;mso-height-percent:80;mso-left-percent:150;mso-top-percent:837;mso-width-relative:page;mso-height-relative:page;v-text-anchor:bottom" o:gfxdata="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" filled="f" stroked="f" strokeweight=".5pt">
                     <v:textbox inset="0,0,0,0">
                       <w:txbxContent>
                         <w:sdt>
@@ -915,7 +843,6 @@
                             <w:dataBinding w:prefixMappings="xmlns:ns0='http://purl.org/dc/elements/1.1/' xmlns:ns1='http://schemas.openxmlformats.org/package/2006/metadata/core-properties' " w:xpath="/ns1:coreProperties[1]/ns0:creator[1]" w:storeItemID="{6C3C8BC8-F283-45AE-878A-BAB7291924A1}"/>
                             <w:text/>
                           </w:sdtPr>
-                          <w:sdtEndPr/>
                           <w:sdtContent>
                             <w:p>
                               <w:pPr>
@@ -935,7 +862,7 @@
                                   <w:sz w:val="28"/>
                                   <w:szCs w:val="28"/>
                                 </w:rPr>
-                                <w:t>&lt;Team Member Names&gt;</w:t>
+                                <w:t>Usman Ahmad</w:t>
                               </w:r>
                             </w:p>
                           </w:sdtContent>
@@ -965,7 +892,6 @@
                               <w:dataBinding w:prefixMappings="xmlns:ns0='http://schemas.openxmlformats.org/officeDocument/2006/extended-properties' " w:xpath="/ns0:Properties[1]/ns0:Company[1]" w:storeItemID="{6668398D-A668-4E3E-A5EB-62B293D839F1}"/>
                               <w:text/>
                             </w:sdtPr>
-                            <w:sdtEndPr/>
                             <w:sdtContent>
                               <w:r>
                                 <w:rPr>
@@ -985,10 +911,8 @@
                               <w:sz w:val="20"/>
                               <w:szCs w:val="20"/>
                             </w:rPr>
-                            <w:t xml:space="preserve"> 2014-20</w:t>
+                            <w:t xml:space="preserve"> 20</w:t>
                           </w:r>
-                          <w:bookmarkStart w:id="1" w:name="_GoBack"/>
-                          <w:bookmarkEnd w:id="1"/>
                           <w:r>
                             <w:rPr>
                               <w:caps/>
@@ -996,7 +920,25 @@
                               <w:sz w:val="20"/>
                               <w:szCs w:val="20"/>
                             </w:rPr>
-                            <w:t>16</w:t>
+                            <w:t>21</w:t>
+                          </w:r>
+                          <w:r>
+                            <w:rPr>
+                              <w:caps/>
+                              <w:color w:val="262626" w:themeColor="text1" w:themeTint="D9"/>
+                              <w:sz w:val="20"/>
+                              <w:szCs w:val="20"/>
+                            </w:rPr>
+                            <w:t>-20</w:t>
+                          </w:r>
+                          <w:r>
+                            <w:rPr>
+                              <w:caps/>
+                              <w:color w:val="262626" w:themeColor="text1" w:themeTint="D9"/>
+                              <w:sz w:val="20"/>
+                              <w:szCs w:val="20"/>
+                            </w:rPr>
+                            <w:t>25</w:t>
                           </w:r>
                         </w:p>
                         <w:p>
@@ -1010,54 +952,13 @@
                               <w:szCs w:val="20"/>
                             </w:rPr>
                           </w:pPr>
-                          <w:sdt>
-                            <w:sdtPr>
-                              <w:rPr>
-                                <w:color w:val="262626" w:themeColor="text1" w:themeTint="D9"/>
-                                <w:sz w:val="20"/>
-                                <w:szCs w:val="20"/>
-                              </w:rPr>
-                              <w:alias w:val="Address"/>
-                              <w:tag w:val=""/>
-                              <w:id w:val="171227497"/>
-                              <w:dataBinding w:prefixMappings="xmlns:ns0='http://schemas.microsoft.com/office/2006/coverPageProps' " w:xpath="/ns0:CoverPageProperties[1]/ns0:CompanyAddress[1]" w:storeItemID="{55AF091B-3C7A-41E3-B477-F2FDAA23CFDA}"/>
-                              <w:text/>
-                            </w:sdtPr>
-                            <w:sdtEndPr/>
-                            <w:sdtContent>
-                              <w:r>
-                                <w:rPr>
-                                  <w:color w:val="262626" w:themeColor="text1" w:themeTint="D9"/>
-                                  <w:sz w:val="20"/>
-                                  <w:szCs w:val="20"/>
-                                </w:rPr>
-                                <w:t>&lt;</w:t>
-                              </w:r>
-                              <w:r>
-                                <w:rPr>
-                                  <w:color w:val="262626" w:themeColor="text1" w:themeTint="D9"/>
-                                  <w:sz w:val="20"/>
-                                  <w:szCs w:val="20"/>
-                                </w:rPr>
-                                <w:t>Department/</w:t>
-                              </w:r>
-                              <w:r>
-                                <w:rPr>
-                                  <w:color w:val="262626" w:themeColor="text1" w:themeTint="D9"/>
-                                  <w:sz w:val="20"/>
-                                  <w:szCs w:val="20"/>
-                                </w:rPr>
-                                <w:t>College Name&gt;</w:t>
-                              </w:r>
-                            </w:sdtContent>
-                          </w:sdt>
                           <w:r>
                             <w:rPr>
                               <w:color w:val="262626" w:themeColor="text1" w:themeTint="D9"/>
                               <w:sz w:val="20"/>
                               <w:szCs w:val="20"/>
                             </w:rPr>
-                            <w:t xml:space="preserve"> </w:t>
+                            <w:t>Computer Science/ KFGC RYK</w:t>
                           </w:r>
                         </w:p>
                       </w:txbxContent>
@@ -1075,7 +976,7 @@
             <mc:AlternateContent>
               <mc:Choice Requires="wpg">
                 <w:drawing>
-                  <wp:anchor distT="0" distB="0" distL="114300" distR="114300" simplePos="0" relativeHeight="251659264" behindDoc="0" locked="0" layoutInCell="1" allowOverlap="1">
+                  <wp:anchor distT="0" distB="0" distL="114300" distR="114300" simplePos="0" relativeHeight="251659264" behindDoc="0" locked="0" layoutInCell="1" allowOverlap="1" wp14:anchorId="322DAB40" wp14:editId="1D0F733E">
                     <wp:simplePos x="0" y="0"/>
                     <mc:AlternateContent>
                       <mc:Choice Requires="wp14">
@@ -1235,8 +1136,8 @@
           <w:szCs w:val="32"/>
         </w:rPr>
       </w:pPr>
-      <w:bookmarkStart w:id="2" w:name="_Toc506458769"/>
-      <w:bookmarkStart w:id="3" w:name="_Toc506459135"/>
+      <w:bookmarkStart w:id="0" w:name="_Toc506458769"/>
+      <w:bookmarkStart w:id="1" w:name="_Toc506459135"/>
       <w:r>
         <w:rPr>
           <w:rFonts w:ascii="Arial" w:hAnsi="Arial" w:cs="Arial"/>
@@ -1247,8 +1148,8 @@
         <w:lastRenderedPageBreak/>
         <w:t>Revision History</w:t>
       </w:r>
-      <w:bookmarkEnd w:id="2"/>
-      <w:bookmarkEnd w:id="3"/>
+      <w:bookmarkEnd w:id="0"/>
+      <w:bookmarkEnd w:id="1"/>
     </w:p>
     <w:tbl>
       <w:tblPr>
@@ -1703,8 +1604,8 @@
           <w:szCs w:val="32"/>
         </w:rPr>
       </w:pPr>
-      <w:bookmarkStart w:id="4" w:name="_Toc506458770"/>
-      <w:bookmarkStart w:id="5" w:name="_Toc506459136"/>
+      <w:bookmarkStart w:id="2" w:name="_Toc506458770"/>
+      <w:bookmarkStart w:id="3" w:name="_Toc506459136"/>
       <w:r>
         <w:rPr>
           <w:rFonts w:ascii="Arial" w:hAnsi="Arial" w:cs="Arial"/>
@@ -1714,8 +1615,8 @@
         </w:rPr>
         <w:t>Document Approval</w:t>
       </w:r>
-      <w:bookmarkEnd w:id="4"/>
-      <w:bookmarkEnd w:id="5"/>
+      <w:bookmarkEnd w:id="2"/>
+      <w:bookmarkEnd w:id="3"/>
     </w:p>
     <w:p>
       <w:pPr>
@@ -4004,8 +3905,8 @@
     <w:p>
       <w:pPr>
         <w:sectPr>
-          <w:footerReference w:type="default" r:id="rId8"/>
-          <w:footerReference w:type="first" r:id="rId9"/>
+          <w:footerReference w:type="default" r:id="rId9"/>
+          <w:footerReference w:type="first" r:id="rId10"/>
           <w:pgSz w:w="12240" w:h="15840"/>
           <w:pgMar w:top="1440" w:right="1440" w:bottom="1440" w:left="1440" w:header="720" w:footer="720" w:gutter="0"/>
           <w:pgNumType w:fmt="lowerRoman" w:start="0"/>
@@ -4026,81 +3927,746 @@
         <w:lastRenderedPageBreak/>
         <w:fldChar w:fldCharType="end"/>
       </w:r>
-      <w:bookmarkStart w:id="6" w:name="_Toc438070008"/>
-      <w:bookmarkStart w:id="7" w:name="_Toc438070105"/>
+      <w:bookmarkStart w:id="4" w:name="_Toc438070008"/>
+      <w:bookmarkStart w:id="5" w:name="_Toc438070105"/>
       <w:r>
         <w:t>1. INTRODUCTION</w:t>
       </w:r>
+      <w:bookmarkEnd w:id="4"/>
+      <w:bookmarkEnd w:id="5"/>
+    </w:p>
+    <w:p>
+      <w:pPr>
+        <w:pStyle w:val="Heading2"/>
+      </w:pPr>
+      <w:bookmarkStart w:id="6" w:name="_Toc438070009"/>
+      <w:bookmarkStart w:id="7" w:name="_Toc438070106"/>
+      <w:r>
+        <w:t xml:space="preserve">1.1 </w:t>
+      </w:r>
+      <w:r>
+        <w:t xml:space="preserve"> </w:t>
+      </w:r>
+      <w:r>
+        <w:t>Purpose</w:t>
+      </w:r>
+      <w:bookmarkStart w:id="8" w:name="_Toc438070010"/>
+      <w:bookmarkStart w:id="9" w:name="_Toc438070107"/>
       <w:bookmarkEnd w:id="6"/>
       <w:bookmarkEnd w:id="7"/>
     </w:p>
     <w:p>
       <w:pPr>
         <w:pStyle w:val="Heading2"/>
-      </w:pPr>
-      <w:bookmarkStart w:id="8" w:name="_Toc438070009"/>
-      <w:bookmarkStart w:id="9" w:name="_Toc438070106"/>
-      <w:r>
-        <w:t xml:space="preserve">1.1 </w:t>
-      </w:r>
-      <w:r>
+        <w:ind w:left="0" w:firstLine="720"/>
+        <w:rPr>
+          <w:rFonts w:ascii="Times New Roman" w:hAnsi="Times New Roman"/>
+          <w:b w:val="0"/>
+          <w:szCs w:val="24"/>
+        </w:rPr>
+      </w:pPr>
+      <w:r>
+        <w:rPr>
+          <w:rFonts w:ascii="Times New Roman" w:hAnsi="Times New Roman"/>
+          <w:b w:val="0"/>
+          <w:szCs w:val="24"/>
+        </w:rPr>
+        <w:t>The purpose of this SDD is to provide a complete architectural and detailed design for ShoeCommerce, an online e-commerce platform for buying and selling shoes. This document translates functional and non-functional requirements from the SRS into a technical blueprint for developers, UI/UX designers, and stakeholders.</w:t>
+      </w:r>
+    </w:p>
+    <w:p>
+      <w:pPr>
+        <w:pStyle w:val="Heading2"/>
+        <w:ind w:left="0" w:firstLine="720"/>
+        <w:rPr>
+          <w:rFonts w:ascii="Times New Roman" w:hAnsi="Times New Roman"/>
+          <w:b w:val="0"/>
+          <w:szCs w:val="24"/>
+        </w:rPr>
+      </w:pPr>
+      <w:r>
+        <w:rPr>
+          <w:rFonts w:ascii="Times New Roman" w:hAnsi="Times New Roman"/>
+          <w:b w:val="0"/>
+          <w:szCs w:val="24"/>
+        </w:rPr>
+        <w:t>The document ensures clarity, maintainability, scalability, and security in the system design, covering front-end, back-end, database, and third-party integrations.</w:t>
+      </w:r>
+      <w:r>
+        <w:rPr>
+          <w:rFonts w:ascii="Times New Roman" w:hAnsi="Times New Roman"/>
+          <w:b w:val="0"/>
+          <w:szCs w:val="24"/>
+        </w:rPr>
         <w:t xml:space="preserve"> </w:t>
       </w:r>
-      <w:r>
-        <w:t>Purpose</w:t>
+    </w:p>
+    <w:p>
+      <w:pPr>
+        <w:pStyle w:val="Heading2"/>
+      </w:pPr>
+      <w:r>
+        <w:t xml:space="preserve">1.2 </w:t>
+      </w:r>
+      <w:r>
+        <w:t xml:space="preserve"> </w:t>
+      </w:r>
+      <w:r>
+        <w:t>Scope</w:t>
       </w:r>
       <w:bookmarkEnd w:id="8"/>
       <w:bookmarkEnd w:id="9"/>
     </w:p>
     <w:p>
       <w:pPr>
-        <w:pStyle w:val="ListParagraph"/>
-        <w:rPr>
-          <w:szCs w:val="24"/>
-        </w:rPr>
-      </w:pPr>
-      <w:r>
-        <w:rPr>
-          <w:szCs w:val="24"/>
-        </w:rPr>
-        <w:t>Identify the purpose of this SDD and its intended audience. (e.g. “This software design</w:t>
-      </w:r>
-      <w:r>
-        <w:rPr>
-          <w:szCs w:val="24"/>
-        </w:rPr>
+        <w:pStyle w:val="Heading2"/>
+        <w:ind w:left="0" w:firstLine="720"/>
+        <w:rPr>
+          <w:rFonts w:ascii="Times New Roman" w:hAnsi="Times New Roman"/>
+          <w:b w:val="0"/>
+          <w:szCs w:val="24"/>
+        </w:rPr>
+      </w:pPr>
+      <w:bookmarkStart w:id="10" w:name="_Toc438070011"/>
+      <w:bookmarkStart w:id="11" w:name="_Toc438070108"/>
+      <w:r>
+        <w:rPr>
+          <w:rFonts w:ascii="Times New Roman" w:hAnsi="Times New Roman"/>
+          <w:b w:val="0"/>
+          <w:szCs w:val="24"/>
+        </w:rPr>
+        <w:t>ShoeCommerce enables users to browse, search, and purchase shoes through a web application accessible on multiple devices, including desktops, tablets, and mobile phones. Customers can view product details, add items to their cart or wishlist, complete purchases via integrated payment gateways, and track orders. Administrators have tools to manage the product catalog, monitor inventory, process orders, and generate operational reports.</w:t>
+      </w:r>
+    </w:p>
+    <w:p>
+      <w:pPr>
+        <w:pStyle w:val="Heading2"/>
+        <w:ind w:left="0" w:firstLine="720"/>
+        <w:rPr>
+          <w:rFonts w:ascii="Times New Roman" w:hAnsi="Times New Roman"/>
+          <w:b w:val="0"/>
+          <w:szCs w:val="24"/>
+        </w:rPr>
+      </w:pPr>
+      <w:r>
+        <w:rPr>
+          <w:rFonts w:ascii="Times New Roman" w:hAnsi="Times New Roman"/>
+          <w:b w:val="0"/>
+          <w:szCs w:val="24"/>
+        </w:rPr>
+        <w:t xml:space="preserve">The scope of this SDD includes the design of all major components of the system, including the frontend interface, backend services, database structure, APIs, and security mechanisms. While deployment and implementation details are outside the scope of this document, the design ensures scalability, maintainability, and flexibility for future enhancements, such as AI-based product recommendations or additional payment methods. </w:t>
+      </w:r>
+    </w:p>
+    <w:p>
+      <w:pPr>
+        <w:pStyle w:val="Heading2"/>
+      </w:pPr>
+      <w:r>
+        <w:t>1.</w:t>
+      </w:r>
+      <w:r>
+        <w:t>3</w:t>
+      </w:r>
+      <w:r>
         <w:t xml:space="preserve"> </w:t>
       </w:r>
       <w:r>
-        <w:rPr>
-          <w:szCs w:val="24"/>
-        </w:rPr>
-        <w:t xml:space="preserve">document describes the architecture and system design of </w:t>
-      </w:r>
-      <w:r>
-        <w:t>XX</w:t>
-      </w:r>
-      <w:r>
-        <w:rPr>
-          <w:szCs w:val="24"/>
-        </w:rPr>
-        <w:t>. ….”).</w:t>
-      </w:r>
-    </w:p>
+        <w:t xml:space="preserve"> </w:t>
+      </w:r>
+      <w:r>
+        <w:t>Definitions and Acronyms</w:t>
+      </w:r>
+    </w:p>
+    <w:tbl>
+      <w:tblPr>
+        <w:tblStyle w:val="TableGrid"/>
+        <w:tblW w:w="0" w:type="auto"/>
+        <w:tblInd w:w="720" w:type="dxa"/>
+        <w:tblLook w:val="04A0" w:firstRow="1" w:lastRow="0" w:firstColumn="1" w:lastColumn="0" w:noHBand="0" w:noVBand="1"/>
+      </w:tblPr>
+      <w:tblGrid>
+        <w:gridCol w:w="4271"/>
+        <w:gridCol w:w="4359"/>
+      </w:tblGrid>
+      <w:tr>
+        <w:tc>
+          <w:tcPr>
+            <w:tcW w:w="4271" w:type="dxa"/>
+            <w:vAlign w:val="center"/>
+          </w:tcPr>
+          <w:p>
+            <w:pPr>
+              <w:pStyle w:val="NoSpacing"/>
+              <w:spacing w:line="360" w:lineRule="auto"/>
+              <w:rPr>
+                <w:rFonts w:asciiTheme="majorBidi" w:hAnsiTheme="majorBidi" w:cstheme="majorBidi"/>
+                <w:b/>
+                <w:bCs/>
+                <w:sz w:val="24"/>
+                <w:szCs w:val="24"/>
+              </w:rPr>
+            </w:pPr>
+            <w:r>
+              <w:rPr>
+                <w:rFonts w:asciiTheme="majorBidi" w:hAnsiTheme="majorBidi" w:cstheme="majorBidi"/>
+                <w:b/>
+                <w:bCs/>
+                <w:sz w:val="24"/>
+                <w:szCs w:val="24"/>
+              </w:rPr>
+              <w:t>Term</w:t>
+            </w:r>
+          </w:p>
+        </w:tc>
+        <w:tc>
+          <w:tcPr>
+            <w:tcW w:w="4359" w:type="dxa"/>
+            <w:vAlign w:val="center"/>
+          </w:tcPr>
+          <w:p>
+            <w:pPr>
+              <w:pStyle w:val="NoSpacing"/>
+              <w:spacing w:line="360" w:lineRule="auto"/>
+              <w:rPr>
+                <w:rFonts w:asciiTheme="majorBidi" w:hAnsiTheme="majorBidi" w:cstheme="majorBidi"/>
+                <w:b/>
+                <w:bCs/>
+                <w:sz w:val="24"/>
+                <w:szCs w:val="24"/>
+              </w:rPr>
+            </w:pPr>
+            <w:r>
+              <w:rPr>
+                <w:rFonts w:asciiTheme="majorBidi" w:hAnsiTheme="majorBidi" w:cstheme="majorBidi"/>
+                <w:b/>
+                <w:bCs/>
+                <w:sz w:val="24"/>
+                <w:szCs w:val="24"/>
+              </w:rPr>
+              <w:t>Definition</w:t>
+            </w:r>
+          </w:p>
+        </w:tc>
+      </w:tr>
+      <w:tr>
+        <w:tc>
+          <w:tcPr>
+            <w:tcW w:w="4271" w:type="dxa"/>
+            <w:vAlign w:val="center"/>
+          </w:tcPr>
+          <w:p>
+            <w:pPr>
+              <w:pStyle w:val="NoSpacing"/>
+              <w:spacing w:line="360" w:lineRule="auto"/>
+              <w:rPr>
+                <w:rFonts w:asciiTheme="majorBidi" w:hAnsiTheme="majorBidi" w:cstheme="majorBidi"/>
+                <w:b/>
+                <w:bCs/>
+                <w:sz w:val="24"/>
+                <w:szCs w:val="24"/>
+              </w:rPr>
+            </w:pPr>
+            <w:r>
+              <w:rPr>
+                <w:rFonts w:asciiTheme="majorBidi" w:hAnsiTheme="majorBidi" w:cstheme="majorBidi"/>
+                <w:sz w:val="24"/>
+                <w:szCs w:val="24"/>
+              </w:rPr>
+              <w:t>SRS</w:t>
+            </w:r>
+          </w:p>
+        </w:tc>
+        <w:tc>
+          <w:tcPr>
+            <w:tcW w:w="4359" w:type="dxa"/>
+            <w:vAlign w:val="center"/>
+          </w:tcPr>
+          <w:p>
+            <w:pPr>
+              <w:pStyle w:val="NoSpacing"/>
+              <w:spacing w:line="360" w:lineRule="auto"/>
+              <w:rPr>
+                <w:rFonts w:asciiTheme="majorBidi" w:hAnsiTheme="majorBidi" w:cstheme="majorBidi"/>
+                <w:b/>
+                <w:bCs/>
+                <w:sz w:val="24"/>
+                <w:szCs w:val="24"/>
+              </w:rPr>
+            </w:pPr>
+            <w:r>
+              <w:rPr>
+                <w:rFonts w:asciiTheme="majorBidi" w:hAnsiTheme="majorBidi" w:cstheme="majorBidi"/>
+                <w:sz w:val="24"/>
+                <w:szCs w:val="24"/>
+              </w:rPr>
+              <w:t>Software Requirements Specification</w:t>
+            </w:r>
+          </w:p>
+        </w:tc>
+      </w:tr>
+      <w:tr>
+        <w:tc>
+          <w:tcPr>
+            <w:tcW w:w="4271" w:type="dxa"/>
+            <w:vAlign w:val="center"/>
+          </w:tcPr>
+          <w:p>
+            <w:pPr>
+              <w:pStyle w:val="NoSpacing"/>
+              <w:spacing w:line="360" w:lineRule="auto"/>
+              <w:rPr>
+                <w:rFonts w:asciiTheme="majorBidi" w:hAnsiTheme="majorBidi" w:cstheme="majorBidi"/>
+                <w:b/>
+                <w:bCs/>
+                <w:sz w:val="24"/>
+                <w:szCs w:val="24"/>
+              </w:rPr>
+            </w:pPr>
+            <w:r>
+              <w:rPr>
+                <w:rFonts w:asciiTheme="majorBidi" w:hAnsiTheme="majorBidi" w:cstheme="majorBidi"/>
+                <w:sz w:val="24"/>
+                <w:szCs w:val="24"/>
+              </w:rPr>
+              <w:t>SDD</w:t>
+            </w:r>
+          </w:p>
+        </w:tc>
+        <w:tc>
+          <w:tcPr>
+            <w:tcW w:w="4359" w:type="dxa"/>
+            <w:vAlign w:val="center"/>
+          </w:tcPr>
+          <w:p>
+            <w:pPr>
+              <w:pStyle w:val="NoSpacing"/>
+              <w:spacing w:line="360" w:lineRule="auto"/>
+              <w:rPr>
+                <w:rFonts w:asciiTheme="majorBidi" w:hAnsiTheme="majorBidi" w:cstheme="majorBidi"/>
+                <w:b/>
+                <w:bCs/>
+                <w:sz w:val="24"/>
+                <w:szCs w:val="24"/>
+              </w:rPr>
+            </w:pPr>
+            <w:r>
+              <w:rPr>
+                <w:rFonts w:asciiTheme="majorBidi" w:hAnsiTheme="majorBidi" w:cstheme="majorBidi"/>
+                <w:sz w:val="24"/>
+                <w:szCs w:val="24"/>
+              </w:rPr>
+              <w:t>Software Design Document</w:t>
+            </w:r>
+          </w:p>
+        </w:tc>
+      </w:tr>
+      <w:tr>
+        <w:tc>
+          <w:tcPr>
+            <w:tcW w:w="4271" w:type="dxa"/>
+            <w:vAlign w:val="center"/>
+          </w:tcPr>
+          <w:p>
+            <w:pPr>
+              <w:pStyle w:val="NoSpacing"/>
+              <w:spacing w:line="360" w:lineRule="auto"/>
+              <w:rPr>
+                <w:rFonts w:asciiTheme="majorBidi" w:hAnsiTheme="majorBidi" w:cstheme="majorBidi"/>
+                <w:b/>
+                <w:bCs/>
+                <w:sz w:val="24"/>
+                <w:szCs w:val="24"/>
+              </w:rPr>
+            </w:pPr>
+            <w:r>
+              <w:rPr>
+                <w:rFonts w:asciiTheme="majorBidi" w:hAnsiTheme="majorBidi" w:cstheme="majorBidi"/>
+                <w:sz w:val="24"/>
+                <w:szCs w:val="24"/>
+              </w:rPr>
+              <w:t>UI</w:t>
+            </w:r>
+          </w:p>
+        </w:tc>
+        <w:tc>
+          <w:tcPr>
+            <w:tcW w:w="4359" w:type="dxa"/>
+            <w:vAlign w:val="center"/>
+          </w:tcPr>
+          <w:p>
+            <w:pPr>
+              <w:pStyle w:val="NoSpacing"/>
+              <w:spacing w:line="360" w:lineRule="auto"/>
+              <w:rPr>
+                <w:rFonts w:asciiTheme="majorBidi" w:hAnsiTheme="majorBidi" w:cstheme="majorBidi"/>
+                <w:b/>
+                <w:bCs/>
+                <w:sz w:val="24"/>
+                <w:szCs w:val="24"/>
+              </w:rPr>
+            </w:pPr>
+            <w:r>
+              <w:rPr>
+                <w:rFonts w:asciiTheme="majorBidi" w:hAnsiTheme="majorBidi" w:cstheme="majorBidi"/>
+                <w:sz w:val="24"/>
+                <w:szCs w:val="24"/>
+              </w:rPr>
+              <w:t>User Interface</w:t>
+            </w:r>
+          </w:p>
+        </w:tc>
+      </w:tr>
+      <w:tr>
+        <w:tc>
+          <w:tcPr>
+            <w:tcW w:w="4271" w:type="dxa"/>
+            <w:vAlign w:val="center"/>
+          </w:tcPr>
+          <w:p>
+            <w:pPr>
+              <w:pStyle w:val="NoSpacing"/>
+              <w:spacing w:line="360" w:lineRule="auto"/>
+              <w:rPr>
+                <w:rFonts w:asciiTheme="majorBidi" w:hAnsiTheme="majorBidi" w:cstheme="majorBidi"/>
+                <w:b/>
+                <w:bCs/>
+                <w:sz w:val="24"/>
+                <w:szCs w:val="24"/>
+              </w:rPr>
+            </w:pPr>
+            <w:r>
+              <w:rPr>
+                <w:rFonts w:asciiTheme="majorBidi" w:hAnsiTheme="majorBidi" w:cstheme="majorBidi"/>
+                <w:sz w:val="24"/>
+                <w:szCs w:val="24"/>
+              </w:rPr>
+              <w:t>UX</w:t>
+            </w:r>
+          </w:p>
+        </w:tc>
+        <w:tc>
+          <w:tcPr>
+            <w:tcW w:w="4359" w:type="dxa"/>
+            <w:vAlign w:val="center"/>
+          </w:tcPr>
+          <w:p>
+            <w:pPr>
+              <w:pStyle w:val="NoSpacing"/>
+              <w:spacing w:line="360" w:lineRule="auto"/>
+              <w:rPr>
+                <w:rFonts w:asciiTheme="majorBidi" w:hAnsiTheme="majorBidi" w:cstheme="majorBidi"/>
+                <w:b/>
+                <w:bCs/>
+                <w:sz w:val="24"/>
+                <w:szCs w:val="24"/>
+              </w:rPr>
+            </w:pPr>
+            <w:r>
+              <w:rPr>
+                <w:rFonts w:asciiTheme="majorBidi" w:hAnsiTheme="majorBidi" w:cstheme="majorBidi"/>
+                <w:sz w:val="24"/>
+                <w:szCs w:val="24"/>
+              </w:rPr>
+              <w:t>User Experience</w:t>
+            </w:r>
+          </w:p>
+        </w:tc>
+      </w:tr>
+      <w:tr>
+        <w:tc>
+          <w:tcPr>
+            <w:tcW w:w="4271" w:type="dxa"/>
+            <w:vAlign w:val="center"/>
+          </w:tcPr>
+          <w:p>
+            <w:pPr>
+              <w:pStyle w:val="NoSpacing"/>
+              <w:spacing w:line="360" w:lineRule="auto"/>
+              <w:rPr>
+                <w:rFonts w:asciiTheme="majorBidi" w:hAnsiTheme="majorBidi" w:cstheme="majorBidi"/>
+                <w:b/>
+                <w:bCs/>
+                <w:sz w:val="24"/>
+                <w:szCs w:val="24"/>
+              </w:rPr>
+            </w:pPr>
+            <w:r>
+              <w:rPr>
+                <w:rFonts w:asciiTheme="majorBidi" w:hAnsiTheme="majorBidi" w:cstheme="majorBidi"/>
+                <w:sz w:val="24"/>
+                <w:szCs w:val="24"/>
+              </w:rPr>
+              <w:t>ERD</w:t>
+            </w:r>
+          </w:p>
+        </w:tc>
+        <w:tc>
+          <w:tcPr>
+            <w:tcW w:w="4359" w:type="dxa"/>
+            <w:vAlign w:val="center"/>
+          </w:tcPr>
+          <w:p>
+            <w:pPr>
+              <w:pStyle w:val="NoSpacing"/>
+              <w:spacing w:line="360" w:lineRule="auto"/>
+              <w:rPr>
+                <w:rFonts w:asciiTheme="majorBidi" w:hAnsiTheme="majorBidi" w:cstheme="majorBidi"/>
+                <w:b/>
+                <w:bCs/>
+                <w:sz w:val="24"/>
+                <w:szCs w:val="24"/>
+              </w:rPr>
+            </w:pPr>
+            <w:r>
+              <w:rPr>
+                <w:rFonts w:asciiTheme="majorBidi" w:hAnsiTheme="majorBidi" w:cstheme="majorBidi"/>
+                <w:sz w:val="24"/>
+                <w:szCs w:val="24"/>
+              </w:rPr>
+              <w:t>Entity Relationship Diagram</w:t>
+            </w:r>
+          </w:p>
+        </w:tc>
+      </w:tr>
+      <w:tr>
+        <w:tc>
+          <w:tcPr>
+            <w:tcW w:w="4271" w:type="dxa"/>
+            <w:vAlign w:val="center"/>
+          </w:tcPr>
+          <w:p>
+            <w:pPr>
+              <w:pStyle w:val="NoSpacing"/>
+              <w:spacing w:line="360" w:lineRule="auto"/>
+              <w:rPr>
+                <w:rFonts w:asciiTheme="majorBidi" w:hAnsiTheme="majorBidi" w:cstheme="majorBidi"/>
+                <w:b/>
+                <w:bCs/>
+                <w:sz w:val="24"/>
+                <w:szCs w:val="24"/>
+              </w:rPr>
+            </w:pPr>
+            <w:r>
+              <w:rPr>
+                <w:rFonts w:asciiTheme="majorBidi" w:hAnsiTheme="majorBidi" w:cstheme="majorBidi"/>
+                <w:sz w:val="24"/>
+                <w:szCs w:val="24"/>
+              </w:rPr>
+              <w:t>JWT</w:t>
+            </w:r>
+          </w:p>
+        </w:tc>
+        <w:tc>
+          <w:tcPr>
+            <w:tcW w:w="4359" w:type="dxa"/>
+            <w:vAlign w:val="center"/>
+          </w:tcPr>
+          <w:p>
+            <w:pPr>
+              <w:pStyle w:val="NoSpacing"/>
+              <w:spacing w:line="360" w:lineRule="auto"/>
+              <w:rPr>
+                <w:rFonts w:asciiTheme="majorBidi" w:hAnsiTheme="majorBidi" w:cstheme="majorBidi"/>
+                <w:b/>
+                <w:bCs/>
+                <w:sz w:val="24"/>
+                <w:szCs w:val="24"/>
+              </w:rPr>
+            </w:pPr>
+            <w:r>
+              <w:rPr>
+                <w:rFonts w:asciiTheme="majorBidi" w:hAnsiTheme="majorBidi" w:cstheme="majorBidi"/>
+                <w:sz w:val="24"/>
+                <w:szCs w:val="24"/>
+              </w:rPr>
+              <w:t>JSON Web Token – used for authentication</w:t>
+            </w:r>
+          </w:p>
+        </w:tc>
+      </w:tr>
+      <w:tr>
+        <w:tc>
+          <w:tcPr>
+            <w:tcW w:w="4271" w:type="dxa"/>
+            <w:vAlign w:val="center"/>
+          </w:tcPr>
+          <w:p>
+            <w:pPr>
+              <w:pStyle w:val="NoSpacing"/>
+              <w:spacing w:line="360" w:lineRule="auto"/>
+              <w:rPr>
+                <w:rFonts w:asciiTheme="majorBidi" w:hAnsiTheme="majorBidi" w:cstheme="majorBidi"/>
+                <w:bCs/>
+                <w:sz w:val="24"/>
+                <w:szCs w:val="24"/>
+              </w:rPr>
+            </w:pPr>
+            <w:r>
+              <w:rPr>
+                <w:rFonts w:asciiTheme="majorBidi" w:hAnsiTheme="majorBidi" w:cstheme="majorBidi"/>
+                <w:sz w:val="24"/>
+                <w:szCs w:val="24"/>
+              </w:rPr>
+              <w:t>API</w:t>
+            </w:r>
+          </w:p>
+        </w:tc>
+        <w:tc>
+          <w:tcPr>
+            <w:tcW w:w="4359" w:type="dxa"/>
+            <w:vAlign w:val="center"/>
+          </w:tcPr>
+          <w:p>
+            <w:pPr>
+              <w:pStyle w:val="NoSpacing"/>
+              <w:spacing w:line="360" w:lineRule="auto"/>
+              <w:rPr>
+                <w:rFonts w:asciiTheme="majorBidi" w:hAnsiTheme="majorBidi" w:cstheme="majorBidi"/>
+                <w:bCs/>
+                <w:sz w:val="24"/>
+                <w:szCs w:val="24"/>
+              </w:rPr>
+            </w:pPr>
+            <w:r>
+              <w:rPr>
+                <w:rFonts w:asciiTheme="majorBidi" w:hAnsiTheme="majorBidi" w:cstheme="majorBidi"/>
+                <w:sz w:val="24"/>
+                <w:szCs w:val="24"/>
+              </w:rPr>
+              <w:t>Application Programming Interface</w:t>
+            </w:r>
+          </w:p>
+        </w:tc>
+      </w:tr>
+      <w:tr>
+        <w:tc>
+          <w:tcPr>
+            <w:tcW w:w="4271" w:type="dxa"/>
+            <w:vAlign w:val="center"/>
+          </w:tcPr>
+          <w:p>
+            <w:pPr>
+              <w:pStyle w:val="NoSpacing"/>
+              <w:spacing w:line="360" w:lineRule="auto"/>
+              <w:rPr>
+                <w:rFonts w:asciiTheme="majorBidi" w:hAnsiTheme="majorBidi" w:cstheme="majorBidi"/>
+                <w:bCs/>
+                <w:sz w:val="24"/>
+                <w:szCs w:val="24"/>
+              </w:rPr>
+            </w:pPr>
+            <w:r>
+              <w:rPr>
+                <w:rFonts w:asciiTheme="majorBidi" w:hAnsiTheme="majorBidi" w:cstheme="majorBidi"/>
+                <w:sz w:val="24"/>
+                <w:szCs w:val="24"/>
+              </w:rPr>
+              <w:t>SKU</w:t>
+            </w:r>
+          </w:p>
+        </w:tc>
+        <w:tc>
+          <w:tcPr>
+            <w:tcW w:w="4359" w:type="dxa"/>
+            <w:vAlign w:val="center"/>
+          </w:tcPr>
+          <w:p>
+            <w:pPr>
+              <w:pStyle w:val="NoSpacing"/>
+              <w:spacing w:line="360" w:lineRule="auto"/>
+              <w:rPr>
+                <w:rFonts w:asciiTheme="majorBidi" w:hAnsiTheme="majorBidi" w:cstheme="majorBidi"/>
+                <w:bCs/>
+                <w:sz w:val="24"/>
+                <w:szCs w:val="24"/>
+              </w:rPr>
+            </w:pPr>
+            <w:r>
+              <w:rPr>
+                <w:rFonts w:asciiTheme="majorBidi" w:hAnsiTheme="majorBidi" w:cstheme="majorBidi"/>
+                <w:sz w:val="24"/>
+                <w:szCs w:val="24"/>
+              </w:rPr>
+              <w:t>Stock Keeping Unit – unique product identifier</w:t>
+            </w:r>
+          </w:p>
+        </w:tc>
+      </w:tr>
+      <w:tr>
+        <w:tc>
+          <w:tcPr>
+            <w:tcW w:w="4271" w:type="dxa"/>
+            <w:vAlign w:val="center"/>
+          </w:tcPr>
+          <w:p>
+            <w:pPr>
+              <w:pStyle w:val="NoSpacing"/>
+              <w:spacing w:line="360" w:lineRule="auto"/>
+              <w:rPr>
+                <w:rFonts w:asciiTheme="majorBidi" w:hAnsiTheme="majorBidi" w:cstheme="majorBidi"/>
+                <w:bCs/>
+                <w:sz w:val="24"/>
+                <w:szCs w:val="24"/>
+              </w:rPr>
+            </w:pPr>
+            <w:r>
+              <w:rPr>
+                <w:rFonts w:asciiTheme="majorBidi" w:hAnsiTheme="majorBidi" w:cstheme="majorBidi"/>
+                <w:sz w:val="24"/>
+                <w:szCs w:val="24"/>
+              </w:rPr>
+              <w:lastRenderedPageBreak/>
+              <w:t>CRUD</w:t>
+            </w:r>
+          </w:p>
+        </w:tc>
+        <w:tc>
+          <w:tcPr>
+            <w:tcW w:w="4359" w:type="dxa"/>
+            <w:vAlign w:val="center"/>
+          </w:tcPr>
+          <w:p>
+            <w:pPr>
+              <w:pStyle w:val="NoSpacing"/>
+              <w:spacing w:line="360" w:lineRule="auto"/>
+              <w:rPr>
+                <w:rFonts w:asciiTheme="majorBidi" w:hAnsiTheme="majorBidi" w:cstheme="majorBidi"/>
+                <w:bCs/>
+                <w:sz w:val="24"/>
+                <w:szCs w:val="24"/>
+              </w:rPr>
+            </w:pPr>
+            <w:r>
+              <w:rPr>
+                <w:rFonts w:asciiTheme="majorBidi" w:hAnsiTheme="majorBidi" w:cstheme="majorBidi"/>
+                <w:sz w:val="24"/>
+                <w:szCs w:val="24"/>
+              </w:rPr>
+              <w:t>Create, Read, Update, Delete</w:t>
+            </w:r>
+          </w:p>
+        </w:tc>
+      </w:tr>
+    </w:tbl>
+    <w:p/>
     <w:p>
       <w:pPr>
         <w:pStyle w:val="Heading2"/>
       </w:pPr>
-      <w:bookmarkStart w:id="10" w:name="_Toc438070010"/>
-      <w:bookmarkStart w:id="11" w:name="_Toc438070107"/>
-      <w:r>
-        <w:t xml:space="preserve">1.2 </w:t>
+      <w:r>
+        <w:t>1.</w:t>
+      </w:r>
+      <w:r>
+        <w:t>4</w:t>
       </w:r>
       <w:r>
         <w:t xml:space="preserve"> </w:t>
       </w:r>
       <w:r>
-        <w:t>Scope</w:t>
+        <w:t xml:space="preserve"> </w:t>
+      </w:r>
+      <w:r>
+        <w:t>Overview</w:t>
       </w:r>
       <w:bookmarkEnd w:id="10"/>
       <w:bookmarkEnd w:id="11"/>
@@ -4108,153 +4674,5478 @@
     <w:p>
       <w:pPr>
         <w:pStyle w:val="ListParagraph"/>
-        <w:rPr>
-          <w:szCs w:val="24"/>
-        </w:rPr>
-      </w:pPr>
-      <w:r>
-        <w:rPr>
-          <w:szCs w:val="24"/>
-        </w:rPr>
-        <w:t>Provide a description and scope of the software and explain the goals, objectives and benefits</w:t>
-      </w:r>
-      <w:r>
-        <w:rPr>
+        <w:numPr>
+          <w:ilvl w:val="0"/>
+          <w:numId w:val="2"/>
+        </w:numPr>
+        <w:rPr>
+          <w:szCs w:val="24"/>
+        </w:rPr>
+      </w:pPr>
+      <w:bookmarkStart w:id="12" w:name="_Toc438070012"/>
+      <w:bookmarkStart w:id="13" w:name="_Toc438070109"/>
+      <w:r>
+        <w:rPr>
+          <w:b/>
+          <w:bCs/>
+          <w:szCs w:val="24"/>
+        </w:rPr>
+        <w:t>Modular Design:</w:t>
+      </w:r>
+      <w:r>
+        <w:rPr>
+          <w:szCs w:val="24"/>
+        </w:rPr>
+        <w:t xml:space="preserve"> Separate modules for customer, vendor, admin, and shared services.</w:t>
+      </w:r>
+    </w:p>
+    <w:p>
+      <w:pPr>
+        <w:pStyle w:val="ListParagraph"/>
+        <w:numPr>
+          <w:ilvl w:val="0"/>
+          <w:numId w:val="2"/>
+        </w:numPr>
+        <w:rPr>
+          <w:szCs w:val="24"/>
+        </w:rPr>
+      </w:pPr>
+      <w:r>
+        <w:rPr>
+          <w:b/>
+          <w:bCs/>
+          <w:szCs w:val="24"/>
+        </w:rPr>
+        <w:t>Layered</w:t>
+      </w:r>
+      <w:r>
+        <w:rPr>
+          <w:b/>
+          <w:bCs/>
           <w:szCs w:val="24"/>
         </w:rPr>
         <w:t xml:space="preserve"> </w:t>
       </w:r>
       <w:r>
         <w:rPr>
-          <w:szCs w:val="24"/>
-        </w:rPr>
-        <w:t xml:space="preserve">of your project. This will provide the basis for the brief </w:t>
-      </w:r>
-      <w:r>
-        <w:t>description</w:t>
-      </w:r>
-      <w:r>
-        <w:rPr>
-          <w:szCs w:val="24"/>
-        </w:rPr>
-        <w:t xml:space="preserve"> of your product.</w:t>
+          <w:b/>
+          <w:bCs/>
+          <w:szCs w:val="24"/>
+        </w:rPr>
+        <w:t>Architecture:</w:t>
+      </w:r>
+      <w:r>
+        <w:rPr>
+          <w:szCs w:val="24"/>
+        </w:rPr>
+        <w:t xml:space="preserve"> Frontend (React/Next.js), Backend (Node.js/Express or SpringBoot), Database (MySQL/PostgreSQL).</w:t>
+      </w:r>
+    </w:p>
+    <w:p>
+      <w:pPr>
+        <w:pStyle w:val="ListParagraph"/>
+        <w:numPr>
+          <w:ilvl w:val="0"/>
+          <w:numId w:val="2"/>
+        </w:numPr>
+        <w:rPr>
+          <w:szCs w:val="24"/>
+        </w:rPr>
+      </w:pPr>
+      <w:r>
+        <w:rPr>
+          <w:b/>
+          <w:bCs/>
+          <w:szCs w:val="24"/>
+        </w:rPr>
+        <w:t>Data Flow Diagrams:</w:t>
+      </w:r>
+      <w:r>
+        <w:rPr>
+          <w:szCs w:val="24"/>
+        </w:rPr>
+        <w:t xml:space="preserve"> Shows product search, order placement, payment.</w:t>
+      </w:r>
+    </w:p>
+    <w:p>
+      <w:pPr>
+        <w:pStyle w:val="ListParagraph"/>
+        <w:numPr>
+          <w:ilvl w:val="0"/>
+          <w:numId w:val="2"/>
+        </w:numPr>
+        <w:rPr>
+          <w:szCs w:val="24"/>
+        </w:rPr>
+      </w:pPr>
+      <w:r>
+        <w:rPr>
+          <w:b/>
+          <w:bCs/>
+          <w:szCs w:val="24"/>
+        </w:rPr>
+        <w:t>ER Diagrams:</w:t>
+      </w:r>
+      <w:r>
+        <w:rPr>
+          <w:szCs w:val="24"/>
+        </w:rPr>
+        <w:t xml:space="preserve"> Customers, Vendors, Products, Orders, Reviews, Cart, Payment.</w:t>
+      </w:r>
+    </w:p>
+    <w:p>
+      <w:pPr>
+        <w:pStyle w:val="ListParagraph"/>
+        <w:numPr>
+          <w:ilvl w:val="0"/>
+          <w:numId w:val="2"/>
+        </w:numPr>
+        <w:rPr>
+          <w:szCs w:val="24"/>
+        </w:rPr>
+      </w:pPr>
+      <w:r>
+        <w:rPr>
+          <w:b/>
+          <w:bCs/>
+          <w:szCs w:val="24"/>
+        </w:rPr>
+        <w:t>Sequence Diagrams:</w:t>
+      </w:r>
+      <w:r>
+        <w:rPr>
+          <w:szCs w:val="24"/>
+        </w:rPr>
+        <w:t xml:space="preserve"> Login, Add to Cart, Checkout, Vendor Order Processing.</w:t>
       </w:r>
     </w:p>
     <w:p>
       <w:pPr>
         <w:pStyle w:val="Heading2"/>
       </w:pPr>
-      <w:bookmarkStart w:id="12" w:name="_Toc438070011"/>
-      <w:bookmarkStart w:id="13" w:name="_Toc438070108"/>
-      <w:r>
-        <w:t xml:space="preserve">1.3 </w:t>
+      <w:r>
+        <w:t>1.</w:t>
+      </w:r>
+      <w:r>
+        <w:t>5</w:t>
       </w:r>
       <w:r>
         <w:t xml:space="preserve"> </w:t>
       </w:r>
       <w:r>
-        <w:t>Overview</w:t>
+        <w:t xml:space="preserve"> </w:t>
+      </w:r>
+      <w:r>
+        <w:t>Reference Material</w:t>
       </w:r>
       <w:bookmarkEnd w:id="12"/>
       <w:bookmarkEnd w:id="13"/>
     </w:p>
     <w:p>
       <w:pPr>
-        <w:pStyle w:val="ListParagraph"/>
-        <w:rPr>
-          <w:szCs w:val="24"/>
-        </w:rPr>
-      </w:pPr>
-      <w:r>
-        <w:rPr>
-          <w:szCs w:val="24"/>
-        </w:rPr>
-        <w:t xml:space="preserve">Provide an overview of this document and its </w:t>
-      </w:r>
-      <w:r>
-        <w:t>organization</w:t>
-      </w:r>
-      <w:r>
-        <w:rPr>
-          <w:szCs w:val="24"/>
-        </w:rPr>
-        <w:t>.</w:t>
-      </w:r>
-    </w:p>
-    <w:p>
-      <w:pPr>
         <w:pStyle w:val="Heading2"/>
-      </w:pPr>
-      <w:bookmarkStart w:id="14" w:name="_Toc438070012"/>
-      <w:bookmarkStart w:id="15" w:name="_Toc438070109"/>
-      <w:r>
-        <w:t xml:space="preserve">1.4 </w:t>
-      </w:r>
-      <w:r>
-        <w:t xml:space="preserve"> </w:t>
-      </w:r>
-      <w:r>
-        <w:t>Reference Material</w:t>
-      </w:r>
+        <w:numPr>
+          <w:ilvl w:val="0"/>
+          <w:numId w:val="1"/>
+        </w:numPr>
+        <w:rPr>
+          <w:rFonts w:ascii="Times New Roman" w:hAnsi="Times New Roman"/>
+          <w:b w:val="0"/>
+          <w:sz w:val="23"/>
+          <w:szCs w:val="23"/>
+        </w:rPr>
+      </w:pPr>
+      <w:bookmarkStart w:id="14" w:name="_Toc438070013"/>
+      <w:bookmarkStart w:id="15" w:name="_Toc438070110"/>
+      <w:r>
+        <w:rPr>
+          <w:rFonts w:ascii="Times New Roman" w:hAnsi="Times New Roman"/>
+          <w:b w:val="0"/>
+          <w:sz w:val="23"/>
+          <w:szCs w:val="23"/>
+        </w:rPr>
+        <w:t>IEEE Std 830-1998, IEEE Recommended Practice for Software Requirements Specifications.</w:t>
+      </w:r>
+    </w:p>
+    <w:p>
+      <w:pPr>
+        <w:pStyle w:val="Heading2"/>
+        <w:numPr>
+          <w:ilvl w:val="0"/>
+          <w:numId w:val="1"/>
+        </w:numPr>
+        <w:rPr>
+          <w:rFonts w:ascii="Times New Roman" w:hAnsi="Times New Roman"/>
+          <w:b w:val="0"/>
+          <w:sz w:val="23"/>
+          <w:szCs w:val="23"/>
+        </w:rPr>
+      </w:pPr>
+      <w:r>
+        <w:rPr>
+          <w:rFonts w:ascii="Times New Roman" w:hAnsi="Times New Roman"/>
+          <w:b w:val="0"/>
+          <w:sz w:val="23"/>
+          <w:szCs w:val="23"/>
+        </w:rPr>
+        <w:t>Standard Web Development Best Practices (Architecture, Security, UI/UX, Performance)</w:t>
+      </w:r>
+    </w:p>
+    <w:p>
+      <w:pPr>
+        <w:pStyle w:val="NormalWeb"/>
+        <w:numPr>
+          <w:ilvl w:val="0"/>
+          <w:numId w:val="1"/>
+        </w:numPr>
+      </w:pPr>
+      <w:r>
+        <w:t>E-commerce platform case studies</w:t>
+      </w:r>
+    </w:p>
+    <w:p>
+      <w:pPr>
+        <w:pStyle w:val="Heading1"/>
+      </w:pPr>
+      <w:bookmarkStart w:id="16" w:name="_Toc438070014"/>
+      <w:bookmarkStart w:id="17" w:name="_Toc438070111"/>
       <w:bookmarkEnd w:id="14"/>
       <w:bookmarkEnd w:id="15"/>
+      <w:r>
+        <w:rPr>
+          <w:sz w:val="31"/>
+          <w:szCs w:val="31"/>
+        </w:rPr>
+        <w:t xml:space="preserve">2. </w:t>
+      </w:r>
+      <w:r>
+        <w:rPr>
+          <w:szCs w:val="32"/>
+        </w:rPr>
+        <w:t>S</w:t>
+      </w:r>
+      <w:r>
+        <w:t xml:space="preserve">YSTEM </w:t>
+      </w:r>
+      <w:r>
+        <w:rPr>
+          <w:szCs w:val="32"/>
+        </w:rPr>
+        <w:t>O</w:t>
+      </w:r>
+      <w:r>
+        <w:t>VERVIEW</w:t>
+      </w:r>
+      <w:bookmarkEnd w:id="16"/>
+      <w:bookmarkEnd w:id="17"/>
+    </w:p>
+    <w:p>
+      <w:pPr>
+        <w:rPr>
+          <w:rFonts w:ascii="Arial" w:eastAsia="Times New Roman" w:hAnsi="Arial" w:cs="Times New Roman"/>
+          <w:b/>
+          <w:sz w:val="32"/>
+          <w:szCs w:val="20"/>
+        </w:rPr>
+      </w:pPr>
+      <w:r>
+        <w:br w:type="page"/>
+      </w:r>
+    </w:p>
+    <w:p>
+      <w:pPr>
+        <w:pStyle w:val="Heading1"/>
+      </w:pPr>
+    </w:p>
+    <w:p>
+      <w:pPr>
+        <w:pStyle w:val="Heading1"/>
+        <w:rPr>
+          <w:bCs/>
+          <w:sz w:val="26"/>
+          <w:szCs w:val="26"/>
+        </w:rPr>
+      </w:pPr>
+      <w:bookmarkStart w:id="18" w:name="_Toc438070015"/>
+      <w:bookmarkStart w:id="19" w:name="_Toc438070112"/>
+      <w:r>
+        <w:rPr>
+          <w:bCs/>
+          <w:sz w:val="26"/>
+          <w:szCs w:val="26"/>
+        </w:rPr>
+        <w:t>2.1 Assumptions</w:t>
+      </w:r>
+    </w:p>
+    <w:p>
+      <w:pPr>
+        <w:pStyle w:val="Heading1"/>
+        <w:ind w:left="0" w:firstLine="720"/>
+        <w:rPr>
+          <w:rFonts w:asciiTheme="majorBidi" w:hAnsiTheme="majorBidi" w:cstheme="majorBidi"/>
+          <w:b w:val="0"/>
+          <w:bCs/>
+          <w:sz w:val="24"/>
+          <w:szCs w:val="24"/>
+        </w:rPr>
+      </w:pPr>
+      <w:r>
+        <w:rPr>
+          <w:rFonts w:asciiTheme="majorBidi" w:hAnsiTheme="majorBidi" w:cstheme="majorBidi"/>
+          <w:b w:val="0"/>
+          <w:bCs/>
+          <w:sz w:val="24"/>
+          <w:szCs w:val="24"/>
+        </w:rPr>
+        <w:t>The ShoeCommerce system assumes that users have access to modern web browsers such as Chrome, Edge, or Safari and a stable internet connection. Customers are expected to have basic familiarity with online shopping interfaces, while administrators are assumed to have knowledge of system operations and management tasks. All backend services, including databases and payment gateways, are assumed to be operational and accessible.</w:t>
+      </w:r>
+    </w:p>
+    <w:p>
+      <w:pPr>
+        <w:pStyle w:val="Heading1"/>
+        <w:ind w:left="0" w:firstLine="720"/>
+        <w:rPr>
+          <w:rFonts w:asciiTheme="majorBidi" w:hAnsiTheme="majorBidi" w:cstheme="majorBidi"/>
+          <w:b w:val="0"/>
+          <w:bCs/>
+          <w:sz w:val="24"/>
+          <w:szCs w:val="24"/>
+        </w:rPr>
+      </w:pPr>
+      <w:r>
+        <w:rPr>
+          <w:rFonts w:asciiTheme="majorBidi" w:hAnsiTheme="majorBidi" w:cstheme="majorBidi"/>
+          <w:b w:val="0"/>
+          <w:bCs/>
+          <w:sz w:val="24"/>
+          <w:szCs w:val="24"/>
+        </w:rPr>
+        <w:t>The system also assumes standard security practices are in place, including SSL for secure connections and encrypted storage of sensitive data such as passwords and payment information. Maintenance and support are provided by trained technical personnel to ensure continuous system operation and timely updates.</w:t>
+      </w:r>
+    </w:p>
+    <w:p>
+      <w:pPr>
+        <w:rPr>
+          <w:rFonts w:asciiTheme="minorBidi" w:hAnsiTheme="minorBidi"/>
+          <w:b/>
+          <w:bCs/>
+          <w:sz w:val="24"/>
+          <w:szCs w:val="24"/>
+        </w:rPr>
+      </w:pPr>
+      <w:r>
+        <w:rPr>
+          <w:rFonts w:asciiTheme="minorBidi" w:hAnsiTheme="minorBidi"/>
+          <w:b/>
+          <w:bCs/>
+          <w:sz w:val="24"/>
+          <w:szCs w:val="24"/>
+        </w:rPr>
+        <w:t>2.1.1 System and Environment Assumptions</w:t>
+      </w:r>
+    </w:p>
+    <w:p>
+      <w:pPr>
+        <w:numPr>
+          <w:ilvl w:val="0"/>
+          <w:numId w:val="4"/>
+        </w:numPr>
+        <w:rPr>
+          <w:rFonts w:asciiTheme="majorBidi" w:eastAsia="Times New Roman" w:hAnsiTheme="majorBidi" w:cstheme="majorBidi"/>
+          <w:bCs/>
+          <w:sz w:val="24"/>
+          <w:szCs w:val="24"/>
+        </w:rPr>
+      </w:pPr>
+      <w:r>
+        <w:rPr>
+          <w:rFonts w:asciiTheme="majorBidi" w:eastAsia="Times New Roman" w:hAnsiTheme="majorBidi" w:cstheme="majorBidi"/>
+          <w:bCs/>
+          <w:sz w:val="24"/>
+          <w:szCs w:val="24"/>
+        </w:rPr>
+        <w:t>The system will operate in an environment with stable internet connectivity for all users.</w:t>
+      </w:r>
+    </w:p>
+    <w:p>
+      <w:pPr>
+        <w:numPr>
+          <w:ilvl w:val="0"/>
+          <w:numId w:val="4"/>
+        </w:numPr>
+        <w:rPr>
+          <w:rFonts w:asciiTheme="majorBidi" w:eastAsia="Times New Roman" w:hAnsiTheme="majorBidi" w:cstheme="majorBidi"/>
+          <w:bCs/>
+          <w:sz w:val="24"/>
+          <w:szCs w:val="24"/>
+        </w:rPr>
+      </w:pPr>
+      <w:r>
+        <w:rPr>
+          <w:rFonts w:asciiTheme="majorBidi" w:eastAsia="Times New Roman" w:hAnsiTheme="majorBidi" w:cstheme="majorBidi"/>
+          <w:bCs/>
+          <w:sz w:val="24"/>
+          <w:szCs w:val="24"/>
+        </w:rPr>
+        <w:t>A compatible web browser (Google Chrome, Mozilla Firefox, Microsoft Edge, or Safari) will be available to access the system.</w:t>
+      </w:r>
+    </w:p>
+    <w:p>
+      <w:pPr>
+        <w:numPr>
+          <w:ilvl w:val="0"/>
+          <w:numId w:val="4"/>
+        </w:numPr>
+        <w:rPr>
+          <w:rFonts w:asciiTheme="majorBidi" w:eastAsia="Times New Roman" w:hAnsiTheme="majorBidi" w:cstheme="majorBidi"/>
+          <w:bCs/>
+          <w:sz w:val="24"/>
+          <w:szCs w:val="24"/>
+        </w:rPr>
+      </w:pPr>
+      <w:r>
+        <w:rPr>
+          <w:rFonts w:asciiTheme="majorBidi" w:eastAsia="Times New Roman" w:hAnsiTheme="majorBidi" w:cstheme="majorBidi"/>
+          <w:bCs/>
+          <w:sz w:val="24"/>
+          <w:szCs w:val="24"/>
+        </w:rPr>
+        <w:t>The server hosting the application will have adequate hardware resources (CPU, memory, and storage) to support concurrent users.</w:t>
+      </w:r>
+    </w:p>
+    <w:p>
+      <w:pPr>
+        <w:numPr>
+          <w:ilvl w:val="0"/>
+          <w:numId w:val="4"/>
+        </w:numPr>
+        <w:rPr>
+          <w:rFonts w:asciiTheme="majorBidi" w:eastAsia="Times New Roman" w:hAnsiTheme="majorBidi" w:cstheme="majorBidi"/>
+          <w:bCs/>
+          <w:sz w:val="24"/>
+          <w:szCs w:val="24"/>
+        </w:rPr>
+      </w:pPr>
+      <w:r>
+        <w:rPr>
+          <w:rFonts w:asciiTheme="majorBidi" w:eastAsia="Times New Roman" w:hAnsiTheme="majorBidi" w:cstheme="majorBidi"/>
+          <w:bCs/>
+          <w:sz w:val="24"/>
+          <w:szCs w:val="24"/>
+        </w:rPr>
+        <w:t>Proper database setup and configuration will be completed prior to deployment.</w:t>
+      </w:r>
+    </w:p>
+    <w:p>
+      <w:pPr>
+        <w:numPr>
+          <w:ilvl w:val="0"/>
+          <w:numId w:val="4"/>
+        </w:numPr>
+        <w:rPr>
+          <w:rFonts w:asciiTheme="majorBidi" w:eastAsia="Times New Roman" w:hAnsiTheme="majorBidi" w:cstheme="majorBidi"/>
+          <w:bCs/>
+          <w:sz w:val="24"/>
+          <w:szCs w:val="24"/>
+        </w:rPr>
+      </w:pPr>
+      <w:r>
+        <w:rPr>
+          <w:rFonts w:asciiTheme="majorBidi" w:eastAsia="Times New Roman" w:hAnsiTheme="majorBidi" w:cstheme="majorBidi"/>
+          <w:bCs/>
+          <w:sz w:val="24"/>
+          <w:szCs w:val="24"/>
+        </w:rPr>
+        <w:t>The Stripe payment gateway will be available and properly configured at all times.</w:t>
+      </w:r>
+    </w:p>
+    <w:p>
+      <w:pPr>
+        <w:numPr>
+          <w:ilvl w:val="0"/>
+          <w:numId w:val="4"/>
+        </w:numPr>
+        <w:rPr>
+          <w:rFonts w:asciiTheme="majorBidi" w:eastAsia="Times New Roman" w:hAnsiTheme="majorBidi" w:cstheme="majorBidi"/>
+          <w:bCs/>
+          <w:sz w:val="24"/>
+          <w:szCs w:val="24"/>
+        </w:rPr>
+      </w:pPr>
+      <w:r>
+        <w:rPr>
+          <w:rFonts w:asciiTheme="majorBidi" w:eastAsia="Times New Roman" w:hAnsiTheme="majorBidi" w:cstheme="majorBidi"/>
+          <w:bCs/>
+          <w:sz w:val="24"/>
+          <w:szCs w:val="24"/>
+        </w:rPr>
+        <w:t>All users will have access to valid email addresses for registration and notifications.</w:t>
+      </w:r>
+    </w:p>
+    <w:p/>
+    <w:p>
+      <w:pPr>
+        <w:rPr>
+          <w:rFonts w:asciiTheme="minorBidi" w:hAnsiTheme="minorBidi"/>
+          <w:b/>
+          <w:bCs/>
+          <w:sz w:val="24"/>
+          <w:szCs w:val="24"/>
+        </w:rPr>
+      </w:pPr>
+      <w:r>
+        <w:rPr>
+          <w:rFonts w:asciiTheme="minorBidi" w:hAnsiTheme="minorBidi"/>
+          <w:b/>
+          <w:bCs/>
+          <w:sz w:val="24"/>
+          <w:szCs w:val="24"/>
+        </w:rPr>
+        <w:t>2.1.2 User Behavior Assumptions</w:t>
+      </w:r>
+    </w:p>
+    <w:p>
+      <w:pPr>
+        <w:numPr>
+          <w:ilvl w:val="0"/>
+          <w:numId w:val="4"/>
+        </w:numPr>
+        <w:rPr>
+          <w:rFonts w:asciiTheme="majorBidi" w:eastAsia="Times New Roman" w:hAnsiTheme="majorBidi" w:cstheme="majorBidi"/>
+          <w:bCs/>
+          <w:sz w:val="24"/>
+          <w:szCs w:val="24"/>
+        </w:rPr>
+      </w:pPr>
+      <w:r>
+        <w:rPr>
+          <w:rFonts w:asciiTheme="majorBidi" w:eastAsia="Times New Roman" w:hAnsiTheme="majorBidi" w:cstheme="majorBidi"/>
+          <w:bCs/>
+          <w:sz w:val="24"/>
+          <w:szCs w:val="24"/>
+        </w:rPr>
+        <w:t>Customers will provide accurate and truthful information during registration and checkout.</w:t>
+      </w:r>
+    </w:p>
+    <w:p>
+      <w:pPr>
+        <w:numPr>
+          <w:ilvl w:val="0"/>
+          <w:numId w:val="4"/>
+        </w:numPr>
+        <w:rPr>
+          <w:rFonts w:asciiTheme="majorBidi" w:eastAsia="Times New Roman" w:hAnsiTheme="majorBidi" w:cstheme="majorBidi"/>
+          <w:bCs/>
+          <w:sz w:val="24"/>
+          <w:szCs w:val="24"/>
+        </w:rPr>
+      </w:pPr>
+      <w:r>
+        <w:rPr>
+          <w:rFonts w:asciiTheme="majorBidi" w:eastAsia="Times New Roman" w:hAnsiTheme="majorBidi" w:cstheme="majorBidi"/>
+          <w:bCs/>
+          <w:sz w:val="24"/>
+          <w:szCs w:val="24"/>
+        </w:rPr>
+        <w:t>Administrators will manage the platform responsibly and in compliance with system policies.</w:t>
+      </w:r>
+    </w:p>
+    <w:p>
+      <w:pPr>
+        <w:numPr>
+          <w:ilvl w:val="0"/>
+          <w:numId w:val="4"/>
+        </w:numPr>
+        <w:rPr>
+          <w:rFonts w:asciiTheme="majorBidi" w:eastAsia="Times New Roman" w:hAnsiTheme="majorBidi" w:cstheme="majorBidi"/>
+          <w:bCs/>
+          <w:sz w:val="24"/>
+          <w:szCs w:val="24"/>
+        </w:rPr>
+      </w:pPr>
+      <w:r>
+        <w:rPr>
+          <w:rFonts w:asciiTheme="majorBidi" w:eastAsia="Times New Roman" w:hAnsiTheme="majorBidi" w:cstheme="majorBidi"/>
+          <w:bCs/>
+          <w:sz w:val="24"/>
+          <w:szCs w:val="24"/>
+        </w:rPr>
+        <w:t>Users will not attempt to manipulate the payment process or misuse coupon codes.</w:t>
+      </w:r>
+    </w:p>
+    <w:p>
+      <w:pPr>
+        <w:pStyle w:val="Heading2"/>
+        <w:rPr>
+          <w:rFonts w:eastAsia="Arial"/>
+        </w:rPr>
+      </w:pPr>
+      <w:r>
+        <w:rPr>
+          <w:rFonts w:eastAsia="Arial"/>
+        </w:rPr>
+        <w:t>2.2 Technology Used</w:t>
+      </w:r>
+    </w:p>
+    <w:p>
+      <w:pPr>
+        <w:ind w:firstLine="720"/>
+        <w:rPr>
+          <w:rFonts w:asciiTheme="majorBidi" w:eastAsia="Times New Roman" w:hAnsiTheme="majorBidi" w:cstheme="majorBidi"/>
+          <w:bCs/>
+          <w:sz w:val="24"/>
+          <w:szCs w:val="24"/>
+        </w:rPr>
+      </w:pPr>
+      <w:r>
+        <w:rPr>
+          <w:rFonts w:asciiTheme="majorBidi" w:eastAsia="Times New Roman" w:hAnsiTheme="majorBidi" w:cstheme="majorBidi"/>
+          <w:bCs/>
+          <w:sz w:val="24"/>
+          <w:szCs w:val="24"/>
+        </w:rPr>
+        <w:t>ShoeCommerce uses modern and widely adopted technologies to ensure scalability, security, and maintainability.</w:t>
+      </w:r>
+    </w:p>
+    <w:p>
+      <w:pPr>
+        <w:rPr>
+          <w:rFonts w:asciiTheme="majorBidi" w:eastAsia="Times New Roman" w:hAnsiTheme="majorBidi" w:cstheme="majorBidi"/>
+          <w:bCs/>
+          <w:sz w:val="24"/>
+          <w:szCs w:val="24"/>
+        </w:rPr>
+      </w:pPr>
+      <w:r>
+        <w:rPr>
+          <w:rFonts w:asciiTheme="majorBidi" w:eastAsia="Times New Roman" w:hAnsiTheme="majorBidi" w:cstheme="majorBidi"/>
+          <w:bCs/>
+          <w:sz w:val="24"/>
+          <w:szCs w:val="24"/>
+        </w:rPr>
+        <w:br w:type="page"/>
+      </w:r>
+    </w:p>
+    <w:tbl>
+      <w:tblPr>
+        <w:tblW w:w="9360" w:type="dxa"/>
+        <w:tblBorders>
+          <w:top w:val="single" w:sz="4" w:space="0" w:color="auto"/>
+          <w:left w:val="single" w:sz="4" w:space="0" w:color="auto"/>
+          <w:bottom w:val="single" w:sz="4" w:space="0" w:color="auto"/>
+          <w:right w:val="single" w:sz="4" w:space="0" w:color="auto"/>
+          <w:insideH w:val="single" w:sz="4" w:space="0" w:color="auto"/>
+          <w:insideV w:val="single" w:sz="4" w:space="0" w:color="auto"/>
+        </w:tblBorders>
+        <w:tblCellMar>
+          <w:left w:w="10" w:type="dxa"/>
+          <w:right w:w="10" w:type="dxa"/>
+        </w:tblCellMar>
+        <w:tblLook w:val="04A0" w:firstRow="1" w:lastRow="0" w:firstColumn="1" w:lastColumn="0" w:noHBand="0" w:noVBand="1"/>
+      </w:tblPr>
+      <w:tblGrid>
+        <w:gridCol w:w="2000"/>
+        <w:gridCol w:w="2360"/>
+        <w:gridCol w:w="5000"/>
+      </w:tblGrid>
+      <w:tr>
+        <w:tc>
+          <w:tcPr>
+            <w:tcW w:w="2000" w:type="dxa"/>
+            <w:tcBorders>
+              <w:top w:val="single" w:sz="2" w:space="0" w:color="CCCCCC"/>
+              <w:left w:val="single" w:sz="2" w:space="0" w:color="CCCCCC"/>
+              <w:bottom w:val="single" w:sz="2" w:space="0" w:color="CCCCCC"/>
+              <w:right w:val="single" w:sz="2" w:space="0" w:color="CCCCCC"/>
+            </w:tcBorders>
+            <w:shd w:val="clear" w:color="auto" w:fill="FFFFFF" w:themeFill="background1"/>
+            <w:tcMar>
+              <w:top w:w="80" w:type="dxa"/>
+              <w:left w:w="120" w:type="dxa"/>
+              <w:bottom w:w="80" w:type="dxa"/>
+              <w:right w:w="120" w:type="dxa"/>
+            </w:tcMar>
+            <w:hideMark/>
+          </w:tcPr>
+          <w:p>
+            <w:pPr>
+              <w:spacing w:after="0" w:line="240" w:lineRule="auto"/>
+              <w:rPr>
+                <w:rFonts w:asciiTheme="majorBidi" w:eastAsia="Times New Roman" w:hAnsiTheme="majorBidi" w:cstheme="majorBidi"/>
+                <w:b/>
+                <w:sz w:val="24"/>
+                <w:szCs w:val="24"/>
+              </w:rPr>
+            </w:pPr>
+            <w:r>
+              <w:rPr>
+                <w:rFonts w:asciiTheme="majorBidi" w:eastAsia="Times New Roman" w:hAnsiTheme="majorBidi" w:cstheme="majorBidi"/>
+                <w:b/>
+                <w:sz w:val="24"/>
+                <w:szCs w:val="24"/>
+              </w:rPr>
+              <w:lastRenderedPageBreak/>
+              <w:t>Category</w:t>
+            </w:r>
+          </w:p>
+        </w:tc>
+        <w:tc>
+          <w:tcPr>
+            <w:tcW w:w="2360" w:type="dxa"/>
+            <w:tcBorders>
+              <w:top w:val="single" w:sz="2" w:space="0" w:color="CCCCCC"/>
+              <w:left w:val="single" w:sz="2" w:space="0" w:color="CCCCCC"/>
+              <w:bottom w:val="single" w:sz="2" w:space="0" w:color="CCCCCC"/>
+              <w:right w:val="single" w:sz="2" w:space="0" w:color="CCCCCC"/>
+            </w:tcBorders>
+            <w:shd w:val="clear" w:color="auto" w:fill="FFFFFF" w:themeFill="background1"/>
+            <w:tcMar>
+              <w:top w:w="80" w:type="dxa"/>
+              <w:left w:w="120" w:type="dxa"/>
+              <w:bottom w:w="80" w:type="dxa"/>
+              <w:right w:w="120" w:type="dxa"/>
+            </w:tcMar>
+            <w:hideMark/>
+          </w:tcPr>
+          <w:p>
+            <w:pPr>
+              <w:spacing w:after="0" w:line="240" w:lineRule="auto"/>
+              <w:rPr>
+                <w:rFonts w:asciiTheme="majorBidi" w:eastAsia="Times New Roman" w:hAnsiTheme="majorBidi" w:cstheme="majorBidi"/>
+                <w:b/>
+                <w:sz w:val="24"/>
+                <w:szCs w:val="24"/>
+              </w:rPr>
+            </w:pPr>
+            <w:r>
+              <w:rPr>
+                <w:rFonts w:asciiTheme="majorBidi" w:eastAsia="Times New Roman" w:hAnsiTheme="majorBidi" w:cstheme="majorBidi"/>
+                <w:b/>
+                <w:sz w:val="24"/>
+                <w:szCs w:val="24"/>
+              </w:rPr>
+              <w:t>Technology</w:t>
+            </w:r>
+          </w:p>
+        </w:tc>
+        <w:tc>
+          <w:tcPr>
+            <w:tcW w:w="5000" w:type="dxa"/>
+            <w:tcBorders>
+              <w:top w:val="single" w:sz="2" w:space="0" w:color="CCCCCC"/>
+              <w:left w:val="single" w:sz="2" w:space="0" w:color="CCCCCC"/>
+              <w:bottom w:val="single" w:sz="2" w:space="0" w:color="CCCCCC"/>
+              <w:right w:val="single" w:sz="2" w:space="0" w:color="CCCCCC"/>
+            </w:tcBorders>
+            <w:shd w:val="clear" w:color="auto" w:fill="FFFFFF" w:themeFill="background1"/>
+            <w:tcMar>
+              <w:top w:w="80" w:type="dxa"/>
+              <w:left w:w="120" w:type="dxa"/>
+              <w:bottom w:w="80" w:type="dxa"/>
+              <w:right w:w="120" w:type="dxa"/>
+            </w:tcMar>
+            <w:hideMark/>
+          </w:tcPr>
+          <w:p>
+            <w:pPr>
+              <w:spacing w:after="0" w:line="240" w:lineRule="auto"/>
+              <w:rPr>
+                <w:rFonts w:asciiTheme="majorBidi" w:eastAsia="Times New Roman" w:hAnsiTheme="majorBidi" w:cstheme="majorBidi"/>
+                <w:b/>
+                <w:sz w:val="24"/>
+                <w:szCs w:val="24"/>
+              </w:rPr>
+            </w:pPr>
+            <w:r>
+              <w:rPr>
+                <w:rFonts w:asciiTheme="majorBidi" w:eastAsia="Times New Roman" w:hAnsiTheme="majorBidi" w:cstheme="majorBidi"/>
+                <w:b/>
+                <w:sz w:val="24"/>
+                <w:szCs w:val="24"/>
+              </w:rPr>
+              <w:t>Purpose</w:t>
+            </w:r>
+          </w:p>
+        </w:tc>
+      </w:tr>
+      <w:tr>
+        <w:tc>
+          <w:tcPr>
+            <w:tcW w:w="2000" w:type="dxa"/>
+            <w:tcBorders>
+              <w:top w:val="single" w:sz="2" w:space="0" w:color="CCCCCC"/>
+              <w:left w:val="single" w:sz="2" w:space="0" w:color="CCCCCC"/>
+              <w:bottom w:val="single" w:sz="2" w:space="0" w:color="CCCCCC"/>
+              <w:right w:val="single" w:sz="2" w:space="0" w:color="CCCCCC"/>
+            </w:tcBorders>
+            <w:shd w:val="clear" w:color="auto" w:fill="FFFFFF"/>
+            <w:tcMar>
+              <w:top w:w="80" w:type="dxa"/>
+              <w:left w:w="120" w:type="dxa"/>
+              <w:bottom w:w="80" w:type="dxa"/>
+              <w:right w:w="120" w:type="dxa"/>
+            </w:tcMar>
+            <w:hideMark/>
+          </w:tcPr>
+          <w:p>
+            <w:pPr>
+              <w:spacing w:after="0" w:line="240" w:lineRule="auto"/>
+              <w:rPr>
+                <w:rFonts w:asciiTheme="majorBidi" w:eastAsia="Times New Roman" w:hAnsiTheme="majorBidi" w:cstheme="majorBidi"/>
+                <w:bCs/>
+                <w:sz w:val="24"/>
+                <w:szCs w:val="24"/>
+              </w:rPr>
+            </w:pPr>
+            <w:r>
+              <w:rPr>
+                <w:rFonts w:asciiTheme="majorBidi" w:eastAsia="Times New Roman" w:hAnsiTheme="majorBidi" w:cstheme="majorBidi"/>
+                <w:bCs/>
+                <w:sz w:val="24"/>
+                <w:szCs w:val="24"/>
+              </w:rPr>
+              <w:t>Frontend</w:t>
+            </w:r>
+          </w:p>
+        </w:tc>
+        <w:tc>
+          <w:tcPr>
+            <w:tcW w:w="2360" w:type="dxa"/>
+            <w:tcBorders>
+              <w:top w:val="single" w:sz="2" w:space="0" w:color="CCCCCC"/>
+              <w:left w:val="single" w:sz="2" w:space="0" w:color="CCCCCC"/>
+              <w:bottom w:val="single" w:sz="2" w:space="0" w:color="CCCCCC"/>
+              <w:right w:val="single" w:sz="2" w:space="0" w:color="CCCCCC"/>
+            </w:tcBorders>
+            <w:shd w:val="clear" w:color="auto" w:fill="FFFFFF"/>
+            <w:tcMar>
+              <w:top w:w="80" w:type="dxa"/>
+              <w:left w:w="120" w:type="dxa"/>
+              <w:bottom w:w="80" w:type="dxa"/>
+              <w:right w:w="120" w:type="dxa"/>
+            </w:tcMar>
+            <w:hideMark/>
+          </w:tcPr>
+          <w:p>
+            <w:pPr>
+              <w:spacing w:after="0" w:line="240" w:lineRule="auto"/>
+              <w:rPr>
+                <w:rFonts w:asciiTheme="majorBidi" w:eastAsia="Times New Roman" w:hAnsiTheme="majorBidi" w:cstheme="majorBidi"/>
+                <w:bCs/>
+                <w:sz w:val="24"/>
+                <w:szCs w:val="24"/>
+              </w:rPr>
+            </w:pPr>
+            <w:r>
+              <w:rPr>
+                <w:rFonts w:asciiTheme="majorBidi" w:eastAsia="Times New Roman" w:hAnsiTheme="majorBidi" w:cstheme="majorBidi"/>
+                <w:bCs/>
+                <w:sz w:val="24"/>
+                <w:szCs w:val="24"/>
+              </w:rPr>
+              <w:t>React.js (JavaScript)</w:t>
+            </w:r>
+          </w:p>
+        </w:tc>
+        <w:tc>
+          <w:tcPr>
+            <w:tcW w:w="5000" w:type="dxa"/>
+            <w:tcBorders>
+              <w:top w:val="single" w:sz="2" w:space="0" w:color="CCCCCC"/>
+              <w:left w:val="single" w:sz="2" w:space="0" w:color="CCCCCC"/>
+              <w:bottom w:val="single" w:sz="2" w:space="0" w:color="CCCCCC"/>
+              <w:right w:val="single" w:sz="2" w:space="0" w:color="CCCCCC"/>
+            </w:tcBorders>
+            <w:shd w:val="clear" w:color="auto" w:fill="FFFFFF"/>
+            <w:tcMar>
+              <w:top w:w="80" w:type="dxa"/>
+              <w:left w:w="120" w:type="dxa"/>
+              <w:bottom w:w="80" w:type="dxa"/>
+              <w:right w:w="120" w:type="dxa"/>
+            </w:tcMar>
+            <w:hideMark/>
+          </w:tcPr>
+          <w:p>
+            <w:pPr>
+              <w:spacing w:after="0" w:line="240" w:lineRule="auto"/>
+              <w:rPr>
+                <w:rFonts w:asciiTheme="majorBidi" w:eastAsia="Times New Roman" w:hAnsiTheme="majorBidi" w:cstheme="majorBidi"/>
+                <w:bCs/>
+                <w:sz w:val="24"/>
+                <w:szCs w:val="24"/>
+              </w:rPr>
+            </w:pPr>
+            <w:r>
+              <w:rPr>
+                <w:rFonts w:asciiTheme="majorBidi" w:eastAsia="Times New Roman" w:hAnsiTheme="majorBidi" w:cstheme="majorBidi"/>
+                <w:bCs/>
+                <w:sz w:val="24"/>
+                <w:szCs w:val="24"/>
+              </w:rPr>
+              <w:t>Component-based UI rendering and client-side routing</w:t>
+            </w:r>
+          </w:p>
+        </w:tc>
+      </w:tr>
+      <w:tr>
+        <w:tc>
+          <w:tcPr>
+            <w:tcW w:w="2000" w:type="dxa"/>
+            <w:tcBorders>
+              <w:top w:val="single" w:sz="2" w:space="0" w:color="CCCCCC"/>
+              <w:left w:val="single" w:sz="2" w:space="0" w:color="CCCCCC"/>
+              <w:bottom w:val="single" w:sz="2" w:space="0" w:color="CCCCCC"/>
+              <w:right w:val="single" w:sz="2" w:space="0" w:color="CCCCCC"/>
+            </w:tcBorders>
+            <w:shd w:val="clear" w:color="auto" w:fill="FFFFFF" w:themeFill="background1"/>
+            <w:tcMar>
+              <w:top w:w="80" w:type="dxa"/>
+              <w:left w:w="120" w:type="dxa"/>
+              <w:bottom w:w="80" w:type="dxa"/>
+              <w:right w:w="120" w:type="dxa"/>
+            </w:tcMar>
+            <w:hideMark/>
+          </w:tcPr>
+          <w:p>
+            <w:pPr>
+              <w:spacing w:after="0" w:line="240" w:lineRule="auto"/>
+              <w:rPr>
+                <w:rFonts w:asciiTheme="majorBidi" w:eastAsia="Times New Roman" w:hAnsiTheme="majorBidi" w:cstheme="majorBidi"/>
+                <w:bCs/>
+                <w:sz w:val="24"/>
+                <w:szCs w:val="24"/>
+              </w:rPr>
+            </w:pPr>
+            <w:r>
+              <w:rPr>
+                <w:rFonts w:asciiTheme="majorBidi" w:eastAsia="Times New Roman" w:hAnsiTheme="majorBidi" w:cstheme="majorBidi"/>
+                <w:bCs/>
+                <w:sz w:val="24"/>
+                <w:szCs w:val="24"/>
+              </w:rPr>
+              <w:t>Frontend</w:t>
+            </w:r>
+          </w:p>
+        </w:tc>
+        <w:tc>
+          <w:tcPr>
+            <w:tcW w:w="2360" w:type="dxa"/>
+            <w:tcBorders>
+              <w:top w:val="single" w:sz="2" w:space="0" w:color="CCCCCC"/>
+              <w:left w:val="single" w:sz="2" w:space="0" w:color="CCCCCC"/>
+              <w:bottom w:val="single" w:sz="2" w:space="0" w:color="CCCCCC"/>
+              <w:right w:val="single" w:sz="2" w:space="0" w:color="CCCCCC"/>
+            </w:tcBorders>
+            <w:shd w:val="clear" w:color="auto" w:fill="FFFFFF" w:themeFill="background1"/>
+            <w:tcMar>
+              <w:top w:w="80" w:type="dxa"/>
+              <w:left w:w="120" w:type="dxa"/>
+              <w:bottom w:w="80" w:type="dxa"/>
+              <w:right w:w="120" w:type="dxa"/>
+            </w:tcMar>
+            <w:hideMark/>
+          </w:tcPr>
+          <w:p>
+            <w:pPr>
+              <w:spacing w:after="0" w:line="240" w:lineRule="auto"/>
+              <w:rPr>
+                <w:rFonts w:asciiTheme="majorBidi" w:eastAsia="Times New Roman" w:hAnsiTheme="majorBidi" w:cstheme="majorBidi"/>
+                <w:bCs/>
+                <w:sz w:val="24"/>
+                <w:szCs w:val="24"/>
+              </w:rPr>
+            </w:pPr>
+            <w:r>
+              <w:rPr>
+                <w:rFonts w:asciiTheme="majorBidi" w:eastAsia="Times New Roman" w:hAnsiTheme="majorBidi" w:cstheme="majorBidi"/>
+                <w:bCs/>
+                <w:sz w:val="24"/>
+                <w:szCs w:val="24"/>
+              </w:rPr>
+              <w:t>HTML5, CSS3</w:t>
+            </w:r>
+          </w:p>
+        </w:tc>
+        <w:tc>
+          <w:tcPr>
+            <w:tcW w:w="5000" w:type="dxa"/>
+            <w:tcBorders>
+              <w:top w:val="single" w:sz="2" w:space="0" w:color="CCCCCC"/>
+              <w:left w:val="single" w:sz="2" w:space="0" w:color="CCCCCC"/>
+              <w:bottom w:val="single" w:sz="2" w:space="0" w:color="CCCCCC"/>
+              <w:right w:val="single" w:sz="2" w:space="0" w:color="CCCCCC"/>
+            </w:tcBorders>
+            <w:shd w:val="clear" w:color="auto" w:fill="FFFFFF" w:themeFill="background1"/>
+            <w:tcMar>
+              <w:top w:w="80" w:type="dxa"/>
+              <w:left w:w="120" w:type="dxa"/>
+              <w:bottom w:w="80" w:type="dxa"/>
+              <w:right w:w="120" w:type="dxa"/>
+            </w:tcMar>
+            <w:hideMark/>
+          </w:tcPr>
+          <w:p>
+            <w:pPr>
+              <w:spacing w:after="0" w:line="240" w:lineRule="auto"/>
+              <w:rPr>
+                <w:rFonts w:asciiTheme="majorBidi" w:eastAsia="Times New Roman" w:hAnsiTheme="majorBidi" w:cstheme="majorBidi"/>
+                <w:bCs/>
+                <w:sz w:val="24"/>
+                <w:szCs w:val="24"/>
+              </w:rPr>
+            </w:pPr>
+            <w:r>
+              <w:rPr>
+                <w:rFonts w:asciiTheme="majorBidi" w:eastAsia="Times New Roman" w:hAnsiTheme="majorBidi" w:cstheme="majorBidi"/>
+                <w:bCs/>
+                <w:sz w:val="24"/>
+                <w:szCs w:val="24"/>
+              </w:rPr>
+              <w:t>Layout, structure, and responsive styling</w:t>
+            </w:r>
+          </w:p>
+        </w:tc>
+      </w:tr>
+      <w:tr>
+        <w:tc>
+          <w:tcPr>
+            <w:tcW w:w="2000" w:type="dxa"/>
+            <w:tcBorders>
+              <w:top w:val="single" w:sz="2" w:space="0" w:color="CCCCCC"/>
+              <w:left w:val="single" w:sz="2" w:space="0" w:color="CCCCCC"/>
+              <w:bottom w:val="single" w:sz="2" w:space="0" w:color="CCCCCC"/>
+              <w:right w:val="single" w:sz="2" w:space="0" w:color="CCCCCC"/>
+            </w:tcBorders>
+            <w:shd w:val="clear" w:color="auto" w:fill="FFFFFF"/>
+            <w:tcMar>
+              <w:top w:w="80" w:type="dxa"/>
+              <w:left w:w="120" w:type="dxa"/>
+              <w:bottom w:w="80" w:type="dxa"/>
+              <w:right w:w="120" w:type="dxa"/>
+            </w:tcMar>
+            <w:hideMark/>
+          </w:tcPr>
+          <w:p>
+            <w:pPr>
+              <w:spacing w:after="0" w:line="240" w:lineRule="auto"/>
+              <w:rPr>
+                <w:rFonts w:asciiTheme="majorBidi" w:eastAsia="Times New Roman" w:hAnsiTheme="majorBidi" w:cstheme="majorBidi"/>
+                <w:bCs/>
+                <w:sz w:val="24"/>
+                <w:szCs w:val="24"/>
+              </w:rPr>
+            </w:pPr>
+            <w:r>
+              <w:rPr>
+                <w:rFonts w:asciiTheme="majorBidi" w:eastAsia="Times New Roman" w:hAnsiTheme="majorBidi" w:cstheme="majorBidi"/>
+                <w:bCs/>
+                <w:sz w:val="24"/>
+                <w:szCs w:val="24"/>
+              </w:rPr>
+              <w:t>Backend</w:t>
+            </w:r>
+          </w:p>
+        </w:tc>
+        <w:tc>
+          <w:tcPr>
+            <w:tcW w:w="2360" w:type="dxa"/>
+            <w:tcBorders>
+              <w:top w:val="single" w:sz="2" w:space="0" w:color="CCCCCC"/>
+              <w:left w:val="single" w:sz="2" w:space="0" w:color="CCCCCC"/>
+              <w:bottom w:val="single" w:sz="2" w:space="0" w:color="CCCCCC"/>
+              <w:right w:val="single" w:sz="2" w:space="0" w:color="CCCCCC"/>
+            </w:tcBorders>
+            <w:shd w:val="clear" w:color="auto" w:fill="FFFFFF"/>
+            <w:tcMar>
+              <w:top w:w="80" w:type="dxa"/>
+              <w:left w:w="120" w:type="dxa"/>
+              <w:bottom w:w="80" w:type="dxa"/>
+              <w:right w:w="120" w:type="dxa"/>
+            </w:tcMar>
+            <w:hideMark/>
+          </w:tcPr>
+          <w:p>
+            <w:pPr>
+              <w:spacing w:after="0" w:line="240" w:lineRule="auto"/>
+              <w:rPr>
+                <w:rFonts w:asciiTheme="majorBidi" w:eastAsia="Times New Roman" w:hAnsiTheme="majorBidi" w:cstheme="majorBidi"/>
+                <w:bCs/>
+                <w:sz w:val="24"/>
+                <w:szCs w:val="24"/>
+              </w:rPr>
+            </w:pPr>
+            <w:r>
+              <w:rPr>
+                <w:rFonts w:asciiTheme="majorBidi" w:eastAsia="Times New Roman" w:hAnsiTheme="majorBidi" w:cstheme="majorBidi"/>
+                <w:bCs/>
+                <w:sz w:val="24"/>
+                <w:szCs w:val="24"/>
+              </w:rPr>
+              <w:t>Node.js (Express.js)</w:t>
+            </w:r>
+          </w:p>
+        </w:tc>
+        <w:tc>
+          <w:tcPr>
+            <w:tcW w:w="5000" w:type="dxa"/>
+            <w:tcBorders>
+              <w:top w:val="single" w:sz="2" w:space="0" w:color="CCCCCC"/>
+              <w:left w:val="single" w:sz="2" w:space="0" w:color="CCCCCC"/>
+              <w:bottom w:val="single" w:sz="2" w:space="0" w:color="CCCCCC"/>
+              <w:right w:val="single" w:sz="2" w:space="0" w:color="CCCCCC"/>
+            </w:tcBorders>
+            <w:shd w:val="clear" w:color="auto" w:fill="FFFFFF"/>
+            <w:tcMar>
+              <w:top w:w="80" w:type="dxa"/>
+              <w:left w:w="120" w:type="dxa"/>
+              <w:bottom w:w="80" w:type="dxa"/>
+              <w:right w:w="120" w:type="dxa"/>
+            </w:tcMar>
+            <w:hideMark/>
+          </w:tcPr>
+          <w:p>
+            <w:pPr>
+              <w:spacing w:after="0" w:line="240" w:lineRule="auto"/>
+              <w:rPr>
+                <w:rFonts w:asciiTheme="majorBidi" w:eastAsia="Times New Roman" w:hAnsiTheme="majorBidi" w:cstheme="majorBidi"/>
+                <w:bCs/>
+                <w:sz w:val="24"/>
+                <w:szCs w:val="24"/>
+              </w:rPr>
+            </w:pPr>
+            <w:r>
+              <w:rPr>
+                <w:rFonts w:asciiTheme="majorBidi" w:eastAsia="Times New Roman" w:hAnsiTheme="majorBidi" w:cstheme="majorBidi"/>
+                <w:bCs/>
+                <w:sz w:val="24"/>
+                <w:szCs w:val="24"/>
+              </w:rPr>
+              <w:t>Server-side logic and RESTful API development</w:t>
+            </w:r>
+          </w:p>
+        </w:tc>
+      </w:tr>
+      <w:tr>
+        <w:tc>
+          <w:tcPr>
+            <w:tcW w:w="2000" w:type="dxa"/>
+            <w:tcBorders>
+              <w:top w:val="single" w:sz="2" w:space="0" w:color="CCCCCC"/>
+              <w:left w:val="single" w:sz="2" w:space="0" w:color="CCCCCC"/>
+              <w:bottom w:val="single" w:sz="2" w:space="0" w:color="CCCCCC"/>
+              <w:right w:val="single" w:sz="2" w:space="0" w:color="CCCCCC"/>
+            </w:tcBorders>
+            <w:shd w:val="clear" w:color="auto" w:fill="FFFFFF" w:themeFill="background1"/>
+            <w:tcMar>
+              <w:top w:w="80" w:type="dxa"/>
+              <w:left w:w="120" w:type="dxa"/>
+              <w:bottom w:w="80" w:type="dxa"/>
+              <w:right w:w="120" w:type="dxa"/>
+            </w:tcMar>
+            <w:hideMark/>
+          </w:tcPr>
+          <w:p>
+            <w:pPr>
+              <w:spacing w:after="0" w:line="240" w:lineRule="auto"/>
+              <w:rPr>
+                <w:rFonts w:asciiTheme="majorBidi" w:eastAsia="Times New Roman" w:hAnsiTheme="majorBidi" w:cstheme="majorBidi"/>
+                <w:bCs/>
+                <w:sz w:val="24"/>
+                <w:szCs w:val="24"/>
+              </w:rPr>
+            </w:pPr>
+            <w:r>
+              <w:rPr>
+                <w:rFonts w:asciiTheme="majorBidi" w:eastAsia="Times New Roman" w:hAnsiTheme="majorBidi" w:cstheme="majorBidi"/>
+                <w:bCs/>
+                <w:sz w:val="24"/>
+                <w:szCs w:val="24"/>
+              </w:rPr>
+              <w:t>Backend</w:t>
+            </w:r>
+          </w:p>
+        </w:tc>
+        <w:tc>
+          <w:tcPr>
+            <w:tcW w:w="2360" w:type="dxa"/>
+            <w:tcBorders>
+              <w:top w:val="single" w:sz="2" w:space="0" w:color="CCCCCC"/>
+              <w:left w:val="single" w:sz="2" w:space="0" w:color="CCCCCC"/>
+              <w:bottom w:val="single" w:sz="2" w:space="0" w:color="CCCCCC"/>
+              <w:right w:val="single" w:sz="2" w:space="0" w:color="CCCCCC"/>
+            </w:tcBorders>
+            <w:shd w:val="clear" w:color="auto" w:fill="FFFFFF" w:themeFill="background1"/>
+            <w:tcMar>
+              <w:top w:w="80" w:type="dxa"/>
+              <w:left w:w="120" w:type="dxa"/>
+              <w:bottom w:w="80" w:type="dxa"/>
+              <w:right w:w="120" w:type="dxa"/>
+            </w:tcMar>
+            <w:hideMark/>
+          </w:tcPr>
+          <w:p>
+            <w:pPr>
+              <w:spacing w:after="0" w:line="240" w:lineRule="auto"/>
+              <w:rPr>
+                <w:rFonts w:asciiTheme="majorBidi" w:eastAsia="Times New Roman" w:hAnsiTheme="majorBidi" w:cstheme="majorBidi"/>
+                <w:bCs/>
+                <w:sz w:val="24"/>
+                <w:szCs w:val="24"/>
+              </w:rPr>
+            </w:pPr>
+            <w:r>
+              <w:rPr>
+                <w:rFonts w:asciiTheme="majorBidi" w:eastAsia="Times New Roman" w:hAnsiTheme="majorBidi" w:cstheme="majorBidi"/>
+                <w:bCs/>
+                <w:sz w:val="24"/>
+                <w:szCs w:val="24"/>
+              </w:rPr>
+              <w:t>JWT (JSON Web Tokens)</w:t>
+            </w:r>
+          </w:p>
+        </w:tc>
+        <w:tc>
+          <w:tcPr>
+            <w:tcW w:w="5000" w:type="dxa"/>
+            <w:tcBorders>
+              <w:top w:val="single" w:sz="2" w:space="0" w:color="CCCCCC"/>
+              <w:left w:val="single" w:sz="2" w:space="0" w:color="CCCCCC"/>
+              <w:bottom w:val="single" w:sz="2" w:space="0" w:color="CCCCCC"/>
+              <w:right w:val="single" w:sz="2" w:space="0" w:color="CCCCCC"/>
+            </w:tcBorders>
+            <w:shd w:val="clear" w:color="auto" w:fill="FFFFFF" w:themeFill="background1"/>
+            <w:tcMar>
+              <w:top w:w="80" w:type="dxa"/>
+              <w:left w:w="120" w:type="dxa"/>
+              <w:bottom w:w="80" w:type="dxa"/>
+              <w:right w:w="120" w:type="dxa"/>
+            </w:tcMar>
+            <w:hideMark/>
+          </w:tcPr>
+          <w:p>
+            <w:pPr>
+              <w:spacing w:after="0" w:line="240" w:lineRule="auto"/>
+              <w:rPr>
+                <w:rFonts w:asciiTheme="majorBidi" w:eastAsia="Times New Roman" w:hAnsiTheme="majorBidi" w:cstheme="majorBidi"/>
+                <w:bCs/>
+                <w:sz w:val="24"/>
+                <w:szCs w:val="24"/>
+              </w:rPr>
+            </w:pPr>
+            <w:r>
+              <w:rPr>
+                <w:rFonts w:asciiTheme="majorBidi" w:eastAsia="Times New Roman" w:hAnsiTheme="majorBidi" w:cstheme="majorBidi"/>
+                <w:bCs/>
+                <w:sz w:val="24"/>
+                <w:szCs w:val="24"/>
+              </w:rPr>
+              <w:t>Authentication and session management</w:t>
+            </w:r>
+          </w:p>
+        </w:tc>
+      </w:tr>
+      <w:tr>
+        <w:tc>
+          <w:tcPr>
+            <w:tcW w:w="2000" w:type="dxa"/>
+            <w:tcBorders>
+              <w:top w:val="single" w:sz="2" w:space="0" w:color="CCCCCC"/>
+              <w:left w:val="single" w:sz="2" w:space="0" w:color="CCCCCC"/>
+              <w:bottom w:val="single" w:sz="2" w:space="0" w:color="CCCCCC"/>
+              <w:right w:val="single" w:sz="2" w:space="0" w:color="CCCCCC"/>
+            </w:tcBorders>
+            <w:shd w:val="clear" w:color="auto" w:fill="FFFFFF" w:themeFill="background1"/>
+            <w:tcMar>
+              <w:top w:w="80" w:type="dxa"/>
+              <w:left w:w="120" w:type="dxa"/>
+              <w:bottom w:w="80" w:type="dxa"/>
+              <w:right w:w="120" w:type="dxa"/>
+            </w:tcMar>
+            <w:hideMark/>
+          </w:tcPr>
+          <w:p>
+            <w:pPr>
+              <w:spacing w:after="0" w:line="240" w:lineRule="auto"/>
+              <w:rPr>
+                <w:rFonts w:asciiTheme="majorBidi" w:eastAsia="Times New Roman" w:hAnsiTheme="majorBidi" w:cstheme="majorBidi"/>
+                <w:bCs/>
+                <w:sz w:val="24"/>
+                <w:szCs w:val="24"/>
+              </w:rPr>
+            </w:pPr>
+            <w:r>
+              <w:rPr>
+                <w:rFonts w:asciiTheme="majorBidi" w:eastAsia="Times New Roman" w:hAnsiTheme="majorBidi" w:cstheme="majorBidi"/>
+                <w:bCs/>
+                <w:sz w:val="24"/>
+                <w:szCs w:val="24"/>
+              </w:rPr>
+              <w:t>Database</w:t>
+            </w:r>
+          </w:p>
+        </w:tc>
+        <w:tc>
+          <w:tcPr>
+            <w:tcW w:w="2360" w:type="dxa"/>
+            <w:tcBorders>
+              <w:top w:val="single" w:sz="2" w:space="0" w:color="CCCCCC"/>
+              <w:left w:val="single" w:sz="2" w:space="0" w:color="CCCCCC"/>
+              <w:bottom w:val="single" w:sz="2" w:space="0" w:color="CCCCCC"/>
+              <w:right w:val="single" w:sz="2" w:space="0" w:color="CCCCCC"/>
+            </w:tcBorders>
+            <w:shd w:val="clear" w:color="auto" w:fill="FFFFFF" w:themeFill="background1"/>
+            <w:tcMar>
+              <w:top w:w="80" w:type="dxa"/>
+              <w:left w:w="120" w:type="dxa"/>
+              <w:bottom w:w="80" w:type="dxa"/>
+              <w:right w:w="120" w:type="dxa"/>
+            </w:tcMar>
+            <w:hideMark/>
+          </w:tcPr>
+          <w:p>
+            <w:pPr>
+              <w:spacing w:after="0" w:line="240" w:lineRule="auto"/>
+              <w:rPr>
+                <w:rFonts w:asciiTheme="majorBidi" w:eastAsia="Times New Roman" w:hAnsiTheme="majorBidi" w:cstheme="majorBidi"/>
+                <w:bCs/>
+                <w:sz w:val="24"/>
+                <w:szCs w:val="24"/>
+              </w:rPr>
+            </w:pPr>
+            <w:r>
+              <w:rPr>
+                <w:rFonts w:asciiTheme="majorBidi" w:eastAsia="Times New Roman" w:hAnsiTheme="majorBidi" w:cstheme="majorBidi"/>
+                <w:bCs/>
+                <w:sz w:val="24"/>
+                <w:szCs w:val="24"/>
+              </w:rPr>
+              <w:t>MongoDB</w:t>
+            </w:r>
+          </w:p>
+        </w:tc>
+        <w:tc>
+          <w:tcPr>
+            <w:tcW w:w="5000" w:type="dxa"/>
+            <w:tcBorders>
+              <w:top w:val="single" w:sz="2" w:space="0" w:color="CCCCCC"/>
+              <w:left w:val="single" w:sz="2" w:space="0" w:color="CCCCCC"/>
+              <w:bottom w:val="single" w:sz="2" w:space="0" w:color="CCCCCC"/>
+              <w:right w:val="single" w:sz="2" w:space="0" w:color="CCCCCC"/>
+            </w:tcBorders>
+            <w:shd w:val="clear" w:color="auto" w:fill="FFFFFF" w:themeFill="background1"/>
+            <w:tcMar>
+              <w:top w:w="80" w:type="dxa"/>
+              <w:left w:w="120" w:type="dxa"/>
+              <w:bottom w:w="80" w:type="dxa"/>
+              <w:right w:w="120" w:type="dxa"/>
+            </w:tcMar>
+            <w:hideMark/>
+          </w:tcPr>
+          <w:p>
+            <w:pPr>
+              <w:spacing w:after="0" w:line="240" w:lineRule="auto"/>
+              <w:rPr>
+                <w:rFonts w:asciiTheme="majorBidi" w:eastAsia="Times New Roman" w:hAnsiTheme="majorBidi" w:cstheme="majorBidi"/>
+                <w:bCs/>
+                <w:sz w:val="24"/>
+                <w:szCs w:val="24"/>
+              </w:rPr>
+            </w:pPr>
+            <w:r>
+              <w:rPr>
+                <w:rFonts w:asciiTheme="majorBidi" w:eastAsia="Times New Roman" w:hAnsiTheme="majorBidi" w:cstheme="majorBidi"/>
+                <w:bCs/>
+                <w:sz w:val="24"/>
+                <w:szCs w:val="24"/>
+              </w:rPr>
+              <w:t>NoSQL document-based storage for all system data</w:t>
+            </w:r>
+          </w:p>
+        </w:tc>
+      </w:tr>
+      <w:tr>
+        <w:tc>
+          <w:tcPr>
+            <w:tcW w:w="2000" w:type="dxa"/>
+            <w:tcBorders>
+              <w:top w:val="single" w:sz="2" w:space="0" w:color="CCCCCC"/>
+              <w:left w:val="single" w:sz="2" w:space="0" w:color="CCCCCC"/>
+              <w:bottom w:val="single" w:sz="2" w:space="0" w:color="CCCCCC"/>
+              <w:right w:val="single" w:sz="2" w:space="0" w:color="CCCCCC"/>
+            </w:tcBorders>
+            <w:shd w:val="clear" w:color="auto" w:fill="FFFFFF" w:themeFill="background1"/>
+            <w:tcMar>
+              <w:top w:w="80" w:type="dxa"/>
+              <w:left w:w="120" w:type="dxa"/>
+              <w:bottom w:w="80" w:type="dxa"/>
+              <w:right w:w="120" w:type="dxa"/>
+            </w:tcMar>
+            <w:hideMark/>
+          </w:tcPr>
+          <w:p>
+            <w:pPr>
+              <w:spacing w:after="0" w:line="240" w:lineRule="auto"/>
+              <w:rPr>
+                <w:rFonts w:asciiTheme="majorBidi" w:eastAsia="Times New Roman" w:hAnsiTheme="majorBidi" w:cstheme="majorBidi"/>
+                <w:bCs/>
+                <w:sz w:val="24"/>
+                <w:szCs w:val="24"/>
+              </w:rPr>
+            </w:pPr>
+            <w:r>
+              <w:rPr>
+                <w:rFonts w:asciiTheme="majorBidi" w:eastAsia="Times New Roman" w:hAnsiTheme="majorBidi" w:cstheme="majorBidi"/>
+                <w:bCs/>
+                <w:sz w:val="24"/>
+                <w:szCs w:val="24"/>
+              </w:rPr>
+              <w:t>Database</w:t>
+            </w:r>
+          </w:p>
+        </w:tc>
+        <w:tc>
+          <w:tcPr>
+            <w:tcW w:w="2360" w:type="dxa"/>
+            <w:tcBorders>
+              <w:top w:val="single" w:sz="2" w:space="0" w:color="CCCCCC"/>
+              <w:left w:val="single" w:sz="2" w:space="0" w:color="CCCCCC"/>
+              <w:bottom w:val="single" w:sz="2" w:space="0" w:color="CCCCCC"/>
+              <w:right w:val="single" w:sz="2" w:space="0" w:color="CCCCCC"/>
+            </w:tcBorders>
+            <w:shd w:val="clear" w:color="auto" w:fill="FFFFFF" w:themeFill="background1"/>
+            <w:tcMar>
+              <w:top w:w="80" w:type="dxa"/>
+              <w:left w:w="120" w:type="dxa"/>
+              <w:bottom w:w="80" w:type="dxa"/>
+              <w:right w:w="120" w:type="dxa"/>
+            </w:tcMar>
+            <w:hideMark/>
+          </w:tcPr>
+          <w:p>
+            <w:pPr>
+              <w:spacing w:after="0" w:line="240" w:lineRule="auto"/>
+              <w:rPr>
+                <w:rFonts w:asciiTheme="majorBidi" w:eastAsia="Times New Roman" w:hAnsiTheme="majorBidi" w:cstheme="majorBidi"/>
+                <w:bCs/>
+                <w:sz w:val="24"/>
+                <w:szCs w:val="24"/>
+              </w:rPr>
+            </w:pPr>
+            <w:r>
+              <w:rPr>
+                <w:rFonts w:asciiTheme="majorBidi" w:eastAsia="Times New Roman" w:hAnsiTheme="majorBidi" w:cstheme="majorBidi"/>
+                <w:bCs/>
+                <w:sz w:val="24"/>
+                <w:szCs w:val="24"/>
+              </w:rPr>
+              <w:t>Mongoose (ODM)</w:t>
+            </w:r>
+          </w:p>
+        </w:tc>
+        <w:tc>
+          <w:tcPr>
+            <w:tcW w:w="5000" w:type="dxa"/>
+            <w:tcBorders>
+              <w:top w:val="single" w:sz="2" w:space="0" w:color="CCCCCC"/>
+              <w:left w:val="single" w:sz="2" w:space="0" w:color="CCCCCC"/>
+              <w:bottom w:val="single" w:sz="2" w:space="0" w:color="CCCCCC"/>
+              <w:right w:val="single" w:sz="2" w:space="0" w:color="CCCCCC"/>
+            </w:tcBorders>
+            <w:shd w:val="clear" w:color="auto" w:fill="FFFFFF" w:themeFill="background1"/>
+            <w:tcMar>
+              <w:top w:w="80" w:type="dxa"/>
+              <w:left w:w="120" w:type="dxa"/>
+              <w:bottom w:w="80" w:type="dxa"/>
+              <w:right w:w="120" w:type="dxa"/>
+            </w:tcMar>
+            <w:hideMark/>
+          </w:tcPr>
+          <w:p>
+            <w:pPr>
+              <w:spacing w:after="0" w:line="240" w:lineRule="auto"/>
+              <w:rPr>
+                <w:rFonts w:asciiTheme="majorBidi" w:eastAsia="Times New Roman" w:hAnsiTheme="majorBidi" w:cstheme="majorBidi"/>
+                <w:bCs/>
+                <w:sz w:val="24"/>
+                <w:szCs w:val="24"/>
+              </w:rPr>
+            </w:pPr>
+            <w:r>
+              <w:rPr>
+                <w:rFonts w:asciiTheme="majorBidi" w:eastAsia="Times New Roman" w:hAnsiTheme="majorBidi" w:cstheme="majorBidi"/>
+                <w:bCs/>
+                <w:sz w:val="24"/>
+                <w:szCs w:val="24"/>
+              </w:rPr>
+              <w:t>Schema modeling and database interaction layer</w:t>
+            </w:r>
+          </w:p>
+        </w:tc>
+      </w:tr>
+      <w:tr>
+        <w:tc>
+          <w:tcPr>
+            <w:tcW w:w="2000" w:type="dxa"/>
+            <w:tcBorders>
+              <w:top w:val="single" w:sz="2" w:space="0" w:color="CCCCCC"/>
+              <w:left w:val="single" w:sz="2" w:space="0" w:color="CCCCCC"/>
+              <w:bottom w:val="single" w:sz="2" w:space="0" w:color="CCCCCC"/>
+              <w:right w:val="single" w:sz="2" w:space="0" w:color="CCCCCC"/>
+            </w:tcBorders>
+            <w:shd w:val="clear" w:color="auto" w:fill="FFFFFF" w:themeFill="background1"/>
+            <w:tcMar>
+              <w:top w:w="80" w:type="dxa"/>
+              <w:left w:w="120" w:type="dxa"/>
+              <w:bottom w:w="80" w:type="dxa"/>
+              <w:right w:w="120" w:type="dxa"/>
+            </w:tcMar>
+            <w:hideMark/>
+          </w:tcPr>
+          <w:p>
+            <w:pPr>
+              <w:spacing w:after="0" w:line="240" w:lineRule="auto"/>
+              <w:rPr>
+                <w:rFonts w:asciiTheme="majorBidi" w:eastAsia="Times New Roman" w:hAnsiTheme="majorBidi" w:cstheme="majorBidi"/>
+                <w:bCs/>
+                <w:sz w:val="24"/>
+                <w:szCs w:val="24"/>
+              </w:rPr>
+            </w:pPr>
+            <w:r>
+              <w:rPr>
+                <w:rFonts w:asciiTheme="majorBidi" w:eastAsia="Times New Roman" w:hAnsiTheme="majorBidi" w:cstheme="majorBidi"/>
+                <w:bCs/>
+                <w:sz w:val="24"/>
+                <w:szCs w:val="24"/>
+              </w:rPr>
+              <w:t>Payment</w:t>
+            </w:r>
+          </w:p>
+        </w:tc>
+        <w:tc>
+          <w:tcPr>
+            <w:tcW w:w="2360" w:type="dxa"/>
+            <w:tcBorders>
+              <w:top w:val="single" w:sz="2" w:space="0" w:color="CCCCCC"/>
+              <w:left w:val="single" w:sz="2" w:space="0" w:color="CCCCCC"/>
+              <w:bottom w:val="single" w:sz="2" w:space="0" w:color="CCCCCC"/>
+              <w:right w:val="single" w:sz="2" w:space="0" w:color="CCCCCC"/>
+            </w:tcBorders>
+            <w:shd w:val="clear" w:color="auto" w:fill="FFFFFF" w:themeFill="background1"/>
+            <w:tcMar>
+              <w:top w:w="80" w:type="dxa"/>
+              <w:left w:w="120" w:type="dxa"/>
+              <w:bottom w:w="80" w:type="dxa"/>
+              <w:right w:w="120" w:type="dxa"/>
+            </w:tcMar>
+            <w:hideMark/>
+          </w:tcPr>
+          <w:p>
+            <w:pPr>
+              <w:spacing w:after="0" w:line="240" w:lineRule="auto"/>
+              <w:rPr>
+                <w:rFonts w:asciiTheme="majorBidi" w:eastAsia="Times New Roman" w:hAnsiTheme="majorBidi" w:cstheme="majorBidi"/>
+                <w:bCs/>
+                <w:sz w:val="24"/>
+                <w:szCs w:val="24"/>
+              </w:rPr>
+            </w:pPr>
+            <w:r>
+              <w:rPr>
+                <w:rFonts w:asciiTheme="majorBidi" w:eastAsia="Times New Roman" w:hAnsiTheme="majorBidi" w:cstheme="majorBidi"/>
+                <w:bCs/>
+                <w:sz w:val="24"/>
+                <w:szCs w:val="24"/>
+              </w:rPr>
+              <w:t>Stripe API</w:t>
+            </w:r>
+          </w:p>
+        </w:tc>
+        <w:tc>
+          <w:tcPr>
+            <w:tcW w:w="5000" w:type="dxa"/>
+            <w:tcBorders>
+              <w:top w:val="single" w:sz="2" w:space="0" w:color="CCCCCC"/>
+              <w:left w:val="single" w:sz="2" w:space="0" w:color="CCCCCC"/>
+              <w:bottom w:val="single" w:sz="2" w:space="0" w:color="CCCCCC"/>
+              <w:right w:val="single" w:sz="2" w:space="0" w:color="CCCCCC"/>
+            </w:tcBorders>
+            <w:shd w:val="clear" w:color="auto" w:fill="FFFFFF" w:themeFill="background1"/>
+            <w:tcMar>
+              <w:top w:w="80" w:type="dxa"/>
+              <w:left w:w="120" w:type="dxa"/>
+              <w:bottom w:w="80" w:type="dxa"/>
+              <w:right w:w="120" w:type="dxa"/>
+            </w:tcMar>
+            <w:hideMark/>
+          </w:tcPr>
+          <w:p>
+            <w:pPr>
+              <w:spacing w:after="0" w:line="240" w:lineRule="auto"/>
+              <w:rPr>
+                <w:rFonts w:asciiTheme="majorBidi" w:eastAsia="Times New Roman" w:hAnsiTheme="majorBidi" w:cstheme="majorBidi"/>
+                <w:bCs/>
+                <w:sz w:val="24"/>
+                <w:szCs w:val="24"/>
+              </w:rPr>
+            </w:pPr>
+            <w:r>
+              <w:rPr>
+                <w:rFonts w:asciiTheme="majorBidi" w:eastAsia="Times New Roman" w:hAnsiTheme="majorBidi" w:cstheme="majorBidi"/>
+                <w:bCs/>
+                <w:sz w:val="24"/>
+                <w:szCs w:val="24"/>
+              </w:rPr>
+              <w:t>Secure payment processing and transaction handling</w:t>
+            </w:r>
+          </w:p>
+        </w:tc>
+      </w:tr>
+      <w:tr>
+        <w:tc>
+          <w:tcPr>
+            <w:tcW w:w="2000" w:type="dxa"/>
+            <w:tcBorders>
+              <w:top w:val="single" w:sz="2" w:space="0" w:color="CCCCCC"/>
+              <w:left w:val="single" w:sz="2" w:space="0" w:color="CCCCCC"/>
+              <w:bottom w:val="single" w:sz="2" w:space="0" w:color="CCCCCC"/>
+              <w:right w:val="single" w:sz="2" w:space="0" w:color="CCCCCC"/>
+            </w:tcBorders>
+            <w:shd w:val="clear" w:color="auto" w:fill="FFFFFF" w:themeFill="background1"/>
+            <w:tcMar>
+              <w:top w:w="80" w:type="dxa"/>
+              <w:left w:w="120" w:type="dxa"/>
+              <w:bottom w:w="80" w:type="dxa"/>
+              <w:right w:w="120" w:type="dxa"/>
+            </w:tcMar>
+            <w:hideMark/>
+          </w:tcPr>
+          <w:p>
+            <w:pPr>
+              <w:spacing w:after="0" w:line="240" w:lineRule="auto"/>
+              <w:rPr>
+                <w:rFonts w:asciiTheme="majorBidi" w:eastAsia="Times New Roman" w:hAnsiTheme="majorBidi" w:cstheme="majorBidi"/>
+                <w:bCs/>
+                <w:sz w:val="24"/>
+                <w:szCs w:val="24"/>
+              </w:rPr>
+            </w:pPr>
+            <w:r>
+              <w:rPr>
+                <w:rFonts w:asciiTheme="majorBidi" w:eastAsia="Times New Roman" w:hAnsiTheme="majorBidi" w:cstheme="majorBidi"/>
+                <w:bCs/>
+                <w:sz w:val="24"/>
+                <w:szCs w:val="24"/>
+              </w:rPr>
+              <w:t>Email</w:t>
+            </w:r>
+          </w:p>
+        </w:tc>
+        <w:tc>
+          <w:tcPr>
+            <w:tcW w:w="2360" w:type="dxa"/>
+            <w:tcBorders>
+              <w:top w:val="single" w:sz="2" w:space="0" w:color="CCCCCC"/>
+              <w:left w:val="single" w:sz="2" w:space="0" w:color="CCCCCC"/>
+              <w:bottom w:val="single" w:sz="2" w:space="0" w:color="CCCCCC"/>
+              <w:right w:val="single" w:sz="2" w:space="0" w:color="CCCCCC"/>
+            </w:tcBorders>
+            <w:shd w:val="clear" w:color="auto" w:fill="FFFFFF" w:themeFill="background1"/>
+            <w:tcMar>
+              <w:top w:w="80" w:type="dxa"/>
+              <w:left w:w="120" w:type="dxa"/>
+              <w:bottom w:w="80" w:type="dxa"/>
+              <w:right w:w="120" w:type="dxa"/>
+            </w:tcMar>
+            <w:hideMark/>
+          </w:tcPr>
+          <w:p>
+            <w:pPr>
+              <w:spacing w:after="0" w:line="240" w:lineRule="auto"/>
+              <w:rPr>
+                <w:rFonts w:asciiTheme="majorBidi" w:eastAsia="Times New Roman" w:hAnsiTheme="majorBidi" w:cstheme="majorBidi"/>
+                <w:bCs/>
+                <w:sz w:val="24"/>
+                <w:szCs w:val="24"/>
+              </w:rPr>
+            </w:pPr>
+            <w:r>
+              <w:rPr>
+                <w:rFonts w:asciiTheme="majorBidi" w:eastAsia="Times New Roman" w:hAnsiTheme="majorBidi" w:cstheme="majorBidi"/>
+                <w:bCs/>
+                <w:sz w:val="24"/>
+                <w:szCs w:val="24"/>
+              </w:rPr>
+              <w:t>SMTP Service</w:t>
+            </w:r>
+          </w:p>
+        </w:tc>
+        <w:tc>
+          <w:tcPr>
+            <w:tcW w:w="5000" w:type="dxa"/>
+            <w:tcBorders>
+              <w:top w:val="single" w:sz="2" w:space="0" w:color="CCCCCC"/>
+              <w:left w:val="single" w:sz="2" w:space="0" w:color="CCCCCC"/>
+              <w:bottom w:val="single" w:sz="2" w:space="0" w:color="CCCCCC"/>
+              <w:right w:val="single" w:sz="2" w:space="0" w:color="CCCCCC"/>
+            </w:tcBorders>
+            <w:shd w:val="clear" w:color="auto" w:fill="FFFFFF" w:themeFill="background1"/>
+            <w:tcMar>
+              <w:top w:w="80" w:type="dxa"/>
+              <w:left w:w="120" w:type="dxa"/>
+              <w:bottom w:w="80" w:type="dxa"/>
+              <w:right w:w="120" w:type="dxa"/>
+            </w:tcMar>
+            <w:hideMark/>
+          </w:tcPr>
+          <w:p>
+            <w:pPr>
+              <w:spacing w:after="0" w:line="240" w:lineRule="auto"/>
+              <w:rPr>
+                <w:rFonts w:asciiTheme="majorBidi" w:eastAsia="Times New Roman" w:hAnsiTheme="majorBidi" w:cstheme="majorBidi"/>
+                <w:bCs/>
+                <w:sz w:val="24"/>
+                <w:szCs w:val="24"/>
+              </w:rPr>
+            </w:pPr>
+            <w:r>
+              <w:rPr>
+                <w:rFonts w:asciiTheme="majorBidi" w:eastAsia="Times New Roman" w:hAnsiTheme="majorBidi" w:cstheme="majorBidi"/>
+                <w:bCs/>
+                <w:sz w:val="24"/>
+                <w:szCs w:val="24"/>
+              </w:rPr>
+              <w:t>Account verification and order notification emails</w:t>
+            </w:r>
+          </w:p>
+        </w:tc>
+      </w:tr>
+      <w:tr>
+        <w:tc>
+          <w:tcPr>
+            <w:tcW w:w="2000" w:type="dxa"/>
+            <w:tcBorders>
+              <w:top w:val="single" w:sz="2" w:space="0" w:color="CCCCCC"/>
+              <w:left w:val="single" w:sz="2" w:space="0" w:color="CCCCCC"/>
+              <w:bottom w:val="single" w:sz="2" w:space="0" w:color="CCCCCC"/>
+              <w:right w:val="single" w:sz="2" w:space="0" w:color="CCCCCC"/>
+            </w:tcBorders>
+            <w:shd w:val="clear" w:color="auto" w:fill="FFFFFF" w:themeFill="background1"/>
+            <w:tcMar>
+              <w:top w:w="80" w:type="dxa"/>
+              <w:left w:w="120" w:type="dxa"/>
+              <w:bottom w:w="80" w:type="dxa"/>
+              <w:right w:w="120" w:type="dxa"/>
+            </w:tcMar>
+            <w:hideMark/>
+          </w:tcPr>
+          <w:p>
+            <w:pPr>
+              <w:spacing w:after="0" w:line="240" w:lineRule="auto"/>
+              <w:rPr>
+                <w:rFonts w:asciiTheme="majorBidi" w:eastAsia="Times New Roman" w:hAnsiTheme="majorBidi" w:cstheme="majorBidi"/>
+                <w:bCs/>
+                <w:sz w:val="24"/>
+                <w:szCs w:val="24"/>
+              </w:rPr>
+            </w:pPr>
+            <w:r>
+              <w:rPr>
+                <w:rFonts w:asciiTheme="majorBidi" w:eastAsia="Times New Roman" w:hAnsiTheme="majorBidi" w:cstheme="majorBidi"/>
+                <w:bCs/>
+                <w:sz w:val="24"/>
+                <w:szCs w:val="24"/>
+              </w:rPr>
+              <w:t>Security</w:t>
+            </w:r>
+          </w:p>
+        </w:tc>
+        <w:tc>
+          <w:tcPr>
+            <w:tcW w:w="2360" w:type="dxa"/>
+            <w:tcBorders>
+              <w:top w:val="single" w:sz="2" w:space="0" w:color="CCCCCC"/>
+              <w:left w:val="single" w:sz="2" w:space="0" w:color="CCCCCC"/>
+              <w:bottom w:val="single" w:sz="2" w:space="0" w:color="CCCCCC"/>
+              <w:right w:val="single" w:sz="2" w:space="0" w:color="CCCCCC"/>
+            </w:tcBorders>
+            <w:shd w:val="clear" w:color="auto" w:fill="FFFFFF" w:themeFill="background1"/>
+            <w:tcMar>
+              <w:top w:w="80" w:type="dxa"/>
+              <w:left w:w="120" w:type="dxa"/>
+              <w:bottom w:w="80" w:type="dxa"/>
+              <w:right w:w="120" w:type="dxa"/>
+            </w:tcMar>
+            <w:hideMark/>
+          </w:tcPr>
+          <w:p>
+            <w:pPr>
+              <w:spacing w:after="0" w:line="240" w:lineRule="auto"/>
+              <w:rPr>
+                <w:rFonts w:asciiTheme="majorBidi" w:eastAsia="Times New Roman" w:hAnsiTheme="majorBidi" w:cstheme="majorBidi"/>
+                <w:bCs/>
+                <w:sz w:val="24"/>
+                <w:szCs w:val="24"/>
+              </w:rPr>
+            </w:pPr>
+            <w:r>
+              <w:rPr>
+                <w:rFonts w:asciiTheme="majorBidi" w:eastAsia="Times New Roman" w:hAnsiTheme="majorBidi" w:cstheme="majorBidi"/>
+                <w:bCs/>
+                <w:sz w:val="24"/>
+                <w:szCs w:val="24"/>
+              </w:rPr>
+              <w:t>HTTPS / TLS</w:t>
+            </w:r>
+          </w:p>
+        </w:tc>
+        <w:tc>
+          <w:tcPr>
+            <w:tcW w:w="5000" w:type="dxa"/>
+            <w:tcBorders>
+              <w:top w:val="single" w:sz="2" w:space="0" w:color="CCCCCC"/>
+              <w:left w:val="single" w:sz="2" w:space="0" w:color="CCCCCC"/>
+              <w:bottom w:val="single" w:sz="2" w:space="0" w:color="CCCCCC"/>
+              <w:right w:val="single" w:sz="2" w:space="0" w:color="CCCCCC"/>
+            </w:tcBorders>
+            <w:shd w:val="clear" w:color="auto" w:fill="FFFFFF" w:themeFill="background1"/>
+            <w:tcMar>
+              <w:top w:w="80" w:type="dxa"/>
+              <w:left w:w="120" w:type="dxa"/>
+              <w:bottom w:w="80" w:type="dxa"/>
+              <w:right w:w="120" w:type="dxa"/>
+            </w:tcMar>
+            <w:hideMark/>
+          </w:tcPr>
+          <w:p>
+            <w:pPr>
+              <w:spacing w:after="0" w:line="240" w:lineRule="auto"/>
+              <w:rPr>
+                <w:rFonts w:asciiTheme="majorBidi" w:eastAsia="Times New Roman" w:hAnsiTheme="majorBidi" w:cstheme="majorBidi"/>
+                <w:bCs/>
+                <w:sz w:val="24"/>
+                <w:szCs w:val="24"/>
+              </w:rPr>
+            </w:pPr>
+            <w:r>
+              <w:rPr>
+                <w:rFonts w:asciiTheme="majorBidi" w:eastAsia="Times New Roman" w:hAnsiTheme="majorBidi" w:cstheme="majorBidi"/>
+                <w:bCs/>
+                <w:sz w:val="24"/>
+                <w:szCs w:val="24"/>
+              </w:rPr>
+              <w:t>Encrypted data transmission</w:t>
+            </w:r>
+          </w:p>
+        </w:tc>
+      </w:tr>
+      <w:tr>
+        <w:tc>
+          <w:tcPr>
+            <w:tcW w:w="2000" w:type="dxa"/>
+            <w:tcBorders>
+              <w:top w:val="single" w:sz="2" w:space="0" w:color="CCCCCC"/>
+              <w:left w:val="single" w:sz="2" w:space="0" w:color="CCCCCC"/>
+              <w:bottom w:val="single" w:sz="2" w:space="0" w:color="CCCCCC"/>
+              <w:right w:val="single" w:sz="2" w:space="0" w:color="CCCCCC"/>
+            </w:tcBorders>
+            <w:shd w:val="clear" w:color="auto" w:fill="FFFFFF" w:themeFill="background1"/>
+            <w:tcMar>
+              <w:top w:w="80" w:type="dxa"/>
+              <w:left w:w="120" w:type="dxa"/>
+              <w:bottom w:w="80" w:type="dxa"/>
+              <w:right w:w="120" w:type="dxa"/>
+            </w:tcMar>
+            <w:hideMark/>
+          </w:tcPr>
+          <w:p>
+            <w:pPr>
+              <w:spacing w:after="0" w:line="240" w:lineRule="auto"/>
+              <w:rPr>
+                <w:rFonts w:asciiTheme="majorBidi" w:eastAsia="Times New Roman" w:hAnsiTheme="majorBidi" w:cstheme="majorBidi"/>
+                <w:bCs/>
+                <w:sz w:val="24"/>
+                <w:szCs w:val="24"/>
+              </w:rPr>
+            </w:pPr>
+            <w:r>
+              <w:rPr>
+                <w:rFonts w:asciiTheme="majorBidi" w:eastAsia="Times New Roman" w:hAnsiTheme="majorBidi" w:cstheme="majorBidi"/>
+                <w:bCs/>
+                <w:sz w:val="24"/>
+                <w:szCs w:val="24"/>
+              </w:rPr>
+              <w:t>Security</w:t>
+            </w:r>
+          </w:p>
+        </w:tc>
+        <w:tc>
+          <w:tcPr>
+            <w:tcW w:w="2360" w:type="dxa"/>
+            <w:tcBorders>
+              <w:top w:val="single" w:sz="2" w:space="0" w:color="CCCCCC"/>
+              <w:left w:val="single" w:sz="2" w:space="0" w:color="CCCCCC"/>
+              <w:bottom w:val="single" w:sz="2" w:space="0" w:color="CCCCCC"/>
+              <w:right w:val="single" w:sz="2" w:space="0" w:color="CCCCCC"/>
+            </w:tcBorders>
+            <w:shd w:val="clear" w:color="auto" w:fill="FFFFFF" w:themeFill="background1"/>
+            <w:tcMar>
+              <w:top w:w="80" w:type="dxa"/>
+              <w:left w:w="120" w:type="dxa"/>
+              <w:bottom w:w="80" w:type="dxa"/>
+              <w:right w:w="120" w:type="dxa"/>
+            </w:tcMar>
+            <w:hideMark/>
+          </w:tcPr>
+          <w:p>
+            <w:pPr>
+              <w:spacing w:after="0" w:line="240" w:lineRule="auto"/>
+              <w:rPr>
+                <w:rFonts w:asciiTheme="majorBidi" w:eastAsia="Times New Roman" w:hAnsiTheme="majorBidi" w:cstheme="majorBidi"/>
+                <w:bCs/>
+                <w:sz w:val="24"/>
+                <w:szCs w:val="24"/>
+              </w:rPr>
+            </w:pPr>
+            <w:r>
+              <w:rPr>
+                <w:rFonts w:asciiTheme="majorBidi" w:eastAsia="Times New Roman" w:hAnsiTheme="majorBidi" w:cstheme="majorBidi"/>
+                <w:bCs/>
+                <w:sz w:val="24"/>
+                <w:szCs w:val="24"/>
+              </w:rPr>
+              <w:t>B</w:t>
+            </w:r>
+            <w:r>
+              <w:rPr>
+                <w:rFonts w:asciiTheme="majorBidi" w:eastAsia="Times New Roman" w:hAnsiTheme="majorBidi" w:cstheme="majorBidi"/>
+                <w:bCs/>
+                <w:sz w:val="24"/>
+                <w:szCs w:val="24"/>
+              </w:rPr>
+              <w:t>crypt</w:t>
+            </w:r>
+          </w:p>
+        </w:tc>
+        <w:tc>
+          <w:tcPr>
+            <w:tcW w:w="5000" w:type="dxa"/>
+            <w:tcBorders>
+              <w:top w:val="single" w:sz="2" w:space="0" w:color="CCCCCC"/>
+              <w:left w:val="single" w:sz="2" w:space="0" w:color="CCCCCC"/>
+              <w:bottom w:val="single" w:sz="2" w:space="0" w:color="CCCCCC"/>
+              <w:right w:val="single" w:sz="2" w:space="0" w:color="CCCCCC"/>
+            </w:tcBorders>
+            <w:shd w:val="clear" w:color="auto" w:fill="FFFFFF" w:themeFill="background1"/>
+            <w:tcMar>
+              <w:top w:w="80" w:type="dxa"/>
+              <w:left w:w="120" w:type="dxa"/>
+              <w:bottom w:w="80" w:type="dxa"/>
+              <w:right w:w="120" w:type="dxa"/>
+            </w:tcMar>
+            <w:hideMark/>
+          </w:tcPr>
+          <w:p>
+            <w:pPr>
+              <w:spacing w:after="0" w:line="240" w:lineRule="auto"/>
+              <w:rPr>
+                <w:rFonts w:asciiTheme="majorBidi" w:eastAsia="Times New Roman" w:hAnsiTheme="majorBidi" w:cstheme="majorBidi"/>
+                <w:bCs/>
+                <w:sz w:val="24"/>
+                <w:szCs w:val="24"/>
+              </w:rPr>
+            </w:pPr>
+            <w:r>
+              <w:rPr>
+                <w:rFonts w:asciiTheme="majorBidi" w:eastAsia="Times New Roman" w:hAnsiTheme="majorBidi" w:cstheme="majorBidi"/>
+                <w:bCs/>
+                <w:sz w:val="24"/>
+                <w:szCs w:val="24"/>
+              </w:rPr>
+              <w:t>Password hashing and secure credential storage</w:t>
+            </w:r>
+          </w:p>
+        </w:tc>
+      </w:tr>
+    </w:tbl>
+    <w:p>
+      <w:pPr>
+        <w:ind w:firstLine="720"/>
+        <w:rPr>
+          <w:rFonts w:asciiTheme="majorBidi" w:eastAsia="Times New Roman" w:hAnsiTheme="majorBidi" w:cstheme="majorBidi"/>
+          <w:bCs/>
+          <w:sz w:val="24"/>
+          <w:szCs w:val="24"/>
+        </w:rPr>
+      </w:pPr>
+    </w:p>
+    <w:p>
+      <w:pPr>
+        <w:pStyle w:val="Heading1"/>
+        <w:rPr>
+          <w:bCs/>
+          <w:sz w:val="26"/>
+          <w:szCs w:val="26"/>
+        </w:rPr>
+      </w:pPr>
+      <w:r>
+        <w:rPr>
+          <w:bCs/>
+          <w:sz w:val="26"/>
+          <w:szCs w:val="26"/>
+        </w:rPr>
+        <w:t>2.3 System Environment</w:t>
+      </w:r>
+    </w:p>
+    <w:p>
+      <w:pPr>
+        <w:rPr>
+          <w:rFonts w:asciiTheme="majorBidi" w:eastAsia="Times New Roman" w:hAnsiTheme="majorBidi" w:cstheme="majorBidi"/>
+          <w:bCs/>
+          <w:sz w:val="24"/>
+          <w:szCs w:val="24"/>
+        </w:rPr>
+      </w:pPr>
+      <w:r>
+        <w:rPr>
+          <w:rFonts w:asciiTheme="majorBidi" w:eastAsia="Times New Roman" w:hAnsiTheme="majorBidi" w:cstheme="majorBidi"/>
+          <w:bCs/>
+          <w:sz w:val="24"/>
+          <w:szCs w:val="24"/>
+        </w:rPr>
+        <w:t>The system operates within a client-server environment and supports multiple deployment stages such as development, testing, and production.</w:t>
+      </w:r>
+    </w:p>
+    <w:p>
+      <w:pPr>
+        <w:rPr>
+          <w:rFonts w:asciiTheme="minorBidi" w:eastAsia="Times New Roman" w:hAnsiTheme="minorBidi"/>
+          <w:b/>
+          <w:sz w:val="24"/>
+          <w:szCs w:val="24"/>
+        </w:rPr>
+      </w:pPr>
+      <w:r>
+        <w:rPr>
+          <w:rFonts w:asciiTheme="minorBidi" w:eastAsia="Times New Roman" w:hAnsiTheme="minorBidi"/>
+          <w:b/>
+          <w:sz w:val="24"/>
+          <w:szCs w:val="24"/>
+        </w:rPr>
+        <w:t>Client Environment</w:t>
+      </w:r>
+    </w:p>
+    <w:p>
+      <w:pPr>
+        <w:numPr>
+          <w:ilvl w:val="0"/>
+          <w:numId w:val="4"/>
+        </w:numPr>
+        <w:rPr>
+          <w:rFonts w:asciiTheme="majorBidi" w:eastAsia="Times New Roman" w:hAnsiTheme="majorBidi" w:cstheme="majorBidi"/>
+          <w:bCs/>
+          <w:sz w:val="24"/>
+          <w:szCs w:val="24"/>
+        </w:rPr>
+      </w:pPr>
+      <w:r>
+        <w:rPr>
+          <w:rFonts w:asciiTheme="majorBidi" w:eastAsia="Times New Roman" w:hAnsiTheme="majorBidi" w:cstheme="majorBidi"/>
+          <w:bCs/>
+          <w:sz w:val="24"/>
+          <w:szCs w:val="24"/>
+        </w:rPr>
+        <w:t>Devices: Desktop computers, laptops, tablets, or smartphones</w:t>
+      </w:r>
+    </w:p>
+    <w:p>
+      <w:pPr>
+        <w:numPr>
+          <w:ilvl w:val="0"/>
+          <w:numId w:val="4"/>
+        </w:numPr>
+        <w:rPr>
+          <w:rFonts w:asciiTheme="majorBidi" w:eastAsia="Times New Roman" w:hAnsiTheme="majorBidi" w:cstheme="majorBidi"/>
+          <w:bCs/>
+          <w:sz w:val="24"/>
+          <w:szCs w:val="24"/>
+        </w:rPr>
+      </w:pPr>
+      <w:r>
+        <w:rPr>
+          <w:rFonts w:asciiTheme="majorBidi" w:eastAsia="Times New Roman" w:hAnsiTheme="majorBidi" w:cstheme="majorBidi"/>
+          <w:bCs/>
+          <w:sz w:val="24"/>
+          <w:szCs w:val="24"/>
+        </w:rPr>
+        <w:t>Operating Systems: Windows, Linux, macOS, Android, or iOS</w:t>
+      </w:r>
+    </w:p>
+    <w:p>
+      <w:pPr>
+        <w:numPr>
+          <w:ilvl w:val="0"/>
+          <w:numId w:val="4"/>
+        </w:numPr>
+        <w:rPr>
+          <w:rFonts w:asciiTheme="majorBidi" w:eastAsia="Times New Roman" w:hAnsiTheme="majorBidi" w:cstheme="majorBidi"/>
+          <w:bCs/>
+          <w:sz w:val="24"/>
+          <w:szCs w:val="24"/>
+        </w:rPr>
+      </w:pPr>
+      <w:r>
+        <w:rPr>
+          <w:rFonts w:asciiTheme="majorBidi" w:eastAsia="Times New Roman" w:hAnsiTheme="majorBidi" w:cstheme="majorBidi"/>
+          <w:bCs/>
+          <w:sz w:val="24"/>
+          <w:szCs w:val="24"/>
+        </w:rPr>
+        <w:t>Browser-based access with no additional software installation required</w:t>
+      </w:r>
+    </w:p>
+    <w:p>
+      <w:pPr>
+        <w:numPr>
+          <w:ilvl w:val="0"/>
+          <w:numId w:val="4"/>
+        </w:numPr>
+        <w:rPr>
+          <w:rFonts w:asciiTheme="majorBidi" w:eastAsia="Times New Roman" w:hAnsiTheme="majorBidi" w:cstheme="majorBidi"/>
+          <w:bCs/>
+          <w:sz w:val="24"/>
+          <w:szCs w:val="24"/>
+        </w:rPr>
+      </w:pPr>
+      <w:r>
+        <w:rPr>
+          <w:rFonts w:asciiTheme="majorBidi" w:eastAsia="Times New Roman" w:hAnsiTheme="majorBidi" w:cstheme="majorBidi"/>
+          <w:bCs/>
+          <w:sz w:val="24"/>
+          <w:szCs w:val="24"/>
+        </w:rPr>
+        <w:t>Minimum display resolution of 720p for optimal viewing</w:t>
+      </w:r>
+    </w:p>
+    <w:p>
+      <w:pPr>
+        <w:rPr>
+          <w:rFonts w:asciiTheme="minorBidi" w:eastAsia="Times New Roman" w:hAnsiTheme="minorBidi"/>
+          <w:b/>
+          <w:sz w:val="24"/>
+          <w:szCs w:val="24"/>
+        </w:rPr>
+      </w:pPr>
+      <w:r>
+        <w:rPr>
+          <w:rFonts w:asciiTheme="minorBidi" w:eastAsia="Times New Roman" w:hAnsiTheme="minorBidi"/>
+          <w:b/>
+          <w:sz w:val="24"/>
+          <w:szCs w:val="24"/>
+        </w:rPr>
+        <w:t>Server Environment</w:t>
+      </w:r>
+    </w:p>
+    <w:p>
+      <w:pPr>
+        <w:numPr>
+          <w:ilvl w:val="0"/>
+          <w:numId w:val="4"/>
+        </w:numPr>
+        <w:rPr>
+          <w:rFonts w:asciiTheme="majorBidi" w:eastAsia="Times New Roman" w:hAnsiTheme="majorBidi" w:cstheme="majorBidi"/>
+          <w:bCs/>
+          <w:sz w:val="24"/>
+          <w:szCs w:val="24"/>
+        </w:rPr>
+      </w:pPr>
+      <w:r>
+        <w:rPr>
+          <w:rFonts w:asciiTheme="majorBidi" w:eastAsia="Times New Roman" w:hAnsiTheme="majorBidi" w:cstheme="majorBidi"/>
+          <w:bCs/>
+          <w:sz w:val="24"/>
+          <w:szCs w:val="24"/>
+        </w:rPr>
+        <w:t>Backend server hosted on cloud infrastructure (AWS or Google Cloud)</w:t>
+      </w:r>
+    </w:p>
+    <w:p>
+      <w:pPr>
+        <w:numPr>
+          <w:ilvl w:val="0"/>
+          <w:numId w:val="4"/>
+        </w:numPr>
+        <w:rPr>
+          <w:rFonts w:asciiTheme="majorBidi" w:eastAsia="Times New Roman" w:hAnsiTheme="majorBidi" w:cstheme="majorBidi"/>
+          <w:bCs/>
+          <w:sz w:val="24"/>
+          <w:szCs w:val="24"/>
+        </w:rPr>
+      </w:pPr>
+      <w:r>
+        <w:rPr>
+          <w:rFonts w:asciiTheme="majorBidi" w:eastAsia="Times New Roman" w:hAnsiTheme="majorBidi" w:cstheme="majorBidi"/>
+          <w:bCs/>
+          <w:sz w:val="24"/>
+          <w:szCs w:val="24"/>
+        </w:rPr>
+        <w:t>Operating System: Linux-based server environment</w:t>
+      </w:r>
+    </w:p>
+    <w:p>
+      <w:pPr>
+        <w:numPr>
+          <w:ilvl w:val="0"/>
+          <w:numId w:val="4"/>
+        </w:numPr>
+        <w:rPr>
+          <w:rFonts w:asciiTheme="majorBidi" w:eastAsia="Times New Roman" w:hAnsiTheme="majorBidi" w:cstheme="majorBidi"/>
+          <w:bCs/>
+          <w:sz w:val="24"/>
+          <w:szCs w:val="24"/>
+        </w:rPr>
+      </w:pPr>
+      <w:r>
+        <w:rPr>
+          <w:rFonts w:asciiTheme="majorBidi" w:eastAsia="Times New Roman" w:hAnsiTheme="majorBidi" w:cstheme="majorBidi"/>
+          <w:bCs/>
+          <w:sz w:val="24"/>
+          <w:szCs w:val="24"/>
+        </w:rPr>
+        <w:t>Database server running MongoDB</w:t>
+      </w:r>
+    </w:p>
+    <w:p>
+      <w:pPr>
+        <w:numPr>
+          <w:ilvl w:val="0"/>
+          <w:numId w:val="4"/>
+        </w:numPr>
+      </w:pPr>
+      <w:r>
+        <w:t>Secure network configuration with firewalls and SSL certificates</w:t>
+      </w:r>
+    </w:p>
+    <w:p/>
+    <w:p>
+      <w:pPr>
+        <w:rPr>
+          <w:rFonts w:asciiTheme="minorBidi" w:hAnsiTheme="minorBidi"/>
+          <w:b/>
+          <w:bCs/>
+          <w:sz w:val="24"/>
+          <w:szCs w:val="24"/>
+        </w:rPr>
+      </w:pPr>
+      <w:r>
+        <w:rPr>
+          <w:rFonts w:asciiTheme="minorBidi" w:hAnsiTheme="minorBidi"/>
+          <w:b/>
+          <w:bCs/>
+          <w:sz w:val="24"/>
+          <w:szCs w:val="24"/>
+        </w:rPr>
+        <w:t>Network Environment</w:t>
+      </w:r>
+    </w:p>
+    <w:p>
+      <w:pPr>
+        <w:numPr>
+          <w:ilvl w:val="0"/>
+          <w:numId w:val="4"/>
+        </w:numPr>
+        <w:rPr>
+          <w:rFonts w:asciiTheme="majorBidi" w:hAnsiTheme="majorBidi" w:cstheme="majorBidi"/>
+          <w:sz w:val="24"/>
+          <w:szCs w:val="24"/>
+        </w:rPr>
+      </w:pPr>
+      <w:r>
+        <w:rPr>
+          <w:rFonts w:asciiTheme="majorBidi" w:hAnsiTheme="majorBidi" w:cstheme="majorBidi"/>
+          <w:sz w:val="24"/>
+          <w:szCs w:val="24"/>
+        </w:rPr>
+        <w:t>Internet-based access using secure HTTPS connections</w:t>
+      </w:r>
+    </w:p>
+    <w:p>
+      <w:pPr>
+        <w:numPr>
+          <w:ilvl w:val="0"/>
+          <w:numId w:val="4"/>
+        </w:numPr>
+        <w:rPr>
+          <w:rFonts w:asciiTheme="majorBidi" w:hAnsiTheme="majorBidi" w:cstheme="majorBidi"/>
+          <w:sz w:val="24"/>
+          <w:szCs w:val="24"/>
+        </w:rPr>
+      </w:pPr>
+      <w:r>
+        <w:rPr>
+          <w:rFonts w:asciiTheme="majorBidi" w:hAnsiTheme="majorBidi" w:cstheme="majorBidi"/>
+          <w:sz w:val="24"/>
+          <w:szCs w:val="24"/>
+        </w:rPr>
+        <w:t>Compatible with broadband, 4G/5G, and Wi-Fi networks</w:t>
+      </w:r>
+    </w:p>
+    <w:p>
+      <w:pPr>
+        <w:pStyle w:val="Heading1"/>
+        <w:rPr>
+          <w:bCs/>
+          <w:sz w:val="26"/>
+          <w:szCs w:val="26"/>
+        </w:rPr>
+      </w:pPr>
+      <w:r>
+        <w:rPr>
+          <w:bCs/>
+          <w:sz w:val="26"/>
+          <w:szCs w:val="26"/>
+        </w:rPr>
+        <w:t xml:space="preserve">2.4 </w:t>
+      </w:r>
+      <w:r>
+        <w:rPr>
+          <w:bCs/>
+          <w:sz w:val="26"/>
+          <w:szCs w:val="26"/>
+        </w:rPr>
+        <w:t>System Applications</w:t>
+      </w:r>
+    </w:p>
+    <w:p>
+      <w:pPr>
+        <w:ind w:firstLine="720"/>
+        <w:rPr>
+          <w:rFonts w:asciiTheme="majorBidi" w:hAnsiTheme="majorBidi" w:cstheme="majorBidi"/>
+          <w:sz w:val="24"/>
+          <w:szCs w:val="24"/>
+        </w:rPr>
+      </w:pPr>
+      <w:r>
+        <w:rPr>
+          <w:rFonts w:asciiTheme="majorBidi" w:hAnsiTheme="majorBidi" w:cstheme="majorBidi"/>
+          <w:sz w:val="24"/>
+          <w:szCs w:val="24"/>
+        </w:rPr>
+        <w:t>ShoeCommerce provides a digital platform that connects shoe buyers and administrators in a centralized, efficient, and user-friendly environment.</w:t>
+      </w:r>
+    </w:p>
+    <w:p>
+      <w:pPr>
+        <w:rPr>
+          <w:rFonts w:asciiTheme="minorBidi" w:hAnsiTheme="minorBidi"/>
+          <w:b/>
+          <w:bCs/>
+          <w:sz w:val="24"/>
+          <w:szCs w:val="24"/>
+        </w:rPr>
+      </w:pPr>
+      <w:r>
+        <w:rPr>
+          <w:rFonts w:asciiTheme="minorBidi" w:hAnsiTheme="minorBidi"/>
+          <w:b/>
+          <w:bCs/>
+          <w:sz w:val="24"/>
+          <w:szCs w:val="24"/>
+        </w:rPr>
+        <w:t>2.4.1 User Registration and Authentication</w:t>
+      </w:r>
+    </w:p>
+    <w:p>
+      <w:pPr>
+        <w:ind w:firstLine="720"/>
+        <w:rPr>
+          <w:rFonts w:asciiTheme="majorBidi" w:hAnsiTheme="majorBidi" w:cstheme="majorBidi"/>
+          <w:sz w:val="24"/>
+          <w:szCs w:val="24"/>
+        </w:rPr>
+      </w:pPr>
+      <w:r>
+        <w:rPr>
+          <w:rFonts w:asciiTheme="majorBidi" w:hAnsiTheme="majorBidi" w:cstheme="majorBidi"/>
+          <w:sz w:val="24"/>
+          <w:szCs w:val="24"/>
+        </w:rPr>
+        <w:t>The system allows customers to register new accounts by providing name, email, password, phone, and shipping address. Secure email verification activates the account. Login and logout mechanisms ensure authenticated access. Password recovery is available via email.</w:t>
+      </w:r>
+    </w:p>
+    <w:p>
+      <w:pPr>
+        <w:rPr>
+          <w:rFonts w:asciiTheme="minorBidi" w:hAnsiTheme="minorBidi"/>
+          <w:b/>
+          <w:bCs/>
+          <w:sz w:val="24"/>
+          <w:szCs w:val="24"/>
+        </w:rPr>
+      </w:pPr>
+      <w:r>
+        <w:rPr>
+          <w:rFonts w:asciiTheme="minorBidi" w:hAnsiTheme="minorBidi"/>
+          <w:b/>
+          <w:bCs/>
+          <w:sz w:val="24"/>
+          <w:szCs w:val="24"/>
+        </w:rPr>
+        <w:t>2.4.2 Customer Functions</w:t>
+      </w:r>
+    </w:p>
+    <w:p>
+      <w:pPr>
+        <w:numPr>
+          <w:ilvl w:val="0"/>
+          <w:numId w:val="4"/>
+        </w:numPr>
+        <w:rPr>
+          <w:rFonts w:asciiTheme="majorBidi" w:hAnsiTheme="majorBidi" w:cstheme="majorBidi"/>
+          <w:sz w:val="24"/>
+          <w:szCs w:val="24"/>
+        </w:rPr>
+      </w:pPr>
+      <w:r>
+        <w:rPr>
+          <w:rFonts w:asciiTheme="majorBidi" w:hAnsiTheme="majorBidi" w:cstheme="majorBidi"/>
+          <w:sz w:val="24"/>
+          <w:szCs w:val="24"/>
+        </w:rPr>
+        <w:t>Profile Management: View and update personal information and shipping addresses</w:t>
+      </w:r>
+    </w:p>
+    <w:p>
+      <w:pPr>
+        <w:numPr>
+          <w:ilvl w:val="0"/>
+          <w:numId w:val="4"/>
+        </w:numPr>
+        <w:rPr>
+          <w:rFonts w:asciiTheme="majorBidi" w:hAnsiTheme="majorBidi" w:cstheme="majorBidi"/>
+          <w:sz w:val="24"/>
+          <w:szCs w:val="24"/>
+        </w:rPr>
+      </w:pPr>
+      <w:r>
+        <w:rPr>
+          <w:rFonts w:asciiTheme="majorBidi" w:hAnsiTheme="majorBidi" w:cstheme="majorBidi"/>
+          <w:sz w:val="24"/>
+          <w:szCs w:val="24"/>
+        </w:rPr>
+        <w:t>Product Browsing: Browse by category, search by keyword, filter by brand/size/price/color</w:t>
+      </w:r>
+    </w:p>
+    <w:p>
+      <w:pPr>
+        <w:numPr>
+          <w:ilvl w:val="0"/>
+          <w:numId w:val="4"/>
+        </w:numPr>
+        <w:rPr>
+          <w:rFonts w:asciiTheme="majorBidi" w:hAnsiTheme="majorBidi" w:cstheme="majorBidi"/>
+          <w:sz w:val="24"/>
+          <w:szCs w:val="24"/>
+        </w:rPr>
+      </w:pPr>
+      <w:r>
+        <w:rPr>
+          <w:rFonts w:asciiTheme="majorBidi" w:hAnsiTheme="majorBidi" w:cstheme="majorBidi"/>
+          <w:sz w:val="24"/>
+          <w:szCs w:val="24"/>
+        </w:rPr>
+        <w:t>Cart Management: Add, update quantity, or remove items from the shopping cart</w:t>
+      </w:r>
+    </w:p>
+    <w:p>
+      <w:pPr>
+        <w:numPr>
+          <w:ilvl w:val="0"/>
+          <w:numId w:val="4"/>
+        </w:numPr>
+        <w:rPr>
+          <w:rFonts w:asciiTheme="majorBidi" w:hAnsiTheme="majorBidi" w:cstheme="majorBidi"/>
+          <w:sz w:val="24"/>
+          <w:szCs w:val="24"/>
+        </w:rPr>
+      </w:pPr>
+      <w:r>
+        <w:rPr>
+          <w:rFonts w:asciiTheme="majorBidi" w:hAnsiTheme="majorBidi" w:cstheme="majorBidi"/>
+          <w:sz w:val="24"/>
+          <w:szCs w:val="24"/>
+        </w:rPr>
+        <w:t>Wishlist Management: Save products for future purchase</w:t>
+      </w:r>
+    </w:p>
+    <w:p>
+      <w:pPr>
+        <w:numPr>
+          <w:ilvl w:val="0"/>
+          <w:numId w:val="4"/>
+        </w:numPr>
+        <w:rPr>
+          <w:rFonts w:asciiTheme="majorBidi" w:hAnsiTheme="majorBidi" w:cstheme="majorBidi"/>
+          <w:sz w:val="24"/>
+          <w:szCs w:val="24"/>
+        </w:rPr>
+      </w:pPr>
+      <w:r>
+        <w:rPr>
+          <w:rFonts w:asciiTheme="majorBidi" w:hAnsiTheme="majorBidi" w:cstheme="majorBidi"/>
+          <w:sz w:val="24"/>
+          <w:szCs w:val="24"/>
+        </w:rPr>
+        <w:t>Checkout &amp; Payment: Complete purchases via Stripe with order confirmation</w:t>
+      </w:r>
+    </w:p>
+    <w:p>
+      <w:pPr>
+        <w:numPr>
+          <w:ilvl w:val="0"/>
+          <w:numId w:val="4"/>
+        </w:numPr>
+        <w:rPr>
+          <w:rFonts w:asciiTheme="majorBidi" w:hAnsiTheme="majorBidi" w:cstheme="majorBidi"/>
+          <w:sz w:val="24"/>
+          <w:szCs w:val="24"/>
+        </w:rPr>
+      </w:pPr>
+      <w:r>
+        <w:rPr>
+          <w:rFonts w:asciiTheme="majorBidi" w:hAnsiTheme="majorBidi" w:cstheme="majorBidi"/>
+          <w:sz w:val="24"/>
+          <w:szCs w:val="24"/>
+        </w:rPr>
+        <w:t>Order Tracking: Track order status (Pending &gt; Packed &gt; Shipped &gt; Delivered)</w:t>
+      </w:r>
+    </w:p>
+    <w:p>
+      <w:pPr>
+        <w:numPr>
+          <w:ilvl w:val="0"/>
+          <w:numId w:val="4"/>
+        </w:numPr>
+        <w:rPr>
+          <w:rFonts w:asciiTheme="majorBidi" w:hAnsiTheme="majorBidi" w:cstheme="majorBidi"/>
+          <w:sz w:val="24"/>
+          <w:szCs w:val="24"/>
+        </w:rPr>
+      </w:pPr>
+      <w:r>
+        <w:rPr>
+          <w:rFonts w:asciiTheme="majorBidi" w:hAnsiTheme="majorBidi" w:cstheme="majorBidi"/>
+          <w:sz w:val="24"/>
+          <w:szCs w:val="24"/>
+        </w:rPr>
+        <w:t>Coupon Application: Apply discount codes at checkout</w:t>
+      </w:r>
+    </w:p>
+    <w:p>
+      <w:pPr>
+        <w:numPr>
+          <w:ilvl w:val="0"/>
+          <w:numId w:val="4"/>
+        </w:numPr>
+        <w:rPr>
+          <w:rFonts w:asciiTheme="majorBidi" w:hAnsiTheme="majorBidi" w:cstheme="majorBidi"/>
+          <w:sz w:val="24"/>
+          <w:szCs w:val="24"/>
+        </w:rPr>
+      </w:pPr>
+      <w:r>
+        <w:rPr>
+          <w:rFonts w:asciiTheme="majorBidi" w:hAnsiTheme="majorBidi" w:cstheme="majorBidi"/>
+          <w:sz w:val="24"/>
+          <w:szCs w:val="24"/>
+        </w:rPr>
+        <w:t>Notifications: Receive email alerts for account and order events</w:t>
+      </w:r>
+    </w:p>
+    <w:p>
+      <w:pPr>
+        <w:rPr>
+          <w:rFonts w:asciiTheme="minorBidi" w:hAnsiTheme="minorBidi"/>
+          <w:b/>
+          <w:bCs/>
+        </w:rPr>
+      </w:pPr>
+      <w:r>
+        <w:rPr>
+          <w:rFonts w:asciiTheme="minorBidi" w:hAnsiTheme="minorBidi"/>
+          <w:b/>
+          <w:bCs/>
+          <w:sz w:val="24"/>
+          <w:szCs w:val="24"/>
+        </w:rPr>
+        <w:t>2.4.3 Administrator Functions</w:t>
+      </w:r>
+    </w:p>
+    <w:p>
+      <w:pPr>
+        <w:numPr>
+          <w:ilvl w:val="0"/>
+          <w:numId w:val="4"/>
+        </w:numPr>
+        <w:rPr>
+          <w:rFonts w:asciiTheme="majorBidi" w:hAnsiTheme="majorBidi" w:cstheme="majorBidi"/>
+          <w:sz w:val="24"/>
+          <w:szCs w:val="24"/>
+        </w:rPr>
+      </w:pPr>
+      <w:r>
+        <w:rPr>
+          <w:rFonts w:asciiTheme="majorBidi" w:hAnsiTheme="majorBidi" w:cstheme="majorBidi"/>
+          <w:sz w:val="24"/>
+          <w:szCs w:val="24"/>
+        </w:rPr>
+        <w:t>Dashboard: View summary statistics for orders, sales, users, and products</w:t>
+      </w:r>
+    </w:p>
+    <w:p>
+      <w:pPr>
+        <w:numPr>
+          <w:ilvl w:val="0"/>
+          <w:numId w:val="4"/>
+        </w:numPr>
+        <w:rPr>
+          <w:rFonts w:asciiTheme="majorBidi" w:hAnsiTheme="majorBidi" w:cstheme="majorBidi"/>
+          <w:sz w:val="24"/>
+          <w:szCs w:val="24"/>
+        </w:rPr>
+      </w:pPr>
+      <w:r>
+        <w:rPr>
+          <w:rFonts w:asciiTheme="majorBidi" w:hAnsiTheme="majorBidi" w:cstheme="majorBidi"/>
+          <w:sz w:val="24"/>
+          <w:szCs w:val="24"/>
+        </w:rPr>
+        <w:t>Product Management: Add, edit, and delete products with images</w:t>
+      </w:r>
+    </w:p>
+    <w:p>
+      <w:pPr>
+        <w:numPr>
+          <w:ilvl w:val="0"/>
+          <w:numId w:val="4"/>
+        </w:numPr>
+        <w:rPr>
+          <w:rFonts w:asciiTheme="majorBidi" w:hAnsiTheme="majorBidi" w:cstheme="majorBidi"/>
+          <w:sz w:val="24"/>
+          <w:szCs w:val="24"/>
+        </w:rPr>
+      </w:pPr>
+      <w:r>
+        <w:rPr>
+          <w:rFonts w:asciiTheme="majorBidi" w:hAnsiTheme="majorBidi" w:cstheme="majorBidi"/>
+          <w:sz w:val="24"/>
+          <w:szCs w:val="24"/>
+        </w:rPr>
+        <w:t>Category Management: Create, update, and remove product categories</w:t>
+      </w:r>
+    </w:p>
+    <w:p>
+      <w:pPr>
+        <w:numPr>
+          <w:ilvl w:val="0"/>
+          <w:numId w:val="4"/>
+        </w:numPr>
+        <w:rPr>
+          <w:rFonts w:asciiTheme="majorBidi" w:hAnsiTheme="majorBidi" w:cstheme="majorBidi"/>
+          <w:sz w:val="24"/>
+          <w:szCs w:val="24"/>
+        </w:rPr>
+      </w:pPr>
+      <w:r>
+        <w:rPr>
+          <w:rFonts w:asciiTheme="majorBidi" w:hAnsiTheme="majorBidi" w:cstheme="majorBidi"/>
+          <w:sz w:val="24"/>
+          <w:szCs w:val="24"/>
+        </w:rPr>
+        <w:t>Inventory Management: Update stock levels for products</w:t>
+      </w:r>
+    </w:p>
+    <w:p>
+      <w:pPr>
+        <w:numPr>
+          <w:ilvl w:val="0"/>
+          <w:numId w:val="4"/>
+        </w:numPr>
+        <w:rPr>
+          <w:rFonts w:asciiTheme="majorBidi" w:hAnsiTheme="majorBidi" w:cstheme="majorBidi"/>
+          <w:sz w:val="24"/>
+          <w:szCs w:val="24"/>
+        </w:rPr>
+      </w:pPr>
+      <w:r>
+        <w:rPr>
+          <w:rFonts w:asciiTheme="majorBidi" w:hAnsiTheme="majorBidi" w:cstheme="majorBidi"/>
+          <w:sz w:val="24"/>
+          <w:szCs w:val="24"/>
+        </w:rPr>
+        <w:t>Order Management: View all orders, update order status, notify users</w:t>
+      </w:r>
+    </w:p>
+    <w:p>
+      <w:pPr>
+        <w:numPr>
+          <w:ilvl w:val="0"/>
+          <w:numId w:val="4"/>
+        </w:numPr>
+        <w:rPr>
+          <w:rFonts w:asciiTheme="majorBidi" w:hAnsiTheme="majorBidi" w:cstheme="majorBidi"/>
+          <w:sz w:val="24"/>
+          <w:szCs w:val="24"/>
+        </w:rPr>
+      </w:pPr>
+      <w:r>
+        <w:rPr>
+          <w:rFonts w:asciiTheme="majorBidi" w:hAnsiTheme="majorBidi" w:cstheme="majorBidi"/>
+          <w:sz w:val="24"/>
+          <w:szCs w:val="24"/>
+        </w:rPr>
+        <w:t>User Management: Activate or suspend user accounts</w:t>
+      </w:r>
+    </w:p>
+    <w:p>
+      <w:pPr>
+        <w:numPr>
+          <w:ilvl w:val="0"/>
+          <w:numId w:val="4"/>
+        </w:numPr>
+        <w:rPr>
+          <w:rFonts w:asciiTheme="majorBidi" w:hAnsiTheme="majorBidi" w:cstheme="majorBidi"/>
+          <w:sz w:val="24"/>
+          <w:szCs w:val="24"/>
+        </w:rPr>
+      </w:pPr>
+      <w:r>
+        <w:rPr>
+          <w:rFonts w:asciiTheme="majorBidi" w:hAnsiTheme="majorBidi" w:cstheme="majorBidi"/>
+          <w:sz w:val="24"/>
+          <w:szCs w:val="24"/>
+        </w:rPr>
+        <w:t>Reports &amp; Analytics: Generate daily/monthly sales and order reports</w:t>
+      </w:r>
+    </w:p>
+    <w:p>
+      <w:pPr>
+        <w:pStyle w:val="Heading1"/>
+        <w:rPr>
+          <w:bCs/>
+          <w:sz w:val="26"/>
+          <w:szCs w:val="26"/>
+        </w:rPr>
+      </w:pPr>
+      <w:r>
+        <w:rPr>
+          <w:bCs/>
+          <w:sz w:val="26"/>
+          <w:szCs w:val="26"/>
+        </w:rPr>
+        <w:lastRenderedPageBreak/>
+        <w:t xml:space="preserve">2.5 </w:t>
+      </w:r>
+      <w:r>
+        <w:rPr>
+          <w:bCs/>
+          <w:sz w:val="26"/>
+          <w:szCs w:val="26"/>
+        </w:rPr>
+        <w:t>Design Language</w:t>
+      </w:r>
+    </w:p>
+    <w:p>
+      <w:pPr>
+        <w:pStyle w:val="Heading1"/>
+        <w:ind w:left="0" w:firstLine="720"/>
+        <w:rPr>
+          <w:rFonts w:asciiTheme="majorBidi" w:hAnsiTheme="majorBidi" w:cstheme="majorBidi"/>
+          <w:b w:val="0"/>
+          <w:sz w:val="24"/>
+          <w:szCs w:val="24"/>
+        </w:rPr>
+      </w:pPr>
+      <w:r>
+        <w:rPr>
+          <w:rFonts w:asciiTheme="majorBidi" w:hAnsiTheme="majorBidi" w:cstheme="majorBidi"/>
+          <w:b w:val="0"/>
+          <w:sz w:val="24"/>
+          <w:szCs w:val="24"/>
+        </w:rPr>
+        <w:t>The system design follows established software engineering and user interface design principles to ensure clarity, consistency, and usability. Key design principles include:</w:t>
+      </w:r>
+    </w:p>
+    <w:p>
+      <w:pPr>
+        <w:pStyle w:val="Heading1"/>
+        <w:numPr>
+          <w:ilvl w:val="0"/>
+          <w:numId w:val="5"/>
+        </w:numPr>
+        <w:rPr>
+          <w:rFonts w:asciiTheme="majorBidi" w:hAnsiTheme="majorBidi" w:cstheme="majorBidi"/>
+          <w:b w:val="0"/>
+          <w:bCs/>
+          <w:sz w:val="24"/>
+          <w:szCs w:val="24"/>
+        </w:rPr>
+      </w:pPr>
+      <w:r>
+        <w:rPr>
+          <w:rFonts w:asciiTheme="majorBidi" w:hAnsiTheme="majorBidi" w:cstheme="majorBidi"/>
+          <w:b w:val="0"/>
+          <w:bCs/>
+          <w:sz w:val="24"/>
+          <w:szCs w:val="24"/>
+        </w:rPr>
+        <w:t>Component-Based Design: The user interface and backend logic are divided into reusable and independent components.</w:t>
+      </w:r>
+    </w:p>
+    <w:p>
+      <w:pPr>
+        <w:pStyle w:val="Heading1"/>
+        <w:numPr>
+          <w:ilvl w:val="0"/>
+          <w:numId w:val="5"/>
+        </w:numPr>
+        <w:rPr>
+          <w:rFonts w:asciiTheme="majorBidi" w:hAnsiTheme="majorBidi" w:cstheme="majorBidi"/>
+          <w:b w:val="0"/>
+          <w:bCs/>
+          <w:sz w:val="24"/>
+          <w:szCs w:val="24"/>
+        </w:rPr>
+      </w:pPr>
+      <w:r>
+        <w:rPr>
+          <w:rFonts w:asciiTheme="majorBidi" w:hAnsiTheme="majorBidi" w:cstheme="majorBidi"/>
+          <w:b w:val="0"/>
+          <w:bCs/>
+          <w:sz w:val="24"/>
+          <w:szCs w:val="24"/>
+        </w:rPr>
+        <w:t>Separation of Concerns: Presentation, business logic, and data access layers are clearly separated.</w:t>
+      </w:r>
+    </w:p>
+    <w:p>
+      <w:pPr>
+        <w:pStyle w:val="Heading1"/>
+        <w:numPr>
+          <w:ilvl w:val="0"/>
+          <w:numId w:val="5"/>
+        </w:numPr>
+        <w:rPr>
+          <w:rFonts w:asciiTheme="majorBidi" w:hAnsiTheme="majorBidi" w:cstheme="majorBidi"/>
+          <w:b w:val="0"/>
+          <w:bCs/>
+          <w:sz w:val="24"/>
+          <w:szCs w:val="24"/>
+        </w:rPr>
+      </w:pPr>
+      <w:r>
+        <w:rPr>
+          <w:rFonts w:asciiTheme="majorBidi" w:hAnsiTheme="majorBidi" w:cstheme="majorBidi"/>
+          <w:b w:val="0"/>
+          <w:bCs/>
+          <w:sz w:val="24"/>
+          <w:szCs w:val="24"/>
+        </w:rPr>
+        <w:t>Client-Server Architecture: Frontend and backend communicate through secure RESTful APIs over HTTPS.</w:t>
+      </w:r>
+    </w:p>
+    <w:p>
+      <w:pPr>
+        <w:pStyle w:val="Heading1"/>
+        <w:numPr>
+          <w:ilvl w:val="0"/>
+          <w:numId w:val="5"/>
+        </w:numPr>
+        <w:rPr>
+          <w:rFonts w:asciiTheme="majorBidi" w:hAnsiTheme="majorBidi" w:cstheme="majorBidi"/>
+          <w:b w:val="0"/>
+          <w:bCs/>
+          <w:sz w:val="24"/>
+          <w:szCs w:val="24"/>
+        </w:rPr>
+      </w:pPr>
+      <w:r>
+        <w:rPr>
+          <w:rFonts w:asciiTheme="majorBidi" w:hAnsiTheme="majorBidi" w:cstheme="majorBidi"/>
+          <w:b w:val="0"/>
+          <w:bCs/>
+          <w:sz w:val="24"/>
+          <w:szCs w:val="24"/>
+        </w:rPr>
+        <w:t>Role-Based Design: Interfaces and functionality adapt according to user roles (Customer and Admin).</w:t>
+      </w:r>
+    </w:p>
+    <w:p>
+      <w:pPr>
+        <w:pStyle w:val="Heading1"/>
+        <w:numPr>
+          <w:ilvl w:val="0"/>
+          <w:numId w:val="5"/>
+        </w:numPr>
+        <w:rPr>
+          <w:rFonts w:asciiTheme="majorBidi" w:hAnsiTheme="majorBidi" w:cstheme="majorBidi"/>
+          <w:b w:val="0"/>
+          <w:bCs/>
+          <w:sz w:val="24"/>
+          <w:szCs w:val="24"/>
+        </w:rPr>
+      </w:pPr>
+      <w:r>
+        <w:rPr>
+          <w:rFonts w:asciiTheme="majorBidi" w:hAnsiTheme="majorBidi" w:cstheme="majorBidi"/>
+          <w:b w:val="0"/>
+          <w:bCs/>
+          <w:sz w:val="24"/>
+          <w:szCs w:val="24"/>
+        </w:rPr>
+        <w:t>Responsive Design: The interface adapts to different screen sizes and devices.</w:t>
+      </w:r>
+    </w:p>
+    <w:p>
+      <w:pPr>
+        <w:pStyle w:val="Heading1"/>
+        <w:numPr>
+          <w:ilvl w:val="0"/>
+          <w:numId w:val="5"/>
+        </w:numPr>
+        <w:rPr>
+          <w:rFonts w:asciiTheme="majorBidi" w:hAnsiTheme="majorBidi" w:cstheme="majorBidi"/>
+          <w:b w:val="0"/>
+          <w:bCs/>
+          <w:sz w:val="24"/>
+          <w:szCs w:val="24"/>
+        </w:rPr>
+      </w:pPr>
+      <w:r>
+        <w:rPr>
+          <w:rFonts w:asciiTheme="majorBidi" w:hAnsiTheme="majorBidi" w:cstheme="majorBidi"/>
+          <w:b w:val="0"/>
+          <w:bCs/>
+          <w:sz w:val="24"/>
+          <w:szCs w:val="24"/>
+        </w:rPr>
+        <w:t>Security-Oriented Design: Authentication, authorization, and data protection are integrated into all system layers.</w:t>
+      </w:r>
+    </w:p>
+    <w:p>
+      <w:pPr>
+        <w:pStyle w:val="Heading1"/>
+        <w:numPr>
+          <w:ilvl w:val="0"/>
+          <w:numId w:val="5"/>
+        </w:numPr>
+        <w:rPr>
+          <w:rFonts w:asciiTheme="majorBidi" w:hAnsiTheme="majorBidi" w:cstheme="majorBidi"/>
+          <w:b w:val="0"/>
+          <w:bCs/>
+          <w:sz w:val="24"/>
+          <w:szCs w:val="24"/>
+        </w:rPr>
+      </w:pPr>
+      <w:r>
+        <w:rPr>
+          <w:rFonts w:asciiTheme="majorBidi" w:hAnsiTheme="majorBidi" w:cstheme="majorBidi"/>
+          <w:b w:val="0"/>
+          <w:bCs/>
+          <w:sz w:val="24"/>
+          <w:szCs w:val="24"/>
+        </w:rPr>
+        <w:t>Consistency and Simplicity: Uniform layouts, navigation patterns, and interaction flows are used throughout the application.</w:t>
+      </w:r>
+    </w:p>
+    <w:p>
+      <w:pPr>
+        <w:pStyle w:val="Heading1"/>
+      </w:pPr>
+      <w:r>
+        <w:rPr>
+          <w:szCs w:val="32"/>
+        </w:rPr>
+        <w:t>3. S</w:t>
+      </w:r>
+      <w:r>
+        <w:t xml:space="preserve">YSTEM </w:t>
+      </w:r>
+      <w:r>
+        <w:rPr>
+          <w:szCs w:val="32"/>
+        </w:rPr>
+        <w:t>A</w:t>
+      </w:r>
+      <w:r>
+        <w:t>RCHITECTURE</w:t>
+      </w:r>
+      <w:bookmarkEnd w:id="18"/>
+      <w:bookmarkEnd w:id="19"/>
+    </w:p>
+    <w:p>
+      <w:pPr>
+        <w:ind w:firstLine="720"/>
+        <w:rPr>
+          <w:rFonts w:asciiTheme="majorBidi" w:eastAsia="Times New Roman" w:hAnsiTheme="majorBidi" w:cstheme="majorBidi"/>
+          <w:bCs/>
+          <w:sz w:val="24"/>
+          <w:szCs w:val="24"/>
+        </w:rPr>
+      </w:pPr>
+      <w:r>
+        <w:rPr>
+          <w:rFonts w:asciiTheme="majorBidi" w:eastAsia="Times New Roman" w:hAnsiTheme="majorBidi" w:cstheme="majorBidi"/>
+          <w:bCs/>
+          <w:sz w:val="24"/>
+          <w:szCs w:val="24"/>
+        </w:rPr>
+        <w:t>This section describes the overall architectural design of the ShoeCommerce system. It explains how the system is decomposed into major subsystems, how these subsystems interact, and the rationale behind the selected architecture.</w:t>
+      </w:r>
+    </w:p>
+    <w:p>
+      <w:pPr>
+        <w:pStyle w:val="Heading2"/>
+      </w:pPr>
+      <w:bookmarkStart w:id="20" w:name="_Toc438070016"/>
+      <w:bookmarkStart w:id="21" w:name="_Toc438070113"/>
+      <w:r>
+        <w:t xml:space="preserve">3.1 </w:t>
+      </w:r>
+      <w:r>
+        <w:t xml:space="preserve"> </w:t>
+      </w:r>
+      <w:r>
+        <w:t>Architectural Design</w:t>
+      </w:r>
+      <w:bookmarkEnd w:id="20"/>
+      <w:bookmarkEnd w:id="21"/>
+    </w:p>
+    <w:p>
+      <w:pPr>
+        <w:ind w:firstLine="720"/>
+        <w:rPr>
+          <w:rFonts w:asciiTheme="majorBidi" w:eastAsia="Times New Roman" w:hAnsiTheme="majorBidi" w:cstheme="majorBidi"/>
+          <w:bCs/>
+          <w:sz w:val="24"/>
+          <w:szCs w:val="24"/>
+        </w:rPr>
+      </w:pPr>
+      <w:r>
+        <w:rPr>
+          <w:rFonts w:asciiTheme="majorBidi" w:eastAsia="Times New Roman" w:hAnsiTheme="majorBidi" w:cstheme="majorBidi"/>
+          <w:bCs/>
+          <w:sz w:val="24"/>
+          <w:szCs w:val="24"/>
+        </w:rPr>
+        <w:t>The ShoeCommerce system follows a layered, modular monolithic architecture. The system is decomposed into logical layers, each responsible for a distinct concern. This separation ensures maintainability, scalability, and clear responsibility boundaries while keeping deployment and operational complexity low.</w:t>
+      </w:r>
+    </w:p>
+    <w:p>
+      <w:pPr>
+        <w:rPr>
+          <w:rFonts w:ascii="Arial" w:eastAsia="Times New Roman" w:hAnsi="Arial" w:cs="Times New Roman"/>
+          <w:b/>
+          <w:sz w:val="24"/>
+          <w:szCs w:val="20"/>
+        </w:rPr>
+      </w:pPr>
+      <w:r>
+        <w:rPr>
+          <w:rFonts w:ascii="Arial" w:eastAsia="Times New Roman" w:hAnsi="Arial" w:cs="Times New Roman"/>
+          <w:b/>
+          <w:sz w:val="24"/>
+          <w:szCs w:val="20"/>
+        </w:rPr>
+        <w:br w:type="page"/>
+      </w:r>
+    </w:p>
+    <w:p>
+      <w:pPr>
+        <w:rPr>
+          <w:rFonts w:ascii="Arial" w:eastAsia="Times New Roman" w:hAnsi="Arial" w:cs="Times New Roman"/>
+          <w:b/>
+          <w:sz w:val="24"/>
+          <w:szCs w:val="20"/>
+        </w:rPr>
+      </w:pPr>
+      <w:r>
+        <w:rPr>
+          <w:rFonts w:ascii="Arial" w:eastAsia="Times New Roman" w:hAnsi="Arial" w:cs="Times New Roman"/>
+          <w:b/>
+          <w:sz w:val="24"/>
+          <w:szCs w:val="20"/>
+        </w:rPr>
+        <w:lastRenderedPageBreak/>
+        <w:t xml:space="preserve">3.1.1 </w:t>
+      </w:r>
+      <w:r>
+        <w:rPr>
+          <w:rFonts w:ascii="Arial" w:eastAsia="Times New Roman" w:hAnsi="Arial" w:cs="Times New Roman"/>
+          <w:b/>
+          <w:sz w:val="24"/>
+          <w:szCs w:val="20"/>
+        </w:rPr>
+        <w:t>High-Level Subsystems and Responsibilities</w:t>
+      </w:r>
+    </w:p>
+    <w:p/>
+    <w:tbl>
+      <w:tblPr>
+        <w:tblW w:w="9360" w:type="dxa"/>
+        <w:tblBorders>
+          <w:top w:val="single" w:sz="4" w:space="0" w:color="auto"/>
+          <w:left w:val="single" w:sz="4" w:space="0" w:color="auto"/>
+          <w:bottom w:val="single" w:sz="4" w:space="0" w:color="auto"/>
+          <w:right w:val="single" w:sz="4" w:space="0" w:color="auto"/>
+          <w:insideH w:val="single" w:sz="4" w:space="0" w:color="auto"/>
+          <w:insideV w:val="single" w:sz="4" w:space="0" w:color="auto"/>
+        </w:tblBorders>
+        <w:tblCellMar>
+          <w:left w:w="10" w:type="dxa"/>
+          <w:right w:w="10" w:type="dxa"/>
+        </w:tblCellMar>
+        <w:tblLook w:val="04A0" w:firstRow="1" w:lastRow="0" w:firstColumn="1" w:lastColumn="0" w:noHBand="0" w:noVBand="1"/>
+      </w:tblPr>
+      <w:tblGrid>
+        <w:gridCol w:w="1800"/>
+        <w:gridCol w:w="2500"/>
+        <w:gridCol w:w="5060"/>
+      </w:tblGrid>
+      <w:tr>
+        <w:tc>
+          <w:tcPr>
+            <w:tcW w:w="1800" w:type="dxa"/>
+            <w:tcBorders>
+              <w:top w:val="single" w:sz="2" w:space="0" w:color="CCCCCC"/>
+              <w:left w:val="single" w:sz="2" w:space="0" w:color="CCCCCC"/>
+              <w:bottom w:val="single" w:sz="2" w:space="0" w:color="CCCCCC"/>
+              <w:right w:val="single" w:sz="2" w:space="0" w:color="CCCCCC"/>
+            </w:tcBorders>
+            <w:shd w:val="clear" w:color="auto" w:fill="FFFFFF" w:themeFill="background1"/>
+            <w:tcMar>
+              <w:top w:w="80" w:type="dxa"/>
+              <w:left w:w="120" w:type="dxa"/>
+              <w:bottom w:w="80" w:type="dxa"/>
+              <w:right w:w="120" w:type="dxa"/>
+            </w:tcMar>
+            <w:hideMark/>
+          </w:tcPr>
+          <w:p>
+            <w:pPr>
+              <w:spacing w:after="0" w:line="240" w:lineRule="auto"/>
+              <w:rPr>
+                <w:rFonts w:asciiTheme="majorBidi" w:eastAsia="Times New Roman" w:hAnsiTheme="majorBidi" w:cstheme="majorBidi"/>
+                <w:b/>
+                <w:sz w:val="24"/>
+                <w:szCs w:val="24"/>
+              </w:rPr>
+            </w:pPr>
+            <w:r>
+              <w:rPr>
+                <w:rFonts w:asciiTheme="majorBidi" w:eastAsia="Times New Roman" w:hAnsiTheme="majorBidi" w:cstheme="majorBidi"/>
+                <w:b/>
+                <w:sz w:val="24"/>
+                <w:szCs w:val="24"/>
+              </w:rPr>
+              <w:t>Layer</w:t>
+            </w:r>
+          </w:p>
+        </w:tc>
+        <w:tc>
+          <w:tcPr>
+            <w:tcW w:w="2500" w:type="dxa"/>
+            <w:tcBorders>
+              <w:top w:val="single" w:sz="2" w:space="0" w:color="CCCCCC"/>
+              <w:left w:val="single" w:sz="2" w:space="0" w:color="CCCCCC"/>
+              <w:bottom w:val="single" w:sz="2" w:space="0" w:color="CCCCCC"/>
+              <w:right w:val="single" w:sz="2" w:space="0" w:color="CCCCCC"/>
+            </w:tcBorders>
+            <w:shd w:val="clear" w:color="auto" w:fill="FFFFFF" w:themeFill="background1"/>
+            <w:tcMar>
+              <w:top w:w="80" w:type="dxa"/>
+              <w:left w:w="120" w:type="dxa"/>
+              <w:bottom w:w="80" w:type="dxa"/>
+              <w:right w:w="120" w:type="dxa"/>
+            </w:tcMar>
+            <w:hideMark/>
+          </w:tcPr>
+          <w:p>
+            <w:pPr>
+              <w:spacing w:after="0" w:line="240" w:lineRule="auto"/>
+              <w:rPr>
+                <w:rFonts w:asciiTheme="majorBidi" w:eastAsia="Times New Roman" w:hAnsiTheme="majorBidi" w:cstheme="majorBidi"/>
+                <w:b/>
+                <w:sz w:val="24"/>
+                <w:szCs w:val="24"/>
+              </w:rPr>
+            </w:pPr>
+            <w:r>
+              <w:rPr>
+                <w:rFonts w:asciiTheme="majorBidi" w:eastAsia="Times New Roman" w:hAnsiTheme="majorBidi" w:cstheme="majorBidi"/>
+                <w:b/>
+                <w:sz w:val="24"/>
+                <w:szCs w:val="24"/>
+              </w:rPr>
+              <w:t>Technology</w:t>
+            </w:r>
+          </w:p>
+        </w:tc>
+        <w:tc>
+          <w:tcPr>
+            <w:tcW w:w="5060" w:type="dxa"/>
+            <w:tcBorders>
+              <w:top w:val="single" w:sz="2" w:space="0" w:color="CCCCCC"/>
+              <w:left w:val="single" w:sz="2" w:space="0" w:color="CCCCCC"/>
+              <w:bottom w:val="single" w:sz="2" w:space="0" w:color="CCCCCC"/>
+              <w:right w:val="single" w:sz="2" w:space="0" w:color="CCCCCC"/>
+            </w:tcBorders>
+            <w:shd w:val="clear" w:color="auto" w:fill="FFFFFF" w:themeFill="background1"/>
+            <w:tcMar>
+              <w:top w:w="80" w:type="dxa"/>
+              <w:left w:w="120" w:type="dxa"/>
+              <w:bottom w:w="80" w:type="dxa"/>
+              <w:right w:w="120" w:type="dxa"/>
+            </w:tcMar>
+            <w:hideMark/>
+          </w:tcPr>
+          <w:p>
+            <w:pPr>
+              <w:spacing w:after="0" w:line="240" w:lineRule="auto"/>
+              <w:rPr>
+                <w:rFonts w:asciiTheme="majorBidi" w:eastAsia="Times New Roman" w:hAnsiTheme="majorBidi" w:cstheme="majorBidi"/>
+                <w:b/>
+                <w:sz w:val="24"/>
+                <w:szCs w:val="24"/>
+              </w:rPr>
+            </w:pPr>
+            <w:r>
+              <w:rPr>
+                <w:rFonts w:asciiTheme="majorBidi" w:eastAsia="Times New Roman" w:hAnsiTheme="majorBidi" w:cstheme="majorBidi"/>
+                <w:b/>
+                <w:sz w:val="24"/>
+                <w:szCs w:val="24"/>
+              </w:rPr>
+              <w:t>Responsibility</w:t>
+            </w:r>
+          </w:p>
+        </w:tc>
+      </w:tr>
+      <w:tr>
+        <w:tc>
+          <w:tcPr>
+            <w:tcW w:w="1800" w:type="dxa"/>
+            <w:tcBorders>
+              <w:top w:val="single" w:sz="2" w:space="0" w:color="CCCCCC"/>
+              <w:left w:val="single" w:sz="2" w:space="0" w:color="CCCCCC"/>
+              <w:bottom w:val="single" w:sz="2" w:space="0" w:color="CCCCCC"/>
+              <w:right w:val="single" w:sz="2" w:space="0" w:color="CCCCCC"/>
+            </w:tcBorders>
+            <w:shd w:val="clear" w:color="auto" w:fill="FFFFFF" w:themeFill="background1"/>
+            <w:tcMar>
+              <w:top w:w="80" w:type="dxa"/>
+              <w:left w:w="120" w:type="dxa"/>
+              <w:bottom w:w="80" w:type="dxa"/>
+              <w:right w:w="120" w:type="dxa"/>
+            </w:tcMar>
+            <w:hideMark/>
+          </w:tcPr>
+          <w:p>
+            <w:pPr>
+              <w:spacing w:after="0" w:line="240" w:lineRule="auto"/>
+              <w:rPr>
+                <w:rFonts w:asciiTheme="majorBidi" w:eastAsia="Times New Roman" w:hAnsiTheme="majorBidi" w:cstheme="majorBidi"/>
+                <w:bCs/>
+                <w:sz w:val="24"/>
+                <w:szCs w:val="24"/>
+              </w:rPr>
+            </w:pPr>
+            <w:r>
+              <w:rPr>
+                <w:rFonts w:asciiTheme="majorBidi" w:eastAsia="Times New Roman" w:hAnsiTheme="majorBidi" w:cstheme="majorBidi"/>
+                <w:bCs/>
+                <w:sz w:val="24"/>
+                <w:szCs w:val="24"/>
+              </w:rPr>
+              <w:t>Client Layer</w:t>
+            </w:r>
+          </w:p>
+        </w:tc>
+        <w:tc>
+          <w:tcPr>
+            <w:tcW w:w="2500" w:type="dxa"/>
+            <w:tcBorders>
+              <w:top w:val="single" w:sz="2" w:space="0" w:color="CCCCCC"/>
+              <w:left w:val="single" w:sz="2" w:space="0" w:color="CCCCCC"/>
+              <w:bottom w:val="single" w:sz="2" w:space="0" w:color="CCCCCC"/>
+              <w:right w:val="single" w:sz="2" w:space="0" w:color="CCCCCC"/>
+            </w:tcBorders>
+            <w:shd w:val="clear" w:color="auto" w:fill="FFFFFF" w:themeFill="background1"/>
+            <w:tcMar>
+              <w:top w:w="80" w:type="dxa"/>
+              <w:left w:w="120" w:type="dxa"/>
+              <w:bottom w:w="80" w:type="dxa"/>
+              <w:right w:w="120" w:type="dxa"/>
+            </w:tcMar>
+            <w:hideMark/>
+          </w:tcPr>
+          <w:p>
+            <w:pPr>
+              <w:spacing w:after="0" w:line="240" w:lineRule="auto"/>
+              <w:rPr>
+                <w:rFonts w:asciiTheme="majorBidi" w:eastAsia="Times New Roman" w:hAnsiTheme="majorBidi" w:cstheme="majorBidi"/>
+                <w:bCs/>
+                <w:sz w:val="24"/>
+                <w:szCs w:val="24"/>
+              </w:rPr>
+            </w:pPr>
+            <w:r>
+              <w:rPr>
+                <w:rFonts w:asciiTheme="majorBidi" w:eastAsia="Times New Roman" w:hAnsiTheme="majorBidi" w:cstheme="majorBidi"/>
+                <w:bCs/>
+                <w:sz w:val="24"/>
+                <w:szCs w:val="24"/>
+              </w:rPr>
+              <w:t>React.js (Component-Based)</w:t>
+            </w:r>
+          </w:p>
+        </w:tc>
+        <w:tc>
+          <w:tcPr>
+            <w:tcW w:w="5060" w:type="dxa"/>
+            <w:tcBorders>
+              <w:top w:val="single" w:sz="2" w:space="0" w:color="CCCCCC"/>
+              <w:left w:val="single" w:sz="2" w:space="0" w:color="CCCCCC"/>
+              <w:bottom w:val="single" w:sz="2" w:space="0" w:color="CCCCCC"/>
+              <w:right w:val="single" w:sz="2" w:space="0" w:color="CCCCCC"/>
+            </w:tcBorders>
+            <w:shd w:val="clear" w:color="auto" w:fill="FFFFFF" w:themeFill="background1"/>
+            <w:tcMar>
+              <w:top w:w="80" w:type="dxa"/>
+              <w:left w:w="120" w:type="dxa"/>
+              <w:bottom w:w="80" w:type="dxa"/>
+              <w:right w:w="120" w:type="dxa"/>
+            </w:tcMar>
+            <w:hideMark/>
+          </w:tcPr>
+          <w:p>
+            <w:pPr>
+              <w:spacing w:after="0" w:line="240" w:lineRule="auto"/>
+              <w:rPr>
+                <w:rFonts w:asciiTheme="majorBidi" w:eastAsia="Times New Roman" w:hAnsiTheme="majorBidi" w:cstheme="majorBidi"/>
+                <w:bCs/>
+                <w:sz w:val="24"/>
+                <w:szCs w:val="24"/>
+              </w:rPr>
+            </w:pPr>
+            <w:r>
+              <w:rPr>
+                <w:rFonts w:asciiTheme="majorBidi" w:eastAsia="Times New Roman" w:hAnsiTheme="majorBidi" w:cstheme="majorBidi"/>
+                <w:bCs/>
+                <w:sz w:val="24"/>
+                <w:szCs w:val="24"/>
+              </w:rPr>
+              <w:t>Handles user interaction, UI rendering, and client-side routing</w:t>
+            </w:r>
+          </w:p>
+        </w:tc>
+      </w:tr>
+      <w:tr>
+        <w:tc>
+          <w:tcPr>
+            <w:tcW w:w="1800" w:type="dxa"/>
+            <w:tcBorders>
+              <w:top w:val="single" w:sz="2" w:space="0" w:color="CCCCCC"/>
+              <w:left w:val="single" w:sz="2" w:space="0" w:color="CCCCCC"/>
+              <w:bottom w:val="single" w:sz="2" w:space="0" w:color="CCCCCC"/>
+              <w:right w:val="single" w:sz="2" w:space="0" w:color="CCCCCC"/>
+            </w:tcBorders>
+            <w:shd w:val="clear" w:color="auto" w:fill="FFFFFF" w:themeFill="background1"/>
+            <w:tcMar>
+              <w:top w:w="80" w:type="dxa"/>
+              <w:left w:w="120" w:type="dxa"/>
+              <w:bottom w:w="80" w:type="dxa"/>
+              <w:right w:w="120" w:type="dxa"/>
+            </w:tcMar>
+            <w:hideMark/>
+          </w:tcPr>
+          <w:p>
+            <w:pPr>
+              <w:spacing w:after="0" w:line="240" w:lineRule="auto"/>
+              <w:rPr>
+                <w:rFonts w:asciiTheme="majorBidi" w:eastAsia="Times New Roman" w:hAnsiTheme="majorBidi" w:cstheme="majorBidi"/>
+                <w:bCs/>
+                <w:sz w:val="24"/>
+                <w:szCs w:val="24"/>
+              </w:rPr>
+            </w:pPr>
+            <w:r>
+              <w:rPr>
+                <w:rFonts w:asciiTheme="majorBidi" w:eastAsia="Times New Roman" w:hAnsiTheme="majorBidi" w:cstheme="majorBidi"/>
+                <w:bCs/>
+                <w:sz w:val="24"/>
+                <w:szCs w:val="24"/>
+              </w:rPr>
+              <w:t>API Layer</w:t>
+            </w:r>
+          </w:p>
+        </w:tc>
+        <w:tc>
+          <w:tcPr>
+            <w:tcW w:w="2500" w:type="dxa"/>
+            <w:tcBorders>
+              <w:top w:val="single" w:sz="2" w:space="0" w:color="CCCCCC"/>
+              <w:left w:val="single" w:sz="2" w:space="0" w:color="CCCCCC"/>
+              <w:bottom w:val="single" w:sz="2" w:space="0" w:color="CCCCCC"/>
+              <w:right w:val="single" w:sz="2" w:space="0" w:color="CCCCCC"/>
+            </w:tcBorders>
+            <w:shd w:val="clear" w:color="auto" w:fill="FFFFFF" w:themeFill="background1"/>
+            <w:tcMar>
+              <w:top w:w="80" w:type="dxa"/>
+              <w:left w:w="120" w:type="dxa"/>
+              <w:bottom w:w="80" w:type="dxa"/>
+              <w:right w:w="120" w:type="dxa"/>
+            </w:tcMar>
+            <w:hideMark/>
+          </w:tcPr>
+          <w:p>
+            <w:pPr>
+              <w:spacing w:after="0" w:line="240" w:lineRule="auto"/>
+              <w:rPr>
+                <w:rFonts w:asciiTheme="majorBidi" w:eastAsia="Times New Roman" w:hAnsiTheme="majorBidi" w:cstheme="majorBidi"/>
+                <w:bCs/>
+                <w:sz w:val="24"/>
+                <w:szCs w:val="24"/>
+              </w:rPr>
+            </w:pPr>
+            <w:r>
+              <w:rPr>
+                <w:rFonts w:asciiTheme="majorBidi" w:eastAsia="Times New Roman" w:hAnsiTheme="majorBidi" w:cstheme="majorBidi"/>
+                <w:bCs/>
+                <w:sz w:val="24"/>
+                <w:szCs w:val="24"/>
+              </w:rPr>
+              <w:t>REST (JSON over HTTPS)</w:t>
+            </w:r>
+          </w:p>
+        </w:tc>
+        <w:tc>
+          <w:tcPr>
+            <w:tcW w:w="5060" w:type="dxa"/>
+            <w:tcBorders>
+              <w:top w:val="single" w:sz="2" w:space="0" w:color="CCCCCC"/>
+              <w:left w:val="single" w:sz="2" w:space="0" w:color="CCCCCC"/>
+              <w:bottom w:val="single" w:sz="2" w:space="0" w:color="CCCCCC"/>
+              <w:right w:val="single" w:sz="2" w:space="0" w:color="CCCCCC"/>
+            </w:tcBorders>
+            <w:shd w:val="clear" w:color="auto" w:fill="FFFFFF" w:themeFill="background1"/>
+            <w:tcMar>
+              <w:top w:w="80" w:type="dxa"/>
+              <w:left w:w="120" w:type="dxa"/>
+              <w:bottom w:w="80" w:type="dxa"/>
+              <w:right w:w="120" w:type="dxa"/>
+            </w:tcMar>
+            <w:hideMark/>
+          </w:tcPr>
+          <w:p>
+            <w:pPr>
+              <w:spacing w:after="0" w:line="240" w:lineRule="auto"/>
+              <w:rPr>
+                <w:rFonts w:asciiTheme="majorBidi" w:eastAsia="Times New Roman" w:hAnsiTheme="majorBidi" w:cstheme="majorBidi"/>
+                <w:bCs/>
+                <w:sz w:val="24"/>
+                <w:szCs w:val="24"/>
+              </w:rPr>
+            </w:pPr>
+            <w:r>
+              <w:rPr>
+                <w:rFonts w:asciiTheme="majorBidi" w:eastAsia="Times New Roman" w:hAnsiTheme="majorBidi" w:cstheme="majorBidi"/>
+                <w:bCs/>
+                <w:sz w:val="24"/>
+                <w:szCs w:val="24"/>
+              </w:rPr>
+              <w:t>Acts as the communication bridge between client and server</w:t>
+            </w:r>
+          </w:p>
+        </w:tc>
+      </w:tr>
+      <w:tr>
+        <w:tc>
+          <w:tcPr>
+            <w:tcW w:w="1800" w:type="dxa"/>
+            <w:tcBorders>
+              <w:top w:val="single" w:sz="2" w:space="0" w:color="CCCCCC"/>
+              <w:left w:val="single" w:sz="2" w:space="0" w:color="CCCCCC"/>
+              <w:bottom w:val="single" w:sz="2" w:space="0" w:color="CCCCCC"/>
+              <w:right w:val="single" w:sz="2" w:space="0" w:color="CCCCCC"/>
+            </w:tcBorders>
+            <w:shd w:val="clear" w:color="auto" w:fill="FFFFFF" w:themeFill="background1"/>
+            <w:tcMar>
+              <w:top w:w="80" w:type="dxa"/>
+              <w:left w:w="120" w:type="dxa"/>
+              <w:bottom w:w="80" w:type="dxa"/>
+              <w:right w:w="120" w:type="dxa"/>
+            </w:tcMar>
+            <w:hideMark/>
+          </w:tcPr>
+          <w:p>
+            <w:pPr>
+              <w:spacing w:after="0" w:line="240" w:lineRule="auto"/>
+              <w:rPr>
+                <w:rFonts w:asciiTheme="majorBidi" w:eastAsia="Times New Roman" w:hAnsiTheme="majorBidi" w:cstheme="majorBidi"/>
+                <w:bCs/>
+                <w:sz w:val="24"/>
+                <w:szCs w:val="24"/>
+              </w:rPr>
+            </w:pPr>
+            <w:r>
+              <w:rPr>
+                <w:rFonts w:asciiTheme="majorBidi" w:eastAsia="Times New Roman" w:hAnsiTheme="majorBidi" w:cstheme="majorBidi"/>
+                <w:bCs/>
+                <w:sz w:val="24"/>
+                <w:szCs w:val="24"/>
+              </w:rPr>
+              <w:t>Server Layer</w:t>
+            </w:r>
+          </w:p>
+        </w:tc>
+        <w:tc>
+          <w:tcPr>
+            <w:tcW w:w="2500" w:type="dxa"/>
+            <w:tcBorders>
+              <w:top w:val="single" w:sz="2" w:space="0" w:color="CCCCCC"/>
+              <w:left w:val="single" w:sz="2" w:space="0" w:color="CCCCCC"/>
+              <w:bottom w:val="single" w:sz="2" w:space="0" w:color="CCCCCC"/>
+              <w:right w:val="single" w:sz="2" w:space="0" w:color="CCCCCC"/>
+            </w:tcBorders>
+            <w:shd w:val="clear" w:color="auto" w:fill="FFFFFF" w:themeFill="background1"/>
+            <w:tcMar>
+              <w:top w:w="80" w:type="dxa"/>
+              <w:left w:w="120" w:type="dxa"/>
+              <w:bottom w:w="80" w:type="dxa"/>
+              <w:right w:w="120" w:type="dxa"/>
+            </w:tcMar>
+            <w:hideMark/>
+          </w:tcPr>
+          <w:p>
+            <w:pPr>
+              <w:spacing w:after="0" w:line="240" w:lineRule="auto"/>
+              <w:rPr>
+                <w:rFonts w:asciiTheme="majorBidi" w:eastAsia="Times New Roman" w:hAnsiTheme="majorBidi" w:cstheme="majorBidi"/>
+                <w:bCs/>
+                <w:sz w:val="24"/>
+                <w:szCs w:val="24"/>
+              </w:rPr>
+            </w:pPr>
+            <w:r>
+              <w:rPr>
+                <w:rFonts w:asciiTheme="majorBidi" w:eastAsia="Times New Roman" w:hAnsiTheme="majorBidi" w:cstheme="majorBidi"/>
+                <w:bCs/>
+                <w:sz w:val="24"/>
+                <w:szCs w:val="24"/>
+              </w:rPr>
+              <w:t>Node.js / Express.js</w:t>
+            </w:r>
+          </w:p>
+        </w:tc>
+        <w:tc>
+          <w:tcPr>
+            <w:tcW w:w="5060" w:type="dxa"/>
+            <w:tcBorders>
+              <w:top w:val="single" w:sz="2" w:space="0" w:color="CCCCCC"/>
+              <w:left w:val="single" w:sz="2" w:space="0" w:color="CCCCCC"/>
+              <w:bottom w:val="single" w:sz="2" w:space="0" w:color="CCCCCC"/>
+              <w:right w:val="single" w:sz="2" w:space="0" w:color="CCCCCC"/>
+            </w:tcBorders>
+            <w:shd w:val="clear" w:color="auto" w:fill="FFFFFF" w:themeFill="background1"/>
+            <w:tcMar>
+              <w:top w:w="80" w:type="dxa"/>
+              <w:left w:w="120" w:type="dxa"/>
+              <w:bottom w:w="80" w:type="dxa"/>
+              <w:right w:w="120" w:type="dxa"/>
+            </w:tcMar>
+            <w:hideMark/>
+          </w:tcPr>
+          <w:p>
+            <w:pPr>
+              <w:spacing w:after="0" w:line="240" w:lineRule="auto"/>
+              <w:rPr>
+                <w:rFonts w:asciiTheme="majorBidi" w:eastAsia="Times New Roman" w:hAnsiTheme="majorBidi" w:cstheme="majorBidi"/>
+                <w:bCs/>
+                <w:sz w:val="24"/>
+                <w:szCs w:val="24"/>
+              </w:rPr>
+            </w:pPr>
+            <w:r>
+              <w:rPr>
+                <w:rFonts w:asciiTheme="majorBidi" w:eastAsia="Times New Roman" w:hAnsiTheme="majorBidi" w:cstheme="majorBidi"/>
+                <w:bCs/>
+                <w:sz w:val="24"/>
+                <w:szCs w:val="24"/>
+              </w:rPr>
+              <w:t>Implements business logic, authentication, authorization, and transaction management</w:t>
+            </w:r>
+          </w:p>
+        </w:tc>
+      </w:tr>
+      <w:tr>
+        <w:tc>
+          <w:tcPr>
+            <w:tcW w:w="1800" w:type="dxa"/>
+            <w:tcBorders>
+              <w:top w:val="single" w:sz="2" w:space="0" w:color="CCCCCC"/>
+              <w:left w:val="single" w:sz="2" w:space="0" w:color="CCCCCC"/>
+              <w:bottom w:val="single" w:sz="2" w:space="0" w:color="CCCCCC"/>
+              <w:right w:val="single" w:sz="2" w:space="0" w:color="CCCCCC"/>
+            </w:tcBorders>
+            <w:shd w:val="clear" w:color="auto" w:fill="FFFFFF" w:themeFill="background1"/>
+            <w:tcMar>
+              <w:top w:w="80" w:type="dxa"/>
+              <w:left w:w="120" w:type="dxa"/>
+              <w:bottom w:w="80" w:type="dxa"/>
+              <w:right w:w="120" w:type="dxa"/>
+            </w:tcMar>
+            <w:hideMark/>
+          </w:tcPr>
+          <w:p>
+            <w:pPr>
+              <w:spacing w:after="0" w:line="240" w:lineRule="auto"/>
+              <w:rPr>
+                <w:rFonts w:asciiTheme="majorBidi" w:eastAsia="Times New Roman" w:hAnsiTheme="majorBidi" w:cstheme="majorBidi"/>
+                <w:bCs/>
+                <w:sz w:val="24"/>
+                <w:szCs w:val="24"/>
+              </w:rPr>
+            </w:pPr>
+            <w:r>
+              <w:rPr>
+                <w:rFonts w:asciiTheme="majorBidi" w:eastAsia="Times New Roman" w:hAnsiTheme="majorBidi" w:cstheme="majorBidi"/>
+                <w:bCs/>
+                <w:sz w:val="24"/>
+                <w:szCs w:val="24"/>
+              </w:rPr>
+              <w:t>Storage Layer</w:t>
+            </w:r>
+          </w:p>
+        </w:tc>
+        <w:tc>
+          <w:tcPr>
+            <w:tcW w:w="2500" w:type="dxa"/>
+            <w:tcBorders>
+              <w:top w:val="single" w:sz="2" w:space="0" w:color="CCCCCC"/>
+              <w:left w:val="single" w:sz="2" w:space="0" w:color="CCCCCC"/>
+              <w:bottom w:val="single" w:sz="2" w:space="0" w:color="CCCCCC"/>
+              <w:right w:val="single" w:sz="2" w:space="0" w:color="CCCCCC"/>
+            </w:tcBorders>
+            <w:shd w:val="clear" w:color="auto" w:fill="FFFFFF" w:themeFill="background1"/>
+            <w:tcMar>
+              <w:top w:w="80" w:type="dxa"/>
+              <w:left w:w="120" w:type="dxa"/>
+              <w:bottom w:w="80" w:type="dxa"/>
+              <w:right w:w="120" w:type="dxa"/>
+            </w:tcMar>
+            <w:hideMark/>
+          </w:tcPr>
+          <w:p>
+            <w:pPr>
+              <w:spacing w:after="0" w:line="240" w:lineRule="auto"/>
+              <w:rPr>
+                <w:rFonts w:asciiTheme="majorBidi" w:eastAsia="Times New Roman" w:hAnsiTheme="majorBidi" w:cstheme="majorBidi"/>
+                <w:bCs/>
+                <w:sz w:val="24"/>
+                <w:szCs w:val="24"/>
+              </w:rPr>
+            </w:pPr>
+            <w:r>
+              <w:rPr>
+                <w:rFonts w:asciiTheme="majorBidi" w:eastAsia="Times New Roman" w:hAnsiTheme="majorBidi" w:cstheme="majorBidi"/>
+                <w:bCs/>
+                <w:sz w:val="24"/>
+                <w:szCs w:val="24"/>
+              </w:rPr>
+              <w:t>MongoDB (NoSQL)</w:t>
+            </w:r>
+          </w:p>
+        </w:tc>
+        <w:tc>
+          <w:tcPr>
+            <w:tcW w:w="5060" w:type="dxa"/>
+            <w:tcBorders>
+              <w:top w:val="single" w:sz="2" w:space="0" w:color="CCCCCC"/>
+              <w:left w:val="single" w:sz="2" w:space="0" w:color="CCCCCC"/>
+              <w:bottom w:val="single" w:sz="2" w:space="0" w:color="CCCCCC"/>
+              <w:right w:val="single" w:sz="2" w:space="0" w:color="CCCCCC"/>
+            </w:tcBorders>
+            <w:shd w:val="clear" w:color="auto" w:fill="FFFFFF" w:themeFill="background1"/>
+            <w:tcMar>
+              <w:top w:w="80" w:type="dxa"/>
+              <w:left w:w="120" w:type="dxa"/>
+              <w:bottom w:w="80" w:type="dxa"/>
+              <w:right w:w="120" w:type="dxa"/>
+            </w:tcMar>
+            <w:hideMark/>
+          </w:tcPr>
+          <w:p>
+            <w:pPr>
+              <w:spacing w:after="0" w:line="240" w:lineRule="auto"/>
+              <w:rPr>
+                <w:rFonts w:asciiTheme="majorBidi" w:eastAsia="Times New Roman" w:hAnsiTheme="majorBidi" w:cstheme="majorBidi"/>
+                <w:bCs/>
+                <w:sz w:val="24"/>
+                <w:szCs w:val="24"/>
+              </w:rPr>
+            </w:pPr>
+            <w:r>
+              <w:rPr>
+                <w:rFonts w:asciiTheme="majorBidi" w:eastAsia="Times New Roman" w:hAnsiTheme="majorBidi" w:cstheme="majorBidi"/>
+                <w:bCs/>
+                <w:sz w:val="24"/>
+                <w:szCs w:val="24"/>
+              </w:rPr>
+              <w:t>Persists all system data including users, products, orders, and payments</w:t>
+            </w:r>
+          </w:p>
+        </w:tc>
+      </w:tr>
+      <w:tr>
+        <w:trPr>
+          <w:trHeight w:val="19"/>
+        </w:trPr>
+        <w:tc>
+          <w:tcPr>
+            <w:tcW w:w="1800" w:type="dxa"/>
+            <w:tcBorders>
+              <w:top w:val="single" w:sz="2" w:space="0" w:color="CCCCCC"/>
+              <w:left w:val="single" w:sz="2" w:space="0" w:color="CCCCCC"/>
+              <w:bottom w:val="single" w:sz="2" w:space="0" w:color="CCCCCC"/>
+              <w:right w:val="single" w:sz="2" w:space="0" w:color="CCCCCC"/>
+            </w:tcBorders>
+            <w:shd w:val="clear" w:color="auto" w:fill="FFFFFF" w:themeFill="background1"/>
+            <w:tcMar>
+              <w:top w:w="80" w:type="dxa"/>
+              <w:left w:w="120" w:type="dxa"/>
+              <w:bottom w:w="80" w:type="dxa"/>
+              <w:right w:w="120" w:type="dxa"/>
+            </w:tcMar>
+            <w:hideMark/>
+          </w:tcPr>
+          <w:p>
+            <w:pPr>
+              <w:spacing w:after="0" w:line="240" w:lineRule="auto"/>
+              <w:rPr>
+                <w:rFonts w:asciiTheme="majorBidi" w:eastAsia="Times New Roman" w:hAnsiTheme="majorBidi" w:cstheme="majorBidi"/>
+                <w:bCs/>
+                <w:sz w:val="24"/>
+                <w:szCs w:val="24"/>
+              </w:rPr>
+            </w:pPr>
+            <w:r>
+              <w:rPr>
+                <w:rFonts w:asciiTheme="majorBidi" w:eastAsia="Times New Roman" w:hAnsiTheme="majorBidi" w:cstheme="majorBidi"/>
+                <w:bCs/>
+                <w:sz w:val="24"/>
+                <w:szCs w:val="24"/>
+              </w:rPr>
+              <w:t>External Services</w:t>
+            </w:r>
+          </w:p>
+        </w:tc>
+        <w:tc>
+          <w:tcPr>
+            <w:tcW w:w="2500" w:type="dxa"/>
+            <w:tcBorders>
+              <w:top w:val="single" w:sz="2" w:space="0" w:color="CCCCCC"/>
+              <w:left w:val="single" w:sz="2" w:space="0" w:color="CCCCCC"/>
+              <w:bottom w:val="single" w:sz="2" w:space="0" w:color="CCCCCC"/>
+              <w:right w:val="single" w:sz="2" w:space="0" w:color="CCCCCC"/>
+            </w:tcBorders>
+            <w:shd w:val="clear" w:color="auto" w:fill="FFFFFF" w:themeFill="background1"/>
+            <w:tcMar>
+              <w:top w:w="80" w:type="dxa"/>
+              <w:left w:w="120" w:type="dxa"/>
+              <w:bottom w:w="80" w:type="dxa"/>
+              <w:right w:w="120" w:type="dxa"/>
+            </w:tcMar>
+            <w:hideMark/>
+          </w:tcPr>
+          <w:p>
+            <w:pPr>
+              <w:spacing w:after="0" w:line="240" w:lineRule="auto"/>
+              <w:rPr>
+                <w:rFonts w:asciiTheme="majorBidi" w:eastAsia="Times New Roman" w:hAnsiTheme="majorBidi" w:cstheme="majorBidi"/>
+                <w:bCs/>
+                <w:sz w:val="24"/>
+                <w:szCs w:val="24"/>
+              </w:rPr>
+            </w:pPr>
+            <w:r>
+              <w:rPr>
+                <w:rFonts w:asciiTheme="majorBidi" w:eastAsia="Times New Roman" w:hAnsiTheme="majorBidi" w:cstheme="majorBidi"/>
+                <w:bCs/>
+                <w:sz w:val="24"/>
+                <w:szCs w:val="24"/>
+              </w:rPr>
+              <w:t>Stripe API, SMTP</w:t>
+            </w:r>
+          </w:p>
+        </w:tc>
+        <w:tc>
+          <w:tcPr>
+            <w:tcW w:w="5060" w:type="dxa"/>
+            <w:tcBorders>
+              <w:top w:val="single" w:sz="2" w:space="0" w:color="CCCCCC"/>
+              <w:left w:val="single" w:sz="2" w:space="0" w:color="CCCCCC"/>
+              <w:bottom w:val="single" w:sz="2" w:space="0" w:color="CCCCCC"/>
+              <w:right w:val="single" w:sz="2" w:space="0" w:color="CCCCCC"/>
+            </w:tcBorders>
+            <w:shd w:val="clear" w:color="auto" w:fill="FFFFFF" w:themeFill="background1"/>
+            <w:tcMar>
+              <w:top w:w="80" w:type="dxa"/>
+              <w:left w:w="120" w:type="dxa"/>
+              <w:bottom w:w="80" w:type="dxa"/>
+              <w:right w:w="120" w:type="dxa"/>
+            </w:tcMar>
+            <w:hideMark/>
+          </w:tcPr>
+          <w:p>
+            <w:pPr>
+              <w:spacing w:after="0" w:line="240" w:lineRule="auto"/>
+              <w:rPr>
+                <w:rFonts w:asciiTheme="majorBidi" w:eastAsia="Times New Roman" w:hAnsiTheme="majorBidi" w:cstheme="majorBidi"/>
+                <w:bCs/>
+                <w:sz w:val="24"/>
+                <w:szCs w:val="24"/>
+              </w:rPr>
+            </w:pPr>
+            <w:r>
+              <w:rPr>
+                <w:rFonts w:asciiTheme="majorBidi" w:eastAsia="Times New Roman" w:hAnsiTheme="majorBidi" w:cstheme="majorBidi"/>
+                <w:bCs/>
+                <w:sz w:val="24"/>
+                <w:szCs w:val="24"/>
+              </w:rPr>
+              <w:t>Handles payment processing and email notification delivery</w:t>
+            </w:r>
+          </w:p>
+        </w:tc>
+      </w:tr>
+    </w:tbl>
+    <w:p/>
+    <w:p>
+      <w:pPr>
+        <w:rPr>
+          <w:rFonts w:ascii="Arial" w:eastAsia="Times New Roman" w:hAnsi="Arial" w:cs="Times New Roman"/>
+          <w:b/>
+          <w:sz w:val="24"/>
+          <w:szCs w:val="20"/>
+        </w:rPr>
+      </w:pPr>
+      <w:r>
+        <w:rPr>
+          <w:rFonts w:ascii="Arial" w:eastAsia="Times New Roman" w:hAnsi="Arial" w:cs="Times New Roman"/>
+          <w:b/>
+          <w:sz w:val="24"/>
+          <w:szCs w:val="20"/>
+        </w:rPr>
+        <w:t xml:space="preserve">3.1.2 </w:t>
+      </w:r>
+      <w:r>
+        <w:rPr>
+          <w:rFonts w:ascii="Arial" w:eastAsia="Times New Roman" w:hAnsi="Arial" w:cs="Times New Roman"/>
+          <w:b/>
+          <w:sz w:val="24"/>
+          <w:szCs w:val="20"/>
+        </w:rPr>
+        <w:t>Subsystem Descriptions</w:t>
+      </w:r>
     </w:p>
     <w:p>
       <w:pPr>
         <w:pStyle w:val="ListParagraph"/>
+        <w:numPr>
+          <w:ilvl w:val="0"/>
+          <w:numId w:val="8"/>
+        </w:numPr>
+        <w:rPr>
+          <w:rFonts w:eastAsia="Arial"/>
+        </w:rPr>
+      </w:pPr>
+      <w:r>
+        <w:rPr>
+          <w:b/>
+          <w:bCs/>
+        </w:rPr>
+        <w:t>Client Layer:</w:t>
+      </w:r>
+      <w:r>
+        <w:t xml:space="preserve"> The client layer provides the user interface for customers and administrators. It presents data, captures user input, and manages navigation and application state. Business logic is intentionally minimized in this layer.</w:t>
+      </w:r>
+    </w:p>
+    <w:p>
+      <w:pPr>
+        <w:pStyle w:val="ListParagraph"/>
+        <w:numPr>
+          <w:ilvl w:val="0"/>
+          <w:numId w:val="8"/>
+        </w:numPr>
+      </w:pPr>
+      <w:r>
+        <w:rPr>
+          <w:b/>
+          <w:bCs/>
+        </w:rPr>
+        <w:t>API Layer:</w:t>
+      </w:r>
+      <w:r>
+        <w:t xml:space="preserve"> The API layer exposes RESTful endpoints that allow the client to interact with the server. It defines request and response contracts using JSON over HTTPS and ensures loose coupling between the frontend and backend.</w:t>
+      </w:r>
+    </w:p>
+    <w:p>
+      <w:pPr>
+        <w:pStyle w:val="ListParagraph"/>
+        <w:numPr>
+          <w:ilvl w:val="0"/>
+          <w:numId w:val="8"/>
+        </w:numPr>
+      </w:pPr>
+      <w:r>
+        <w:rPr>
+          <w:b/>
+          <w:bCs/>
+        </w:rPr>
+        <w:t>Server Layer:</w:t>
+      </w:r>
+      <w:r>
+        <w:t xml:space="preserve"> The server layer contains the core business logic of ShoeCommerce. It processes requests received through the API layer, enforces authentication and authorization rules, executes workflows such as order processing and payment verification, and manages database transactions.</w:t>
+      </w:r>
+    </w:p>
+    <w:p>
+      <w:pPr>
+        <w:pStyle w:val="ListParagraph"/>
+        <w:numPr>
+          <w:ilvl w:val="0"/>
+          <w:numId w:val="8"/>
+        </w:numPr>
+      </w:pPr>
+      <w:r>
+        <w:rPr>
+          <w:b/>
+          <w:bCs/>
+        </w:rPr>
+        <w:t>Storage Layer:</w:t>
+      </w:r>
+      <w:r>
+        <w:t xml:space="preserve"> The storage layer consists of a MongoDB document database. It stores user data, product listings, shopping carts, wishlists, orders, payments, coupons, and categories.</w:t>
+      </w:r>
+    </w:p>
+    <w:p>
+      <w:pPr>
+        <w:pStyle w:val="ListParagraph"/>
+        <w:numPr>
+          <w:ilvl w:val="0"/>
+          <w:numId w:val="8"/>
+        </w:numPr>
+      </w:pPr>
+      <w:r>
+        <w:rPr>
+          <w:b/>
+          <w:bCs/>
+        </w:rPr>
+        <w:t>External Services:</w:t>
+      </w:r>
+      <w:r>
+        <w:t xml:space="preserve"> Stripe handles all payment transactions. The SMTP email service delivers account verification emails and order status notifications.</w:t>
+      </w:r>
+    </w:p>
+    <w:p>
+      <w:pPr>
+        <w:rPr>
+          <w:rFonts w:ascii="Arial" w:eastAsia="Times New Roman" w:hAnsi="Arial" w:cs="Times New Roman"/>
+          <w:b/>
+          <w:sz w:val="24"/>
+          <w:szCs w:val="20"/>
+        </w:rPr>
+      </w:pPr>
+      <w:r>
+        <w:rPr>
+          <w:rFonts w:ascii="Arial" w:eastAsia="Times New Roman" w:hAnsi="Arial" w:cs="Times New Roman"/>
+          <w:b/>
+          <w:sz w:val="24"/>
+          <w:szCs w:val="20"/>
+        </w:rPr>
+        <w:t xml:space="preserve">3.1.3 </w:t>
+      </w:r>
+      <w:r>
+        <w:rPr>
+          <w:rFonts w:ascii="Arial" w:eastAsia="Times New Roman" w:hAnsi="Arial" w:cs="Times New Roman"/>
+          <w:b/>
+          <w:sz w:val="24"/>
+          <w:szCs w:val="20"/>
+        </w:rPr>
+        <w:t>Subsystem Collaboration</w:t>
+      </w:r>
+    </w:p>
+    <w:p>
+      <w:pPr>
+        <w:numPr>
+          <w:ilvl w:val="0"/>
+          <w:numId w:val="4"/>
+        </w:numPr>
+        <w:rPr>
+          <w:rFonts w:ascii="Times New Roman" w:eastAsia="Times New Roman" w:hAnsi="Times New Roman" w:cs="Times New Roman"/>
+          <w:sz w:val="24"/>
+          <w:szCs w:val="20"/>
+        </w:rPr>
+      </w:pPr>
+      <w:r>
+        <w:rPr>
+          <w:rFonts w:ascii="Times New Roman" w:eastAsia="Times New Roman" w:hAnsi="Times New Roman" w:cs="Times New Roman"/>
+          <w:sz w:val="24"/>
+          <w:szCs w:val="20"/>
+        </w:rPr>
+        <w:t>Users interact with the Client Layer through a web browser.</w:t>
+      </w:r>
+    </w:p>
+    <w:p>
+      <w:pPr>
+        <w:numPr>
+          <w:ilvl w:val="0"/>
+          <w:numId w:val="4"/>
+        </w:numPr>
+        <w:rPr>
+          <w:rFonts w:ascii="Times New Roman" w:eastAsia="Times New Roman" w:hAnsi="Times New Roman" w:cs="Times New Roman"/>
+          <w:sz w:val="24"/>
+          <w:szCs w:val="20"/>
+        </w:rPr>
+      </w:pPr>
+      <w:r>
+        <w:rPr>
+          <w:rFonts w:ascii="Times New Roman" w:eastAsia="Times New Roman" w:hAnsi="Times New Roman" w:cs="Times New Roman"/>
+          <w:sz w:val="24"/>
+          <w:szCs w:val="20"/>
+        </w:rPr>
+        <w:t>The client sends HTTPS requests to the API Layer using RESTful calls.</w:t>
+      </w:r>
+    </w:p>
+    <w:p>
+      <w:pPr>
+        <w:numPr>
+          <w:ilvl w:val="0"/>
+          <w:numId w:val="4"/>
+        </w:numPr>
+        <w:rPr>
+          <w:rFonts w:ascii="Times New Roman" w:eastAsia="Times New Roman" w:hAnsi="Times New Roman" w:cs="Times New Roman"/>
+          <w:sz w:val="24"/>
+          <w:szCs w:val="20"/>
+        </w:rPr>
+      </w:pPr>
+      <w:r>
+        <w:rPr>
+          <w:rFonts w:ascii="Times New Roman" w:eastAsia="Times New Roman" w:hAnsi="Times New Roman" w:cs="Times New Roman"/>
+          <w:sz w:val="24"/>
+          <w:szCs w:val="20"/>
+        </w:rPr>
+        <w:t>The Server Layer processes the request, applies business rules, and interacts with MongoDB as needed.</w:t>
+      </w:r>
+    </w:p>
+    <w:p>
+      <w:pPr>
+        <w:numPr>
+          <w:ilvl w:val="0"/>
+          <w:numId w:val="4"/>
+        </w:numPr>
+        <w:rPr>
+          <w:rFonts w:ascii="Times New Roman" w:eastAsia="Times New Roman" w:hAnsi="Times New Roman" w:cs="Times New Roman"/>
+          <w:sz w:val="24"/>
+          <w:szCs w:val="20"/>
+        </w:rPr>
+      </w:pPr>
+      <w:r>
+        <w:rPr>
+          <w:rFonts w:ascii="Times New Roman" w:eastAsia="Times New Roman" w:hAnsi="Times New Roman" w:cs="Times New Roman"/>
+          <w:sz w:val="24"/>
+          <w:szCs w:val="20"/>
+        </w:rPr>
+        <w:lastRenderedPageBreak/>
+        <w:t>For payments, the Server Layer communicates with the Stripe API externally.</w:t>
+      </w:r>
+    </w:p>
+    <w:p>
+      <w:pPr>
+        <w:numPr>
+          <w:ilvl w:val="0"/>
+          <w:numId w:val="4"/>
+        </w:numPr>
+        <w:rPr>
+          <w:rFonts w:ascii="Times New Roman" w:eastAsia="Times New Roman" w:hAnsi="Times New Roman" w:cs="Times New Roman"/>
+          <w:sz w:val="24"/>
+          <w:szCs w:val="20"/>
+        </w:rPr>
+      </w:pPr>
+      <w:r>
+        <w:rPr>
+          <w:rFonts w:ascii="Times New Roman" w:eastAsia="Times New Roman" w:hAnsi="Times New Roman" w:cs="Times New Roman"/>
+          <w:sz w:val="24"/>
+          <w:szCs w:val="20"/>
+        </w:rPr>
+        <w:t>For notifications, the Server Layer sends emails via SMTP.</w:t>
+      </w:r>
+    </w:p>
+    <w:p>
+      <w:pPr>
+        <w:numPr>
+          <w:ilvl w:val="0"/>
+          <w:numId w:val="4"/>
+        </w:numPr>
+        <w:rPr>
+          <w:rFonts w:ascii="Times New Roman" w:eastAsia="Times New Roman" w:hAnsi="Times New Roman" w:cs="Times New Roman"/>
+          <w:sz w:val="24"/>
+          <w:szCs w:val="20"/>
+        </w:rPr>
+      </w:pPr>
+      <w:r>
+        <w:rPr>
+          <w:rFonts w:ascii="Times New Roman" w:eastAsia="Times New Roman" w:hAnsi="Times New Roman" w:cs="Times New Roman"/>
+          <w:sz w:val="24"/>
+          <w:szCs w:val="20"/>
+        </w:rPr>
+        <w:t>The server sends a structured JSON response back through the API layer to the client.</w:t>
+      </w:r>
+    </w:p>
+    <w:p>
+      <w:pPr>
+        <w:pStyle w:val="Heading2"/>
+      </w:pPr>
+      <w:bookmarkStart w:id="22" w:name="_Toc438070017"/>
+      <w:bookmarkStart w:id="23" w:name="_Toc438070114"/>
+      <w:r>
+        <w:t xml:space="preserve">3.2 </w:t>
+      </w:r>
+      <w:r>
+        <w:t xml:space="preserve"> </w:t>
+      </w:r>
+      <w:r>
+        <w:t>Decomposition Description</w:t>
+      </w:r>
+      <w:bookmarkEnd w:id="22"/>
+      <w:bookmarkEnd w:id="23"/>
+    </w:p>
+    <w:p>
+      <w:pPr>
+        <w:pStyle w:val="Heading2"/>
+        <w:ind w:left="0" w:firstLine="720"/>
+        <w:rPr>
+          <w:rFonts w:ascii="Times New Roman" w:hAnsi="Times New Roman"/>
+          <w:b w:val="0"/>
+        </w:rPr>
+      </w:pPr>
+      <w:bookmarkStart w:id="24" w:name="_Toc438070018"/>
+      <w:bookmarkStart w:id="25" w:name="_Toc438070115"/>
+      <w:r>
+        <w:rPr>
+          <w:rFonts w:ascii="Times New Roman" w:hAnsi="Times New Roman"/>
+          <w:b w:val="0"/>
+        </w:rPr>
+        <w:t>The ShoeCommerce system uses an object-oriented decomposition approach. The</w:t>
+      </w:r>
+      <w:r>
+        <w:rPr>
+          <w:rFonts w:ascii="Times New Roman" w:hAnsi="Times New Roman"/>
+          <w:b w:val="0"/>
+        </w:rPr>
+        <w:t xml:space="preserve"> </w:t>
+      </w:r>
+      <w:r>
+        <w:rPr>
+          <w:rFonts w:ascii="Times New Roman" w:hAnsi="Times New Roman"/>
+          <w:b w:val="0"/>
+        </w:rPr>
+        <w:t>system is decomposed into subsystems based on responsibility and domain</w:t>
+      </w:r>
+      <w:r>
+        <w:rPr>
+          <w:rFonts w:ascii="Times New Roman" w:hAnsi="Times New Roman"/>
+          <w:b w:val="0"/>
+        </w:rPr>
+        <w:t xml:space="preserve"> </w:t>
+      </w:r>
+      <w:r>
+        <w:rPr>
+          <w:rFonts w:ascii="Times New Roman" w:hAnsi="Times New Roman"/>
+          <w:b w:val="0"/>
+        </w:rPr>
+        <w:t>concepts.</w:t>
+      </w:r>
+    </w:p>
+    <w:p>
+      <w:pPr>
+        <w:rPr>
+          <w:b/>
+          <w:bCs/>
+        </w:rPr>
+      </w:pPr>
+      <w:r>
+        <w:rPr>
+          <w:rFonts w:ascii="Arial" w:eastAsia="Times New Roman" w:hAnsi="Arial" w:cs="Times New Roman"/>
+          <w:b/>
+          <w:sz w:val="24"/>
+          <w:szCs w:val="20"/>
+        </w:rPr>
+        <w:t>Client Subsystem</w:t>
+      </w:r>
+    </w:p>
+    <w:p>
+      <w:pPr>
+        <w:numPr>
+          <w:ilvl w:val="0"/>
+          <w:numId w:val="4"/>
+        </w:numPr>
+        <w:rPr>
+          <w:rFonts w:ascii="Times New Roman" w:eastAsia="Times New Roman" w:hAnsi="Times New Roman" w:cs="Times New Roman"/>
+          <w:sz w:val="24"/>
+          <w:szCs w:val="20"/>
+        </w:rPr>
+      </w:pPr>
+      <w:r>
+        <w:rPr>
+          <w:rFonts w:ascii="Times New Roman" w:eastAsia="Times New Roman" w:hAnsi="Times New Roman" w:cs="Times New Roman"/>
+          <w:sz w:val="24"/>
+          <w:szCs w:val="20"/>
+        </w:rPr>
+        <w:t>Authentication views (Login, Register, Email Verification, Password Reset)</w:t>
+      </w:r>
+    </w:p>
+    <w:p>
+      <w:pPr>
+        <w:numPr>
+          <w:ilvl w:val="0"/>
+          <w:numId w:val="4"/>
+        </w:numPr>
+        <w:rPr>
+          <w:rFonts w:ascii="Times New Roman" w:eastAsia="Times New Roman" w:hAnsi="Times New Roman" w:cs="Times New Roman"/>
+          <w:sz w:val="24"/>
+          <w:szCs w:val="20"/>
+        </w:rPr>
+      </w:pPr>
+      <w:r>
+        <w:rPr>
+          <w:rFonts w:ascii="Times New Roman" w:eastAsia="Times New Roman" w:hAnsi="Times New Roman" w:cs="Times New Roman"/>
+          <w:sz w:val="24"/>
+          <w:szCs w:val="20"/>
+        </w:rPr>
+        <w:t>Customer dashboard and profile management</w:t>
+      </w:r>
+    </w:p>
+    <w:p>
+      <w:pPr>
+        <w:numPr>
+          <w:ilvl w:val="0"/>
+          <w:numId w:val="4"/>
+        </w:numPr>
+        <w:rPr>
+          <w:rFonts w:ascii="Times New Roman" w:eastAsia="Times New Roman" w:hAnsi="Times New Roman" w:cs="Times New Roman"/>
+          <w:sz w:val="24"/>
+          <w:szCs w:val="20"/>
+        </w:rPr>
+      </w:pPr>
+      <w:r>
+        <w:rPr>
+          <w:rFonts w:ascii="Times New Roman" w:eastAsia="Times New Roman" w:hAnsi="Times New Roman" w:cs="Times New Roman"/>
+          <w:sz w:val="24"/>
+          <w:szCs w:val="20"/>
+        </w:rPr>
+        <w:t>Product catalog, search, and filter views</w:t>
+      </w:r>
+    </w:p>
+    <w:p>
+      <w:pPr>
+        <w:numPr>
+          <w:ilvl w:val="0"/>
+          <w:numId w:val="4"/>
+        </w:numPr>
+        <w:rPr>
+          <w:rFonts w:ascii="Times New Roman" w:eastAsia="Times New Roman" w:hAnsi="Times New Roman" w:cs="Times New Roman"/>
+          <w:sz w:val="24"/>
+          <w:szCs w:val="20"/>
+        </w:rPr>
+      </w:pPr>
+      <w:r>
+        <w:rPr>
+          <w:rFonts w:ascii="Times New Roman" w:eastAsia="Times New Roman" w:hAnsi="Times New Roman" w:cs="Times New Roman"/>
+          <w:sz w:val="24"/>
+          <w:szCs w:val="20"/>
+        </w:rPr>
+        <w:t>Shopping cart and wishlist views</w:t>
+      </w:r>
+    </w:p>
+    <w:p>
+      <w:pPr>
+        <w:numPr>
+          <w:ilvl w:val="0"/>
+          <w:numId w:val="4"/>
+        </w:numPr>
+        <w:rPr>
+          <w:rFonts w:ascii="Times New Roman" w:eastAsia="Times New Roman" w:hAnsi="Times New Roman" w:cs="Times New Roman"/>
+          <w:sz w:val="24"/>
+          <w:szCs w:val="20"/>
+        </w:rPr>
+      </w:pPr>
+      <w:r>
+        <w:rPr>
+          <w:rFonts w:ascii="Times New Roman" w:eastAsia="Times New Roman" w:hAnsi="Times New Roman" w:cs="Times New Roman"/>
+          <w:sz w:val="24"/>
+          <w:szCs w:val="20"/>
+        </w:rPr>
+        <w:t>Checkout and order tracking views</w:t>
+      </w:r>
+    </w:p>
+    <w:p>
+      <w:pPr>
+        <w:numPr>
+          <w:ilvl w:val="0"/>
+          <w:numId w:val="4"/>
+        </w:numPr>
+        <w:rPr>
+          <w:rFonts w:ascii="Times New Roman" w:eastAsia="Times New Roman" w:hAnsi="Times New Roman" w:cs="Times New Roman"/>
+          <w:sz w:val="24"/>
+          <w:szCs w:val="20"/>
+        </w:rPr>
+      </w:pPr>
+      <w:r>
+        <w:rPr>
+          <w:rFonts w:ascii="Times New Roman" w:eastAsia="Times New Roman" w:hAnsi="Times New Roman" w:cs="Times New Roman"/>
+          <w:sz w:val="24"/>
+          <w:szCs w:val="20"/>
+        </w:rPr>
+        <w:t>Admin dashboard and management panels</w:t>
+      </w:r>
+    </w:p>
+    <w:p>
+      <w:pPr>
+        <w:numPr>
+          <w:ilvl w:val="0"/>
+          <w:numId w:val="4"/>
+        </w:numPr>
+        <w:rPr>
+          <w:rFonts w:ascii="Times New Roman" w:eastAsia="Times New Roman" w:hAnsi="Times New Roman" w:cs="Times New Roman"/>
+          <w:sz w:val="24"/>
+          <w:szCs w:val="20"/>
+        </w:rPr>
+      </w:pPr>
+      <w:r>
+        <w:rPr>
+          <w:rFonts w:ascii="Times New Roman" w:eastAsia="Times New Roman" w:hAnsi="Times New Roman" w:cs="Times New Roman"/>
+          <w:sz w:val="24"/>
+          <w:szCs w:val="20"/>
+        </w:rPr>
+        <w:t>Routing and application state management</w:t>
+      </w:r>
+    </w:p>
+    <w:p>
+      <w:pPr>
+        <w:rPr>
+          <w:rFonts w:ascii="Arial" w:eastAsia="Times New Roman" w:hAnsi="Arial" w:cs="Times New Roman"/>
+          <w:b/>
+          <w:sz w:val="24"/>
+          <w:szCs w:val="20"/>
+        </w:rPr>
+      </w:pPr>
+      <w:r>
+        <w:rPr>
+          <w:rFonts w:ascii="Arial" w:eastAsia="Times New Roman" w:hAnsi="Arial" w:cs="Times New Roman"/>
+          <w:b/>
+          <w:sz w:val="24"/>
+          <w:szCs w:val="20"/>
+        </w:rPr>
+        <w:t>Server Subsystem</w:t>
+      </w:r>
+    </w:p>
+    <w:p>
+      <w:pPr>
+        <w:numPr>
+          <w:ilvl w:val="0"/>
+          <w:numId w:val="4"/>
+        </w:numPr>
+        <w:rPr>
+          <w:rFonts w:ascii="Times New Roman" w:eastAsia="Times New Roman" w:hAnsi="Times New Roman" w:cs="Times New Roman"/>
+          <w:sz w:val="24"/>
+          <w:szCs w:val="20"/>
+        </w:rPr>
+      </w:pPr>
+      <w:r>
+        <w:rPr>
+          <w:rFonts w:ascii="Times New Roman" w:eastAsia="Times New Roman" w:hAnsi="Times New Roman" w:cs="Times New Roman"/>
+          <w:sz w:val="24"/>
+          <w:szCs w:val="20"/>
+        </w:rPr>
+        <w:t>Authentication module (registration, login, JWT management, email verification)</w:t>
+      </w:r>
+    </w:p>
+    <w:p>
+      <w:pPr>
+        <w:numPr>
+          <w:ilvl w:val="0"/>
+          <w:numId w:val="4"/>
+        </w:numPr>
+        <w:rPr>
+          <w:rFonts w:ascii="Times New Roman" w:eastAsia="Times New Roman" w:hAnsi="Times New Roman" w:cs="Times New Roman"/>
+          <w:sz w:val="24"/>
+          <w:szCs w:val="20"/>
+        </w:rPr>
+      </w:pPr>
+      <w:r>
+        <w:rPr>
+          <w:rFonts w:ascii="Times New Roman" w:eastAsia="Times New Roman" w:hAnsi="Times New Roman" w:cs="Times New Roman"/>
+          <w:sz w:val="24"/>
+          <w:szCs w:val="20"/>
+        </w:rPr>
+        <w:t>User management module</w:t>
+      </w:r>
+    </w:p>
+    <w:p>
+      <w:pPr>
+        <w:numPr>
+          <w:ilvl w:val="0"/>
+          <w:numId w:val="4"/>
+        </w:numPr>
+        <w:rPr>
+          <w:rFonts w:ascii="Times New Roman" w:eastAsia="Times New Roman" w:hAnsi="Times New Roman" w:cs="Times New Roman"/>
+          <w:sz w:val="24"/>
+          <w:szCs w:val="20"/>
+        </w:rPr>
+      </w:pPr>
+      <w:r>
+        <w:rPr>
+          <w:rFonts w:ascii="Times New Roman" w:eastAsia="Times New Roman" w:hAnsi="Times New Roman" w:cs="Times New Roman"/>
+          <w:sz w:val="24"/>
+          <w:szCs w:val="20"/>
+        </w:rPr>
+        <w:t>Product management module</w:t>
+      </w:r>
+    </w:p>
+    <w:p>
+      <w:pPr>
+        <w:numPr>
+          <w:ilvl w:val="0"/>
+          <w:numId w:val="4"/>
+        </w:numPr>
+        <w:rPr>
+          <w:rFonts w:ascii="Times New Roman" w:eastAsia="Times New Roman" w:hAnsi="Times New Roman" w:cs="Times New Roman"/>
+          <w:sz w:val="24"/>
+          <w:szCs w:val="20"/>
+        </w:rPr>
+      </w:pPr>
+      <w:r>
+        <w:rPr>
+          <w:rFonts w:ascii="Times New Roman" w:eastAsia="Times New Roman" w:hAnsi="Times New Roman" w:cs="Times New Roman"/>
+          <w:sz w:val="24"/>
+          <w:szCs w:val="20"/>
+        </w:rPr>
+        <w:t>Category management module</w:t>
+      </w:r>
+    </w:p>
+    <w:p>
+      <w:pPr>
+        <w:numPr>
+          <w:ilvl w:val="0"/>
+          <w:numId w:val="4"/>
+        </w:numPr>
+        <w:rPr>
+          <w:rFonts w:ascii="Times New Roman" w:eastAsia="Times New Roman" w:hAnsi="Times New Roman" w:cs="Times New Roman"/>
+          <w:sz w:val="24"/>
+          <w:szCs w:val="20"/>
+        </w:rPr>
+      </w:pPr>
+      <w:r>
+        <w:rPr>
+          <w:rFonts w:ascii="Times New Roman" w:eastAsia="Times New Roman" w:hAnsi="Times New Roman" w:cs="Times New Roman"/>
+          <w:sz w:val="24"/>
+          <w:szCs w:val="20"/>
+        </w:rPr>
+        <w:t>Cart and wishlist management module</w:t>
+      </w:r>
+    </w:p>
+    <w:p>
+      <w:pPr>
+        <w:numPr>
+          <w:ilvl w:val="0"/>
+          <w:numId w:val="4"/>
+        </w:numPr>
+        <w:rPr>
+          <w:rFonts w:ascii="Times New Roman" w:eastAsia="Times New Roman" w:hAnsi="Times New Roman" w:cs="Times New Roman"/>
+          <w:sz w:val="24"/>
+          <w:szCs w:val="20"/>
+        </w:rPr>
+      </w:pPr>
+      <w:r>
+        <w:rPr>
+          <w:rFonts w:ascii="Times New Roman" w:eastAsia="Times New Roman" w:hAnsi="Times New Roman" w:cs="Times New Roman"/>
+          <w:sz w:val="24"/>
+          <w:szCs w:val="20"/>
+        </w:rPr>
+        <w:t>Order processing and tracking module</w:t>
+      </w:r>
+    </w:p>
+    <w:p>
+      <w:pPr>
+        <w:numPr>
+          <w:ilvl w:val="0"/>
+          <w:numId w:val="4"/>
+        </w:numPr>
+        <w:rPr>
+          <w:rFonts w:ascii="Times New Roman" w:eastAsia="Times New Roman" w:hAnsi="Times New Roman" w:cs="Times New Roman"/>
+          <w:sz w:val="24"/>
+          <w:szCs w:val="20"/>
+        </w:rPr>
+      </w:pPr>
+      <w:r>
+        <w:rPr>
+          <w:rFonts w:ascii="Times New Roman" w:eastAsia="Times New Roman" w:hAnsi="Times New Roman" w:cs="Times New Roman"/>
+          <w:sz w:val="24"/>
+          <w:szCs w:val="20"/>
+        </w:rPr>
+        <w:t>Payment processing module (Stripe integration)</w:t>
+      </w:r>
+    </w:p>
+    <w:p>
+      <w:pPr>
+        <w:numPr>
+          <w:ilvl w:val="0"/>
+          <w:numId w:val="4"/>
+        </w:numPr>
+        <w:rPr>
+          <w:rFonts w:ascii="Times New Roman" w:eastAsia="Times New Roman" w:hAnsi="Times New Roman" w:cs="Times New Roman"/>
+          <w:sz w:val="24"/>
+          <w:szCs w:val="20"/>
+        </w:rPr>
+      </w:pPr>
+      <w:r>
+        <w:rPr>
+          <w:rFonts w:ascii="Times New Roman" w:eastAsia="Times New Roman" w:hAnsi="Times New Roman" w:cs="Times New Roman"/>
+          <w:sz w:val="24"/>
+          <w:szCs w:val="20"/>
+        </w:rPr>
+        <w:t>Coupon validation module</w:t>
+      </w:r>
+    </w:p>
+    <w:p>
+      <w:pPr>
+        <w:numPr>
+          <w:ilvl w:val="0"/>
+          <w:numId w:val="4"/>
+        </w:numPr>
+        <w:rPr>
+          <w:rFonts w:ascii="Times New Roman" w:eastAsia="Times New Roman" w:hAnsi="Times New Roman" w:cs="Times New Roman"/>
+          <w:sz w:val="24"/>
+          <w:szCs w:val="20"/>
+        </w:rPr>
+      </w:pPr>
+      <w:r>
+        <w:rPr>
+          <w:rFonts w:ascii="Times New Roman" w:eastAsia="Times New Roman" w:hAnsi="Times New Roman" w:cs="Times New Roman"/>
+          <w:sz w:val="24"/>
+          <w:szCs w:val="20"/>
+        </w:rPr>
+        <w:t>Reporting and analytics module</w:t>
+      </w:r>
+    </w:p>
+    <w:p>
+      <w:pPr>
+        <w:rPr>
+          <w:rFonts w:ascii="Times New Roman" w:eastAsia="Times New Roman" w:hAnsi="Times New Roman" w:cs="Times New Roman"/>
+          <w:sz w:val="24"/>
+          <w:szCs w:val="20"/>
+        </w:rPr>
+      </w:pPr>
+      <w:r>
+        <w:rPr>
+          <w:rFonts w:ascii="Times New Roman" w:eastAsia="Times New Roman" w:hAnsi="Times New Roman" w:cs="Times New Roman"/>
+          <w:sz w:val="24"/>
+          <w:szCs w:val="20"/>
+        </w:rPr>
+        <w:t>Each server-side module encapsulates domain logic, validation rules, authorization checks, and database interaction logic.</w:t>
+      </w:r>
+    </w:p>
+    <w:p>
+      <w:pPr>
+        <w:rPr>
+          <w:rFonts w:ascii="Times New Roman" w:eastAsia="Times New Roman" w:hAnsi="Times New Roman" w:cs="Times New Roman"/>
+          <w:sz w:val="24"/>
+          <w:szCs w:val="20"/>
+        </w:rPr>
+      </w:pPr>
+      <w:r>
+        <w:rPr>
+          <w:rFonts w:ascii="Times New Roman" w:eastAsia="Times New Roman" w:hAnsi="Times New Roman" w:cs="Times New Roman"/>
+          <w:sz w:val="24"/>
+          <w:szCs w:val="20"/>
+        </w:rPr>
+        <w:br w:type="page"/>
+      </w:r>
+    </w:p>
+    <w:p>
+      <w:pPr>
+        <w:rPr>
+          <w:rFonts w:ascii="Times New Roman" w:eastAsia="Times New Roman" w:hAnsi="Times New Roman" w:cs="Times New Roman"/>
+          <w:sz w:val="24"/>
+          <w:szCs w:val="20"/>
+        </w:rPr>
+      </w:pPr>
+    </w:p>
+    <w:p>
+      <w:pPr>
+        <w:pStyle w:val="Heading2"/>
+        <w:ind w:left="0" w:firstLine="0"/>
+      </w:pPr>
+      <w:r>
+        <w:t xml:space="preserve">3.3 </w:t>
+      </w:r>
+      <w:r>
+        <w:t xml:space="preserve"> </w:t>
+      </w:r>
+      <w:r>
+        <w:t>Design Rationale</w:t>
+      </w:r>
+      <w:bookmarkEnd w:id="24"/>
+      <w:bookmarkEnd w:id="25"/>
+    </w:p>
+    <w:p>
+      <w:pPr>
+        <w:rPr>
+          <w:rFonts w:ascii="Arial" w:eastAsia="Times New Roman" w:hAnsi="Arial" w:cs="Times New Roman"/>
+          <w:b/>
+          <w:sz w:val="24"/>
+          <w:szCs w:val="20"/>
+        </w:rPr>
+      </w:pPr>
+      <w:r>
+        <w:rPr>
+          <w:rFonts w:ascii="Arial" w:eastAsia="Times New Roman" w:hAnsi="Arial" w:cs="Times New Roman"/>
+          <w:b/>
+          <w:sz w:val="24"/>
+          <w:szCs w:val="20"/>
+        </w:rPr>
+        <w:t>Rationale for Selected Architecture</w:t>
+      </w:r>
+    </w:p>
+    <w:p>
+      <w:pPr>
+        <w:pStyle w:val="ListParagraph"/>
+        <w:numPr>
+          <w:ilvl w:val="0"/>
+          <w:numId w:val="4"/>
+        </w:numPr>
+        <w:rPr>
+          <w:szCs w:val="24"/>
+        </w:rPr>
+      </w:pPr>
+      <w:r>
+        <w:rPr>
+          <w:szCs w:val="24"/>
+        </w:rPr>
+        <w:t>Simplicity of Deployment: A monolithic deployment reduces operational complexity while still allowing internal modularization.</w:t>
+      </w:r>
+    </w:p>
+    <w:p>
+      <w:pPr>
+        <w:pStyle w:val="ListParagraph"/>
+        <w:numPr>
+          <w:ilvl w:val="0"/>
+          <w:numId w:val="4"/>
+        </w:numPr>
+        <w:rPr>
+          <w:szCs w:val="24"/>
+        </w:rPr>
+      </w:pPr>
+      <w:r>
+        <w:rPr>
+          <w:szCs w:val="24"/>
+        </w:rPr>
+        <w:t>Clear Separation of Concerns: Layered architecture ensures that UI logic, business logic, and data persistence are clearly separated.</w:t>
+      </w:r>
+    </w:p>
+    <w:p>
+      <w:pPr>
+        <w:pStyle w:val="ListParagraph"/>
+        <w:numPr>
+          <w:ilvl w:val="0"/>
+          <w:numId w:val="4"/>
+        </w:numPr>
+        <w:rPr>
+          <w:szCs w:val="24"/>
+        </w:rPr>
+      </w:pPr>
+      <w:r>
+        <w:rPr>
+          <w:szCs w:val="24"/>
+        </w:rPr>
+        <w:t>Maintainability: Modular server-side components can be modified or extended without impacting unrelated functionality.</w:t>
+      </w:r>
+    </w:p>
+    <w:p>
+      <w:pPr>
+        <w:pStyle w:val="ListParagraph"/>
+        <w:numPr>
+          <w:ilvl w:val="0"/>
+          <w:numId w:val="4"/>
+        </w:numPr>
+        <w:rPr>
+          <w:szCs w:val="24"/>
+        </w:rPr>
+      </w:pPr>
+      <w:r>
+        <w:rPr>
+          <w:szCs w:val="24"/>
+        </w:rPr>
+        <w:t>Technology Compatibility: React.js, REST APIs, Node.js/Express.js, and MongoDB integrate naturally within a layered architecture.</w:t>
+      </w:r>
+    </w:p>
+    <w:p>
+      <w:pPr>
+        <w:pStyle w:val="ListParagraph"/>
+        <w:numPr>
+          <w:ilvl w:val="0"/>
+          <w:numId w:val="4"/>
+        </w:numPr>
+        <w:rPr>
+          <w:szCs w:val="24"/>
+        </w:rPr>
+      </w:pPr>
+      <w:r>
+        <w:rPr>
+          <w:szCs w:val="24"/>
+        </w:rPr>
+        <w:t>Flexible Data Modeling: MongoDB document storage allows flexible schema evolution as product and order data requirements change.</w:t>
+      </w:r>
+    </w:p>
+    <w:p>
+      <w:pPr>
+        <w:pStyle w:val="Heading3"/>
+        <w:rPr>
+          <w:rFonts w:ascii="Times New Roman" w:eastAsia="Times New Roman" w:hAnsi="Times New Roman" w:cs="Times New Roman"/>
+          <w:b/>
+          <w:bCs/>
+          <w:color w:val="auto"/>
+        </w:rPr>
+      </w:pPr>
+      <w:r>
+        <w:rPr>
+          <w:rFonts w:ascii="Arial" w:eastAsia="Times New Roman" w:hAnsi="Arial" w:cs="Times New Roman"/>
+          <w:b/>
+          <w:color w:val="auto"/>
+          <w:szCs w:val="20"/>
+        </w:rPr>
+        <w:t>Alternative Architectures Considered</w:t>
+      </w:r>
+    </w:p>
+    <w:p>
+      <w:pPr>
+        <w:pStyle w:val="ListParagraph"/>
+        <w:numPr>
+          <w:ilvl w:val="0"/>
+          <w:numId w:val="9"/>
+        </w:numPr>
+        <w:spacing w:before="80" w:after="80"/>
+        <w:rPr>
+          <w:szCs w:val="24"/>
+        </w:rPr>
+      </w:pPr>
+      <w:r>
+        <w:rPr>
+          <w:b/>
+          <w:bCs/>
+          <w:szCs w:val="24"/>
+        </w:rPr>
+        <w:t>Microservices Architecture:</w:t>
+      </w:r>
+      <w:r>
+        <w:rPr>
+          <w:szCs w:val="24"/>
+        </w:rPr>
+        <w:t xml:space="preserve"> Although microservices offer scalability and independent deployment, they were not selected due to increased complexity in service orchestration, data consistency, and deployment overhead for the system's current scope.</w:t>
+      </w:r>
+    </w:p>
+    <w:p>
+      <w:pPr>
+        <w:pStyle w:val="ListParagraph"/>
+        <w:numPr>
+          <w:ilvl w:val="0"/>
+          <w:numId w:val="9"/>
+        </w:numPr>
+        <w:spacing w:before="80" w:after="80"/>
+        <w:rPr>
+          <w:szCs w:val="24"/>
+        </w:rPr>
+      </w:pPr>
+      <w:r>
+        <w:rPr>
+          <w:b/>
+          <w:bCs/>
+          <w:szCs w:val="24"/>
+        </w:rPr>
+        <w:t>Serverless Architecture:</w:t>
+      </w:r>
+      <w:r>
+        <w:rPr>
+          <w:szCs w:val="24"/>
+        </w:rPr>
+        <w:t xml:space="preserve"> Serverless solutions were considered but rejected due to limited control over long-running business workflows such as order processing pipelines.</w:t>
+      </w:r>
+    </w:p>
+    <w:p>
+      <w:pPr>
+        <w:rPr>
+          <w:szCs w:val="24"/>
+        </w:rPr>
+      </w:pPr>
+    </w:p>
+    <w:p>
+      <w:pPr>
+        <w:pStyle w:val="Heading1"/>
+      </w:pPr>
+      <w:bookmarkStart w:id="26" w:name="_Toc438070019"/>
+      <w:bookmarkStart w:id="27" w:name="_Toc438070116"/>
+      <w:r>
+        <w:rPr>
+          <w:szCs w:val="32"/>
+        </w:rPr>
+        <w:t>4. D</w:t>
+      </w:r>
+      <w:r>
+        <w:t xml:space="preserve">ATA </w:t>
+      </w:r>
+      <w:r>
+        <w:rPr>
+          <w:szCs w:val="32"/>
+        </w:rPr>
+        <w:t>D</w:t>
+      </w:r>
+      <w:r>
+        <w:t>ESIGN</w:t>
+      </w:r>
+      <w:bookmarkEnd w:id="26"/>
+      <w:bookmarkEnd w:id="27"/>
+    </w:p>
+    <w:p>
+      <w:pPr>
+        <w:pStyle w:val="Heading2"/>
+      </w:pPr>
+      <w:bookmarkStart w:id="28" w:name="_Toc438070020"/>
+      <w:bookmarkStart w:id="29" w:name="_Toc438070117"/>
+      <w:r>
+        <w:t xml:space="preserve">4.1 </w:t>
+      </w:r>
+      <w:r>
+        <w:t xml:space="preserve"> </w:t>
+      </w:r>
+      <w:r>
+        <w:t>Data Description</w:t>
+      </w:r>
+      <w:bookmarkEnd w:id="28"/>
+      <w:bookmarkEnd w:id="29"/>
+    </w:p>
+    <w:p>
+      <w:pPr>
+        <w:rPr>
+          <w:rFonts w:ascii="Arial" w:eastAsia="Times New Roman" w:hAnsi="Arial" w:cs="Times New Roman"/>
+          <w:b/>
+          <w:sz w:val="24"/>
+          <w:szCs w:val="20"/>
+        </w:rPr>
+      </w:pPr>
+      <w:r>
+        <w:rPr>
+          <w:rFonts w:ascii="Arial" w:eastAsia="Times New Roman" w:hAnsi="Arial" w:cs="Times New Roman"/>
+          <w:b/>
+          <w:sz w:val="24"/>
+          <w:szCs w:val="20"/>
+        </w:rPr>
+        <w:t>Information Domain Overview</w:t>
+      </w:r>
+    </w:p>
+    <w:p>
+      <w:pPr>
+        <w:ind w:firstLine="720"/>
+        <w:rPr>
+          <w:rFonts w:ascii="Times New Roman" w:eastAsia="Times New Roman" w:hAnsi="Times New Roman" w:cs="Times New Roman"/>
+          <w:sz w:val="24"/>
+          <w:szCs w:val="24"/>
+        </w:rPr>
+      </w:pPr>
+      <w:r>
+        <w:rPr>
+          <w:rFonts w:ascii="Times New Roman" w:eastAsia="Times New Roman" w:hAnsi="Times New Roman" w:cs="Times New Roman"/>
+          <w:sz w:val="24"/>
+          <w:szCs w:val="24"/>
+        </w:rPr>
+        <w:t>The ShoeCommerce system manages data related to users, products, categories, shopping carts, wishlists, orders, payments, and coupons. The information domain identified during requirements analysis is transformed into a MongoDB document model to ensure data consistency, integrity, and efficient querying.</w:t>
+      </w:r>
+    </w:p>
+    <w:p>
+      <w:pPr>
+        <w:rPr>
+          <w:rFonts w:ascii="Arial" w:eastAsia="Times New Roman" w:hAnsi="Arial" w:cs="Times New Roman"/>
+          <w:b/>
+          <w:sz w:val="24"/>
+          <w:szCs w:val="20"/>
+        </w:rPr>
+      </w:pPr>
+      <w:r>
+        <w:rPr>
+          <w:rFonts w:ascii="Arial" w:eastAsia="Times New Roman" w:hAnsi="Arial" w:cs="Times New Roman"/>
+          <w:b/>
+          <w:sz w:val="24"/>
+          <w:szCs w:val="20"/>
+        </w:rPr>
+        <w:t>Data Organization Strategy</w:t>
+      </w:r>
+    </w:p>
+    <w:p>
+      <w:pPr>
+        <w:ind w:firstLine="720"/>
+        <w:rPr>
+          <w:rFonts w:ascii="Times New Roman" w:eastAsia="Times New Roman" w:hAnsi="Times New Roman" w:cs="Times New Roman"/>
+          <w:sz w:val="24"/>
+          <w:szCs w:val="24"/>
+        </w:rPr>
+      </w:pPr>
+      <w:r>
+        <w:rPr>
+          <w:rFonts w:ascii="Times New Roman" w:eastAsia="Times New Roman" w:hAnsi="Times New Roman" w:cs="Times New Roman"/>
+          <w:sz w:val="24"/>
+          <w:szCs w:val="24"/>
+        </w:rPr>
+        <w:t>The system uses MongoDB as the primary data store with Mongoose as the ODM layer. Data is organized into well-defined collections with schemas. Relationships between documents are managed through references (ObjectId fields) and embedded subdocuments where appropriate. Transactions are used for critical multi-document operations such as order placement.</w:t>
+      </w:r>
+    </w:p>
+    <w:p>
+      <w:pPr>
+        <w:rPr>
+          <w:rFonts w:ascii="Arial" w:eastAsia="Times New Roman" w:hAnsi="Arial" w:cs="Times New Roman"/>
+          <w:b/>
+          <w:sz w:val="24"/>
+          <w:szCs w:val="20"/>
+        </w:rPr>
+      </w:pPr>
+      <w:r>
+        <w:rPr>
+          <w:rFonts w:ascii="Arial" w:eastAsia="Times New Roman" w:hAnsi="Arial" w:cs="Times New Roman"/>
+          <w:b/>
+          <w:sz w:val="24"/>
+          <w:szCs w:val="20"/>
+        </w:rPr>
+        <w:t>Major Data Entities</w:t>
+      </w:r>
+    </w:p>
+    <w:p>
+      <w:pPr>
+        <w:numPr>
+          <w:ilvl w:val="0"/>
+          <w:numId w:val="4"/>
+        </w:numPr>
+        <w:rPr>
+          <w:rFonts w:ascii="Times New Roman" w:eastAsia="Times New Roman" w:hAnsi="Times New Roman" w:cs="Times New Roman"/>
+          <w:sz w:val="24"/>
+          <w:szCs w:val="24"/>
+        </w:rPr>
+      </w:pPr>
+      <w:r>
+        <w:rPr>
+          <w:rFonts w:ascii="Times New Roman" w:eastAsia="Times New Roman" w:hAnsi="Times New Roman" w:cs="Times New Roman"/>
+          <w:sz w:val="24"/>
+          <w:szCs w:val="24"/>
+        </w:rPr>
+        <w:lastRenderedPageBreak/>
+        <w:t>User: Stores account credentials, personal information, and shipping addresses for customers.</w:t>
+      </w:r>
+    </w:p>
+    <w:p>
+      <w:pPr>
+        <w:numPr>
+          <w:ilvl w:val="0"/>
+          <w:numId w:val="4"/>
+        </w:numPr>
+        <w:rPr>
+          <w:rFonts w:ascii="Times New Roman" w:eastAsia="Times New Roman" w:hAnsi="Times New Roman" w:cs="Times New Roman"/>
+          <w:sz w:val="24"/>
+          <w:szCs w:val="24"/>
+        </w:rPr>
+      </w:pPr>
+      <w:r>
+        <w:rPr>
+          <w:rFonts w:ascii="Times New Roman" w:eastAsia="Times New Roman" w:hAnsi="Times New Roman" w:cs="Times New Roman"/>
+          <w:sz w:val="24"/>
+          <w:szCs w:val="24"/>
+        </w:rPr>
+        <w:t>Admin: Stores admin account credentials with elevated privileges.</w:t>
+      </w:r>
+    </w:p>
+    <w:p>
+      <w:pPr>
+        <w:numPr>
+          <w:ilvl w:val="0"/>
+          <w:numId w:val="4"/>
+        </w:numPr>
+        <w:rPr>
+          <w:rFonts w:ascii="Times New Roman" w:eastAsia="Times New Roman" w:hAnsi="Times New Roman" w:cs="Times New Roman"/>
+          <w:sz w:val="24"/>
+          <w:szCs w:val="24"/>
+        </w:rPr>
+      </w:pPr>
+      <w:r>
+        <w:rPr>
+          <w:rFonts w:ascii="Times New Roman" w:eastAsia="Times New Roman" w:hAnsi="Times New Roman" w:cs="Times New Roman"/>
+          <w:sz w:val="24"/>
+          <w:szCs w:val="24"/>
+        </w:rPr>
+        <w:t>Product: Stores shoe product details including images, pricing, stock, and category reference.</w:t>
+      </w:r>
+    </w:p>
+    <w:p>
+      <w:pPr>
+        <w:numPr>
+          <w:ilvl w:val="0"/>
+          <w:numId w:val="4"/>
+        </w:numPr>
+        <w:rPr>
+          <w:rFonts w:ascii="Times New Roman" w:eastAsia="Times New Roman" w:hAnsi="Times New Roman" w:cs="Times New Roman"/>
+          <w:sz w:val="24"/>
+          <w:szCs w:val="24"/>
+        </w:rPr>
+      </w:pPr>
+      <w:r>
+        <w:rPr>
+          <w:rFonts w:ascii="Times New Roman" w:eastAsia="Times New Roman" w:hAnsi="Times New Roman" w:cs="Times New Roman"/>
+          <w:sz w:val="24"/>
+          <w:szCs w:val="24"/>
+        </w:rPr>
+        <w:t>Category: Stores product category names and descriptions.</w:t>
+      </w:r>
+    </w:p>
+    <w:p>
+      <w:pPr>
+        <w:numPr>
+          <w:ilvl w:val="0"/>
+          <w:numId w:val="4"/>
+        </w:numPr>
+        <w:rPr>
+          <w:rFonts w:ascii="Times New Roman" w:eastAsia="Times New Roman" w:hAnsi="Times New Roman" w:cs="Times New Roman"/>
+          <w:sz w:val="24"/>
+          <w:szCs w:val="24"/>
+        </w:rPr>
+      </w:pPr>
+      <w:r>
+        <w:rPr>
+          <w:rFonts w:ascii="Times New Roman" w:eastAsia="Times New Roman" w:hAnsi="Times New Roman" w:cs="Times New Roman"/>
+          <w:sz w:val="24"/>
+          <w:szCs w:val="24"/>
+        </w:rPr>
+        <w:t>Cart: Stores a user's active shopping cart with product references and quantities.</w:t>
+      </w:r>
+    </w:p>
+    <w:p>
+      <w:pPr>
+        <w:numPr>
+          <w:ilvl w:val="0"/>
+          <w:numId w:val="4"/>
+        </w:numPr>
+        <w:rPr>
+          <w:rFonts w:ascii="Times New Roman" w:eastAsia="Times New Roman" w:hAnsi="Times New Roman" w:cs="Times New Roman"/>
+          <w:sz w:val="24"/>
+          <w:szCs w:val="24"/>
+        </w:rPr>
+      </w:pPr>
+      <w:r>
+        <w:rPr>
+          <w:rFonts w:ascii="Times New Roman" w:eastAsia="Times New Roman" w:hAnsi="Times New Roman" w:cs="Times New Roman"/>
+          <w:sz w:val="24"/>
+          <w:szCs w:val="24"/>
+        </w:rPr>
+        <w:t>CartItem: Embedded or referenced items within a cart.</w:t>
+      </w:r>
+    </w:p>
+    <w:p>
+      <w:pPr>
+        <w:numPr>
+          <w:ilvl w:val="0"/>
+          <w:numId w:val="4"/>
+        </w:numPr>
+        <w:rPr>
+          <w:rFonts w:ascii="Times New Roman" w:eastAsia="Times New Roman" w:hAnsi="Times New Roman" w:cs="Times New Roman"/>
+          <w:sz w:val="24"/>
+          <w:szCs w:val="24"/>
+        </w:rPr>
+      </w:pPr>
+      <w:r>
+        <w:rPr>
+          <w:rFonts w:ascii="Times New Roman" w:eastAsia="Times New Roman" w:hAnsi="Times New Roman" w:cs="Times New Roman"/>
+          <w:sz w:val="24"/>
+          <w:szCs w:val="24"/>
+        </w:rPr>
+        <w:t>Wishlist: Stores a user's saved products for future purchase.</w:t>
+      </w:r>
+    </w:p>
+    <w:p>
+      <w:pPr>
+        <w:numPr>
+          <w:ilvl w:val="0"/>
+          <w:numId w:val="4"/>
+        </w:numPr>
+        <w:rPr>
+          <w:rFonts w:ascii="Times New Roman" w:eastAsia="Times New Roman" w:hAnsi="Times New Roman" w:cs="Times New Roman"/>
+          <w:sz w:val="24"/>
+          <w:szCs w:val="24"/>
+        </w:rPr>
+      </w:pPr>
+      <w:r>
+        <w:rPr>
+          <w:rFonts w:ascii="Times New Roman" w:eastAsia="Times New Roman" w:hAnsi="Times New Roman" w:cs="Times New Roman"/>
+          <w:sz w:val="24"/>
+          <w:szCs w:val="24"/>
+        </w:rPr>
+        <w:t>Order: Stores confirmed purchase details including items, shipping, payment, and status.</w:t>
+      </w:r>
+    </w:p>
+    <w:p>
+      <w:pPr>
+        <w:numPr>
+          <w:ilvl w:val="0"/>
+          <w:numId w:val="4"/>
+        </w:numPr>
+        <w:rPr>
+          <w:rFonts w:ascii="Times New Roman" w:eastAsia="Times New Roman" w:hAnsi="Times New Roman" w:cs="Times New Roman"/>
+          <w:sz w:val="24"/>
+          <w:szCs w:val="24"/>
+        </w:rPr>
+      </w:pPr>
+      <w:r>
+        <w:rPr>
+          <w:rFonts w:ascii="Times New Roman" w:eastAsia="Times New Roman" w:hAnsi="Times New Roman" w:cs="Times New Roman"/>
+          <w:sz w:val="24"/>
+          <w:szCs w:val="24"/>
+        </w:rPr>
+        <w:t>OrderItem: Individual product entries within an order.</w:t>
+      </w:r>
+    </w:p>
+    <w:p>
+      <w:pPr>
+        <w:numPr>
+          <w:ilvl w:val="0"/>
+          <w:numId w:val="4"/>
+        </w:numPr>
+        <w:rPr>
+          <w:rFonts w:ascii="Times New Roman" w:eastAsia="Times New Roman" w:hAnsi="Times New Roman" w:cs="Times New Roman"/>
+          <w:sz w:val="24"/>
+          <w:szCs w:val="24"/>
+        </w:rPr>
+      </w:pPr>
+      <w:r>
+        <w:rPr>
+          <w:rFonts w:ascii="Times New Roman" w:eastAsia="Times New Roman" w:hAnsi="Times New Roman" w:cs="Times New Roman"/>
+          <w:sz w:val="24"/>
+          <w:szCs w:val="24"/>
+        </w:rPr>
+        <w:t>Payment: Stores payment transaction details linked to orders.</w:t>
+      </w:r>
+    </w:p>
+    <w:p>
+      <w:pPr>
+        <w:numPr>
+          <w:ilvl w:val="0"/>
+          <w:numId w:val="4"/>
+        </w:numPr>
+        <w:rPr>
+          <w:rFonts w:ascii="Times New Roman" w:eastAsia="Times New Roman" w:hAnsi="Times New Roman" w:cs="Times New Roman"/>
+          <w:sz w:val="24"/>
+          <w:szCs w:val="24"/>
+        </w:rPr>
+      </w:pPr>
+      <w:r>
+        <w:rPr>
+          <w:rFonts w:ascii="Times New Roman" w:eastAsia="Times New Roman" w:hAnsi="Times New Roman" w:cs="Times New Roman"/>
+          <w:sz w:val="24"/>
+          <w:szCs w:val="24"/>
+        </w:rPr>
+        <w:t>Coupon: Stores discount codes with validation rules and usage limits.</w:t>
+      </w:r>
+    </w:p>
+    <w:p>
+      <w:pPr>
+        <w:rPr>
+          <w:rFonts w:eastAsia="Arial"/>
+          <w:b/>
+          <w:bCs/>
+        </w:rPr>
+      </w:pPr>
+      <w:r>
+        <w:rPr>
+          <w:rFonts w:ascii="Arial" w:eastAsia="Times New Roman" w:hAnsi="Arial" w:cs="Times New Roman"/>
+          <w:b/>
+          <w:sz w:val="24"/>
+          <w:szCs w:val="20"/>
+        </w:rPr>
+        <w:t>Data Integrity and Security</w:t>
+      </w:r>
+    </w:p>
+    <w:p>
+      <w:pPr>
+        <w:numPr>
+          <w:ilvl w:val="0"/>
+          <w:numId w:val="4"/>
+        </w:numPr>
+        <w:rPr>
+          <w:rFonts w:ascii="Times New Roman" w:eastAsia="Times New Roman" w:hAnsi="Times New Roman" w:cs="Times New Roman"/>
+          <w:sz w:val="24"/>
+          <w:szCs w:val="24"/>
+        </w:rPr>
+      </w:pPr>
+      <w:r>
+        <w:rPr>
+          <w:rFonts w:ascii="Times New Roman" w:eastAsia="Times New Roman" w:hAnsi="Times New Roman" w:cs="Times New Roman"/>
+          <w:sz w:val="24"/>
+          <w:szCs w:val="24"/>
+        </w:rPr>
+        <w:t>Referential integrity is enforced through Mongoose schema validation and ObjectId references.</w:t>
+      </w:r>
+    </w:p>
+    <w:p>
+      <w:pPr>
+        <w:numPr>
+          <w:ilvl w:val="0"/>
+          <w:numId w:val="4"/>
+        </w:numPr>
+        <w:rPr>
+          <w:rFonts w:ascii="Times New Roman" w:eastAsia="Times New Roman" w:hAnsi="Times New Roman" w:cs="Times New Roman"/>
+          <w:sz w:val="24"/>
+          <w:szCs w:val="24"/>
+        </w:rPr>
+      </w:pPr>
+      <w:r>
+        <w:rPr>
+          <w:rFonts w:ascii="Times New Roman" w:eastAsia="Times New Roman" w:hAnsi="Times New Roman" w:cs="Times New Roman"/>
+          <w:sz w:val="24"/>
+          <w:szCs w:val="24"/>
+        </w:rPr>
+        <w:t>Sensitive data (passwords) is stored using bcrypt hashing — never in plaintext.</w:t>
+      </w:r>
+    </w:p>
+    <w:p>
+      <w:pPr>
+        <w:numPr>
+          <w:ilvl w:val="0"/>
+          <w:numId w:val="4"/>
+        </w:numPr>
+        <w:rPr>
+          <w:rFonts w:ascii="Times New Roman" w:eastAsia="Times New Roman" w:hAnsi="Times New Roman" w:cs="Times New Roman"/>
+          <w:sz w:val="24"/>
+          <w:szCs w:val="24"/>
+        </w:rPr>
+      </w:pPr>
+      <w:r>
+        <w:rPr>
+          <w:rFonts w:ascii="Times New Roman" w:eastAsia="Times New Roman" w:hAnsi="Times New Roman" w:cs="Times New Roman"/>
+          <w:sz w:val="24"/>
+          <w:szCs w:val="24"/>
+        </w:rPr>
+        <w:t>Payment card data is never stored directly; Stripe tokenization handles all sensitive payment information.</w:t>
+      </w:r>
+    </w:p>
+    <w:p>
+      <w:pPr>
+        <w:numPr>
+          <w:ilvl w:val="0"/>
+          <w:numId w:val="4"/>
+        </w:numPr>
+        <w:rPr>
+          <w:rFonts w:ascii="Times New Roman" w:eastAsia="Times New Roman" w:hAnsi="Times New Roman" w:cs="Times New Roman"/>
+          <w:sz w:val="24"/>
+          <w:szCs w:val="24"/>
+        </w:rPr>
+      </w:pPr>
+      <w:r>
+        <w:rPr>
+          <w:rFonts w:ascii="Times New Roman" w:eastAsia="Times New Roman" w:hAnsi="Times New Roman" w:cs="Times New Roman"/>
+          <w:sz w:val="24"/>
+          <w:szCs w:val="24"/>
+        </w:rPr>
+        <w:t>Role-based access control ensures users can only access authorized data endpoints.</w:t>
+      </w:r>
+    </w:p>
+    <w:p>
+      <w:pPr>
+        <w:numPr>
+          <w:ilvl w:val="0"/>
+          <w:numId w:val="4"/>
+        </w:numPr>
+        <w:rPr>
+          <w:rFonts w:ascii="Times New Roman" w:eastAsia="Times New Roman" w:hAnsi="Times New Roman" w:cs="Times New Roman"/>
+          <w:sz w:val="24"/>
+          <w:szCs w:val="24"/>
+        </w:rPr>
+      </w:pPr>
+      <w:r>
+        <w:rPr>
+          <w:rFonts w:ascii="Times New Roman" w:eastAsia="Times New Roman" w:hAnsi="Times New Roman" w:cs="Times New Roman"/>
+          <w:sz w:val="24"/>
+          <w:szCs w:val="24"/>
+        </w:rPr>
+        <w:t>Input validation is applied at both the API layer and the Mongoose schema level before persistence.</w:t>
+      </w:r>
+    </w:p>
+    <w:p>
+      <w:pPr>
+        <w:pStyle w:val="Heading2"/>
+      </w:pPr>
+      <w:bookmarkStart w:id="30" w:name="_Toc438070021"/>
+      <w:bookmarkStart w:id="31" w:name="_Toc438070118"/>
+      <w:r>
+        <w:t xml:space="preserve">4.2 </w:t>
+      </w:r>
+      <w:r>
+        <w:t xml:space="preserve"> </w:t>
+      </w:r>
+      <w:r>
+        <w:t>Data Dictionary</w:t>
+      </w:r>
+      <w:bookmarkEnd w:id="30"/>
+      <w:bookmarkEnd w:id="31"/>
+    </w:p>
+    <w:p>
+      <w:pPr>
+        <w:pStyle w:val="ListParagraph"/>
+        <w:rPr>
+          <w:szCs w:val="24"/>
+        </w:rPr>
+      </w:pPr>
+      <w:r>
+        <w:rPr>
+          <w:szCs w:val="24"/>
+        </w:rPr>
+        <w:t>Alphabetically list the system entities or major data along with their types and descriptions. If</w:t>
+      </w:r>
+      <w:r>
+        <w:rPr>
+          <w:szCs w:val="24"/>
+        </w:rPr>
+        <w:t xml:space="preserve"> </w:t>
+      </w:r>
+      <w:r>
+        <w:rPr>
+          <w:szCs w:val="24"/>
+        </w:rPr>
+        <w:t xml:space="preserve">you provided a functional description in Section 3.2, list all the </w:t>
+      </w:r>
+      <w:r>
+        <w:t>functions</w:t>
+      </w:r>
+      <w:r>
+        <w:rPr>
+          <w:szCs w:val="24"/>
+        </w:rPr>
+        <w:t xml:space="preserve"> and function</w:t>
+      </w:r>
+      <w:r>
+        <w:rPr>
+          <w:szCs w:val="24"/>
+        </w:rPr>
+        <w:t xml:space="preserve"> </w:t>
+      </w:r>
+      <w:r>
+        <w:rPr>
+          <w:szCs w:val="24"/>
+        </w:rPr>
+        <w:t>parameters. If you provided an OO description, list the objects and its attributes, methods and</w:t>
+      </w:r>
+      <w:r>
+        <w:rPr>
+          <w:szCs w:val="24"/>
+        </w:rPr>
+        <w:t xml:space="preserve"> </w:t>
+      </w:r>
+      <w:r>
+        <w:rPr>
+          <w:szCs w:val="24"/>
+        </w:rPr>
+        <w:t>method parameters.</w:t>
+      </w:r>
+    </w:p>
+    <w:p>
+      <w:pPr>
+        <w:pStyle w:val="Heading1"/>
+      </w:pPr>
+      <w:bookmarkStart w:id="32" w:name="_Toc438070022"/>
+      <w:bookmarkStart w:id="33" w:name="_Toc438070119"/>
+      <w:r>
+        <w:rPr>
+          <w:szCs w:val="32"/>
+        </w:rPr>
+        <w:t>5. C</w:t>
+      </w:r>
+      <w:r>
+        <w:t xml:space="preserve">OMPONENT </w:t>
+      </w:r>
+      <w:r>
+        <w:rPr>
+          <w:szCs w:val="32"/>
+        </w:rPr>
+        <w:t>D</w:t>
+      </w:r>
+      <w:r>
+        <w:t>ESIGN</w:t>
+      </w:r>
+      <w:bookmarkEnd w:id="32"/>
+      <w:bookmarkEnd w:id="33"/>
+    </w:p>
+    <w:p>
+      <w:pPr>
+        <w:pStyle w:val="ListParagraph"/>
+        <w:rPr>
+          <w:szCs w:val="24"/>
+        </w:rPr>
+      </w:pPr>
+      <w:r>
+        <w:rPr>
+          <w:szCs w:val="24"/>
+        </w:rPr>
+        <w:t xml:space="preserve">In this section, we take a closer look at </w:t>
+      </w:r>
+      <w:r>
+        <w:t>what</w:t>
+      </w:r>
+      <w:r>
+        <w:rPr>
+          <w:szCs w:val="24"/>
+        </w:rPr>
+        <w:t xml:space="preserve"> each component does in a more systematic way. If</w:t>
+      </w:r>
+    </w:p>
+    <w:p>
+      <w:pPr>
+        <w:pStyle w:val="ListParagraph"/>
+        <w:rPr>
+          <w:szCs w:val="24"/>
+        </w:rPr>
+      </w:pPr>
+      <w:r>
         <w:rPr>
           <w:sz w:val="23"/>
           <w:szCs w:val="23"/>
         </w:rPr>
-      </w:pPr>
+        <w:lastRenderedPageBreak/>
+        <w:t>Software Design Document</w:t>
+      </w:r>
       <w:r>
         <w:rPr>
           <w:sz w:val="23"/>
           <w:szCs w:val="23"/>
         </w:rPr>
-        <w:t xml:space="preserve">List any documents, if any, which were used as sources of information for the </w:t>
-      </w:r>
-      <w:r>
-        <w:t>test</w:t>
-      </w:r>
-      <w:r>
-        <w:rPr>
-          <w:sz w:val="23"/>
-          <w:szCs w:val="23"/>
-        </w:rPr>
-        <w:t xml:space="preserve"> plan.</w:t>
-      </w:r>
-    </w:p>
-    <w:p>
-      <w:pPr>
-        <w:pStyle w:val="Heading2"/>
-      </w:pPr>
-      <w:bookmarkStart w:id="16" w:name="_Toc438070013"/>
-      <w:bookmarkStart w:id="17" w:name="_Toc438070110"/>
-      <w:r>
-        <w:t xml:space="preserve">1.5 </w:t>
-      </w:r>
-      <w:r>
         <w:t xml:space="preserve"> </w:t>
       </w:r>
       <w:r>
-        <w:t>Definitions and Acronyms</w:t>
-      </w:r>
-      <w:bookmarkEnd w:id="16"/>
-      <w:bookmarkEnd w:id="17"/>
-    </w:p>
-    <w:p>
-      <w:pPr>
-        <w:pStyle w:val="ListParagraph"/>
-        <w:rPr>
-          <w:szCs w:val="24"/>
-        </w:rPr>
-      </w:pPr>
-      <w:r>
-        <w:rPr>
-          <w:szCs w:val="24"/>
-        </w:rPr>
-        <w:t>Provide definitions of all terms, acronyms, and abbreviations that might exist to properly</w:t>
+        <w:rPr>
+          <w:szCs w:val="24"/>
+        </w:rPr>
+        <w:t>you gave a functional description in section 3.2, provide a summary of your algorithm for each</w:t>
       </w:r>
       <w:r>
         <w:rPr>
@@ -4266,7 +10157,16 @@
         <w:rPr>
           <w:szCs w:val="24"/>
         </w:rPr>
-        <w:t>interpret the SDD. These definitions should be items used in the SDD that are most likely not</w:t>
+        <w:t xml:space="preserve">function listed in 3.2 in procedural description </w:t>
+      </w:r>
+      <w:r>
+        <w:t>language</w:t>
+      </w:r>
+      <w:r>
+        <w:rPr>
+          <w:szCs w:val="24"/>
+        </w:rPr>
+        <w:t xml:space="preserve"> (PDL) or pseudo</w:t>
       </w:r>
       <w:r>
         <w:rPr>
@@ -4278,653 +10178,68 @@
         <w:rPr>
           <w:szCs w:val="24"/>
         </w:rPr>
-        <w:t>known to the audience.</w:t>
+        <w:t>code. If you gave an</w:t>
+      </w:r>
+      <w:r>
+        <w:rPr>
+          <w:szCs w:val="24"/>
+        </w:rPr>
+        <w:t xml:space="preserve"> </w:t>
+      </w:r>
+      <w:r>
+        <w:rPr>
+          <w:szCs w:val="24"/>
+        </w:rPr>
+        <w:t>OO description, summarize each object member function for all the objects listed in 3.2 in PDL</w:t>
+      </w:r>
+      <w:r>
+        <w:rPr>
+          <w:szCs w:val="24"/>
+        </w:rPr>
+        <w:t xml:space="preserve"> </w:t>
+      </w:r>
+      <w:r>
+        <w:rPr>
+          <w:szCs w:val="24"/>
+        </w:rPr>
+        <w:t>or pseudo</w:t>
+      </w:r>
+      <w:r>
+        <w:rPr>
+          <w:szCs w:val="24"/>
+        </w:rPr>
+        <w:t xml:space="preserve"> </w:t>
+      </w:r>
+      <w:r>
+        <w:rPr>
+          <w:szCs w:val="24"/>
+        </w:rPr>
+        <w:t>code. Describe any local data when necessary.</w:t>
       </w:r>
     </w:p>
     <w:p>
       <w:pPr>
         <w:pStyle w:val="Heading1"/>
       </w:pPr>
-      <w:bookmarkStart w:id="18" w:name="_Toc438070014"/>
-      <w:bookmarkStart w:id="19" w:name="_Toc438070111"/>
-      <w:r>
-        <w:rPr>
-          <w:sz w:val="31"/>
-          <w:szCs w:val="31"/>
-        </w:rPr>
-        <w:t xml:space="preserve">2. </w:t>
-      </w:r>
+      <w:bookmarkStart w:id="34" w:name="_Toc438070023"/>
+      <w:bookmarkStart w:id="35" w:name="_Toc438070120"/>
       <w:r>
         <w:rPr>
           <w:szCs w:val="32"/>
         </w:rPr>
-        <w:t>S</w:t>
-      </w:r>
-      <w:r>
-        <w:t xml:space="preserve">YSTEM </w:t>
+        <w:t>6. H</w:t>
+      </w:r>
+      <w:r>
+        <w:t xml:space="preserve">UMAN </w:t>
       </w:r>
       <w:r>
         <w:rPr>
           <w:szCs w:val="32"/>
         </w:rPr>
-        <w:t>O</w:t>
-      </w:r>
-      <w:r>
-        <w:t>VERVIEW</w:t>
-      </w:r>
-      <w:bookmarkEnd w:id="18"/>
-      <w:bookmarkEnd w:id="19"/>
-    </w:p>
-    <w:p>
-      <w:pPr>
-        <w:pStyle w:val="ListParagraph"/>
-        <w:rPr>
-          <w:szCs w:val="24"/>
-        </w:rPr>
-      </w:pPr>
-      <w:r>
-        <w:rPr>
-          <w:szCs w:val="24"/>
-        </w:rPr>
-        <w:t>Give a general description of the functionality, context and design of your project. Provide any</w:t>
-      </w:r>
-      <w:r>
-        <w:rPr>
-          <w:szCs w:val="24"/>
-        </w:rPr>
-        <w:t xml:space="preserve"> </w:t>
-      </w:r>
-      <w:r>
-        <w:rPr>
-          <w:szCs w:val="24"/>
-        </w:rPr>
-        <w:t>background information if necessary.</w:t>
-      </w:r>
-    </w:p>
-    <w:p>
-      <w:pPr>
-        <w:pStyle w:val="Heading1"/>
-      </w:pPr>
-      <w:bookmarkStart w:id="20" w:name="_Toc438070015"/>
-      <w:bookmarkStart w:id="21" w:name="_Toc438070112"/>
-      <w:r>
-        <w:rPr>
-          <w:szCs w:val="32"/>
-        </w:rPr>
-        <w:t>3. S</w:t>
-      </w:r>
-      <w:r>
-        <w:t xml:space="preserve">YSTEM </w:t>
-      </w:r>
-      <w:r>
-        <w:rPr>
-          <w:szCs w:val="32"/>
-        </w:rPr>
-        <w:t>A</w:t>
-      </w:r>
-      <w:r>
-        <w:t>RCHITECTURE</w:t>
-      </w:r>
-      <w:bookmarkEnd w:id="20"/>
-      <w:bookmarkEnd w:id="21"/>
-    </w:p>
-    <w:p>
-      <w:pPr>
-        <w:pStyle w:val="Heading2"/>
-      </w:pPr>
-      <w:bookmarkStart w:id="22" w:name="_Toc438070016"/>
-      <w:bookmarkStart w:id="23" w:name="_Toc438070113"/>
-      <w:r>
-        <w:t xml:space="preserve">3.1 </w:t>
-      </w:r>
-      <w:r>
-        <w:t xml:space="preserve"> </w:t>
-      </w:r>
-      <w:r>
-        <w:t>Architectural Design</w:t>
-      </w:r>
-      <w:bookmarkEnd w:id="22"/>
-      <w:bookmarkEnd w:id="23"/>
-    </w:p>
-    <w:p>
-      <w:pPr>
-        <w:pStyle w:val="ListParagraph"/>
-        <w:rPr>
-          <w:szCs w:val="24"/>
-        </w:rPr>
-      </w:pPr>
-      <w:r>
-        <w:rPr>
-          <w:szCs w:val="24"/>
-        </w:rPr>
-        <w:t>Develop a modular program structure and explain the relationships between the modules to</w:t>
-      </w:r>
-      <w:r>
-        <w:rPr>
-          <w:szCs w:val="24"/>
-        </w:rPr>
-        <w:t xml:space="preserve"> </w:t>
-      </w:r>
-      <w:r>
-        <w:rPr>
-          <w:szCs w:val="24"/>
-        </w:rPr>
-        <w:t xml:space="preserve">achieve the complete functionality of the system. This </w:t>
-      </w:r>
-      <w:r>
-        <w:rPr>
-          <w:szCs w:val="24"/>
-        </w:rPr>
-        <w:t xml:space="preserve">is a high level overview of how </w:t>
-      </w:r>
-      <w:r>
-        <w:rPr>
-          <w:szCs w:val="24"/>
-        </w:rPr>
-        <w:t>responsibilities of the system were partitioned and then assigned to subsystems. Identify each</w:t>
-      </w:r>
-      <w:r>
-        <w:rPr>
-          <w:szCs w:val="24"/>
-        </w:rPr>
-        <w:t xml:space="preserve"> </w:t>
-      </w:r>
-      <w:r>
-        <w:rPr>
-          <w:szCs w:val="24"/>
-        </w:rPr>
-        <w:t xml:space="preserve">high level subsystem and the roles or responsibilities assigned to it. Describe </w:t>
-      </w:r>
-      <w:r>
-        <w:t>how</w:t>
-      </w:r>
-      <w:r>
-        <w:rPr>
-          <w:szCs w:val="24"/>
-        </w:rPr>
-        <w:t xml:space="preserve"> these</w:t>
-      </w:r>
-      <w:r>
-        <w:rPr>
-          <w:szCs w:val="24"/>
-        </w:rPr>
-        <w:t xml:space="preserve"> </w:t>
-      </w:r>
-      <w:r>
-        <w:rPr>
-          <w:szCs w:val="24"/>
-        </w:rPr>
-        <w:t>subsystems collaborate with each other in order to achieve the desired functionality. Don’t go</w:t>
-      </w:r>
-      <w:r>
-        <w:rPr>
-          <w:szCs w:val="24"/>
-        </w:rPr>
-        <w:t xml:space="preserve"> </w:t>
-      </w:r>
-      <w:r>
-        <w:rPr>
-          <w:szCs w:val="24"/>
-        </w:rPr>
-        <w:t>into too much detail about the individual subsystems. The main purpose is to gain a general</w:t>
-      </w:r>
-      <w:r>
-        <w:rPr>
-          <w:szCs w:val="24"/>
-        </w:rPr>
-        <w:t xml:space="preserve"> </w:t>
-      </w:r>
-      <w:r>
-        <w:rPr>
-          <w:szCs w:val="24"/>
-        </w:rPr>
-        <w:t>understanding of how and why the system was decomposed, and how the individual parts</w:t>
-      </w:r>
-      <w:r>
-        <w:rPr>
-          <w:szCs w:val="24"/>
-        </w:rPr>
-        <w:t xml:space="preserve"> </w:t>
-      </w:r>
-      <w:r>
-        <w:rPr>
-          <w:szCs w:val="24"/>
-        </w:rPr>
-        <w:t>work together. Provide a diagram showing the major subsystems and data repositories and</w:t>
-      </w:r>
-      <w:r>
-        <w:rPr>
-          <w:szCs w:val="24"/>
-        </w:rPr>
-        <w:t xml:space="preserve"> </w:t>
-      </w:r>
-      <w:r>
-        <w:rPr>
-          <w:szCs w:val="24"/>
-        </w:rPr>
-        <w:t>their interconnections. Describe the diagram if required.</w:t>
-      </w:r>
-    </w:p>
-    <w:p>
-      <w:pPr>
-        <w:pStyle w:val="Heading2"/>
-      </w:pPr>
-      <w:bookmarkStart w:id="24" w:name="_Toc438070017"/>
-      <w:bookmarkStart w:id="25" w:name="_Toc438070114"/>
-      <w:r>
-        <w:lastRenderedPageBreak/>
-        <w:t xml:space="preserve">3.2 </w:t>
-      </w:r>
-      <w:r>
-        <w:t xml:space="preserve"> </w:t>
-      </w:r>
-      <w:r>
-        <w:t>Decomposition Description</w:t>
-      </w:r>
-      <w:bookmarkEnd w:id="24"/>
-      <w:bookmarkEnd w:id="25"/>
-    </w:p>
-    <w:p>
-      <w:pPr>
-        <w:pStyle w:val="ListParagraph"/>
-        <w:rPr>
-          <w:szCs w:val="24"/>
-        </w:rPr>
-      </w:pPr>
-      <w:r>
-        <w:rPr>
-          <w:szCs w:val="24"/>
-        </w:rPr>
-        <w:t xml:space="preserve">Provide a decomposition of the subsystems in the </w:t>
-      </w:r>
-      <w:r>
-        <w:t>architectural</w:t>
-      </w:r>
-      <w:r>
-        <w:rPr>
-          <w:szCs w:val="24"/>
-        </w:rPr>
-        <w:t xml:space="preserve"> design. Supplement with text</w:t>
-      </w:r>
-      <w:r>
-        <w:rPr>
-          <w:szCs w:val="24"/>
-        </w:rPr>
-        <w:t xml:space="preserve"> </w:t>
-      </w:r>
-      <w:r>
-        <w:rPr>
-          <w:szCs w:val="24"/>
-        </w:rPr>
-        <w:t>as needed. You may choose to give a functional description or an object</w:t>
-      </w:r>
-      <w:r>
-        <w:rPr>
-          <w:szCs w:val="24"/>
-        </w:rPr>
-        <w:t xml:space="preserve"> </w:t>
-      </w:r>
-      <w:r>
-        <w:rPr>
-          <w:szCs w:val="24"/>
-        </w:rPr>
-        <w:t>oriented</w:t>
-      </w:r>
-      <w:r>
-        <w:rPr>
-          <w:szCs w:val="24"/>
-        </w:rPr>
-        <w:t xml:space="preserve"> </w:t>
-      </w:r>
-      <w:r>
-        <w:rPr>
-          <w:szCs w:val="24"/>
-        </w:rPr>
-        <w:t>description.</w:t>
-      </w:r>
-    </w:p>
-    <w:p>
-      <w:pPr>
-        <w:pStyle w:val="ListParagraph"/>
-        <w:rPr>
-          <w:szCs w:val="24"/>
-        </w:rPr>
-      </w:pPr>
-      <w:r>
-        <w:rPr>
-          <w:szCs w:val="24"/>
-        </w:rPr>
-        <w:t>For a functional description, put top</w:t>
-      </w:r>
-      <w:r>
-        <w:rPr>
-          <w:szCs w:val="24"/>
-        </w:rPr>
-        <w:t xml:space="preserve"> </w:t>
-      </w:r>
-      <w:r>
-        <w:rPr>
-          <w:szCs w:val="24"/>
-        </w:rPr>
-        <w:t>level</w:t>
-      </w:r>
-      <w:r>
-        <w:rPr>
-          <w:szCs w:val="24"/>
-        </w:rPr>
-        <w:t xml:space="preserve"> </w:t>
-      </w:r>
-      <w:r>
-        <w:rPr>
-          <w:szCs w:val="24"/>
-        </w:rPr>
-        <w:t>data flow diagram (DFD) and structural</w:t>
-      </w:r>
-      <w:r>
-        <w:rPr>
-          <w:szCs w:val="24"/>
-        </w:rPr>
-        <w:t xml:space="preserve"> </w:t>
-      </w:r>
-      <w:r>
-        <w:rPr>
-          <w:szCs w:val="24"/>
-        </w:rPr>
-        <w:t xml:space="preserve">decomposition diagrams. For an OO description, put subsystem model, object </w:t>
-      </w:r>
-      <w:r>
-        <w:t>diagrams</w:t>
-      </w:r>
-      <w:r>
-        <w:rPr>
-          <w:szCs w:val="24"/>
-        </w:rPr>
-        <w:t>,</w:t>
-      </w:r>
-      <w:r>
-        <w:rPr>
-          <w:szCs w:val="24"/>
-        </w:rPr>
-        <w:t xml:space="preserve"> </w:t>
-      </w:r>
-      <w:r>
-        <w:rPr>
-          <w:szCs w:val="24"/>
-        </w:rPr>
-        <w:t>generalization hierarchy diagram(s) (if any), aggregation hierarchy diagram(s) (if any),</w:t>
-      </w:r>
-      <w:r>
-        <w:rPr>
-          <w:szCs w:val="24"/>
-        </w:rPr>
-        <w:t xml:space="preserve"> </w:t>
-      </w:r>
-      <w:r>
-        <w:rPr>
-          <w:szCs w:val="24"/>
-        </w:rPr>
-        <w:t>interface specifications, and sequence diagrams here.</w:t>
-      </w:r>
-    </w:p>
-    <w:p>
-      <w:pPr>
-        <w:pStyle w:val="Heading2"/>
-      </w:pPr>
-      <w:bookmarkStart w:id="26" w:name="_Toc438070018"/>
-      <w:bookmarkStart w:id="27" w:name="_Toc438070115"/>
-      <w:r>
-        <w:t xml:space="preserve">3.3 </w:t>
-      </w:r>
-      <w:r>
-        <w:t xml:space="preserve"> </w:t>
-      </w:r>
-      <w:r>
-        <w:t>Design Rationale</w:t>
-      </w:r>
-      <w:bookmarkEnd w:id="26"/>
-      <w:bookmarkEnd w:id="27"/>
-    </w:p>
-    <w:p>
-      <w:pPr>
-        <w:pStyle w:val="ListParagraph"/>
-        <w:rPr>
-          <w:szCs w:val="24"/>
-        </w:rPr>
-      </w:pPr>
-      <w:r>
-        <w:rPr>
-          <w:szCs w:val="24"/>
-        </w:rPr>
-        <w:t>Discuss the rationale for selecting the architecture described in 3.1 including critical issues</w:t>
-      </w:r>
-      <w:r>
-        <w:rPr>
-          <w:szCs w:val="24"/>
-        </w:rPr>
-        <w:t xml:space="preserve"> </w:t>
-      </w:r>
-      <w:r>
-        <w:rPr>
-          <w:szCs w:val="24"/>
-        </w:rPr>
-        <w:t>and trade/offs that were considered. You may discuss other architectu</w:t>
-      </w:r>
-      <w:r>
-        <w:t>r</w:t>
-      </w:r>
-      <w:r>
-        <w:rPr>
-          <w:szCs w:val="24"/>
-        </w:rPr>
-        <w:t>es that were</w:t>
-      </w:r>
-      <w:r>
-        <w:rPr>
-          <w:szCs w:val="24"/>
-        </w:rPr>
-        <w:t xml:space="preserve"> </w:t>
-      </w:r>
-      <w:r>
-        <w:rPr>
-          <w:szCs w:val="24"/>
-        </w:rPr>
-        <w:t>considered, provided that you explain why you didn’t choose them.</w:t>
-      </w:r>
-    </w:p>
-    <w:p>
-      <w:pPr>
-        <w:pStyle w:val="Heading1"/>
-      </w:pPr>
-      <w:bookmarkStart w:id="28" w:name="_Toc438070019"/>
-      <w:bookmarkStart w:id="29" w:name="_Toc438070116"/>
-      <w:r>
-        <w:rPr>
-          <w:szCs w:val="32"/>
-        </w:rPr>
-        <w:t>4. D</w:t>
-      </w:r>
-      <w:r>
-        <w:t xml:space="preserve">ATA </w:t>
-      </w:r>
-      <w:r>
-        <w:rPr>
-          <w:szCs w:val="32"/>
-        </w:rPr>
-        <w:t>D</w:t>
-      </w:r>
-      <w:r>
-        <w:t>ESIGN</w:t>
-      </w:r>
-      <w:bookmarkEnd w:id="28"/>
-      <w:bookmarkEnd w:id="29"/>
-    </w:p>
-    <w:p>
-      <w:pPr>
-        <w:pStyle w:val="Heading2"/>
-      </w:pPr>
-      <w:bookmarkStart w:id="30" w:name="_Toc438070020"/>
-      <w:bookmarkStart w:id="31" w:name="_Toc438070117"/>
-      <w:r>
-        <w:t xml:space="preserve">4.1 </w:t>
-      </w:r>
-      <w:r>
-        <w:t xml:space="preserve"> </w:t>
-      </w:r>
-      <w:r>
-        <w:t>Data Description</w:t>
-      </w:r>
-      <w:bookmarkEnd w:id="30"/>
-      <w:bookmarkEnd w:id="31"/>
-    </w:p>
-    <w:p>
-      <w:pPr>
-        <w:pStyle w:val="ListParagraph"/>
-        <w:rPr>
-          <w:szCs w:val="24"/>
-        </w:rPr>
-      </w:pPr>
-      <w:r>
-        <w:rPr>
-          <w:szCs w:val="24"/>
-        </w:rPr>
-        <w:t xml:space="preserve">Explain how the information domain of your system is transformed into data </w:t>
-      </w:r>
-      <w:r>
-        <w:t>structures</w:t>
-      </w:r>
-      <w:r>
-        <w:rPr>
-          <w:szCs w:val="24"/>
-        </w:rPr>
-        <w:t>.</w:t>
-      </w:r>
-    </w:p>
-    <w:p>
-      <w:pPr>
-        <w:pStyle w:val="ListParagraph"/>
-        <w:rPr>
-          <w:szCs w:val="24"/>
-        </w:rPr>
-      </w:pPr>
-      <w:r>
-        <w:rPr>
-          <w:szCs w:val="24"/>
-        </w:rPr>
-        <w:t xml:space="preserve">Describe how the major data or system entities are stored, </w:t>
-      </w:r>
-      <w:r>
-        <w:t>processed</w:t>
-      </w:r>
-      <w:r>
-        <w:rPr>
-          <w:szCs w:val="24"/>
-        </w:rPr>
-        <w:t xml:space="preserve"> and organized. List any</w:t>
-      </w:r>
-      <w:r>
-        <w:rPr>
-          <w:szCs w:val="24"/>
-        </w:rPr>
-        <w:t xml:space="preserve"> </w:t>
-      </w:r>
-      <w:r>
-        <w:rPr>
-          <w:szCs w:val="24"/>
-        </w:rPr>
-        <w:t>databases or data storage items.</w:t>
-      </w:r>
-    </w:p>
-    <w:p>
-      <w:pPr>
-        <w:pStyle w:val="Heading2"/>
-      </w:pPr>
-      <w:bookmarkStart w:id="32" w:name="_Toc438070021"/>
-      <w:bookmarkStart w:id="33" w:name="_Toc438070118"/>
-      <w:r>
-        <w:t xml:space="preserve">4.2 </w:t>
-      </w:r>
-      <w:r>
-        <w:t xml:space="preserve"> </w:t>
-      </w:r>
-      <w:r>
-        <w:t>Data Dictionary</w:t>
-      </w:r>
-      <w:bookmarkEnd w:id="32"/>
-      <w:bookmarkEnd w:id="33"/>
-    </w:p>
-    <w:p>
-      <w:pPr>
-        <w:pStyle w:val="ListParagraph"/>
-        <w:rPr>
-          <w:szCs w:val="24"/>
-        </w:rPr>
-      </w:pPr>
-      <w:r>
-        <w:rPr>
-          <w:szCs w:val="24"/>
-        </w:rPr>
-        <w:t>Alphabetically list the system entities or major data along with their types and descriptions. If</w:t>
-      </w:r>
-      <w:r>
-        <w:rPr>
-          <w:szCs w:val="24"/>
-        </w:rPr>
-        <w:t xml:space="preserve"> </w:t>
-      </w:r>
-      <w:r>
-        <w:rPr>
-          <w:szCs w:val="24"/>
-        </w:rPr>
-        <w:t xml:space="preserve">you provided a functional description in Section 3.2, list all the </w:t>
-      </w:r>
-      <w:r>
-        <w:t>functions</w:t>
-      </w:r>
-      <w:r>
-        <w:rPr>
-          <w:szCs w:val="24"/>
-        </w:rPr>
-        <w:t xml:space="preserve"> and function</w:t>
-      </w:r>
-      <w:r>
-        <w:rPr>
-          <w:szCs w:val="24"/>
-        </w:rPr>
-        <w:t xml:space="preserve"> </w:t>
-      </w:r>
-      <w:r>
-        <w:rPr>
-          <w:szCs w:val="24"/>
-        </w:rPr>
-        <w:t>parameters. If you provided an OO description, list the objects and its attributes, methods and</w:t>
-      </w:r>
-      <w:r>
-        <w:rPr>
-          <w:szCs w:val="24"/>
-        </w:rPr>
-        <w:t xml:space="preserve"> </w:t>
-      </w:r>
-      <w:r>
-        <w:rPr>
-          <w:szCs w:val="24"/>
-        </w:rPr>
-        <w:t>method parameters.</w:t>
-      </w:r>
-    </w:p>
-    <w:p>
-      <w:pPr>
-        <w:pStyle w:val="Heading1"/>
-      </w:pPr>
-      <w:bookmarkStart w:id="34" w:name="_Toc438070022"/>
-      <w:bookmarkStart w:id="35" w:name="_Toc438070119"/>
-      <w:r>
-        <w:rPr>
-          <w:szCs w:val="32"/>
-        </w:rPr>
-        <w:t>5. C</w:t>
-      </w:r>
-      <w:r>
-        <w:t xml:space="preserve">OMPONENT </w:t>
+        <w:t>I</w:t>
+      </w:r>
+      <w:r>
+        <w:t xml:space="preserve">NTERFACE </w:t>
       </w:r>
       <w:r>
         <w:rPr>
@@ -4940,237 +10255,80 @@
     </w:p>
     <w:p>
       <w:pPr>
-        <w:pStyle w:val="ListParagraph"/>
-        <w:rPr>
-          <w:szCs w:val="24"/>
-        </w:rPr>
-      </w:pPr>
-      <w:r>
-        <w:rPr>
-          <w:szCs w:val="24"/>
-        </w:rPr>
-        <w:t xml:space="preserve">In this section, we take a closer look at </w:t>
-      </w:r>
-      <w:r>
-        <w:t>what</w:t>
-      </w:r>
-      <w:r>
-        <w:rPr>
-          <w:szCs w:val="24"/>
-        </w:rPr>
-        <w:t xml:space="preserve"> each component does in a more systematic way. If</w:t>
-      </w:r>
-    </w:p>
-    <w:p>
-      <w:pPr>
-        <w:pStyle w:val="ListParagraph"/>
-        <w:rPr>
-          <w:szCs w:val="24"/>
-        </w:rPr>
-      </w:pPr>
-      <w:r>
-        <w:rPr>
-          <w:sz w:val="23"/>
-          <w:szCs w:val="23"/>
-        </w:rPr>
-        <w:t>Software Design Document</w:t>
-      </w:r>
-      <w:r>
-        <w:rPr>
-          <w:sz w:val="23"/>
-          <w:szCs w:val="23"/>
-        </w:rPr>
+        <w:pStyle w:val="Heading2"/>
+      </w:pPr>
+      <w:bookmarkStart w:id="36" w:name="_Toc438070024"/>
+      <w:bookmarkStart w:id="37" w:name="_Toc438070121"/>
+      <w:r>
+        <w:t xml:space="preserve">6.1 </w:t>
+      </w:r>
+      <w:r>
         <w:t xml:space="preserve"> </w:t>
       </w:r>
       <w:r>
-        <w:rPr>
-          <w:szCs w:val="24"/>
-        </w:rPr>
-        <w:t>you gave a functional description in section 3.2, provide a summary of your algorithm for each</w:t>
-      </w:r>
-      <w:r>
-        <w:rPr>
-          <w:szCs w:val="24"/>
-        </w:rPr>
-        <w:t xml:space="preserve"> </w:t>
-      </w:r>
-      <w:r>
-        <w:rPr>
-          <w:szCs w:val="24"/>
-        </w:rPr>
-        <w:t xml:space="preserve">function listed in 3.2 in procedural description </w:t>
-      </w:r>
-      <w:r>
-        <w:t>language</w:t>
-      </w:r>
-      <w:r>
-        <w:rPr>
-          <w:szCs w:val="24"/>
-        </w:rPr>
-        <w:t xml:space="preserve"> (PDL) or pseudo</w:t>
-      </w:r>
-      <w:r>
-        <w:rPr>
-          <w:szCs w:val="24"/>
-        </w:rPr>
-        <w:t xml:space="preserve"> </w:t>
-      </w:r>
-      <w:r>
-        <w:rPr>
-          <w:szCs w:val="24"/>
-        </w:rPr>
-        <w:t>code. If you gave an</w:t>
-      </w:r>
-      <w:r>
-        <w:rPr>
-          <w:szCs w:val="24"/>
-        </w:rPr>
-        <w:t xml:space="preserve"> </w:t>
-      </w:r>
-      <w:r>
-        <w:rPr>
-          <w:szCs w:val="24"/>
-        </w:rPr>
-        <w:t>OO description, summarize each object member function for all the objects listed in 3.2 in PDL</w:t>
-      </w:r>
-      <w:r>
-        <w:rPr>
-          <w:szCs w:val="24"/>
-        </w:rPr>
-        <w:t xml:space="preserve"> </w:t>
-      </w:r>
-      <w:r>
-        <w:rPr>
-          <w:szCs w:val="24"/>
-        </w:rPr>
-        <w:t>or pseudo</w:t>
-      </w:r>
-      <w:r>
-        <w:rPr>
-          <w:szCs w:val="24"/>
-        </w:rPr>
-        <w:t xml:space="preserve"> </w:t>
-      </w:r>
-      <w:r>
-        <w:rPr>
-          <w:szCs w:val="24"/>
-        </w:rPr>
-        <w:t>code. Describe any local data when necessary.</w:t>
-      </w:r>
-    </w:p>
-    <w:p>
-      <w:pPr>
-        <w:pStyle w:val="Heading1"/>
-      </w:pPr>
-      <w:bookmarkStart w:id="36" w:name="_Toc438070023"/>
-      <w:bookmarkStart w:id="37" w:name="_Toc438070120"/>
-      <w:r>
-        <w:rPr>
-          <w:szCs w:val="32"/>
-        </w:rPr>
-        <w:lastRenderedPageBreak/>
-        <w:t>6. H</w:t>
-      </w:r>
-      <w:r>
-        <w:t xml:space="preserve">UMAN </w:t>
-      </w:r>
-      <w:r>
-        <w:rPr>
-          <w:szCs w:val="32"/>
-        </w:rPr>
-        <w:t>I</w:t>
-      </w:r>
-      <w:r>
-        <w:t xml:space="preserve">NTERFACE </w:t>
-      </w:r>
-      <w:r>
-        <w:rPr>
-          <w:szCs w:val="32"/>
-        </w:rPr>
-        <w:t>D</w:t>
-      </w:r>
-      <w:r>
-        <w:t>ESIGN</w:t>
+        <w:t>Overview of User Interface</w:t>
       </w:r>
       <w:bookmarkEnd w:id="36"/>
       <w:bookmarkEnd w:id="37"/>
     </w:p>
     <w:p>
       <w:pPr>
+        <w:pStyle w:val="ListParagraph"/>
+        <w:rPr>
+          <w:szCs w:val="24"/>
+        </w:rPr>
+      </w:pPr>
+      <w:r>
+        <w:rPr>
+          <w:szCs w:val="24"/>
+        </w:rPr>
+        <w:t>Describe the functionality of the system from the user’s perspective. Explain how the user</w:t>
+      </w:r>
+      <w:r>
+        <w:rPr>
+          <w:szCs w:val="24"/>
+        </w:rPr>
+        <w:t xml:space="preserve"> </w:t>
+      </w:r>
+      <w:r>
+        <w:rPr>
+          <w:szCs w:val="24"/>
+        </w:rPr>
+        <w:t>will be able to use your system to complete all the expected features and the feedback</w:t>
+      </w:r>
+      <w:r>
+        <w:rPr>
+          <w:szCs w:val="24"/>
+        </w:rPr>
+        <w:t xml:space="preserve"> </w:t>
+      </w:r>
+      <w:r>
+        <w:t>information</w:t>
+      </w:r>
+      <w:r>
+        <w:rPr>
+          <w:szCs w:val="24"/>
+        </w:rPr>
+        <w:t xml:space="preserve"> that will be displayed for the user.</w:t>
+      </w:r>
+    </w:p>
+    <w:p>
+      <w:pPr>
         <w:pStyle w:val="Heading2"/>
       </w:pPr>
-      <w:bookmarkStart w:id="38" w:name="_Toc438070024"/>
-      <w:bookmarkStart w:id="39" w:name="_Toc438070121"/>
-      <w:r>
-        <w:t xml:space="preserve">6.1 </w:t>
+      <w:bookmarkStart w:id="38" w:name="_Toc438070025"/>
+      <w:bookmarkStart w:id="39" w:name="_Toc438070122"/>
+      <w:r>
+        <w:t xml:space="preserve">6.2 </w:t>
       </w:r>
       <w:r>
         <w:t xml:space="preserve"> </w:t>
       </w:r>
       <w:r>
-        <w:t>Overview of User Interface</w:t>
+        <w:t>Screen Images</w:t>
       </w:r>
       <w:bookmarkEnd w:id="38"/>
       <w:bookmarkEnd w:id="39"/>
-    </w:p>
-    <w:p>
-      <w:pPr>
-        <w:pStyle w:val="ListParagraph"/>
-        <w:rPr>
-          <w:szCs w:val="24"/>
-        </w:rPr>
-      </w:pPr>
-      <w:r>
-        <w:rPr>
-          <w:szCs w:val="24"/>
-        </w:rPr>
-        <w:t>Describe the functionality of the system from the user’s perspective. Explain how the user</w:t>
-      </w:r>
-      <w:r>
-        <w:rPr>
-          <w:szCs w:val="24"/>
-        </w:rPr>
-        <w:t xml:space="preserve"> </w:t>
-      </w:r>
-      <w:r>
-        <w:rPr>
-          <w:szCs w:val="24"/>
-        </w:rPr>
-        <w:t>will be able to use your system to complete all the expected features and the feedback</w:t>
-      </w:r>
-      <w:r>
-        <w:rPr>
-          <w:szCs w:val="24"/>
-        </w:rPr>
-        <w:t xml:space="preserve"> </w:t>
-      </w:r>
-      <w:r>
-        <w:t>information</w:t>
-      </w:r>
-      <w:r>
-        <w:rPr>
-          <w:szCs w:val="24"/>
-        </w:rPr>
-        <w:t xml:space="preserve"> that will be displayed for the user.</w:t>
-      </w:r>
-    </w:p>
-    <w:p>
-      <w:pPr>
-        <w:pStyle w:val="Heading2"/>
-      </w:pPr>
-      <w:bookmarkStart w:id="40" w:name="_Toc438070025"/>
-      <w:bookmarkStart w:id="41" w:name="_Toc438070122"/>
-      <w:r>
-        <w:t xml:space="preserve">6.2 </w:t>
-      </w:r>
-      <w:r>
-        <w:t xml:space="preserve"> </w:t>
-      </w:r>
-      <w:r>
-        <w:t>Screen Images</w:t>
-      </w:r>
-      <w:bookmarkEnd w:id="40"/>
-      <w:bookmarkEnd w:id="41"/>
     </w:p>
     <w:p>
       <w:pPr>
@@ -5244,8 +10402,8 @@
       <w:pPr>
         <w:pStyle w:val="Heading2"/>
       </w:pPr>
-      <w:bookmarkStart w:id="42" w:name="_Toc438070026"/>
-      <w:bookmarkStart w:id="43" w:name="_Toc438070123"/>
+      <w:bookmarkStart w:id="40" w:name="_Toc438070026"/>
+      <w:bookmarkStart w:id="41" w:name="_Toc438070123"/>
       <w:r>
         <w:t xml:space="preserve">6.3 </w:t>
       </w:r>
@@ -5254,59 +10412,59 @@
       </w:r>
       <w:r>
         <w:t>Screen Objects and Actions</w:t>
+      </w:r>
+      <w:bookmarkEnd w:id="40"/>
+      <w:bookmarkEnd w:id="41"/>
+    </w:p>
+    <w:p>
+      <w:pPr>
+        <w:pStyle w:val="ListParagraph"/>
+        <w:rPr>
+          <w:szCs w:val="24"/>
+        </w:rPr>
+      </w:pPr>
+      <w:r>
+        <w:rPr>
+          <w:szCs w:val="24"/>
+        </w:rPr>
+        <w:t xml:space="preserve">A discussion of screen objects and actions associated with those </w:t>
+      </w:r>
+      <w:r>
+        <w:t>objects</w:t>
+      </w:r>
+      <w:r>
+        <w:rPr>
+          <w:szCs w:val="24"/>
+        </w:rPr>
+        <w:t>.</w:t>
+      </w:r>
+    </w:p>
+    <w:p>
+      <w:pPr>
+        <w:pStyle w:val="Heading1"/>
+      </w:pPr>
+      <w:bookmarkStart w:id="42" w:name="_Toc438070027"/>
+      <w:bookmarkStart w:id="43" w:name="_Toc438070124"/>
+      <w:r>
+        <w:rPr>
+          <w:szCs w:val="32"/>
+        </w:rPr>
+        <w:t>7. R</w:t>
+      </w:r>
+      <w:r>
+        <w:t xml:space="preserve">EQUIREMENTS </w:t>
+      </w:r>
+      <w:r>
+        <w:rPr>
+          <w:szCs w:val="32"/>
+        </w:rPr>
+        <w:t>M</w:t>
+      </w:r>
+      <w:r>
+        <w:t>ATRIX</w:t>
       </w:r>
       <w:bookmarkEnd w:id="42"/>
       <w:bookmarkEnd w:id="43"/>
-    </w:p>
-    <w:p>
-      <w:pPr>
-        <w:pStyle w:val="ListParagraph"/>
-        <w:rPr>
-          <w:szCs w:val="24"/>
-        </w:rPr>
-      </w:pPr>
-      <w:r>
-        <w:rPr>
-          <w:szCs w:val="24"/>
-        </w:rPr>
-        <w:t xml:space="preserve">A discussion of screen objects and actions associated with those </w:t>
-      </w:r>
-      <w:r>
-        <w:t>objects</w:t>
-      </w:r>
-      <w:r>
-        <w:rPr>
-          <w:szCs w:val="24"/>
-        </w:rPr>
-        <w:t>.</w:t>
-      </w:r>
-    </w:p>
-    <w:p>
-      <w:pPr>
-        <w:pStyle w:val="Heading1"/>
-      </w:pPr>
-      <w:bookmarkStart w:id="44" w:name="_Toc438070027"/>
-      <w:bookmarkStart w:id="45" w:name="_Toc438070124"/>
-      <w:r>
-        <w:rPr>
-          <w:szCs w:val="32"/>
-        </w:rPr>
-        <w:t>7. R</w:t>
-      </w:r>
-      <w:r>
-        <w:t xml:space="preserve">EQUIREMENTS </w:t>
-      </w:r>
-      <w:r>
-        <w:rPr>
-          <w:szCs w:val="32"/>
-        </w:rPr>
-        <w:t>M</w:t>
-      </w:r>
-      <w:r>
-        <w:t>ATRIX</w:t>
-      </w:r>
-      <w:bookmarkEnd w:id="44"/>
-      <w:bookmarkEnd w:id="45"/>
     </w:p>
     <w:p>
       <w:pPr>
@@ -5415,8 +10573,8 @@
           <w:tab w:val="left" w:pos="6855"/>
         </w:tabs>
       </w:pPr>
-      <w:bookmarkStart w:id="46" w:name="_Toc438070028"/>
-      <w:bookmarkStart w:id="47" w:name="_Toc438070125"/>
+      <w:bookmarkStart w:id="44" w:name="_Toc438070028"/>
+      <w:bookmarkStart w:id="45" w:name="_Toc438070125"/>
       <w:r>
         <w:rPr>
           <w:szCs w:val="32"/>
@@ -5426,8 +10584,8 @@
       <w:r>
         <w:t>PPENDICES</w:t>
       </w:r>
-      <w:bookmarkEnd w:id="46"/>
-      <w:bookmarkEnd w:id="47"/>
+      <w:bookmarkEnd w:id="44"/>
+      <w:bookmarkEnd w:id="45"/>
       <w:r>
         <w:tab/>
       </w:r>
@@ -5492,7 +10650,7 @@
       </w:r>
     </w:p>
     <w:sectPr>
-      <w:footerReference w:type="default" r:id="rId10"/>
+      <w:footerReference w:type="default" r:id="rId11"/>
       <w:pgSz w:w="12240" w:h="15840"/>
       <w:pgMar w:top="1440" w:right="1440" w:bottom="1440" w:left="1440" w:header="720" w:footer="720" w:gutter="0"/>
       <w:pgNumType w:start="1"/>
@@ -5505,7 +10663,7 @@
 </file>
 
 <file path=word/endnotes.xml><?xml version="1.0" encoding="utf-8"?>
-<w:endnotes xmlns:wpc="http://schemas.microsoft.com/office/word/2010/wordprocessingCanvas" xmlns:mc="http://schemas.openxmlformats.org/markup-compatibility/2006" xmlns:o="urn:schemas-microsoft-com:office:office" xmlns:r="http://schemas.openxmlformats.org/officeDocument/2006/relationships" xmlns:m="http://schemas.openxmlformats.org/officeDocument/2006/math" xmlns:v="urn:schemas-microsoft-com:vml" xmlns:wp14="http://schemas.microsoft.com/office/word/2010/wordprocessingDrawing" xmlns:wp="http://schemas.openxmlformats.org/drawingml/2006/wordprocessingDrawing" xmlns:w10="urn:schemas-microsoft-com:office:word" xmlns:w="http://schemas.openxmlformats.org/wordprocessingml/2006/main" xmlns:w14="http://schemas.microsoft.com/office/word/2010/wordml" xmlns:w15="http://schemas.microsoft.com/office/word/2012/wordml" xmlns:wpg="http://schemas.microsoft.com/office/word/2010/wordprocessingGroup" xmlns:wpi="http://schemas.microsoft.com/office/word/2010/wordprocessingInk" xmlns:wne="http://schemas.microsoft.com/office/word/2006/wordml" xmlns:wps="http://schemas.microsoft.com/office/word/2010/wordprocessingShape" mc:Ignorable="w14 w15 wp14">
+<w:endnotes xmlns:wpc="http://schemas.microsoft.com/office/word/2010/wordprocessingCanvas" xmlns:cx="http://schemas.microsoft.com/office/drawing/2014/chartex" xmlns:cx1="http://schemas.microsoft.com/office/drawing/2015/9/8/chartex" xmlns:cx2="http://schemas.microsoft.com/office/drawing/2015/10/21/chartex" xmlns:cx3="http://schemas.microsoft.com/office/drawing/2016/5/9/chartex" xmlns:cx4="http://schemas.microsoft.com/office/drawing/2016/5/10/chartex" xmlns:cx5="http://schemas.microsoft.com/office/drawing/2016/5/11/chartex" xmlns:cx6="http://schemas.microsoft.com/office/drawing/2016/5/12/chartex" xmlns:cx7="http://schemas.microsoft.com/office/drawing/2016/5/13/chartex" xmlns:cx8="http://schemas.microsoft.com/office/drawing/2016/5/14/chartex" xmlns:mc="http://schemas.openxmlformats.org/markup-compatibility/2006" xmlns:aink="http://schemas.microsoft.com/office/drawing/2016/ink" xmlns:am3d="http://schemas.microsoft.com/office/drawing/2017/model3d" xmlns:o="urn:schemas-microsoft-com:office:office" xmlns:oel="http://schemas.microsoft.com/office/2019/extlst" xmlns:r="http://schemas.openxmlformats.org/officeDocument/2006/relationships" xmlns:m="http://schemas.openxmlformats.org/officeDocument/2006/math" xmlns:v="urn:schemas-microsoft-com:vml" xmlns:wp14="http://schemas.microsoft.com/office/word/2010/wordprocessingDrawing" xmlns:wp="http://schemas.openxmlformats.org/drawingml/2006/wordprocessingDrawing" xmlns:w10="urn:schemas-microsoft-com:office:word" xmlns:w="http://schemas.openxmlformats.org/wordprocessingml/2006/main" xmlns:w14="http://schemas.microsoft.com/office/word/2010/wordml" xmlns:w15="http://schemas.microsoft.com/office/word/2012/wordml" xmlns:w16cex="http://schemas.microsoft.com/office/word/2018/wordml/cex" xmlns:w16cid="http://schemas.microsoft.com/office/word/2016/wordml/cid" xmlns:w16="http://schemas.microsoft.com/office/word/2018/wordml" xmlns:w16du="http://schemas.microsoft.com/office/word/2023/wordml/word16du" xmlns:w16sdtdh="http://schemas.microsoft.com/office/word/2020/wordml/sdtdatahash" xmlns:w16sdtfl="http://schemas.microsoft.com/office/word/2024/wordml/sdtformatlock" xmlns:w16se="http://schemas.microsoft.com/office/word/2015/wordml/symex" xmlns:wpg="http://schemas.microsoft.com/office/word/2010/wordprocessingGroup" xmlns:wpi="http://schemas.microsoft.com/office/word/2010/wordprocessingInk" xmlns:wne="http://schemas.microsoft.com/office/word/2006/wordml" xmlns:wps="http://schemas.microsoft.com/office/word/2010/wordprocessingShape" mc:Ignorable="w14 w15 w16se w16cid w16 w16cex w16sdtdh w16sdtfl w16du wp14">
   <w:endnote w:type="separator" w:id="-1">
     <w:p>
       <w:pPr>
@@ -5530,7 +10688,7 @@
 </file>
 
 <file path=word/footer1.xml><?xml version="1.0" encoding="utf-8"?>
-<w:ftr xmlns:wpc="http://schemas.microsoft.com/office/word/2010/wordprocessingCanvas" xmlns:mc="http://schemas.openxmlformats.org/markup-compatibility/2006" xmlns:o="urn:schemas-microsoft-com:office:office" xmlns:r="http://schemas.openxmlformats.org/officeDocument/2006/relationships" xmlns:m="http://schemas.openxmlformats.org/officeDocument/2006/math" xmlns:v="urn:schemas-microsoft-com:vml" xmlns:wp14="http://schemas.microsoft.com/office/word/2010/wordprocessingDrawing" xmlns:wp="http://schemas.openxmlformats.org/drawingml/2006/wordprocessingDrawing" xmlns:w10="urn:schemas-microsoft-com:office:word" xmlns:w="http://schemas.openxmlformats.org/wordprocessingml/2006/main" xmlns:w14="http://schemas.microsoft.com/office/word/2010/wordml" xmlns:w15="http://schemas.microsoft.com/office/word/2012/wordml" xmlns:wpg="http://schemas.microsoft.com/office/word/2010/wordprocessingGroup" xmlns:wpi="http://schemas.microsoft.com/office/word/2010/wordprocessingInk" xmlns:wne="http://schemas.microsoft.com/office/word/2006/wordml" xmlns:wps="http://schemas.microsoft.com/office/word/2010/wordprocessingShape" mc:Ignorable="w14 w15 wp14">
+<w:ftr xmlns:wpc="http://schemas.microsoft.com/office/word/2010/wordprocessingCanvas" xmlns:cx="http://schemas.microsoft.com/office/drawing/2014/chartex" xmlns:cx1="http://schemas.microsoft.com/office/drawing/2015/9/8/chartex" xmlns:cx2="http://schemas.microsoft.com/office/drawing/2015/10/21/chartex" xmlns:cx3="http://schemas.microsoft.com/office/drawing/2016/5/9/chartex" xmlns:cx4="http://schemas.microsoft.com/office/drawing/2016/5/10/chartex" xmlns:cx5="http://schemas.microsoft.com/office/drawing/2016/5/11/chartex" xmlns:cx6="http://schemas.microsoft.com/office/drawing/2016/5/12/chartex" xmlns:cx7="http://schemas.microsoft.com/office/drawing/2016/5/13/chartex" xmlns:cx8="http://schemas.microsoft.com/office/drawing/2016/5/14/chartex" xmlns:mc="http://schemas.openxmlformats.org/markup-compatibility/2006" xmlns:aink="http://schemas.microsoft.com/office/drawing/2016/ink" xmlns:am3d="http://schemas.microsoft.com/office/drawing/2017/model3d" xmlns:o="urn:schemas-microsoft-com:office:office" xmlns:oel="http://schemas.microsoft.com/office/2019/extlst" xmlns:r="http://schemas.openxmlformats.org/officeDocument/2006/relationships" xmlns:m="http://schemas.openxmlformats.org/officeDocument/2006/math" xmlns:v="urn:schemas-microsoft-com:vml" xmlns:wp14="http://schemas.microsoft.com/office/word/2010/wordprocessingDrawing" xmlns:wp="http://schemas.openxmlformats.org/drawingml/2006/wordprocessingDrawing" xmlns:w10="urn:schemas-microsoft-com:office:word" xmlns:w="http://schemas.openxmlformats.org/wordprocessingml/2006/main" xmlns:w14="http://schemas.microsoft.com/office/word/2010/wordml" xmlns:w15="http://schemas.microsoft.com/office/word/2012/wordml" xmlns:w16cex="http://schemas.microsoft.com/office/word/2018/wordml/cex" xmlns:w16cid="http://schemas.microsoft.com/office/word/2016/wordml/cid" xmlns:w16="http://schemas.microsoft.com/office/word/2018/wordml" xmlns:w16du="http://schemas.microsoft.com/office/word/2023/wordml/word16du" xmlns:w16sdtdh="http://schemas.microsoft.com/office/word/2020/wordml/sdtdatahash" xmlns:w16sdtfl="http://schemas.microsoft.com/office/word/2024/wordml/sdtformatlock" xmlns:w16se="http://schemas.microsoft.com/office/word/2015/wordml/symex" xmlns:wpg="http://schemas.microsoft.com/office/word/2010/wordprocessingGroup" xmlns:wpi="http://schemas.microsoft.com/office/word/2010/wordprocessingInk" xmlns:wne="http://schemas.microsoft.com/office/word/2006/wordml" xmlns:wps="http://schemas.microsoft.com/office/word/2010/wordprocessingShape" mc:Ignorable="w14 w15 w16se w16cid w16 w16cex w16sdtdh w16sdtfl w16du wp14">
   <w:sdt>
     <w:sdtPr>
       <w:id w:val="-219593505"/>
@@ -5583,7 +10741,7 @@
 </file>
 
 <file path=word/footer2.xml><?xml version="1.0" encoding="utf-8"?>
-<w:ftr xmlns:wpc="http://schemas.microsoft.com/office/word/2010/wordprocessingCanvas" xmlns:mc="http://schemas.openxmlformats.org/markup-compatibility/2006" xmlns:o="urn:schemas-microsoft-com:office:office" xmlns:r="http://schemas.openxmlformats.org/officeDocument/2006/relationships" xmlns:m="http://schemas.openxmlformats.org/officeDocument/2006/math" xmlns:v="urn:schemas-microsoft-com:vml" xmlns:wp14="http://schemas.microsoft.com/office/word/2010/wordprocessingDrawing" xmlns:wp="http://schemas.openxmlformats.org/drawingml/2006/wordprocessingDrawing" xmlns:w10="urn:schemas-microsoft-com:office:word" xmlns:w="http://schemas.openxmlformats.org/wordprocessingml/2006/main" xmlns:w14="http://schemas.microsoft.com/office/word/2010/wordml" xmlns:w15="http://schemas.microsoft.com/office/word/2012/wordml" xmlns:wpg="http://schemas.microsoft.com/office/word/2010/wordprocessingGroup" xmlns:wpi="http://schemas.microsoft.com/office/word/2010/wordprocessingInk" xmlns:wne="http://schemas.microsoft.com/office/word/2006/wordml" xmlns:wps="http://schemas.microsoft.com/office/word/2010/wordprocessingShape" mc:Ignorable="w14 w15 wp14">
+<w:ftr xmlns:wpc="http://schemas.microsoft.com/office/word/2010/wordprocessingCanvas" xmlns:cx="http://schemas.microsoft.com/office/drawing/2014/chartex" xmlns:cx1="http://schemas.microsoft.com/office/drawing/2015/9/8/chartex" xmlns:cx2="http://schemas.microsoft.com/office/drawing/2015/10/21/chartex" xmlns:cx3="http://schemas.microsoft.com/office/drawing/2016/5/9/chartex" xmlns:cx4="http://schemas.microsoft.com/office/drawing/2016/5/10/chartex" xmlns:cx5="http://schemas.microsoft.com/office/drawing/2016/5/11/chartex" xmlns:cx6="http://schemas.microsoft.com/office/drawing/2016/5/12/chartex" xmlns:cx7="http://schemas.microsoft.com/office/drawing/2016/5/13/chartex" xmlns:cx8="http://schemas.microsoft.com/office/drawing/2016/5/14/chartex" xmlns:mc="http://schemas.openxmlformats.org/markup-compatibility/2006" xmlns:aink="http://schemas.microsoft.com/office/drawing/2016/ink" xmlns:am3d="http://schemas.microsoft.com/office/drawing/2017/model3d" xmlns:o="urn:schemas-microsoft-com:office:office" xmlns:oel="http://schemas.microsoft.com/office/2019/extlst" xmlns:r="http://schemas.openxmlformats.org/officeDocument/2006/relationships" xmlns:m="http://schemas.openxmlformats.org/officeDocument/2006/math" xmlns:v="urn:schemas-microsoft-com:vml" xmlns:wp14="http://schemas.microsoft.com/office/word/2010/wordprocessingDrawing" xmlns:wp="http://schemas.openxmlformats.org/drawingml/2006/wordprocessingDrawing" xmlns:w10="urn:schemas-microsoft-com:office:word" xmlns:w="http://schemas.openxmlformats.org/wordprocessingml/2006/main" xmlns:w14="http://schemas.microsoft.com/office/word/2010/wordml" xmlns:w15="http://schemas.microsoft.com/office/word/2012/wordml" xmlns:w16cex="http://schemas.microsoft.com/office/word/2018/wordml/cex" xmlns:w16cid="http://schemas.microsoft.com/office/word/2016/wordml/cid" xmlns:w16="http://schemas.microsoft.com/office/word/2018/wordml" xmlns:w16du="http://schemas.microsoft.com/office/word/2023/wordml/word16du" xmlns:w16sdtdh="http://schemas.microsoft.com/office/word/2020/wordml/sdtdatahash" xmlns:w16sdtfl="http://schemas.microsoft.com/office/word/2024/wordml/sdtformatlock" xmlns:w16se="http://schemas.microsoft.com/office/word/2015/wordml/symex" xmlns:wpg="http://schemas.microsoft.com/office/word/2010/wordprocessingGroup" xmlns:wpi="http://schemas.microsoft.com/office/word/2010/wordprocessingInk" xmlns:wne="http://schemas.microsoft.com/office/word/2006/wordml" xmlns:wps="http://schemas.microsoft.com/office/word/2010/wordprocessingShape" mc:Ignorable="w14 w15 w16se w16cid w16 w16cex w16sdtdh w16sdtfl w16du wp14">
   <w:sdt>
     <w:sdtPr>
       <w:rPr>
@@ -5618,7 +10776,7 @@
           <mc:AlternateContent>
             <mc:Choice Requires="wps">
               <w:drawing>
-                <wp:anchor distT="0" distB="0" distL="114300" distR="114300" simplePos="0" relativeHeight="251659264" behindDoc="0" locked="0" layoutInCell="1" allowOverlap="1" wp14:anchorId="55E21E10" wp14:editId="5EA83A8E">
+                <wp:anchor distT="0" distB="0" distL="114300" distR="114300" simplePos="0" relativeHeight="251659264" behindDoc="0" locked="0" layoutInCell="1" allowOverlap="1" wp14:anchorId="7B3EE511" wp14:editId="36E6B19E">
                   <wp:simplePos x="0" y="0"/>
                   <wp:positionH relativeFrom="column">
                     <wp:posOffset>8890</wp:posOffset>
@@ -5841,7 +10999,7 @@
             <w:noProof/>
             <w:sz w:val="18"/>
           </w:rPr>
-          <w:t>12/16/15</w:t>
+          <w:t>02/19/26</w:t>
         </w:r>
         <w:r>
           <w:rPr>
@@ -5894,7 +11052,7 @@
 </file>
 
 <file path=word/footer3.xml><?xml version="1.0" encoding="utf-8"?>
-<w:ftr xmlns:wpc="http://schemas.microsoft.com/office/word/2010/wordprocessingCanvas" xmlns:mc="http://schemas.openxmlformats.org/markup-compatibility/2006" xmlns:o="urn:schemas-microsoft-com:office:office" xmlns:r="http://schemas.openxmlformats.org/officeDocument/2006/relationships" xmlns:m="http://schemas.openxmlformats.org/officeDocument/2006/math" xmlns:v="urn:schemas-microsoft-com:vml" xmlns:wp14="http://schemas.microsoft.com/office/word/2010/wordprocessingDrawing" xmlns:wp="http://schemas.openxmlformats.org/drawingml/2006/wordprocessingDrawing" xmlns:w10="urn:schemas-microsoft-com:office:word" xmlns:w="http://schemas.openxmlformats.org/wordprocessingml/2006/main" xmlns:w14="http://schemas.microsoft.com/office/word/2010/wordml" xmlns:w15="http://schemas.microsoft.com/office/word/2012/wordml" xmlns:wpg="http://schemas.microsoft.com/office/word/2010/wordprocessingGroup" xmlns:wpi="http://schemas.microsoft.com/office/word/2010/wordprocessingInk" xmlns:wne="http://schemas.microsoft.com/office/word/2006/wordml" xmlns:wps="http://schemas.microsoft.com/office/word/2010/wordprocessingShape" mc:Ignorable="w14 w15 wp14">
+<w:ftr xmlns:wpc="http://schemas.microsoft.com/office/word/2010/wordprocessingCanvas" xmlns:cx="http://schemas.microsoft.com/office/drawing/2014/chartex" xmlns:cx1="http://schemas.microsoft.com/office/drawing/2015/9/8/chartex" xmlns:cx2="http://schemas.microsoft.com/office/drawing/2015/10/21/chartex" xmlns:cx3="http://schemas.microsoft.com/office/drawing/2016/5/9/chartex" xmlns:cx4="http://schemas.microsoft.com/office/drawing/2016/5/10/chartex" xmlns:cx5="http://schemas.microsoft.com/office/drawing/2016/5/11/chartex" xmlns:cx6="http://schemas.microsoft.com/office/drawing/2016/5/12/chartex" xmlns:cx7="http://schemas.microsoft.com/office/drawing/2016/5/13/chartex" xmlns:cx8="http://schemas.microsoft.com/office/drawing/2016/5/14/chartex" xmlns:mc="http://schemas.openxmlformats.org/markup-compatibility/2006" xmlns:aink="http://schemas.microsoft.com/office/drawing/2016/ink" xmlns:am3d="http://schemas.microsoft.com/office/drawing/2017/model3d" xmlns:o="urn:schemas-microsoft-com:office:office" xmlns:oel="http://schemas.microsoft.com/office/2019/extlst" xmlns:r="http://schemas.openxmlformats.org/officeDocument/2006/relationships" xmlns:m="http://schemas.openxmlformats.org/officeDocument/2006/math" xmlns:v="urn:schemas-microsoft-com:vml" xmlns:wp14="http://schemas.microsoft.com/office/word/2010/wordprocessingDrawing" xmlns:wp="http://schemas.openxmlformats.org/drawingml/2006/wordprocessingDrawing" xmlns:w10="urn:schemas-microsoft-com:office:word" xmlns:w="http://schemas.openxmlformats.org/wordprocessingml/2006/main" xmlns:w14="http://schemas.microsoft.com/office/word/2010/wordml" xmlns:w15="http://schemas.microsoft.com/office/word/2012/wordml" xmlns:w16cex="http://schemas.microsoft.com/office/word/2018/wordml/cex" xmlns:w16cid="http://schemas.microsoft.com/office/word/2016/wordml/cid" xmlns:w16="http://schemas.microsoft.com/office/word/2018/wordml" xmlns:w16du="http://schemas.microsoft.com/office/word/2023/wordml/word16du" xmlns:w16sdtdh="http://schemas.microsoft.com/office/word/2020/wordml/sdtdatahash" xmlns:w16sdtfl="http://schemas.microsoft.com/office/word/2024/wordml/sdtformatlock" xmlns:w16se="http://schemas.microsoft.com/office/word/2015/wordml/symex" xmlns:wpg="http://schemas.microsoft.com/office/word/2010/wordprocessingGroup" xmlns:wpi="http://schemas.microsoft.com/office/word/2010/wordprocessingInk" xmlns:wne="http://schemas.microsoft.com/office/word/2006/wordml" xmlns:wps="http://schemas.microsoft.com/office/word/2010/wordprocessingShape" mc:Ignorable="w14 w15 w16se w16cid w16 w16cex w16sdtdh w16sdtfl w16du wp14">
   <w:sdt>
     <w:sdtPr>
       <w:id w:val="-294296769"/>
@@ -5925,7 +11083,7 @@
           <mc:AlternateContent>
             <mc:Choice Requires="wps">
               <w:drawing>
-                <wp:anchor distT="0" distB="0" distL="114300" distR="114300" simplePos="0" relativeHeight="251661312" behindDoc="0" locked="0" layoutInCell="1" allowOverlap="1" wp14:anchorId="1959A5CF" wp14:editId="1F3AB511">
+                <wp:anchor distT="0" distB="0" distL="114300" distR="114300" simplePos="0" relativeHeight="251661312" behindDoc="0" locked="0" layoutInCell="1" allowOverlap="1" wp14:anchorId="4B38B85D" wp14:editId="5A05A9F1">
                   <wp:simplePos x="0" y="0"/>
                   <wp:positionH relativeFrom="column">
                     <wp:posOffset>8890</wp:posOffset>
@@ -6148,7 +11306,7 @@
             <w:noProof/>
             <w:sz w:val="18"/>
           </w:rPr>
-          <w:t>12/16/15</w:t>
+          <w:t>02/19/26</w:t>
         </w:r>
         <w:r>
           <w:rPr>
@@ -6184,7 +11342,7 @@
 </file>
 
 <file path=word/footnotes.xml><?xml version="1.0" encoding="utf-8"?>
-<w:footnotes xmlns:wpc="http://schemas.microsoft.com/office/word/2010/wordprocessingCanvas" xmlns:mc="http://schemas.openxmlformats.org/markup-compatibility/2006" xmlns:o="urn:schemas-microsoft-com:office:office" xmlns:r="http://schemas.openxmlformats.org/officeDocument/2006/relationships" xmlns:m="http://schemas.openxmlformats.org/officeDocument/2006/math" xmlns:v="urn:schemas-microsoft-com:vml" xmlns:wp14="http://schemas.microsoft.com/office/word/2010/wordprocessingDrawing" xmlns:wp="http://schemas.openxmlformats.org/drawingml/2006/wordprocessingDrawing" xmlns:w10="urn:schemas-microsoft-com:office:word" xmlns:w="http://schemas.openxmlformats.org/wordprocessingml/2006/main" xmlns:w14="http://schemas.microsoft.com/office/word/2010/wordml" xmlns:w15="http://schemas.microsoft.com/office/word/2012/wordml" xmlns:wpg="http://schemas.microsoft.com/office/word/2010/wordprocessingGroup" xmlns:wpi="http://schemas.microsoft.com/office/word/2010/wordprocessingInk" xmlns:wne="http://schemas.microsoft.com/office/word/2006/wordml" xmlns:wps="http://schemas.microsoft.com/office/word/2010/wordprocessingShape" mc:Ignorable="w14 w15 wp14">
+<w:footnotes xmlns:wpc="http://schemas.microsoft.com/office/word/2010/wordprocessingCanvas" xmlns:cx="http://schemas.microsoft.com/office/drawing/2014/chartex" xmlns:cx1="http://schemas.microsoft.com/office/drawing/2015/9/8/chartex" xmlns:cx2="http://schemas.microsoft.com/office/drawing/2015/10/21/chartex" xmlns:cx3="http://schemas.microsoft.com/office/drawing/2016/5/9/chartex" xmlns:cx4="http://schemas.microsoft.com/office/drawing/2016/5/10/chartex" xmlns:cx5="http://schemas.microsoft.com/office/drawing/2016/5/11/chartex" xmlns:cx6="http://schemas.microsoft.com/office/drawing/2016/5/12/chartex" xmlns:cx7="http://schemas.microsoft.com/office/drawing/2016/5/13/chartex" xmlns:cx8="http://schemas.microsoft.com/office/drawing/2016/5/14/chartex" xmlns:mc="http://schemas.openxmlformats.org/markup-compatibility/2006" xmlns:aink="http://schemas.microsoft.com/office/drawing/2016/ink" xmlns:am3d="http://schemas.microsoft.com/office/drawing/2017/model3d" xmlns:o="urn:schemas-microsoft-com:office:office" xmlns:oel="http://schemas.microsoft.com/office/2019/extlst" xmlns:r="http://schemas.openxmlformats.org/officeDocument/2006/relationships" xmlns:m="http://schemas.openxmlformats.org/officeDocument/2006/math" xmlns:v="urn:schemas-microsoft-com:vml" xmlns:wp14="http://schemas.microsoft.com/office/word/2010/wordprocessingDrawing" xmlns:wp="http://schemas.openxmlformats.org/drawingml/2006/wordprocessingDrawing" xmlns:w10="urn:schemas-microsoft-com:office:word" xmlns:w="http://schemas.openxmlformats.org/wordprocessingml/2006/main" xmlns:w14="http://schemas.microsoft.com/office/word/2010/wordml" xmlns:w15="http://schemas.microsoft.com/office/word/2012/wordml" xmlns:w16cex="http://schemas.microsoft.com/office/word/2018/wordml/cex" xmlns:w16cid="http://schemas.microsoft.com/office/word/2016/wordml/cid" xmlns:w16="http://schemas.microsoft.com/office/word/2018/wordml" xmlns:w16du="http://schemas.microsoft.com/office/word/2023/wordml/word16du" xmlns:w16sdtdh="http://schemas.microsoft.com/office/word/2020/wordml/sdtdatahash" xmlns:w16sdtfl="http://schemas.microsoft.com/office/word/2024/wordml/sdtformatlock" xmlns:w16se="http://schemas.microsoft.com/office/word/2015/wordml/symex" xmlns:wpg="http://schemas.microsoft.com/office/word/2010/wordprocessingGroup" xmlns:wpi="http://schemas.microsoft.com/office/word/2010/wordprocessingInk" xmlns:wne="http://schemas.microsoft.com/office/word/2006/wordml" xmlns:wps="http://schemas.microsoft.com/office/word/2010/wordprocessingShape" mc:Ignorable="w14 w15 w16se w16cid w16 w16cex w16sdtdh w16sdtfl w16du wp14">
   <w:footnote w:type="separator" w:id="-1">
     <w:p>
       <w:pPr>
@@ -6208,8 +11366,1067 @@
 </w:footnotes>
 </file>
 
+<file path=word/numbering.xml><?xml version="1.0" encoding="utf-8"?>
+<w:numbering xmlns:wpc="http://schemas.microsoft.com/office/word/2010/wordprocessingCanvas" xmlns:cx="http://schemas.microsoft.com/office/drawing/2014/chartex" xmlns:cx1="http://schemas.microsoft.com/office/drawing/2015/9/8/chartex" xmlns:cx2="http://schemas.microsoft.com/office/drawing/2015/10/21/chartex" xmlns:cx3="http://schemas.microsoft.com/office/drawing/2016/5/9/chartex" xmlns:cx4="http://schemas.microsoft.com/office/drawing/2016/5/10/chartex" xmlns:cx5="http://schemas.microsoft.com/office/drawing/2016/5/11/chartex" xmlns:cx6="http://schemas.microsoft.com/office/drawing/2016/5/12/chartex" xmlns:cx7="http://schemas.microsoft.com/office/drawing/2016/5/13/chartex" xmlns:cx8="http://schemas.microsoft.com/office/drawing/2016/5/14/chartex" xmlns:mc="http://schemas.openxmlformats.org/markup-compatibility/2006" xmlns:aink="http://schemas.microsoft.com/office/drawing/2016/ink" xmlns:am3d="http://schemas.microsoft.com/office/drawing/2017/model3d" xmlns:o="urn:schemas-microsoft-com:office:office" xmlns:oel="http://schemas.microsoft.com/office/2019/extlst" xmlns:r="http://schemas.openxmlformats.org/officeDocument/2006/relationships" xmlns:m="http://schemas.openxmlformats.org/officeDocument/2006/math" xmlns:v="urn:schemas-microsoft-com:vml" xmlns:wp14="http://schemas.microsoft.com/office/word/2010/wordprocessingDrawing" xmlns:wp="http://schemas.openxmlformats.org/drawingml/2006/wordprocessingDrawing" xmlns:w10="urn:schemas-microsoft-com:office:word" xmlns:w="http://schemas.openxmlformats.org/wordprocessingml/2006/main" xmlns:w14="http://schemas.microsoft.com/office/word/2010/wordml" xmlns:w15="http://schemas.microsoft.com/office/word/2012/wordml" xmlns:w16cex="http://schemas.microsoft.com/office/word/2018/wordml/cex" xmlns:w16cid="http://schemas.microsoft.com/office/word/2016/wordml/cid" xmlns:w16="http://schemas.microsoft.com/office/word/2018/wordml" xmlns:w16du="http://schemas.microsoft.com/office/word/2023/wordml/word16du" xmlns:w16sdtdh="http://schemas.microsoft.com/office/word/2020/wordml/sdtdatahash" xmlns:w16sdtfl="http://schemas.microsoft.com/office/word/2024/wordml/sdtformatlock" xmlns:w16se="http://schemas.microsoft.com/office/word/2015/wordml/symex" xmlns:wpg="http://schemas.microsoft.com/office/word/2010/wordprocessingGroup" xmlns:wpi="http://schemas.microsoft.com/office/word/2010/wordprocessingInk" xmlns:wne="http://schemas.microsoft.com/office/word/2006/wordml" xmlns:wps="http://schemas.microsoft.com/office/word/2010/wordprocessingShape" mc:Ignorable="w14 w15 w16se w16cid w16 w16cex w16sdtdh w16sdtfl w16du wp14">
+  <w:abstractNum w:abstractNumId="0" w15:restartNumberingAfterBreak="0">
+    <w:nsid w:val="03C71AE2"/>
+    <w:multiLevelType w:val="hybridMultilevel"/>
+    <w:tmpl w:val="03E23C0C"/>
+    <w:lvl w:ilvl="0" w:tplc="04090001">
+      <w:start w:val="1"/>
+      <w:numFmt w:val="bullet"/>
+      <w:lvlText w:val=""/>
+      <w:lvlJc w:val="left"/>
+      <w:pPr>
+        <w:ind w:left="720" w:hanging="360"/>
+      </w:pPr>
+      <w:rPr>
+        <w:rFonts w:ascii="Symbol" w:hAnsi="Symbol" w:hint="default"/>
+      </w:rPr>
+    </w:lvl>
+    <w:lvl w:ilvl="1" w:tplc="04090003" w:tentative="1">
+      <w:start w:val="1"/>
+      <w:numFmt w:val="bullet"/>
+      <w:lvlText w:val="o"/>
+      <w:lvlJc w:val="left"/>
+      <w:pPr>
+        <w:ind w:left="1440" w:hanging="360"/>
+      </w:pPr>
+      <w:rPr>
+        <w:rFonts w:ascii="Courier New" w:hAnsi="Courier New" w:cs="Courier New" w:hint="default"/>
+      </w:rPr>
+    </w:lvl>
+    <w:lvl w:ilvl="2" w:tplc="04090005" w:tentative="1">
+      <w:start w:val="1"/>
+      <w:numFmt w:val="bullet"/>
+      <w:lvlText w:val=""/>
+      <w:lvlJc w:val="left"/>
+      <w:pPr>
+        <w:ind w:left="2160" w:hanging="360"/>
+      </w:pPr>
+      <w:rPr>
+        <w:rFonts w:ascii="Wingdings" w:hAnsi="Wingdings" w:hint="default"/>
+      </w:rPr>
+    </w:lvl>
+    <w:lvl w:ilvl="3" w:tplc="04090001" w:tentative="1">
+      <w:start w:val="1"/>
+      <w:numFmt w:val="bullet"/>
+      <w:lvlText w:val=""/>
+      <w:lvlJc w:val="left"/>
+      <w:pPr>
+        <w:ind w:left="2880" w:hanging="360"/>
+      </w:pPr>
+      <w:rPr>
+        <w:rFonts w:ascii="Symbol" w:hAnsi="Symbol" w:hint="default"/>
+      </w:rPr>
+    </w:lvl>
+    <w:lvl w:ilvl="4" w:tplc="04090003" w:tentative="1">
+      <w:start w:val="1"/>
+      <w:numFmt w:val="bullet"/>
+      <w:lvlText w:val="o"/>
+      <w:lvlJc w:val="left"/>
+      <w:pPr>
+        <w:ind w:left="3600" w:hanging="360"/>
+      </w:pPr>
+      <w:rPr>
+        <w:rFonts w:ascii="Courier New" w:hAnsi="Courier New" w:cs="Courier New" w:hint="default"/>
+      </w:rPr>
+    </w:lvl>
+    <w:lvl w:ilvl="5" w:tplc="04090005" w:tentative="1">
+      <w:start w:val="1"/>
+      <w:numFmt w:val="bullet"/>
+      <w:lvlText w:val=""/>
+      <w:lvlJc w:val="left"/>
+      <w:pPr>
+        <w:ind w:left="4320" w:hanging="360"/>
+      </w:pPr>
+      <w:rPr>
+        <w:rFonts w:ascii="Wingdings" w:hAnsi="Wingdings" w:hint="default"/>
+      </w:rPr>
+    </w:lvl>
+    <w:lvl w:ilvl="6" w:tplc="04090001" w:tentative="1">
+      <w:start w:val="1"/>
+      <w:numFmt w:val="bullet"/>
+      <w:lvlText w:val=""/>
+      <w:lvlJc w:val="left"/>
+      <w:pPr>
+        <w:ind w:left="5040" w:hanging="360"/>
+      </w:pPr>
+      <w:rPr>
+        <w:rFonts w:ascii="Symbol" w:hAnsi="Symbol" w:hint="default"/>
+      </w:rPr>
+    </w:lvl>
+    <w:lvl w:ilvl="7" w:tplc="04090003" w:tentative="1">
+      <w:start w:val="1"/>
+      <w:numFmt w:val="bullet"/>
+      <w:lvlText w:val="o"/>
+      <w:lvlJc w:val="left"/>
+      <w:pPr>
+        <w:ind w:left="5760" w:hanging="360"/>
+      </w:pPr>
+      <w:rPr>
+        <w:rFonts w:ascii="Courier New" w:hAnsi="Courier New" w:cs="Courier New" w:hint="default"/>
+      </w:rPr>
+    </w:lvl>
+    <w:lvl w:ilvl="8" w:tplc="04090005" w:tentative="1">
+      <w:start w:val="1"/>
+      <w:numFmt w:val="bullet"/>
+      <w:lvlText w:val=""/>
+      <w:lvlJc w:val="left"/>
+      <w:pPr>
+        <w:ind w:left="6480" w:hanging="360"/>
+      </w:pPr>
+      <w:rPr>
+        <w:rFonts w:ascii="Wingdings" w:hAnsi="Wingdings" w:hint="default"/>
+      </w:rPr>
+    </w:lvl>
+  </w:abstractNum>
+  <w:abstractNum w:abstractNumId="1" w15:restartNumberingAfterBreak="0">
+    <w:nsid w:val="044E4601"/>
+    <w:multiLevelType w:val="hybridMultilevel"/>
+    <w:tmpl w:val="CE785596"/>
+    <w:lvl w:ilvl="0" w:tplc="04090001">
+      <w:start w:val="1"/>
+      <w:numFmt w:val="bullet"/>
+      <w:lvlText w:val=""/>
+      <w:lvlJc w:val="left"/>
+      <w:pPr>
+        <w:ind w:left="720" w:hanging="360"/>
+      </w:pPr>
+      <w:rPr>
+        <w:rFonts w:ascii="Symbol" w:hAnsi="Symbol" w:hint="default"/>
+      </w:rPr>
+    </w:lvl>
+    <w:lvl w:ilvl="1" w:tplc="04090003" w:tentative="1">
+      <w:start w:val="1"/>
+      <w:numFmt w:val="bullet"/>
+      <w:lvlText w:val="o"/>
+      <w:lvlJc w:val="left"/>
+      <w:pPr>
+        <w:ind w:left="1440" w:hanging="360"/>
+      </w:pPr>
+      <w:rPr>
+        <w:rFonts w:ascii="Courier New" w:hAnsi="Courier New" w:cs="Courier New" w:hint="default"/>
+      </w:rPr>
+    </w:lvl>
+    <w:lvl w:ilvl="2" w:tplc="04090005" w:tentative="1">
+      <w:start w:val="1"/>
+      <w:numFmt w:val="bullet"/>
+      <w:lvlText w:val=""/>
+      <w:lvlJc w:val="left"/>
+      <w:pPr>
+        <w:ind w:left="2160" w:hanging="360"/>
+      </w:pPr>
+      <w:rPr>
+        <w:rFonts w:ascii="Wingdings" w:hAnsi="Wingdings" w:hint="default"/>
+      </w:rPr>
+    </w:lvl>
+    <w:lvl w:ilvl="3" w:tplc="04090001" w:tentative="1">
+      <w:start w:val="1"/>
+      <w:numFmt w:val="bullet"/>
+      <w:lvlText w:val=""/>
+      <w:lvlJc w:val="left"/>
+      <w:pPr>
+        <w:ind w:left="2880" w:hanging="360"/>
+      </w:pPr>
+      <w:rPr>
+        <w:rFonts w:ascii="Symbol" w:hAnsi="Symbol" w:hint="default"/>
+      </w:rPr>
+    </w:lvl>
+    <w:lvl w:ilvl="4" w:tplc="04090003" w:tentative="1">
+      <w:start w:val="1"/>
+      <w:numFmt w:val="bullet"/>
+      <w:lvlText w:val="o"/>
+      <w:lvlJc w:val="left"/>
+      <w:pPr>
+        <w:ind w:left="3600" w:hanging="360"/>
+      </w:pPr>
+      <w:rPr>
+        <w:rFonts w:ascii="Courier New" w:hAnsi="Courier New" w:cs="Courier New" w:hint="default"/>
+      </w:rPr>
+    </w:lvl>
+    <w:lvl w:ilvl="5" w:tplc="04090005" w:tentative="1">
+      <w:start w:val="1"/>
+      <w:numFmt w:val="bullet"/>
+      <w:lvlText w:val=""/>
+      <w:lvlJc w:val="left"/>
+      <w:pPr>
+        <w:ind w:left="4320" w:hanging="360"/>
+      </w:pPr>
+      <w:rPr>
+        <w:rFonts w:ascii="Wingdings" w:hAnsi="Wingdings" w:hint="default"/>
+      </w:rPr>
+    </w:lvl>
+    <w:lvl w:ilvl="6" w:tplc="04090001" w:tentative="1">
+      <w:start w:val="1"/>
+      <w:numFmt w:val="bullet"/>
+      <w:lvlText w:val=""/>
+      <w:lvlJc w:val="left"/>
+      <w:pPr>
+        <w:ind w:left="5040" w:hanging="360"/>
+      </w:pPr>
+      <w:rPr>
+        <w:rFonts w:ascii="Symbol" w:hAnsi="Symbol" w:hint="default"/>
+      </w:rPr>
+    </w:lvl>
+    <w:lvl w:ilvl="7" w:tplc="04090003" w:tentative="1">
+      <w:start w:val="1"/>
+      <w:numFmt w:val="bullet"/>
+      <w:lvlText w:val="o"/>
+      <w:lvlJc w:val="left"/>
+      <w:pPr>
+        <w:ind w:left="5760" w:hanging="360"/>
+      </w:pPr>
+      <w:rPr>
+        <w:rFonts w:ascii="Courier New" w:hAnsi="Courier New" w:cs="Courier New" w:hint="default"/>
+      </w:rPr>
+    </w:lvl>
+    <w:lvl w:ilvl="8" w:tplc="04090005" w:tentative="1">
+      <w:start w:val="1"/>
+      <w:numFmt w:val="bullet"/>
+      <w:lvlText w:val=""/>
+      <w:lvlJc w:val="left"/>
+      <w:pPr>
+        <w:ind w:left="6480" w:hanging="360"/>
+      </w:pPr>
+      <w:rPr>
+        <w:rFonts w:ascii="Wingdings" w:hAnsi="Wingdings" w:hint="default"/>
+      </w:rPr>
+    </w:lvl>
+  </w:abstractNum>
+  <w:abstractNum w:abstractNumId="2" w15:restartNumberingAfterBreak="0">
+    <w:nsid w:val="19115B9D"/>
+    <w:multiLevelType w:val="hybridMultilevel"/>
+    <w:tmpl w:val="C5E4519C"/>
+    <w:lvl w:ilvl="0" w:tplc="04090001">
+      <w:start w:val="1"/>
+      <w:numFmt w:val="bullet"/>
+      <w:lvlText w:val=""/>
+      <w:lvlJc w:val="left"/>
+      <w:pPr>
+        <w:ind w:left="720" w:hanging="360"/>
+      </w:pPr>
+      <w:rPr>
+        <w:rFonts w:ascii="Symbol" w:hAnsi="Symbol" w:hint="default"/>
+      </w:rPr>
+    </w:lvl>
+    <w:lvl w:ilvl="1" w:tplc="04090003" w:tentative="1">
+      <w:start w:val="1"/>
+      <w:numFmt w:val="bullet"/>
+      <w:lvlText w:val="o"/>
+      <w:lvlJc w:val="left"/>
+      <w:pPr>
+        <w:ind w:left="1440" w:hanging="360"/>
+      </w:pPr>
+      <w:rPr>
+        <w:rFonts w:ascii="Courier New" w:hAnsi="Courier New" w:cs="Courier New" w:hint="default"/>
+      </w:rPr>
+    </w:lvl>
+    <w:lvl w:ilvl="2" w:tplc="04090005" w:tentative="1">
+      <w:start w:val="1"/>
+      <w:numFmt w:val="bullet"/>
+      <w:lvlText w:val=""/>
+      <w:lvlJc w:val="left"/>
+      <w:pPr>
+        <w:ind w:left="2160" w:hanging="360"/>
+      </w:pPr>
+      <w:rPr>
+        <w:rFonts w:ascii="Wingdings" w:hAnsi="Wingdings" w:hint="default"/>
+      </w:rPr>
+    </w:lvl>
+    <w:lvl w:ilvl="3" w:tplc="04090001" w:tentative="1">
+      <w:start w:val="1"/>
+      <w:numFmt w:val="bullet"/>
+      <w:lvlText w:val=""/>
+      <w:lvlJc w:val="left"/>
+      <w:pPr>
+        <w:ind w:left="2880" w:hanging="360"/>
+      </w:pPr>
+      <w:rPr>
+        <w:rFonts w:ascii="Symbol" w:hAnsi="Symbol" w:hint="default"/>
+      </w:rPr>
+    </w:lvl>
+    <w:lvl w:ilvl="4" w:tplc="04090003" w:tentative="1">
+      <w:start w:val="1"/>
+      <w:numFmt w:val="bullet"/>
+      <w:lvlText w:val="o"/>
+      <w:lvlJc w:val="left"/>
+      <w:pPr>
+        <w:ind w:left="3600" w:hanging="360"/>
+      </w:pPr>
+      <w:rPr>
+        <w:rFonts w:ascii="Courier New" w:hAnsi="Courier New" w:cs="Courier New" w:hint="default"/>
+      </w:rPr>
+    </w:lvl>
+    <w:lvl w:ilvl="5" w:tplc="04090005" w:tentative="1">
+      <w:start w:val="1"/>
+      <w:numFmt w:val="bullet"/>
+      <w:lvlText w:val=""/>
+      <w:lvlJc w:val="left"/>
+      <w:pPr>
+        <w:ind w:left="4320" w:hanging="360"/>
+      </w:pPr>
+      <w:rPr>
+        <w:rFonts w:ascii="Wingdings" w:hAnsi="Wingdings" w:hint="default"/>
+      </w:rPr>
+    </w:lvl>
+    <w:lvl w:ilvl="6" w:tplc="04090001" w:tentative="1">
+      <w:start w:val="1"/>
+      <w:numFmt w:val="bullet"/>
+      <w:lvlText w:val=""/>
+      <w:lvlJc w:val="left"/>
+      <w:pPr>
+        <w:ind w:left="5040" w:hanging="360"/>
+      </w:pPr>
+      <w:rPr>
+        <w:rFonts w:ascii="Symbol" w:hAnsi="Symbol" w:hint="default"/>
+      </w:rPr>
+    </w:lvl>
+    <w:lvl w:ilvl="7" w:tplc="04090003" w:tentative="1">
+      <w:start w:val="1"/>
+      <w:numFmt w:val="bullet"/>
+      <w:lvlText w:val="o"/>
+      <w:lvlJc w:val="left"/>
+      <w:pPr>
+        <w:ind w:left="5760" w:hanging="360"/>
+      </w:pPr>
+      <w:rPr>
+        <w:rFonts w:ascii="Courier New" w:hAnsi="Courier New" w:cs="Courier New" w:hint="default"/>
+      </w:rPr>
+    </w:lvl>
+    <w:lvl w:ilvl="8" w:tplc="04090005" w:tentative="1">
+      <w:start w:val="1"/>
+      <w:numFmt w:val="bullet"/>
+      <w:lvlText w:val=""/>
+      <w:lvlJc w:val="left"/>
+      <w:pPr>
+        <w:ind w:left="6480" w:hanging="360"/>
+      </w:pPr>
+      <w:rPr>
+        <w:rFonts w:ascii="Wingdings" w:hAnsi="Wingdings" w:hint="default"/>
+      </w:rPr>
+    </w:lvl>
+  </w:abstractNum>
+  <w:abstractNum w:abstractNumId="3" w15:restartNumberingAfterBreak="0">
+    <w:nsid w:val="1EC22FCA"/>
+    <w:multiLevelType w:val="multilevel"/>
+    <w:tmpl w:val="394ECFC6"/>
+    <w:lvl w:ilvl="0">
+      <w:start w:val="1"/>
+      <w:numFmt w:val="bullet"/>
+      <w:lvlText w:val=""/>
+      <w:lvlJc w:val="left"/>
+      <w:pPr>
+        <w:tabs>
+          <w:tab w:val="num" w:pos="720"/>
+        </w:tabs>
+        <w:ind w:left="720" w:hanging="360"/>
+      </w:pPr>
+      <w:rPr>
+        <w:rFonts w:ascii="Symbol" w:hAnsi="Symbol" w:hint="default"/>
+        <w:sz w:val="20"/>
+      </w:rPr>
+    </w:lvl>
+    <w:lvl w:ilvl="1" w:tentative="1">
+      <w:start w:val="1"/>
+      <w:numFmt w:val="bullet"/>
+      <w:lvlText w:val="o"/>
+      <w:lvlJc w:val="left"/>
+      <w:pPr>
+        <w:tabs>
+          <w:tab w:val="num" w:pos="1440"/>
+        </w:tabs>
+        <w:ind w:left="1440" w:hanging="360"/>
+      </w:pPr>
+      <w:rPr>
+        <w:rFonts w:ascii="Courier New" w:hAnsi="Courier New" w:hint="default"/>
+        <w:sz w:val="20"/>
+      </w:rPr>
+    </w:lvl>
+    <w:lvl w:ilvl="2" w:tentative="1">
+      <w:start w:val="1"/>
+      <w:numFmt w:val="bullet"/>
+      <w:lvlText w:val=""/>
+      <w:lvlJc w:val="left"/>
+      <w:pPr>
+        <w:tabs>
+          <w:tab w:val="num" w:pos="2160"/>
+        </w:tabs>
+        <w:ind w:left="2160" w:hanging="360"/>
+      </w:pPr>
+      <w:rPr>
+        <w:rFonts w:ascii="Wingdings" w:hAnsi="Wingdings" w:hint="default"/>
+        <w:sz w:val="20"/>
+      </w:rPr>
+    </w:lvl>
+    <w:lvl w:ilvl="3" w:tentative="1">
+      <w:start w:val="1"/>
+      <w:numFmt w:val="bullet"/>
+      <w:lvlText w:val=""/>
+      <w:lvlJc w:val="left"/>
+      <w:pPr>
+        <w:tabs>
+          <w:tab w:val="num" w:pos="2880"/>
+        </w:tabs>
+        <w:ind w:left="2880" w:hanging="360"/>
+      </w:pPr>
+      <w:rPr>
+        <w:rFonts w:ascii="Wingdings" w:hAnsi="Wingdings" w:hint="default"/>
+        <w:sz w:val="20"/>
+      </w:rPr>
+    </w:lvl>
+    <w:lvl w:ilvl="4" w:tentative="1">
+      <w:start w:val="1"/>
+      <w:numFmt w:val="bullet"/>
+      <w:lvlText w:val=""/>
+      <w:lvlJc w:val="left"/>
+      <w:pPr>
+        <w:tabs>
+          <w:tab w:val="num" w:pos="3600"/>
+        </w:tabs>
+        <w:ind w:left="3600" w:hanging="360"/>
+      </w:pPr>
+      <w:rPr>
+        <w:rFonts w:ascii="Wingdings" w:hAnsi="Wingdings" w:hint="default"/>
+        <w:sz w:val="20"/>
+      </w:rPr>
+    </w:lvl>
+    <w:lvl w:ilvl="5" w:tentative="1">
+      <w:start w:val="1"/>
+      <w:numFmt w:val="bullet"/>
+      <w:lvlText w:val=""/>
+      <w:lvlJc w:val="left"/>
+      <w:pPr>
+        <w:tabs>
+          <w:tab w:val="num" w:pos="4320"/>
+        </w:tabs>
+        <w:ind w:left="4320" w:hanging="360"/>
+      </w:pPr>
+      <w:rPr>
+        <w:rFonts w:ascii="Wingdings" w:hAnsi="Wingdings" w:hint="default"/>
+        <w:sz w:val="20"/>
+      </w:rPr>
+    </w:lvl>
+    <w:lvl w:ilvl="6" w:tentative="1">
+      <w:start w:val="1"/>
+      <w:numFmt w:val="bullet"/>
+      <w:lvlText w:val=""/>
+      <w:lvlJc w:val="left"/>
+      <w:pPr>
+        <w:tabs>
+          <w:tab w:val="num" w:pos="5040"/>
+        </w:tabs>
+        <w:ind w:left="5040" w:hanging="360"/>
+      </w:pPr>
+      <w:rPr>
+        <w:rFonts w:ascii="Wingdings" w:hAnsi="Wingdings" w:hint="default"/>
+        <w:sz w:val="20"/>
+      </w:rPr>
+    </w:lvl>
+    <w:lvl w:ilvl="7" w:tentative="1">
+      <w:start w:val="1"/>
+      <w:numFmt w:val="bullet"/>
+      <w:lvlText w:val=""/>
+      <w:lvlJc w:val="left"/>
+      <w:pPr>
+        <w:tabs>
+          <w:tab w:val="num" w:pos="5760"/>
+        </w:tabs>
+        <w:ind w:left="5760" w:hanging="360"/>
+      </w:pPr>
+      <w:rPr>
+        <w:rFonts w:ascii="Wingdings" w:hAnsi="Wingdings" w:hint="default"/>
+        <w:sz w:val="20"/>
+      </w:rPr>
+    </w:lvl>
+    <w:lvl w:ilvl="8" w:tentative="1">
+      <w:start w:val="1"/>
+      <w:numFmt w:val="bullet"/>
+      <w:lvlText w:val=""/>
+      <w:lvlJc w:val="left"/>
+      <w:pPr>
+        <w:tabs>
+          <w:tab w:val="num" w:pos="6480"/>
+        </w:tabs>
+        <w:ind w:left="6480" w:hanging="360"/>
+      </w:pPr>
+      <w:rPr>
+        <w:rFonts w:ascii="Wingdings" w:hAnsi="Wingdings" w:hint="default"/>
+        <w:sz w:val="20"/>
+      </w:rPr>
+    </w:lvl>
+  </w:abstractNum>
+  <w:abstractNum w:abstractNumId="4" w15:restartNumberingAfterBreak="0">
+    <w:nsid w:val="30C001CE"/>
+    <w:multiLevelType w:val="hybridMultilevel"/>
+    <w:tmpl w:val="F35CDB0E"/>
+    <w:lvl w:ilvl="0" w:tplc="04090001">
+      <w:start w:val="1"/>
+      <w:numFmt w:val="bullet"/>
+      <w:lvlText w:val=""/>
+      <w:lvlJc w:val="left"/>
+      <w:pPr>
+        <w:ind w:left="720" w:hanging="360"/>
+      </w:pPr>
+      <w:rPr>
+        <w:rFonts w:ascii="Symbol" w:hAnsi="Symbol" w:hint="default"/>
+      </w:rPr>
+    </w:lvl>
+    <w:lvl w:ilvl="1" w:tplc="04090003" w:tentative="1">
+      <w:start w:val="1"/>
+      <w:numFmt w:val="bullet"/>
+      <w:lvlText w:val="o"/>
+      <w:lvlJc w:val="left"/>
+      <w:pPr>
+        <w:ind w:left="1440" w:hanging="360"/>
+      </w:pPr>
+      <w:rPr>
+        <w:rFonts w:ascii="Courier New" w:hAnsi="Courier New" w:cs="Courier New" w:hint="default"/>
+      </w:rPr>
+    </w:lvl>
+    <w:lvl w:ilvl="2" w:tplc="04090005" w:tentative="1">
+      <w:start w:val="1"/>
+      <w:numFmt w:val="bullet"/>
+      <w:lvlText w:val=""/>
+      <w:lvlJc w:val="left"/>
+      <w:pPr>
+        <w:ind w:left="2160" w:hanging="360"/>
+      </w:pPr>
+      <w:rPr>
+        <w:rFonts w:ascii="Wingdings" w:hAnsi="Wingdings" w:hint="default"/>
+      </w:rPr>
+    </w:lvl>
+    <w:lvl w:ilvl="3" w:tplc="04090001" w:tentative="1">
+      <w:start w:val="1"/>
+      <w:numFmt w:val="bullet"/>
+      <w:lvlText w:val=""/>
+      <w:lvlJc w:val="left"/>
+      <w:pPr>
+        <w:ind w:left="2880" w:hanging="360"/>
+      </w:pPr>
+      <w:rPr>
+        <w:rFonts w:ascii="Symbol" w:hAnsi="Symbol" w:hint="default"/>
+      </w:rPr>
+    </w:lvl>
+    <w:lvl w:ilvl="4" w:tplc="04090003" w:tentative="1">
+      <w:start w:val="1"/>
+      <w:numFmt w:val="bullet"/>
+      <w:lvlText w:val="o"/>
+      <w:lvlJc w:val="left"/>
+      <w:pPr>
+        <w:ind w:left="3600" w:hanging="360"/>
+      </w:pPr>
+      <w:rPr>
+        <w:rFonts w:ascii="Courier New" w:hAnsi="Courier New" w:cs="Courier New" w:hint="default"/>
+      </w:rPr>
+    </w:lvl>
+    <w:lvl w:ilvl="5" w:tplc="04090005" w:tentative="1">
+      <w:start w:val="1"/>
+      <w:numFmt w:val="bullet"/>
+      <w:lvlText w:val=""/>
+      <w:lvlJc w:val="left"/>
+      <w:pPr>
+        <w:ind w:left="4320" w:hanging="360"/>
+      </w:pPr>
+      <w:rPr>
+        <w:rFonts w:ascii="Wingdings" w:hAnsi="Wingdings" w:hint="default"/>
+      </w:rPr>
+    </w:lvl>
+    <w:lvl w:ilvl="6" w:tplc="04090001" w:tentative="1">
+      <w:start w:val="1"/>
+      <w:numFmt w:val="bullet"/>
+      <w:lvlText w:val=""/>
+      <w:lvlJc w:val="left"/>
+      <w:pPr>
+        <w:ind w:left="5040" w:hanging="360"/>
+      </w:pPr>
+      <w:rPr>
+        <w:rFonts w:ascii="Symbol" w:hAnsi="Symbol" w:hint="default"/>
+      </w:rPr>
+    </w:lvl>
+    <w:lvl w:ilvl="7" w:tplc="04090003" w:tentative="1">
+      <w:start w:val="1"/>
+      <w:numFmt w:val="bullet"/>
+      <w:lvlText w:val="o"/>
+      <w:lvlJc w:val="left"/>
+      <w:pPr>
+        <w:ind w:left="5760" w:hanging="360"/>
+      </w:pPr>
+      <w:rPr>
+        <w:rFonts w:ascii="Courier New" w:hAnsi="Courier New" w:cs="Courier New" w:hint="default"/>
+      </w:rPr>
+    </w:lvl>
+    <w:lvl w:ilvl="8" w:tplc="04090005" w:tentative="1">
+      <w:start w:val="1"/>
+      <w:numFmt w:val="bullet"/>
+      <w:lvlText w:val=""/>
+      <w:lvlJc w:val="left"/>
+      <w:pPr>
+        <w:ind w:left="6480" w:hanging="360"/>
+      </w:pPr>
+      <w:rPr>
+        <w:rFonts w:ascii="Wingdings" w:hAnsi="Wingdings" w:hint="default"/>
+      </w:rPr>
+    </w:lvl>
+  </w:abstractNum>
+  <w:abstractNum w:abstractNumId="5" w15:restartNumberingAfterBreak="0">
+    <w:nsid w:val="3DE95370"/>
+    <w:multiLevelType w:val="hybridMultilevel"/>
+    <w:tmpl w:val="8C7C0508"/>
+    <w:lvl w:ilvl="0" w:tplc="04090001">
+      <w:start w:val="1"/>
+      <w:numFmt w:val="bullet"/>
+      <w:lvlText w:val=""/>
+      <w:lvlJc w:val="left"/>
+      <w:pPr>
+        <w:ind w:left="720" w:hanging="360"/>
+      </w:pPr>
+      <w:rPr>
+        <w:rFonts w:ascii="Symbol" w:hAnsi="Symbol" w:hint="default"/>
+      </w:rPr>
+    </w:lvl>
+    <w:lvl w:ilvl="1" w:tplc="04090003" w:tentative="1">
+      <w:start w:val="1"/>
+      <w:numFmt w:val="bullet"/>
+      <w:lvlText w:val="o"/>
+      <w:lvlJc w:val="left"/>
+      <w:pPr>
+        <w:ind w:left="1440" w:hanging="360"/>
+      </w:pPr>
+      <w:rPr>
+        <w:rFonts w:ascii="Courier New" w:hAnsi="Courier New" w:cs="Courier New" w:hint="default"/>
+      </w:rPr>
+    </w:lvl>
+    <w:lvl w:ilvl="2" w:tplc="04090005" w:tentative="1">
+      <w:start w:val="1"/>
+      <w:numFmt w:val="bullet"/>
+      <w:lvlText w:val=""/>
+      <w:lvlJc w:val="left"/>
+      <w:pPr>
+        <w:ind w:left="2160" w:hanging="360"/>
+      </w:pPr>
+      <w:rPr>
+        <w:rFonts w:ascii="Wingdings" w:hAnsi="Wingdings" w:hint="default"/>
+      </w:rPr>
+    </w:lvl>
+    <w:lvl w:ilvl="3" w:tplc="04090001" w:tentative="1">
+      <w:start w:val="1"/>
+      <w:numFmt w:val="bullet"/>
+      <w:lvlText w:val=""/>
+      <w:lvlJc w:val="left"/>
+      <w:pPr>
+        <w:ind w:left="2880" w:hanging="360"/>
+      </w:pPr>
+      <w:rPr>
+        <w:rFonts w:ascii="Symbol" w:hAnsi="Symbol" w:hint="default"/>
+      </w:rPr>
+    </w:lvl>
+    <w:lvl w:ilvl="4" w:tplc="04090003" w:tentative="1">
+      <w:start w:val="1"/>
+      <w:numFmt w:val="bullet"/>
+      <w:lvlText w:val="o"/>
+      <w:lvlJc w:val="left"/>
+      <w:pPr>
+        <w:ind w:left="3600" w:hanging="360"/>
+      </w:pPr>
+      <w:rPr>
+        <w:rFonts w:ascii="Courier New" w:hAnsi="Courier New" w:cs="Courier New" w:hint="default"/>
+      </w:rPr>
+    </w:lvl>
+    <w:lvl w:ilvl="5" w:tplc="04090005" w:tentative="1">
+      <w:start w:val="1"/>
+      <w:numFmt w:val="bullet"/>
+      <w:lvlText w:val=""/>
+      <w:lvlJc w:val="left"/>
+      <w:pPr>
+        <w:ind w:left="4320" w:hanging="360"/>
+      </w:pPr>
+      <w:rPr>
+        <w:rFonts w:ascii="Wingdings" w:hAnsi="Wingdings" w:hint="default"/>
+      </w:rPr>
+    </w:lvl>
+    <w:lvl w:ilvl="6" w:tplc="04090001" w:tentative="1">
+      <w:start w:val="1"/>
+      <w:numFmt w:val="bullet"/>
+      <w:lvlText w:val=""/>
+      <w:lvlJc w:val="left"/>
+      <w:pPr>
+        <w:ind w:left="5040" w:hanging="360"/>
+      </w:pPr>
+      <w:rPr>
+        <w:rFonts w:ascii="Symbol" w:hAnsi="Symbol" w:hint="default"/>
+      </w:rPr>
+    </w:lvl>
+    <w:lvl w:ilvl="7" w:tplc="04090003" w:tentative="1">
+      <w:start w:val="1"/>
+      <w:numFmt w:val="bullet"/>
+      <w:lvlText w:val="o"/>
+      <w:lvlJc w:val="left"/>
+      <w:pPr>
+        <w:ind w:left="5760" w:hanging="360"/>
+      </w:pPr>
+      <w:rPr>
+        <w:rFonts w:ascii="Courier New" w:hAnsi="Courier New" w:cs="Courier New" w:hint="default"/>
+      </w:rPr>
+    </w:lvl>
+    <w:lvl w:ilvl="8" w:tplc="04090005" w:tentative="1">
+      <w:start w:val="1"/>
+      <w:numFmt w:val="bullet"/>
+      <w:lvlText w:val=""/>
+      <w:lvlJc w:val="left"/>
+      <w:pPr>
+        <w:ind w:left="6480" w:hanging="360"/>
+      </w:pPr>
+      <w:rPr>
+        <w:rFonts w:ascii="Wingdings" w:hAnsi="Wingdings" w:hint="default"/>
+      </w:rPr>
+    </w:lvl>
+  </w:abstractNum>
+  <w:abstractNum w:abstractNumId="6" w15:restartNumberingAfterBreak="0">
+    <w:nsid w:val="3EF45F6A"/>
+    <w:multiLevelType w:val="hybridMultilevel"/>
+    <w:tmpl w:val="56080156"/>
+    <w:lvl w:ilvl="0" w:tplc="04090001">
+      <w:start w:val="1"/>
+      <w:numFmt w:val="bullet"/>
+      <w:lvlText w:val=""/>
+      <w:lvlJc w:val="left"/>
+      <w:pPr>
+        <w:ind w:left="720" w:hanging="360"/>
+      </w:pPr>
+      <w:rPr>
+        <w:rFonts w:ascii="Symbol" w:hAnsi="Symbol" w:hint="default"/>
+      </w:rPr>
+    </w:lvl>
+    <w:lvl w:ilvl="1" w:tplc="04090003" w:tentative="1">
+      <w:start w:val="1"/>
+      <w:numFmt w:val="bullet"/>
+      <w:lvlText w:val="o"/>
+      <w:lvlJc w:val="left"/>
+      <w:pPr>
+        <w:ind w:left="1440" w:hanging="360"/>
+      </w:pPr>
+      <w:rPr>
+        <w:rFonts w:ascii="Courier New" w:hAnsi="Courier New" w:cs="Courier New" w:hint="default"/>
+      </w:rPr>
+    </w:lvl>
+    <w:lvl w:ilvl="2" w:tplc="04090005" w:tentative="1">
+      <w:start w:val="1"/>
+      <w:numFmt w:val="bullet"/>
+      <w:lvlText w:val=""/>
+      <w:lvlJc w:val="left"/>
+      <w:pPr>
+        <w:ind w:left="2160" w:hanging="360"/>
+      </w:pPr>
+      <w:rPr>
+        <w:rFonts w:ascii="Wingdings" w:hAnsi="Wingdings" w:hint="default"/>
+      </w:rPr>
+    </w:lvl>
+    <w:lvl w:ilvl="3" w:tplc="04090001" w:tentative="1">
+      <w:start w:val="1"/>
+      <w:numFmt w:val="bullet"/>
+      <w:lvlText w:val=""/>
+      <w:lvlJc w:val="left"/>
+      <w:pPr>
+        <w:ind w:left="2880" w:hanging="360"/>
+      </w:pPr>
+      <w:rPr>
+        <w:rFonts w:ascii="Symbol" w:hAnsi="Symbol" w:hint="default"/>
+      </w:rPr>
+    </w:lvl>
+    <w:lvl w:ilvl="4" w:tplc="04090003" w:tentative="1">
+      <w:start w:val="1"/>
+      <w:numFmt w:val="bullet"/>
+      <w:lvlText w:val="o"/>
+      <w:lvlJc w:val="left"/>
+      <w:pPr>
+        <w:ind w:left="3600" w:hanging="360"/>
+      </w:pPr>
+      <w:rPr>
+        <w:rFonts w:ascii="Courier New" w:hAnsi="Courier New" w:cs="Courier New" w:hint="default"/>
+      </w:rPr>
+    </w:lvl>
+    <w:lvl w:ilvl="5" w:tplc="04090005" w:tentative="1">
+      <w:start w:val="1"/>
+      <w:numFmt w:val="bullet"/>
+      <w:lvlText w:val=""/>
+      <w:lvlJc w:val="left"/>
+      <w:pPr>
+        <w:ind w:left="4320" w:hanging="360"/>
+      </w:pPr>
+      <w:rPr>
+        <w:rFonts w:ascii="Wingdings" w:hAnsi="Wingdings" w:hint="default"/>
+      </w:rPr>
+    </w:lvl>
+    <w:lvl w:ilvl="6" w:tplc="04090001" w:tentative="1">
+      <w:start w:val="1"/>
+      <w:numFmt w:val="bullet"/>
+      <w:lvlText w:val=""/>
+      <w:lvlJc w:val="left"/>
+      <w:pPr>
+        <w:ind w:left="5040" w:hanging="360"/>
+      </w:pPr>
+      <w:rPr>
+        <w:rFonts w:ascii="Symbol" w:hAnsi="Symbol" w:hint="default"/>
+      </w:rPr>
+    </w:lvl>
+    <w:lvl w:ilvl="7" w:tplc="04090003" w:tentative="1">
+      <w:start w:val="1"/>
+      <w:numFmt w:val="bullet"/>
+      <w:lvlText w:val="o"/>
+      <w:lvlJc w:val="left"/>
+      <w:pPr>
+        <w:ind w:left="5760" w:hanging="360"/>
+      </w:pPr>
+      <w:rPr>
+        <w:rFonts w:ascii="Courier New" w:hAnsi="Courier New" w:cs="Courier New" w:hint="default"/>
+      </w:rPr>
+    </w:lvl>
+    <w:lvl w:ilvl="8" w:tplc="04090005" w:tentative="1">
+      <w:start w:val="1"/>
+      <w:numFmt w:val="bullet"/>
+      <w:lvlText w:val=""/>
+      <w:lvlJc w:val="left"/>
+      <w:pPr>
+        <w:ind w:left="6480" w:hanging="360"/>
+      </w:pPr>
+      <w:rPr>
+        <w:rFonts w:ascii="Wingdings" w:hAnsi="Wingdings" w:hint="default"/>
+      </w:rPr>
+    </w:lvl>
+  </w:abstractNum>
+  <w:abstractNum w:abstractNumId="7" w15:restartNumberingAfterBreak="0">
+    <w:nsid w:val="479726B8"/>
+    <w:multiLevelType w:val="hybridMultilevel"/>
+    <w:tmpl w:val="59E2B7DA"/>
+    <w:lvl w:ilvl="0" w:tplc="04090001">
+      <w:start w:val="1"/>
+      <w:numFmt w:val="bullet"/>
+      <w:lvlText w:val=""/>
+      <w:lvlJc w:val="left"/>
+      <w:pPr>
+        <w:ind w:left="720" w:hanging="360"/>
+      </w:pPr>
+      <w:rPr>
+        <w:rFonts w:ascii="Symbol" w:hAnsi="Symbol" w:hint="default"/>
+      </w:rPr>
+    </w:lvl>
+    <w:lvl w:ilvl="1" w:tplc="04090003" w:tentative="1">
+      <w:start w:val="1"/>
+      <w:numFmt w:val="bullet"/>
+      <w:lvlText w:val="o"/>
+      <w:lvlJc w:val="left"/>
+      <w:pPr>
+        <w:ind w:left="1440" w:hanging="360"/>
+      </w:pPr>
+      <w:rPr>
+        <w:rFonts w:ascii="Courier New" w:hAnsi="Courier New" w:cs="Courier New" w:hint="default"/>
+      </w:rPr>
+    </w:lvl>
+    <w:lvl w:ilvl="2" w:tplc="04090005" w:tentative="1">
+      <w:start w:val="1"/>
+      <w:numFmt w:val="bullet"/>
+      <w:lvlText w:val=""/>
+      <w:lvlJc w:val="left"/>
+      <w:pPr>
+        <w:ind w:left="2160" w:hanging="360"/>
+      </w:pPr>
+      <w:rPr>
+        <w:rFonts w:ascii="Wingdings" w:hAnsi="Wingdings" w:hint="default"/>
+      </w:rPr>
+    </w:lvl>
+    <w:lvl w:ilvl="3" w:tplc="04090001" w:tentative="1">
+      <w:start w:val="1"/>
+      <w:numFmt w:val="bullet"/>
+      <w:lvlText w:val=""/>
+      <w:lvlJc w:val="left"/>
+      <w:pPr>
+        <w:ind w:left="2880" w:hanging="360"/>
+      </w:pPr>
+      <w:rPr>
+        <w:rFonts w:ascii="Symbol" w:hAnsi="Symbol" w:hint="default"/>
+      </w:rPr>
+    </w:lvl>
+    <w:lvl w:ilvl="4" w:tplc="04090003" w:tentative="1">
+      <w:start w:val="1"/>
+      <w:numFmt w:val="bullet"/>
+      <w:lvlText w:val="o"/>
+      <w:lvlJc w:val="left"/>
+      <w:pPr>
+        <w:ind w:left="3600" w:hanging="360"/>
+      </w:pPr>
+      <w:rPr>
+        <w:rFonts w:ascii="Courier New" w:hAnsi="Courier New" w:cs="Courier New" w:hint="default"/>
+      </w:rPr>
+    </w:lvl>
+    <w:lvl w:ilvl="5" w:tplc="04090005" w:tentative="1">
+      <w:start w:val="1"/>
+      <w:numFmt w:val="bullet"/>
+      <w:lvlText w:val=""/>
+      <w:lvlJc w:val="left"/>
+      <w:pPr>
+        <w:ind w:left="4320" w:hanging="360"/>
+      </w:pPr>
+      <w:rPr>
+        <w:rFonts w:ascii="Wingdings" w:hAnsi="Wingdings" w:hint="default"/>
+      </w:rPr>
+    </w:lvl>
+    <w:lvl w:ilvl="6" w:tplc="04090001" w:tentative="1">
+      <w:start w:val="1"/>
+      <w:numFmt w:val="bullet"/>
+      <w:lvlText w:val=""/>
+      <w:lvlJc w:val="left"/>
+      <w:pPr>
+        <w:ind w:left="5040" w:hanging="360"/>
+      </w:pPr>
+      <w:rPr>
+        <w:rFonts w:ascii="Symbol" w:hAnsi="Symbol" w:hint="default"/>
+      </w:rPr>
+    </w:lvl>
+    <w:lvl w:ilvl="7" w:tplc="04090003" w:tentative="1">
+      <w:start w:val="1"/>
+      <w:numFmt w:val="bullet"/>
+      <w:lvlText w:val="o"/>
+      <w:lvlJc w:val="left"/>
+      <w:pPr>
+        <w:ind w:left="5760" w:hanging="360"/>
+      </w:pPr>
+      <w:rPr>
+        <w:rFonts w:ascii="Courier New" w:hAnsi="Courier New" w:cs="Courier New" w:hint="default"/>
+      </w:rPr>
+    </w:lvl>
+    <w:lvl w:ilvl="8" w:tplc="04090005" w:tentative="1">
+      <w:start w:val="1"/>
+      <w:numFmt w:val="bullet"/>
+      <w:lvlText w:val=""/>
+      <w:lvlJc w:val="left"/>
+      <w:pPr>
+        <w:ind w:left="6480" w:hanging="360"/>
+      </w:pPr>
+      <w:rPr>
+        <w:rFonts w:ascii="Wingdings" w:hAnsi="Wingdings" w:hint="default"/>
+      </w:rPr>
+    </w:lvl>
+  </w:abstractNum>
+  <w:abstractNum w:abstractNumId="8" w15:restartNumberingAfterBreak="0">
+    <w:nsid w:val="597244C1"/>
+    <w:multiLevelType w:val="hybridMultilevel"/>
+    <w:tmpl w:val="AE1E6A18"/>
+    <w:lvl w:ilvl="0" w:tplc="7122A9A2">
+      <w:start w:val="1"/>
+      <w:numFmt w:val="bullet"/>
+      <w:lvlText w:val="•"/>
+      <w:lvlJc w:val="left"/>
+      <w:pPr>
+        <w:ind w:left="720" w:hanging="360"/>
+      </w:pPr>
+    </w:lvl>
+    <w:lvl w:ilvl="1" w:tplc="260AA408">
+      <w:numFmt w:val="decimal"/>
+      <w:lvlText w:val=""/>
+      <w:lvlJc w:val="left"/>
+      <w:pPr>
+        <w:ind w:left="0" w:firstLine="0"/>
+      </w:pPr>
+    </w:lvl>
+    <w:lvl w:ilvl="2" w:tplc="6394B44C">
+      <w:numFmt w:val="decimal"/>
+      <w:lvlText w:val=""/>
+      <w:lvlJc w:val="left"/>
+      <w:pPr>
+        <w:ind w:left="0" w:firstLine="0"/>
+      </w:pPr>
+    </w:lvl>
+    <w:lvl w:ilvl="3" w:tplc="5E428118">
+      <w:numFmt w:val="decimal"/>
+      <w:lvlText w:val=""/>
+      <w:lvlJc w:val="left"/>
+      <w:pPr>
+        <w:ind w:left="0" w:firstLine="0"/>
+      </w:pPr>
+    </w:lvl>
+    <w:lvl w:ilvl="4" w:tplc="0F905170">
+      <w:numFmt w:val="decimal"/>
+      <w:lvlText w:val=""/>
+      <w:lvlJc w:val="left"/>
+      <w:pPr>
+        <w:ind w:left="0" w:firstLine="0"/>
+      </w:pPr>
+    </w:lvl>
+    <w:lvl w:ilvl="5" w:tplc="C27CA9C2">
+      <w:numFmt w:val="decimal"/>
+      <w:lvlText w:val=""/>
+      <w:lvlJc w:val="left"/>
+      <w:pPr>
+        <w:ind w:left="0" w:firstLine="0"/>
+      </w:pPr>
+    </w:lvl>
+    <w:lvl w:ilvl="6" w:tplc="1F14B708">
+      <w:numFmt w:val="decimal"/>
+      <w:lvlText w:val=""/>
+      <w:lvlJc w:val="left"/>
+      <w:pPr>
+        <w:ind w:left="0" w:firstLine="0"/>
+      </w:pPr>
+    </w:lvl>
+    <w:lvl w:ilvl="7" w:tplc="3F8A24DA">
+      <w:numFmt w:val="decimal"/>
+      <w:lvlText w:val=""/>
+      <w:lvlJc w:val="left"/>
+      <w:pPr>
+        <w:ind w:left="0" w:firstLine="0"/>
+      </w:pPr>
+    </w:lvl>
+    <w:lvl w:ilvl="8" w:tplc="2E828218">
+      <w:numFmt w:val="decimal"/>
+      <w:lvlText w:val=""/>
+      <w:lvlJc w:val="left"/>
+      <w:pPr>
+        <w:ind w:left="0" w:firstLine="0"/>
+      </w:pPr>
+    </w:lvl>
+  </w:abstractNum>
+  <w:num w:numId="1" w16cid:durableId="1970283652">
+    <w:abstractNumId w:val="0"/>
+  </w:num>
+  <w:num w:numId="2" w16cid:durableId="925263616">
+    <w:abstractNumId w:val="6"/>
+  </w:num>
+  <w:num w:numId="3" w16cid:durableId="728501588">
+    <w:abstractNumId w:val="3"/>
+  </w:num>
+  <w:num w:numId="4" w16cid:durableId="28994020">
+    <w:abstractNumId w:val="8"/>
+    <w:lvlOverride w:ilvl="0"/>
+    <w:lvlOverride w:ilvl="1"/>
+    <w:lvlOverride w:ilvl="2"/>
+    <w:lvlOverride w:ilvl="3"/>
+    <w:lvlOverride w:ilvl="4"/>
+    <w:lvlOverride w:ilvl="5"/>
+    <w:lvlOverride w:ilvl="6"/>
+    <w:lvlOverride w:ilvl="7"/>
+    <w:lvlOverride w:ilvl="8"/>
+  </w:num>
+  <w:num w:numId="5" w16cid:durableId="80102738">
+    <w:abstractNumId w:val="2"/>
+  </w:num>
+  <w:num w:numId="6" w16cid:durableId="532420749">
+    <w:abstractNumId w:val="1"/>
+  </w:num>
+  <w:num w:numId="7" w16cid:durableId="1207178429">
+    <w:abstractNumId w:val="5"/>
+  </w:num>
+  <w:num w:numId="8" w16cid:durableId="1459646652">
+    <w:abstractNumId w:val="4"/>
+  </w:num>
+  <w:num w:numId="9" w16cid:durableId="998389121">
+    <w:abstractNumId w:val="7"/>
+  </w:num>
+</w:numbering>
+</file>
+
 <file path=word/styles.xml><?xml version="1.0" encoding="utf-8"?>
-<w:styles xmlns:mc="http://schemas.openxmlformats.org/markup-compatibility/2006" xmlns:r="http://schemas.openxmlformats.org/officeDocument/2006/relationships" xmlns:w="http://schemas.openxmlformats.org/wordprocessingml/2006/main" xmlns:w14="http://schemas.microsoft.com/office/word/2010/wordml" xmlns:w15="http://schemas.microsoft.com/office/word/2012/wordml" mc:Ignorable="w14 w15">
+<w:styles xmlns:mc="http://schemas.openxmlformats.org/markup-compatibility/2006" xmlns:r="http://schemas.openxmlformats.org/officeDocument/2006/relationships" xmlns:w="http://schemas.openxmlformats.org/wordprocessingml/2006/main" xmlns:w14="http://schemas.microsoft.com/office/word/2010/wordml" xmlns:w15="http://schemas.microsoft.com/office/word/2012/wordml" xmlns:w16cex="http://schemas.microsoft.com/office/word/2018/wordml/cex" xmlns:w16cid="http://schemas.microsoft.com/office/word/2016/wordml/cid" xmlns:w16="http://schemas.microsoft.com/office/word/2018/wordml" xmlns:w16du="http://schemas.microsoft.com/office/word/2023/wordml/word16du" xmlns:w16sdtdh="http://schemas.microsoft.com/office/word/2020/wordml/sdtdatahash" xmlns:w16sdtfl="http://schemas.microsoft.com/office/word/2024/wordml/sdtformatlock" xmlns:w16se="http://schemas.microsoft.com/office/word/2015/wordml/symex" mc:Ignorable="w14 w15 w16se w16cid w16 w16cex w16sdtdh w16sdtfl w16du">
   <w:docDefaults>
     <w:rPrDefault>
       <w:rPr>
@@ -6225,7 +12442,7 @@
       </w:pPr>
     </w:pPrDefault>
   </w:docDefaults>
-  <w:latentStyles w:defLockedState="0" w:defUIPriority="99" w:defSemiHidden="0" w:defUnhideWhenUsed="0" w:defQFormat="0" w:count="371">
+  <w:latentStyles w:defLockedState="0" w:defUIPriority="99" w:defSemiHidden="0" w:defUnhideWhenUsed="0" w:defQFormat="0" w:count="376">
     <w:lsdException w:name="Normal" w:uiPriority="0" w:qFormat="1"/>
     <w:lsdException w:name="heading 1" w:uiPriority="0" w:qFormat="1"/>
     <w:lsdException w:name="heading 2" w:semiHidden="1" w:uiPriority="0" w:unhideWhenUsed="1" w:qFormat="1"/>
@@ -6597,6 +12814,11 @@
     <w:lsdException w:name="List Table 5 Dark Accent 6" w:uiPriority="50"/>
     <w:lsdException w:name="List Table 6 Colorful Accent 6" w:uiPriority="51"/>
     <w:lsdException w:name="List Table 7 Colorful Accent 6" w:uiPriority="52"/>
+    <w:lsdException w:name="Mention" w:semiHidden="1" w:unhideWhenUsed="1"/>
+    <w:lsdException w:name="Smart Hyperlink" w:semiHidden="1" w:unhideWhenUsed="1"/>
+    <w:lsdException w:name="Hashtag" w:semiHidden="1" w:unhideWhenUsed="1"/>
+    <w:lsdException w:name="Unresolved Mention" w:semiHidden="1" w:unhideWhenUsed="1"/>
+    <w:lsdException w:name="Smart Link" w:semiHidden="1" w:unhideWhenUsed="1"/>
   </w:latentStyles>
   <w:style w:type="paragraph" w:default="1" w:styleId="Normal">
     <w:name w:val="Normal"/>
@@ -6645,10 +12867,32 @@
       <w:szCs w:val="20"/>
     </w:rPr>
   </w:style>
+  <w:style w:type="paragraph" w:styleId="Heading3">
+    <w:name w:val="heading 3"/>
+    <w:basedOn w:val="Normal"/>
+    <w:next w:val="Normal"/>
+    <w:link w:val="Heading3Char"/>
+    <w:uiPriority w:val="9"/>
+    <w:semiHidden/>
+    <w:unhideWhenUsed/>
+    <w:qFormat/>
+    <w:rsid w:val="00BE4415"/>
+    <w:pPr>
+      <w:keepNext/>
+      <w:keepLines/>
+      <w:spacing w:before="40" w:after="0"/>
+      <w:outlineLvl w:val="2"/>
+    </w:pPr>
+    <w:rPr>
+      <w:rFonts w:asciiTheme="majorHAnsi" w:eastAsiaTheme="majorEastAsia" w:hAnsiTheme="majorHAnsi" w:cstheme="majorBidi"/>
+      <w:color w:val="1F4D78" w:themeColor="accent1" w:themeShade="7F"/>
+      <w:sz w:val="24"/>
+      <w:szCs w:val="24"/>
+    </w:rPr>
+  </w:style>
   <w:style w:type="character" w:default="1" w:styleId="DefaultParagraphFont">
     <w:name w:val="Default Paragraph Font"/>
     <w:uiPriority w:val="1"/>
-    <w:semiHidden/>
     <w:unhideWhenUsed/>
   </w:style>
   <w:style w:type="table" w:default="1" w:styleId="TableNormal">
@@ -6841,7 +13085,6 @@
     <w:tblPr>
       <w:tblStyleRowBandSize w:val="1"/>
       <w:tblStyleColBandSize w:val="1"/>
-      <w:tblInd w:w="0" w:type="dxa"/>
       <w:tblBorders>
         <w:top w:val="single" w:sz="4" w:space="0" w:color="C9C9C9" w:themeColor="accent3" w:themeTint="99"/>
         <w:left w:val="single" w:sz="4" w:space="0" w:color="C9C9C9" w:themeColor="accent3" w:themeTint="99"/>
@@ -6850,12 +13093,6 @@
         <w:insideH w:val="single" w:sz="4" w:space="0" w:color="C9C9C9" w:themeColor="accent3" w:themeTint="99"/>
         <w:insideV w:val="single" w:sz="4" w:space="0" w:color="C9C9C9" w:themeColor="accent3" w:themeTint="99"/>
       </w:tblBorders>
-      <w:tblCellMar>
-        <w:top w:w="0" w:type="dxa"/>
-        <w:left w:w="108" w:type="dxa"/>
-        <w:bottom w:w="0" w:type="dxa"/>
-        <w:right w:w="108" w:type="dxa"/>
-      </w:tblCellMar>
     </w:tblPr>
     <w:tblStylePr w:type="firstRow">
       <w:rPr>
@@ -7021,6 +13258,54 @@
     <w:basedOn w:val="DefaultParagraphFont"/>
     <w:semiHidden/>
     <w:rsid w:val="00A87B7F"/>
+  </w:style>
+  <w:style w:type="table" w:styleId="TableGrid">
+    <w:name w:val="Table Grid"/>
+    <w:basedOn w:val="TableNormal"/>
+    <w:uiPriority w:val="39"/>
+    <w:rsid w:val="00BE4415"/>
+    <w:pPr>
+      <w:spacing w:after="0" w:line="240" w:lineRule="auto"/>
+    </w:pPr>
+    <w:tblPr>
+      <w:tblBorders>
+        <w:top w:val="single" w:sz="4" w:space="0" w:color="auto"/>
+        <w:left w:val="single" w:sz="4" w:space="0" w:color="auto"/>
+        <w:bottom w:val="single" w:sz="4" w:space="0" w:color="auto"/>
+        <w:right w:val="single" w:sz="4" w:space="0" w:color="auto"/>
+        <w:insideH w:val="single" w:sz="4" w:space="0" w:color="auto"/>
+        <w:insideV w:val="single" w:sz="4" w:space="0" w:color="auto"/>
+      </w:tblBorders>
+    </w:tblPr>
+  </w:style>
+  <w:style w:type="character" w:customStyle="1" w:styleId="Heading3Char">
+    <w:name w:val="Heading 3 Char"/>
+    <w:basedOn w:val="DefaultParagraphFont"/>
+    <w:link w:val="Heading3"/>
+    <w:uiPriority w:val="9"/>
+    <w:semiHidden/>
+    <w:rsid w:val="00BE4415"/>
+    <w:rPr>
+      <w:rFonts w:asciiTheme="majorHAnsi" w:eastAsiaTheme="majorEastAsia" w:hAnsiTheme="majorHAnsi" w:cstheme="majorBidi"/>
+      <w:color w:val="1F4D78" w:themeColor="accent1" w:themeShade="7F"/>
+      <w:sz w:val="24"/>
+      <w:szCs w:val="24"/>
+    </w:rPr>
+  </w:style>
+  <w:style w:type="paragraph" w:styleId="NormalWeb">
+    <w:name w:val="Normal (Web)"/>
+    <w:basedOn w:val="Normal"/>
+    <w:uiPriority w:val="99"/>
+    <w:unhideWhenUsed/>
+    <w:rsid w:val="00EB3511"/>
+    <w:pPr>
+      <w:spacing w:before="100" w:beforeAutospacing="1" w:after="100" w:afterAutospacing="1" w:line="240" w:lineRule="auto"/>
+    </w:pPr>
+    <w:rPr>
+      <w:rFonts w:ascii="Times New Roman" w:eastAsia="Times New Roman" w:hAnsi="Times New Roman" w:cs="Times New Roman"/>
+      <w:sz w:val="24"/>
+      <w:szCs w:val="24"/>
+    </w:rPr>
   </w:style>
 </w:styles>
 </file>

--- a/usman-21/#21 SDD Usman Ahmad ShoeCommerce.docx
+++ b/usman-21/#21 SDD Usman Ahmad ShoeCommerce.docx
@@ -4035,7 +4035,25 @@
           <w:b w:val="0"/>
           <w:szCs w:val="24"/>
         </w:rPr>
-        <w:t>ShoeCommerce enables users to browse, search, and purchase shoes through a web application accessible on multiple devices, including desktops, tablets, and mobile phones. Customers can view product details, add items to their cart or wishlist, complete purchases via integrated payment gateways, and track orders. Administrators have tools to manage the product catalog, monitor inventory, process orders, and generate operational reports.</w:t>
+        <w:t xml:space="preserve">ShoeCommerce enables users to browse, search, and purchase shoes through a web application accessible on multiple devices, including desktops, tablets, and mobile phones. Customers can view product details, add items to their cart or </w:t>
+      </w:r>
+      <w:proofErr w:type="spellStart"/>
+      <w:r>
+        <w:rPr>
+          <w:rFonts w:ascii="Times New Roman" w:hAnsi="Times New Roman"/>
+          <w:b w:val="0"/>
+          <w:szCs w:val="24"/>
+        </w:rPr>
+        <w:t>wishlist</w:t>
+      </w:r>
+      <w:proofErr w:type="spellEnd"/>
+      <w:r>
+        <w:rPr>
+          <w:rFonts w:ascii="Times New Roman" w:hAnsi="Times New Roman"/>
+          <w:b w:val="0"/>
+          <w:szCs w:val="24"/>
+        </w:rPr>
+        <w:t>, complete purchases via integrated payment gateways, and track orders. Administrators have tools to manage the product catalog, monitor inventory, process orders, and generate operational reports.</w:t>
       </w:r>
     </w:p>
     <w:p>
@@ -4738,7 +4756,21 @@
         <w:rPr>
           <w:szCs w:val="24"/>
         </w:rPr>
-        <w:t xml:space="preserve"> Frontend (React/Next.js), Backend (Node.js/Express or SpringBoot), Database (MySQL/PostgreSQL).</w:t>
+        <w:t xml:space="preserve"> Frontend (React/Next.js), Backend (Node.js/Express or </w:t>
+      </w:r>
+      <w:proofErr w:type="spellStart"/>
+      <w:r>
+        <w:rPr>
+          <w:szCs w:val="24"/>
+        </w:rPr>
+        <w:t>SpringBoot</w:t>
+      </w:r>
+      <w:proofErr w:type="spellEnd"/>
+      <w:r>
+        <w:rPr>
+          <w:szCs w:val="24"/>
+        </w:rPr>
+        <w:t>), Database (MySQL/PostgreSQL).</w:t>
       </w:r>
     </w:p>
     <w:p>
@@ -6607,6 +6639,7 @@
                 <w:szCs w:val="24"/>
               </w:rPr>
             </w:pPr>
+            <w:proofErr w:type="spellStart"/>
             <w:r>
               <w:rPr>
                 <w:rFonts w:asciiTheme="majorBidi" w:eastAsia="Times New Roman" w:hAnsiTheme="majorBidi" w:cstheme="majorBidi"/>
@@ -6625,6 +6658,7 @@
               </w:rPr>
               <w:t>crypt</w:t>
             </w:r>
+            <w:proofErr w:type="spellEnd"/>
           </w:p>
         </w:tc>
         <w:tc>
@@ -8635,7 +8669,15 @@
         <w:t>Storage Layer:</w:t>
       </w:r>
       <w:r>
-        <w:t xml:space="preserve"> The storage layer consists of a MongoDB document database. It stores user data, product listings, shopping carts, wishlists, orders, payments, coupons, and categories.</w:t>
+        <w:t xml:space="preserve"> The storage layer consists of a MongoDB document database. It stores user data, product listings, shopping carts, </w:t>
+      </w:r>
+      <w:proofErr w:type="spellStart"/>
+      <w:r>
+        <w:t>wishlists</w:t>
+      </w:r>
+      <w:proofErr w:type="spellEnd"/>
+      <w:r>
+        <w:t>, orders, payments, coupons, and categories.</w:t>
       </w:r>
     </w:p>
     <w:p>
@@ -8975,7 +9017,25 @@
           <w:sz w:val="24"/>
           <w:szCs w:val="20"/>
         </w:rPr>
-        <w:t>Shopping cart and wishlist views</w:t>
+        <w:t xml:space="preserve">Shopping cart and </w:t>
+      </w:r>
+      <w:proofErr w:type="spellStart"/>
+      <w:r>
+        <w:rPr>
+          <w:rFonts w:ascii="Times New Roman" w:eastAsia="Times New Roman" w:hAnsi="Times New Roman" w:cs="Times New Roman"/>
+          <w:sz w:val="24"/>
+          <w:szCs w:val="20"/>
+        </w:rPr>
+        <w:t>wishlist</w:t>
+      </w:r>
+      <w:proofErr w:type="spellEnd"/>
+      <w:r>
+        <w:rPr>
+          <w:rFonts w:ascii="Times New Roman" w:eastAsia="Times New Roman" w:hAnsi="Times New Roman" w:cs="Times New Roman"/>
+          <w:sz w:val="24"/>
+          <w:szCs w:val="20"/>
+        </w:rPr>
+        <w:t xml:space="preserve"> views</w:t>
       </w:r>
     </w:p>
     <w:p>
@@ -9162,7 +9222,25 @@
           <w:sz w:val="24"/>
           <w:szCs w:val="20"/>
         </w:rPr>
-        <w:t>Cart and wishlist management module</w:t>
+        <w:t xml:space="preserve">Cart and </w:t>
+      </w:r>
+      <w:proofErr w:type="spellStart"/>
+      <w:r>
+        <w:rPr>
+          <w:rFonts w:ascii="Times New Roman" w:eastAsia="Times New Roman" w:hAnsi="Times New Roman" w:cs="Times New Roman"/>
+          <w:sz w:val="24"/>
+          <w:szCs w:val="20"/>
+        </w:rPr>
+        <w:t>wishlist</w:t>
+      </w:r>
+      <w:proofErr w:type="spellEnd"/>
+      <w:r>
+        <w:rPr>
+          <w:rFonts w:ascii="Times New Roman" w:eastAsia="Times New Roman" w:hAnsi="Times New Roman" w:cs="Times New Roman"/>
+          <w:sz w:val="24"/>
+          <w:szCs w:val="20"/>
+        </w:rPr>
+        <w:t xml:space="preserve"> management module</w:t>
       </w:r>
     </w:p>
     <w:p>
@@ -9494,13 +9572,6 @@
     </w:p>
     <w:p>
       <w:pPr>
-        <w:rPr>
-          <w:szCs w:val="24"/>
-        </w:rPr>
-      </w:pPr>
-    </w:p>
-    <w:p>
-      <w:pPr>
         <w:pStyle w:val="Heading1"/>
       </w:pPr>
       <w:bookmarkStart w:id="26" w:name="_Toc438070019"/>
@@ -9578,7 +9649,25 @@
           <w:sz w:val="24"/>
           <w:szCs w:val="24"/>
         </w:rPr>
-        <w:t>The ShoeCommerce system manages data related to users, products, categories, shopping carts, wishlists, orders, payments, and coupons. The information domain identified during requirements analysis is transformed into a MongoDB document model to ensure data consistency, integrity, and efficient querying.</w:t>
+        <w:t xml:space="preserve">The ShoeCommerce system manages data related to users, products, categories, shopping carts, </w:t>
+      </w:r>
+      <w:proofErr w:type="spellStart"/>
+      <w:r>
+        <w:rPr>
+          <w:rFonts w:ascii="Times New Roman" w:eastAsia="Times New Roman" w:hAnsi="Times New Roman" w:cs="Times New Roman"/>
+          <w:sz w:val="24"/>
+          <w:szCs w:val="24"/>
+        </w:rPr>
+        <w:t>wishlists</w:t>
+      </w:r>
+      <w:proofErr w:type="spellEnd"/>
+      <w:r>
+        <w:rPr>
+          <w:rFonts w:ascii="Times New Roman" w:eastAsia="Times New Roman" w:hAnsi="Times New Roman" w:cs="Times New Roman"/>
+          <w:sz w:val="24"/>
+          <w:szCs w:val="24"/>
+        </w:rPr>
+        <w:t>, orders, payments, and coupons. The information domain identified during requirements analysis is transformed into a MongoDB document model to ensure data consistency, integrity, and efficient querying.</w:t>
       </w:r>
     </w:p>
     <w:p>
@@ -9615,7 +9704,25 @@
           <w:sz w:val="24"/>
           <w:szCs w:val="24"/>
         </w:rPr>
-        <w:t>The system uses MongoDB as the primary data store with Mongoose as the ODM layer. Data is organized into well-defined collections with schemas. Relationships between documents are managed through references (ObjectId fields) and embedded subdocuments where appropriate. Transactions are used for critical multi-document operations such as order placement.</w:t>
+        <w:t>The system uses MongoDB as the primary data store with Mongoose as the ODM layer. Data is organized into well-defined collections with schemas. Relationships between documents are managed through references (</w:t>
+      </w:r>
+      <w:proofErr w:type="spellStart"/>
+      <w:r>
+        <w:rPr>
+          <w:rFonts w:ascii="Times New Roman" w:eastAsia="Times New Roman" w:hAnsi="Times New Roman" w:cs="Times New Roman"/>
+          <w:sz w:val="24"/>
+          <w:szCs w:val="24"/>
+        </w:rPr>
+        <w:t>ObjectId</w:t>
+      </w:r>
+      <w:proofErr w:type="spellEnd"/>
+      <w:r>
+        <w:rPr>
+          <w:rFonts w:ascii="Times New Roman" w:eastAsia="Times New Roman" w:hAnsi="Times New Roman" w:cs="Times New Roman"/>
+          <w:sz w:val="24"/>
+          <w:szCs w:val="24"/>
+        </w:rPr>
+        <w:t xml:space="preserve"> fields) and embedded subdocuments where appropriate. Transactions are used for critical multi-document operations such as order placement.</w:t>
       </w:r>
     </w:p>
     <w:p>
@@ -9755,13 +9862,23 @@
           <w:szCs w:val="24"/>
         </w:rPr>
       </w:pPr>
+      <w:proofErr w:type="spellStart"/>
       <w:r>
         <w:rPr>
           <w:rFonts w:ascii="Times New Roman" w:eastAsia="Times New Roman" w:hAnsi="Times New Roman" w:cs="Times New Roman"/>
           <w:sz w:val="24"/>
           <w:szCs w:val="24"/>
         </w:rPr>
-        <w:t>CartItem: Embedded or referenced items within a cart.</w:t>
+        <w:t>CartItem</w:t>
+      </w:r>
+      <w:proofErr w:type="spellEnd"/>
+      <w:r>
+        <w:rPr>
+          <w:rFonts w:ascii="Times New Roman" w:eastAsia="Times New Roman" w:hAnsi="Times New Roman" w:cs="Times New Roman"/>
+          <w:sz w:val="24"/>
+          <w:szCs w:val="24"/>
+        </w:rPr>
+        <w:t>: Embedded or referenced items within a cart.</w:t>
       </w:r>
     </w:p>
     <w:p>
@@ -9818,13 +9935,23 @@
           <w:szCs w:val="24"/>
         </w:rPr>
       </w:pPr>
+      <w:proofErr w:type="spellStart"/>
       <w:r>
         <w:rPr>
           <w:rFonts w:ascii="Times New Roman" w:eastAsia="Times New Roman" w:hAnsi="Times New Roman" w:cs="Times New Roman"/>
           <w:sz w:val="24"/>
           <w:szCs w:val="24"/>
         </w:rPr>
-        <w:t>OrderItem: Individual product entries within an order.</w:t>
+        <w:t>OrderItem</w:t>
+      </w:r>
+      <w:proofErr w:type="spellEnd"/>
+      <w:r>
+        <w:rPr>
+          <w:rFonts w:ascii="Times New Roman" w:eastAsia="Times New Roman" w:hAnsi="Times New Roman" w:cs="Times New Roman"/>
+          <w:sz w:val="24"/>
+          <w:szCs w:val="24"/>
+        </w:rPr>
+        <w:t>: Individual product entries within an order.</w:t>
       </w:r>
     </w:p>
     <w:p>
@@ -9905,7 +10032,25 @@
           <w:sz w:val="24"/>
           <w:szCs w:val="24"/>
         </w:rPr>
-        <w:t>Referential integrity is enforced through Mongoose schema validation and ObjectId references.</w:t>
+        <w:t xml:space="preserve">Referential integrity is enforced through Mongoose schema validation and </w:t>
+      </w:r>
+      <w:proofErr w:type="spellStart"/>
+      <w:r>
+        <w:rPr>
+          <w:rFonts w:ascii="Times New Roman" w:eastAsia="Times New Roman" w:hAnsi="Times New Roman" w:cs="Times New Roman"/>
+          <w:sz w:val="24"/>
+          <w:szCs w:val="24"/>
+        </w:rPr>
+        <w:t>ObjectId</w:t>
+      </w:r>
+      <w:proofErr w:type="spellEnd"/>
+      <w:r>
+        <w:rPr>
+          <w:rFonts w:ascii="Times New Roman" w:eastAsia="Times New Roman" w:hAnsi="Times New Roman" w:cs="Times New Roman"/>
+          <w:sz w:val="24"/>
+          <w:szCs w:val="24"/>
+        </w:rPr>
+        <w:t xml:space="preserve"> references.</w:t>
       </w:r>
     </w:p>
     <w:p>
@@ -9926,7 +10071,25 @@
           <w:sz w:val="24"/>
           <w:szCs w:val="24"/>
         </w:rPr>
-        <w:t>Sensitive data (passwords) is stored using bcrypt hashing — never in plaintext.</w:t>
+        <w:t xml:space="preserve">Sensitive data (passwords) is stored using </w:t>
+      </w:r>
+      <w:proofErr w:type="spellStart"/>
+      <w:r>
+        <w:rPr>
+          <w:rFonts w:ascii="Times New Roman" w:eastAsia="Times New Roman" w:hAnsi="Times New Roman" w:cs="Times New Roman"/>
+          <w:sz w:val="24"/>
+          <w:szCs w:val="24"/>
+        </w:rPr>
+        <w:t>bcrypt</w:t>
+      </w:r>
+      <w:proofErr w:type="spellEnd"/>
+      <w:r>
+        <w:rPr>
+          <w:rFonts w:ascii="Times New Roman" w:eastAsia="Times New Roman" w:hAnsi="Times New Roman" w:cs="Times New Roman"/>
+          <w:sz w:val="24"/>
+          <w:szCs w:val="24"/>
+        </w:rPr>
+        <w:t xml:space="preserve"> hashing — never in plaintext.</w:t>
       </w:r>
     </w:p>
     <w:p>
@@ -10010,68 +10173,9295 @@
       <w:bookmarkEnd w:id="30"/>
       <w:bookmarkEnd w:id="31"/>
     </w:p>
-    <w:p>
-      <w:pPr>
-        <w:pStyle w:val="ListParagraph"/>
-        <w:rPr>
-          <w:szCs w:val="24"/>
-        </w:rPr>
-      </w:pPr>
-      <w:r>
-        <w:rPr>
-          <w:szCs w:val="24"/>
-        </w:rPr>
-        <w:t>Alphabetically list the system entities or major data along with their types and descriptions. If</w:t>
-      </w:r>
-      <w:r>
-        <w:rPr>
+    <w:p/>
+    <w:p>
+      <w:pPr>
+        <w:rPr>
+          <w:rFonts w:ascii="Arial" w:eastAsia="Times New Roman" w:hAnsi="Arial" w:cs="Times New Roman"/>
+          <w:b/>
+          <w:sz w:val="24"/>
+          <w:szCs w:val="20"/>
+        </w:rPr>
+      </w:pPr>
+      <w:r>
+        <w:rPr>
+          <w:rFonts w:ascii="Arial" w:eastAsia="Times New Roman" w:hAnsi="Arial" w:cs="Times New Roman"/>
+          <w:b/>
+          <w:sz w:val="24"/>
+          <w:szCs w:val="20"/>
+        </w:rPr>
+        <w:t>4.2.1 User</w:t>
+      </w:r>
+    </w:p>
+    <w:p>
+      <w:pPr>
+        <w:ind w:firstLine="720"/>
+        <w:rPr>
+          <w:rFonts w:ascii="Times New Roman" w:eastAsia="Times New Roman" w:hAnsi="Times New Roman" w:cs="Times New Roman"/>
+          <w:sz w:val="24"/>
+          <w:szCs w:val="24"/>
+        </w:rPr>
+      </w:pPr>
+      <w:r>
+        <w:rPr>
+          <w:rFonts w:ascii="Times New Roman" w:eastAsia="Times New Roman" w:hAnsi="Times New Roman" w:cs="Times New Roman"/>
+          <w:sz w:val="24"/>
+          <w:szCs w:val="24"/>
+        </w:rPr>
+        <w:t>The following data dictionary lists the major system entities, including their attributes and descriptions.</w:t>
+      </w:r>
+    </w:p>
+    <w:tbl>
+      <w:tblPr>
+        <w:tblW w:w="9360" w:type="dxa"/>
+        <w:tblBorders>
+          <w:top w:val="single" w:sz="4" w:space="0" w:color="auto"/>
+          <w:left w:val="single" w:sz="4" w:space="0" w:color="auto"/>
+          <w:bottom w:val="single" w:sz="4" w:space="0" w:color="auto"/>
+          <w:right w:val="single" w:sz="4" w:space="0" w:color="auto"/>
+          <w:insideH w:val="single" w:sz="4" w:space="0" w:color="auto"/>
+          <w:insideV w:val="single" w:sz="4" w:space="0" w:color="auto"/>
+        </w:tblBorders>
+        <w:tblCellMar>
+          <w:left w:w="10" w:type="dxa"/>
+          <w:right w:w="10" w:type="dxa"/>
+        </w:tblCellMar>
+        <w:tblLook w:val="04A0" w:firstRow="1" w:lastRow="0" w:firstColumn="1" w:lastColumn="0" w:noHBand="0" w:noVBand="1"/>
+      </w:tblPr>
+      <w:tblGrid>
+        <w:gridCol w:w="2627"/>
+        <w:gridCol w:w="1920"/>
+        <w:gridCol w:w="4813"/>
+      </w:tblGrid>
+      <w:tr>
+        <w:tc>
+          <w:tcPr>
+            <w:tcW w:w="2160" w:type="dxa"/>
+            <w:tcBorders>
+              <w:top w:val="single" w:sz="2" w:space="0" w:color="CCCCCC"/>
+              <w:left w:val="single" w:sz="2" w:space="0" w:color="CCCCCC"/>
+              <w:bottom w:val="single" w:sz="2" w:space="0" w:color="CCCCCC"/>
+              <w:right w:val="single" w:sz="2" w:space="0" w:color="CCCCCC"/>
+            </w:tcBorders>
+            <w:shd w:val="clear" w:color="auto" w:fill="FFFFFF" w:themeFill="background1"/>
+            <w:tcMar>
+              <w:top w:w="80" w:type="dxa"/>
+              <w:left w:w="120" w:type="dxa"/>
+              <w:bottom w:w="80" w:type="dxa"/>
+              <w:right w:w="120" w:type="dxa"/>
+            </w:tcMar>
+            <w:hideMark/>
+          </w:tcPr>
+          <w:p>
+            <w:pPr>
+              <w:ind w:firstLine="720"/>
+              <w:rPr>
+                <w:rFonts w:ascii="Times New Roman" w:eastAsia="Times New Roman" w:hAnsi="Times New Roman" w:cs="Times New Roman"/>
+                <w:sz w:val="24"/>
+                <w:szCs w:val="24"/>
+              </w:rPr>
+            </w:pPr>
+            <w:r>
+              <w:rPr>
+                <w:rFonts w:ascii="Times New Roman" w:eastAsia="Times New Roman" w:hAnsi="Times New Roman" w:cs="Times New Roman"/>
+                <w:b/>
+                <w:bCs/>
+                <w:sz w:val="24"/>
+                <w:szCs w:val="24"/>
+              </w:rPr>
+              <w:t>Attribute</w:t>
+            </w:r>
+          </w:p>
+        </w:tc>
+        <w:tc>
+          <w:tcPr>
+            <w:tcW w:w="1440" w:type="dxa"/>
+            <w:tcBorders>
+              <w:top w:val="single" w:sz="2" w:space="0" w:color="CCCCCC"/>
+              <w:left w:val="single" w:sz="2" w:space="0" w:color="CCCCCC"/>
+              <w:bottom w:val="single" w:sz="2" w:space="0" w:color="CCCCCC"/>
+              <w:right w:val="single" w:sz="2" w:space="0" w:color="CCCCCC"/>
+            </w:tcBorders>
+            <w:shd w:val="clear" w:color="auto" w:fill="FFFFFF" w:themeFill="background1"/>
+            <w:tcMar>
+              <w:top w:w="80" w:type="dxa"/>
+              <w:left w:w="120" w:type="dxa"/>
+              <w:bottom w:w="80" w:type="dxa"/>
+              <w:right w:w="120" w:type="dxa"/>
+            </w:tcMar>
+            <w:hideMark/>
+          </w:tcPr>
+          <w:p>
+            <w:pPr>
+              <w:ind w:firstLine="720"/>
+              <w:rPr>
+                <w:rFonts w:ascii="Times New Roman" w:eastAsia="Times New Roman" w:hAnsi="Times New Roman" w:cs="Times New Roman"/>
+                <w:sz w:val="24"/>
+                <w:szCs w:val="24"/>
+              </w:rPr>
+            </w:pPr>
+            <w:r>
+              <w:rPr>
+                <w:rFonts w:ascii="Times New Roman" w:eastAsia="Times New Roman" w:hAnsi="Times New Roman" w:cs="Times New Roman"/>
+                <w:b/>
+                <w:bCs/>
+                <w:sz w:val="24"/>
+                <w:szCs w:val="24"/>
+              </w:rPr>
+              <w:t>Type</w:t>
+            </w:r>
+          </w:p>
+        </w:tc>
+        <w:tc>
+          <w:tcPr>
+            <w:tcW w:w="5760" w:type="dxa"/>
+            <w:tcBorders>
+              <w:top w:val="single" w:sz="2" w:space="0" w:color="CCCCCC"/>
+              <w:left w:val="single" w:sz="2" w:space="0" w:color="CCCCCC"/>
+              <w:bottom w:val="single" w:sz="2" w:space="0" w:color="CCCCCC"/>
+              <w:right w:val="single" w:sz="2" w:space="0" w:color="CCCCCC"/>
+            </w:tcBorders>
+            <w:shd w:val="clear" w:color="auto" w:fill="FFFFFF" w:themeFill="background1"/>
+            <w:tcMar>
+              <w:top w:w="80" w:type="dxa"/>
+              <w:left w:w="120" w:type="dxa"/>
+              <w:bottom w:w="80" w:type="dxa"/>
+              <w:right w:w="120" w:type="dxa"/>
+            </w:tcMar>
+            <w:hideMark/>
+          </w:tcPr>
+          <w:p>
+            <w:pPr>
+              <w:ind w:firstLine="720"/>
+              <w:rPr>
+                <w:rFonts w:ascii="Times New Roman" w:eastAsia="Times New Roman" w:hAnsi="Times New Roman" w:cs="Times New Roman"/>
+                <w:sz w:val="24"/>
+                <w:szCs w:val="24"/>
+              </w:rPr>
+            </w:pPr>
+            <w:r>
+              <w:rPr>
+                <w:rFonts w:ascii="Times New Roman" w:eastAsia="Times New Roman" w:hAnsi="Times New Roman" w:cs="Times New Roman"/>
+                <w:b/>
+                <w:bCs/>
+                <w:sz w:val="24"/>
+                <w:szCs w:val="24"/>
+              </w:rPr>
+              <w:t>Description</w:t>
+            </w:r>
+          </w:p>
+        </w:tc>
+      </w:tr>
+      <w:tr>
+        <w:tc>
+          <w:tcPr>
+            <w:tcW w:w="2160" w:type="dxa"/>
+            <w:tcBorders>
+              <w:top w:val="single" w:sz="2" w:space="0" w:color="CCCCCC"/>
+              <w:left w:val="single" w:sz="2" w:space="0" w:color="CCCCCC"/>
+              <w:bottom w:val="single" w:sz="2" w:space="0" w:color="CCCCCC"/>
+              <w:right w:val="single" w:sz="2" w:space="0" w:color="CCCCCC"/>
+            </w:tcBorders>
+            <w:shd w:val="clear" w:color="auto" w:fill="FFFFFF" w:themeFill="background1"/>
+            <w:tcMar>
+              <w:top w:w="80" w:type="dxa"/>
+              <w:left w:w="120" w:type="dxa"/>
+              <w:bottom w:w="80" w:type="dxa"/>
+              <w:right w:w="120" w:type="dxa"/>
+            </w:tcMar>
+            <w:hideMark/>
+          </w:tcPr>
+          <w:p>
+            <w:pPr>
+              <w:ind w:firstLine="720"/>
+              <w:rPr>
+                <w:rFonts w:ascii="Times New Roman" w:eastAsia="Times New Roman" w:hAnsi="Times New Roman" w:cs="Times New Roman"/>
+                <w:sz w:val="24"/>
+                <w:szCs w:val="24"/>
+              </w:rPr>
+            </w:pPr>
+            <w:proofErr w:type="spellStart"/>
+            <w:r>
+              <w:rPr>
+                <w:rFonts w:ascii="Times New Roman" w:eastAsia="Times New Roman" w:hAnsi="Times New Roman" w:cs="Times New Roman"/>
+                <w:sz w:val="24"/>
+                <w:szCs w:val="24"/>
+              </w:rPr>
+              <w:lastRenderedPageBreak/>
+              <w:t>user_id</w:t>
+            </w:r>
+            <w:proofErr w:type="spellEnd"/>
+          </w:p>
+        </w:tc>
+        <w:tc>
+          <w:tcPr>
+            <w:tcW w:w="1440" w:type="dxa"/>
+            <w:tcBorders>
+              <w:top w:val="single" w:sz="2" w:space="0" w:color="CCCCCC"/>
+              <w:left w:val="single" w:sz="2" w:space="0" w:color="CCCCCC"/>
+              <w:bottom w:val="single" w:sz="2" w:space="0" w:color="CCCCCC"/>
+              <w:right w:val="single" w:sz="2" w:space="0" w:color="CCCCCC"/>
+            </w:tcBorders>
+            <w:shd w:val="clear" w:color="auto" w:fill="FFFFFF" w:themeFill="background1"/>
+            <w:tcMar>
+              <w:top w:w="80" w:type="dxa"/>
+              <w:left w:w="120" w:type="dxa"/>
+              <w:bottom w:w="80" w:type="dxa"/>
+              <w:right w:w="120" w:type="dxa"/>
+            </w:tcMar>
+            <w:hideMark/>
+          </w:tcPr>
+          <w:p>
+            <w:pPr>
+              <w:ind w:firstLine="720"/>
+              <w:rPr>
+                <w:rFonts w:ascii="Times New Roman" w:eastAsia="Times New Roman" w:hAnsi="Times New Roman" w:cs="Times New Roman"/>
+                <w:sz w:val="24"/>
+                <w:szCs w:val="24"/>
+              </w:rPr>
+            </w:pPr>
+            <w:proofErr w:type="spellStart"/>
+            <w:r>
+              <w:rPr>
+                <w:rFonts w:ascii="Times New Roman" w:eastAsia="Times New Roman" w:hAnsi="Times New Roman" w:cs="Times New Roman"/>
+                <w:sz w:val="24"/>
+                <w:szCs w:val="24"/>
+              </w:rPr>
+              <w:t>ObjectId</w:t>
+            </w:r>
+            <w:proofErr w:type="spellEnd"/>
+          </w:p>
+        </w:tc>
+        <w:tc>
+          <w:tcPr>
+            <w:tcW w:w="5760" w:type="dxa"/>
+            <w:tcBorders>
+              <w:top w:val="single" w:sz="2" w:space="0" w:color="CCCCCC"/>
+              <w:left w:val="single" w:sz="2" w:space="0" w:color="CCCCCC"/>
+              <w:bottom w:val="single" w:sz="2" w:space="0" w:color="CCCCCC"/>
+              <w:right w:val="single" w:sz="2" w:space="0" w:color="CCCCCC"/>
+            </w:tcBorders>
+            <w:shd w:val="clear" w:color="auto" w:fill="FFFFFF" w:themeFill="background1"/>
+            <w:tcMar>
+              <w:top w:w="80" w:type="dxa"/>
+              <w:left w:w="120" w:type="dxa"/>
+              <w:bottom w:w="80" w:type="dxa"/>
+              <w:right w:w="120" w:type="dxa"/>
+            </w:tcMar>
+            <w:hideMark/>
+          </w:tcPr>
+          <w:p>
+            <w:pPr>
+              <w:ind w:firstLine="720"/>
+              <w:rPr>
+                <w:rFonts w:ascii="Times New Roman" w:eastAsia="Times New Roman" w:hAnsi="Times New Roman" w:cs="Times New Roman"/>
+                <w:sz w:val="24"/>
+                <w:szCs w:val="24"/>
+              </w:rPr>
+            </w:pPr>
+            <w:r>
+              <w:rPr>
+                <w:rFonts w:ascii="Times New Roman" w:eastAsia="Times New Roman" w:hAnsi="Times New Roman" w:cs="Times New Roman"/>
+                <w:sz w:val="24"/>
+                <w:szCs w:val="24"/>
+              </w:rPr>
+              <w:t>Unique identifier for the user (MongoDB _id)</w:t>
+            </w:r>
+          </w:p>
+        </w:tc>
+      </w:tr>
+      <w:tr>
+        <w:tc>
+          <w:tcPr>
+            <w:tcW w:w="2160" w:type="dxa"/>
+            <w:tcBorders>
+              <w:top w:val="single" w:sz="2" w:space="0" w:color="CCCCCC"/>
+              <w:left w:val="single" w:sz="2" w:space="0" w:color="CCCCCC"/>
+              <w:bottom w:val="single" w:sz="2" w:space="0" w:color="CCCCCC"/>
+              <w:right w:val="single" w:sz="2" w:space="0" w:color="CCCCCC"/>
+            </w:tcBorders>
+            <w:shd w:val="clear" w:color="auto" w:fill="FFFFFF" w:themeFill="background1"/>
+            <w:tcMar>
+              <w:top w:w="80" w:type="dxa"/>
+              <w:left w:w="120" w:type="dxa"/>
+              <w:bottom w:w="80" w:type="dxa"/>
+              <w:right w:w="120" w:type="dxa"/>
+            </w:tcMar>
+            <w:hideMark/>
+          </w:tcPr>
+          <w:p>
+            <w:pPr>
+              <w:ind w:firstLine="720"/>
+              <w:rPr>
+                <w:rFonts w:ascii="Times New Roman" w:eastAsia="Times New Roman" w:hAnsi="Times New Roman" w:cs="Times New Roman"/>
+                <w:sz w:val="24"/>
+                <w:szCs w:val="24"/>
+              </w:rPr>
+            </w:pPr>
+            <w:r>
+              <w:rPr>
+                <w:rFonts w:ascii="Times New Roman" w:eastAsia="Times New Roman" w:hAnsi="Times New Roman" w:cs="Times New Roman"/>
+                <w:sz w:val="24"/>
+                <w:szCs w:val="24"/>
+              </w:rPr>
+              <w:t>name</w:t>
+            </w:r>
+          </w:p>
+        </w:tc>
+        <w:tc>
+          <w:tcPr>
+            <w:tcW w:w="1440" w:type="dxa"/>
+            <w:tcBorders>
+              <w:top w:val="single" w:sz="2" w:space="0" w:color="CCCCCC"/>
+              <w:left w:val="single" w:sz="2" w:space="0" w:color="CCCCCC"/>
+              <w:bottom w:val="single" w:sz="2" w:space="0" w:color="CCCCCC"/>
+              <w:right w:val="single" w:sz="2" w:space="0" w:color="CCCCCC"/>
+            </w:tcBorders>
+            <w:shd w:val="clear" w:color="auto" w:fill="FFFFFF" w:themeFill="background1"/>
+            <w:tcMar>
+              <w:top w:w="80" w:type="dxa"/>
+              <w:left w:w="120" w:type="dxa"/>
+              <w:bottom w:w="80" w:type="dxa"/>
+              <w:right w:w="120" w:type="dxa"/>
+            </w:tcMar>
+            <w:hideMark/>
+          </w:tcPr>
+          <w:p>
+            <w:pPr>
+              <w:ind w:firstLine="720"/>
+              <w:rPr>
+                <w:rFonts w:ascii="Times New Roman" w:eastAsia="Times New Roman" w:hAnsi="Times New Roman" w:cs="Times New Roman"/>
+                <w:sz w:val="24"/>
+                <w:szCs w:val="24"/>
+              </w:rPr>
+            </w:pPr>
+            <w:r>
+              <w:rPr>
+                <w:rFonts w:ascii="Times New Roman" w:eastAsia="Times New Roman" w:hAnsi="Times New Roman" w:cs="Times New Roman"/>
+                <w:sz w:val="24"/>
+                <w:szCs w:val="24"/>
+              </w:rPr>
+              <w:t>String</w:t>
+            </w:r>
+          </w:p>
+        </w:tc>
+        <w:tc>
+          <w:tcPr>
+            <w:tcW w:w="5760" w:type="dxa"/>
+            <w:tcBorders>
+              <w:top w:val="single" w:sz="2" w:space="0" w:color="CCCCCC"/>
+              <w:left w:val="single" w:sz="2" w:space="0" w:color="CCCCCC"/>
+              <w:bottom w:val="single" w:sz="2" w:space="0" w:color="CCCCCC"/>
+              <w:right w:val="single" w:sz="2" w:space="0" w:color="CCCCCC"/>
+            </w:tcBorders>
+            <w:shd w:val="clear" w:color="auto" w:fill="FFFFFF" w:themeFill="background1"/>
+            <w:tcMar>
+              <w:top w:w="80" w:type="dxa"/>
+              <w:left w:w="120" w:type="dxa"/>
+              <w:bottom w:w="80" w:type="dxa"/>
+              <w:right w:w="120" w:type="dxa"/>
+            </w:tcMar>
+            <w:hideMark/>
+          </w:tcPr>
+          <w:p>
+            <w:pPr>
+              <w:ind w:firstLine="720"/>
+              <w:rPr>
+                <w:rFonts w:ascii="Times New Roman" w:eastAsia="Times New Roman" w:hAnsi="Times New Roman" w:cs="Times New Roman"/>
+                <w:sz w:val="24"/>
+                <w:szCs w:val="24"/>
+              </w:rPr>
+            </w:pPr>
+            <w:r>
+              <w:rPr>
+                <w:rFonts w:ascii="Times New Roman" w:eastAsia="Times New Roman" w:hAnsi="Times New Roman" w:cs="Times New Roman"/>
+                <w:sz w:val="24"/>
+                <w:szCs w:val="24"/>
+              </w:rPr>
+              <w:t>Full name of the user</w:t>
+            </w:r>
+          </w:p>
+        </w:tc>
+      </w:tr>
+      <w:tr>
+        <w:tc>
+          <w:tcPr>
+            <w:tcW w:w="2160" w:type="dxa"/>
+            <w:tcBorders>
+              <w:top w:val="single" w:sz="2" w:space="0" w:color="CCCCCC"/>
+              <w:left w:val="single" w:sz="2" w:space="0" w:color="CCCCCC"/>
+              <w:bottom w:val="single" w:sz="2" w:space="0" w:color="CCCCCC"/>
+              <w:right w:val="single" w:sz="2" w:space="0" w:color="CCCCCC"/>
+            </w:tcBorders>
+            <w:shd w:val="clear" w:color="auto" w:fill="FFFFFF" w:themeFill="background1"/>
+            <w:tcMar>
+              <w:top w:w="80" w:type="dxa"/>
+              <w:left w:w="120" w:type="dxa"/>
+              <w:bottom w:w="80" w:type="dxa"/>
+              <w:right w:w="120" w:type="dxa"/>
+            </w:tcMar>
+            <w:hideMark/>
+          </w:tcPr>
+          <w:p>
+            <w:pPr>
+              <w:ind w:firstLine="720"/>
+              <w:rPr>
+                <w:rFonts w:ascii="Times New Roman" w:eastAsia="Times New Roman" w:hAnsi="Times New Roman" w:cs="Times New Roman"/>
+                <w:sz w:val="24"/>
+                <w:szCs w:val="24"/>
+              </w:rPr>
+            </w:pPr>
+            <w:r>
+              <w:rPr>
+                <w:rFonts w:ascii="Times New Roman" w:eastAsia="Times New Roman" w:hAnsi="Times New Roman" w:cs="Times New Roman"/>
+                <w:sz w:val="24"/>
+                <w:szCs w:val="24"/>
+              </w:rPr>
+              <w:t>email</w:t>
+            </w:r>
+          </w:p>
+        </w:tc>
+        <w:tc>
+          <w:tcPr>
+            <w:tcW w:w="1440" w:type="dxa"/>
+            <w:tcBorders>
+              <w:top w:val="single" w:sz="2" w:space="0" w:color="CCCCCC"/>
+              <w:left w:val="single" w:sz="2" w:space="0" w:color="CCCCCC"/>
+              <w:bottom w:val="single" w:sz="2" w:space="0" w:color="CCCCCC"/>
+              <w:right w:val="single" w:sz="2" w:space="0" w:color="CCCCCC"/>
+            </w:tcBorders>
+            <w:shd w:val="clear" w:color="auto" w:fill="FFFFFF" w:themeFill="background1"/>
+            <w:tcMar>
+              <w:top w:w="80" w:type="dxa"/>
+              <w:left w:w="120" w:type="dxa"/>
+              <w:bottom w:w="80" w:type="dxa"/>
+              <w:right w:w="120" w:type="dxa"/>
+            </w:tcMar>
+            <w:hideMark/>
+          </w:tcPr>
+          <w:p>
+            <w:pPr>
+              <w:ind w:firstLine="720"/>
+              <w:rPr>
+                <w:rFonts w:ascii="Times New Roman" w:eastAsia="Times New Roman" w:hAnsi="Times New Roman" w:cs="Times New Roman"/>
+                <w:sz w:val="24"/>
+                <w:szCs w:val="24"/>
+              </w:rPr>
+            </w:pPr>
+            <w:r>
+              <w:rPr>
+                <w:rFonts w:ascii="Times New Roman" w:eastAsia="Times New Roman" w:hAnsi="Times New Roman" w:cs="Times New Roman"/>
+                <w:sz w:val="24"/>
+                <w:szCs w:val="24"/>
+              </w:rPr>
+              <w:t>String</w:t>
+            </w:r>
+          </w:p>
+        </w:tc>
+        <w:tc>
+          <w:tcPr>
+            <w:tcW w:w="5760" w:type="dxa"/>
+            <w:tcBorders>
+              <w:top w:val="single" w:sz="2" w:space="0" w:color="CCCCCC"/>
+              <w:left w:val="single" w:sz="2" w:space="0" w:color="CCCCCC"/>
+              <w:bottom w:val="single" w:sz="2" w:space="0" w:color="CCCCCC"/>
+              <w:right w:val="single" w:sz="2" w:space="0" w:color="CCCCCC"/>
+            </w:tcBorders>
+            <w:shd w:val="clear" w:color="auto" w:fill="FFFFFF" w:themeFill="background1"/>
+            <w:tcMar>
+              <w:top w:w="80" w:type="dxa"/>
+              <w:left w:w="120" w:type="dxa"/>
+              <w:bottom w:w="80" w:type="dxa"/>
+              <w:right w:w="120" w:type="dxa"/>
+            </w:tcMar>
+            <w:hideMark/>
+          </w:tcPr>
+          <w:p>
+            <w:pPr>
+              <w:ind w:firstLine="720"/>
+              <w:rPr>
+                <w:rFonts w:ascii="Times New Roman" w:eastAsia="Times New Roman" w:hAnsi="Times New Roman" w:cs="Times New Roman"/>
+                <w:sz w:val="24"/>
+                <w:szCs w:val="24"/>
+              </w:rPr>
+            </w:pPr>
+            <w:r>
+              <w:rPr>
+                <w:rFonts w:ascii="Times New Roman" w:eastAsia="Times New Roman" w:hAnsi="Times New Roman" w:cs="Times New Roman"/>
+                <w:sz w:val="24"/>
+                <w:szCs w:val="24"/>
+              </w:rPr>
+              <w:t>Registered email address (unique, required)</w:t>
+            </w:r>
+          </w:p>
+        </w:tc>
+      </w:tr>
+      <w:tr>
+        <w:tc>
+          <w:tcPr>
+            <w:tcW w:w="2160" w:type="dxa"/>
+            <w:tcBorders>
+              <w:top w:val="single" w:sz="2" w:space="0" w:color="CCCCCC"/>
+              <w:left w:val="single" w:sz="2" w:space="0" w:color="CCCCCC"/>
+              <w:bottom w:val="single" w:sz="2" w:space="0" w:color="CCCCCC"/>
+              <w:right w:val="single" w:sz="2" w:space="0" w:color="CCCCCC"/>
+            </w:tcBorders>
+            <w:shd w:val="clear" w:color="auto" w:fill="FFFFFF" w:themeFill="background1"/>
+            <w:tcMar>
+              <w:top w:w="80" w:type="dxa"/>
+              <w:left w:w="120" w:type="dxa"/>
+              <w:bottom w:w="80" w:type="dxa"/>
+              <w:right w:w="120" w:type="dxa"/>
+            </w:tcMar>
+            <w:hideMark/>
+          </w:tcPr>
+          <w:p>
+            <w:pPr>
+              <w:ind w:firstLine="720"/>
+              <w:rPr>
+                <w:rFonts w:ascii="Times New Roman" w:eastAsia="Times New Roman" w:hAnsi="Times New Roman" w:cs="Times New Roman"/>
+                <w:sz w:val="24"/>
+                <w:szCs w:val="24"/>
+              </w:rPr>
+            </w:pPr>
+            <w:r>
+              <w:rPr>
+                <w:rFonts w:ascii="Times New Roman" w:eastAsia="Times New Roman" w:hAnsi="Times New Roman" w:cs="Times New Roman"/>
+                <w:sz w:val="24"/>
+                <w:szCs w:val="24"/>
+              </w:rPr>
+              <w:t>password</w:t>
+            </w:r>
+          </w:p>
+        </w:tc>
+        <w:tc>
+          <w:tcPr>
+            <w:tcW w:w="1440" w:type="dxa"/>
+            <w:tcBorders>
+              <w:top w:val="single" w:sz="2" w:space="0" w:color="CCCCCC"/>
+              <w:left w:val="single" w:sz="2" w:space="0" w:color="CCCCCC"/>
+              <w:bottom w:val="single" w:sz="2" w:space="0" w:color="CCCCCC"/>
+              <w:right w:val="single" w:sz="2" w:space="0" w:color="CCCCCC"/>
+            </w:tcBorders>
+            <w:shd w:val="clear" w:color="auto" w:fill="FFFFFF" w:themeFill="background1"/>
+            <w:tcMar>
+              <w:top w:w="80" w:type="dxa"/>
+              <w:left w:w="120" w:type="dxa"/>
+              <w:bottom w:w="80" w:type="dxa"/>
+              <w:right w:w="120" w:type="dxa"/>
+            </w:tcMar>
+            <w:hideMark/>
+          </w:tcPr>
+          <w:p>
+            <w:pPr>
+              <w:ind w:firstLine="720"/>
+              <w:rPr>
+                <w:rFonts w:ascii="Times New Roman" w:eastAsia="Times New Roman" w:hAnsi="Times New Roman" w:cs="Times New Roman"/>
+                <w:sz w:val="24"/>
+                <w:szCs w:val="24"/>
+              </w:rPr>
+            </w:pPr>
+            <w:r>
+              <w:rPr>
+                <w:rFonts w:ascii="Times New Roman" w:eastAsia="Times New Roman" w:hAnsi="Times New Roman" w:cs="Times New Roman"/>
+                <w:sz w:val="24"/>
+                <w:szCs w:val="24"/>
+              </w:rPr>
+              <w:t>String</w:t>
+            </w:r>
+          </w:p>
+        </w:tc>
+        <w:tc>
+          <w:tcPr>
+            <w:tcW w:w="5760" w:type="dxa"/>
+            <w:tcBorders>
+              <w:top w:val="single" w:sz="2" w:space="0" w:color="CCCCCC"/>
+              <w:left w:val="single" w:sz="2" w:space="0" w:color="CCCCCC"/>
+              <w:bottom w:val="single" w:sz="2" w:space="0" w:color="CCCCCC"/>
+              <w:right w:val="single" w:sz="2" w:space="0" w:color="CCCCCC"/>
+            </w:tcBorders>
+            <w:shd w:val="clear" w:color="auto" w:fill="FFFFFF" w:themeFill="background1"/>
+            <w:tcMar>
+              <w:top w:w="80" w:type="dxa"/>
+              <w:left w:w="120" w:type="dxa"/>
+              <w:bottom w:w="80" w:type="dxa"/>
+              <w:right w:w="120" w:type="dxa"/>
+            </w:tcMar>
+            <w:hideMark/>
+          </w:tcPr>
+          <w:p>
+            <w:pPr>
+              <w:ind w:firstLine="720"/>
+              <w:rPr>
+                <w:rFonts w:ascii="Times New Roman" w:eastAsia="Times New Roman" w:hAnsi="Times New Roman" w:cs="Times New Roman"/>
+                <w:sz w:val="24"/>
+                <w:szCs w:val="24"/>
+              </w:rPr>
+            </w:pPr>
+            <w:proofErr w:type="spellStart"/>
+            <w:r>
+              <w:rPr>
+                <w:rFonts w:ascii="Times New Roman" w:eastAsia="Times New Roman" w:hAnsi="Times New Roman" w:cs="Times New Roman"/>
+                <w:sz w:val="24"/>
+                <w:szCs w:val="24"/>
+              </w:rPr>
+              <w:t>bcrypt</w:t>
+            </w:r>
+            <w:proofErr w:type="spellEnd"/>
+            <w:r>
+              <w:rPr>
+                <w:rFonts w:ascii="Times New Roman" w:eastAsia="Times New Roman" w:hAnsi="Times New Roman" w:cs="Times New Roman"/>
+                <w:sz w:val="24"/>
+                <w:szCs w:val="24"/>
+              </w:rPr>
+              <w:t>-hashed password</w:t>
+            </w:r>
+          </w:p>
+        </w:tc>
+      </w:tr>
+      <w:tr>
+        <w:tc>
+          <w:tcPr>
+            <w:tcW w:w="2160" w:type="dxa"/>
+            <w:tcBorders>
+              <w:top w:val="single" w:sz="2" w:space="0" w:color="CCCCCC"/>
+              <w:left w:val="single" w:sz="2" w:space="0" w:color="CCCCCC"/>
+              <w:bottom w:val="single" w:sz="2" w:space="0" w:color="CCCCCC"/>
+              <w:right w:val="single" w:sz="2" w:space="0" w:color="CCCCCC"/>
+            </w:tcBorders>
+            <w:shd w:val="clear" w:color="auto" w:fill="FFFFFF" w:themeFill="background1"/>
+            <w:tcMar>
+              <w:top w:w="80" w:type="dxa"/>
+              <w:left w:w="120" w:type="dxa"/>
+              <w:bottom w:w="80" w:type="dxa"/>
+              <w:right w:w="120" w:type="dxa"/>
+            </w:tcMar>
+            <w:hideMark/>
+          </w:tcPr>
+          <w:p>
+            <w:pPr>
+              <w:ind w:firstLine="720"/>
+              <w:rPr>
+                <w:rFonts w:ascii="Times New Roman" w:eastAsia="Times New Roman" w:hAnsi="Times New Roman" w:cs="Times New Roman"/>
+                <w:sz w:val="24"/>
+                <w:szCs w:val="24"/>
+              </w:rPr>
+            </w:pPr>
+            <w:r>
+              <w:rPr>
+                <w:rFonts w:ascii="Times New Roman" w:eastAsia="Times New Roman" w:hAnsi="Times New Roman" w:cs="Times New Roman"/>
+                <w:sz w:val="24"/>
+                <w:szCs w:val="24"/>
+              </w:rPr>
+              <w:t>phone</w:t>
+            </w:r>
+          </w:p>
+        </w:tc>
+        <w:tc>
+          <w:tcPr>
+            <w:tcW w:w="1440" w:type="dxa"/>
+            <w:tcBorders>
+              <w:top w:val="single" w:sz="2" w:space="0" w:color="CCCCCC"/>
+              <w:left w:val="single" w:sz="2" w:space="0" w:color="CCCCCC"/>
+              <w:bottom w:val="single" w:sz="2" w:space="0" w:color="CCCCCC"/>
+              <w:right w:val="single" w:sz="2" w:space="0" w:color="CCCCCC"/>
+            </w:tcBorders>
+            <w:shd w:val="clear" w:color="auto" w:fill="FFFFFF" w:themeFill="background1"/>
+            <w:tcMar>
+              <w:top w:w="80" w:type="dxa"/>
+              <w:left w:w="120" w:type="dxa"/>
+              <w:bottom w:w="80" w:type="dxa"/>
+              <w:right w:w="120" w:type="dxa"/>
+            </w:tcMar>
+            <w:hideMark/>
+          </w:tcPr>
+          <w:p>
+            <w:pPr>
+              <w:ind w:firstLine="720"/>
+              <w:rPr>
+                <w:rFonts w:ascii="Times New Roman" w:eastAsia="Times New Roman" w:hAnsi="Times New Roman" w:cs="Times New Roman"/>
+                <w:sz w:val="24"/>
+                <w:szCs w:val="24"/>
+              </w:rPr>
+            </w:pPr>
+            <w:r>
+              <w:rPr>
+                <w:rFonts w:ascii="Times New Roman" w:eastAsia="Times New Roman" w:hAnsi="Times New Roman" w:cs="Times New Roman"/>
+                <w:sz w:val="24"/>
+                <w:szCs w:val="24"/>
+              </w:rPr>
+              <w:t>String</w:t>
+            </w:r>
+          </w:p>
+        </w:tc>
+        <w:tc>
+          <w:tcPr>
+            <w:tcW w:w="5760" w:type="dxa"/>
+            <w:tcBorders>
+              <w:top w:val="single" w:sz="2" w:space="0" w:color="CCCCCC"/>
+              <w:left w:val="single" w:sz="2" w:space="0" w:color="CCCCCC"/>
+              <w:bottom w:val="single" w:sz="2" w:space="0" w:color="CCCCCC"/>
+              <w:right w:val="single" w:sz="2" w:space="0" w:color="CCCCCC"/>
+            </w:tcBorders>
+            <w:shd w:val="clear" w:color="auto" w:fill="FFFFFF" w:themeFill="background1"/>
+            <w:tcMar>
+              <w:top w:w="80" w:type="dxa"/>
+              <w:left w:w="120" w:type="dxa"/>
+              <w:bottom w:w="80" w:type="dxa"/>
+              <w:right w:w="120" w:type="dxa"/>
+            </w:tcMar>
+            <w:hideMark/>
+          </w:tcPr>
+          <w:p>
+            <w:pPr>
+              <w:ind w:firstLine="720"/>
+              <w:rPr>
+                <w:rFonts w:ascii="Times New Roman" w:eastAsia="Times New Roman" w:hAnsi="Times New Roman" w:cs="Times New Roman"/>
+                <w:sz w:val="24"/>
+                <w:szCs w:val="24"/>
+              </w:rPr>
+            </w:pPr>
+            <w:r>
+              <w:rPr>
+                <w:rFonts w:ascii="Times New Roman" w:eastAsia="Times New Roman" w:hAnsi="Times New Roman" w:cs="Times New Roman"/>
+                <w:sz w:val="24"/>
+                <w:szCs w:val="24"/>
+              </w:rPr>
+              <w:t>User's contact phone number</w:t>
+            </w:r>
+          </w:p>
+        </w:tc>
+      </w:tr>
+      <w:tr>
+        <w:tc>
+          <w:tcPr>
+            <w:tcW w:w="2160" w:type="dxa"/>
+            <w:tcBorders>
+              <w:top w:val="single" w:sz="2" w:space="0" w:color="CCCCCC"/>
+              <w:left w:val="single" w:sz="2" w:space="0" w:color="CCCCCC"/>
+              <w:bottom w:val="single" w:sz="2" w:space="0" w:color="CCCCCC"/>
+              <w:right w:val="single" w:sz="2" w:space="0" w:color="CCCCCC"/>
+            </w:tcBorders>
+            <w:shd w:val="clear" w:color="auto" w:fill="FFFFFF" w:themeFill="background1"/>
+            <w:tcMar>
+              <w:top w:w="80" w:type="dxa"/>
+              <w:left w:w="120" w:type="dxa"/>
+              <w:bottom w:w="80" w:type="dxa"/>
+              <w:right w:w="120" w:type="dxa"/>
+            </w:tcMar>
+            <w:hideMark/>
+          </w:tcPr>
+          <w:p>
+            <w:pPr>
+              <w:ind w:firstLine="720"/>
+              <w:rPr>
+                <w:rFonts w:ascii="Times New Roman" w:eastAsia="Times New Roman" w:hAnsi="Times New Roman" w:cs="Times New Roman"/>
+                <w:sz w:val="24"/>
+                <w:szCs w:val="24"/>
+              </w:rPr>
+            </w:pPr>
+            <w:proofErr w:type="spellStart"/>
+            <w:r>
+              <w:rPr>
+                <w:rFonts w:ascii="Times New Roman" w:eastAsia="Times New Roman" w:hAnsi="Times New Roman" w:cs="Times New Roman"/>
+                <w:sz w:val="24"/>
+                <w:szCs w:val="24"/>
+              </w:rPr>
+              <w:t>shipping_address</w:t>
+            </w:r>
+            <w:proofErr w:type="spellEnd"/>
+          </w:p>
+        </w:tc>
+        <w:tc>
+          <w:tcPr>
+            <w:tcW w:w="1440" w:type="dxa"/>
+            <w:tcBorders>
+              <w:top w:val="single" w:sz="2" w:space="0" w:color="CCCCCC"/>
+              <w:left w:val="single" w:sz="2" w:space="0" w:color="CCCCCC"/>
+              <w:bottom w:val="single" w:sz="2" w:space="0" w:color="CCCCCC"/>
+              <w:right w:val="single" w:sz="2" w:space="0" w:color="CCCCCC"/>
+            </w:tcBorders>
+            <w:shd w:val="clear" w:color="auto" w:fill="FFFFFF" w:themeFill="background1"/>
+            <w:tcMar>
+              <w:top w:w="80" w:type="dxa"/>
+              <w:left w:w="120" w:type="dxa"/>
+              <w:bottom w:w="80" w:type="dxa"/>
+              <w:right w:w="120" w:type="dxa"/>
+            </w:tcMar>
+            <w:hideMark/>
+          </w:tcPr>
+          <w:p>
+            <w:pPr>
+              <w:ind w:firstLine="720"/>
+              <w:rPr>
+                <w:rFonts w:ascii="Times New Roman" w:eastAsia="Times New Roman" w:hAnsi="Times New Roman" w:cs="Times New Roman"/>
+                <w:sz w:val="24"/>
+                <w:szCs w:val="24"/>
+              </w:rPr>
+            </w:pPr>
+            <w:r>
+              <w:rPr>
+                <w:rFonts w:ascii="Times New Roman" w:eastAsia="Times New Roman" w:hAnsi="Times New Roman" w:cs="Times New Roman"/>
+                <w:sz w:val="24"/>
+                <w:szCs w:val="24"/>
+              </w:rPr>
+              <w:t>String</w:t>
+            </w:r>
+          </w:p>
+        </w:tc>
+        <w:tc>
+          <w:tcPr>
+            <w:tcW w:w="5760" w:type="dxa"/>
+            <w:tcBorders>
+              <w:top w:val="single" w:sz="2" w:space="0" w:color="CCCCCC"/>
+              <w:left w:val="single" w:sz="2" w:space="0" w:color="CCCCCC"/>
+              <w:bottom w:val="single" w:sz="2" w:space="0" w:color="CCCCCC"/>
+              <w:right w:val="single" w:sz="2" w:space="0" w:color="CCCCCC"/>
+            </w:tcBorders>
+            <w:shd w:val="clear" w:color="auto" w:fill="FFFFFF" w:themeFill="background1"/>
+            <w:tcMar>
+              <w:top w:w="80" w:type="dxa"/>
+              <w:left w:w="120" w:type="dxa"/>
+              <w:bottom w:w="80" w:type="dxa"/>
+              <w:right w:w="120" w:type="dxa"/>
+            </w:tcMar>
+            <w:hideMark/>
+          </w:tcPr>
+          <w:p>
+            <w:pPr>
+              <w:ind w:firstLine="720"/>
+              <w:rPr>
+                <w:rFonts w:ascii="Times New Roman" w:eastAsia="Times New Roman" w:hAnsi="Times New Roman" w:cs="Times New Roman"/>
+                <w:sz w:val="24"/>
+                <w:szCs w:val="24"/>
+              </w:rPr>
+            </w:pPr>
+            <w:r>
+              <w:rPr>
+                <w:rFonts w:ascii="Times New Roman" w:eastAsia="Times New Roman" w:hAnsi="Times New Roman" w:cs="Times New Roman"/>
+                <w:sz w:val="24"/>
+                <w:szCs w:val="24"/>
+              </w:rPr>
+              <w:t>Default delivery address for orders</w:t>
+            </w:r>
+          </w:p>
+        </w:tc>
+      </w:tr>
+      <w:tr>
+        <w:tc>
+          <w:tcPr>
+            <w:tcW w:w="2160" w:type="dxa"/>
+            <w:tcBorders>
+              <w:top w:val="single" w:sz="2" w:space="0" w:color="CCCCCC"/>
+              <w:left w:val="single" w:sz="2" w:space="0" w:color="CCCCCC"/>
+              <w:bottom w:val="single" w:sz="2" w:space="0" w:color="CCCCCC"/>
+              <w:right w:val="single" w:sz="2" w:space="0" w:color="CCCCCC"/>
+            </w:tcBorders>
+            <w:shd w:val="clear" w:color="auto" w:fill="FFFFFF" w:themeFill="background1"/>
+            <w:tcMar>
+              <w:top w:w="80" w:type="dxa"/>
+              <w:left w:w="120" w:type="dxa"/>
+              <w:bottom w:w="80" w:type="dxa"/>
+              <w:right w:w="120" w:type="dxa"/>
+            </w:tcMar>
+            <w:hideMark/>
+          </w:tcPr>
+          <w:p>
+            <w:pPr>
+              <w:ind w:firstLine="720"/>
+              <w:rPr>
+                <w:rFonts w:ascii="Times New Roman" w:eastAsia="Times New Roman" w:hAnsi="Times New Roman" w:cs="Times New Roman"/>
+                <w:sz w:val="24"/>
+                <w:szCs w:val="24"/>
+              </w:rPr>
+            </w:pPr>
+            <w:r>
+              <w:rPr>
+                <w:rFonts w:ascii="Times New Roman" w:eastAsia="Times New Roman" w:hAnsi="Times New Roman" w:cs="Times New Roman"/>
+                <w:sz w:val="24"/>
+                <w:szCs w:val="24"/>
+              </w:rPr>
+              <w:t>role</w:t>
+            </w:r>
+          </w:p>
+        </w:tc>
+        <w:tc>
+          <w:tcPr>
+            <w:tcW w:w="1440" w:type="dxa"/>
+            <w:tcBorders>
+              <w:top w:val="single" w:sz="2" w:space="0" w:color="CCCCCC"/>
+              <w:left w:val="single" w:sz="2" w:space="0" w:color="CCCCCC"/>
+              <w:bottom w:val="single" w:sz="2" w:space="0" w:color="CCCCCC"/>
+              <w:right w:val="single" w:sz="2" w:space="0" w:color="CCCCCC"/>
+            </w:tcBorders>
+            <w:shd w:val="clear" w:color="auto" w:fill="FFFFFF" w:themeFill="background1"/>
+            <w:tcMar>
+              <w:top w:w="80" w:type="dxa"/>
+              <w:left w:w="120" w:type="dxa"/>
+              <w:bottom w:w="80" w:type="dxa"/>
+              <w:right w:w="120" w:type="dxa"/>
+            </w:tcMar>
+            <w:hideMark/>
+          </w:tcPr>
+          <w:p>
+            <w:pPr>
+              <w:ind w:firstLine="720"/>
+              <w:rPr>
+                <w:rFonts w:ascii="Times New Roman" w:eastAsia="Times New Roman" w:hAnsi="Times New Roman" w:cs="Times New Roman"/>
+                <w:sz w:val="24"/>
+                <w:szCs w:val="24"/>
+              </w:rPr>
+            </w:pPr>
+            <w:r>
+              <w:rPr>
+                <w:rFonts w:ascii="Times New Roman" w:eastAsia="Times New Roman" w:hAnsi="Times New Roman" w:cs="Times New Roman"/>
+                <w:sz w:val="24"/>
+                <w:szCs w:val="24"/>
+              </w:rPr>
+              <w:t>String</w:t>
+            </w:r>
+          </w:p>
+        </w:tc>
+        <w:tc>
+          <w:tcPr>
+            <w:tcW w:w="5760" w:type="dxa"/>
+            <w:tcBorders>
+              <w:top w:val="single" w:sz="2" w:space="0" w:color="CCCCCC"/>
+              <w:left w:val="single" w:sz="2" w:space="0" w:color="CCCCCC"/>
+              <w:bottom w:val="single" w:sz="2" w:space="0" w:color="CCCCCC"/>
+              <w:right w:val="single" w:sz="2" w:space="0" w:color="CCCCCC"/>
+            </w:tcBorders>
+            <w:shd w:val="clear" w:color="auto" w:fill="FFFFFF" w:themeFill="background1"/>
+            <w:tcMar>
+              <w:top w:w="80" w:type="dxa"/>
+              <w:left w:w="120" w:type="dxa"/>
+              <w:bottom w:w="80" w:type="dxa"/>
+              <w:right w:w="120" w:type="dxa"/>
+            </w:tcMar>
+            <w:hideMark/>
+          </w:tcPr>
+          <w:p>
+            <w:pPr>
+              <w:ind w:firstLine="720"/>
+              <w:rPr>
+                <w:rFonts w:ascii="Times New Roman" w:eastAsia="Times New Roman" w:hAnsi="Times New Roman" w:cs="Times New Roman"/>
+                <w:sz w:val="24"/>
+                <w:szCs w:val="24"/>
+              </w:rPr>
+            </w:pPr>
+            <w:r>
+              <w:rPr>
+                <w:rFonts w:ascii="Times New Roman" w:eastAsia="Times New Roman" w:hAnsi="Times New Roman" w:cs="Times New Roman"/>
+                <w:sz w:val="24"/>
+                <w:szCs w:val="24"/>
+              </w:rPr>
+              <w:t>User role: 'customer' or 'admin'</w:t>
+            </w:r>
+          </w:p>
+        </w:tc>
+      </w:tr>
+      <w:tr>
+        <w:tc>
+          <w:tcPr>
+            <w:tcW w:w="2160" w:type="dxa"/>
+            <w:tcBorders>
+              <w:top w:val="single" w:sz="2" w:space="0" w:color="CCCCCC"/>
+              <w:left w:val="single" w:sz="2" w:space="0" w:color="CCCCCC"/>
+              <w:bottom w:val="single" w:sz="2" w:space="0" w:color="CCCCCC"/>
+              <w:right w:val="single" w:sz="2" w:space="0" w:color="CCCCCC"/>
+            </w:tcBorders>
+            <w:shd w:val="clear" w:color="auto" w:fill="FFFFFF" w:themeFill="background1"/>
+            <w:tcMar>
+              <w:top w:w="80" w:type="dxa"/>
+              <w:left w:w="120" w:type="dxa"/>
+              <w:bottom w:w="80" w:type="dxa"/>
+              <w:right w:w="120" w:type="dxa"/>
+            </w:tcMar>
+            <w:hideMark/>
+          </w:tcPr>
+          <w:p>
+            <w:pPr>
+              <w:ind w:firstLine="720"/>
+              <w:rPr>
+                <w:rFonts w:ascii="Times New Roman" w:eastAsia="Times New Roman" w:hAnsi="Times New Roman" w:cs="Times New Roman"/>
+                <w:sz w:val="24"/>
+                <w:szCs w:val="24"/>
+              </w:rPr>
+            </w:pPr>
+            <w:proofErr w:type="spellStart"/>
+            <w:r>
+              <w:rPr>
+                <w:rFonts w:ascii="Times New Roman" w:eastAsia="Times New Roman" w:hAnsi="Times New Roman" w:cs="Times New Roman"/>
+                <w:sz w:val="24"/>
+                <w:szCs w:val="24"/>
+              </w:rPr>
+              <w:t>isVerified</w:t>
+            </w:r>
+            <w:proofErr w:type="spellEnd"/>
+          </w:p>
+        </w:tc>
+        <w:tc>
+          <w:tcPr>
+            <w:tcW w:w="1440" w:type="dxa"/>
+            <w:tcBorders>
+              <w:top w:val="single" w:sz="2" w:space="0" w:color="CCCCCC"/>
+              <w:left w:val="single" w:sz="2" w:space="0" w:color="CCCCCC"/>
+              <w:bottom w:val="single" w:sz="2" w:space="0" w:color="CCCCCC"/>
+              <w:right w:val="single" w:sz="2" w:space="0" w:color="CCCCCC"/>
+            </w:tcBorders>
+            <w:shd w:val="clear" w:color="auto" w:fill="FFFFFF" w:themeFill="background1"/>
+            <w:tcMar>
+              <w:top w:w="80" w:type="dxa"/>
+              <w:left w:w="120" w:type="dxa"/>
+              <w:bottom w:w="80" w:type="dxa"/>
+              <w:right w:w="120" w:type="dxa"/>
+            </w:tcMar>
+            <w:hideMark/>
+          </w:tcPr>
+          <w:p>
+            <w:pPr>
+              <w:ind w:firstLine="720"/>
+              <w:rPr>
+                <w:rFonts w:ascii="Times New Roman" w:eastAsia="Times New Roman" w:hAnsi="Times New Roman" w:cs="Times New Roman"/>
+                <w:sz w:val="24"/>
+                <w:szCs w:val="24"/>
+              </w:rPr>
+            </w:pPr>
+            <w:r>
+              <w:rPr>
+                <w:rFonts w:ascii="Times New Roman" w:eastAsia="Times New Roman" w:hAnsi="Times New Roman" w:cs="Times New Roman"/>
+                <w:sz w:val="24"/>
+                <w:szCs w:val="24"/>
+              </w:rPr>
+              <w:t>Boolean</w:t>
+            </w:r>
+          </w:p>
+        </w:tc>
+        <w:tc>
+          <w:tcPr>
+            <w:tcW w:w="5760" w:type="dxa"/>
+            <w:tcBorders>
+              <w:top w:val="single" w:sz="2" w:space="0" w:color="CCCCCC"/>
+              <w:left w:val="single" w:sz="2" w:space="0" w:color="CCCCCC"/>
+              <w:bottom w:val="single" w:sz="2" w:space="0" w:color="CCCCCC"/>
+              <w:right w:val="single" w:sz="2" w:space="0" w:color="CCCCCC"/>
+            </w:tcBorders>
+            <w:shd w:val="clear" w:color="auto" w:fill="FFFFFF" w:themeFill="background1"/>
+            <w:tcMar>
+              <w:top w:w="80" w:type="dxa"/>
+              <w:left w:w="120" w:type="dxa"/>
+              <w:bottom w:w="80" w:type="dxa"/>
+              <w:right w:w="120" w:type="dxa"/>
+            </w:tcMar>
+            <w:hideMark/>
+          </w:tcPr>
+          <w:p>
+            <w:pPr>
+              <w:ind w:firstLine="720"/>
+              <w:rPr>
+                <w:rFonts w:ascii="Times New Roman" w:eastAsia="Times New Roman" w:hAnsi="Times New Roman" w:cs="Times New Roman"/>
+                <w:sz w:val="24"/>
+                <w:szCs w:val="24"/>
+              </w:rPr>
+            </w:pPr>
+            <w:r>
+              <w:rPr>
+                <w:rFonts w:ascii="Times New Roman" w:eastAsia="Times New Roman" w:hAnsi="Times New Roman" w:cs="Times New Roman"/>
+                <w:sz w:val="24"/>
+                <w:szCs w:val="24"/>
+              </w:rPr>
+              <w:t>Whether the user has verified their email</w:t>
+            </w:r>
+          </w:p>
+        </w:tc>
+      </w:tr>
+      <w:tr>
+        <w:tc>
+          <w:tcPr>
+            <w:tcW w:w="2160" w:type="dxa"/>
+            <w:tcBorders>
+              <w:top w:val="single" w:sz="2" w:space="0" w:color="CCCCCC"/>
+              <w:left w:val="single" w:sz="2" w:space="0" w:color="CCCCCC"/>
+              <w:bottom w:val="single" w:sz="2" w:space="0" w:color="CCCCCC"/>
+              <w:right w:val="single" w:sz="2" w:space="0" w:color="CCCCCC"/>
+            </w:tcBorders>
+            <w:shd w:val="clear" w:color="auto" w:fill="FFFFFF" w:themeFill="background1"/>
+            <w:tcMar>
+              <w:top w:w="80" w:type="dxa"/>
+              <w:left w:w="120" w:type="dxa"/>
+              <w:bottom w:w="80" w:type="dxa"/>
+              <w:right w:w="120" w:type="dxa"/>
+            </w:tcMar>
+            <w:hideMark/>
+          </w:tcPr>
+          <w:p>
+            <w:pPr>
+              <w:ind w:firstLine="720"/>
+              <w:rPr>
+                <w:rFonts w:ascii="Times New Roman" w:eastAsia="Times New Roman" w:hAnsi="Times New Roman" w:cs="Times New Roman"/>
+                <w:sz w:val="24"/>
+                <w:szCs w:val="24"/>
+              </w:rPr>
+            </w:pPr>
+            <w:r>
+              <w:rPr>
+                <w:rFonts w:ascii="Times New Roman" w:eastAsia="Times New Roman" w:hAnsi="Times New Roman" w:cs="Times New Roman"/>
+                <w:sz w:val="24"/>
+                <w:szCs w:val="24"/>
+              </w:rPr>
+              <w:t>status</w:t>
+            </w:r>
+          </w:p>
+        </w:tc>
+        <w:tc>
+          <w:tcPr>
+            <w:tcW w:w="1440" w:type="dxa"/>
+            <w:tcBorders>
+              <w:top w:val="single" w:sz="2" w:space="0" w:color="CCCCCC"/>
+              <w:left w:val="single" w:sz="2" w:space="0" w:color="CCCCCC"/>
+              <w:bottom w:val="single" w:sz="2" w:space="0" w:color="CCCCCC"/>
+              <w:right w:val="single" w:sz="2" w:space="0" w:color="CCCCCC"/>
+            </w:tcBorders>
+            <w:shd w:val="clear" w:color="auto" w:fill="FFFFFF" w:themeFill="background1"/>
+            <w:tcMar>
+              <w:top w:w="80" w:type="dxa"/>
+              <w:left w:w="120" w:type="dxa"/>
+              <w:bottom w:w="80" w:type="dxa"/>
+              <w:right w:w="120" w:type="dxa"/>
+            </w:tcMar>
+            <w:hideMark/>
+          </w:tcPr>
+          <w:p>
+            <w:pPr>
+              <w:ind w:firstLine="720"/>
+              <w:rPr>
+                <w:rFonts w:ascii="Times New Roman" w:eastAsia="Times New Roman" w:hAnsi="Times New Roman" w:cs="Times New Roman"/>
+                <w:sz w:val="24"/>
+                <w:szCs w:val="24"/>
+              </w:rPr>
+            </w:pPr>
+            <w:r>
+              <w:rPr>
+                <w:rFonts w:ascii="Times New Roman" w:eastAsia="Times New Roman" w:hAnsi="Times New Roman" w:cs="Times New Roman"/>
+                <w:sz w:val="24"/>
+                <w:szCs w:val="24"/>
+              </w:rPr>
+              <w:t>String</w:t>
+            </w:r>
+          </w:p>
+        </w:tc>
+        <w:tc>
+          <w:tcPr>
+            <w:tcW w:w="5760" w:type="dxa"/>
+            <w:tcBorders>
+              <w:top w:val="single" w:sz="2" w:space="0" w:color="CCCCCC"/>
+              <w:left w:val="single" w:sz="2" w:space="0" w:color="CCCCCC"/>
+              <w:bottom w:val="single" w:sz="2" w:space="0" w:color="CCCCCC"/>
+              <w:right w:val="single" w:sz="2" w:space="0" w:color="CCCCCC"/>
+            </w:tcBorders>
+            <w:shd w:val="clear" w:color="auto" w:fill="FFFFFF" w:themeFill="background1"/>
+            <w:tcMar>
+              <w:top w:w="80" w:type="dxa"/>
+              <w:left w:w="120" w:type="dxa"/>
+              <w:bottom w:w="80" w:type="dxa"/>
+              <w:right w:w="120" w:type="dxa"/>
+            </w:tcMar>
+            <w:hideMark/>
+          </w:tcPr>
+          <w:p>
+            <w:pPr>
+              <w:ind w:firstLine="720"/>
+              <w:rPr>
+                <w:rFonts w:ascii="Times New Roman" w:eastAsia="Times New Roman" w:hAnsi="Times New Roman" w:cs="Times New Roman"/>
+                <w:sz w:val="24"/>
+                <w:szCs w:val="24"/>
+              </w:rPr>
+            </w:pPr>
+            <w:r>
+              <w:rPr>
+                <w:rFonts w:ascii="Times New Roman" w:eastAsia="Times New Roman" w:hAnsi="Times New Roman" w:cs="Times New Roman"/>
+                <w:sz w:val="24"/>
+                <w:szCs w:val="24"/>
+              </w:rPr>
+              <w:t>Account status: 'active' or 'suspended'</w:t>
+            </w:r>
+          </w:p>
+        </w:tc>
+      </w:tr>
+      <w:tr>
+        <w:tc>
+          <w:tcPr>
+            <w:tcW w:w="2160" w:type="dxa"/>
+            <w:tcBorders>
+              <w:top w:val="single" w:sz="2" w:space="0" w:color="CCCCCC"/>
+              <w:left w:val="single" w:sz="2" w:space="0" w:color="CCCCCC"/>
+              <w:bottom w:val="single" w:sz="2" w:space="0" w:color="CCCCCC"/>
+              <w:right w:val="single" w:sz="2" w:space="0" w:color="CCCCCC"/>
+            </w:tcBorders>
+            <w:shd w:val="clear" w:color="auto" w:fill="FFFFFF" w:themeFill="background1"/>
+            <w:tcMar>
+              <w:top w:w="80" w:type="dxa"/>
+              <w:left w:w="120" w:type="dxa"/>
+              <w:bottom w:w="80" w:type="dxa"/>
+              <w:right w:w="120" w:type="dxa"/>
+            </w:tcMar>
+            <w:hideMark/>
+          </w:tcPr>
+          <w:p>
+            <w:pPr>
+              <w:ind w:firstLine="720"/>
+              <w:rPr>
+                <w:rFonts w:ascii="Times New Roman" w:eastAsia="Times New Roman" w:hAnsi="Times New Roman" w:cs="Times New Roman"/>
+                <w:sz w:val="24"/>
+                <w:szCs w:val="24"/>
+              </w:rPr>
+            </w:pPr>
+            <w:proofErr w:type="spellStart"/>
+            <w:r>
+              <w:rPr>
+                <w:rFonts w:ascii="Times New Roman" w:eastAsia="Times New Roman" w:hAnsi="Times New Roman" w:cs="Times New Roman"/>
+                <w:sz w:val="24"/>
+                <w:szCs w:val="24"/>
+              </w:rPr>
+              <w:t>createdAt</w:t>
+            </w:r>
+            <w:proofErr w:type="spellEnd"/>
+          </w:p>
+        </w:tc>
+        <w:tc>
+          <w:tcPr>
+            <w:tcW w:w="1440" w:type="dxa"/>
+            <w:tcBorders>
+              <w:top w:val="single" w:sz="2" w:space="0" w:color="CCCCCC"/>
+              <w:left w:val="single" w:sz="2" w:space="0" w:color="CCCCCC"/>
+              <w:bottom w:val="single" w:sz="2" w:space="0" w:color="CCCCCC"/>
+              <w:right w:val="single" w:sz="2" w:space="0" w:color="CCCCCC"/>
+            </w:tcBorders>
+            <w:shd w:val="clear" w:color="auto" w:fill="FFFFFF" w:themeFill="background1"/>
+            <w:tcMar>
+              <w:top w:w="80" w:type="dxa"/>
+              <w:left w:w="120" w:type="dxa"/>
+              <w:bottom w:w="80" w:type="dxa"/>
+              <w:right w:w="120" w:type="dxa"/>
+            </w:tcMar>
+            <w:hideMark/>
+          </w:tcPr>
+          <w:p>
+            <w:pPr>
+              <w:ind w:firstLine="720"/>
+              <w:rPr>
+                <w:rFonts w:ascii="Times New Roman" w:eastAsia="Times New Roman" w:hAnsi="Times New Roman" w:cs="Times New Roman"/>
+                <w:sz w:val="24"/>
+                <w:szCs w:val="24"/>
+              </w:rPr>
+            </w:pPr>
+            <w:proofErr w:type="spellStart"/>
+            <w:r>
+              <w:rPr>
+                <w:rFonts w:ascii="Times New Roman" w:eastAsia="Times New Roman" w:hAnsi="Times New Roman" w:cs="Times New Roman"/>
+                <w:sz w:val="24"/>
+                <w:szCs w:val="24"/>
+              </w:rPr>
+              <w:t>DateTime</w:t>
+            </w:r>
+            <w:proofErr w:type="spellEnd"/>
+          </w:p>
+        </w:tc>
+        <w:tc>
+          <w:tcPr>
+            <w:tcW w:w="5760" w:type="dxa"/>
+            <w:tcBorders>
+              <w:top w:val="single" w:sz="2" w:space="0" w:color="CCCCCC"/>
+              <w:left w:val="single" w:sz="2" w:space="0" w:color="CCCCCC"/>
+              <w:bottom w:val="single" w:sz="2" w:space="0" w:color="CCCCCC"/>
+              <w:right w:val="single" w:sz="2" w:space="0" w:color="CCCCCC"/>
+            </w:tcBorders>
+            <w:shd w:val="clear" w:color="auto" w:fill="FFFFFF" w:themeFill="background1"/>
+            <w:tcMar>
+              <w:top w:w="80" w:type="dxa"/>
+              <w:left w:w="120" w:type="dxa"/>
+              <w:bottom w:w="80" w:type="dxa"/>
+              <w:right w:w="120" w:type="dxa"/>
+            </w:tcMar>
+            <w:hideMark/>
+          </w:tcPr>
+          <w:p>
+            <w:pPr>
+              <w:ind w:firstLine="720"/>
+              <w:rPr>
+                <w:rFonts w:ascii="Times New Roman" w:eastAsia="Times New Roman" w:hAnsi="Times New Roman" w:cs="Times New Roman"/>
+                <w:sz w:val="24"/>
+                <w:szCs w:val="24"/>
+              </w:rPr>
+            </w:pPr>
+            <w:r>
+              <w:rPr>
+                <w:rFonts w:ascii="Times New Roman" w:eastAsia="Times New Roman" w:hAnsi="Times New Roman" w:cs="Times New Roman"/>
+                <w:sz w:val="24"/>
+                <w:szCs w:val="24"/>
+              </w:rPr>
+              <w:t>Timestamp of account creation</w:t>
+            </w:r>
+          </w:p>
+        </w:tc>
+      </w:tr>
+    </w:tbl>
+    <w:p>
+      <w:pPr>
+        <w:rPr>
+          <w:rFonts w:ascii="Times New Roman" w:eastAsia="Times New Roman" w:hAnsi="Times New Roman" w:cs="Times New Roman"/>
+          <w:sz w:val="24"/>
+          <w:szCs w:val="24"/>
+        </w:rPr>
+      </w:pPr>
+      <w:r>
+        <w:rPr>
+          <w:rFonts w:ascii="Times New Roman" w:eastAsia="Times New Roman" w:hAnsi="Times New Roman" w:cs="Times New Roman"/>
+          <w:b/>
+          <w:bCs/>
+          <w:sz w:val="24"/>
+          <w:szCs w:val="24"/>
+        </w:rPr>
+        <w:t>Methods:</w:t>
+      </w:r>
+      <w:r>
+        <w:rPr>
+          <w:rFonts w:ascii="Times New Roman" w:eastAsia="Times New Roman" w:hAnsi="Times New Roman" w:cs="Times New Roman"/>
+          <w:sz w:val="24"/>
+          <w:szCs w:val="24"/>
+        </w:rPr>
+        <w:t xml:space="preserve"> register(), login(), logout(), </w:t>
+      </w:r>
+      <w:proofErr w:type="spellStart"/>
+      <w:r>
+        <w:rPr>
+          <w:rFonts w:ascii="Times New Roman" w:eastAsia="Times New Roman" w:hAnsi="Times New Roman" w:cs="Times New Roman"/>
+          <w:sz w:val="24"/>
+          <w:szCs w:val="24"/>
+        </w:rPr>
+        <w:t>updateProfile</w:t>
+      </w:r>
+      <w:proofErr w:type="spellEnd"/>
+      <w:r>
+        <w:rPr>
+          <w:rFonts w:ascii="Times New Roman" w:eastAsia="Times New Roman" w:hAnsi="Times New Roman" w:cs="Times New Roman"/>
+          <w:sz w:val="24"/>
+          <w:szCs w:val="24"/>
+        </w:rPr>
+        <w:t xml:space="preserve">(), </w:t>
+      </w:r>
+      <w:proofErr w:type="spellStart"/>
+      <w:r>
+        <w:rPr>
+          <w:rFonts w:ascii="Times New Roman" w:eastAsia="Times New Roman" w:hAnsi="Times New Roman" w:cs="Times New Roman"/>
+          <w:sz w:val="24"/>
+          <w:szCs w:val="24"/>
+        </w:rPr>
+        <w:t>verifyEmail</w:t>
+      </w:r>
+      <w:proofErr w:type="spellEnd"/>
+      <w:r>
+        <w:rPr>
+          <w:rFonts w:ascii="Times New Roman" w:eastAsia="Times New Roman" w:hAnsi="Times New Roman" w:cs="Times New Roman"/>
+          <w:sz w:val="24"/>
+          <w:szCs w:val="24"/>
+        </w:rPr>
+        <w:t xml:space="preserve">(), </w:t>
+      </w:r>
+      <w:proofErr w:type="spellStart"/>
+      <w:r>
+        <w:rPr>
+          <w:rFonts w:ascii="Times New Roman" w:eastAsia="Times New Roman" w:hAnsi="Times New Roman" w:cs="Times New Roman"/>
+          <w:sz w:val="24"/>
+          <w:szCs w:val="24"/>
+        </w:rPr>
+        <w:t>resetPassword</w:t>
+      </w:r>
+      <w:proofErr w:type="spellEnd"/>
+      <w:r>
+        <w:rPr>
+          <w:rFonts w:ascii="Times New Roman" w:eastAsia="Times New Roman" w:hAnsi="Times New Roman" w:cs="Times New Roman"/>
+          <w:sz w:val="24"/>
+          <w:szCs w:val="24"/>
+        </w:rPr>
+        <w:t xml:space="preserve">(), </w:t>
+      </w:r>
+      <w:proofErr w:type="spellStart"/>
+      <w:r>
+        <w:rPr>
+          <w:rFonts w:ascii="Times New Roman" w:eastAsia="Times New Roman" w:hAnsi="Times New Roman" w:cs="Times New Roman"/>
+          <w:sz w:val="24"/>
+          <w:szCs w:val="24"/>
+        </w:rPr>
+        <w:t>changePassword</w:t>
+      </w:r>
+      <w:proofErr w:type="spellEnd"/>
+      <w:r>
+        <w:rPr>
+          <w:rFonts w:ascii="Times New Roman" w:eastAsia="Times New Roman" w:hAnsi="Times New Roman" w:cs="Times New Roman"/>
+          <w:sz w:val="24"/>
+          <w:szCs w:val="24"/>
+        </w:rPr>
+        <w:t>()</w:t>
+      </w:r>
+    </w:p>
+    <w:p>
+      <w:pPr>
+        <w:rPr>
+          <w:rFonts w:ascii="Arial" w:eastAsia="Times New Roman" w:hAnsi="Arial" w:cs="Times New Roman"/>
+          <w:b/>
+          <w:sz w:val="24"/>
+          <w:szCs w:val="24"/>
+        </w:rPr>
+      </w:pPr>
+    </w:p>
+    <w:p>
+      <w:pPr>
+        <w:rPr>
+          <w:rFonts w:ascii="Arial" w:eastAsia="Times New Roman" w:hAnsi="Arial" w:cs="Times New Roman"/>
+          <w:b/>
+          <w:bCs/>
+          <w:sz w:val="24"/>
+          <w:szCs w:val="24"/>
+        </w:rPr>
+      </w:pPr>
+      <w:r>
+        <w:rPr>
+          <w:rFonts w:ascii="Arial" w:eastAsia="Times New Roman" w:hAnsi="Arial" w:cs="Times New Roman"/>
+          <w:b/>
+          <w:sz w:val="24"/>
+          <w:szCs w:val="24"/>
+        </w:rPr>
+        <w:t>4.2.</w:t>
+      </w:r>
+      <w:r>
+        <w:rPr>
+          <w:rFonts w:ascii="Arial" w:eastAsia="Times New Roman" w:hAnsi="Arial" w:cs="Times New Roman"/>
+          <w:b/>
+          <w:sz w:val="24"/>
+          <w:szCs w:val="24"/>
+        </w:rPr>
+        <w:t>2</w:t>
+      </w:r>
+      <w:r>
+        <w:rPr>
+          <w:rFonts w:ascii="Arial" w:eastAsia="Times New Roman" w:hAnsi="Arial" w:cs="Times New Roman"/>
+          <w:b/>
+          <w:sz w:val="24"/>
           <w:szCs w:val="24"/>
         </w:rPr>
         <w:t xml:space="preserve"> </w:t>
       </w:r>
       <w:r>
         <w:rPr>
-          <w:szCs w:val="24"/>
-        </w:rPr>
-        <w:t xml:space="preserve">you provided a functional description in Section 3.2, list all the </w:t>
-      </w:r>
-      <w:r>
-        <w:t>functions</w:t>
-      </w:r>
-      <w:r>
-        <w:rPr>
-          <w:szCs w:val="24"/>
-        </w:rPr>
-        <w:t xml:space="preserve"> and function</w:t>
-      </w:r>
-      <w:r>
-        <w:rPr>
+          <w:rFonts w:ascii="Arial" w:eastAsia="Times New Roman" w:hAnsi="Arial" w:cs="Times New Roman"/>
+          <w:b/>
+          <w:bCs/>
+          <w:sz w:val="24"/>
+          <w:szCs w:val="24"/>
+        </w:rPr>
+        <w:t>Product</w:t>
+      </w:r>
+    </w:p>
+    <w:tbl>
+      <w:tblPr>
+        <w:tblW w:w="9360" w:type="dxa"/>
+        <w:tblBorders>
+          <w:top w:val="single" w:sz="4" w:space="0" w:color="auto"/>
+          <w:left w:val="single" w:sz="4" w:space="0" w:color="auto"/>
+          <w:bottom w:val="single" w:sz="4" w:space="0" w:color="auto"/>
+          <w:right w:val="single" w:sz="4" w:space="0" w:color="auto"/>
+          <w:insideH w:val="single" w:sz="4" w:space="0" w:color="auto"/>
+          <w:insideV w:val="single" w:sz="4" w:space="0" w:color="auto"/>
+        </w:tblBorders>
+        <w:shd w:val="clear" w:color="auto" w:fill="FFFFFF" w:themeFill="background1"/>
+        <w:tblCellMar>
+          <w:left w:w="10" w:type="dxa"/>
+          <w:right w:w="10" w:type="dxa"/>
+        </w:tblCellMar>
+        <w:tblLook w:val="04A0" w:firstRow="1" w:lastRow="0" w:firstColumn="1" w:lastColumn="0" w:noHBand="0" w:noVBand="1"/>
+      </w:tblPr>
+      <w:tblGrid>
+        <w:gridCol w:w="2160"/>
+        <w:gridCol w:w="2000"/>
+        <w:gridCol w:w="5200"/>
+      </w:tblGrid>
+      <w:tr>
+        <w:tc>
+          <w:tcPr>
+            <w:tcW w:w="2160" w:type="dxa"/>
+            <w:tcBorders>
+              <w:top w:val="single" w:sz="2" w:space="0" w:color="CCCCCC"/>
+              <w:left w:val="single" w:sz="2" w:space="0" w:color="CCCCCC"/>
+              <w:bottom w:val="single" w:sz="2" w:space="0" w:color="CCCCCC"/>
+              <w:right w:val="single" w:sz="2" w:space="0" w:color="CCCCCC"/>
+            </w:tcBorders>
+            <w:shd w:val="clear" w:color="auto" w:fill="FFFFFF" w:themeFill="background1"/>
+            <w:tcMar>
+              <w:top w:w="80" w:type="dxa"/>
+              <w:left w:w="120" w:type="dxa"/>
+              <w:bottom w:w="80" w:type="dxa"/>
+              <w:right w:w="120" w:type="dxa"/>
+            </w:tcMar>
+            <w:hideMark/>
+          </w:tcPr>
+          <w:p>
+            <w:pPr>
+              <w:rPr>
+                <w:rFonts w:asciiTheme="majorBidi" w:eastAsia="Times New Roman" w:hAnsiTheme="majorBidi" w:cstheme="majorBidi"/>
+                <w:b/>
+                <w:sz w:val="24"/>
+                <w:szCs w:val="20"/>
+              </w:rPr>
+            </w:pPr>
+            <w:r>
+              <w:rPr>
+                <w:rFonts w:asciiTheme="majorBidi" w:eastAsia="Times New Roman" w:hAnsiTheme="majorBidi" w:cstheme="majorBidi"/>
+                <w:b/>
+                <w:bCs/>
+                <w:sz w:val="24"/>
+                <w:szCs w:val="20"/>
+              </w:rPr>
+              <w:t>Attribute</w:t>
+            </w:r>
+          </w:p>
+        </w:tc>
+        <w:tc>
+          <w:tcPr>
+            <w:tcW w:w="2000" w:type="dxa"/>
+            <w:tcBorders>
+              <w:top w:val="single" w:sz="2" w:space="0" w:color="CCCCCC"/>
+              <w:left w:val="single" w:sz="2" w:space="0" w:color="CCCCCC"/>
+              <w:bottom w:val="single" w:sz="2" w:space="0" w:color="CCCCCC"/>
+              <w:right w:val="single" w:sz="2" w:space="0" w:color="CCCCCC"/>
+            </w:tcBorders>
+            <w:shd w:val="clear" w:color="auto" w:fill="FFFFFF" w:themeFill="background1"/>
+            <w:tcMar>
+              <w:top w:w="80" w:type="dxa"/>
+              <w:left w:w="120" w:type="dxa"/>
+              <w:bottom w:w="80" w:type="dxa"/>
+              <w:right w:w="120" w:type="dxa"/>
+            </w:tcMar>
+            <w:hideMark/>
+          </w:tcPr>
+          <w:p>
+            <w:pPr>
+              <w:rPr>
+                <w:rFonts w:asciiTheme="majorBidi" w:eastAsia="Times New Roman" w:hAnsiTheme="majorBidi" w:cstheme="majorBidi"/>
+                <w:b/>
+                <w:sz w:val="24"/>
+                <w:szCs w:val="20"/>
+              </w:rPr>
+            </w:pPr>
+            <w:r>
+              <w:rPr>
+                <w:rFonts w:asciiTheme="majorBidi" w:eastAsia="Times New Roman" w:hAnsiTheme="majorBidi" w:cstheme="majorBidi"/>
+                <w:b/>
+                <w:bCs/>
+                <w:sz w:val="24"/>
+                <w:szCs w:val="20"/>
+              </w:rPr>
+              <w:t>Type</w:t>
+            </w:r>
+          </w:p>
+        </w:tc>
+        <w:tc>
+          <w:tcPr>
+            <w:tcW w:w="5200" w:type="dxa"/>
+            <w:tcBorders>
+              <w:top w:val="single" w:sz="2" w:space="0" w:color="CCCCCC"/>
+              <w:left w:val="single" w:sz="2" w:space="0" w:color="CCCCCC"/>
+              <w:bottom w:val="single" w:sz="2" w:space="0" w:color="CCCCCC"/>
+              <w:right w:val="single" w:sz="2" w:space="0" w:color="CCCCCC"/>
+            </w:tcBorders>
+            <w:shd w:val="clear" w:color="auto" w:fill="FFFFFF" w:themeFill="background1"/>
+            <w:tcMar>
+              <w:top w:w="80" w:type="dxa"/>
+              <w:left w:w="120" w:type="dxa"/>
+              <w:bottom w:w="80" w:type="dxa"/>
+              <w:right w:w="120" w:type="dxa"/>
+            </w:tcMar>
+            <w:hideMark/>
+          </w:tcPr>
+          <w:p>
+            <w:pPr>
+              <w:rPr>
+                <w:rFonts w:asciiTheme="majorBidi" w:eastAsia="Times New Roman" w:hAnsiTheme="majorBidi" w:cstheme="majorBidi"/>
+                <w:b/>
+                <w:sz w:val="24"/>
+                <w:szCs w:val="20"/>
+              </w:rPr>
+            </w:pPr>
+            <w:r>
+              <w:rPr>
+                <w:rFonts w:asciiTheme="majorBidi" w:eastAsia="Times New Roman" w:hAnsiTheme="majorBidi" w:cstheme="majorBidi"/>
+                <w:b/>
+                <w:bCs/>
+                <w:sz w:val="24"/>
+                <w:szCs w:val="20"/>
+              </w:rPr>
+              <w:t>Description</w:t>
+            </w:r>
+          </w:p>
+        </w:tc>
+      </w:tr>
+      <w:tr>
+        <w:tc>
+          <w:tcPr>
+            <w:tcW w:w="2160" w:type="dxa"/>
+            <w:tcBorders>
+              <w:top w:val="single" w:sz="2" w:space="0" w:color="CCCCCC"/>
+              <w:left w:val="single" w:sz="2" w:space="0" w:color="CCCCCC"/>
+              <w:bottom w:val="single" w:sz="2" w:space="0" w:color="CCCCCC"/>
+              <w:right w:val="single" w:sz="2" w:space="0" w:color="CCCCCC"/>
+            </w:tcBorders>
+            <w:shd w:val="clear" w:color="auto" w:fill="FFFFFF" w:themeFill="background1"/>
+            <w:tcMar>
+              <w:top w:w="80" w:type="dxa"/>
+              <w:left w:w="120" w:type="dxa"/>
+              <w:bottom w:w="80" w:type="dxa"/>
+              <w:right w:w="120" w:type="dxa"/>
+            </w:tcMar>
+            <w:hideMark/>
+          </w:tcPr>
+          <w:p>
+            <w:pPr>
+              <w:rPr>
+                <w:rFonts w:asciiTheme="majorBidi" w:eastAsia="Times New Roman" w:hAnsiTheme="majorBidi" w:cstheme="majorBidi"/>
+                <w:bCs/>
+                <w:sz w:val="24"/>
+                <w:szCs w:val="20"/>
+              </w:rPr>
+            </w:pPr>
+            <w:proofErr w:type="spellStart"/>
+            <w:r>
+              <w:rPr>
+                <w:rFonts w:asciiTheme="majorBidi" w:eastAsia="Times New Roman" w:hAnsiTheme="majorBidi" w:cstheme="majorBidi"/>
+                <w:bCs/>
+                <w:sz w:val="24"/>
+                <w:szCs w:val="20"/>
+              </w:rPr>
+              <w:t>product_id</w:t>
+            </w:r>
+            <w:proofErr w:type="spellEnd"/>
+          </w:p>
+        </w:tc>
+        <w:tc>
+          <w:tcPr>
+            <w:tcW w:w="2000" w:type="dxa"/>
+            <w:tcBorders>
+              <w:top w:val="single" w:sz="2" w:space="0" w:color="CCCCCC"/>
+              <w:left w:val="single" w:sz="2" w:space="0" w:color="CCCCCC"/>
+              <w:bottom w:val="single" w:sz="2" w:space="0" w:color="CCCCCC"/>
+              <w:right w:val="single" w:sz="2" w:space="0" w:color="CCCCCC"/>
+            </w:tcBorders>
+            <w:shd w:val="clear" w:color="auto" w:fill="FFFFFF" w:themeFill="background1"/>
+            <w:tcMar>
+              <w:top w:w="80" w:type="dxa"/>
+              <w:left w:w="120" w:type="dxa"/>
+              <w:bottom w:w="80" w:type="dxa"/>
+              <w:right w:w="120" w:type="dxa"/>
+            </w:tcMar>
+            <w:hideMark/>
+          </w:tcPr>
+          <w:p>
+            <w:pPr>
+              <w:rPr>
+                <w:rFonts w:asciiTheme="majorBidi" w:eastAsia="Times New Roman" w:hAnsiTheme="majorBidi" w:cstheme="majorBidi"/>
+                <w:bCs/>
+                <w:sz w:val="24"/>
+                <w:szCs w:val="20"/>
+              </w:rPr>
+            </w:pPr>
+            <w:proofErr w:type="spellStart"/>
+            <w:r>
+              <w:rPr>
+                <w:rFonts w:asciiTheme="majorBidi" w:eastAsia="Times New Roman" w:hAnsiTheme="majorBidi" w:cstheme="majorBidi"/>
+                <w:bCs/>
+                <w:sz w:val="24"/>
+                <w:szCs w:val="20"/>
+              </w:rPr>
+              <w:t>ObjectId</w:t>
+            </w:r>
+            <w:proofErr w:type="spellEnd"/>
+          </w:p>
+        </w:tc>
+        <w:tc>
+          <w:tcPr>
+            <w:tcW w:w="5200" w:type="dxa"/>
+            <w:tcBorders>
+              <w:top w:val="single" w:sz="2" w:space="0" w:color="CCCCCC"/>
+              <w:left w:val="single" w:sz="2" w:space="0" w:color="CCCCCC"/>
+              <w:bottom w:val="single" w:sz="2" w:space="0" w:color="CCCCCC"/>
+              <w:right w:val="single" w:sz="2" w:space="0" w:color="CCCCCC"/>
+            </w:tcBorders>
+            <w:shd w:val="clear" w:color="auto" w:fill="FFFFFF" w:themeFill="background1"/>
+            <w:tcMar>
+              <w:top w:w="80" w:type="dxa"/>
+              <w:left w:w="120" w:type="dxa"/>
+              <w:bottom w:w="80" w:type="dxa"/>
+              <w:right w:w="120" w:type="dxa"/>
+            </w:tcMar>
+            <w:hideMark/>
+          </w:tcPr>
+          <w:p>
+            <w:pPr>
+              <w:rPr>
+                <w:rFonts w:asciiTheme="majorBidi" w:eastAsia="Times New Roman" w:hAnsiTheme="majorBidi" w:cstheme="majorBidi"/>
+                <w:bCs/>
+                <w:sz w:val="24"/>
+                <w:szCs w:val="20"/>
+              </w:rPr>
+            </w:pPr>
+            <w:r>
+              <w:rPr>
+                <w:rFonts w:asciiTheme="majorBidi" w:eastAsia="Times New Roman" w:hAnsiTheme="majorBidi" w:cstheme="majorBidi"/>
+                <w:bCs/>
+                <w:sz w:val="24"/>
+                <w:szCs w:val="20"/>
+              </w:rPr>
+              <w:t>Unique identifier for the product</w:t>
+            </w:r>
+          </w:p>
+        </w:tc>
+      </w:tr>
+      <w:tr>
+        <w:tc>
+          <w:tcPr>
+            <w:tcW w:w="2160" w:type="dxa"/>
+            <w:tcBorders>
+              <w:top w:val="single" w:sz="2" w:space="0" w:color="CCCCCC"/>
+              <w:left w:val="single" w:sz="2" w:space="0" w:color="CCCCCC"/>
+              <w:bottom w:val="single" w:sz="2" w:space="0" w:color="CCCCCC"/>
+              <w:right w:val="single" w:sz="2" w:space="0" w:color="CCCCCC"/>
+            </w:tcBorders>
+            <w:shd w:val="clear" w:color="auto" w:fill="FFFFFF" w:themeFill="background1"/>
+            <w:tcMar>
+              <w:top w:w="80" w:type="dxa"/>
+              <w:left w:w="120" w:type="dxa"/>
+              <w:bottom w:w="80" w:type="dxa"/>
+              <w:right w:w="120" w:type="dxa"/>
+            </w:tcMar>
+            <w:hideMark/>
+          </w:tcPr>
+          <w:p>
+            <w:pPr>
+              <w:rPr>
+                <w:rFonts w:asciiTheme="majorBidi" w:eastAsia="Times New Roman" w:hAnsiTheme="majorBidi" w:cstheme="majorBidi"/>
+                <w:bCs/>
+                <w:sz w:val="24"/>
+                <w:szCs w:val="20"/>
+              </w:rPr>
+            </w:pPr>
+            <w:r>
+              <w:rPr>
+                <w:rFonts w:asciiTheme="majorBidi" w:eastAsia="Times New Roman" w:hAnsiTheme="majorBidi" w:cstheme="majorBidi"/>
+                <w:bCs/>
+                <w:sz w:val="24"/>
+                <w:szCs w:val="20"/>
+              </w:rPr>
+              <w:t>name</w:t>
+            </w:r>
+          </w:p>
+        </w:tc>
+        <w:tc>
+          <w:tcPr>
+            <w:tcW w:w="2000" w:type="dxa"/>
+            <w:tcBorders>
+              <w:top w:val="single" w:sz="2" w:space="0" w:color="CCCCCC"/>
+              <w:left w:val="single" w:sz="2" w:space="0" w:color="CCCCCC"/>
+              <w:bottom w:val="single" w:sz="2" w:space="0" w:color="CCCCCC"/>
+              <w:right w:val="single" w:sz="2" w:space="0" w:color="CCCCCC"/>
+            </w:tcBorders>
+            <w:shd w:val="clear" w:color="auto" w:fill="FFFFFF" w:themeFill="background1"/>
+            <w:tcMar>
+              <w:top w:w="80" w:type="dxa"/>
+              <w:left w:w="120" w:type="dxa"/>
+              <w:bottom w:w="80" w:type="dxa"/>
+              <w:right w:w="120" w:type="dxa"/>
+            </w:tcMar>
+            <w:hideMark/>
+          </w:tcPr>
+          <w:p>
+            <w:pPr>
+              <w:rPr>
+                <w:rFonts w:asciiTheme="majorBidi" w:eastAsia="Times New Roman" w:hAnsiTheme="majorBidi" w:cstheme="majorBidi"/>
+                <w:bCs/>
+                <w:sz w:val="24"/>
+                <w:szCs w:val="20"/>
+              </w:rPr>
+            </w:pPr>
+            <w:r>
+              <w:rPr>
+                <w:rFonts w:asciiTheme="majorBidi" w:eastAsia="Times New Roman" w:hAnsiTheme="majorBidi" w:cstheme="majorBidi"/>
+                <w:bCs/>
+                <w:sz w:val="24"/>
+                <w:szCs w:val="20"/>
+              </w:rPr>
+              <w:t>String</w:t>
+            </w:r>
+          </w:p>
+        </w:tc>
+        <w:tc>
+          <w:tcPr>
+            <w:tcW w:w="5200" w:type="dxa"/>
+            <w:tcBorders>
+              <w:top w:val="single" w:sz="2" w:space="0" w:color="CCCCCC"/>
+              <w:left w:val="single" w:sz="2" w:space="0" w:color="CCCCCC"/>
+              <w:bottom w:val="single" w:sz="2" w:space="0" w:color="CCCCCC"/>
+              <w:right w:val="single" w:sz="2" w:space="0" w:color="CCCCCC"/>
+            </w:tcBorders>
+            <w:shd w:val="clear" w:color="auto" w:fill="FFFFFF" w:themeFill="background1"/>
+            <w:tcMar>
+              <w:top w:w="80" w:type="dxa"/>
+              <w:left w:w="120" w:type="dxa"/>
+              <w:bottom w:w="80" w:type="dxa"/>
+              <w:right w:w="120" w:type="dxa"/>
+            </w:tcMar>
+            <w:hideMark/>
+          </w:tcPr>
+          <w:p>
+            <w:pPr>
+              <w:rPr>
+                <w:rFonts w:asciiTheme="majorBidi" w:eastAsia="Times New Roman" w:hAnsiTheme="majorBidi" w:cstheme="majorBidi"/>
+                <w:bCs/>
+                <w:sz w:val="24"/>
+                <w:szCs w:val="20"/>
+              </w:rPr>
+            </w:pPr>
+            <w:r>
+              <w:rPr>
+                <w:rFonts w:asciiTheme="majorBidi" w:eastAsia="Times New Roman" w:hAnsiTheme="majorBidi" w:cstheme="majorBidi"/>
+                <w:bCs/>
+                <w:sz w:val="24"/>
+                <w:szCs w:val="20"/>
+              </w:rPr>
+              <w:t>Shoe product name</w:t>
+            </w:r>
+          </w:p>
+        </w:tc>
+      </w:tr>
+      <w:tr>
+        <w:tc>
+          <w:tcPr>
+            <w:tcW w:w="2160" w:type="dxa"/>
+            <w:tcBorders>
+              <w:top w:val="single" w:sz="2" w:space="0" w:color="CCCCCC"/>
+              <w:left w:val="single" w:sz="2" w:space="0" w:color="CCCCCC"/>
+              <w:bottom w:val="single" w:sz="2" w:space="0" w:color="CCCCCC"/>
+              <w:right w:val="single" w:sz="2" w:space="0" w:color="CCCCCC"/>
+            </w:tcBorders>
+            <w:shd w:val="clear" w:color="auto" w:fill="FFFFFF" w:themeFill="background1"/>
+            <w:tcMar>
+              <w:top w:w="80" w:type="dxa"/>
+              <w:left w:w="120" w:type="dxa"/>
+              <w:bottom w:w="80" w:type="dxa"/>
+              <w:right w:w="120" w:type="dxa"/>
+            </w:tcMar>
+            <w:hideMark/>
+          </w:tcPr>
+          <w:p>
+            <w:pPr>
+              <w:rPr>
+                <w:rFonts w:asciiTheme="majorBidi" w:eastAsia="Times New Roman" w:hAnsiTheme="majorBidi" w:cstheme="majorBidi"/>
+                <w:bCs/>
+                <w:sz w:val="24"/>
+                <w:szCs w:val="20"/>
+              </w:rPr>
+            </w:pPr>
+            <w:r>
+              <w:rPr>
+                <w:rFonts w:asciiTheme="majorBidi" w:eastAsia="Times New Roman" w:hAnsiTheme="majorBidi" w:cstheme="majorBidi"/>
+                <w:bCs/>
+                <w:sz w:val="24"/>
+                <w:szCs w:val="20"/>
+              </w:rPr>
+              <w:t>brand</w:t>
+            </w:r>
+          </w:p>
+        </w:tc>
+        <w:tc>
+          <w:tcPr>
+            <w:tcW w:w="2000" w:type="dxa"/>
+            <w:tcBorders>
+              <w:top w:val="single" w:sz="2" w:space="0" w:color="CCCCCC"/>
+              <w:left w:val="single" w:sz="2" w:space="0" w:color="CCCCCC"/>
+              <w:bottom w:val="single" w:sz="2" w:space="0" w:color="CCCCCC"/>
+              <w:right w:val="single" w:sz="2" w:space="0" w:color="CCCCCC"/>
+            </w:tcBorders>
+            <w:shd w:val="clear" w:color="auto" w:fill="FFFFFF" w:themeFill="background1"/>
+            <w:tcMar>
+              <w:top w:w="80" w:type="dxa"/>
+              <w:left w:w="120" w:type="dxa"/>
+              <w:bottom w:w="80" w:type="dxa"/>
+              <w:right w:w="120" w:type="dxa"/>
+            </w:tcMar>
+            <w:hideMark/>
+          </w:tcPr>
+          <w:p>
+            <w:pPr>
+              <w:rPr>
+                <w:rFonts w:asciiTheme="majorBidi" w:eastAsia="Times New Roman" w:hAnsiTheme="majorBidi" w:cstheme="majorBidi"/>
+                <w:bCs/>
+                <w:sz w:val="24"/>
+                <w:szCs w:val="20"/>
+              </w:rPr>
+            </w:pPr>
+            <w:r>
+              <w:rPr>
+                <w:rFonts w:asciiTheme="majorBidi" w:eastAsia="Times New Roman" w:hAnsiTheme="majorBidi" w:cstheme="majorBidi"/>
+                <w:bCs/>
+                <w:sz w:val="24"/>
+                <w:szCs w:val="20"/>
+              </w:rPr>
+              <w:t>String</w:t>
+            </w:r>
+          </w:p>
+        </w:tc>
+        <w:tc>
+          <w:tcPr>
+            <w:tcW w:w="5200" w:type="dxa"/>
+            <w:tcBorders>
+              <w:top w:val="single" w:sz="2" w:space="0" w:color="CCCCCC"/>
+              <w:left w:val="single" w:sz="2" w:space="0" w:color="CCCCCC"/>
+              <w:bottom w:val="single" w:sz="2" w:space="0" w:color="CCCCCC"/>
+              <w:right w:val="single" w:sz="2" w:space="0" w:color="CCCCCC"/>
+            </w:tcBorders>
+            <w:shd w:val="clear" w:color="auto" w:fill="FFFFFF" w:themeFill="background1"/>
+            <w:tcMar>
+              <w:top w:w="80" w:type="dxa"/>
+              <w:left w:w="120" w:type="dxa"/>
+              <w:bottom w:w="80" w:type="dxa"/>
+              <w:right w:w="120" w:type="dxa"/>
+            </w:tcMar>
+            <w:hideMark/>
+          </w:tcPr>
+          <w:p>
+            <w:pPr>
+              <w:rPr>
+                <w:rFonts w:asciiTheme="majorBidi" w:eastAsia="Times New Roman" w:hAnsiTheme="majorBidi" w:cstheme="majorBidi"/>
+                <w:bCs/>
+                <w:sz w:val="24"/>
+                <w:szCs w:val="20"/>
+              </w:rPr>
+            </w:pPr>
+            <w:r>
+              <w:rPr>
+                <w:rFonts w:asciiTheme="majorBidi" w:eastAsia="Times New Roman" w:hAnsiTheme="majorBidi" w:cstheme="majorBidi"/>
+                <w:bCs/>
+                <w:sz w:val="24"/>
+                <w:szCs w:val="20"/>
+              </w:rPr>
+              <w:t>Shoe brand</w:t>
+            </w:r>
+          </w:p>
+        </w:tc>
+      </w:tr>
+      <w:tr>
+        <w:tc>
+          <w:tcPr>
+            <w:tcW w:w="2160" w:type="dxa"/>
+            <w:tcBorders>
+              <w:top w:val="single" w:sz="2" w:space="0" w:color="CCCCCC"/>
+              <w:left w:val="single" w:sz="2" w:space="0" w:color="CCCCCC"/>
+              <w:bottom w:val="single" w:sz="2" w:space="0" w:color="CCCCCC"/>
+              <w:right w:val="single" w:sz="2" w:space="0" w:color="CCCCCC"/>
+            </w:tcBorders>
+            <w:shd w:val="clear" w:color="auto" w:fill="FFFFFF" w:themeFill="background1"/>
+            <w:tcMar>
+              <w:top w:w="80" w:type="dxa"/>
+              <w:left w:w="120" w:type="dxa"/>
+              <w:bottom w:w="80" w:type="dxa"/>
+              <w:right w:w="120" w:type="dxa"/>
+            </w:tcMar>
+            <w:hideMark/>
+          </w:tcPr>
+          <w:p>
+            <w:pPr>
+              <w:rPr>
+                <w:rFonts w:asciiTheme="majorBidi" w:eastAsia="Times New Roman" w:hAnsiTheme="majorBidi" w:cstheme="majorBidi"/>
+                <w:bCs/>
+                <w:sz w:val="24"/>
+                <w:szCs w:val="20"/>
+              </w:rPr>
+            </w:pPr>
+            <w:proofErr w:type="spellStart"/>
+            <w:r>
+              <w:rPr>
+                <w:rFonts w:asciiTheme="majorBidi" w:eastAsia="Times New Roman" w:hAnsiTheme="majorBidi" w:cstheme="majorBidi"/>
+                <w:bCs/>
+                <w:sz w:val="24"/>
+                <w:szCs w:val="20"/>
+              </w:rPr>
+              <w:t>category_id</w:t>
+            </w:r>
+            <w:proofErr w:type="spellEnd"/>
+          </w:p>
+        </w:tc>
+        <w:tc>
+          <w:tcPr>
+            <w:tcW w:w="2000" w:type="dxa"/>
+            <w:tcBorders>
+              <w:top w:val="single" w:sz="2" w:space="0" w:color="CCCCCC"/>
+              <w:left w:val="single" w:sz="2" w:space="0" w:color="CCCCCC"/>
+              <w:bottom w:val="single" w:sz="2" w:space="0" w:color="CCCCCC"/>
+              <w:right w:val="single" w:sz="2" w:space="0" w:color="CCCCCC"/>
+            </w:tcBorders>
+            <w:shd w:val="clear" w:color="auto" w:fill="FFFFFF" w:themeFill="background1"/>
+            <w:tcMar>
+              <w:top w:w="80" w:type="dxa"/>
+              <w:left w:w="120" w:type="dxa"/>
+              <w:bottom w:w="80" w:type="dxa"/>
+              <w:right w:w="120" w:type="dxa"/>
+            </w:tcMar>
+            <w:hideMark/>
+          </w:tcPr>
+          <w:p>
+            <w:pPr>
+              <w:rPr>
+                <w:rFonts w:asciiTheme="majorBidi" w:eastAsia="Times New Roman" w:hAnsiTheme="majorBidi" w:cstheme="majorBidi"/>
+                <w:bCs/>
+                <w:sz w:val="24"/>
+                <w:szCs w:val="20"/>
+              </w:rPr>
+            </w:pPr>
+            <w:proofErr w:type="spellStart"/>
+            <w:r>
+              <w:rPr>
+                <w:rFonts w:asciiTheme="majorBidi" w:eastAsia="Times New Roman" w:hAnsiTheme="majorBidi" w:cstheme="majorBidi"/>
+                <w:bCs/>
+                <w:sz w:val="24"/>
+                <w:szCs w:val="20"/>
+              </w:rPr>
+              <w:t>ObjectId</w:t>
+            </w:r>
+            <w:proofErr w:type="spellEnd"/>
+          </w:p>
+        </w:tc>
+        <w:tc>
+          <w:tcPr>
+            <w:tcW w:w="5200" w:type="dxa"/>
+            <w:tcBorders>
+              <w:top w:val="single" w:sz="2" w:space="0" w:color="CCCCCC"/>
+              <w:left w:val="single" w:sz="2" w:space="0" w:color="CCCCCC"/>
+              <w:bottom w:val="single" w:sz="2" w:space="0" w:color="CCCCCC"/>
+              <w:right w:val="single" w:sz="2" w:space="0" w:color="CCCCCC"/>
+            </w:tcBorders>
+            <w:shd w:val="clear" w:color="auto" w:fill="FFFFFF" w:themeFill="background1"/>
+            <w:tcMar>
+              <w:top w:w="80" w:type="dxa"/>
+              <w:left w:w="120" w:type="dxa"/>
+              <w:bottom w:w="80" w:type="dxa"/>
+              <w:right w:w="120" w:type="dxa"/>
+            </w:tcMar>
+            <w:hideMark/>
+          </w:tcPr>
+          <w:p>
+            <w:pPr>
+              <w:rPr>
+                <w:rFonts w:asciiTheme="majorBidi" w:eastAsia="Times New Roman" w:hAnsiTheme="majorBidi" w:cstheme="majorBidi"/>
+                <w:bCs/>
+                <w:sz w:val="24"/>
+                <w:szCs w:val="20"/>
+              </w:rPr>
+            </w:pPr>
+            <w:r>
+              <w:rPr>
+                <w:rFonts w:asciiTheme="majorBidi" w:eastAsia="Times New Roman" w:hAnsiTheme="majorBidi" w:cstheme="majorBidi"/>
+                <w:bCs/>
+                <w:sz w:val="24"/>
+                <w:szCs w:val="20"/>
+              </w:rPr>
+              <w:t>Reference to the Category document</w:t>
+            </w:r>
+          </w:p>
+        </w:tc>
+      </w:tr>
+      <w:tr>
+        <w:tc>
+          <w:tcPr>
+            <w:tcW w:w="2160" w:type="dxa"/>
+            <w:tcBorders>
+              <w:top w:val="single" w:sz="2" w:space="0" w:color="CCCCCC"/>
+              <w:left w:val="single" w:sz="2" w:space="0" w:color="CCCCCC"/>
+              <w:bottom w:val="single" w:sz="2" w:space="0" w:color="CCCCCC"/>
+              <w:right w:val="single" w:sz="2" w:space="0" w:color="CCCCCC"/>
+            </w:tcBorders>
+            <w:shd w:val="clear" w:color="auto" w:fill="FFFFFF" w:themeFill="background1"/>
+            <w:tcMar>
+              <w:top w:w="80" w:type="dxa"/>
+              <w:left w:w="120" w:type="dxa"/>
+              <w:bottom w:w="80" w:type="dxa"/>
+              <w:right w:w="120" w:type="dxa"/>
+            </w:tcMar>
+            <w:hideMark/>
+          </w:tcPr>
+          <w:p>
+            <w:pPr>
+              <w:rPr>
+                <w:rFonts w:asciiTheme="majorBidi" w:eastAsia="Times New Roman" w:hAnsiTheme="majorBidi" w:cstheme="majorBidi"/>
+                <w:bCs/>
+                <w:sz w:val="24"/>
+                <w:szCs w:val="20"/>
+              </w:rPr>
+            </w:pPr>
+            <w:r>
+              <w:rPr>
+                <w:rFonts w:asciiTheme="majorBidi" w:eastAsia="Times New Roman" w:hAnsiTheme="majorBidi" w:cstheme="majorBidi"/>
+                <w:bCs/>
+                <w:sz w:val="24"/>
+                <w:szCs w:val="20"/>
+              </w:rPr>
+              <w:t>size</w:t>
+            </w:r>
+          </w:p>
+        </w:tc>
+        <w:tc>
+          <w:tcPr>
+            <w:tcW w:w="2000" w:type="dxa"/>
+            <w:tcBorders>
+              <w:top w:val="single" w:sz="2" w:space="0" w:color="CCCCCC"/>
+              <w:left w:val="single" w:sz="2" w:space="0" w:color="CCCCCC"/>
+              <w:bottom w:val="single" w:sz="2" w:space="0" w:color="CCCCCC"/>
+              <w:right w:val="single" w:sz="2" w:space="0" w:color="CCCCCC"/>
+            </w:tcBorders>
+            <w:shd w:val="clear" w:color="auto" w:fill="FFFFFF" w:themeFill="background1"/>
+            <w:tcMar>
+              <w:top w:w="80" w:type="dxa"/>
+              <w:left w:w="120" w:type="dxa"/>
+              <w:bottom w:w="80" w:type="dxa"/>
+              <w:right w:w="120" w:type="dxa"/>
+            </w:tcMar>
+            <w:hideMark/>
+          </w:tcPr>
+          <w:p>
+            <w:pPr>
+              <w:rPr>
+                <w:rFonts w:asciiTheme="majorBidi" w:eastAsia="Times New Roman" w:hAnsiTheme="majorBidi" w:cstheme="majorBidi"/>
+                <w:bCs/>
+                <w:sz w:val="24"/>
+                <w:szCs w:val="20"/>
+              </w:rPr>
+            </w:pPr>
+            <w:r>
+              <w:rPr>
+                <w:rFonts w:asciiTheme="majorBidi" w:eastAsia="Times New Roman" w:hAnsiTheme="majorBidi" w:cstheme="majorBidi"/>
+                <w:bCs/>
+                <w:sz w:val="24"/>
+                <w:szCs w:val="20"/>
+              </w:rPr>
+              <w:t>Array&lt;Number&gt;</w:t>
+            </w:r>
+          </w:p>
+        </w:tc>
+        <w:tc>
+          <w:tcPr>
+            <w:tcW w:w="5200" w:type="dxa"/>
+            <w:tcBorders>
+              <w:top w:val="single" w:sz="2" w:space="0" w:color="CCCCCC"/>
+              <w:left w:val="single" w:sz="2" w:space="0" w:color="CCCCCC"/>
+              <w:bottom w:val="single" w:sz="2" w:space="0" w:color="CCCCCC"/>
+              <w:right w:val="single" w:sz="2" w:space="0" w:color="CCCCCC"/>
+            </w:tcBorders>
+            <w:shd w:val="clear" w:color="auto" w:fill="FFFFFF" w:themeFill="background1"/>
+            <w:tcMar>
+              <w:top w:w="80" w:type="dxa"/>
+              <w:left w:w="120" w:type="dxa"/>
+              <w:bottom w:w="80" w:type="dxa"/>
+              <w:right w:w="120" w:type="dxa"/>
+            </w:tcMar>
+            <w:hideMark/>
+          </w:tcPr>
+          <w:p>
+            <w:pPr>
+              <w:rPr>
+                <w:rFonts w:asciiTheme="majorBidi" w:eastAsia="Times New Roman" w:hAnsiTheme="majorBidi" w:cstheme="majorBidi"/>
+                <w:bCs/>
+                <w:sz w:val="24"/>
+                <w:szCs w:val="20"/>
+              </w:rPr>
+            </w:pPr>
+            <w:r>
+              <w:rPr>
+                <w:rFonts w:asciiTheme="majorBidi" w:eastAsia="Times New Roman" w:hAnsiTheme="majorBidi" w:cstheme="majorBidi"/>
+                <w:bCs/>
+                <w:sz w:val="24"/>
+                <w:szCs w:val="20"/>
+              </w:rPr>
+              <w:t>Available sizes for the product</w:t>
+            </w:r>
+          </w:p>
+        </w:tc>
+      </w:tr>
+      <w:tr>
+        <w:tc>
+          <w:tcPr>
+            <w:tcW w:w="2160" w:type="dxa"/>
+            <w:tcBorders>
+              <w:top w:val="single" w:sz="2" w:space="0" w:color="CCCCCC"/>
+              <w:left w:val="single" w:sz="2" w:space="0" w:color="CCCCCC"/>
+              <w:bottom w:val="single" w:sz="2" w:space="0" w:color="CCCCCC"/>
+              <w:right w:val="single" w:sz="2" w:space="0" w:color="CCCCCC"/>
+            </w:tcBorders>
+            <w:shd w:val="clear" w:color="auto" w:fill="FFFFFF" w:themeFill="background1"/>
+            <w:tcMar>
+              <w:top w:w="80" w:type="dxa"/>
+              <w:left w:w="120" w:type="dxa"/>
+              <w:bottom w:w="80" w:type="dxa"/>
+              <w:right w:w="120" w:type="dxa"/>
+            </w:tcMar>
+            <w:hideMark/>
+          </w:tcPr>
+          <w:p>
+            <w:pPr>
+              <w:rPr>
+                <w:rFonts w:asciiTheme="majorBidi" w:eastAsia="Times New Roman" w:hAnsiTheme="majorBidi" w:cstheme="majorBidi"/>
+                <w:bCs/>
+                <w:sz w:val="24"/>
+                <w:szCs w:val="20"/>
+              </w:rPr>
+            </w:pPr>
+            <w:r>
+              <w:rPr>
+                <w:rFonts w:asciiTheme="majorBidi" w:eastAsia="Times New Roman" w:hAnsiTheme="majorBidi" w:cstheme="majorBidi"/>
+                <w:bCs/>
+                <w:sz w:val="24"/>
+                <w:szCs w:val="20"/>
+              </w:rPr>
+              <w:lastRenderedPageBreak/>
+              <w:t>price</w:t>
+            </w:r>
+          </w:p>
+        </w:tc>
+        <w:tc>
+          <w:tcPr>
+            <w:tcW w:w="2000" w:type="dxa"/>
+            <w:tcBorders>
+              <w:top w:val="single" w:sz="2" w:space="0" w:color="CCCCCC"/>
+              <w:left w:val="single" w:sz="2" w:space="0" w:color="CCCCCC"/>
+              <w:bottom w:val="single" w:sz="2" w:space="0" w:color="CCCCCC"/>
+              <w:right w:val="single" w:sz="2" w:space="0" w:color="CCCCCC"/>
+            </w:tcBorders>
+            <w:shd w:val="clear" w:color="auto" w:fill="FFFFFF" w:themeFill="background1"/>
+            <w:tcMar>
+              <w:top w:w="80" w:type="dxa"/>
+              <w:left w:w="120" w:type="dxa"/>
+              <w:bottom w:w="80" w:type="dxa"/>
+              <w:right w:w="120" w:type="dxa"/>
+            </w:tcMar>
+            <w:hideMark/>
+          </w:tcPr>
+          <w:p>
+            <w:pPr>
+              <w:rPr>
+                <w:rFonts w:asciiTheme="majorBidi" w:eastAsia="Times New Roman" w:hAnsiTheme="majorBidi" w:cstheme="majorBidi"/>
+                <w:bCs/>
+                <w:sz w:val="24"/>
+                <w:szCs w:val="20"/>
+              </w:rPr>
+            </w:pPr>
+            <w:r>
+              <w:rPr>
+                <w:rFonts w:asciiTheme="majorBidi" w:eastAsia="Times New Roman" w:hAnsiTheme="majorBidi" w:cstheme="majorBidi"/>
+                <w:bCs/>
+                <w:sz w:val="24"/>
+                <w:szCs w:val="20"/>
+              </w:rPr>
+              <w:t>Number</w:t>
+            </w:r>
+          </w:p>
+        </w:tc>
+        <w:tc>
+          <w:tcPr>
+            <w:tcW w:w="5200" w:type="dxa"/>
+            <w:tcBorders>
+              <w:top w:val="single" w:sz="2" w:space="0" w:color="CCCCCC"/>
+              <w:left w:val="single" w:sz="2" w:space="0" w:color="CCCCCC"/>
+              <w:bottom w:val="single" w:sz="2" w:space="0" w:color="CCCCCC"/>
+              <w:right w:val="single" w:sz="2" w:space="0" w:color="CCCCCC"/>
+            </w:tcBorders>
+            <w:shd w:val="clear" w:color="auto" w:fill="FFFFFF" w:themeFill="background1"/>
+            <w:tcMar>
+              <w:top w:w="80" w:type="dxa"/>
+              <w:left w:w="120" w:type="dxa"/>
+              <w:bottom w:w="80" w:type="dxa"/>
+              <w:right w:w="120" w:type="dxa"/>
+            </w:tcMar>
+            <w:hideMark/>
+          </w:tcPr>
+          <w:p>
+            <w:pPr>
+              <w:rPr>
+                <w:rFonts w:asciiTheme="majorBidi" w:eastAsia="Times New Roman" w:hAnsiTheme="majorBidi" w:cstheme="majorBidi"/>
+                <w:bCs/>
+                <w:sz w:val="24"/>
+                <w:szCs w:val="20"/>
+              </w:rPr>
+            </w:pPr>
+            <w:r>
+              <w:rPr>
+                <w:rFonts w:asciiTheme="majorBidi" w:eastAsia="Times New Roman" w:hAnsiTheme="majorBidi" w:cstheme="majorBidi"/>
+                <w:bCs/>
+                <w:sz w:val="24"/>
+                <w:szCs w:val="20"/>
+              </w:rPr>
+              <w:t>Product price</w:t>
+            </w:r>
+          </w:p>
+        </w:tc>
+      </w:tr>
+      <w:tr>
+        <w:tc>
+          <w:tcPr>
+            <w:tcW w:w="2160" w:type="dxa"/>
+            <w:tcBorders>
+              <w:top w:val="single" w:sz="2" w:space="0" w:color="CCCCCC"/>
+              <w:left w:val="single" w:sz="2" w:space="0" w:color="CCCCCC"/>
+              <w:bottom w:val="single" w:sz="2" w:space="0" w:color="CCCCCC"/>
+              <w:right w:val="single" w:sz="2" w:space="0" w:color="CCCCCC"/>
+            </w:tcBorders>
+            <w:shd w:val="clear" w:color="auto" w:fill="FFFFFF" w:themeFill="background1"/>
+            <w:tcMar>
+              <w:top w:w="80" w:type="dxa"/>
+              <w:left w:w="120" w:type="dxa"/>
+              <w:bottom w:w="80" w:type="dxa"/>
+              <w:right w:w="120" w:type="dxa"/>
+            </w:tcMar>
+            <w:hideMark/>
+          </w:tcPr>
+          <w:p>
+            <w:pPr>
+              <w:rPr>
+                <w:rFonts w:asciiTheme="majorBidi" w:eastAsia="Times New Roman" w:hAnsiTheme="majorBidi" w:cstheme="majorBidi"/>
+                <w:bCs/>
+                <w:sz w:val="24"/>
+                <w:szCs w:val="20"/>
+              </w:rPr>
+            </w:pPr>
+            <w:r>
+              <w:rPr>
+                <w:rFonts w:asciiTheme="majorBidi" w:eastAsia="Times New Roman" w:hAnsiTheme="majorBidi" w:cstheme="majorBidi"/>
+                <w:bCs/>
+                <w:sz w:val="24"/>
+                <w:szCs w:val="20"/>
+              </w:rPr>
+              <w:t>images</w:t>
+            </w:r>
+          </w:p>
+        </w:tc>
+        <w:tc>
+          <w:tcPr>
+            <w:tcW w:w="2000" w:type="dxa"/>
+            <w:tcBorders>
+              <w:top w:val="single" w:sz="2" w:space="0" w:color="CCCCCC"/>
+              <w:left w:val="single" w:sz="2" w:space="0" w:color="CCCCCC"/>
+              <w:bottom w:val="single" w:sz="2" w:space="0" w:color="CCCCCC"/>
+              <w:right w:val="single" w:sz="2" w:space="0" w:color="CCCCCC"/>
+            </w:tcBorders>
+            <w:shd w:val="clear" w:color="auto" w:fill="FFFFFF" w:themeFill="background1"/>
+            <w:tcMar>
+              <w:top w:w="80" w:type="dxa"/>
+              <w:left w:w="120" w:type="dxa"/>
+              <w:bottom w:w="80" w:type="dxa"/>
+              <w:right w:w="120" w:type="dxa"/>
+            </w:tcMar>
+            <w:hideMark/>
+          </w:tcPr>
+          <w:p>
+            <w:pPr>
+              <w:rPr>
+                <w:rFonts w:asciiTheme="majorBidi" w:eastAsia="Times New Roman" w:hAnsiTheme="majorBidi" w:cstheme="majorBidi"/>
+                <w:bCs/>
+                <w:sz w:val="24"/>
+                <w:szCs w:val="20"/>
+              </w:rPr>
+            </w:pPr>
+            <w:r>
+              <w:rPr>
+                <w:rFonts w:asciiTheme="majorBidi" w:eastAsia="Times New Roman" w:hAnsiTheme="majorBidi" w:cstheme="majorBidi"/>
+                <w:bCs/>
+                <w:sz w:val="24"/>
+                <w:szCs w:val="20"/>
+              </w:rPr>
+              <w:t>Array&lt;String&gt;</w:t>
+            </w:r>
+          </w:p>
+        </w:tc>
+        <w:tc>
+          <w:tcPr>
+            <w:tcW w:w="5200" w:type="dxa"/>
+            <w:tcBorders>
+              <w:top w:val="single" w:sz="2" w:space="0" w:color="CCCCCC"/>
+              <w:left w:val="single" w:sz="2" w:space="0" w:color="CCCCCC"/>
+              <w:bottom w:val="single" w:sz="2" w:space="0" w:color="CCCCCC"/>
+              <w:right w:val="single" w:sz="2" w:space="0" w:color="CCCCCC"/>
+            </w:tcBorders>
+            <w:shd w:val="clear" w:color="auto" w:fill="FFFFFF" w:themeFill="background1"/>
+            <w:tcMar>
+              <w:top w:w="80" w:type="dxa"/>
+              <w:left w:w="120" w:type="dxa"/>
+              <w:bottom w:w="80" w:type="dxa"/>
+              <w:right w:w="120" w:type="dxa"/>
+            </w:tcMar>
+            <w:hideMark/>
+          </w:tcPr>
+          <w:p>
+            <w:pPr>
+              <w:rPr>
+                <w:rFonts w:asciiTheme="majorBidi" w:eastAsia="Times New Roman" w:hAnsiTheme="majorBidi" w:cstheme="majorBidi"/>
+                <w:bCs/>
+                <w:sz w:val="24"/>
+                <w:szCs w:val="20"/>
+              </w:rPr>
+            </w:pPr>
+            <w:r>
+              <w:rPr>
+                <w:rFonts w:asciiTheme="majorBidi" w:eastAsia="Times New Roman" w:hAnsiTheme="majorBidi" w:cstheme="majorBidi"/>
+                <w:bCs/>
+                <w:sz w:val="24"/>
+                <w:szCs w:val="20"/>
+              </w:rPr>
+              <w:t>Array of image URLs/paths</w:t>
+            </w:r>
+          </w:p>
+        </w:tc>
+      </w:tr>
+      <w:tr>
+        <w:tc>
+          <w:tcPr>
+            <w:tcW w:w="2160" w:type="dxa"/>
+            <w:tcBorders>
+              <w:top w:val="single" w:sz="2" w:space="0" w:color="CCCCCC"/>
+              <w:left w:val="single" w:sz="2" w:space="0" w:color="CCCCCC"/>
+              <w:bottom w:val="single" w:sz="2" w:space="0" w:color="CCCCCC"/>
+              <w:right w:val="single" w:sz="2" w:space="0" w:color="CCCCCC"/>
+            </w:tcBorders>
+            <w:shd w:val="clear" w:color="auto" w:fill="FFFFFF" w:themeFill="background1"/>
+            <w:tcMar>
+              <w:top w:w="80" w:type="dxa"/>
+              <w:left w:w="120" w:type="dxa"/>
+              <w:bottom w:w="80" w:type="dxa"/>
+              <w:right w:w="120" w:type="dxa"/>
+            </w:tcMar>
+            <w:hideMark/>
+          </w:tcPr>
+          <w:p>
+            <w:pPr>
+              <w:rPr>
+                <w:rFonts w:asciiTheme="majorBidi" w:eastAsia="Times New Roman" w:hAnsiTheme="majorBidi" w:cstheme="majorBidi"/>
+                <w:bCs/>
+                <w:sz w:val="24"/>
+                <w:szCs w:val="20"/>
+              </w:rPr>
+            </w:pPr>
+            <w:r>
+              <w:rPr>
+                <w:rFonts w:asciiTheme="majorBidi" w:eastAsia="Times New Roman" w:hAnsiTheme="majorBidi" w:cstheme="majorBidi"/>
+                <w:bCs/>
+                <w:sz w:val="24"/>
+                <w:szCs w:val="20"/>
+              </w:rPr>
+              <w:t>stock</w:t>
+            </w:r>
+          </w:p>
+        </w:tc>
+        <w:tc>
+          <w:tcPr>
+            <w:tcW w:w="2000" w:type="dxa"/>
+            <w:tcBorders>
+              <w:top w:val="single" w:sz="2" w:space="0" w:color="CCCCCC"/>
+              <w:left w:val="single" w:sz="2" w:space="0" w:color="CCCCCC"/>
+              <w:bottom w:val="single" w:sz="2" w:space="0" w:color="CCCCCC"/>
+              <w:right w:val="single" w:sz="2" w:space="0" w:color="CCCCCC"/>
+            </w:tcBorders>
+            <w:shd w:val="clear" w:color="auto" w:fill="FFFFFF" w:themeFill="background1"/>
+            <w:tcMar>
+              <w:top w:w="80" w:type="dxa"/>
+              <w:left w:w="120" w:type="dxa"/>
+              <w:bottom w:w="80" w:type="dxa"/>
+              <w:right w:w="120" w:type="dxa"/>
+            </w:tcMar>
+            <w:hideMark/>
+          </w:tcPr>
+          <w:p>
+            <w:pPr>
+              <w:rPr>
+                <w:rFonts w:asciiTheme="majorBidi" w:eastAsia="Times New Roman" w:hAnsiTheme="majorBidi" w:cstheme="majorBidi"/>
+                <w:bCs/>
+                <w:sz w:val="24"/>
+                <w:szCs w:val="20"/>
+              </w:rPr>
+            </w:pPr>
+            <w:r>
+              <w:rPr>
+                <w:rFonts w:asciiTheme="majorBidi" w:eastAsia="Times New Roman" w:hAnsiTheme="majorBidi" w:cstheme="majorBidi"/>
+                <w:bCs/>
+                <w:sz w:val="24"/>
+                <w:szCs w:val="20"/>
+              </w:rPr>
+              <w:t>Number</w:t>
+            </w:r>
+          </w:p>
+        </w:tc>
+        <w:tc>
+          <w:tcPr>
+            <w:tcW w:w="5200" w:type="dxa"/>
+            <w:tcBorders>
+              <w:top w:val="single" w:sz="2" w:space="0" w:color="CCCCCC"/>
+              <w:left w:val="single" w:sz="2" w:space="0" w:color="CCCCCC"/>
+              <w:bottom w:val="single" w:sz="2" w:space="0" w:color="CCCCCC"/>
+              <w:right w:val="single" w:sz="2" w:space="0" w:color="CCCCCC"/>
+            </w:tcBorders>
+            <w:shd w:val="clear" w:color="auto" w:fill="FFFFFF" w:themeFill="background1"/>
+            <w:tcMar>
+              <w:top w:w="80" w:type="dxa"/>
+              <w:left w:w="120" w:type="dxa"/>
+              <w:bottom w:w="80" w:type="dxa"/>
+              <w:right w:w="120" w:type="dxa"/>
+            </w:tcMar>
+            <w:hideMark/>
+          </w:tcPr>
+          <w:p>
+            <w:pPr>
+              <w:rPr>
+                <w:rFonts w:asciiTheme="majorBidi" w:eastAsia="Times New Roman" w:hAnsiTheme="majorBidi" w:cstheme="majorBidi"/>
+                <w:bCs/>
+                <w:sz w:val="24"/>
+                <w:szCs w:val="20"/>
+              </w:rPr>
+            </w:pPr>
+            <w:r>
+              <w:rPr>
+                <w:rFonts w:asciiTheme="majorBidi" w:eastAsia="Times New Roman" w:hAnsiTheme="majorBidi" w:cstheme="majorBidi"/>
+                <w:bCs/>
+                <w:sz w:val="24"/>
+                <w:szCs w:val="20"/>
+              </w:rPr>
+              <w:t>Current stock quantity (&gt;= 0)</w:t>
+            </w:r>
+          </w:p>
+        </w:tc>
+      </w:tr>
+      <w:tr>
+        <w:tc>
+          <w:tcPr>
+            <w:tcW w:w="2160" w:type="dxa"/>
+            <w:tcBorders>
+              <w:top w:val="single" w:sz="2" w:space="0" w:color="CCCCCC"/>
+              <w:left w:val="single" w:sz="2" w:space="0" w:color="CCCCCC"/>
+              <w:bottom w:val="single" w:sz="2" w:space="0" w:color="CCCCCC"/>
+              <w:right w:val="single" w:sz="2" w:space="0" w:color="CCCCCC"/>
+            </w:tcBorders>
+            <w:shd w:val="clear" w:color="auto" w:fill="FFFFFF" w:themeFill="background1"/>
+            <w:tcMar>
+              <w:top w:w="80" w:type="dxa"/>
+              <w:left w:w="120" w:type="dxa"/>
+              <w:bottom w:w="80" w:type="dxa"/>
+              <w:right w:w="120" w:type="dxa"/>
+            </w:tcMar>
+            <w:hideMark/>
+          </w:tcPr>
+          <w:p>
+            <w:pPr>
+              <w:rPr>
+                <w:rFonts w:asciiTheme="majorBidi" w:eastAsia="Times New Roman" w:hAnsiTheme="majorBidi" w:cstheme="majorBidi"/>
+                <w:bCs/>
+                <w:sz w:val="24"/>
+                <w:szCs w:val="20"/>
+              </w:rPr>
+            </w:pPr>
+            <w:r>
+              <w:rPr>
+                <w:rFonts w:asciiTheme="majorBidi" w:eastAsia="Times New Roman" w:hAnsiTheme="majorBidi" w:cstheme="majorBidi"/>
+                <w:bCs/>
+                <w:sz w:val="24"/>
+                <w:szCs w:val="20"/>
+              </w:rPr>
+              <w:t>description</w:t>
+            </w:r>
+          </w:p>
+        </w:tc>
+        <w:tc>
+          <w:tcPr>
+            <w:tcW w:w="2000" w:type="dxa"/>
+            <w:tcBorders>
+              <w:top w:val="single" w:sz="2" w:space="0" w:color="CCCCCC"/>
+              <w:left w:val="single" w:sz="2" w:space="0" w:color="CCCCCC"/>
+              <w:bottom w:val="single" w:sz="2" w:space="0" w:color="CCCCCC"/>
+              <w:right w:val="single" w:sz="2" w:space="0" w:color="CCCCCC"/>
+            </w:tcBorders>
+            <w:shd w:val="clear" w:color="auto" w:fill="FFFFFF" w:themeFill="background1"/>
+            <w:tcMar>
+              <w:top w:w="80" w:type="dxa"/>
+              <w:left w:w="120" w:type="dxa"/>
+              <w:bottom w:w="80" w:type="dxa"/>
+              <w:right w:w="120" w:type="dxa"/>
+            </w:tcMar>
+            <w:hideMark/>
+          </w:tcPr>
+          <w:p>
+            <w:pPr>
+              <w:rPr>
+                <w:rFonts w:asciiTheme="majorBidi" w:eastAsia="Times New Roman" w:hAnsiTheme="majorBidi" w:cstheme="majorBidi"/>
+                <w:bCs/>
+                <w:sz w:val="24"/>
+                <w:szCs w:val="20"/>
+              </w:rPr>
+            </w:pPr>
+            <w:r>
+              <w:rPr>
+                <w:rFonts w:asciiTheme="majorBidi" w:eastAsia="Times New Roman" w:hAnsiTheme="majorBidi" w:cstheme="majorBidi"/>
+                <w:bCs/>
+                <w:sz w:val="24"/>
+                <w:szCs w:val="20"/>
+              </w:rPr>
+              <w:t>String</w:t>
+            </w:r>
+          </w:p>
+        </w:tc>
+        <w:tc>
+          <w:tcPr>
+            <w:tcW w:w="5200" w:type="dxa"/>
+            <w:tcBorders>
+              <w:top w:val="single" w:sz="2" w:space="0" w:color="CCCCCC"/>
+              <w:left w:val="single" w:sz="2" w:space="0" w:color="CCCCCC"/>
+              <w:bottom w:val="single" w:sz="2" w:space="0" w:color="CCCCCC"/>
+              <w:right w:val="single" w:sz="2" w:space="0" w:color="CCCCCC"/>
+            </w:tcBorders>
+            <w:shd w:val="clear" w:color="auto" w:fill="FFFFFF" w:themeFill="background1"/>
+            <w:tcMar>
+              <w:top w:w="80" w:type="dxa"/>
+              <w:left w:w="120" w:type="dxa"/>
+              <w:bottom w:w="80" w:type="dxa"/>
+              <w:right w:w="120" w:type="dxa"/>
+            </w:tcMar>
+            <w:hideMark/>
+          </w:tcPr>
+          <w:p>
+            <w:pPr>
+              <w:rPr>
+                <w:rFonts w:asciiTheme="majorBidi" w:eastAsia="Times New Roman" w:hAnsiTheme="majorBidi" w:cstheme="majorBidi"/>
+                <w:bCs/>
+                <w:sz w:val="24"/>
+                <w:szCs w:val="20"/>
+              </w:rPr>
+            </w:pPr>
+            <w:r>
+              <w:rPr>
+                <w:rFonts w:asciiTheme="majorBidi" w:eastAsia="Times New Roman" w:hAnsiTheme="majorBidi" w:cstheme="majorBidi"/>
+                <w:bCs/>
+                <w:sz w:val="24"/>
+                <w:szCs w:val="20"/>
+              </w:rPr>
+              <w:t>Detailed product description</w:t>
+            </w:r>
+          </w:p>
+        </w:tc>
+      </w:tr>
+      <w:tr>
+        <w:tc>
+          <w:tcPr>
+            <w:tcW w:w="2160" w:type="dxa"/>
+            <w:tcBorders>
+              <w:top w:val="single" w:sz="2" w:space="0" w:color="CCCCCC"/>
+              <w:left w:val="single" w:sz="2" w:space="0" w:color="CCCCCC"/>
+              <w:bottom w:val="single" w:sz="2" w:space="0" w:color="CCCCCC"/>
+              <w:right w:val="single" w:sz="2" w:space="0" w:color="CCCCCC"/>
+            </w:tcBorders>
+            <w:shd w:val="clear" w:color="auto" w:fill="FFFFFF" w:themeFill="background1"/>
+            <w:tcMar>
+              <w:top w:w="80" w:type="dxa"/>
+              <w:left w:w="120" w:type="dxa"/>
+              <w:bottom w:w="80" w:type="dxa"/>
+              <w:right w:w="120" w:type="dxa"/>
+            </w:tcMar>
+            <w:hideMark/>
+          </w:tcPr>
+          <w:p>
+            <w:pPr>
+              <w:rPr>
+                <w:rFonts w:asciiTheme="majorBidi" w:eastAsia="Times New Roman" w:hAnsiTheme="majorBidi" w:cstheme="majorBidi"/>
+                <w:bCs/>
+                <w:sz w:val="24"/>
+                <w:szCs w:val="20"/>
+              </w:rPr>
+            </w:pPr>
+            <w:r>
+              <w:rPr>
+                <w:rFonts w:asciiTheme="majorBidi" w:eastAsia="Times New Roman" w:hAnsiTheme="majorBidi" w:cstheme="majorBidi"/>
+                <w:bCs/>
+                <w:sz w:val="24"/>
+                <w:szCs w:val="20"/>
+              </w:rPr>
+              <w:t>color</w:t>
+            </w:r>
+          </w:p>
+        </w:tc>
+        <w:tc>
+          <w:tcPr>
+            <w:tcW w:w="2000" w:type="dxa"/>
+            <w:tcBorders>
+              <w:top w:val="single" w:sz="2" w:space="0" w:color="CCCCCC"/>
+              <w:left w:val="single" w:sz="2" w:space="0" w:color="CCCCCC"/>
+              <w:bottom w:val="single" w:sz="2" w:space="0" w:color="CCCCCC"/>
+              <w:right w:val="single" w:sz="2" w:space="0" w:color="CCCCCC"/>
+            </w:tcBorders>
+            <w:shd w:val="clear" w:color="auto" w:fill="FFFFFF" w:themeFill="background1"/>
+            <w:tcMar>
+              <w:top w:w="80" w:type="dxa"/>
+              <w:left w:w="120" w:type="dxa"/>
+              <w:bottom w:w="80" w:type="dxa"/>
+              <w:right w:w="120" w:type="dxa"/>
+            </w:tcMar>
+            <w:hideMark/>
+          </w:tcPr>
+          <w:p>
+            <w:pPr>
+              <w:rPr>
+                <w:rFonts w:asciiTheme="majorBidi" w:eastAsia="Times New Roman" w:hAnsiTheme="majorBidi" w:cstheme="majorBidi"/>
+                <w:bCs/>
+                <w:sz w:val="24"/>
+                <w:szCs w:val="20"/>
+              </w:rPr>
+            </w:pPr>
+            <w:r>
+              <w:rPr>
+                <w:rFonts w:asciiTheme="majorBidi" w:eastAsia="Times New Roman" w:hAnsiTheme="majorBidi" w:cstheme="majorBidi"/>
+                <w:bCs/>
+                <w:sz w:val="24"/>
+                <w:szCs w:val="20"/>
+              </w:rPr>
+              <w:t>String</w:t>
+            </w:r>
+          </w:p>
+        </w:tc>
+        <w:tc>
+          <w:tcPr>
+            <w:tcW w:w="5200" w:type="dxa"/>
+            <w:tcBorders>
+              <w:top w:val="single" w:sz="2" w:space="0" w:color="CCCCCC"/>
+              <w:left w:val="single" w:sz="2" w:space="0" w:color="CCCCCC"/>
+              <w:bottom w:val="single" w:sz="2" w:space="0" w:color="CCCCCC"/>
+              <w:right w:val="single" w:sz="2" w:space="0" w:color="CCCCCC"/>
+            </w:tcBorders>
+            <w:shd w:val="clear" w:color="auto" w:fill="FFFFFF" w:themeFill="background1"/>
+            <w:tcMar>
+              <w:top w:w="80" w:type="dxa"/>
+              <w:left w:w="120" w:type="dxa"/>
+              <w:bottom w:w="80" w:type="dxa"/>
+              <w:right w:w="120" w:type="dxa"/>
+            </w:tcMar>
+            <w:hideMark/>
+          </w:tcPr>
+          <w:p>
+            <w:pPr>
+              <w:rPr>
+                <w:rFonts w:asciiTheme="majorBidi" w:eastAsia="Times New Roman" w:hAnsiTheme="majorBidi" w:cstheme="majorBidi"/>
+                <w:bCs/>
+                <w:sz w:val="24"/>
+                <w:szCs w:val="20"/>
+              </w:rPr>
+            </w:pPr>
+            <w:r>
+              <w:rPr>
+                <w:rFonts w:asciiTheme="majorBidi" w:eastAsia="Times New Roman" w:hAnsiTheme="majorBidi" w:cstheme="majorBidi"/>
+                <w:bCs/>
+                <w:sz w:val="24"/>
+                <w:szCs w:val="20"/>
+              </w:rPr>
+              <w:t>Available color(s) for the product</w:t>
+            </w:r>
+          </w:p>
+        </w:tc>
+      </w:tr>
+      <w:tr>
+        <w:tc>
+          <w:tcPr>
+            <w:tcW w:w="2160" w:type="dxa"/>
+            <w:tcBorders>
+              <w:top w:val="single" w:sz="2" w:space="0" w:color="CCCCCC"/>
+              <w:left w:val="single" w:sz="2" w:space="0" w:color="CCCCCC"/>
+              <w:bottom w:val="single" w:sz="2" w:space="0" w:color="CCCCCC"/>
+              <w:right w:val="single" w:sz="2" w:space="0" w:color="CCCCCC"/>
+            </w:tcBorders>
+            <w:shd w:val="clear" w:color="auto" w:fill="FFFFFF" w:themeFill="background1"/>
+            <w:tcMar>
+              <w:top w:w="80" w:type="dxa"/>
+              <w:left w:w="120" w:type="dxa"/>
+              <w:bottom w:w="80" w:type="dxa"/>
+              <w:right w:w="120" w:type="dxa"/>
+            </w:tcMar>
+            <w:hideMark/>
+          </w:tcPr>
+          <w:p>
+            <w:pPr>
+              <w:rPr>
+                <w:rFonts w:asciiTheme="majorBidi" w:eastAsia="Times New Roman" w:hAnsiTheme="majorBidi" w:cstheme="majorBidi"/>
+                <w:bCs/>
+                <w:sz w:val="24"/>
+                <w:szCs w:val="20"/>
+              </w:rPr>
+            </w:pPr>
+            <w:proofErr w:type="spellStart"/>
+            <w:r>
+              <w:rPr>
+                <w:rFonts w:asciiTheme="majorBidi" w:eastAsia="Times New Roman" w:hAnsiTheme="majorBidi" w:cstheme="majorBidi"/>
+                <w:bCs/>
+                <w:sz w:val="24"/>
+                <w:szCs w:val="20"/>
+              </w:rPr>
+              <w:t>createdAt</w:t>
+            </w:r>
+            <w:proofErr w:type="spellEnd"/>
+          </w:p>
+        </w:tc>
+        <w:tc>
+          <w:tcPr>
+            <w:tcW w:w="2000" w:type="dxa"/>
+            <w:tcBorders>
+              <w:top w:val="single" w:sz="2" w:space="0" w:color="CCCCCC"/>
+              <w:left w:val="single" w:sz="2" w:space="0" w:color="CCCCCC"/>
+              <w:bottom w:val="single" w:sz="2" w:space="0" w:color="CCCCCC"/>
+              <w:right w:val="single" w:sz="2" w:space="0" w:color="CCCCCC"/>
+            </w:tcBorders>
+            <w:shd w:val="clear" w:color="auto" w:fill="FFFFFF" w:themeFill="background1"/>
+            <w:tcMar>
+              <w:top w:w="80" w:type="dxa"/>
+              <w:left w:w="120" w:type="dxa"/>
+              <w:bottom w:w="80" w:type="dxa"/>
+              <w:right w:w="120" w:type="dxa"/>
+            </w:tcMar>
+            <w:hideMark/>
+          </w:tcPr>
+          <w:p>
+            <w:pPr>
+              <w:rPr>
+                <w:rFonts w:asciiTheme="majorBidi" w:eastAsia="Times New Roman" w:hAnsiTheme="majorBidi" w:cstheme="majorBidi"/>
+                <w:bCs/>
+                <w:sz w:val="24"/>
+                <w:szCs w:val="20"/>
+              </w:rPr>
+            </w:pPr>
+            <w:proofErr w:type="spellStart"/>
+            <w:r>
+              <w:rPr>
+                <w:rFonts w:asciiTheme="majorBidi" w:eastAsia="Times New Roman" w:hAnsiTheme="majorBidi" w:cstheme="majorBidi"/>
+                <w:bCs/>
+                <w:sz w:val="24"/>
+                <w:szCs w:val="20"/>
+              </w:rPr>
+              <w:t>DateTime</w:t>
+            </w:r>
+            <w:proofErr w:type="spellEnd"/>
+          </w:p>
+        </w:tc>
+        <w:tc>
+          <w:tcPr>
+            <w:tcW w:w="5200" w:type="dxa"/>
+            <w:tcBorders>
+              <w:top w:val="single" w:sz="2" w:space="0" w:color="CCCCCC"/>
+              <w:left w:val="single" w:sz="2" w:space="0" w:color="CCCCCC"/>
+              <w:bottom w:val="single" w:sz="2" w:space="0" w:color="CCCCCC"/>
+              <w:right w:val="single" w:sz="2" w:space="0" w:color="CCCCCC"/>
+            </w:tcBorders>
+            <w:shd w:val="clear" w:color="auto" w:fill="FFFFFF" w:themeFill="background1"/>
+            <w:tcMar>
+              <w:top w:w="80" w:type="dxa"/>
+              <w:left w:w="120" w:type="dxa"/>
+              <w:bottom w:w="80" w:type="dxa"/>
+              <w:right w:w="120" w:type="dxa"/>
+            </w:tcMar>
+            <w:hideMark/>
+          </w:tcPr>
+          <w:p>
+            <w:pPr>
+              <w:rPr>
+                <w:rFonts w:asciiTheme="majorBidi" w:eastAsia="Times New Roman" w:hAnsiTheme="majorBidi" w:cstheme="majorBidi"/>
+                <w:bCs/>
+                <w:sz w:val="24"/>
+                <w:szCs w:val="20"/>
+              </w:rPr>
+            </w:pPr>
+            <w:r>
+              <w:rPr>
+                <w:rFonts w:asciiTheme="majorBidi" w:eastAsia="Times New Roman" w:hAnsiTheme="majorBidi" w:cstheme="majorBidi"/>
+                <w:bCs/>
+                <w:sz w:val="24"/>
+                <w:szCs w:val="20"/>
+              </w:rPr>
+              <w:t>Timestamp of product creation</w:t>
+            </w:r>
+          </w:p>
+        </w:tc>
+      </w:tr>
+    </w:tbl>
+    <w:p>
+      <w:pPr>
+        <w:rPr>
+          <w:rFonts w:asciiTheme="majorBidi" w:eastAsia="Times New Roman" w:hAnsiTheme="majorBidi" w:cstheme="majorBidi"/>
+          <w:bCs/>
+          <w:sz w:val="24"/>
+          <w:szCs w:val="20"/>
+        </w:rPr>
+      </w:pPr>
+      <w:r>
+        <w:rPr>
+          <w:rFonts w:asciiTheme="majorBidi" w:eastAsia="Times New Roman" w:hAnsiTheme="majorBidi" w:cstheme="majorBidi"/>
+          <w:b/>
+          <w:sz w:val="24"/>
+          <w:szCs w:val="20"/>
+        </w:rPr>
+        <w:t xml:space="preserve">Methods: </w:t>
+      </w:r>
+      <w:proofErr w:type="spellStart"/>
+      <w:r>
+        <w:rPr>
+          <w:rFonts w:asciiTheme="majorBidi" w:eastAsia="Times New Roman" w:hAnsiTheme="majorBidi" w:cstheme="majorBidi"/>
+          <w:bCs/>
+          <w:sz w:val="24"/>
+          <w:szCs w:val="20"/>
+        </w:rPr>
+        <w:t>addProduct</w:t>
+      </w:r>
+      <w:proofErr w:type="spellEnd"/>
+      <w:r>
+        <w:rPr>
+          <w:rFonts w:asciiTheme="majorBidi" w:eastAsia="Times New Roman" w:hAnsiTheme="majorBidi" w:cstheme="majorBidi"/>
+          <w:bCs/>
+          <w:sz w:val="24"/>
+          <w:szCs w:val="20"/>
+        </w:rPr>
+        <w:t xml:space="preserve">(), </w:t>
+      </w:r>
+      <w:proofErr w:type="spellStart"/>
+      <w:r>
+        <w:rPr>
+          <w:rFonts w:asciiTheme="majorBidi" w:eastAsia="Times New Roman" w:hAnsiTheme="majorBidi" w:cstheme="majorBidi"/>
+          <w:bCs/>
+          <w:sz w:val="24"/>
+          <w:szCs w:val="20"/>
+        </w:rPr>
+        <w:t>updateProduct</w:t>
+      </w:r>
+      <w:proofErr w:type="spellEnd"/>
+      <w:r>
+        <w:rPr>
+          <w:rFonts w:asciiTheme="majorBidi" w:eastAsia="Times New Roman" w:hAnsiTheme="majorBidi" w:cstheme="majorBidi"/>
+          <w:bCs/>
+          <w:sz w:val="24"/>
+          <w:szCs w:val="20"/>
+        </w:rPr>
+        <w:t xml:space="preserve">(), </w:t>
+      </w:r>
+      <w:proofErr w:type="spellStart"/>
+      <w:r>
+        <w:rPr>
+          <w:rFonts w:asciiTheme="majorBidi" w:eastAsia="Times New Roman" w:hAnsiTheme="majorBidi" w:cstheme="majorBidi"/>
+          <w:bCs/>
+          <w:sz w:val="24"/>
+          <w:szCs w:val="20"/>
+        </w:rPr>
+        <w:t>deleteProduct</w:t>
+      </w:r>
+      <w:proofErr w:type="spellEnd"/>
+      <w:r>
+        <w:rPr>
+          <w:rFonts w:asciiTheme="majorBidi" w:eastAsia="Times New Roman" w:hAnsiTheme="majorBidi" w:cstheme="majorBidi"/>
+          <w:bCs/>
+          <w:sz w:val="24"/>
+          <w:szCs w:val="20"/>
+        </w:rPr>
+        <w:t xml:space="preserve">(), </w:t>
+      </w:r>
+      <w:proofErr w:type="spellStart"/>
+      <w:r>
+        <w:rPr>
+          <w:rFonts w:asciiTheme="majorBidi" w:eastAsia="Times New Roman" w:hAnsiTheme="majorBidi" w:cstheme="majorBidi"/>
+          <w:bCs/>
+          <w:sz w:val="24"/>
+          <w:szCs w:val="20"/>
+        </w:rPr>
+        <w:t>updateInventory</w:t>
+      </w:r>
+      <w:proofErr w:type="spellEnd"/>
+      <w:r>
+        <w:rPr>
+          <w:rFonts w:asciiTheme="majorBidi" w:eastAsia="Times New Roman" w:hAnsiTheme="majorBidi" w:cstheme="majorBidi"/>
+          <w:bCs/>
+          <w:sz w:val="24"/>
+          <w:szCs w:val="20"/>
+        </w:rPr>
+        <w:t xml:space="preserve">(), </w:t>
+      </w:r>
+      <w:proofErr w:type="spellStart"/>
+      <w:r>
+        <w:rPr>
+          <w:rFonts w:asciiTheme="majorBidi" w:eastAsia="Times New Roman" w:hAnsiTheme="majorBidi" w:cstheme="majorBidi"/>
+          <w:bCs/>
+          <w:sz w:val="24"/>
+          <w:szCs w:val="20"/>
+        </w:rPr>
+        <w:t>filterProducts</w:t>
+      </w:r>
+      <w:proofErr w:type="spellEnd"/>
+      <w:r>
+        <w:rPr>
+          <w:rFonts w:asciiTheme="majorBidi" w:eastAsia="Times New Roman" w:hAnsiTheme="majorBidi" w:cstheme="majorBidi"/>
+          <w:bCs/>
+          <w:sz w:val="24"/>
+          <w:szCs w:val="20"/>
+        </w:rPr>
+        <w:t>()</w:t>
+      </w:r>
+    </w:p>
+    <w:p>
+      <w:pPr>
+        <w:rPr>
+          <w:rFonts w:ascii="Arial" w:eastAsia="Times New Roman" w:hAnsi="Arial" w:cs="Times New Roman"/>
+          <w:b/>
+          <w:sz w:val="24"/>
+          <w:szCs w:val="24"/>
+          <w:u w:val="single"/>
+        </w:rPr>
+      </w:pPr>
+    </w:p>
+    <w:p>
+      <w:pPr>
+        <w:rPr>
+          <w:rFonts w:ascii="Arial" w:eastAsia="Times New Roman" w:hAnsi="Arial" w:cs="Times New Roman"/>
+          <w:b/>
+          <w:bCs/>
+          <w:sz w:val="24"/>
+          <w:szCs w:val="24"/>
+        </w:rPr>
+      </w:pPr>
+      <w:r>
+        <w:rPr>
+          <w:rFonts w:ascii="Arial" w:eastAsia="Times New Roman" w:hAnsi="Arial" w:cs="Times New Roman"/>
+          <w:b/>
+          <w:sz w:val="24"/>
+          <w:szCs w:val="24"/>
+        </w:rPr>
+        <w:t xml:space="preserve">4.2.2 </w:t>
+      </w:r>
+      <w:r>
+        <w:rPr>
+          <w:rFonts w:ascii="Arial" w:eastAsia="Times New Roman" w:hAnsi="Arial" w:cs="Times New Roman"/>
+          <w:b/>
+          <w:bCs/>
+          <w:sz w:val="24"/>
+          <w:szCs w:val="24"/>
+        </w:rPr>
+        <w:t>Category</w:t>
+      </w:r>
+    </w:p>
+    <w:tbl>
+      <w:tblPr>
+        <w:tblW w:w="9360" w:type="dxa"/>
+        <w:tblBorders>
+          <w:top w:val="single" w:sz="4" w:space="0" w:color="auto"/>
+          <w:left w:val="single" w:sz="4" w:space="0" w:color="auto"/>
+          <w:bottom w:val="single" w:sz="4" w:space="0" w:color="auto"/>
+          <w:right w:val="single" w:sz="4" w:space="0" w:color="auto"/>
+          <w:insideH w:val="single" w:sz="4" w:space="0" w:color="auto"/>
+          <w:insideV w:val="single" w:sz="4" w:space="0" w:color="auto"/>
+        </w:tblBorders>
+        <w:tblCellMar>
+          <w:left w:w="10" w:type="dxa"/>
+          <w:right w:w="10" w:type="dxa"/>
+        </w:tblCellMar>
+        <w:tblLook w:val="04A0" w:firstRow="1" w:lastRow="0" w:firstColumn="1" w:lastColumn="0" w:noHBand="0" w:noVBand="1"/>
+      </w:tblPr>
+      <w:tblGrid>
+        <w:gridCol w:w="2160"/>
+        <w:gridCol w:w="1440"/>
+        <w:gridCol w:w="5760"/>
+      </w:tblGrid>
+      <w:tr>
+        <w:tc>
+          <w:tcPr>
+            <w:tcW w:w="2160" w:type="dxa"/>
+            <w:tcBorders>
+              <w:top w:val="single" w:sz="2" w:space="0" w:color="CCCCCC"/>
+              <w:left w:val="single" w:sz="2" w:space="0" w:color="CCCCCC"/>
+              <w:bottom w:val="single" w:sz="2" w:space="0" w:color="CCCCCC"/>
+              <w:right w:val="single" w:sz="2" w:space="0" w:color="CCCCCC"/>
+            </w:tcBorders>
+            <w:shd w:val="clear" w:color="auto" w:fill="FFFFFF" w:themeFill="background1"/>
+            <w:tcMar>
+              <w:top w:w="80" w:type="dxa"/>
+              <w:left w:w="120" w:type="dxa"/>
+              <w:bottom w:w="80" w:type="dxa"/>
+              <w:right w:w="120" w:type="dxa"/>
+            </w:tcMar>
+            <w:hideMark/>
+          </w:tcPr>
+          <w:p>
+            <w:pPr>
+              <w:rPr>
+                <w:rFonts w:asciiTheme="majorBidi" w:eastAsia="Times New Roman" w:hAnsiTheme="majorBidi" w:cstheme="majorBidi"/>
+                <w:sz w:val="24"/>
+                <w:szCs w:val="24"/>
+              </w:rPr>
+            </w:pPr>
+            <w:r>
+              <w:rPr>
+                <w:rFonts w:asciiTheme="majorBidi" w:eastAsia="Times New Roman" w:hAnsiTheme="majorBidi" w:cstheme="majorBidi"/>
+                <w:b/>
+                <w:bCs/>
+                <w:sz w:val="24"/>
+                <w:szCs w:val="24"/>
+              </w:rPr>
+              <w:t>Attribute</w:t>
+            </w:r>
+          </w:p>
+        </w:tc>
+        <w:tc>
+          <w:tcPr>
+            <w:tcW w:w="1440" w:type="dxa"/>
+            <w:tcBorders>
+              <w:top w:val="single" w:sz="2" w:space="0" w:color="CCCCCC"/>
+              <w:left w:val="single" w:sz="2" w:space="0" w:color="CCCCCC"/>
+              <w:bottom w:val="single" w:sz="2" w:space="0" w:color="CCCCCC"/>
+              <w:right w:val="single" w:sz="2" w:space="0" w:color="CCCCCC"/>
+            </w:tcBorders>
+            <w:shd w:val="clear" w:color="auto" w:fill="FFFFFF" w:themeFill="background1"/>
+            <w:tcMar>
+              <w:top w:w="80" w:type="dxa"/>
+              <w:left w:w="120" w:type="dxa"/>
+              <w:bottom w:w="80" w:type="dxa"/>
+              <w:right w:w="120" w:type="dxa"/>
+            </w:tcMar>
+            <w:hideMark/>
+          </w:tcPr>
+          <w:p>
+            <w:pPr>
+              <w:rPr>
+                <w:rFonts w:asciiTheme="majorBidi" w:eastAsia="Times New Roman" w:hAnsiTheme="majorBidi" w:cstheme="majorBidi"/>
+                <w:sz w:val="24"/>
+                <w:szCs w:val="24"/>
+              </w:rPr>
+            </w:pPr>
+            <w:r>
+              <w:rPr>
+                <w:rFonts w:asciiTheme="majorBidi" w:eastAsia="Times New Roman" w:hAnsiTheme="majorBidi" w:cstheme="majorBidi"/>
+                <w:b/>
+                <w:bCs/>
+                <w:sz w:val="24"/>
+                <w:szCs w:val="24"/>
+              </w:rPr>
+              <w:t>Type</w:t>
+            </w:r>
+          </w:p>
+        </w:tc>
+        <w:tc>
+          <w:tcPr>
+            <w:tcW w:w="5760" w:type="dxa"/>
+            <w:tcBorders>
+              <w:top w:val="single" w:sz="2" w:space="0" w:color="CCCCCC"/>
+              <w:left w:val="single" w:sz="2" w:space="0" w:color="CCCCCC"/>
+              <w:bottom w:val="single" w:sz="2" w:space="0" w:color="CCCCCC"/>
+              <w:right w:val="single" w:sz="2" w:space="0" w:color="CCCCCC"/>
+            </w:tcBorders>
+            <w:shd w:val="clear" w:color="auto" w:fill="FFFFFF" w:themeFill="background1"/>
+            <w:tcMar>
+              <w:top w:w="80" w:type="dxa"/>
+              <w:left w:w="120" w:type="dxa"/>
+              <w:bottom w:w="80" w:type="dxa"/>
+              <w:right w:w="120" w:type="dxa"/>
+            </w:tcMar>
+            <w:hideMark/>
+          </w:tcPr>
+          <w:p>
+            <w:pPr>
+              <w:rPr>
+                <w:rFonts w:asciiTheme="majorBidi" w:eastAsia="Times New Roman" w:hAnsiTheme="majorBidi" w:cstheme="majorBidi"/>
+                <w:sz w:val="24"/>
+                <w:szCs w:val="24"/>
+              </w:rPr>
+            </w:pPr>
+            <w:r>
+              <w:rPr>
+                <w:rFonts w:asciiTheme="majorBidi" w:eastAsia="Times New Roman" w:hAnsiTheme="majorBidi" w:cstheme="majorBidi"/>
+                <w:b/>
+                <w:bCs/>
+                <w:sz w:val="24"/>
+                <w:szCs w:val="24"/>
+              </w:rPr>
+              <w:t>Description</w:t>
+            </w:r>
+          </w:p>
+        </w:tc>
+      </w:tr>
+      <w:tr>
+        <w:tc>
+          <w:tcPr>
+            <w:tcW w:w="2160" w:type="dxa"/>
+            <w:tcBorders>
+              <w:top w:val="single" w:sz="2" w:space="0" w:color="CCCCCC"/>
+              <w:left w:val="single" w:sz="2" w:space="0" w:color="CCCCCC"/>
+              <w:bottom w:val="single" w:sz="2" w:space="0" w:color="CCCCCC"/>
+              <w:right w:val="single" w:sz="2" w:space="0" w:color="CCCCCC"/>
+            </w:tcBorders>
+            <w:shd w:val="clear" w:color="auto" w:fill="FFFFFF" w:themeFill="background1"/>
+            <w:tcMar>
+              <w:top w:w="80" w:type="dxa"/>
+              <w:left w:w="120" w:type="dxa"/>
+              <w:bottom w:w="80" w:type="dxa"/>
+              <w:right w:w="120" w:type="dxa"/>
+            </w:tcMar>
+            <w:hideMark/>
+          </w:tcPr>
+          <w:p>
+            <w:pPr>
+              <w:rPr>
+                <w:rFonts w:asciiTheme="majorBidi" w:eastAsia="Times New Roman" w:hAnsiTheme="majorBidi" w:cstheme="majorBidi"/>
+                <w:sz w:val="24"/>
+                <w:szCs w:val="24"/>
+              </w:rPr>
+            </w:pPr>
+            <w:proofErr w:type="spellStart"/>
+            <w:r>
+              <w:rPr>
+                <w:rFonts w:asciiTheme="majorBidi" w:eastAsia="Times New Roman" w:hAnsiTheme="majorBidi" w:cstheme="majorBidi"/>
+                <w:sz w:val="24"/>
+                <w:szCs w:val="24"/>
+              </w:rPr>
+              <w:t>category_id</w:t>
+            </w:r>
+            <w:proofErr w:type="spellEnd"/>
+          </w:p>
+        </w:tc>
+        <w:tc>
+          <w:tcPr>
+            <w:tcW w:w="1440" w:type="dxa"/>
+            <w:tcBorders>
+              <w:top w:val="single" w:sz="2" w:space="0" w:color="CCCCCC"/>
+              <w:left w:val="single" w:sz="2" w:space="0" w:color="CCCCCC"/>
+              <w:bottom w:val="single" w:sz="2" w:space="0" w:color="CCCCCC"/>
+              <w:right w:val="single" w:sz="2" w:space="0" w:color="CCCCCC"/>
+            </w:tcBorders>
+            <w:shd w:val="clear" w:color="auto" w:fill="FFFFFF" w:themeFill="background1"/>
+            <w:tcMar>
+              <w:top w:w="80" w:type="dxa"/>
+              <w:left w:w="120" w:type="dxa"/>
+              <w:bottom w:w="80" w:type="dxa"/>
+              <w:right w:w="120" w:type="dxa"/>
+            </w:tcMar>
+            <w:hideMark/>
+          </w:tcPr>
+          <w:p>
+            <w:pPr>
+              <w:rPr>
+                <w:rFonts w:asciiTheme="majorBidi" w:eastAsia="Times New Roman" w:hAnsiTheme="majorBidi" w:cstheme="majorBidi"/>
+                <w:sz w:val="24"/>
+                <w:szCs w:val="24"/>
+              </w:rPr>
+            </w:pPr>
+            <w:proofErr w:type="spellStart"/>
+            <w:r>
+              <w:rPr>
+                <w:rFonts w:asciiTheme="majorBidi" w:eastAsia="Times New Roman" w:hAnsiTheme="majorBidi" w:cstheme="majorBidi"/>
+                <w:sz w:val="24"/>
+                <w:szCs w:val="24"/>
+              </w:rPr>
+              <w:t>ObjectId</w:t>
+            </w:r>
+            <w:proofErr w:type="spellEnd"/>
+          </w:p>
+        </w:tc>
+        <w:tc>
+          <w:tcPr>
+            <w:tcW w:w="5760" w:type="dxa"/>
+            <w:tcBorders>
+              <w:top w:val="single" w:sz="2" w:space="0" w:color="CCCCCC"/>
+              <w:left w:val="single" w:sz="2" w:space="0" w:color="CCCCCC"/>
+              <w:bottom w:val="single" w:sz="2" w:space="0" w:color="CCCCCC"/>
+              <w:right w:val="single" w:sz="2" w:space="0" w:color="CCCCCC"/>
+            </w:tcBorders>
+            <w:shd w:val="clear" w:color="auto" w:fill="FFFFFF" w:themeFill="background1"/>
+            <w:tcMar>
+              <w:top w:w="80" w:type="dxa"/>
+              <w:left w:w="120" w:type="dxa"/>
+              <w:bottom w:w="80" w:type="dxa"/>
+              <w:right w:w="120" w:type="dxa"/>
+            </w:tcMar>
+            <w:hideMark/>
+          </w:tcPr>
+          <w:p>
+            <w:pPr>
+              <w:rPr>
+                <w:rFonts w:asciiTheme="majorBidi" w:eastAsia="Times New Roman" w:hAnsiTheme="majorBidi" w:cstheme="majorBidi"/>
+                <w:sz w:val="24"/>
+                <w:szCs w:val="24"/>
+              </w:rPr>
+            </w:pPr>
+            <w:r>
+              <w:rPr>
+                <w:rFonts w:asciiTheme="majorBidi" w:eastAsia="Times New Roman" w:hAnsiTheme="majorBidi" w:cstheme="majorBidi"/>
+                <w:sz w:val="24"/>
+                <w:szCs w:val="24"/>
+              </w:rPr>
+              <w:t>Unique identifier for the category</w:t>
+            </w:r>
+          </w:p>
+        </w:tc>
+      </w:tr>
+      <w:tr>
+        <w:tc>
+          <w:tcPr>
+            <w:tcW w:w="2160" w:type="dxa"/>
+            <w:tcBorders>
+              <w:top w:val="single" w:sz="2" w:space="0" w:color="CCCCCC"/>
+              <w:left w:val="single" w:sz="2" w:space="0" w:color="CCCCCC"/>
+              <w:bottom w:val="single" w:sz="2" w:space="0" w:color="CCCCCC"/>
+              <w:right w:val="single" w:sz="2" w:space="0" w:color="CCCCCC"/>
+            </w:tcBorders>
+            <w:shd w:val="clear" w:color="auto" w:fill="FFFFFF" w:themeFill="background1"/>
+            <w:tcMar>
+              <w:top w:w="80" w:type="dxa"/>
+              <w:left w:w="120" w:type="dxa"/>
+              <w:bottom w:w="80" w:type="dxa"/>
+              <w:right w:w="120" w:type="dxa"/>
+            </w:tcMar>
+            <w:hideMark/>
+          </w:tcPr>
+          <w:p>
+            <w:pPr>
+              <w:rPr>
+                <w:rFonts w:asciiTheme="majorBidi" w:eastAsia="Times New Roman" w:hAnsiTheme="majorBidi" w:cstheme="majorBidi"/>
+                <w:sz w:val="24"/>
+                <w:szCs w:val="24"/>
+              </w:rPr>
+            </w:pPr>
+            <w:r>
+              <w:rPr>
+                <w:rFonts w:asciiTheme="majorBidi" w:eastAsia="Times New Roman" w:hAnsiTheme="majorBidi" w:cstheme="majorBidi"/>
+                <w:sz w:val="24"/>
+                <w:szCs w:val="24"/>
+              </w:rPr>
+              <w:t>name</w:t>
+            </w:r>
+          </w:p>
+        </w:tc>
+        <w:tc>
+          <w:tcPr>
+            <w:tcW w:w="1440" w:type="dxa"/>
+            <w:tcBorders>
+              <w:top w:val="single" w:sz="2" w:space="0" w:color="CCCCCC"/>
+              <w:left w:val="single" w:sz="2" w:space="0" w:color="CCCCCC"/>
+              <w:bottom w:val="single" w:sz="2" w:space="0" w:color="CCCCCC"/>
+              <w:right w:val="single" w:sz="2" w:space="0" w:color="CCCCCC"/>
+            </w:tcBorders>
+            <w:shd w:val="clear" w:color="auto" w:fill="FFFFFF" w:themeFill="background1"/>
+            <w:tcMar>
+              <w:top w:w="80" w:type="dxa"/>
+              <w:left w:w="120" w:type="dxa"/>
+              <w:bottom w:w="80" w:type="dxa"/>
+              <w:right w:w="120" w:type="dxa"/>
+            </w:tcMar>
+            <w:hideMark/>
+          </w:tcPr>
+          <w:p>
+            <w:pPr>
+              <w:rPr>
+                <w:rFonts w:asciiTheme="majorBidi" w:eastAsia="Times New Roman" w:hAnsiTheme="majorBidi" w:cstheme="majorBidi"/>
+                <w:sz w:val="24"/>
+                <w:szCs w:val="24"/>
+              </w:rPr>
+            </w:pPr>
+            <w:r>
+              <w:rPr>
+                <w:rFonts w:asciiTheme="majorBidi" w:eastAsia="Times New Roman" w:hAnsiTheme="majorBidi" w:cstheme="majorBidi"/>
+                <w:sz w:val="24"/>
+                <w:szCs w:val="24"/>
+              </w:rPr>
+              <w:t>String</w:t>
+            </w:r>
+          </w:p>
+        </w:tc>
+        <w:tc>
+          <w:tcPr>
+            <w:tcW w:w="5760" w:type="dxa"/>
+            <w:tcBorders>
+              <w:top w:val="single" w:sz="2" w:space="0" w:color="CCCCCC"/>
+              <w:left w:val="single" w:sz="2" w:space="0" w:color="CCCCCC"/>
+              <w:bottom w:val="single" w:sz="2" w:space="0" w:color="CCCCCC"/>
+              <w:right w:val="single" w:sz="2" w:space="0" w:color="CCCCCC"/>
+            </w:tcBorders>
+            <w:shd w:val="clear" w:color="auto" w:fill="FFFFFF" w:themeFill="background1"/>
+            <w:tcMar>
+              <w:top w:w="80" w:type="dxa"/>
+              <w:left w:w="120" w:type="dxa"/>
+              <w:bottom w:w="80" w:type="dxa"/>
+              <w:right w:w="120" w:type="dxa"/>
+            </w:tcMar>
+            <w:hideMark/>
+          </w:tcPr>
+          <w:p>
+            <w:pPr>
+              <w:rPr>
+                <w:rFonts w:asciiTheme="majorBidi" w:eastAsia="Times New Roman" w:hAnsiTheme="majorBidi" w:cstheme="majorBidi"/>
+                <w:sz w:val="24"/>
+                <w:szCs w:val="24"/>
+              </w:rPr>
+            </w:pPr>
+            <w:r>
+              <w:rPr>
+                <w:rFonts w:asciiTheme="majorBidi" w:eastAsia="Times New Roman" w:hAnsiTheme="majorBidi" w:cstheme="majorBidi"/>
+                <w:sz w:val="24"/>
+                <w:szCs w:val="24"/>
+              </w:rPr>
+              <w:t>Category name (e.g., Men, Women, Kids, Sports)</w:t>
+            </w:r>
+          </w:p>
+        </w:tc>
+      </w:tr>
+      <w:tr>
+        <w:tc>
+          <w:tcPr>
+            <w:tcW w:w="2160" w:type="dxa"/>
+            <w:tcBorders>
+              <w:top w:val="single" w:sz="2" w:space="0" w:color="CCCCCC"/>
+              <w:left w:val="single" w:sz="2" w:space="0" w:color="CCCCCC"/>
+              <w:bottom w:val="single" w:sz="2" w:space="0" w:color="CCCCCC"/>
+              <w:right w:val="single" w:sz="2" w:space="0" w:color="CCCCCC"/>
+            </w:tcBorders>
+            <w:shd w:val="clear" w:color="auto" w:fill="FFFFFF" w:themeFill="background1"/>
+            <w:tcMar>
+              <w:top w:w="80" w:type="dxa"/>
+              <w:left w:w="120" w:type="dxa"/>
+              <w:bottom w:w="80" w:type="dxa"/>
+              <w:right w:w="120" w:type="dxa"/>
+            </w:tcMar>
+            <w:hideMark/>
+          </w:tcPr>
+          <w:p>
+            <w:pPr>
+              <w:rPr>
+                <w:rFonts w:asciiTheme="majorBidi" w:eastAsia="Times New Roman" w:hAnsiTheme="majorBidi" w:cstheme="majorBidi"/>
+                <w:sz w:val="24"/>
+                <w:szCs w:val="24"/>
+              </w:rPr>
+            </w:pPr>
+            <w:r>
+              <w:rPr>
+                <w:rFonts w:asciiTheme="majorBidi" w:eastAsia="Times New Roman" w:hAnsiTheme="majorBidi" w:cstheme="majorBidi"/>
+                <w:sz w:val="24"/>
+                <w:szCs w:val="24"/>
+              </w:rPr>
+              <w:t>description</w:t>
+            </w:r>
+          </w:p>
+        </w:tc>
+        <w:tc>
+          <w:tcPr>
+            <w:tcW w:w="1440" w:type="dxa"/>
+            <w:tcBorders>
+              <w:top w:val="single" w:sz="2" w:space="0" w:color="CCCCCC"/>
+              <w:left w:val="single" w:sz="2" w:space="0" w:color="CCCCCC"/>
+              <w:bottom w:val="single" w:sz="2" w:space="0" w:color="CCCCCC"/>
+              <w:right w:val="single" w:sz="2" w:space="0" w:color="CCCCCC"/>
+            </w:tcBorders>
+            <w:shd w:val="clear" w:color="auto" w:fill="FFFFFF" w:themeFill="background1"/>
+            <w:tcMar>
+              <w:top w:w="80" w:type="dxa"/>
+              <w:left w:w="120" w:type="dxa"/>
+              <w:bottom w:w="80" w:type="dxa"/>
+              <w:right w:w="120" w:type="dxa"/>
+            </w:tcMar>
+            <w:hideMark/>
+          </w:tcPr>
+          <w:p>
+            <w:pPr>
+              <w:rPr>
+                <w:rFonts w:asciiTheme="majorBidi" w:eastAsia="Times New Roman" w:hAnsiTheme="majorBidi" w:cstheme="majorBidi"/>
+                <w:sz w:val="24"/>
+                <w:szCs w:val="24"/>
+              </w:rPr>
+            </w:pPr>
+            <w:r>
+              <w:rPr>
+                <w:rFonts w:asciiTheme="majorBidi" w:eastAsia="Times New Roman" w:hAnsiTheme="majorBidi" w:cstheme="majorBidi"/>
+                <w:sz w:val="24"/>
+                <w:szCs w:val="24"/>
+              </w:rPr>
+              <w:t>String</w:t>
+            </w:r>
+          </w:p>
+        </w:tc>
+        <w:tc>
+          <w:tcPr>
+            <w:tcW w:w="5760" w:type="dxa"/>
+            <w:tcBorders>
+              <w:top w:val="single" w:sz="2" w:space="0" w:color="CCCCCC"/>
+              <w:left w:val="single" w:sz="2" w:space="0" w:color="CCCCCC"/>
+              <w:bottom w:val="single" w:sz="2" w:space="0" w:color="CCCCCC"/>
+              <w:right w:val="single" w:sz="2" w:space="0" w:color="CCCCCC"/>
+            </w:tcBorders>
+            <w:shd w:val="clear" w:color="auto" w:fill="FFFFFF" w:themeFill="background1"/>
+            <w:tcMar>
+              <w:top w:w="80" w:type="dxa"/>
+              <w:left w:w="120" w:type="dxa"/>
+              <w:bottom w:w="80" w:type="dxa"/>
+              <w:right w:w="120" w:type="dxa"/>
+            </w:tcMar>
+            <w:hideMark/>
+          </w:tcPr>
+          <w:p>
+            <w:pPr>
+              <w:rPr>
+                <w:rFonts w:asciiTheme="majorBidi" w:eastAsia="Times New Roman" w:hAnsiTheme="majorBidi" w:cstheme="majorBidi"/>
+                <w:sz w:val="24"/>
+                <w:szCs w:val="24"/>
+              </w:rPr>
+            </w:pPr>
+            <w:r>
+              <w:rPr>
+                <w:rFonts w:asciiTheme="majorBidi" w:eastAsia="Times New Roman" w:hAnsiTheme="majorBidi" w:cstheme="majorBidi"/>
+                <w:sz w:val="24"/>
+                <w:szCs w:val="24"/>
+              </w:rPr>
+              <w:t>Description of the category</w:t>
+            </w:r>
+          </w:p>
+        </w:tc>
+      </w:tr>
+    </w:tbl>
+    <w:p>
+      <w:pPr>
+        <w:rPr>
+          <w:rFonts w:asciiTheme="majorBidi" w:eastAsia="Times New Roman" w:hAnsiTheme="majorBidi" w:cstheme="majorBidi"/>
+          <w:sz w:val="24"/>
+          <w:szCs w:val="24"/>
+        </w:rPr>
+      </w:pPr>
+      <w:r>
+        <w:rPr>
+          <w:rFonts w:asciiTheme="majorBidi" w:eastAsia="Times New Roman" w:hAnsiTheme="majorBidi" w:cstheme="majorBidi"/>
+          <w:b/>
+          <w:bCs/>
+          <w:sz w:val="24"/>
+          <w:szCs w:val="24"/>
+        </w:rPr>
+        <w:t>Methods:</w:t>
+      </w:r>
+      <w:r>
+        <w:rPr>
+          <w:rFonts w:asciiTheme="majorBidi" w:eastAsia="Times New Roman" w:hAnsiTheme="majorBidi" w:cstheme="majorBidi"/>
+          <w:sz w:val="24"/>
           <w:szCs w:val="24"/>
         </w:rPr>
         <w:t xml:space="preserve"> </w:t>
       </w:r>
-      <w:r>
-        <w:rPr>
-          <w:szCs w:val="24"/>
-        </w:rPr>
-        <w:t>parameters. If you provided an OO description, list the objects and its attributes, methods and</w:t>
-      </w:r>
-      <w:r>
-        <w:rPr>
+      <w:proofErr w:type="spellStart"/>
+      <w:r>
+        <w:rPr>
+          <w:rFonts w:asciiTheme="majorBidi" w:eastAsia="Times New Roman" w:hAnsiTheme="majorBidi" w:cstheme="majorBidi"/>
+          <w:sz w:val="24"/>
+          <w:szCs w:val="24"/>
+        </w:rPr>
+        <w:t>addCategory</w:t>
+      </w:r>
+      <w:proofErr w:type="spellEnd"/>
+      <w:r>
+        <w:rPr>
+          <w:rFonts w:asciiTheme="majorBidi" w:eastAsia="Times New Roman" w:hAnsiTheme="majorBidi" w:cstheme="majorBidi"/>
+          <w:sz w:val="24"/>
+          <w:szCs w:val="24"/>
+        </w:rPr>
+        <w:t xml:space="preserve">(), </w:t>
+      </w:r>
+      <w:proofErr w:type="spellStart"/>
+      <w:r>
+        <w:rPr>
+          <w:rFonts w:asciiTheme="majorBidi" w:eastAsia="Times New Roman" w:hAnsiTheme="majorBidi" w:cstheme="majorBidi"/>
+          <w:sz w:val="24"/>
+          <w:szCs w:val="24"/>
+        </w:rPr>
+        <w:t>updateCategory</w:t>
+      </w:r>
+      <w:proofErr w:type="spellEnd"/>
+      <w:r>
+        <w:rPr>
+          <w:rFonts w:asciiTheme="majorBidi" w:eastAsia="Times New Roman" w:hAnsiTheme="majorBidi" w:cstheme="majorBidi"/>
+          <w:sz w:val="24"/>
+          <w:szCs w:val="24"/>
+        </w:rPr>
+        <w:t xml:space="preserve">(), </w:t>
+      </w:r>
+      <w:proofErr w:type="spellStart"/>
+      <w:r>
+        <w:rPr>
+          <w:rFonts w:asciiTheme="majorBidi" w:eastAsia="Times New Roman" w:hAnsiTheme="majorBidi" w:cstheme="majorBidi"/>
+          <w:sz w:val="24"/>
+          <w:szCs w:val="24"/>
+        </w:rPr>
+        <w:t>removeCategory</w:t>
+      </w:r>
+      <w:proofErr w:type="spellEnd"/>
+      <w:r>
+        <w:rPr>
+          <w:rFonts w:asciiTheme="majorBidi" w:eastAsia="Times New Roman" w:hAnsiTheme="majorBidi" w:cstheme="majorBidi"/>
+          <w:sz w:val="24"/>
+          <w:szCs w:val="24"/>
+        </w:rPr>
+        <w:t>()</w:t>
+      </w:r>
+    </w:p>
+    <w:p>
+      <w:pPr>
+        <w:rPr>
+          <w:rFonts w:ascii="Arial" w:eastAsia="Times New Roman" w:hAnsi="Arial" w:cs="Times New Roman"/>
+          <w:b/>
+          <w:sz w:val="24"/>
+          <w:szCs w:val="24"/>
+        </w:rPr>
+      </w:pPr>
+    </w:p>
+    <w:p>
+      <w:pPr>
+        <w:rPr>
+          <w:rFonts w:ascii="Arial" w:eastAsia="Times New Roman" w:hAnsi="Arial" w:cs="Times New Roman"/>
+          <w:b/>
+          <w:bCs/>
+          <w:sz w:val="24"/>
+          <w:szCs w:val="24"/>
+        </w:rPr>
+      </w:pPr>
+      <w:r>
+        <w:rPr>
+          <w:rFonts w:ascii="Arial" w:eastAsia="Times New Roman" w:hAnsi="Arial" w:cs="Times New Roman"/>
+          <w:b/>
+          <w:sz w:val="24"/>
+          <w:szCs w:val="24"/>
+        </w:rPr>
+        <w:t>4.2.</w:t>
+      </w:r>
+      <w:r>
+        <w:rPr>
+          <w:rFonts w:ascii="Arial" w:eastAsia="Times New Roman" w:hAnsi="Arial" w:cs="Times New Roman"/>
+          <w:b/>
+          <w:sz w:val="24"/>
+          <w:szCs w:val="24"/>
+        </w:rPr>
+        <w:t>3</w:t>
+      </w:r>
+      <w:r>
+        <w:rPr>
+          <w:rFonts w:ascii="Arial" w:eastAsia="Times New Roman" w:hAnsi="Arial" w:cs="Times New Roman"/>
+          <w:b/>
+          <w:sz w:val="24"/>
           <w:szCs w:val="24"/>
         </w:rPr>
         <w:t xml:space="preserve"> </w:t>
       </w:r>
       <w:r>
         <w:rPr>
-          <w:szCs w:val="24"/>
-        </w:rPr>
-        <w:t>method parameters.</w:t>
+          <w:rFonts w:ascii="Arial" w:eastAsia="Times New Roman" w:hAnsi="Arial" w:cs="Times New Roman"/>
+          <w:b/>
+          <w:bCs/>
+          <w:sz w:val="24"/>
+          <w:szCs w:val="24"/>
+        </w:rPr>
+        <w:t>Cart</w:t>
+      </w:r>
+    </w:p>
+    <w:tbl>
+      <w:tblPr>
+        <w:tblW w:w="9360" w:type="dxa"/>
+        <w:tblBorders>
+          <w:top w:val="single" w:sz="4" w:space="0" w:color="auto"/>
+          <w:left w:val="single" w:sz="4" w:space="0" w:color="auto"/>
+          <w:bottom w:val="single" w:sz="4" w:space="0" w:color="auto"/>
+          <w:right w:val="single" w:sz="4" w:space="0" w:color="auto"/>
+          <w:insideH w:val="single" w:sz="4" w:space="0" w:color="auto"/>
+          <w:insideV w:val="single" w:sz="4" w:space="0" w:color="auto"/>
+        </w:tblBorders>
+        <w:tblCellMar>
+          <w:left w:w="10" w:type="dxa"/>
+          <w:right w:w="10" w:type="dxa"/>
+        </w:tblCellMar>
+        <w:tblLook w:val="04A0" w:firstRow="1" w:lastRow="0" w:firstColumn="1" w:lastColumn="0" w:noHBand="0" w:noVBand="1"/>
+      </w:tblPr>
+      <w:tblGrid>
+        <w:gridCol w:w="2072"/>
+        <w:gridCol w:w="1924"/>
+        <w:gridCol w:w="5364"/>
+      </w:tblGrid>
+      <w:tr>
+        <w:tc>
+          <w:tcPr>
+            <w:tcW w:w="2160" w:type="dxa"/>
+            <w:tcBorders>
+              <w:top w:val="single" w:sz="2" w:space="0" w:color="CCCCCC"/>
+              <w:left w:val="single" w:sz="2" w:space="0" w:color="CCCCCC"/>
+              <w:bottom w:val="single" w:sz="2" w:space="0" w:color="CCCCCC"/>
+              <w:right w:val="single" w:sz="2" w:space="0" w:color="CCCCCC"/>
+            </w:tcBorders>
+            <w:shd w:val="clear" w:color="auto" w:fill="FFFFFF" w:themeFill="background1"/>
+            <w:tcMar>
+              <w:top w:w="80" w:type="dxa"/>
+              <w:left w:w="120" w:type="dxa"/>
+              <w:bottom w:w="80" w:type="dxa"/>
+              <w:right w:w="120" w:type="dxa"/>
+            </w:tcMar>
+            <w:hideMark/>
+          </w:tcPr>
+          <w:p>
+            <w:pPr>
+              <w:rPr>
+                <w:rFonts w:asciiTheme="majorBidi" w:eastAsia="Times New Roman" w:hAnsiTheme="majorBidi" w:cstheme="majorBidi"/>
+                <w:sz w:val="24"/>
+                <w:szCs w:val="24"/>
+              </w:rPr>
+            </w:pPr>
+            <w:r>
+              <w:rPr>
+                <w:rFonts w:asciiTheme="majorBidi" w:eastAsia="Times New Roman" w:hAnsiTheme="majorBidi" w:cstheme="majorBidi"/>
+                <w:b/>
+                <w:bCs/>
+                <w:sz w:val="24"/>
+                <w:szCs w:val="24"/>
+              </w:rPr>
+              <w:t>Attribute</w:t>
+            </w:r>
+          </w:p>
+        </w:tc>
+        <w:tc>
+          <w:tcPr>
+            <w:tcW w:w="1440" w:type="dxa"/>
+            <w:tcBorders>
+              <w:top w:val="single" w:sz="2" w:space="0" w:color="CCCCCC"/>
+              <w:left w:val="single" w:sz="2" w:space="0" w:color="CCCCCC"/>
+              <w:bottom w:val="single" w:sz="2" w:space="0" w:color="CCCCCC"/>
+              <w:right w:val="single" w:sz="2" w:space="0" w:color="CCCCCC"/>
+            </w:tcBorders>
+            <w:shd w:val="clear" w:color="auto" w:fill="FFFFFF" w:themeFill="background1"/>
+            <w:tcMar>
+              <w:top w:w="80" w:type="dxa"/>
+              <w:left w:w="120" w:type="dxa"/>
+              <w:bottom w:w="80" w:type="dxa"/>
+              <w:right w:w="120" w:type="dxa"/>
+            </w:tcMar>
+            <w:hideMark/>
+          </w:tcPr>
+          <w:p>
+            <w:pPr>
+              <w:rPr>
+                <w:rFonts w:asciiTheme="majorBidi" w:eastAsia="Times New Roman" w:hAnsiTheme="majorBidi" w:cstheme="majorBidi"/>
+                <w:sz w:val="24"/>
+                <w:szCs w:val="24"/>
+              </w:rPr>
+            </w:pPr>
+            <w:r>
+              <w:rPr>
+                <w:rFonts w:asciiTheme="majorBidi" w:eastAsia="Times New Roman" w:hAnsiTheme="majorBidi" w:cstheme="majorBidi"/>
+                <w:b/>
+                <w:bCs/>
+                <w:sz w:val="24"/>
+                <w:szCs w:val="24"/>
+              </w:rPr>
+              <w:t>Type</w:t>
+            </w:r>
+          </w:p>
+        </w:tc>
+        <w:tc>
+          <w:tcPr>
+            <w:tcW w:w="5760" w:type="dxa"/>
+            <w:tcBorders>
+              <w:top w:val="single" w:sz="2" w:space="0" w:color="CCCCCC"/>
+              <w:left w:val="single" w:sz="2" w:space="0" w:color="CCCCCC"/>
+              <w:bottom w:val="single" w:sz="2" w:space="0" w:color="CCCCCC"/>
+              <w:right w:val="single" w:sz="2" w:space="0" w:color="CCCCCC"/>
+            </w:tcBorders>
+            <w:shd w:val="clear" w:color="auto" w:fill="FFFFFF" w:themeFill="background1"/>
+            <w:tcMar>
+              <w:top w:w="80" w:type="dxa"/>
+              <w:left w:w="120" w:type="dxa"/>
+              <w:bottom w:w="80" w:type="dxa"/>
+              <w:right w:w="120" w:type="dxa"/>
+            </w:tcMar>
+            <w:hideMark/>
+          </w:tcPr>
+          <w:p>
+            <w:pPr>
+              <w:rPr>
+                <w:rFonts w:asciiTheme="majorBidi" w:eastAsia="Times New Roman" w:hAnsiTheme="majorBidi" w:cstheme="majorBidi"/>
+                <w:sz w:val="24"/>
+                <w:szCs w:val="24"/>
+              </w:rPr>
+            </w:pPr>
+            <w:r>
+              <w:rPr>
+                <w:rFonts w:asciiTheme="majorBidi" w:eastAsia="Times New Roman" w:hAnsiTheme="majorBidi" w:cstheme="majorBidi"/>
+                <w:b/>
+                <w:bCs/>
+                <w:sz w:val="24"/>
+                <w:szCs w:val="24"/>
+              </w:rPr>
+              <w:t>Description</w:t>
+            </w:r>
+          </w:p>
+        </w:tc>
+      </w:tr>
+      <w:tr>
+        <w:tc>
+          <w:tcPr>
+            <w:tcW w:w="2160" w:type="dxa"/>
+            <w:tcBorders>
+              <w:top w:val="single" w:sz="2" w:space="0" w:color="CCCCCC"/>
+              <w:left w:val="single" w:sz="2" w:space="0" w:color="CCCCCC"/>
+              <w:bottom w:val="single" w:sz="2" w:space="0" w:color="CCCCCC"/>
+              <w:right w:val="single" w:sz="2" w:space="0" w:color="CCCCCC"/>
+            </w:tcBorders>
+            <w:shd w:val="clear" w:color="auto" w:fill="FFFFFF" w:themeFill="background1"/>
+            <w:tcMar>
+              <w:top w:w="80" w:type="dxa"/>
+              <w:left w:w="120" w:type="dxa"/>
+              <w:bottom w:w="80" w:type="dxa"/>
+              <w:right w:w="120" w:type="dxa"/>
+            </w:tcMar>
+            <w:hideMark/>
+          </w:tcPr>
+          <w:p>
+            <w:pPr>
+              <w:rPr>
+                <w:rFonts w:asciiTheme="majorBidi" w:eastAsia="Times New Roman" w:hAnsiTheme="majorBidi" w:cstheme="majorBidi"/>
+                <w:sz w:val="24"/>
+                <w:szCs w:val="24"/>
+              </w:rPr>
+            </w:pPr>
+            <w:proofErr w:type="spellStart"/>
+            <w:r>
+              <w:rPr>
+                <w:rFonts w:asciiTheme="majorBidi" w:eastAsia="Times New Roman" w:hAnsiTheme="majorBidi" w:cstheme="majorBidi"/>
+                <w:sz w:val="24"/>
+                <w:szCs w:val="24"/>
+              </w:rPr>
+              <w:t>cart_id</w:t>
+            </w:r>
+            <w:proofErr w:type="spellEnd"/>
+          </w:p>
+        </w:tc>
+        <w:tc>
+          <w:tcPr>
+            <w:tcW w:w="1440" w:type="dxa"/>
+            <w:tcBorders>
+              <w:top w:val="single" w:sz="2" w:space="0" w:color="CCCCCC"/>
+              <w:left w:val="single" w:sz="2" w:space="0" w:color="CCCCCC"/>
+              <w:bottom w:val="single" w:sz="2" w:space="0" w:color="CCCCCC"/>
+              <w:right w:val="single" w:sz="2" w:space="0" w:color="CCCCCC"/>
+            </w:tcBorders>
+            <w:shd w:val="clear" w:color="auto" w:fill="FFFFFF" w:themeFill="background1"/>
+            <w:tcMar>
+              <w:top w:w="80" w:type="dxa"/>
+              <w:left w:w="120" w:type="dxa"/>
+              <w:bottom w:w="80" w:type="dxa"/>
+              <w:right w:w="120" w:type="dxa"/>
+            </w:tcMar>
+            <w:hideMark/>
+          </w:tcPr>
+          <w:p>
+            <w:pPr>
+              <w:rPr>
+                <w:rFonts w:asciiTheme="majorBidi" w:eastAsia="Times New Roman" w:hAnsiTheme="majorBidi" w:cstheme="majorBidi"/>
+                <w:sz w:val="24"/>
+                <w:szCs w:val="24"/>
+              </w:rPr>
+            </w:pPr>
+            <w:proofErr w:type="spellStart"/>
+            <w:r>
+              <w:rPr>
+                <w:rFonts w:asciiTheme="majorBidi" w:eastAsia="Times New Roman" w:hAnsiTheme="majorBidi" w:cstheme="majorBidi"/>
+                <w:sz w:val="24"/>
+                <w:szCs w:val="24"/>
+              </w:rPr>
+              <w:t>ObjectId</w:t>
+            </w:r>
+            <w:proofErr w:type="spellEnd"/>
+          </w:p>
+        </w:tc>
+        <w:tc>
+          <w:tcPr>
+            <w:tcW w:w="5760" w:type="dxa"/>
+            <w:tcBorders>
+              <w:top w:val="single" w:sz="2" w:space="0" w:color="CCCCCC"/>
+              <w:left w:val="single" w:sz="2" w:space="0" w:color="CCCCCC"/>
+              <w:bottom w:val="single" w:sz="2" w:space="0" w:color="CCCCCC"/>
+              <w:right w:val="single" w:sz="2" w:space="0" w:color="CCCCCC"/>
+            </w:tcBorders>
+            <w:shd w:val="clear" w:color="auto" w:fill="FFFFFF" w:themeFill="background1"/>
+            <w:tcMar>
+              <w:top w:w="80" w:type="dxa"/>
+              <w:left w:w="120" w:type="dxa"/>
+              <w:bottom w:w="80" w:type="dxa"/>
+              <w:right w:w="120" w:type="dxa"/>
+            </w:tcMar>
+            <w:hideMark/>
+          </w:tcPr>
+          <w:p>
+            <w:pPr>
+              <w:rPr>
+                <w:rFonts w:asciiTheme="majorBidi" w:eastAsia="Times New Roman" w:hAnsiTheme="majorBidi" w:cstheme="majorBidi"/>
+                <w:sz w:val="24"/>
+                <w:szCs w:val="24"/>
+              </w:rPr>
+            </w:pPr>
+            <w:r>
+              <w:rPr>
+                <w:rFonts w:asciiTheme="majorBidi" w:eastAsia="Times New Roman" w:hAnsiTheme="majorBidi" w:cstheme="majorBidi"/>
+                <w:sz w:val="24"/>
+                <w:szCs w:val="24"/>
+              </w:rPr>
+              <w:t>Unique identifier for the cart</w:t>
+            </w:r>
+          </w:p>
+        </w:tc>
+      </w:tr>
+      <w:tr>
+        <w:tc>
+          <w:tcPr>
+            <w:tcW w:w="2160" w:type="dxa"/>
+            <w:tcBorders>
+              <w:top w:val="single" w:sz="2" w:space="0" w:color="CCCCCC"/>
+              <w:left w:val="single" w:sz="2" w:space="0" w:color="CCCCCC"/>
+              <w:bottom w:val="single" w:sz="2" w:space="0" w:color="CCCCCC"/>
+              <w:right w:val="single" w:sz="2" w:space="0" w:color="CCCCCC"/>
+            </w:tcBorders>
+            <w:shd w:val="clear" w:color="auto" w:fill="FFFFFF" w:themeFill="background1"/>
+            <w:tcMar>
+              <w:top w:w="80" w:type="dxa"/>
+              <w:left w:w="120" w:type="dxa"/>
+              <w:bottom w:w="80" w:type="dxa"/>
+              <w:right w:w="120" w:type="dxa"/>
+            </w:tcMar>
+            <w:hideMark/>
+          </w:tcPr>
+          <w:p>
+            <w:pPr>
+              <w:rPr>
+                <w:rFonts w:asciiTheme="majorBidi" w:eastAsia="Times New Roman" w:hAnsiTheme="majorBidi" w:cstheme="majorBidi"/>
+                <w:sz w:val="24"/>
+                <w:szCs w:val="24"/>
+              </w:rPr>
+            </w:pPr>
+            <w:proofErr w:type="spellStart"/>
+            <w:r>
+              <w:rPr>
+                <w:rFonts w:asciiTheme="majorBidi" w:eastAsia="Times New Roman" w:hAnsiTheme="majorBidi" w:cstheme="majorBidi"/>
+                <w:sz w:val="24"/>
+                <w:szCs w:val="24"/>
+              </w:rPr>
+              <w:t>user_id</w:t>
+            </w:r>
+            <w:proofErr w:type="spellEnd"/>
+          </w:p>
+        </w:tc>
+        <w:tc>
+          <w:tcPr>
+            <w:tcW w:w="1440" w:type="dxa"/>
+            <w:tcBorders>
+              <w:top w:val="single" w:sz="2" w:space="0" w:color="CCCCCC"/>
+              <w:left w:val="single" w:sz="2" w:space="0" w:color="CCCCCC"/>
+              <w:bottom w:val="single" w:sz="2" w:space="0" w:color="CCCCCC"/>
+              <w:right w:val="single" w:sz="2" w:space="0" w:color="CCCCCC"/>
+            </w:tcBorders>
+            <w:shd w:val="clear" w:color="auto" w:fill="FFFFFF" w:themeFill="background1"/>
+            <w:tcMar>
+              <w:top w:w="80" w:type="dxa"/>
+              <w:left w:w="120" w:type="dxa"/>
+              <w:bottom w:w="80" w:type="dxa"/>
+              <w:right w:w="120" w:type="dxa"/>
+            </w:tcMar>
+            <w:hideMark/>
+          </w:tcPr>
+          <w:p>
+            <w:pPr>
+              <w:rPr>
+                <w:rFonts w:asciiTheme="majorBidi" w:eastAsia="Times New Roman" w:hAnsiTheme="majorBidi" w:cstheme="majorBidi"/>
+                <w:sz w:val="24"/>
+                <w:szCs w:val="24"/>
+              </w:rPr>
+            </w:pPr>
+            <w:proofErr w:type="spellStart"/>
+            <w:r>
+              <w:rPr>
+                <w:rFonts w:asciiTheme="majorBidi" w:eastAsia="Times New Roman" w:hAnsiTheme="majorBidi" w:cstheme="majorBidi"/>
+                <w:sz w:val="24"/>
+                <w:szCs w:val="24"/>
+              </w:rPr>
+              <w:t>ObjectId</w:t>
+            </w:r>
+            <w:proofErr w:type="spellEnd"/>
+          </w:p>
+        </w:tc>
+        <w:tc>
+          <w:tcPr>
+            <w:tcW w:w="5760" w:type="dxa"/>
+            <w:tcBorders>
+              <w:top w:val="single" w:sz="2" w:space="0" w:color="CCCCCC"/>
+              <w:left w:val="single" w:sz="2" w:space="0" w:color="CCCCCC"/>
+              <w:bottom w:val="single" w:sz="2" w:space="0" w:color="CCCCCC"/>
+              <w:right w:val="single" w:sz="2" w:space="0" w:color="CCCCCC"/>
+            </w:tcBorders>
+            <w:shd w:val="clear" w:color="auto" w:fill="FFFFFF" w:themeFill="background1"/>
+            <w:tcMar>
+              <w:top w:w="80" w:type="dxa"/>
+              <w:left w:w="120" w:type="dxa"/>
+              <w:bottom w:w="80" w:type="dxa"/>
+              <w:right w:w="120" w:type="dxa"/>
+            </w:tcMar>
+            <w:hideMark/>
+          </w:tcPr>
+          <w:p>
+            <w:pPr>
+              <w:rPr>
+                <w:rFonts w:asciiTheme="majorBidi" w:eastAsia="Times New Roman" w:hAnsiTheme="majorBidi" w:cstheme="majorBidi"/>
+                <w:sz w:val="24"/>
+                <w:szCs w:val="24"/>
+              </w:rPr>
+            </w:pPr>
+            <w:r>
+              <w:rPr>
+                <w:rFonts w:asciiTheme="majorBidi" w:eastAsia="Times New Roman" w:hAnsiTheme="majorBidi" w:cstheme="majorBidi"/>
+                <w:sz w:val="24"/>
+                <w:szCs w:val="24"/>
+              </w:rPr>
+              <w:t>Reference to the owning User</w:t>
+            </w:r>
+          </w:p>
+        </w:tc>
+      </w:tr>
+      <w:tr>
+        <w:tc>
+          <w:tcPr>
+            <w:tcW w:w="2160" w:type="dxa"/>
+            <w:tcBorders>
+              <w:top w:val="single" w:sz="2" w:space="0" w:color="CCCCCC"/>
+              <w:left w:val="single" w:sz="2" w:space="0" w:color="CCCCCC"/>
+              <w:bottom w:val="single" w:sz="2" w:space="0" w:color="CCCCCC"/>
+              <w:right w:val="single" w:sz="2" w:space="0" w:color="CCCCCC"/>
+            </w:tcBorders>
+            <w:shd w:val="clear" w:color="auto" w:fill="FFFFFF" w:themeFill="background1"/>
+            <w:tcMar>
+              <w:top w:w="80" w:type="dxa"/>
+              <w:left w:w="120" w:type="dxa"/>
+              <w:bottom w:w="80" w:type="dxa"/>
+              <w:right w:w="120" w:type="dxa"/>
+            </w:tcMar>
+            <w:hideMark/>
+          </w:tcPr>
+          <w:p>
+            <w:pPr>
+              <w:rPr>
+                <w:rFonts w:asciiTheme="majorBidi" w:eastAsia="Times New Roman" w:hAnsiTheme="majorBidi" w:cstheme="majorBidi"/>
+                <w:sz w:val="24"/>
+                <w:szCs w:val="24"/>
+              </w:rPr>
+            </w:pPr>
+            <w:r>
+              <w:rPr>
+                <w:rFonts w:asciiTheme="majorBidi" w:eastAsia="Times New Roman" w:hAnsiTheme="majorBidi" w:cstheme="majorBidi"/>
+                <w:sz w:val="24"/>
+                <w:szCs w:val="24"/>
+              </w:rPr>
+              <w:t>items</w:t>
+            </w:r>
+          </w:p>
+        </w:tc>
+        <w:tc>
+          <w:tcPr>
+            <w:tcW w:w="1440" w:type="dxa"/>
+            <w:tcBorders>
+              <w:top w:val="single" w:sz="2" w:space="0" w:color="CCCCCC"/>
+              <w:left w:val="single" w:sz="2" w:space="0" w:color="CCCCCC"/>
+              <w:bottom w:val="single" w:sz="2" w:space="0" w:color="CCCCCC"/>
+              <w:right w:val="single" w:sz="2" w:space="0" w:color="CCCCCC"/>
+            </w:tcBorders>
+            <w:shd w:val="clear" w:color="auto" w:fill="FFFFFF" w:themeFill="background1"/>
+            <w:tcMar>
+              <w:top w:w="80" w:type="dxa"/>
+              <w:left w:w="120" w:type="dxa"/>
+              <w:bottom w:w="80" w:type="dxa"/>
+              <w:right w:w="120" w:type="dxa"/>
+            </w:tcMar>
+            <w:hideMark/>
+          </w:tcPr>
+          <w:p>
+            <w:pPr>
+              <w:rPr>
+                <w:rFonts w:asciiTheme="majorBidi" w:eastAsia="Times New Roman" w:hAnsiTheme="majorBidi" w:cstheme="majorBidi"/>
+                <w:sz w:val="24"/>
+                <w:szCs w:val="24"/>
+              </w:rPr>
+            </w:pPr>
+            <w:r>
+              <w:rPr>
+                <w:rFonts w:asciiTheme="majorBidi" w:eastAsia="Times New Roman" w:hAnsiTheme="majorBidi" w:cstheme="majorBidi"/>
+                <w:sz w:val="24"/>
+                <w:szCs w:val="24"/>
+              </w:rPr>
+              <w:t>Array&lt;</w:t>
+            </w:r>
+            <w:proofErr w:type="spellStart"/>
+            <w:r>
+              <w:rPr>
+                <w:rFonts w:asciiTheme="majorBidi" w:eastAsia="Times New Roman" w:hAnsiTheme="majorBidi" w:cstheme="majorBidi"/>
+                <w:sz w:val="24"/>
+                <w:szCs w:val="24"/>
+              </w:rPr>
+              <w:t>CartItem</w:t>
+            </w:r>
+            <w:proofErr w:type="spellEnd"/>
+            <w:r>
+              <w:rPr>
+                <w:rFonts w:asciiTheme="majorBidi" w:eastAsia="Times New Roman" w:hAnsiTheme="majorBidi" w:cstheme="majorBidi"/>
+                <w:sz w:val="24"/>
+                <w:szCs w:val="24"/>
+              </w:rPr>
+              <w:t>&gt;</w:t>
+            </w:r>
+          </w:p>
+        </w:tc>
+        <w:tc>
+          <w:tcPr>
+            <w:tcW w:w="5760" w:type="dxa"/>
+            <w:tcBorders>
+              <w:top w:val="single" w:sz="2" w:space="0" w:color="CCCCCC"/>
+              <w:left w:val="single" w:sz="2" w:space="0" w:color="CCCCCC"/>
+              <w:bottom w:val="single" w:sz="2" w:space="0" w:color="CCCCCC"/>
+              <w:right w:val="single" w:sz="2" w:space="0" w:color="CCCCCC"/>
+            </w:tcBorders>
+            <w:shd w:val="clear" w:color="auto" w:fill="FFFFFF" w:themeFill="background1"/>
+            <w:tcMar>
+              <w:top w:w="80" w:type="dxa"/>
+              <w:left w:w="120" w:type="dxa"/>
+              <w:bottom w:w="80" w:type="dxa"/>
+              <w:right w:w="120" w:type="dxa"/>
+            </w:tcMar>
+            <w:hideMark/>
+          </w:tcPr>
+          <w:p>
+            <w:pPr>
+              <w:rPr>
+                <w:rFonts w:asciiTheme="majorBidi" w:eastAsia="Times New Roman" w:hAnsiTheme="majorBidi" w:cstheme="majorBidi"/>
+                <w:sz w:val="24"/>
+                <w:szCs w:val="24"/>
+              </w:rPr>
+            </w:pPr>
+            <w:r>
+              <w:rPr>
+                <w:rFonts w:asciiTheme="majorBidi" w:eastAsia="Times New Roman" w:hAnsiTheme="majorBidi" w:cstheme="majorBidi"/>
+                <w:sz w:val="24"/>
+                <w:szCs w:val="24"/>
+              </w:rPr>
+              <w:t>List of cart items (embedded)</w:t>
+            </w:r>
+          </w:p>
+        </w:tc>
+      </w:tr>
+    </w:tbl>
+    <w:p>
+      <w:pPr>
+        <w:rPr>
+          <w:rFonts w:asciiTheme="majorBidi" w:eastAsia="Times New Roman" w:hAnsiTheme="majorBidi" w:cstheme="majorBidi"/>
+          <w:sz w:val="24"/>
+          <w:szCs w:val="24"/>
+        </w:rPr>
+      </w:pPr>
+      <w:r>
+        <w:rPr>
+          <w:rFonts w:asciiTheme="majorBidi" w:eastAsia="Times New Roman" w:hAnsiTheme="majorBidi" w:cstheme="majorBidi"/>
+          <w:b/>
+          <w:bCs/>
+          <w:sz w:val="24"/>
+          <w:szCs w:val="24"/>
+        </w:rPr>
+        <w:t>Methods:</w:t>
+      </w:r>
+      <w:r>
+        <w:rPr>
+          <w:rFonts w:asciiTheme="majorBidi" w:eastAsia="Times New Roman" w:hAnsiTheme="majorBidi" w:cstheme="majorBidi"/>
+          <w:sz w:val="24"/>
+          <w:szCs w:val="24"/>
+        </w:rPr>
+        <w:t xml:space="preserve"> </w:t>
+      </w:r>
+      <w:proofErr w:type="spellStart"/>
+      <w:r>
+        <w:rPr>
+          <w:rFonts w:asciiTheme="majorBidi" w:eastAsia="Times New Roman" w:hAnsiTheme="majorBidi" w:cstheme="majorBidi"/>
+          <w:sz w:val="24"/>
+          <w:szCs w:val="24"/>
+        </w:rPr>
+        <w:t>addItem</w:t>
+      </w:r>
+      <w:proofErr w:type="spellEnd"/>
+      <w:r>
+        <w:rPr>
+          <w:rFonts w:asciiTheme="majorBidi" w:eastAsia="Times New Roman" w:hAnsiTheme="majorBidi" w:cstheme="majorBidi"/>
+          <w:sz w:val="24"/>
+          <w:szCs w:val="24"/>
+        </w:rPr>
+        <w:t xml:space="preserve">(), </w:t>
+      </w:r>
+      <w:proofErr w:type="spellStart"/>
+      <w:r>
+        <w:rPr>
+          <w:rFonts w:asciiTheme="majorBidi" w:eastAsia="Times New Roman" w:hAnsiTheme="majorBidi" w:cstheme="majorBidi"/>
+          <w:sz w:val="24"/>
+          <w:szCs w:val="24"/>
+        </w:rPr>
+        <w:t>removeItem</w:t>
+      </w:r>
+      <w:proofErr w:type="spellEnd"/>
+      <w:r>
+        <w:rPr>
+          <w:rFonts w:asciiTheme="majorBidi" w:eastAsia="Times New Roman" w:hAnsiTheme="majorBidi" w:cstheme="majorBidi"/>
+          <w:sz w:val="24"/>
+          <w:szCs w:val="24"/>
+        </w:rPr>
+        <w:t xml:space="preserve">(), </w:t>
+      </w:r>
+      <w:proofErr w:type="spellStart"/>
+      <w:r>
+        <w:rPr>
+          <w:rFonts w:asciiTheme="majorBidi" w:eastAsia="Times New Roman" w:hAnsiTheme="majorBidi" w:cstheme="majorBidi"/>
+          <w:sz w:val="24"/>
+          <w:szCs w:val="24"/>
+        </w:rPr>
+        <w:t>updateQuantity</w:t>
+      </w:r>
+      <w:proofErr w:type="spellEnd"/>
+      <w:r>
+        <w:rPr>
+          <w:rFonts w:asciiTheme="majorBidi" w:eastAsia="Times New Roman" w:hAnsiTheme="majorBidi" w:cstheme="majorBidi"/>
+          <w:sz w:val="24"/>
+          <w:szCs w:val="24"/>
+        </w:rPr>
+        <w:t xml:space="preserve">(), </w:t>
+      </w:r>
+      <w:proofErr w:type="spellStart"/>
+      <w:r>
+        <w:rPr>
+          <w:rFonts w:asciiTheme="majorBidi" w:eastAsia="Times New Roman" w:hAnsiTheme="majorBidi" w:cstheme="majorBidi"/>
+          <w:sz w:val="24"/>
+          <w:szCs w:val="24"/>
+        </w:rPr>
+        <w:t>viewCart</w:t>
+      </w:r>
+      <w:proofErr w:type="spellEnd"/>
+      <w:r>
+        <w:rPr>
+          <w:rFonts w:asciiTheme="majorBidi" w:eastAsia="Times New Roman" w:hAnsiTheme="majorBidi" w:cstheme="majorBidi"/>
+          <w:sz w:val="24"/>
+          <w:szCs w:val="24"/>
+        </w:rPr>
+        <w:t xml:space="preserve">(), </w:t>
+      </w:r>
+      <w:proofErr w:type="spellStart"/>
+      <w:r>
+        <w:rPr>
+          <w:rFonts w:asciiTheme="majorBidi" w:eastAsia="Times New Roman" w:hAnsiTheme="majorBidi" w:cstheme="majorBidi"/>
+          <w:sz w:val="24"/>
+          <w:szCs w:val="24"/>
+        </w:rPr>
+        <w:t>calculateTotal</w:t>
+      </w:r>
+      <w:proofErr w:type="spellEnd"/>
+      <w:r>
+        <w:rPr>
+          <w:rFonts w:asciiTheme="majorBidi" w:eastAsia="Times New Roman" w:hAnsiTheme="majorBidi" w:cstheme="majorBidi"/>
+          <w:sz w:val="24"/>
+          <w:szCs w:val="24"/>
+        </w:rPr>
+        <w:t>()</w:t>
+      </w:r>
+    </w:p>
+    <w:p>
+      <w:pPr>
+        <w:rPr>
+          <w:rFonts w:ascii="Arial" w:eastAsia="Times New Roman" w:hAnsi="Arial" w:cs="Times New Roman"/>
+          <w:b/>
+          <w:sz w:val="24"/>
+          <w:szCs w:val="24"/>
+        </w:rPr>
+      </w:pPr>
+    </w:p>
+    <w:p>
+      <w:pPr>
+        <w:rPr>
+          <w:rFonts w:ascii="Arial" w:eastAsia="Times New Roman" w:hAnsi="Arial" w:cs="Times New Roman"/>
+          <w:b/>
+          <w:bCs/>
+          <w:sz w:val="24"/>
+          <w:szCs w:val="24"/>
+        </w:rPr>
+      </w:pPr>
+      <w:r>
+        <w:rPr>
+          <w:rFonts w:ascii="Arial" w:eastAsia="Times New Roman" w:hAnsi="Arial" w:cs="Times New Roman"/>
+          <w:b/>
+          <w:sz w:val="24"/>
+          <w:szCs w:val="24"/>
+        </w:rPr>
+        <w:t>4.2.</w:t>
+      </w:r>
+      <w:r>
+        <w:rPr>
+          <w:rFonts w:ascii="Arial" w:eastAsia="Times New Roman" w:hAnsi="Arial" w:cs="Times New Roman"/>
+          <w:b/>
+          <w:sz w:val="24"/>
+          <w:szCs w:val="24"/>
+        </w:rPr>
+        <w:t>4</w:t>
+      </w:r>
+      <w:r>
+        <w:rPr>
+          <w:rFonts w:ascii="Arial" w:eastAsia="Times New Roman" w:hAnsi="Arial" w:cs="Times New Roman"/>
+          <w:b/>
+          <w:sz w:val="24"/>
+          <w:szCs w:val="24"/>
+        </w:rPr>
+        <w:t xml:space="preserve"> </w:t>
+      </w:r>
+      <w:proofErr w:type="spellStart"/>
+      <w:r>
+        <w:rPr>
+          <w:rFonts w:ascii="Arial" w:eastAsia="Times New Roman" w:hAnsi="Arial" w:cs="Times New Roman"/>
+          <w:b/>
+          <w:bCs/>
+          <w:sz w:val="24"/>
+          <w:szCs w:val="24"/>
+        </w:rPr>
+        <w:t>CartItem</w:t>
+      </w:r>
+      <w:proofErr w:type="spellEnd"/>
+    </w:p>
+    <w:tbl>
+      <w:tblPr>
+        <w:tblW w:w="9360" w:type="dxa"/>
+        <w:tblBorders>
+          <w:top w:val="single" w:sz="4" w:space="0" w:color="auto"/>
+          <w:left w:val="single" w:sz="4" w:space="0" w:color="auto"/>
+          <w:bottom w:val="single" w:sz="4" w:space="0" w:color="auto"/>
+          <w:right w:val="single" w:sz="4" w:space="0" w:color="auto"/>
+          <w:insideH w:val="single" w:sz="4" w:space="0" w:color="auto"/>
+          <w:insideV w:val="single" w:sz="4" w:space="0" w:color="auto"/>
+        </w:tblBorders>
+        <w:shd w:val="clear" w:color="auto" w:fill="FFFFFF" w:themeFill="background1"/>
+        <w:tblCellMar>
+          <w:left w:w="10" w:type="dxa"/>
+          <w:right w:w="10" w:type="dxa"/>
+        </w:tblCellMar>
+        <w:tblLook w:val="04A0" w:firstRow="1" w:lastRow="0" w:firstColumn="1" w:lastColumn="0" w:noHBand="0" w:noVBand="1"/>
+      </w:tblPr>
+      <w:tblGrid>
+        <w:gridCol w:w="2160"/>
+        <w:gridCol w:w="1440"/>
+        <w:gridCol w:w="5760"/>
+      </w:tblGrid>
+      <w:tr>
+        <w:tc>
+          <w:tcPr>
+            <w:tcW w:w="2160" w:type="dxa"/>
+            <w:tcBorders>
+              <w:top w:val="single" w:sz="2" w:space="0" w:color="CCCCCC"/>
+              <w:left w:val="single" w:sz="2" w:space="0" w:color="CCCCCC"/>
+              <w:bottom w:val="single" w:sz="2" w:space="0" w:color="CCCCCC"/>
+              <w:right w:val="single" w:sz="2" w:space="0" w:color="CCCCCC"/>
+            </w:tcBorders>
+            <w:shd w:val="clear" w:color="auto" w:fill="FFFFFF" w:themeFill="background1"/>
+            <w:tcMar>
+              <w:top w:w="80" w:type="dxa"/>
+              <w:left w:w="120" w:type="dxa"/>
+              <w:bottom w:w="80" w:type="dxa"/>
+              <w:right w:w="120" w:type="dxa"/>
+            </w:tcMar>
+            <w:hideMark/>
+          </w:tcPr>
+          <w:p>
+            <w:pPr>
+              <w:rPr>
+                <w:rFonts w:asciiTheme="majorBidi" w:eastAsia="Times New Roman" w:hAnsiTheme="majorBidi" w:cstheme="majorBidi"/>
+                <w:sz w:val="24"/>
+                <w:szCs w:val="24"/>
+              </w:rPr>
+            </w:pPr>
+            <w:r>
+              <w:rPr>
+                <w:rFonts w:asciiTheme="majorBidi" w:eastAsia="Times New Roman" w:hAnsiTheme="majorBidi" w:cstheme="majorBidi"/>
+                <w:b/>
+                <w:bCs/>
+                <w:sz w:val="24"/>
+                <w:szCs w:val="24"/>
+              </w:rPr>
+              <w:lastRenderedPageBreak/>
+              <w:t>Attribute</w:t>
+            </w:r>
+          </w:p>
+        </w:tc>
+        <w:tc>
+          <w:tcPr>
+            <w:tcW w:w="1440" w:type="dxa"/>
+            <w:tcBorders>
+              <w:top w:val="single" w:sz="2" w:space="0" w:color="CCCCCC"/>
+              <w:left w:val="single" w:sz="2" w:space="0" w:color="CCCCCC"/>
+              <w:bottom w:val="single" w:sz="2" w:space="0" w:color="CCCCCC"/>
+              <w:right w:val="single" w:sz="2" w:space="0" w:color="CCCCCC"/>
+            </w:tcBorders>
+            <w:shd w:val="clear" w:color="auto" w:fill="FFFFFF" w:themeFill="background1"/>
+            <w:tcMar>
+              <w:top w:w="80" w:type="dxa"/>
+              <w:left w:w="120" w:type="dxa"/>
+              <w:bottom w:w="80" w:type="dxa"/>
+              <w:right w:w="120" w:type="dxa"/>
+            </w:tcMar>
+            <w:hideMark/>
+          </w:tcPr>
+          <w:p>
+            <w:pPr>
+              <w:rPr>
+                <w:rFonts w:asciiTheme="majorBidi" w:eastAsia="Times New Roman" w:hAnsiTheme="majorBidi" w:cstheme="majorBidi"/>
+                <w:sz w:val="24"/>
+                <w:szCs w:val="24"/>
+              </w:rPr>
+            </w:pPr>
+            <w:r>
+              <w:rPr>
+                <w:rFonts w:asciiTheme="majorBidi" w:eastAsia="Times New Roman" w:hAnsiTheme="majorBidi" w:cstheme="majorBidi"/>
+                <w:b/>
+                <w:bCs/>
+                <w:sz w:val="24"/>
+                <w:szCs w:val="24"/>
+              </w:rPr>
+              <w:t>Type</w:t>
+            </w:r>
+          </w:p>
+        </w:tc>
+        <w:tc>
+          <w:tcPr>
+            <w:tcW w:w="5760" w:type="dxa"/>
+            <w:tcBorders>
+              <w:top w:val="single" w:sz="2" w:space="0" w:color="CCCCCC"/>
+              <w:left w:val="single" w:sz="2" w:space="0" w:color="CCCCCC"/>
+              <w:bottom w:val="single" w:sz="2" w:space="0" w:color="CCCCCC"/>
+              <w:right w:val="single" w:sz="2" w:space="0" w:color="CCCCCC"/>
+            </w:tcBorders>
+            <w:shd w:val="clear" w:color="auto" w:fill="FFFFFF" w:themeFill="background1"/>
+            <w:tcMar>
+              <w:top w:w="80" w:type="dxa"/>
+              <w:left w:w="120" w:type="dxa"/>
+              <w:bottom w:w="80" w:type="dxa"/>
+              <w:right w:w="120" w:type="dxa"/>
+            </w:tcMar>
+            <w:hideMark/>
+          </w:tcPr>
+          <w:p>
+            <w:pPr>
+              <w:rPr>
+                <w:rFonts w:asciiTheme="majorBidi" w:eastAsia="Times New Roman" w:hAnsiTheme="majorBidi" w:cstheme="majorBidi"/>
+                <w:sz w:val="24"/>
+                <w:szCs w:val="24"/>
+              </w:rPr>
+            </w:pPr>
+            <w:r>
+              <w:rPr>
+                <w:rFonts w:asciiTheme="majorBidi" w:eastAsia="Times New Roman" w:hAnsiTheme="majorBidi" w:cstheme="majorBidi"/>
+                <w:b/>
+                <w:bCs/>
+                <w:sz w:val="24"/>
+                <w:szCs w:val="24"/>
+              </w:rPr>
+              <w:t>Description</w:t>
+            </w:r>
+          </w:p>
+        </w:tc>
+      </w:tr>
+      <w:tr>
+        <w:tc>
+          <w:tcPr>
+            <w:tcW w:w="2160" w:type="dxa"/>
+            <w:tcBorders>
+              <w:top w:val="single" w:sz="2" w:space="0" w:color="CCCCCC"/>
+              <w:left w:val="single" w:sz="2" w:space="0" w:color="CCCCCC"/>
+              <w:bottom w:val="single" w:sz="2" w:space="0" w:color="CCCCCC"/>
+              <w:right w:val="single" w:sz="2" w:space="0" w:color="CCCCCC"/>
+            </w:tcBorders>
+            <w:shd w:val="clear" w:color="auto" w:fill="FFFFFF" w:themeFill="background1"/>
+            <w:tcMar>
+              <w:top w:w="80" w:type="dxa"/>
+              <w:left w:w="120" w:type="dxa"/>
+              <w:bottom w:w="80" w:type="dxa"/>
+              <w:right w:w="120" w:type="dxa"/>
+            </w:tcMar>
+            <w:hideMark/>
+          </w:tcPr>
+          <w:p>
+            <w:pPr>
+              <w:rPr>
+                <w:rFonts w:asciiTheme="majorBidi" w:eastAsia="Times New Roman" w:hAnsiTheme="majorBidi" w:cstheme="majorBidi"/>
+                <w:sz w:val="24"/>
+                <w:szCs w:val="24"/>
+              </w:rPr>
+            </w:pPr>
+            <w:proofErr w:type="spellStart"/>
+            <w:r>
+              <w:rPr>
+                <w:rFonts w:asciiTheme="majorBidi" w:eastAsia="Times New Roman" w:hAnsiTheme="majorBidi" w:cstheme="majorBidi"/>
+                <w:sz w:val="24"/>
+                <w:szCs w:val="24"/>
+              </w:rPr>
+              <w:t>product_id</w:t>
+            </w:r>
+            <w:proofErr w:type="spellEnd"/>
+          </w:p>
+        </w:tc>
+        <w:tc>
+          <w:tcPr>
+            <w:tcW w:w="1440" w:type="dxa"/>
+            <w:tcBorders>
+              <w:top w:val="single" w:sz="2" w:space="0" w:color="CCCCCC"/>
+              <w:left w:val="single" w:sz="2" w:space="0" w:color="CCCCCC"/>
+              <w:bottom w:val="single" w:sz="2" w:space="0" w:color="CCCCCC"/>
+              <w:right w:val="single" w:sz="2" w:space="0" w:color="CCCCCC"/>
+            </w:tcBorders>
+            <w:shd w:val="clear" w:color="auto" w:fill="FFFFFF" w:themeFill="background1"/>
+            <w:tcMar>
+              <w:top w:w="80" w:type="dxa"/>
+              <w:left w:w="120" w:type="dxa"/>
+              <w:bottom w:w="80" w:type="dxa"/>
+              <w:right w:w="120" w:type="dxa"/>
+            </w:tcMar>
+            <w:hideMark/>
+          </w:tcPr>
+          <w:p>
+            <w:pPr>
+              <w:rPr>
+                <w:rFonts w:asciiTheme="majorBidi" w:eastAsia="Times New Roman" w:hAnsiTheme="majorBidi" w:cstheme="majorBidi"/>
+                <w:sz w:val="24"/>
+                <w:szCs w:val="24"/>
+              </w:rPr>
+            </w:pPr>
+            <w:proofErr w:type="spellStart"/>
+            <w:r>
+              <w:rPr>
+                <w:rFonts w:asciiTheme="majorBidi" w:eastAsia="Times New Roman" w:hAnsiTheme="majorBidi" w:cstheme="majorBidi"/>
+                <w:sz w:val="24"/>
+                <w:szCs w:val="24"/>
+              </w:rPr>
+              <w:t>ObjectId</w:t>
+            </w:r>
+            <w:proofErr w:type="spellEnd"/>
+          </w:p>
+        </w:tc>
+        <w:tc>
+          <w:tcPr>
+            <w:tcW w:w="5760" w:type="dxa"/>
+            <w:tcBorders>
+              <w:top w:val="single" w:sz="2" w:space="0" w:color="CCCCCC"/>
+              <w:left w:val="single" w:sz="2" w:space="0" w:color="CCCCCC"/>
+              <w:bottom w:val="single" w:sz="2" w:space="0" w:color="CCCCCC"/>
+              <w:right w:val="single" w:sz="2" w:space="0" w:color="CCCCCC"/>
+            </w:tcBorders>
+            <w:shd w:val="clear" w:color="auto" w:fill="FFFFFF" w:themeFill="background1"/>
+            <w:tcMar>
+              <w:top w:w="80" w:type="dxa"/>
+              <w:left w:w="120" w:type="dxa"/>
+              <w:bottom w:w="80" w:type="dxa"/>
+              <w:right w:w="120" w:type="dxa"/>
+            </w:tcMar>
+            <w:hideMark/>
+          </w:tcPr>
+          <w:p>
+            <w:pPr>
+              <w:rPr>
+                <w:rFonts w:asciiTheme="majorBidi" w:eastAsia="Times New Roman" w:hAnsiTheme="majorBidi" w:cstheme="majorBidi"/>
+                <w:sz w:val="24"/>
+                <w:szCs w:val="24"/>
+              </w:rPr>
+            </w:pPr>
+            <w:r>
+              <w:rPr>
+                <w:rFonts w:asciiTheme="majorBidi" w:eastAsia="Times New Roman" w:hAnsiTheme="majorBidi" w:cstheme="majorBidi"/>
+                <w:sz w:val="24"/>
+                <w:szCs w:val="24"/>
+              </w:rPr>
+              <w:t>Reference to the Product</w:t>
+            </w:r>
+          </w:p>
+        </w:tc>
+      </w:tr>
+      <w:tr>
+        <w:tc>
+          <w:tcPr>
+            <w:tcW w:w="2160" w:type="dxa"/>
+            <w:tcBorders>
+              <w:top w:val="single" w:sz="2" w:space="0" w:color="CCCCCC"/>
+              <w:left w:val="single" w:sz="2" w:space="0" w:color="CCCCCC"/>
+              <w:bottom w:val="single" w:sz="2" w:space="0" w:color="CCCCCC"/>
+              <w:right w:val="single" w:sz="2" w:space="0" w:color="CCCCCC"/>
+            </w:tcBorders>
+            <w:shd w:val="clear" w:color="auto" w:fill="FFFFFF" w:themeFill="background1"/>
+            <w:tcMar>
+              <w:top w:w="80" w:type="dxa"/>
+              <w:left w:w="120" w:type="dxa"/>
+              <w:bottom w:w="80" w:type="dxa"/>
+              <w:right w:w="120" w:type="dxa"/>
+            </w:tcMar>
+            <w:hideMark/>
+          </w:tcPr>
+          <w:p>
+            <w:pPr>
+              <w:rPr>
+                <w:rFonts w:asciiTheme="majorBidi" w:eastAsia="Times New Roman" w:hAnsiTheme="majorBidi" w:cstheme="majorBidi"/>
+                <w:sz w:val="24"/>
+                <w:szCs w:val="24"/>
+              </w:rPr>
+            </w:pPr>
+            <w:r>
+              <w:rPr>
+                <w:rFonts w:asciiTheme="majorBidi" w:eastAsia="Times New Roman" w:hAnsiTheme="majorBidi" w:cstheme="majorBidi"/>
+                <w:sz w:val="24"/>
+                <w:szCs w:val="24"/>
+              </w:rPr>
+              <w:t>quantity</w:t>
+            </w:r>
+          </w:p>
+        </w:tc>
+        <w:tc>
+          <w:tcPr>
+            <w:tcW w:w="1440" w:type="dxa"/>
+            <w:tcBorders>
+              <w:top w:val="single" w:sz="2" w:space="0" w:color="CCCCCC"/>
+              <w:left w:val="single" w:sz="2" w:space="0" w:color="CCCCCC"/>
+              <w:bottom w:val="single" w:sz="2" w:space="0" w:color="CCCCCC"/>
+              <w:right w:val="single" w:sz="2" w:space="0" w:color="CCCCCC"/>
+            </w:tcBorders>
+            <w:shd w:val="clear" w:color="auto" w:fill="FFFFFF" w:themeFill="background1"/>
+            <w:tcMar>
+              <w:top w:w="80" w:type="dxa"/>
+              <w:left w:w="120" w:type="dxa"/>
+              <w:bottom w:w="80" w:type="dxa"/>
+              <w:right w:w="120" w:type="dxa"/>
+            </w:tcMar>
+            <w:hideMark/>
+          </w:tcPr>
+          <w:p>
+            <w:pPr>
+              <w:rPr>
+                <w:rFonts w:asciiTheme="majorBidi" w:eastAsia="Times New Roman" w:hAnsiTheme="majorBidi" w:cstheme="majorBidi"/>
+                <w:sz w:val="24"/>
+                <w:szCs w:val="24"/>
+              </w:rPr>
+            </w:pPr>
+            <w:r>
+              <w:rPr>
+                <w:rFonts w:asciiTheme="majorBidi" w:eastAsia="Times New Roman" w:hAnsiTheme="majorBidi" w:cstheme="majorBidi"/>
+                <w:sz w:val="24"/>
+                <w:szCs w:val="24"/>
+              </w:rPr>
+              <w:t>Number</w:t>
+            </w:r>
+          </w:p>
+        </w:tc>
+        <w:tc>
+          <w:tcPr>
+            <w:tcW w:w="5760" w:type="dxa"/>
+            <w:tcBorders>
+              <w:top w:val="single" w:sz="2" w:space="0" w:color="CCCCCC"/>
+              <w:left w:val="single" w:sz="2" w:space="0" w:color="CCCCCC"/>
+              <w:bottom w:val="single" w:sz="2" w:space="0" w:color="CCCCCC"/>
+              <w:right w:val="single" w:sz="2" w:space="0" w:color="CCCCCC"/>
+            </w:tcBorders>
+            <w:shd w:val="clear" w:color="auto" w:fill="FFFFFF" w:themeFill="background1"/>
+            <w:tcMar>
+              <w:top w:w="80" w:type="dxa"/>
+              <w:left w:w="120" w:type="dxa"/>
+              <w:bottom w:w="80" w:type="dxa"/>
+              <w:right w:w="120" w:type="dxa"/>
+            </w:tcMar>
+            <w:hideMark/>
+          </w:tcPr>
+          <w:p>
+            <w:pPr>
+              <w:rPr>
+                <w:rFonts w:asciiTheme="majorBidi" w:eastAsia="Times New Roman" w:hAnsiTheme="majorBidi" w:cstheme="majorBidi"/>
+                <w:sz w:val="24"/>
+                <w:szCs w:val="24"/>
+              </w:rPr>
+            </w:pPr>
+            <w:r>
+              <w:rPr>
+                <w:rFonts w:asciiTheme="majorBidi" w:eastAsia="Times New Roman" w:hAnsiTheme="majorBidi" w:cstheme="majorBidi"/>
+                <w:sz w:val="24"/>
+                <w:szCs w:val="24"/>
+              </w:rPr>
+              <w:t>Quantity of the product in cart</w:t>
+            </w:r>
+          </w:p>
+        </w:tc>
+      </w:tr>
+    </w:tbl>
+    <w:p>
+      <w:pPr>
+        <w:rPr>
+          <w:rFonts w:asciiTheme="majorBidi" w:eastAsia="Times New Roman" w:hAnsiTheme="majorBidi" w:cstheme="majorBidi"/>
+          <w:sz w:val="24"/>
+          <w:szCs w:val="24"/>
+        </w:rPr>
+      </w:pPr>
+    </w:p>
+    <w:p>
+      <w:pPr>
+        <w:rPr>
+          <w:rFonts w:asciiTheme="majorBidi" w:eastAsia="Times New Roman" w:hAnsiTheme="majorBidi" w:cstheme="majorBidi"/>
+          <w:sz w:val="24"/>
+          <w:szCs w:val="24"/>
+        </w:rPr>
+      </w:pPr>
+      <w:r>
+        <w:rPr>
+          <w:rFonts w:ascii="Arial" w:eastAsia="Times New Roman" w:hAnsi="Arial" w:cs="Times New Roman"/>
+          <w:b/>
+          <w:sz w:val="24"/>
+          <w:szCs w:val="24"/>
+        </w:rPr>
+        <w:t>4.2.</w:t>
+      </w:r>
+      <w:r>
+        <w:rPr>
+          <w:rFonts w:ascii="Arial" w:eastAsia="Times New Roman" w:hAnsi="Arial" w:cs="Times New Roman"/>
+          <w:b/>
+          <w:sz w:val="24"/>
+          <w:szCs w:val="24"/>
+        </w:rPr>
+        <w:t>5</w:t>
+      </w:r>
+      <w:r>
+        <w:rPr>
+          <w:rFonts w:ascii="Arial" w:eastAsia="Times New Roman" w:hAnsi="Arial" w:cs="Times New Roman"/>
+          <w:b/>
+          <w:sz w:val="24"/>
+          <w:szCs w:val="24"/>
+        </w:rPr>
+        <w:t xml:space="preserve"> </w:t>
+      </w:r>
+      <w:r>
+        <w:rPr>
+          <w:rFonts w:ascii="Arial" w:eastAsia="Times New Roman" w:hAnsi="Arial" w:cs="Times New Roman"/>
+          <w:b/>
+          <w:bCs/>
+          <w:sz w:val="24"/>
+          <w:szCs w:val="24"/>
+        </w:rPr>
+        <w:t>Wishlist</w:t>
+      </w:r>
+    </w:p>
+    <w:tbl>
+      <w:tblPr>
+        <w:tblW w:w="9360" w:type="dxa"/>
+        <w:tblBorders>
+          <w:top w:val="single" w:sz="4" w:space="0" w:color="auto"/>
+          <w:left w:val="single" w:sz="4" w:space="0" w:color="auto"/>
+          <w:bottom w:val="single" w:sz="4" w:space="0" w:color="auto"/>
+          <w:right w:val="single" w:sz="4" w:space="0" w:color="auto"/>
+          <w:insideH w:val="single" w:sz="4" w:space="0" w:color="auto"/>
+          <w:insideV w:val="single" w:sz="4" w:space="0" w:color="auto"/>
+        </w:tblBorders>
+        <w:shd w:val="clear" w:color="auto" w:fill="FFFFFF" w:themeFill="background1"/>
+        <w:tblCellMar>
+          <w:left w:w="10" w:type="dxa"/>
+          <w:right w:w="10" w:type="dxa"/>
+        </w:tblCellMar>
+        <w:tblLook w:val="04A0" w:firstRow="1" w:lastRow="0" w:firstColumn="1" w:lastColumn="0" w:noHBand="0" w:noVBand="1"/>
+      </w:tblPr>
+      <w:tblGrid>
+        <w:gridCol w:w="2082"/>
+        <w:gridCol w:w="1911"/>
+        <w:gridCol w:w="5367"/>
+      </w:tblGrid>
+      <w:tr>
+        <w:tc>
+          <w:tcPr>
+            <w:tcW w:w="2160" w:type="dxa"/>
+            <w:tcBorders>
+              <w:top w:val="single" w:sz="2" w:space="0" w:color="CCCCCC"/>
+              <w:left w:val="single" w:sz="2" w:space="0" w:color="CCCCCC"/>
+              <w:bottom w:val="single" w:sz="2" w:space="0" w:color="CCCCCC"/>
+              <w:right w:val="single" w:sz="2" w:space="0" w:color="CCCCCC"/>
+            </w:tcBorders>
+            <w:shd w:val="clear" w:color="auto" w:fill="FFFFFF" w:themeFill="background1"/>
+            <w:tcMar>
+              <w:top w:w="80" w:type="dxa"/>
+              <w:left w:w="120" w:type="dxa"/>
+              <w:bottom w:w="80" w:type="dxa"/>
+              <w:right w:w="120" w:type="dxa"/>
+            </w:tcMar>
+            <w:hideMark/>
+          </w:tcPr>
+          <w:p>
+            <w:pPr>
+              <w:rPr>
+                <w:rFonts w:asciiTheme="majorBidi" w:eastAsia="Times New Roman" w:hAnsiTheme="majorBidi" w:cstheme="majorBidi"/>
+                <w:sz w:val="24"/>
+                <w:szCs w:val="24"/>
+              </w:rPr>
+            </w:pPr>
+            <w:r>
+              <w:rPr>
+                <w:rFonts w:asciiTheme="majorBidi" w:eastAsia="Times New Roman" w:hAnsiTheme="majorBidi" w:cstheme="majorBidi"/>
+                <w:b/>
+                <w:bCs/>
+                <w:sz w:val="24"/>
+                <w:szCs w:val="24"/>
+              </w:rPr>
+              <w:t>Attribute</w:t>
+            </w:r>
+          </w:p>
+        </w:tc>
+        <w:tc>
+          <w:tcPr>
+            <w:tcW w:w="1440" w:type="dxa"/>
+            <w:tcBorders>
+              <w:top w:val="single" w:sz="2" w:space="0" w:color="CCCCCC"/>
+              <w:left w:val="single" w:sz="2" w:space="0" w:color="CCCCCC"/>
+              <w:bottom w:val="single" w:sz="2" w:space="0" w:color="CCCCCC"/>
+              <w:right w:val="single" w:sz="2" w:space="0" w:color="CCCCCC"/>
+            </w:tcBorders>
+            <w:shd w:val="clear" w:color="auto" w:fill="FFFFFF" w:themeFill="background1"/>
+            <w:tcMar>
+              <w:top w:w="80" w:type="dxa"/>
+              <w:left w:w="120" w:type="dxa"/>
+              <w:bottom w:w="80" w:type="dxa"/>
+              <w:right w:w="120" w:type="dxa"/>
+            </w:tcMar>
+            <w:hideMark/>
+          </w:tcPr>
+          <w:p>
+            <w:pPr>
+              <w:rPr>
+                <w:rFonts w:asciiTheme="majorBidi" w:eastAsia="Times New Roman" w:hAnsiTheme="majorBidi" w:cstheme="majorBidi"/>
+                <w:sz w:val="24"/>
+                <w:szCs w:val="24"/>
+              </w:rPr>
+            </w:pPr>
+            <w:r>
+              <w:rPr>
+                <w:rFonts w:asciiTheme="majorBidi" w:eastAsia="Times New Roman" w:hAnsiTheme="majorBidi" w:cstheme="majorBidi"/>
+                <w:b/>
+                <w:bCs/>
+                <w:sz w:val="24"/>
+                <w:szCs w:val="24"/>
+              </w:rPr>
+              <w:t>Type</w:t>
+            </w:r>
+          </w:p>
+        </w:tc>
+        <w:tc>
+          <w:tcPr>
+            <w:tcW w:w="5760" w:type="dxa"/>
+            <w:tcBorders>
+              <w:top w:val="single" w:sz="2" w:space="0" w:color="CCCCCC"/>
+              <w:left w:val="single" w:sz="2" w:space="0" w:color="CCCCCC"/>
+              <w:bottom w:val="single" w:sz="2" w:space="0" w:color="CCCCCC"/>
+              <w:right w:val="single" w:sz="2" w:space="0" w:color="CCCCCC"/>
+            </w:tcBorders>
+            <w:shd w:val="clear" w:color="auto" w:fill="FFFFFF" w:themeFill="background1"/>
+            <w:tcMar>
+              <w:top w:w="80" w:type="dxa"/>
+              <w:left w:w="120" w:type="dxa"/>
+              <w:bottom w:w="80" w:type="dxa"/>
+              <w:right w:w="120" w:type="dxa"/>
+            </w:tcMar>
+            <w:hideMark/>
+          </w:tcPr>
+          <w:p>
+            <w:pPr>
+              <w:rPr>
+                <w:rFonts w:asciiTheme="majorBidi" w:eastAsia="Times New Roman" w:hAnsiTheme="majorBidi" w:cstheme="majorBidi"/>
+                <w:sz w:val="24"/>
+                <w:szCs w:val="24"/>
+              </w:rPr>
+            </w:pPr>
+            <w:r>
+              <w:rPr>
+                <w:rFonts w:asciiTheme="majorBidi" w:eastAsia="Times New Roman" w:hAnsiTheme="majorBidi" w:cstheme="majorBidi"/>
+                <w:b/>
+                <w:bCs/>
+                <w:sz w:val="24"/>
+                <w:szCs w:val="24"/>
+              </w:rPr>
+              <w:t>Description</w:t>
+            </w:r>
+          </w:p>
+        </w:tc>
+      </w:tr>
+      <w:tr>
+        <w:tc>
+          <w:tcPr>
+            <w:tcW w:w="2160" w:type="dxa"/>
+            <w:tcBorders>
+              <w:top w:val="single" w:sz="2" w:space="0" w:color="CCCCCC"/>
+              <w:left w:val="single" w:sz="2" w:space="0" w:color="CCCCCC"/>
+              <w:bottom w:val="single" w:sz="2" w:space="0" w:color="CCCCCC"/>
+              <w:right w:val="single" w:sz="2" w:space="0" w:color="CCCCCC"/>
+            </w:tcBorders>
+            <w:shd w:val="clear" w:color="auto" w:fill="FFFFFF" w:themeFill="background1"/>
+            <w:tcMar>
+              <w:top w:w="80" w:type="dxa"/>
+              <w:left w:w="120" w:type="dxa"/>
+              <w:bottom w:w="80" w:type="dxa"/>
+              <w:right w:w="120" w:type="dxa"/>
+            </w:tcMar>
+            <w:hideMark/>
+          </w:tcPr>
+          <w:p>
+            <w:pPr>
+              <w:rPr>
+                <w:rFonts w:asciiTheme="majorBidi" w:eastAsia="Times New Roman" w:hAnsiTheme="majorBidi" w:cstheme="majorBidi"/>
+                <w:sz w:val="24"/>
+                <w:szCs w:val="24"/>
+              </w:rPr>
+            </w:pPr>
+            <w:proofErr w:type="spellStart"/>
+            <w:r>
+              <w:rPr>
+                <w:rFonts w:asciiTheme="majorBidi" w:eastAsia="Times New Roman" w:hAnsiTheme="majorBidi" w:cstheme="majorBidi"/>
+                <w:sz w:val="24"/>
+                <w:szCs w:val="24"/>
+              </w:rPr>
+              <w:t>wishlist_id</w:t>
+            </w:r>
+            <w:proofErr w:type="spellEnd"/>
+          </w:p>
+        </w:tc>
+        <w:tc>
+          <w:tcPr>
+            <w:tcW w:w="1440" w:type="dxa"/>
+            <w:tcBorders>
+              <w:top w:val="single" w:sz="2" w:space="0" w:color="CCCCCC"/>
+              <w:left w:val="single" w:sz="2" w:space="0" w:color="CCCCCC"/>
+              <w:bottom w:val="single" w:sz="2" w:space="0" w:color="CCCCCC"/>
+              <w:right w:val="single" w:sz="2" w:space="0" w:color="CCCCCC"/>
+            </w:tcBorders>
+            <w:shd w:val="clear" w:color="auto" w:fill="FFFFFF" w:themeFill="background1"/>
+            <w:tcMar>
+              <w:top w:w="80" w:type="dxa"/>
+              <w:left w:w="120" w:type="dxa"/>
+              <w:bottom w:w="80" w:type="dxa"/>
+              <w:right w:w="120" w:type="dxa"/>
+            </w:tcMar>
+            <w:hideMark/>
+          </w:tcPr>
+          <w:p>
+            <w:pPr>
+              <w:rPr>
+                <w:rFonts w:asciiTheme="majorBidi" w:eastAsia="Times New Roman" w:hAnsiTheme="majorBidi" w:cstheme="majorBidi"/>
+                <w:sz w:val="24"/>
+                <w:szCs w:val="24"/>
+              </w:rPr>
+            </w:pPr>
+            <w:proofErr w:type="spellStart"/>
+            <w:r>
+              <w:rPr>
+                <w:rFonts w:asciiTheme="majorBidi" w:eastAsia="Times New Roman" w:hAnsiTheme="majorBidi" w:cstheme="majorBidi"/>
+                <w:sz w:val="24"/>
+                <w:szCs w:val="24"/>
+              </w:rPr>
+              <w:t>ObjectId</w:t>
+            </w:r>
+            <w:proofErr w:type="spellEnd"/>
+          </w:p>
+        </w:tc>
+        <w:tc>
+          <w:tcPr>
+            <w:tcW w:w="5760" w:type="dxa"/>
+            <w:tcBorders>
+              <w:top w:val="single" w:sz="2" w:space="0" w:color="CCCCCC"/>
+              <w:left w:val="single" w:sz="2" w:space="0" w:color="CCCCCC"/>
+              <w:bottom w:val="single" w:sz="2" w:space="0" w:color="CCCCCC"/>
+              <w:right w:val="single" w:sz="2" w:space="0" w:color="CCCCCC"/>
+            </w:tcBorders>
+            <w:shd w:val="clear" w:color="auto" w:fill="FFFFFF" w:themeFill="background1"/>
+            <w:tcMar>
+              <w:top w:w="80" w:type="dxa"/>
+              <w:left w:w="120" w:type="dxa"/>
+              <w:bottom w:w="80" w:type="dxa"/>
+              <w:right w:w="120" w:type="dxa"/>
+            </w:tcMar>
+            <w:hideMark/>
+          </w:tcPr>
+          <w:p>
+            <w:pPr>
+              <w:rPr>
+                <w:rFonts w:asciiTheme="majorBidi" w:eastAsia="Times New Roman" w:hAnsiTheme="majorBidi" w:cstheme="majorBidi"/>
+                <w:sz w:val="24"/>
+                <w:szCs w:val="24"/>
+              </w:rPr>
+            </w:pPr>
+            <w:r>
+              <w:rPr>
+                <w:rFonts w:asciiTheme="majorBidi" w:eastAsia="Times New Roman" w:hAnsiTheme="majorBidi" w:cstheme="majorBidi"/>
+                <w:sz w:val="24"/>
+                <w:szCs w:val="24"/>
+              </w:rPr>
+              <w:t xml:space="preserve">Unique identifier for the </w:t>
+            </w:r>
+            <w:proofErr w:type="spellStart"/>
+            <w:r>
+              <w:rPr>
+                <w:rFonts w:asciiTheme="majorBidi" w:eastAsia="Times New Roman" w:hAnsiTheme="majorBidi" w:cstheme="majorBidi"/>
+                <w:sz w:val="24"/>
+                <w:szCs w:val="24"/>
+              </w:rPr>
+              <w:t>wishlist</w:t>
+            </w:r>
+            <w:proofErr w:type="spellEnd"/>
+          </w:p>
+        </w:tc>
+      </w:tr>
+      <w:tr>
+        <w:tc>
+          <w:tcPr>
+            <w:tcW w:w="2160" w:type="dxa"/>
+            <w:tcBorders>
+              <w:top w:val="single" w:sz="2" w:space="0" w:color="CCCCCC"/>
+              <w:left w:val="single" w:sz="2" w:space="0" w:color="CCCCCC"/>
+              <w:bottom w:val="single" w:sz="2" w:space="0" w:color="CCCCCC"/>
+              <w:right w:val="single" w:sz="2" w:space="0" w:color="CCCCCC"/>
+            </w:tcBorders>
+            <w:shd w:val="clear" w:color="auto" w:fill="FFFFFF" w:themeFill="background1"/>
+            <w:tcMar>
+              <w:top w:w="80" w:type="dxa"/>
+              <w:left w:w="120" w:type="dxa"/>
+              <w:bottom w:w="80" w:type="dxa"/>
+              <w:right w:w="120" w:type="dxa"/>
+            </w:tcMar>
+            <w:hideMark/>
+          </w:tcPr>
+          <w:p>
+            <w:pPr>
+              <w:rPr>
+                <w:rFonts w:asciiTheme="majorBidi" w:eastAsia="Times New Roman" w:hAnsiTheme="majorBidi" w:cstheme="majorBidi"/>
+                <w:sz w:val="24"/>
+                <w:szCs w:val="24"/>
+              </w:rPr>
+            </w:pPr>
+            <w:proofErr w:type="spellStart"/>
+            <w:r>
+              <w:rPr>
+                <w:rFonts w:asciiTheme="majorBidi" w:eastAsia="Times New Roman" w:hAnsiTheme="majorBidi" w:cstheme="majorBidi"/>
+                <w:sz w:val="24"/>
+                <w:szCs w:val="24"/>
+              </w:rPr>
+              <w:t>user_id</w:t>
+            </w:r>
+            <w:proofErr w:type="spellEnd"/>
+          </w:p>
+        </w:tc>
+        <w:tc>
+          <w:tcPr>
+            <w:tcW w:w="1440" w:type="dxa"/>
+            <w:tcBorders>
+              <w:top w:val="single" w:sz="2" w:space="0" w:color="CCCCCC"/>
+              <w:left w:val="single" w:sz="2" w:space="0" w:color="CCCCCC"/>
+              <w:bottom w:val="single" w:sz="2" w:space="0" w:color="CCCCCC"/>
+              <w:right w:val="single" w:sz="2" w:space="0" w:color="CCCCCC"/>
+            </w:tcBorders>
+            <w:shd w:val="clear" w:color="auto" w:fill="FFFFFF" w:themeFill="background1"/>
+            <w:tcMar>
+              <w:top w:w="80" w:type="dxa"/>
+              <w:left w:w="120" w:type="dxa"/>
+              <w:bottom w:w="80" w:type="dxa"/>
+              <w:right w:w="120" w:type="dxa"/>
+            </w:tcMar>
+            <w:hideMark/>
+          </w:tcPr>
+          <w:p>
+            <w:pPr>
+              <w:rPr>
+                <w:rFonts w:asciiTheme="majorBidi" w:eastAsia="Times New Roman" w:hAnsiTheme="majorBidi" w:cstheme="majorBidi"/>
+                <w:sz w:val="24"/>
+                <w:szCs w:val="24"/>
+              </w:rPr>
+            </w:pPr>
+            <w:proofErr w:type="spellStart"/>
+            <w:r>
+              <w:rPr>
+                <w:rFonts w:asciiTheme="majorBidi" w:eastAsia="Times New Roman" w:hAnsiTheme="majorBidi" w:cstheme="majorBidi"/>
+                <w:sz w:val="24"/>
+                <w:szCs w:val="24"/>
+              </w:rPr>
+              <w:t>ObjectId</w:t>
+            </w:r>
+            <w:proofErr w:type="spellEnd"/>
+          </w:p>
+        </w:tc>
+        <w:tc>
+          <w:tcPr>
+            <w:tcW w:w="5760" w:type="dxa"/>
+            <w:tcBorders>
+              <w:top w:val="single" w:sz="2" w:space="0" w:color="CCCCCC"/>
+              <w:left w:val="single" w:sz="2" w:space="0" w:color="CCCCCC"/>
+              <w:bottom w:val="single" w:sz="2" w:space="0" w:color="CCCCCC"/>
+              <w:right w:val="single" w:sz="2" w:space="0" w:color="CCCCCC"/>
+            </w:tcBorders>
+            <w:shd w:val="clear" w:color="auto" w:fill="FFFFFF" w:themeFill="background1"/>
+            <w:tcMar>
+              <w:top w:w="80" w:type="dxa"/>
+              <w:left w:w="120" w:type="dxa"/>
+              <w:bottom w:w="80" w:type="dxa"/>
+              <w:right w:w="120" w:type="dxa"/>
+            </w:tcMar>
+            <w:hideMark/>
+          </w:tcPr>
+          <w:p>
+            <w:pPr>
+              <w:rPr>
+                <w:rFonts w:asciiTheme="majorBidi" w:eastAsia="Times New Roman" w:hAnsiTheme="majorBidi" w:cstheme="majorBidi"/>
+                <w:sz w:val="24"/>
+                <w:szCs w:val="24"/>
+              </w:rPr>
+            </w:pPr>
+            <w:r>
+              <w:rPr>
+                <w:rFonts w:asciiTheme="majorBidi" w:eastAsia="Times New Roman" w:hAnsiTheme="majorBidi" w:cstheme="majorBidi"/>
+                <w:sz w:val="24"/>
+                <w:szCs w:val="24"/>
+              </w:rPr>
+              <w:t>Reference to the owning User</w:t>
+            </w:r>
+          </w:p>
+        </w:tc>
+      </w:tr>
+      <w:tr>
+        <w:tc>
+          <w:tcPr>
+            <w:tcW w:w="2160" w:type="dxa"/>
+            <w:tcBorders>
+              <w:top w:val="single" w:sz="2" w:space="0" w:color="CCCCCC"/>
+              <w:left w:val="single" w:sz="2" w:space="0" w:color="CCCCCC"/>
+              <w:bottom w:val="single" w:sz="2" w:space="0" w:color="CCCCCC"/>
+              <w:right w:val="single" w:sz="2" w:space="0" w:color="CCCCCC"/>
+            </w:tcBorders>
+            <w:shd w:val="clear" w:color="auto" w:fill="FFFFFF" w:themeFill="background1"/>
+            <w:tcMar>
+              <w:top w:w="80" w:type="dxa"/>
+              <w:left w:w="120" w:type="dxa"/>
+              <w:bottom w:w="80" w:type="dxa"/>
+              <w:right w:w="120" w:type="dxa"/>
+            </w:tcMar>
+            <w:hideMark/>
+          </w:tcPr>
+          <w:p>
+            <w:pPr>
+              <w:rPr>
+                <w:rFonts w:asciiTheme="majorBidi" w:eastAsia="Times New Roman" w:hAnsiTheme="majorBidi" w:cstheme="majorBidi"/>
+                <w:sz w:val="24"/>
+                <w:szCs w:val="24"/>
+              </w:rPr>
+            </w:pPr>
+            <w:r>
+              <w:rPr>
+                <w:rFonts w:asciiTheme="majorBidi" w:eastAsia="Times New Roman" w:hAnsiTheme="majorBidi" w:cstheme="majorBidi"/>
+                <w:sz w:val="24"/>
+                <w:szCs w:val="24"/>
+              </w:rPr>
+              <w:t>products</w:t>
+            </w:r>
+          </w:p>
+        </w:tc>
+        <w:tc>
+          <w:tcPr>
+            <w:tcW w:w="1440" w:type="dxa"/>
+            <w:tcBorders>
+              <w:top w:val="single" w:sz="2" w:space="0" w:color="CCCCCC"/>
+              <w:left w:val="single" w:sz="2" w:space="0" w:color="CCCCCC"/>
+              <w:bottom w:val="single" w:sz="2" w:space="0" w:color="CCCCCC"/>
+              <w:right w:val="single" w:sz="2" w:space="0" w:color="CCCCCC"/>
+            </w:tcBorders>
+            <w:shd w:val="clear" w:color="auto" w:fill="FFFFFF" w:themeFill="background1"/>
+            <w:tcMar>
+              <w:top w:w="80" w:type="dxa"/>
+              <w:left w:w="120" w:type="dxa"/>
+              <w:bottom w:w="80" w:type="dxa"/>
+              <w:right w:w="120" w:type="dxa"/>
+            </w:tcMar>
+            <w:hideMark/>
+          </w:tcPr>
+          <w:p>
+            <w:pPr>
+              <w:rPr>
+                <w:rFonts w:asciiTheme="majorBidi" w:eastAsia="Times New Roman" w:hAnsiTheme="majorBidi" w:cstheme="majorBidi"/>
+                <w:sz w:val="24"/>
+                <w:szCs w:val="24"/>
+              </w:rPr>
+            </w:pPr>
+            <w:r>
+              <w:rPr>
+                <w:rFonts w:asciiTheme="majorBidi" w:eastAsia="Times New Roman" w:hAnsiTheme="majorBidi" w:cstheme="majorBidi"/>
+                <w:sz w:val="24"/>
+                <w:szCs w:val="24"/>
+              </w:rPr>
+              <w:t>Array&lt;</w:t>
+            </w:r>
+            <w:proofErr w:type="spellStart"/>
+            <w:r>
+              <w:rPr>
+                <w:rFonts w:asciiTheme="majorBidi" w:eastAsia="Times New Roman" w:hAnsiTheme="majorBidi" w:cstheme="majorBidi"/>
+                <w:sz w:val="24"/>
+                <w:szCs w:val="24"/>
+              </w:rPr>
+              <w:t>ObjectId</w:t>
+            </w:r>
+            <w:proofErr w:type="spellEnd"/>
+            <w:r>
+              <w:rPr>
+                <w:rFonts w:asciiTheme="majorBidi" w:eastAsia="Times New Roman" w:hAnsiTheme="majorBidi" w:cstheme="majorBidi"/>
+                <w:sz w:val="24"/>
+                <w:szCs w:val="24"/>
+              </w:rPr>
+              <w:t>&gt;</w:t>
+            </w:r>
+          </w:p>
+        </w:tc>
+        <w:tc>
+          <w:tcPr>
+            <w:tcW w:w="5760" w:type="dxa"/>
+            <w:tcBorders>
+              <w:top w:val="single" w:sz="2" w:space="0" w:color="CCCCCC"/>
+              <w:left w:val="single" w:sz="2" w:space="0" w:color="CCCCCC"/>
+              <w:bottom w:val="single" w:sz="2" w:space="0" w:color="CCCCCC"/>
+              <w:right w:val="single" w:sz="2" w:space="0" w:color="CCCCCC"/>
+            </w:tcBorders>
+            <w:shd w:val="clear" w:color="auto" w:fill="FFFFFF" w:themeFill="background1"/>
+            <w:tcMar>
+              <w:top w:w="80" w:type="dxa"/>
+              <w:left w:w="120" w:type="dxa"/>
+              <w:bottom w:w="80" w:type="dxa"/>
+              <w:right w:w="120" w:type="dxa"/>
+            </w:tcMar>
+            <w:hideMark/>
+          </w:tcPr>
+          <w:p>
+            <w:pPr>
+              <w:rPr>
+                <w:rFonts w:asciiTheme="majorBidi" w:eastAsia="Times New Roman" w:hAnsiTheme="majorBidi" w:cstheme="majorBidi"/>
+                <w:sz w:val="24"/>
+                <w:szCs w:val="24"/>
+              </w:rPr>
+            </w:pPr>
+            <w:r>
+              <w:rPr>
+                <w:rFonts w:asciiTheme="majorBidi" w:eastAsia="Times New Roman" w:hAnsiTheme="majorBidi" w:cstheme="majorBidi"/>
+                <w:sz w:val="24"/>
+                <w:szCs w:val="24"/>
+              </w:rPr>
+              <w:t>Array of Product references</w:t>
+            </w:r>
+          </w:p>
+        </w:tc>
+      </w:tr>
+    </w:tbl>
+    <w:p>
+      <w:pPr>
+        <w:rPr>
+          <w:rFonts w:asciiTheme="majorBidi" w:eastAsia="Times New Roman" w:hAnsiTheme="majorBidi" w:cstheme="majorBidi"/>
+          <w:sz w:val="24"/>
+          <w:szCs w:val="24"/>
+        </w:rPr>
+      </w:pPr>
+      <w:r>
+        <w:rPr>
+          <w:rFonts w:asciiTheme="majorBidi" w:eastAsia="Times New Roman" w:hAnsiTheme="majorBidi" w:cstheme="majorBidi"/>
+          <w:b/>
+          <w:bCs/>
+          <w:sz w:val="24"/>
+          <w:szCs w:val="24"/>
+        </w:rPr>
+        <w:t>Methods:</w:t>
+      </w:r>
+      <w:r>
+        <w:rPr>
+          <w:rFonts w:asciiTheme="majorBidi" w:eastAsia="Times New Roman" w:hAnsiTheme="majorBidi" w:cstheme="majorBidi"/>
+          <w:sz w:val="24"/>
+          <w:szCs w:val="24"/>
+        </w:rPr>
+        <w:t xml:space="preserve"> </w:t>
+      </w:r>
+      <w:proofErr w:type="spellStart"/>
+      <w:r>
+        <w:rPr>
+          <w:rFonts w:asciiTheme="majorBidi" w:eastAsia="Times New Roman" w:hAnsiTheme="majorBidi" w:cstheme="majorBidi"/>
+          <w:sz w:val="24"/>
+          <w:szCs w:val="24"/>
+        </w:rPr>
+        <w:t>addProduct</w:t>
+      </w:r>
+      <w:proofErr w:type="spellEnd"/>
+      <w:r>
+        <w:rPr>
+          <w:rFonts w:asciiTheme="majorBidi" w:eastAsia="Times New Roman" w:hAnsiTheme="majorBidi" w:cstheme="majorBidi"/>
+          <w:sz w:val="24"/>
+          <w:szCs w:val="24"/>
+        </w:rPr>
+        <w:t xml:space="preserve">(), </w:t>
+      </w:r>
+      <w:proofErr w:type="spellStart"/>
+      <w:r>
+        <w:rPr>
+          <w:rFonts w:asciiTheme="majorBidi" w:eastAsia="Times New Roman" w:hAnsiTheme="majorBidi" w:cstheme="majorBidi"/>
+          <w:sz w:val="24"/>
+          <w:szCs w:val="24"/>
+        </w:rPr>
+        <w:t>removeProduct</w:t>
+      </w:r>
+      <w:proofErr w:type="spellEnd"/>
+      <w:r>
+        <w:rPr>
+          <w:rFonts w:asciiTheme="majorBidi" w:eastAsia="Times New Roman" w:hAnsiTheme="majorBidi" w:cstheme="majorBidi"/>
+          <w:sz w:val="24"/>
+          <w:szCs w:val="24"/>
+        </w:rPr>
+        <w:t xml:space="preserve">(), </w:t>
+      </w:r>
+      <w:proofErr w:type="spellStart"/>
+      <w:r>
+        <w:rPr>
+          <w:rFonts w:asciiTheme="majorBidi" w:eastAsia="Times New Roman" w:hAnsiTheme="majorBidi" w:cstheme="majorBidi"/>
+          <w:sz w:val="24"/>
+          <w:szCs w:val="24"/>
+        </w:rPr>
+        <w:t>viewWishlist</w:t>
+      </w:r>
+      <w:proofErr w:type="spellEnd"/>
+      <w:r>
+        <w:rPr>
+          <w:rFonts w:asciiTheme="majorBidi" w:eastAsia="Times New Roman" w:hAnsiTheme="majorBidi" w:cstheme="majorBidi"/>
+          <w:sz w:val="24"/>
+          <w:szCs w:val="24"/>
+        </w:rPr>
+        <w:t>()</w:t>
+      </w:r>
+    </w:p>
+    <w:p>
+      <w:pPr>
+        <w:rPr>
+          <w:rFonts w:asciiTheme="majorBidi" w:eastAsia="Times New Roman" w:hAnsiTheme="majorBidi" w:cstheme="majorBidi"/>
+          <w:sz w:val="24"/>
+          <w:szCs w:val="24"/>
+        </w:rPr>
+      </w:pPr>
+    </w:p>
+    <w:p>
+      <w:pPr>
+        <w:rPr>
+          <w:rFonts w:asciiTheme="majorBidi" w:eastAsia="Times New Roman" w:hAnsiTheme="majorBidi" w:cstheme="majorBidi"/>
+          <w:sz w:val="24"/>
+          <w:szCs w:val="24"/>
+        </w:rPr>
+      </w:pPr>
+      <w:r>
+        <w:rPr>
+          <w:rFonts w:ascii="Arial" w:eastAsia="Times New Roman" w:hAnsi="Arial" w:cs="Times New Roman"/>
+          <w:b/>
+          <w:sz w:val="24"/>
+          <w:szCs w:val="24"/>
+        </w:rPr>
+        <w:t>4.2.</w:t>
+      </w:r>
+      <w:r>
+        <w:rPr>
+          <w:rFonts w:ascii="Arial" w:eastAsia="Times New Roman" w:hAnsi="Arial" w:cs="Times New Roman"/>
+          <w:b/>
+          <w:sz w:val="24"/>
+          <w:szCs w:val="24"/>
+        </w:rPr>
+        <w:t>6</w:t>
+      </w:r>
+      <w:r>
+        <w:rPr>
+          <w:rFonts w:ascii="Arial" w:eastAsia="Times New Roman" w:hAnsi="Arial" w:cs="Times New Roman"/>
+          <w:b/>
+          <w:sz w:val="24"/>
+          <w:szCs w:val="24"/>
+        </w:rPr>
+        <w:t xml:space="preserve"> </w:t>
+      </w:r>
+      <w:r>
+        <w:rPr>
+          <w:rFonts w:ascii="Arial" w:eastAsia="Times New Roman" w:hAnsi="Arial" w:cs="Times New Roman"/>
+          <w:b/>
+          <w:bCs/>
+          <w:sz w:val="24"/>
+          <w:szCs w:val="24"/>
+        </w:rPr>
+        <w:t>Order</w:t>
+      </w:r>
+    </w:p>
+    <w:tbl>
+      <w:tblPr>
+        <w:tblW w:w="9360" w:type="dxa"/>
+        <w:tblBorders>
+          <w:top w:val="single" w:sz="4" w:space="0" w:color="auto"/>
+          <w:left w:val="single" w:sz="4" w:space="0" w:color="auto"/>
+          <w:bottom w:val="single" w:sz="4" w:space="0" w:color="auto"/>
+          <w:right w:val="single" w:sz="4" w:space="0" w:color="auto"/>
+          <w:insideH w:val="single" w:sz="4" w:space="0" w:color="auto"/>
+          <w:insideV w:val="single" w:sz="4" w:space="0" w:color="auto"/>
+        </w:tblBorders>
+        <w:shd w:val="clear" w:color="auto" w:fill="FFFFFF" w:themeFill="background1"/>
+        <w:tblCellMar>
+          <w:left w:w="10" w:type="dxa"/>
+          <w:right w:w="10" w:type="dxa"/>
+        </w:tblCellMar>
+        <w:tblLook w:val="04A0" w:firstRow="1" w:lastRow="0" w:firstColumn="1" w:lastColumn="0" w:noHBand="0" w:noVBand="1"/>
+      </w:tblPr>
+      <w:tblGrid>
+        <w:gridCol w:w="2125"/>
+        <w:gridCol w:w="2070"/>
+        <w:gridCol w:w="5165"/>
+      </w:tblGrid>
+      <w:tr>
+        <w:tc>
+          <w:tcPr>
+            <w:tcW w:w="2160" w:type="dxa"/>
+            <w:tcBorders>
+              <w:top w:val="single" w:sz="2" w:space="0" w:color="CCCCCC"/>
+              <w:left w:val="single" w:sz="2" w:space="0" w:color="CCCCCC"/>
+              <w:bottom w:val="single" w:sz="2" w:space="0" w:color="CCCCCC"/>
+              <w:right w:val="single" w:sz="2" w:space="0" w:color="CCCCCC"/>
+            </w:tcBorders>
+            <w:shd w:val="clear" w:color="auto" w:fill="FFFFFF" w:themeFill="background1"/>
+            <w:tcMar>
+              <w:top w:w="80" w:type="dxa"/>
+              <w:left w:w="120" w:type="dxa"/>
+              <w:bottom w:w="80" w:type="dxa"/>
+              <w:right w:w="120" w:type="dxa"/>
+            </w:tcMar>
+            <w:hideMark/>
+          </w:tcPr>
+          <w:p>
+            <w:pPr>
+              <w:rPr>
+                <w:rFonts w:asciiTheme="majorBidi" w:eastAsia="Times New Roman" w:hAnsiTheme="majorBidi" w:cstheme="majorBidi"/>
+                <w:sz w:val="24"/>
+                <w:szCs w:val="24"/>
+              </w:rPr>
+            </w:pPr>
+            <w:r>
+              <w:rPr>
+                <w:rFonts w:asciiTheme="majorBidi" w:eastAsia="Times New Roman" w:hAnsiTheme="majorBidi" w:cstheme="majorBidi"/>
+                <w:b/>
+                <w:bCs/>
+                <w:sz w:val="24"/>
+                <w:szCs w:val="24"/>
+              </w:rPr>
+              <w:t>Attribute</w:t>
+            </w:r>
+          </w:p>
+        </w:tc>
+        <w:tc>
+          <w:tcPr>
+            <w:tcW w:w="1440" w:type="dxa"/>
+            <w:tcBorders>
+              <w:top w:val="single" w:sz="2" w:space="0" w:color="CCCCCC"/>
+              <w:left w:val="single" w:sz="2" w:space="0" w:color="CCCCCC"/>
+              <w:bottom w:val="single" w:sz="2" w:space="0" w:color="CCCCCC"/>
+              <w:right w:val="single" w:sz="2" w:space="0" w:color="CCCCCC"/>
+            </w:tcBorders>
+            <w:shd w:val="clear" w:color="auto" w:fill="FFFFFF" w:themeFill="background1"/>
+            <w:tcMar>
+              <w:top w:w="80" w:type="dxa"/>
+              <w:left w:w="120" w:type="dxa"/>
+              <w:bottom w:w="80" w:type="dxa"/>
+              <w:right w:w="120" w:type="dxa"/>
+            </w:tcMar>
+            <w:hideMark/>
+          </w:tcPr>
+          <w:p>
+            <w:pPr>
+              <w:rPr>
+                <w:rFonts w:asciiTheme="majorBidi" w:eastAsia="Times New Roman" w:hAnsiTheme="majorBidi" w:cstheme="majorBidi"/>
+                <w:sz w:val="24"/>
+                <w:szCs w:val="24"/>
+              </w:rPr>
+            </w:pPr>
+            <w:r>
+              <w:rPr>
+                <w:rFonts w:asciiTheme="majorBidi" w:eastAsia="Times New Roman" w:hAnsiTheme="majorBidi" w:cstheme="majorBidi"/>
+                <w:b/>
+                <w:bCs/>
+                <w:sz w:val="24"/>
+                <w:szCs w:val="24"/>
+              </w:rPr>
+              <w:t>Type</w:t>
+            </w:r>
+          </w:p>
+        </w:tc>
+        <w:tc>
+          <w:tcPr>
+            <w:tcW w:w="5760" w:type="dxa"/>
+            <w:tcBorders>
+              <w:top w:val="single" w:sz="2" w:space="0" w:color="CCCCCC"/>
+              <w:left w:val="single" w:sz="2" w:space="0" w:color="CCCCCC"/>
+              <w:bottom w:val="single" w:sz="2" w:space="0" w:color="CCCCCC"/>
+              <w:right w:val="single" w:sz="2" w:space="0" w:color="CCCCCC"/>
+            </w:tcBorders>
+            <w:shd w:val="clear" w:color="auto" w:fill="FFFFFF" w:themeFill="background1"/>
+            <w:tcMar>
+              <w:top w:w="80" w:type="dxa"/>
+              <w:left w:w="120" w:type="dxa"/>
+              <w:bottom w:w="80" w:type="dxa"/>
+              <w:right w:w="120" w:type="dxa"/>
+            </w:tcMar>
+            <w:hideMark/>
+          </w:tcPr>
+          <w:p>
+            <w:pPr>
+              <w:rPr>
+                <w:rFonts w:asciiTheme="majorBidi" w:eastAsia="Times New Roman" w:hAnsiTheme="majorBidi" w:cstheme="majorBidi"/>
+                <w:sz w:val="24"/>
+                <w:szCs w:val="24"/>
+              </w:rPr>
+            </w:pPr>
+            <w:r>
+              <w:rPr>
+                <w:rFonts w:asciiTheme="majorBidi" w:eastAsia="Times New Roman" w:hAnsiTheme="majorBidi" w:cstheme="majorBidi"/>
+                <w:b/>
+                <w:bCs/>
+                <w:sz w:val="24"/>
+                <w:szCs w:val="24"/>
+              </w:rPr>
+              <w:t>Description</w:t>
+            </w:r>
+          </w:p>
+        </w:tc>
+      </w:tr>
+      <w:tr>
+        <w:tc>
+          <w:tcPr>
+            <w:tcW w:w="2160" w:type="dxa"/>
+            <w:tcBorders>
+              <w:top w:val="single" w:sz="2" w:space="0" w:color="CCCCCC"/>
+              <w:left w:val="single" w:sz="2" w:space="0" w:color="CCCCCC"/>
+              <w:bottom w:val="single" w:sz="2" w:space="0" w:color="CCCCCC"/>
+              <w:right w:val="single" w:sz="2" w:space="0" w:color="CCCCCC"/>
+            </w:tcBorders>
+            <w:shd w:val="clear" w:color="auto" w:fill="FFFFFF" w:themeFill="background1"/>
+            <w:tcMar>
+              <w:top w:w="80" w:type="dxa"/>
+              <w:left w:w="120" w:type="dxa"/>
+              <w:bottom w:w="80" w:type="dxa"/>
+              <w:right w:w="120" w:type="dxa"/>
+            </w:tcMar>
+            <w:hideMark/>
+          </w:tcPr>
+          <w:p>
+            <w:pPr>
+              <w:rPr>
+                <w:rFonts w:asciiTheme="majorBidi" w:eastAsia="Times New Roman" w:hAnsiTheme="majorBidi" w:cstheme="majorBidi"/>
+                <w:sz w:val="24"/>
+                <w:szCs w:val="24"/>
+              </w:rPr>
+            </w:pPr>
+            <w:proofErr w:type="spellStart"/>
+            <w:r>
+              <w:rPr>
+                <w:rFonts w:asciiTheme="majorBidi" w:eastAsia="Times New Roman" w:hAnsiTheme="majorBidi" w:cstheme="majorBidi"/>
+                <w:sz w:val="24"/>
+                <w:szCs w:val="24"/>
+              </w:rPr>
+              <w:t>order_id</w:t>
+            </w:r>
+            <w:proofErr w:type="spellEnd"/>
+          </w:p>
+        </w:tc>
+        <w:tc>
+          <w:tcPr>
+            <w:tcW w:w="1440" w:type="dxa"/>
+            <w:tcBorders>
+              <w:top w:val="single" w:sz="2" w:space="0" w:color="CCCCCC"/>
+              <w:left w:val="single" w:sz="2" w:space="0" w:color="CCCCCC"/>
+              <w:bottom w:val="single" w:sz="2" w:space="0" w:color="CCCCCC"/>
+              <w:right w:val="single" w:sz="2" w:space="0" w:color="CCCCCC"/>
+            </w:tcBorders>
+            <w:shd w:val="clear" w:color="auto" w:fill="FFFFFF" w:themeFill="background1"/>
+            <w:tcMar>
+              <w:top w:w="80" w:type="dxa"/>
+              <w:left w:w="120" w:type="dxa"/>
+              <w:bottom w:w="80" w:type="dxa"/>
+              <w:right w:w="120" w:type="dxa"/>
+            </w:tcMar>
+            <w:hideMark/>
+          </w:tcPr>
+          <w:p>
+            <w:pPr>
+              <w:rPr>
+                <w:rFonts w:asciiTheme="majorBidi" w:eastAsia="Times New Roman" w:hAnsiTheme="majorBidi" w:cstheme="majorBidi"/>
+                <w:sz w:val="24"/>
+                <w:szCs w:val="24"/>
+              </w:rPr>
+            </w:pPr>
+            <w:proofErr w:type="spellStart"/>
+            <w:r>
+              <w:rPr>
+                <w:rFonts w:asciiTheme="majorBidi" w:eastAsia="Times New Roman" w:hAnsiTheme="majorBidi" w:cstheme="majorBidi"/>
+                <w:sz w:val="24"/>
+                <w:szCs w:val="24"/>
+              </w:rPr>
+              <w:t>ObjectId</w:t>
+            </w:r>
+            <w:proofErr w:type="spellEnd"/>
+          </w:p>
+        </w:tc>
+        <w:tc>
+          <w:tcPr>
+            <w:tcW w:w="5760" w:type="dxa"/>
+            <w:tcBorders>
+              <w:top w:val="single" w:sz="2" w:space="0" w:color="CCCCCC"/>
+              <w:left w:val="single" w:sz="2" w:space="0" w:color="CCCCCC"/>
+              <w:bottom w:val="single" w:sz="2" w:space="0" w:color="CCCCCC"/>
+              <w:right w:val="single" w:sz="2" w:space="0" w:color="CCCCCC"/>
+            </w:tcBorders>
+            <w:shd w:val="clear" w:color="auto" w:fill="FFFFFF" w:themeFill="background1"/>
+            <w:tcMar>
+              <w:top w:w="80" w:type="dxa"/>
+              <w:left w:w="120" w:type="dxa"/>
+              <w:bottom w:w="80" w:type="dxa"/>
+              <w:right w:w="120" w:type="dxa"/>
+            </w:tcMar>
+            <w:hideMark/>
+          </w:tcPr>
+          <w:p>
+            <w:pPr>
+              <w:rPr>
+                <w:rFonts w:asciiTheme="majorBidi" w:eastAsia="Times New Roman" w:hAnsiTheme="majorBidi" w:cstheme="majorBidi"/>
+                <w:sz w:val="24"/>
+                <w:szCs w:val="24"/>
+              </w:rPr>
+            </w:pPr>
+            <w:r>
+              <w:rPr>
+                <w:rFonts w:asciiTheme="majorBidi" w:eastAsia="Times New Roman" w:hAnsiTheme="majorBidi" w:cstheme="majorBidi"/>
+                <w:sz w:val="24"/>
+                <w:szCs w:val="24"/>
+              </w:rPr>
+              <w:t>Unique identifier for the order</w:t>
+            </w:r>
+          </w:p>
+        </w:tc>
+      </w:tr>
+      <w:tr>
+        <w:tc>
+          <w:tcPr>
+            <w:tcW w:w="2160" w:type="dxa"/>
+            <w:tcBorders>
+              <w:top w:val="single" w:sz="2" w:space="0" w:color="CCCCCC"/>
+              <w:left w:val="single" w:sz="2" w:space="0" w:color="CCCCCC"/>
+              <w:bottom w:val="single" w:sz="2" w:space="0" w:color="CCCCCC"/>
+              <w:right w:val="single" w:sz="2" w:space="0" w:color="CCCCCC"/>
+            </w:tcBorders>
+            <w:shd w:val="clear" w:color="auto" w:fill="FFFFFF" w:themeFill="background1"/>
+            <w:tcMar>
+              <w:top w:w="80" w:type="dxa"/>
+              <w:left w:w="120" w:type="dxa"/>
+              <w:bottom w:w="80" w:type="dxa"/>
+              <w:right w:w="120" w:type="dxa"/>
+            </w:tcMar>
+            <w:hideMark/>
+          </w:tcPr>
+          <w:p>
+            <w:pPr>
+              <w:rPr>
+                <w:rFonts w:asciiTheme="majorBidi" w:eastAsia="Times New Roman" w:hAnsiTheme="majorBidi" w:cstheme="majorBidi"/>
+                <w:sz w:val="24"/>
+                <w:szCs w:val="24"/>
+              </w:rPr>
+            </w:pPr>
+            <w:proofErr w:type="spellStart"/>
+            <w:r>
+              <w:rPr>
+                <w:rFonts w:asciiTheme="majorBidi" w:eastAsia="Times New Roman" w:hAnsiTheme="majorBidi" w:cstheme="majorBidi"/>
+                <w:sz w:val="24"/>
+                <w:szCs w:val="24"/>
+              </w:rPr>
+              <w:t>user_id</w:t>
+            </w:r>
+            <w:proofErr w:type="spellEnd"/>
+          </w:p>
+        </w:tc>
+        <w:tc>
+          <w:tcPr>
+            <w:tcW w:w="1440" w:type="dxa"/>
+            <w:tcBorders>
+              <w:top w:val="single" w:sz="2" w:space="0" w:color="CCCCCC"/>
+              <w:left w:val="single" w:sz="2" w:space="0" w:color="CCCCCC"/>
+              <w:bottom w:val="single" w:sz="2" w:space="0" w:color="CCCCCC"/>
+              <w:right w:val="single" w:sz="2" w:space="0" w:color="CCCCCC"/>
+            </w:tcBorders>
+            <w:shd w:val="clear" w:color="auto" w:fill="FFFFFF" w:themeFill="background1"/>
+            <w:tcMar>
+              <w:top w:w="80" w:type="dxa"/>
+              <w:left w:w="120" w:type="dxa"/>
+              <w:bottom w:w="80" w:type="dxa"/>
+              <w:right w:w="120" w:type="dxa"/>
+            </w:tcMar>
+            <w:hideMark/>
+          </w:tcPr>
+          <w:p>
+            <w:pPr>
+              <w:rPr>
+                <w:rFonts w:asciiTheme="majorBidi" w:eastAsia="Times New Roman" w:hAnsiTheme="majorBidi" w:cstheme="majorBidi"/>
+                <w:sz w:val="24"/>
+                <w:szCs w:val="24"/>
+              </w:rPr>
+            </w:pPr>
+            <w:proofErr w:type="spellStart"/>
+            <w:r>
+              <w:rPr>
+                <w:rFonts w:asciiTheme="majorBidi" w:eastAsia="Times New Roman" w:hAnsiTheme="majorBidi" w:cstheme="majorBidi"/>
+                <w:sz w:val="24"/>
+                <w:szCs w:val="24"/>
+              </w:rPr>
+              <w:t>ObjectId</w:t>
+            </w:r>
+            <w:proofErr w:type="spellEnd"/>
+          </w:p>
+        </w:tc>
+        <w:tc>
+          <w:tcPr>
+            <w:tcW w:w="5760" w:type="dxa"/>
+            <w:tcBorders>
+              <w:top w:val="single" w:sz="2" w:space="0" w:color="CCCCCC"/>
+              <w:left w:val="single" w:sz="2" w:space="0" w:color="CCCCCC"/>
+              <w:bottom w:val="single" w:sz="2" w:space="0" w:color="CCCCCC"/>
+              <w:right w:val="single" w:sz="2" w:space="0" w:color="CCCCCC"/>
+            </w:tcBorders>
+            <w:shd w:val="clear" w:color="auto" w:fill="FFFFFF" w:themeFill="background1"/>
+            <w:tcMar>
+              <w:top w:w="80" w:type="dxa"/>
+              <w:left w:w="120" w:type="dxa"/>
+              <w:bottom w:w="80" w:type="dxa"/>
+              <w:right w:w="120" w:type="dxa"/>
+            </w:tcMar>
+            <w:hideMark/>
+          </w:tcPr>
+          <w:p>
+            <w:pPr>
+              <w:rPr>
+                <w:rFonts w:asciiTheme="majorBidi" w:eastAsia="Times New Roman" w:hAnsiTheme="majorBidi" w:cstheme="majorBidi"/>
+                <w:sz w:val="24"/>
+                <w:szCs w:val="24"/>
+              </w:rPr>
+            </w:pPr>
+            <w:r>
+              <w:rPr>
+                <w:rFonts w:asciiTheme="majorBidi" w:eastAsia="Times New Roman" w:hAnsiTheme="majorBidi" w:cstheme="majorBidi"/>
+                <w:sz w:val="24"/>
+                <w:szCs w:val="24"/>
+              </w:rPr>
+              <w:t>Reference to the purchasing User</w:t>
+            </w:r>
+          </w:p>
+        </w:tc>
+      </w:tr>
+      <w:tr>
+        <w:tc>
+          <w:tcPr>
+            <w:tcW w:w="2160" w:type="dxa"/>
+            <w:tcBorders>
+              <w:top w:val="single" w:sz="2" w:space="0" w:color="CCCCCC"/>
+              <w:left w:val="single" w:sz="2" w:space="0" w:color="CCCCCC"/>
+              <w:bottom w:val="single" w:sz="2" w:space="0" w:color="CCCCCC"/>
+              <w:right w:val="single" w:sz="2" w:space="0" w:color="CCCCCC"/>
+            </w:tcBorders>
+            <w:shd w:val="clear" w:color="auto" w:fill="FFFFFF" w:themeFill="background1"/>
+            <w:tcMar>
+              <w:top w:w="80" w:type="dxa"/>
+              <w:left w:w="120" w:type="dxa"/>
+              <w:bottom w:w="80" w:type="dxa"/>
+              <w:right w:w="120" w:type="dxa"/>
+            </w:tcMar>
+            <w:hideMark/>
+          </w:tcPr>
+          <w:p>
+            <w:pPr>
+              <w:rPr>
+                <w:rFonts w:asciiTheme="majorBidi" w:eastAsia="Times New Roman" w:hAnsiTheme="majorBidi" w:cstheme="majorBidi"/>
+                <w:sz w:val="24"/>
+                <w:szCs w:val="24"/>
+              </w:rPr>
+            </w:pPr>
+            <w:r>
+              <w:rPr>
+                <w:rFonts w:asciiTheme="majorBidi" w:eastAsia="Times New Roman" w:hAnsiTheme="majorBidi" w:cstheme="majorBidi"/>
+                <w:sz w:val="24"/>
+                <w:szCs w:val="24"/>
+              </w:rPr>
+              <w:t>items</w:t>
+            </w:r>
+          </w:p>
+        </w:tc>
+        <w:tc>
+          <w:tcPr>
+            <w:tcW w:w="1440" w:type="dxa"/>
+            <w:tcBorders>
+              <w:top w:val="single" w:sz="2" w:space="0" w:color="CCCCCC"/>
+              <w:left w:val="single" w:sz="2" w:space="0" w:color="CCCCCC"/>
+              <w:bottom w:val="single" w:sz="2" w:space="0" w:color="CCCCCC"/>
+              <w:right w:val="single" w:sz="2" w:space="0" w:color="CCCCCC"/>
+            </w:tcBorders>
+            <w:shd w:val="clear" w:color="auto" w:fill="FFFFFF" w:themeFill="background1"/>
+            <w:tcMar>
+              <w:top w:w="80" w:type="dxa"/>
+              <w:left w:w="120" w:type="dxa"/>
+              <w:bottom w:w="80" w:type="dxa"/>
+              <w:right w:w="120" w:type="dxa"/>
+            </w:tcMar>
+            <w:hideMark/>
+          </w:tcPr>
+          <w:p>
+            <w:pPr>
+              <w:rPr>
+                <w:rFonts w:asciiTheme="majorBidi" w:eastAsia="Times New Roman" w:hAnsiTheme="majorBidi" w:cstheme="majorBidi"/>
+                <w:sz w:val="24"/>
+                <w:szCs w:val="24"/>
+              </w:rPr>
+            </w:pPr>
+            <w:r>
+              <w:rPr>
+                <w:rFonts w:asciiTheme="majorBidi" w:eastAsia="Times New Roman" w:hAnsiTheme="majorBidi" w:cstheme="majorBidi"/>
+                <w:sz w:val="24"/>
+                <w:szCs w:val="24"/>
+              </w:rPr>
+              <w:t>Array&lt;</w:t>
+            </w:r>
+            <w:proofErr w:type="spellStart"/>
+            <w:r>
+              <w:rPr>
+                <w:rFonts w:asciiTheme="majorBidi" w:eastAsia="Times New Roman" w:hAnsiTheme="majorBidi" w:cstheme="majorBidi"/>
+                <w:sz w:val="24"/>
+                <w:szCs w:val="24"/>
+              </w:rPr>
+              <w:t>OrderItem</w:t>
+            </w:r>
+            <w:proofErr w:type="spellEnd"/>
+            <w:r>
+              <w:rPr>
+                <w:rFonts w:asciiTheme="majorBidi" w:eastAsia="Times New Roman" w:hAnsiTheme="majorBidi" w:cstheme="majorBidi"/>
+                <w:sz w:val="24"/>
+                <w:szCs w:val="24"/>
+              </w:rPr>
+              <w:t>&gt;</w:t>
+            </w:r>
+          </w:p>
+        </w:tc>
+        <w:tc>
+          <w:tcPr>
+            <w:tcW w:w="5760" w:type="dxa"/>
+            <w:tcBorders>
+              <w:top w:val="single" w:sz="2" w:space="0" w:color="CCCCCC"/>
+              <w:left w:val="single" w:sz="2" w:space="0" w:color="CCCCCC"/>
+              <w:bottom w:val="single" w:sz="2" w:space="0" w:color="CCCCCC"/>
+              <w:right w:val="single" w:sz="2" w:space="0" w:color="CCCCCC"/>
+            </w:tcBorders>
+            <w:shd w:val="clear" w:color="auto" w:fill="FFFFFF" w:themeFill="background1"/>
+            <w:tcMar>
+              <w:top w:w="80" w:type="dxa"/>
+              <w:left w:w="120" w:type="dxa"/>
+              <w:bottom w:w="80" w:type="dxa"/>
+              <w:right w:w="120" w:type="dxa"/>
+            </w:tcMar>
+            <w:hideMark/>
+          </w:tcPr>
+          <w:p>
+            <w:pPr>
+              <w:rPr>
+                <w:rFonts w:asciiTheme="majorBidi" w:eastAsia="Times New Roman" w:hAnsiTheme="majorBidi" w:cstheme="majorBidi"/>
+                <w:sz w:val="24"/>
+                <w:szCs w:val="24"/>
+              </w:rPr>
+            </w:pPr>
+            <w:r>
+              <w:rPr>
+                <w:rFonts w:asciiTheme="majorBidi" w:eastAsia="Times New Roman" w:hAnsiTheme="majorBidi" w:cstheme="majorBidi"/>
+                <w:sz w:val="24"/>
+                <w:szCs w:val="24"/>
+              </w:rPr>
+              <w:t>List of ordered items (embedded)</w:t>
+            </w:r>
+          </w:p>
+        </w:tc>
+      </w:tr>
+      <w:tr>
+        <w:tc>
+          <w:tcPr>
+            <w:tcW w:w="2160" w:type="dxa"/>
+            <w:tcBorders>
+              <w:top w:val="single" w:sz="2" w:space="0" w:color="CCCCCC"/>
+              <w:left w:val="single" w:sz="2" w:space="0" w:color="CCCCCC"/>
+              <w:bottom w:val="single" w:sz="2" w:space="0" w:color="CCCCCC"/>
+              <w:right w:val="single" w:sz="2" w:space="0" w:color="CCCCCC"/>
+            </w:tcBorders>
+            <w:shd w:val="clear" w:color="auto" w:fill="FFFFFF" w:themeFill="background1"/>
+            <w:tcMar>
+              <w:top w:w="80" w:type="dxa"/>
+              <w:left w:w="120" w:type="dxa"/>
+              <w:bottom w:w="80" w:type="dxa"/>
+              <w:right w:w="120" w:type="dxa"/>
+            </w:tcMar>
+            <w:hideMark/>
+          </w:tcPr>
+          <w:p>
+            <w:pPr>
+              <w:rPr>
+                <w:rFonts w:asciiTheme="majorBidi" w:eastAsia="Times New Roman" w:hAnsiTheme="majorBidi" w:cstheme="majorBidi"/>
+                <w:sz w:val="24"/>
+                <w:szCs w:val="24"/>
+              </w:rPr>
+            </w:pPr>
+            <w:proofErr w:type="spellStart"/>
+            <w:r>
+              <w:rPr>
+                <w:rFonts w:asciiTheme="majorBidi" w:eastAsia="Times New Roman" w:hAnsiTheme="majorBidi" w:cstheme="majorBidi"/>
+                <w:sz w:val="24"/>
+                <w:szCs w:val="24"/>
+              </w:rPr>
+              <w:t>total_amount</w:t>
+            </w:r>
+            <w:proofErr w:type="spellEnd"/>
+          </w:p>
+        </w:tc>
+        <w:tc>
+          <w:tcPr>
+            <w:tcW w:w="1440" w:type="dxa"/>
+            <w:tcBorders>
+              <w:top w:val="single" w:sz="2" w:space="0" w:color="CCCCCC"/>
+              <w:left w:val="single" w:sz="2" w:space="0" w:color="CCCCCC"/>
+              <w:bottom w:val="single" w:sz="2" w:space="0" w:color="CCCCCC"/>
+              <w:right w:val="single" w:sz="2" w:space="0" w:color="CCCCCC"/>
+            </w:tcBorders>
+            <w:shd w:val="clear" w:color="auto" w:fill="FFFFFF" w:themeFill="background1"/>
+            <w:tcMar>
+              <w:top w:w="80" w:type="dxa"/>
+              <w:left w:w="120" w:type="dxa"/>
+              <w:bottom w:w="80" w:type="dxa"/>
+              <w:right w:w="120" w:type="dxa"/>
+            </w:tcMar>
+            <w:hideMark/>
+          </w:tcPr>
+          <w:p>
+            <w:pPr>
+              <w:rPr>
+                <w:rFonts w:asciiTheme="majorBidi" w:eastAsia="Times New Roman" w:hAnsiTheme="majorBidi" w:cstheme="majorBidi"/>
+                <w:sz w:val="24"/>
+                <w:szCs w:val="24"/>
+              </w:rPr>
+            </w:pPr>
+            <w:r>
+              <w:rPr>
+                <w:rFonts w:asciiTheme="majorBidi" w:eastAsia="Times New Roman" w:hAnsiTheme="majorBidi" w:cstheme="majorBidi"/>
+                <w:sz w:val="24"/>
+                <w:szCs w:val="24"/>
+              </w:rPr>
+              <w:t>Number</w:t>
+            </w:r>
+          </w:p>
+        </w:tc>
+        <w:tc>
+          <w:tcPr>
+            <w:tcW w:w="5760" w:type="dxa"/>
+            <w:tcBorders>
+              <w:top w:val="single" w:sz="2" w:space="0" w:color="CCCCCC"/>
+              <w:left w:val="single" w:sz="2" w:space="0" w:color="CCCCCC"/>
+              <w:bottom w:val="single" w:sz="2" w:space="0" w:color="CCCCCC"/>
+              <w:right w:val="single" w:sz="2" w:space="0" w:color="CCCCCC"/>
+            </w:tcBorders>
+            <w:shd w:val="clear" w:color="auto" w:fill="FFFFFF" w:themeFill="background1"/>
+            <w:tcMar>
+              <w:top w:w="80" w:type="dxa"/>
+              <w:left w:w="120" w:type="dxa"/>
+              <w:bottom w:w="80" w:type="dxa"/>
+              <w:right w:w="120" w:type="dxa"/>
+            </w:tcMar>
+            <w:hideMark/>
+          </w:tcPr>
+          <w:p>
+            <w:pPr>
+              <w:rPr>
+                <w:rFonts w:asciiTheme="majorBidi" w:eastAsia="Times New Roman" w:hAnsiTheme="majorBidi" w:cstheme="majorBidi"/>
+                <w:sz w:val="24"/>
+                <w:szCs w:val="24"/>
+              </w:rPr>
+            </w:pPr>
+            <w:r>
+              <w:rPr>
+                <w:rFonts w:asciiTheme="majorBidi" w:eastAsia="Times New Roman" w:hAnsiTheme="majorBidi" w:cstheme="majorBidi"/>
+                <w:sz w:val="24"/>
+                <w:szCs w:val="24"/>
+              </w:rPr>
+              <w:t>Total order cost after discounts</w:t>
+            </w:r>
+          </w:p>
+        </w:tc>
+      </w:tr>
+      <w:tr>
+        <w:tc>
+          <w:tcPr>
+            <w:tcW w:w="2160" w:type="dxa"/>
+            <w:tcBorders>
+              <w:top w:val="single" w:sz="2" w:space="0" w:color="CCCCCC"/>
+              <w:left w:val="single" w:sz="2" w:space="0" w:color="CCCCCC"/>
+              <w:bottom w:val="single" w:sz="2" w:space="0" w:color="CCCCCC"/>
+              <w:right w:val="single" w:sz="2" w:space="0" w:color="CCCCCC"/>
+            </w:tcBorders>
+            <w:shd w:val="clear" w:color="auto" w:fill="FFFFFF" w:themeFill="background1"/>
+            <w:tcMar>
+              <w:top w:w="80" w:type="dxa"/>
+              <w:left w:w="120" w:type="dxa"/>
+              <w:bottom w:w="80" w:type="dxa"/>
+              <w:right w:w="120" w:type="dxa"/>
+            </w:tcMar>
+            <w:hideMark/>
+          </w:tcPr>
+          <w:p>
+            <w:pPr>
+              <w:rPr>
+                <w:rFonts w:asciiTheme="majorBidi" w:eastAsia="Times New Roman" w:hAnsiTheme="majorBidi" w:cstheme="majorBidi"/>
+                <w:sz w:val="24"/>
+                <w:szCs w:val="24"/>
+              </w:rPr>
+            </w:pPr>
+            <w:r>
+              <w:rPr>
+                <w:rFonts w:asciiTheme="majorBidi" w:eastAsia="Times New Roman" w:hAnsiTheme="majorBidi" w:cstheme="majorBidi"/>
+                <w:sz w:val="24"/>
+                <w:szCs w:val="24"/>
+              </w:rPr>
+              <w:t>status</w:t>
+            </w:r>
+          </w:p>
+        </w:tc>
+        <w:tc>
+          <w:tcPr>
+            <w:tcW w:w="1440" w:type="dxa"/>
+            <w:tcBorders>
+              <w:top w:val="single" w:sz="2" w:space="0" w:color="CCCCCC"/>
+              <w:left w:val="single" w:sz="2" w:space="0" w:color="CCCCCC"/>
+              <w:bottom w:val="single" w:sz="2" w:space="0" w:color="CCCCCC"/>
+              <w:right w:val="single" w:sz="2" w:space="0" w:color="CCCCCC"/>
+            </w:tcBorders>
+            <w:shd w:val="clear" w:color="auto" w:fill="FFFFFF" w:themeFill="background1"/>
+            <w:tcMar>
+              <w:top w:w="80" w:type="dxa"/>
+              <w:left w:w="120" w:type="dxa"/>
+              <w:bottom w:w="80" w:type="dxa"/>
+              <w:right w:w="120" w:type="dxa"/>
+            </w:tcMar>
+            <w:hideMark/>
+          </w:tcPr>
+          <w:p>
+            <w:pPr>
+              <w:rPr>
+                <w:rFonts w:asciiTheme="majorBidi" w:eastAsia="Times New Roman" w:hAnsiTheme="majorBidi" w:cstheme="majorBidi"/>
+                <w:sz w:val="24"/>
+                <w:szCs w:val="24"/>
+              </w:rPr>
+            </w:pPr>
+            <w:r>
+              <w:rPr>
+                <w:rFonts w:asciiTheme="majorBidi" w:eastAsia="Times New Roman" w:hAnsiTheme="majorBidi" w:cstheme="majorBidi"/>
+                <w:sz w:val="24"/>
+                <w:szCs w:val="24"/>
+              </w:rPr>
+              <w:t>String</w:t>
+            </w:r>
+          </w:p>
+        </w:tc>
+        <w:tc>
+          <w:tcPr>
+            <w:tcW w:w="5760" w:type="dxa"/>
+            <w:tcBorders>
+              <w:top w:val="single" w:sz="2" w:space="0" w:color="CCCCCC"/>
+              <w:left w:val="single" w:sz="2" w:space="0" w:color="CCCCCC"/>
+              <w:bottom w:val="single" w:sz="2" w:space="0" w:color="CCCCCC"/>
+              <w:right w:val="single" w:sz="2" w:space="0" w:color="CCCCCC"/>
+            </w:tcBorders>
+            <w:shd w:val="clear" w:color="auto" w:fill="FFFFFF" w:themeFill="background1"/>
+            <w:tcMar>
+              <w:top w:w="80" w:type="dxa"/>
+              <w:left w:w="120" w:type="dxa"/>
+              <w:bottom w:w="80" w:type="dxa"/>
+              <w:right w:w="120" w:type="dxa"/>
+            </w:tcMar>
+            <w:hideMark/>
+          </w:tcPr>
+          <w:p>
+            <w:pPr>
+              <w:rPr>
+                <w:rFonts w:asciiTheme="majorBidi" w:eastAsia="Times New Roman" w:hAnsiTheme="majorBidi" w:cstheme="majorBidi"/>
+                <w:sz w:val="24"/>
+                <w:szCs w:val="24"/>
+              </w:rPr>
+            </w:pPr>
+            <w:r>
+              <w:rPr>
+                <w:rFonts w:asciiTheme="majorBidi" w:eastAsia="Times New Roman" w:hAnsiTheme="majorBidi" w:cstheme="majorBidi"/>
+                <w:sz w:val="24"/>
+                <w:szCs w:val="24"/>
+              </w:rPr>
+              <w:t>Order status: Pending, Packed, Shipped, Delivered</w:t>
+            </w:r>
+          </w:p>
+        </w:tc>
+      </w:tr>
+      <w:tr>
+        <w:tc>
+          <w:tcPr>
+            <w:tcW w:w="2160" w:type="dxa"/>
+            <w:tcBorders>
+              <w:top w:val="single" w:sz="2" w:space="0" w:color="CCCCCC"/>
+              <w:left w:val="single" w:sz="2" w:space="0" w:color="CCCCCC"/>
+              <w:bottom w:val="single" w:sz="2" w:space="0" w:color="CCCCCC"/>
+              <w:right w:val="single" w:sz="2" w:space="0" w:color="CCCCCC"/>
+            </w:tcBorders>
+            <w:shd w:val="clear" w:color="auto" w:fill="FFFFFF" w:themeFill="background1"/>
+            <w:tcMar>
+              <w:top w:w="80" w:type="dxa"/>
+              <w:left w:w="120" w:type="dxa"/>
+              <w:bottom w:w="80" w:type="dxa"/>
+              <w:right w:w="120" w:type="dxa"/>
+            </w:tcMar>
+            <w:hideMark/>
+          </w:tcPr>
+          <w:p>
+            <w:pPr>
+              <w:rPr>
+                <w:rFonts w:asciiTheme="majorBidi" w:eastAsia="Times New Roman" w:hAnsiTheme="majorBidi" w:cstheme="majorBidi"/>
+                <w:sz w:val="24"/>
+                <w:szCs w:val="24"/>
+              </w:rPr>
+            </w:pPr>
+            <w:proofErr w:type="spellStart"/>
+            <w:r>
+              <w:rPr>
+                <w:rFonts w:asciiTheme="majorBidi" w:eastAsia="Times New Roman" w:hAnsiTheme="majorBidi" w:cstheme="majorBidi"/>
+                <w:sz w:val="24"/>
+                <w:szCs w:val="24"/>
+              </w:rPr>
+              <w:t>shipping_address</w:t>
+            </w:r>
+            <w:proofErr w:type="spellEnd"/>
+          </w:p>
+        </w:tc>
+        <w:tc>
+          <w:tcPr>
+            <w:tcW w:w="1440" w:type="dxa"/>
+            <w:tcBorders>
+              <w:top w:val="single" w:sz="2" w:space="0" w:color="CCCCCC"/>
+              <w:left w:val="single" w:sz="2" w:space="0" w:color="CCCCCC"/>
+              <w:bottom w:val="single" w:sz="2" w:space="0" w:color="CCCCCC"/>
+              <w:right w:val="single" w:sz="2" w:space="0" w:color="CCCCCC"/>
+            </w:tcBorders>
+            <w:shd w:val="clear" w:color="auto" w:fill="FFFFFF" w:themeFill="background1"/>
+            <w:tcMar>
+              <w:top w:w="80" w:type="dxa"/>
+              <w:left w:w="120" w:type="dxa"/>
+              <w:bottom w:w="80" w:type="dxa"/>
+              <w:right w:w="120" w:type="dxa"/>
+            </w:tcMar>
+            <w:hideMark/>
+          </w:tcPr>
+          <w:p>
+            <w:pPr>
+              <w:rPr>
+                <w:rFonts w:asciiTheme="majorBidi" w:eastAsia="Times New Roman" w:hAnsiTheme="majorBidi" w:cstheme="majorBidi"/>
+                <w:sz w:val="24"/>
+                <w:szCs w:val="24"/>
+              </w:rPr>
+            </w:pPr>
+            <w:r>
+              <w:rPr>
+                <w:rFonts w:asciiTheme="majorBidi" w:eastAsia="Times New Roman" w:hAnsiTheme="majorBidi" w:cstheme="majorBidi"/>
+                <w:sz w:val="24"/>
+                <w:szCs w:val="24"/>
+              </w:rPr>
+              <w:t>String</w:t>
+            </w:r>
+          </w:p>
+        </w:tc>
+        <w:tc>
+          <w:tcPr>
+            <w:tcW w:w="5760" w:type="dxa"/>
+            <w:tcBorders>
+              <w:top w:val="single" w:sz="2" w:space="0" w:color="CCCCCC"/>
+              <w:left w:val="single" w:sz="2" w:space="0" w:color="CCCCCC"/>
+              <w:bottom w:val="single" w:sz="2" w:space="0" w:color="CCCCCC"/>
+              <w:right w:val="single" w:sz="2" w:space="0" w:color="CCCCCC"/>
+            </w:tcBorders>
+            <w:shd w:val="clear" w:color="auto" w:fill="FFFFFF" w:themeFill="background1"/>
+            <w:tcMar>
+              <w:top w:w="80" w:type="dxa"/>
+              <w:left w:w="120" w:type="dxa"/>
+              <w:bottom w:w="80" w:type="dxa"/>
+              <w:right w:w="120" w:type="dxa"/>
+            </w:tcMar>
+            <w:hideMark/>
+          </w:tcPr>
+          <w:p>
+            <w:pPr>
+              <w:rPr>
+                <w:rFonts w:asciiTheme="majorBidi" w:eastAsia="Times New Roman" w:hAnsiTheme="majorBidi" w:cstheme="majorBidi"/>
+                <w:sz w:val="24"/>
+                <w:szCs w:val="24"/>
+              </w:rPr>
+            </w:pPr>
+            <w:r>
+              <w:rPr>
+                <w:rFonts w:asciiTheme="majorBidi" w:eastAsia="Times New Roman" w:hAnsiTheme="majorBidi" w:cstheme="majorBidi"/>
+                <w:sz w:val="24"/>
+                <w:szCs w:val="24"/>
+              </w:rPr>
+              <w:t>Delivery address for the order</w:t>
+            </w:r>
+          </w:p>
+        </w:tc>
+      </w:tr>
+      <w:tr>
+        <w:tc>
+          <w:tcPr>
+            <w:tcW w:w="2160" w:type="dxa"/>
+            <w:tcBorders>
+              <w:top w:val="single" w:sz="2" w:space="0" w:color="CCCCCC"/>
+              <w:left w:val="single" w:sz="2" w:space="0" w:color="CCCCCC"/>
+              <w:bottom w:val="single" w:sz="2" w:space="0" w:color="CCCCCC"/>
+              <w:right w:val="single" w:sz="2" w:space="0" w:color="CCCCCC"/>
+            </w:tcBorders>
+            <w:shd w:val="clear" w:color="auto" w:fill="FFFFFF" w:themeFill="background1"/>
+            <w:tcMar>
+              <w:top w:w="80" w:type="dxa"/>
+              <w:left w:w="120" w:type="dxa"/>
+              <w:bottom w:w="80" w:type="dxa"/>
+              <w:right w:w="120" w:type="dxa"/>
+            </w:tcMar>
+            <w:hideMark/>
+          </w:tcPr>
+          <w:p>
+            <w:pPr>
+              <w:rPr>
+                <w:rFonts w:asciiTheme="majorBidi" w:eastAsia="Times New Roman" w:hAnsiTheme="majorBidi" w:cstheme="majorBidi"/>
+                <w:sz w:val="24"/>
+                <w:szCs w:val="24"/>
+              </w:rPr>
+            </w:pPr>
+            <w:proofErr w:type="spellStart"/>
+            <w:r>
+              <w:rPr>
+                <w:rFonts w:asciiTheme="majorBidi" w:eastAsia="Times New Roman" w:hAnsiTheme="majorBidi" w:cstheme="majorBidi"/>
+                <w:sz w:val="24"/>
+                <w:szCs w:val="24"/>
+              </w:rPr>
+              <w:t>payment_id</w:t>
+            </w:r>
+            <w:proofErr w:type="spellEnd"/>
+          </w:p>
+        </w:tc>
+        <w:tc>
+          <w:tcPr>
+            <w:tcW w:w="1440" w:type="dxa"/>
+            <w:tcBorders>
+              <w:top w:val="single" w:sz="2" w:space="0" w:color="CCCCCC"/>
+              <w:left w:val="single" w:sz="2" w:space="0" w:color="CCCCCC"/>
+              <w:bottom w:val="single" w:sz="2" w:space="0" w:color="CCCCCC"/>
+              <w:right w:val="single" w:sz="2" w:space="0" w:color="CCCCCC"/>
+            </w:tcBorders>
+            <w:shd w:val="clear" w:color="auto" w:fill="FFFFFF" w:themeFill="background1"/>
+            <w:tcMar>
+              <w:top w:w="80" w:type="dxa"/>
+              <w:left w:w="120" w:type="dxa"/>
+              <w:bottom w:w="80" w:type="dxa"/>
+              <w:right w:w="120" w:type="dxa"/>
+            </w:tcMar>
+            <w:hideMark/>
+          </w:tcPr>
+          <w:p>
+            <w:pPr>
+              <w:rPr>
+                <w:rFonts w:asciiTheme="majorBidi" w:eastAsia="Times New Roman" w:hAnsiTheme="majorBidi" w:cstheme="majorBidi"/>
+                <w:sz w:val="24"/>
+                <w:szCs w:val="24"/>
+              </w:rPr>
+            </w:pPr>
+            <w:proofErr w:type="spellStart"/>
+            <w:r>
+              <w:rPr>
+                <w:rFonts w:asciiTheme="majorBidi" w:eastAsia="Times New Roman" w:hAnsiTheme="majorBidi" w:cstheme="majorBidi"/>
+                <w:sz w:val="24"/>
+                <w:szCs w:val="24"/>
+              </w:rPr>
+              <w:t>ObjectId</w:t>
+            </w:r>
+            <w:proofErr w:type="spellEnd"/>
+          </w:p>
+        </w:tc>
+        <w:tc>
+          <w:tcPr>
+            <w:tcW w:w="5760" w:type="dxa"/>
+            <w:tcBorders>
+              <w:top w:val="single" w:sz="2" w:space="0" w:color="CCCCCC"/>
+              <w:left w:val="single" w:sz="2" w:space="0" w:color="CCCCCC"/>
+              <w:bottom w:val="single" w:sz="2" w:space="0" w:color="CCCCCC"/>
+              <w:right w:val="single" w:sz="2" w:space="0" w:color="CCCCCC"/>
+            </w:tcBorders>
+            <w:shd w:val="clear" w:color="auto" w:fill="FFFFFF" w:themeFill="background1"/>
+            <w:tcMar>
+              <w:top w:w="80" w:type="dxa"/>
+              <w:left w:w="120" w:type="dxa"/>
+              <w:bottom w:w="80" w:type="dxa"/>
+              <w:right w:w="120" w:type="dxa"/>
+            </w:tcMar>
+            <w:hideMark/>
+          </w:tcPr>
+          <w:p>
+            <w:pPr>
+              <w:rPr>
+                <w:rFonts w:asciiTheme="majorBidi" w:eastAsia="Times New Roman" w:hAnsiTheme="majorBidi" w:cstheme="majorBidi"/>
+                <w:sz w:val="24"/>
+                <w:szCs w:val="24"/>
+              </w:rPr>
+            </w:pPr>
+            <w:r>
+              <w:rPr>
+                <w:rFonts w:asciiTheme="majorBidi" w:eastAsia="Times New Roman" w:hAnsiTheme="majorBidi" w:cstheme="majorBidi"/>
+                <w:sz w:val="24"/>
+                <w:szCs w:val="24"/>
+              </w:rPr>
+              <w:t>Reference to the Payment document</w:t>
+            </w:r>
+          </w:p>
+        </w:tc>
+      </w:tr>
+      <w:tr>
+        <w:tc>
+          <w:tcPr>
+            <w:tcW w:w="2160" w:type="dxa"/>
+            <w:tcBorders>
+              <w:top w:val="single" w:sz="2" w:space="0" w:color="CCCCCC"/>
+              <w:left w:val="single" w:sz="2" w:space="0" w:color="CCCCCC"/>
+              <w:bottom w:val="single" w:sz="2" w:space="0" w:color="CCCCCC"/>
+              <w:right w:val="single" w:sz="2" w:space="0" w:color="CCCCCC"/>
+            </w:tcBorders>
+            <w:shd w:val="clear" w:color="auto" w:fill="FFFFFF" w:themeFill="background1"/>
+            <w:tcMar>
+              <w:top w:w="80" w:type="dxa"/>
+              <w:left w:w="120" w:type="dxa"/>
+              <w:bottom w:w="80" w:type="dxa"/>
+              <w:right w:w="120" w:type="dxa"/>
+            </w:tcMar>
+            <w:hideMark/>
+          </w:tcPr>
+          <w:p>
+            <w:pPr>
+              <w:rPr>
+                <w:rFonts w:asciiTheme="majorBidi" w:eastAsia="Times New Roman" w:hAnsiTheme="majorBidi" w:cstheme="majorBidi"/>
+                <w:sz w:val="24"/>
+                <w:szCs w:val="24"/>
+              </w:rPr>
+            </w:pPr>
+            <w:proofErr w:type="spellStart"/>
+            <w:r>
+              <w:rPr>
+                <w:rFonts w:asciiTheme="majorBidi" w:eastAsia="Times New Roman" w:hAnsiTheme="majorBidi" w:cstheme="majorBidi"/>
+                <w:sz w:val="24"/>
+                <w:szCs w:val="24"/>
+              </w:rPr>
+              <w:t>coupon_id</w:t>
+            </w:r>
+            <w:proofErr w:type="spellEnd"/>
+          </w:p>
+        </w:tc>
+        <w:tc>
+          <w:tcPr>
+            <w:tcW w:w="1440" w:type="dxa"/>
+            <w:tcBorders>
+              <w:top w:val="single" w:sz="2" w:space="0" w:color="CCCCCC"/>
+              <w:left w:val="single" w:sz="2" w:space="0" w:color="CCCCCC"/>
+              <w:bottom w:val="single" w:sz="2" w:space="0" w:color="CCCCCC"/>
+              <w:right w:val="single" w:sz="2" w:space="0" w:color="CCCCCC"/>
+            </w:tcBorders>
+            <w:shd w:val="clear" w:color="auto" w:fill="FFFFFF" w:themeFill="background1"/>
+            <w:tcMar>
+              <w:top w:w="80" w:type="dxa"/>
+              <w:left w:w="120" w:type="dxa"/>
+              <w:bottom w:w="80" w:type="dxa"/>
+              <w:right w:w="120" w:type="dxa"/>
+            </w:tcMar>
+            <w:hideMark/>
+          </w:tcPr>
+          <w:p>
+            <w:pPr>
+              <w:rPr>
+                <w:rFonts w:asciiTheme="majorBidi" w:eastAsia="Times New Roman" w:hAnsiTheme="majorBidi" w:cstheme="majorBidi"/>
+                <w:sz w:val="24"/>
+                <w:szCs w:val="24"/>
+              </w:rPr>
+            </w:pPr>
+            <w:proofErr w:type="spellStart"/>
+            <w:r>
+              <w:rPr>
+                <w:rFonts w:asciiTheme="majorBidi" w:eastAsia="Times New Roman" w:hAnsiTheme="majorBidi" w:cstheme="majorBidi"/>
+                <w:sz w:val="24"/>
+                <w:szCs w:val="24"/>
+              </w:rPr>
+              <w:t>ObjectId</w:t>
+            </w:r>
+            <w:proofErr w:type="spellEnd"/>
+          </w:p>
+        </w:tc>
+        <w:tc>
+          <w:tcPr>
+            <w:tcW w:w="5760" w:type="dxa"/>
+            <w:tcBorders>
+              <w:top w:val="single" w:sz="2" w:space="0" w:color="CCCCCC"/>
+              <w:left w:val="single" w:sz="2" w:space="0" w:color="CCCCCC"/>
+              <w:bottom w:val="single" w:sz="2" w:space="0" w:color="CCCCCC"/>
+              <w:right w:val="single" w:sz="2" w:space="0" w:color="CCCCCC"/>
+            </w:tcBorders>
+            <w:shd w:val="clear" w:color="auto" w:fill="FFFFFF" w:themeFill="background1"/>
+            <w:tcMar>
+              <w:top w:w="80" w:type="dxa"/>
+              <w:left w:w="120" w:type="dxa"/>
+              <w:bottom w:w="80" w:type="dxa"/>
+              <w:right w:w="120" w:type="dxa"/>
+            </w:tcMar>
+            <w:hideMark/>
+          </w:tcPr>
+          <w:p>
+            <w:pPr>
+              <w:rPr>
+                <w:rFonts w:asciiTheme="majorBidi" w:eastAsia="Times New Roman" w:hAnsiTheme="majorBidi" w:cstheme="majorBidi"/>
+                <w:sz w:val="24"/>
+                <w:szCs w:val="24"/>
+              </w:rPr>
+            </w:pPr>
+            <w:r>
+              <w:rPr>
+                <w:rFonts w:asciiTheme="majorBidi" w:eastAsia="Times New Roman" w:hAnsiTheme="majorBidi" w:cstheme="majorBidi"/>
+                <w:sz w:val="24"/>
+                <w:szCs w:val="24"/>
+              </w:rPr>
+              <w:t>Reference to applied Coupon (optional)</w:t>
+            </w:r>
+          </w:p>
+        </w:tc>
+      </w:tr>
+      <w:tr>
+        <w:tc>
+          <w:tcPr>
+            <w:tcW w:w="2160" w:type="dxa"/>
+            <w:tcBorders>
+              <w:top w:val="single" w:sz="2" w:space="0" w:color="CCCCCC"/>
+              <w:left w:val="single" w:sz="2" w:space="0" w:color="CCCCCC"/>
+              <w:bottom w:val="single" w:sz="2" w:space="0" w:color="CCCCCC"/>
+              <w:right w:val="single" w:sz="2" w:space="0" w:color="CCCCCC"/>
+            </w:tcBorders>
+            <w:shd w:val="clear" w:color="auto" w:fill="FFFFFF" w:themeFill="background1"/>
+            <w:tcMar>
+              <w:top w:w="80" w:type="dxa"/>
+              <w:left w:w="120" w:type="dxa"/>
+              <w:bottom w:w="80" w:type="dxa"/>
+              <w:right w:w="120" w:type="dxa"/>
+            </w:tcMar>
+            <w:hideMark/>
+          </w:tcPr>
+          <w:p>
+            <w:pPr>
+              <w:rPr>
+                <w:rFonts w:asciiTheme="majorBidi" w:eastAsia="Times New Roman" w:hAnsiTheme="majorBidi" w:cstheme="majorBidi"/>
+                <w:sz w:val="24"/>
+                <w:szCs w:val="24"/>
+              </w:rPr>
+            </w:pPr>
+            <w:proofErr w:type="spellStart"/>
+            <w:r>
+              <w:rPr>
+                <w:rFonts w:asciiTheme="majorBidi" w:eastAsia="Times New Roman" w:hAnsiTheme="majorBidi" w:cstheme="majorBidi"/>
+                <w:sz w:val="24"/>
+                <w:szCs w:val="24"/>
+              </w:rPr>
+              <w:lastRenderedPageBreak/>
+              <w:t>order_date</w:t>
+            </w:r>
+            <w:proofErr w:type="spellEnd"/>
+          </w:p>
+        </w:tc>
+        <w:tc>
+          <w:tcPr>
+            <w:tcW w:w="1440" w:type="dxa"/>
+            <w:tcBorders>
+              <w:top w:val="single" w:sz="2" w:space="0" w:color="CCCCCC"/>
+              <w:left w:val="single" w:sz="2" w:space="0" w:color="CCCCCC"/>
+              <w:bottom w:val="single" w:sz="2" w:space="0" w:color="CCCCCC"/>
+              <w:right w:val="single" w:sz="2" w:space="0" w:color="CCCCCC"/>
+            </w:tcBorders>
+            <w:shd w:val="clear" w:color="auto" w:fill="FFFFFF" w:themeFill="background1"/>
+            <w:tcMar>
+              <w:top w:w="80" w:type="dxa"/>
+              <w:left w:w="120" w:type="dxa"/>
+              <w:bottom w:w="80" w:type="dxa"/>
+              <w:right w:w="120" w:type="dxa"/>
+            </w:tcMar>
+            <w:hideMark/>
+          </w:tcPr>
+          <w:p>
+            <w:pPr>
+              <w:rPr>
+                <w:rFonts w:asciiTheme="majorBidi" w:eastAsia="Times New Roman" w:hAnsiTheme="majorBidi" w:cstheme="majorBidi"/>
+                <w:sz w:val="24"/>
+                <w:szCs w:val="24"/>
+              </w:rPr>
+            </w:pPr>
+            <w:proofErr w:type="spellStart"/>
+            <w:r>
+              <w:rPr>
+                <w:rFonts w:asciiTheme="majorBidi" w:eastAsia="Times New Roman" w:hAnsiTheme="majorBidi" w:cstheme="majorBidi"/>
+                <w:sz w:val="24"/>
+                <w:szCs w:val="24"/>
+              </w:rPr>
+              <w:t>DateTime</w:t>
+            </w:r>
+            <w:proofErr w:type="spellEnd"/>
+          </w:p>
+        </w:tc>
+        <w:tc>
+          <w:tcPr>
+            <w:tcW w:w="5760" w:type="dxa"/>
+            <w:tcBorders>
+              <w:top w:val="single" w:sz="2" w:space="0" w:color="CCCCCC"/>
+              <w:left w:val="single" w:sz="2" w:space="0" w:color="CCCCCC"/>
+              <w:bottom w:val="single" w:sz="2" w:space="0" w:color="CCCCCC"/>
+              <w:right w:val="single" w:sz="2" w:space="0" w:color="CCCCCC"/>
+            </w:tcBorders>
+            <w:shd w:val="clear" w:color="auto" w:fill="FFFFFF" w:themeFill="background1"/>
+            <w:tcMar>
+              <w:top w:w="80" w:type="dxa"/>
+              <w:left w:w="120" w:type="dxa"/>
+              <w:bottom w:w="80" w:type="dxa"/>
+              <w:right w:w="120" w:type="dxa"/>
+            </w:tcMar>
+            <w:hideMark/>
+          </w:tcPr>
+          <w:p>
+            <w:pPr>
+              <w:rPr>
+                <w:rFonts w:asciiTheme="majorBidi" w:eastAsia="Times New Roman" w:hAnsiTheme="majorBidi" w:cstheme="majorBidi"/>
+                <w:sz w:val="24"/>
+                <w:szCs w:val="24"/>
+              </w:rPr>
+            </w:pPr>
+            <w:r>
+              <w:rPr>
+                <w:rFonts w:asciiTheme="majorBidi" w:eastAsia="Times New Roman" w:hAnsiTheme="majorBidi" w:cstheme="majorBidi"/>
+                <w:sz w:val="24"/>
+                <w:szCs w:val="24"/>
+              </w:rPr>
+              <w:t>Timestamp when the order was placed</w:t>
+            </w:r>
+          </w:p>
+        </w:tc>
+      </w:tr>
+    </w:tbl>
+    <w:p>
+      <w:pPr>
+        <w:rPr>
+          <w:rFonts w:asciiTheme="majorBidi" w:eastAsia="Times New Roman" w:hAnsiTheme="majorBidi" w:cstheme="majorBidi"/>
+          <w:sz w:val="24"/>
+          <w:szCs w:val="24"/>
+        </w:rPr>
+      </w:pPr>
+      <w:r>
+        <w:rPr>
+          <w:rFonts w:asciiTheme="majorBidi" w:eastAsia="Times New Roman" w:hAnsiTheme="majorBidi" w:cstheme="majorBidi"/>
+          <w:b/>
+          <w:bCs/>
+          <w:sz w:val="24"/>
+          <w:szCs w:val="24"/>
+        </w:rPr>
+        <w:t>Methods:</w:t>
+      </w:r>
+      <w:r>
+        <w:rPr>
+          <w:rFonts w:asciiTheme="majorBidi" w:eastAsia="Times New Roman" w:hAnsiTheme="majorBidi" w:cstheme="majorBidi"/>
+          <w:sz w:val="24"/>
+          <w:szCs w:val="24"/>
+        </w:rPr>
+        <w:t xml:space="preserve"> </w:t>
+      </w:r>
+      <w:proofErr w:type="spellStart"/>
+      <w:r>
+        <w:rPr>
+          <w:rFonts w:asciiTheme="majorBidi" w:eastAsia="Times New Roman" w:hAnsiTheme="majorBidi" w:cstheme="majorBidi"/>
+          <w:sz w:val="24"/>
+          <w:szCs w:val="24"/>
+        </w:rPr>
+        <w:t>placeOrder</w:t>
+      </w:r>
+      <w:proofErr w:type="spellEnd"/>
+      <w:r>
+        <w:rPr>
+          <w:rFonts w:asciiTheme="majorBidi" w:eastAsia="Times New Roman" w:hAnsiTheme="majorBidi" w:cstheme="majorBidi"/>
+          <w:sz w:val="24"/>
+          <w:szCs w:val="24"/>
+        </w:rPr>
+        <w:t xml:space="preserve">(), </w:t>
+      </w:r>
+      <w:proofErr w:type="spellStart"/>
+      <w:r>
+        <w:rPr>
+          <w:rFonts w:asciiTheme="majorBidi" w:eastAsia="Times New Roman" w:hAnsiTheme="majorBidi" w:cstheme="majorBidi"/>
+          <w:sz w:val="24"/>
+          <w:szCs w:val="24"/>
+        </w:rPr>
+        <w:t>cancelOrder</w:t>
+      </w:r>
+      <w:proofErr w:type="spellEnd"/>
+      <w:r>
+        <w:rPr>
+          <w:rFonts w:asciiTheme="majorBidi" w:eastAsia="Times New Roman" w:hAnsiTheme="majorBidi" w:cstheme="majorBidi"/>
+          <w:sz w:val="24"/>
+          <w:szCs w:val="24"/>
+        </w:rPr>
+        <w:t xml:space="preserve">(), </w:t>
+      </w:r>
+      <w:proofErr w:type="spellStart"/>
+      <w:r>
+        <w:rPr>
+          <w:rFonts w:asciiTheme="majorBidi" w:eastAsia="Times New Roman" w:hAnsiTheme="majorBidi" w:cstheme="majorBidi"/>
+          <w:sz w:val="24"/>
+          <w:szCs w:val="24"/>
+        </w:rPr>
+        <w:t>updateStatus</w:t>
+      </w:r>
+      <w:proofErr w:type="spellEnd"/>
+      <w:r>
+        <w:rPr>
+          <w:rFonts w:asciiTheme="majorBidi" w:eastAsia="Times New Roman" w:hAnsiTheme="majorBidi" w:cstheme="majorBidi"/>
+          <w:sz w:val="24"/>
+          <w:szCs w:val="24"/>
+        </w:rPr>
+        <w:t xml:space="preserve">(), </w:t>
+      </w:r>
+      <w:proofErr w:type="spellStart"/>
+      <w:r>
+        <w:rPr>
+          <w:rFonts w:asciiTheme="majorBidi" w:eastAsia="Times New Roman" w:hAnsiTheme="majorBidi" w:cstheme="majorBidi"/>
+          <w:sz w:val="24"/>
+          <w:szCs w:val="24"/>
+        </w:rPr>
+        <w:t>trackOrder</w:t>
+      </w:r>
+      <w:proofErr w:type="spellEnd"/>
+      <w:r>
+        <w:rPr>
+          <w:rFonts w:asciiTheme="majorBidi" w:eastAsia="Times New Roman" w:hAnsiTheme="majorBidi" w:cstheme="majorBidi"/>
+          <w:sz w:val="24"/>
+          <w:szCs w:val="24"/>
+        </w:rPr>
+        <w:t>()</w:t>
+      </w:r>
+    </w:p>
+    <w:p>
+      <w:pPr>
+        <w:rPr>
+          <w:rFonts w:asciiTheme="majorBidi" w:eastAsia="Times New Roman" w:hAnsiTheme="majorBidi" w:cstheme="majorBidi"/>
+          <w:sz w:val="24"/>
+          <w:szCs w:val="24"/>
+        </w:rPr>
+      </w:pPr>
+    </w:p>
+    <w:p>
+      <w:pPr>
+        <w:rPr>
+          <w:rFonts w:asciiTheme="majorBidi" w:eastAsia="Times New Roman" w:hAnsiTheme="majorBidi" w:cstheme="majorBidi"/>
+          <w:sz w:val="24"/>
+          <w:szCs w:val="24"/>
+        </w:rPr>
+      </w:pPr>
+      <w:r>
+        <w:rPr>
+          <w:rFonts w:ascii="Arial" w:eastAsia="Times New Roman" w:hAnsi="Arial" w:cs="Times New Roman"/>
+          <w:b/>
+          <w:sz w:val="24"/>
+          <w:szCs w:val="24"/>
+        </w:rPr>
+        <w:t>4.2.</w:t>
+      </w:r>
+      <w:r>
+        <w:rPr>
+          <w:rFonts w:ascii="Arial" w:eastAsia="Times New Roman" w:hAnsi="Arial" w:cs="Times New Roman"/>
+          <w:b/>
+          <w:sz w:val="24"/>
+          <w:szCs w:val="24"/>
+        </w:rPr>
+        <w:t>7</w:t>
+      </w:r>
+      <w:r>
+        <w:rPr>
+          <w:rFonts w:ascii="Arial" w:eastAsia="Times New Roman" w:hAnsi="Arial" w:cs="Times New Roman"/>
+          <w:b/>
+          <w:sz w:val="24"/>
+          <w:szCs w:val="24"/>
+        </w:rPr>
+        <w:t xml:space="preserve"> </w:t>
+      </w:r>
+      <w:proofErr w:type="spellStart"/>
+      <w:r>
+        <w:rPr>
+          <w:rFonts w:ascii="Arial" w:eastAsia="Times New Roman" w:hAnsi="Arial" w:cs="Times New Roman"/>
+          <w:b/>
+          <w:bCs/>
+          <w:sz w:val="24"/>
+          <w:szCs w:val="24"/>
+        </w:rPr>
+        <w:t>Order</w:t>
+      </w:r>
+      <w:r>
+        <w:rPr>
+          <w:rFonts w:ascii="Arial" w:eastAsia="Times New Roman" w:hAnsi="Arial" w:cs="Times New Roman"/>
+          <w:b/>
+          <w:bCs/>
+          <w:sz w:val="24"/>
+          <w:szCs w:val="24"/>
+        </w:rPr>
+        <w:t>Item</w:t>
+      </w:r>
+      <w:proofErr w:type="spellEnd"/>
+    </w:p>
+    <w:tbl>
+      <w:tblPr>
+        <w:tblW w:w="9360" w:type="dxa"/>
+        <w:tblBorders>
+          <w:top w:val="single" w:sz="4" w:space="0" w:color="auto"/>
+          <w:left w:val="single" w:sz="4" w:space="0" w:color="auto"/>
+          <w:bottom w:val="single" w:sz="4" w:space="0" w:color="auto"/>
+          <w:right w:val="single" w:sz="4" w:space="0" w:color="auto"/>
+          <w:insideH w:val="single" w:sz="4" w:space="0" w:color="auto"/>
+          <w:insideV w:val="single" w:sz="4" w:space="0" w:color="auto"/>
+        </w:tblBorders>
+        <w:shd w:val="clear" w:color="auto" w:fill="FFFFFF" w:themeFill="background1"/>
+        <w:tblCellMar>
+          <w:left w:w="10" w:type="dxa"/>
+          <w:right w:w="10" w:type="dxa"/>
+        </w:tblCellMar>
+        <w:tblLook w:val="04A0" w:firstRow="1" w:lastRow="0" w:firstColumn="1" w:lastColumn="0" w:noHBand="0" w:noVBand="1"/>
+      </w:tblPr>
+      <w:tblGrid>
+        <w:gridCol w:w="2160"/>
+        <w:gridCol w:w="1440"/>
+        <w:gridCol w:w="5760"/>
+      </w:tblGrid>
+      <w:tr>
+        <w:tc>
+          <w:tcPr>
+            <w:tcW w:w="2160" w:type="dxa"/>
+            <w:tcBorders>
+              <w:top w:val="single" w:sz="2" w:space="0" w:color="CCCCCC"/>
+              <w:left w:val="single" w:sz="2" w:space="0" w:color="CCCCCC"/>
+              <w:bottom w:val="single" w:sz="2" w:space="0" w:color="CCCCCC"/>
+              <w:right w:val="single" w:sz="2" w:space="0" w:color="CCCCCC"/>
+            </w:tcBorders>
+            <w:shd w:val="clear" w:color="auto" w:fill="FFFFFF" w:themeFill="background1"/>
+            <w:tcMar>
+              <w:top w:w="80" w:type="dxa"/>
+              <w:left w:w="120" w:type="dxa"/>
+              <w:bottom w:w="80" w:type="dxa"/>
+              <w:right w:w="120" w:type="dxa"/>
+            </w:tcMar>
+            <w:hideMark/>
+          </w:tcPr>
+          <w:p>
+            <w:pPr>
+              <w:rPr>
+                <w:rFonts w:asciiTheme="majorBidi" w:eastAsia="Times New Roman" w:hAnsiTheme="majorBidi" w:cstheme="majorBidi"/>
+                <w:sz w:val="24"/>
+                <w:szCs w:val="24"/>
+              </w:rPr>
+            </w:pPr>
+            <w:r>
+              <w:rPr>
+                <w:rFonts w:asciiTheme="majorBidi" w:eastAsia="Times New Roman" w:hAnsiTheme="majorBidi" w:cstheme="majorBidi"/>
+                <w:b/>
+                <w:bCs/>
+                <w:sz w:val="24"/>
+                <w:szCs w:val="24"/>
+              </w:rPr>
+              <w:t>Attribute</w:t>
+            </w:r>
+          </w:p>
+        </w:tc>
+        <w:tc>
+          <w:tcPr>
+            <w:tcW w:w="1440" w:type="dxa"/>
+            <w:tcBorders>
+              <w:top w:val="single" w:sz="2" w:space="0" w:color="CCCCCC"/>
+              <w:left w:val="single" w:sz="2" w:space="0" w:color="CCCCCC"/>
+              <w:bottom w:val="single" w:sz="2" w:space="0" w:color="CCCCCC"/>
+              <w:right w:val="single" w:sz="2" w:space="0" w:color="CCCCCC"/>
+            </w:tcBorders>
+            <w:shd w:val="clear" w:color="auto" w:fill="FFFFFF" w:themeFill="background1"/>
+            <w:tcMar>
+              <w:top w:w="80" w:type="dxa"/>
+              <w:left w:w="120" w:type="dxa"/>
+              <w:bottom w:w="80" w:type="dxa"/>
+              <w:right w:w="120" w:type="dxa"/>
+            </w:tcMar>
+            <w:hideMark/>
+          </w:tcPr>
+          <w:p>
+            <w:pPr>
+              <w:rPr>
+                <w:rFonts w:asciiTheme="majorBidi" w:eastAsia="Times New Roman" w:hAnsiTheme="majorBidi" w:cstheme="majorBidi"/>
+                <w:sz w:val="24"/>
+                <w:szCs w:val="24"/>
+              </w:rPr>
+            </w:pPr>
+            <w:r>
+              <w:rPr>
+                <w:rFonts w:asciiTheme="majorBidi" w:eastAsia="Times New Roman" w:hAnsiTheme="majorBidi" w:cstheme="majorBidi"/>
+                <w:b/>
+                <w:bCs/>
+                <w:sz w:val="24"/>
+                <w:szCs w:val="24"/>
+              </w:rPr>
+              <w:t>Type</w:t>
+            </w:r>
+          </w:p>
+        </w:tc>
+        <w:tc>
+          <w:tcPr>
+            <w:tcW w:w="5760" w:type="dxa"/>
+            <w:tcBorders>
+              <w:top w:val="single" w:sz="2" w:space="0" w:color="CCCCCC"/>
+              <w:left w:val="single" w:sz="2" w:space="0" w:color="CCCCCC"/>
+              <w:bottom w:val="single" w:sz="2" w:space="0" w:color="CCCCCC"/>
+              <w:right w:val="single" w:sz="2" w:space="0" w:color="CCCCCC"/>
+            </w:tcBorders>
+            <w:shd w:val="clear" w:color="auto" w:fill="FFFFFF" w:themeFill="background1"/>
+            <w:tcMar>
+              <w:top w:w="80" w:type="dxa"/>
+              <w:left w:w="120" w:type="dxa"/>
+              <w:bottom w:w="80" w:type="dxa"/>
+              <w:right w:w="120" w:type="dxa"/>
+            </w:tcMar>
+            <w:hideMark/>
+          </w:tcPr>
+          <w:p>
+            <w:pPr>
+              <w:rPr>
+                <w:rFonts w:asciiTheme="majorBidi" w:eastAsia="Times New Roman" w:hAnsiTheme="majorBidi" w:cstheme="majorBidi"/>
+                <w:sz w:val="24"/>
+                <w:szCs w:val="24"/>
+              </w:rPr>
+            </w:pPr>
+            <w:r>
+              <w:rPr>
+                <w:rFonts w:asciiTheme="majorBidi" w:eastAsia="Times New Roman" w:hAnsiTheme="majorBidi" w:cstheme="majorBidi"/>
+                <w:b/>
+                <w:bCs/>
+                <w:sz w:val="24"/>
+                <w:szCs w:val="24"/>
+              </w:rPr>
+              <w:t>Description</w:t>
+            </w:r>
+          </w:p>
+        </w:tc>
+      </w:tr>
+      <w:tr>
+        <w:tc>
+          <w:tcPr>
+            <w:tcW w:w="2160" w:type="dxa"/>
+            <w:tcBorders>
+              <w:top w:val="single" w:sz="2" w:space="0" w:color="CCCCCC"/>
+              <w:left w:val="single" w:sz="2" w:space="0" w:color="CCCCCC"/>
+              <w:bottom w:val="single" w:sz="2" w:space="0" w:color="CCCCCC"/>
+              <w:right w:val="single" w:sz="2" w:space="0" w:color="CCCCCC"/>
+            </w:tcBorders>
+            <w:shd w:val="clear" w:color="auto" w:fill="FFFFFF" w:themeFill="background1"/>
+            <w:tcMar>
+              <w:top w:w="80" w:type="dxa"/>
+              <w:left w:w="120" w:type="dxa"/>
+              <w:bottom w:w="80" w:type="dxa"/>
+              <w:right w:w="120" w:type="dxa"/>
+            </w:tcMar>
+            <w:hideMark/>
+          </w:tcPr>
+          <w:p>
+            <w:pPr>
+              <w:rPr>
+                <w:rFonts w:asciiTheme="majorBidi" w:eastAsia="Times New Roman" w:hAnsiTheme="majorBidi" w:cstheme="majorBidi"/>
+                <w:sz w:val="24"/>
+                <w:szCs w:val="24"/>
+              </w:rPr>
+            </w:pPr>
+            <w:proofErr w:type="spellStart"/>
+            <w:r>
+              <w:rPr>
+                <w:rFonts w:asciiTheme="majorBidi" w:eastAsia="Times New Roman" w:hAnsiTheme="majorBidi" w:cstheme="majorBidi"/>
+                <w:sz w:val="24"/>
+                <w:szCs w:val="24"/>
+              </w:rPr>
+              <w:t>product_id</w:t>
+            </w:r>
+            <w:proofErr w:type="spellEnd"/>
+          </w:p>
+        </w:tc>
+        <w:tc>
+          <w:tcPr>
+            <w:tcW w:w="1440" w:type="dxa"/>
+            <w:tcBorders>
+              <w:top w:val="single" w:sz="2" w:space="0" w:color="CCCCCC"/>
+              <w:left w:val="single" w:sz="2" w:space="0" w:color="CCCCCC"/>
+              <w:bottom w:val="single" w:sz="2" w:space="0" w:color="CCCCCC"/>
+              <w:right w:val="single" w:sz="2" w:space="0" w:color="CCCCCC"/>
+            </w:tcBorders>
+            <w:shd w:val="clear" w:color="auto" w:fill="FFFFFF" w:themeFill="background1"/>
+            <w:tcMar>
+              <w:top w:w="80" w:type="dxa"/>
+              <w:left w:w="120" w:type="dxa"/>
+              <w:bottom w:w="80" w:type="dxa"/>
+              <w:right w:w="120" w:type="dxa"/>
+            </w:tcMar>
+            <w:hideMark/>
+          </w:tcPr>
+          <w:p>
+            <w:pPr>
+              <w:rPr>
+                <w:rFonts w:asciiTheme="majorBidi" w:eastAsia="Times New Roman" w:hAnsiTheme="majorBidi" w:cstheme="majorBidi"/>
+                <w:sz w:val="24"/>
+                <w:szCs w:val="24"/>
+              </w:rPr>
+            </w:pPr>
+            <w:proofErr w:type="spellStart"/>
+            <w:r>
+              <w:rPr>
+                <w:rFonts w:asciiTheme="majorBidi" w:eastAsia="Times New Roman" w:hAnsiTheme="majorBidi" w:cstheme="majorBidi"/>
+                <w:sz w:val="24"/>
+                <w:szCs w:val="24"/>
+              </w:rPr>
+              <w:t>ObjectId</w:t>
+            </w:r>
+            <w:proofErr w:type="spellEnd"/>
+          </w:p>
+        </w:tc>
+        <w:tc>
+          <w:tcPr>
+            <w:tcW w:w="5760" w:type="dxa"/>
+            <w:tcBorders>
+              <w:top w:val="single" w:sz="2" w:space="0" w:color="CCCCCC"/>
+              <w:left w:val="single" w:sz="2" w:space="0" w:color="CCCCCC"/>
+              <w:bottom w:val="single" w:sz="2" w:space="0" w:color="CCCCCC"/>
+              <w:right w:val="single" w:sz="2" w:space="0" w:color="CCCCCC"/>
+            </w:tcBorders>
+            <w:shd w:val="clear" w:color="auto" w:fill="FFFFFF" w:themeFill="background1"/>
+            <w:tcMar>
+              <w:top w:w="80" w:type="dxa"/>
+              <w:left w:w="120" w:type="dxa"/>
+              <w:bottom w:w="80" w:type="dxa"/>
+              <w:right w:w="120" w:type="dxa"/>
+            </w:tcMar>
+            <w:hideMark/>
+          </w:tcPr>
+          <w:p>
+            <w:pPr>
+              <w:rPr>
+                <w:rFonts w:asciiTheme="majorBidi" w:eastAsia="Times New Roman" w:hAnsiTheme="majorBidi" w:cstheme="majorBidi"/>
+                <w:sz w:val="24"/>
+                <w:szCs w:val="24"/>
+              </w:rPr>
+            </w:pPr>
+            <w:r>
+              <w:rPr>
+                <w:rFonts w:asciiTheme="majorBidi" w:eastAsia="Times New Roman" w:hAnsiTheme="majorBidi" w:cstheme="majorBidi"/>
+                <w:sz w:val="24"/>
+                <w:szCs w:val="24"/>
+              </w:rPr>
+              <w:t>Reference to the Product</w:t>
+            </w:r>
+          </w:p>
+        </w:tc>
+      </w:tr>
+      <w:tr>
+        <w:tc>
+          <w:tcPr>
+            <w:tcW w:w="2160" w:type="dxa"/>
+            <w:tcBorders>
+              <w:top w:val="single" w:sz="2" w:space="0" w:color="CCCCCC"/>
+              <w:left w:val="single" w:sz="2" w:space="0" w:color="CCCCCC"/>
+              <w:bottom w:val="single" w:sz="2" w:space="0" w:color="CCCCCC"/>
+              <w:right w:val="single" w:sz="2" w:space="0" w:color="CCCCCC"/>
+            </w:tcBorders>
+            <w:shd w:val="clear" w:color="auto" w:fill="FFFFFF" w:themeFill="background1"/>
+            <w:tcMar>
+              <w:top w:w="80" w:type="dxa"/>
+              <w:left w:w="120" w:type="dxa"/>
+              <w:bottom w:w="80" w:type="dxa"/>
+              <w:right w:w="120" w:type="dxa"/>
+            </w:tcMar>
+            <w:hideMark/>
+          </w:tcPr>
+          <w:p>
+            <w:pPr>
+              <w:rPr>
+                <w:rFonts w:asciiTheme="majorBidi" w:eastAsia="Times New Roman" w:hAnsiTheme="majorBidi" w:cstheme="majorBidi"/>
+                <w:sz w:val="24"/>
+                <w:szCs w:val="24"/>
+              </w:rPr>
+            </w:pPr>
+            <w:r>
+              <w:rPr>
+                <w:rFonts w:asciiTheme="majorBidi" w:eastAsia="Times New Roman" w:hAnsiTheme="majorBidi" w:cstheme="majorBidi"/>
+                <w:sz w:val="24"/>
+                <w:szCs w:val="24"/>
+              </w:rPr>
+              <w:t>quantity</w:t>
+            </w:r>
+          </w:p>
+        </w:tc>
+        <w:tc>
+          <w:tcPr>
+            <w:tcW w:w="1440" w:type="dxa"/>
+            <w:tcBorders>
+              <w:top w:val="single" w:sz="2" w:space="0" w:color="CCCCCC"/>
+              <w:left w:val="single" w:sz="2" w:space="0" w:color="CCCCCC"/>
+              <w:bottom w:val="single" w:sz="2" w:space="0" w:color="CCCCCC"/>
+              <w:right w:val="single" w:sz="2" w:space="0" w:color="CCCCCC"/>
+            </w:tcBorders>
+            <w:shd w:val="clear" w:color="auto" w:fill="FFFFFF" w:themeFill="background1"/>
+            <w:tcMar>
+              <w:top w:w="80" w:type="dxa"/>
+              <w:left w:w="120" w:type="dxa"/>
+              <w:bottom w:w="80" w:type="dxa"/>
+              <w:right w:w="120" w:type="dxa"/>
+            </w:tcMar>
+            <w:hideMark/>
+          </w:tcPr>
+          <w:p>
+            <w:pPr>
+              <w:rPr>
+                <w:rFonts w:asciiTheme="majorBidi" w:eastAsia="Times New Roman" w:hAnsiTheme="majorBidi" w:cstheme="majorBidi"/>
+                <w:sz w:val="24"/>
+                <w:szCs w:val="24"/>
+              </w:rPr>
+            </w:pPr>
+            <w:r>
+              <w:rPr>
+                <w:rFonts w:asciiTheme="majorBidi" w:eastAsia="Times New Roman" w:hAnsiTheme="majorBidi" w:cstheme="majorBidi"/>
+                <w:sz w:val="24"/>
+                <w:szCs w:val="24"/>
+              </w:rPr>
+              <w:t>Number</w:t>
+            </w:r>
+          </w:p>
+        </w:tc>
+        <w:tc>
+          <w:tcPr>
+            <w:tcW w:w="5760" w:type="dxa"/>
+            <w:tcBorders>
+              <w:top w:val="single" w:sz="2" w:space="0" w:color="CCCCCC"/>
+              <w:left w:val="single" w:sz="2" w:space="0" w:color="CCCCCC"/>
+              <w:bottom w:val="single" w:sz="2" w:space="0" w:color="CCCCCC"/>
+              <w:right w:val="single" w:sz="2" w:space="0" w:color="CCCCCC"/>
+            </w:tcBorders>
+            <w:shd w:val="clear" w:color="auto" w:fill="FFFFFF" w:themeFill="background1"/>
+            <w:tcMar>
+              <w:top w:w="80" w:type="dxa"/>
+              <w:left w:w="120" w:type="dxa"/>
+              <w:bottom w:w="80" w:type="dxa"/>
+              <w:right w:w="120" w:type="dxa"/>
+            </w:tcMar>
+            <w:hideMark/>
+          </w:tcPr>
+          <w:p>
+            <w:pPr>
+              <w:rPr>
+                <w:rFonts w:asciiTheme="majorBidi" w:eastAsia="Times New Roman" w:hAnsiTheme="majorBidi" w:cstheme="majorBidi"/>
+                <w:sz w:val="24"/>
+                <w:szCs w:val="24"/>
+              </w:rPr>
+            </w:pPr>
+            <w:r>
+              <w:rPr>
+                <w:rFonts w:asciiTheme="majorBidi" w:eastAsia="Times New Roman" w:hAnsiTheme="majorBidi" w:cstheme="majorBidi"/>
+                <w:sz w:val="24"/>
+                <w:szCs w:val="24"/>
+              </w:rPr>
+              <w:t>Quantity ordered</w:t>
+            </w:r>
+          </w:p>
+        </w:tc>
+      </w:tr>
+      <w:tr>
+        <w:tc>
+          <w:tcPr>
+            <w:tcW w:w="2160" w:type="dxa"/>
+            <w:tcBorders>
+              <w:top w:val="single" w:sz="2" w:space="0" w:color="CCCCCC"/>
+              <w:left w:val="single" w:sz="2" w:space="0" w:color="CCCCCC"/>
+              <w:bottom w:val="single" w:sz="2" w:space="0" w:color="CCCCCC"/>
+              <w:right w:val="single" w:sz="2" w:space="0" w:color="CCCCCC"/>
+            </w:tcBorders>
+            <w:shd w:val="clear" w:color="auto" w:fill="FFFFFF" w:themeFill="background1"/>
+            <w:tcMar>
+              <w:top w:w="80" w:type="dxa"/>
+              <w:left w:w="120" w:type="dxa"/>
+              <w:bottom w:w="80" w:type="dxa"/>
+              <w:right w:w="120" w:type="dxa"/>
+            </w:tcMar>
+            <w:hideMark/>
+          </w:tcPr>
+          <w:p>
+            <w:pPr>
+              <w:rPr>
+                <w:rFonts w:asciiTheme="majorBidi" w:eastAsia="Times New Roman" w:hAnsiTheme="majorBidi" w:cstheme="majorBidi"/>
+                <w:sz w:val="24"/>
+                <w:szCs w:val="24"/>
+              </w:rPr>
+            </w:pPr>
+            <w:r>
+              <w:rPr>
+                <w:rFonts w:asciiTheme="majorBidi" w:eastAsia="Times New Roman" w:hAnsiTheme="majorBidi" w:cstheme="majorBidi"/>
+                <w:sz w:val="24"/>
+                <w:szCs w:val="24"/>
+              </w:rPr>
+              <w:t>price</w:t>
+            </w:r>
+          </w:p>
+        </w:tc>
+        <w:tc>
+          <w:tcPr>
+            <w:tcW w:w="1440" w:type="dxa"/>
+            <w:tcBorders>
+              <w:top w:val="single" w:sz="2" w:space="0" w:color="CCCCCC"/>
+              <w:left w:val="single" w:sz="2" w:space="0" w:color="CCCCCC"/>
+              <w:bottom w:val="single" w:sz="2" w:space="0" w:color="CCCCCC"/>
+              <w:right w:val="single" w:sz="2" w:space="0" w:color="CCCCCC"/>
+            </w:tcBorders>
+            <w:shd w:val="clear" w:color="auto" w:fill="FFFFFF" w:themeFill="background1"/>
+            <w:tcMar>
+              <w:top w:w="80" w:type="dxa"/>
+              <w:left w:w="120" w:type="dxa"/>
+              <w:bottom w:w="80" w:type="dxa"/>
+              <w:right w:w="120" w:type="dxa"/>
+            </w:tcMar>
+            <w:hideMark/>
+          </w:tcPr>
+          <w:p>
+            <w:pPr>
+              <w:rPr>
+                <w:rFonts w:asciiTheme="majorBidi" w:eastAsia="Times New Roman" w:hAnsiTheme="majorBidi" w:cstheme="majorBidi"/>
+                <w:sz w:val="24"/>
+                <w:szCs w:val="24"/>
+              </w:rPr>
+            </w:pPr>
+            <w:r>
+              <w:rPr>
+                <w:rFonts w:asciiTheme="majorBidi" w:eastAsia="Times New Roman" w:hAnsiTheme="majorBidi" w:cstheme="majorBidi"/>
+                <w:sz w:val="24"/>
+                <w:szCs w:val="24"/>
+              </w:rPr>
+              <w:t>Number</w:t>
+            </w:r>
+          </w:p>
+        </w:tc>
+        <w:tc>
+          <w:tcPr>
+            <w:tcW w:w="5760" w:type="dxa"/>
+            <w:tcBorders>
+              <w:top w:val="single" w:sz="2" w:space="0" w:color="CCCCCC"/>
+              <w:left w:val="single" w:sz="2" w:space="0" w:color="CCCCCC"/>
+              <w:bottom w:val="single" w:sz="2" w:space="0" w:color="CCCCCC"/>
+              <w:right w:val="single" w:sz="2" w:space="0" w:color="CCCCCC"/>
+            </w:tcBorders>
+            <w:shd w:val="clear" w:color="auto" w:fill="FFFFFF" w:themeFill="background1"/>
+            <w:tcMar>
+              <w:top w:w="80" w:type="dxa"/>
+              <w:left w:w="120" w:type="dxa"/>
+              <w:bottom w:w="80" w:type="dxa"/>
+              <w:right w:w="120" w:type="dxa"/>
+            </w:tcMar>
+            <w:hideMark/>
+          </w:tcPr>
+          <w:p>
+            <w:pPr>
+              <w:rPr>
+                <w:rFonts w:asciiTheme="majorBidi" w:eastAsia="Times New Roman" w:hAnsiTheme="majorBidi" w:cstheme="majorBidi"/>
+                <w:sz w:val="24"/>
+                <w:szCs w:val="24"/>
+              </w:rPr>
+            </w:pPr>
+            <w:r>
+              <w:rPr>
+                <w:rFonts w:asciiTheme="majorBidi" w:eastAsia="Times New Roman" w:hAnsiTheme="majorBidi" w:cstheme="majorBidi"/>
+                <w:sz w:val="24"/>
+                <w:szCs w:val="24"/>
+              </w:rPr>
+              <w:t>Price per unit at time of purchase</w:t>
+            </w:r>
+          </w:p>
+        </w:tc>
+      </w:tr>
+    </w:tbl>
+    <w:p>
+      <w:pPr>
+        <w:rPr>
+          <w:rFonts w:asciiTheme="majorBidi" w:eastAsia="Times New Roman" w:hAnsiTheme="majorBidi" w:cstheme="majorBidi"/>
+          <w:sz w:val="24"/>
+          <w:szCs w:val="24"/>
+        </w:rPr>
+      </w:pPr>
+      <w:r>
+        <w:rPr>
+          <w:rFonts w:asciiTheme="majorBidi" w:eastAsia="Times New Roman" w:hAnsiTheme="majorBidi" w:cstheme="majorBidi"/>
+          <w:b/>
+          <w:bCs/>
+          <w:sz w:val="24"/>
+          <w:szCs w:val="24"/>
+        </w:rPr>
+        <w:t>Methods:</w:t>
+      </w:r>
+      <w:r>
+        <w:rPr>
+          <w:rFonts w:asciiTheme="majorBidi" w:eastAsia="Times New Roman" w:hAnsiTheme="majorBidi" w:cstheme="majorBidi"/>
+          <w:sz w:val="24"/>
+          <w:szCs w:val="24"/>
+        </w:rPr>
+        <w:t xml:space="preserve"> </w:t>
+      </w:r>
+      <w:proofErr w:type="spellStart"/>
+      <w:r>
+        <w:rPr>
+          <w:rFonts w:asciiTheme="majorBidi" w:eastAsia="Times New Roman" w:hAnsiTheme="majorBidi" w:cstheme="majorBidi"/>
+          <w:sz w:val="24"/>
+          <w:szCs w:val="24"/>
+        </w:rPr>
+        <w:t>calculateItemTotal</w:t>
+      </w:r>
+      <w:proofErr w:type="spellEnd"/>
+      <w:r>
+        <w:rPr>
+          <w:rFonts w:asciiTheme="majorBidi" w:eastAsia="Times New Roman" w:hAnsiTheme="majorBidi" w:cstheme="majorBidi"/>
+          <w:sz w:val="24"/>
+          <w:szCs w:val="24"/>
+        </w:rPr>
+        <w:t>()</w:t>
+      </w:r>
+    </w:p>
+    <w:p>
+      <w:pPr>
+        <w:rPr>
+          <w:rFonts w:asciiTheme="majorBidi" w:eastAsia="Times New Roman" w:hAnsiTheme="majorBidi" w:cstheme="majorBidi"/>
+          <w:sz w:val="24"/>
+          <w:szCs w:val="24"/>
+        </w:rPr>
+      </w:pPr>
+    </w:p>
+    <w:p>
+      <w:pPr>
+        <w:rPr>
+          <w:rFonts w:asciiTheme="majorBidi" w:eastAsia="Times New Roman" w:hAnsiTheme="majorBidi" w:cstheme="majorBidi"/>
+          <w:sz w:val="24"/>
+          <w:szCs w:val="24"/>
+        </w:rPr>
+      </w:pPr>
+      <w:r>
+        <w:rPr>
+          <w:rFonts w:ascii="Arial" w:eastAsia="Times New Roman" w:hAnsi="Arial" w:cs="Times New Roman"/>
+          <w:b/>
+          <w:sz w:val="24"/>
+          <w:szCs w:val="24"/>
+        </w:rPr>
+        <w:t>4.2.</w:t>
+      </w:r>
+      <w:r>
+        <w:rPr>
+          <w:rFonts w:ascii="Arial" w:eastAsia="Times New Roman" w:hAnsi="Arial" w:cs="Times New Roman"/>
+          <w:b/>
+          <w:sz w:val="24"/>
+          <w:szCs w:val="24"/>
+        </w:rPr>
+        <w:t>8</w:t>
+      </w:r>
+      <w:r>
+        <w:rPr>
+          <w:rFonts w:ascii="Arial" w:eastAsia="Times New Roman" w:hAnsi="Arial" w:cs="Times New Roman"/>
+          <w:b/>
+          <w:sz w:val="24"/>
+          <w:szCs w:val="24"/>
+        </w:rPr>
+        <w:t xml:space="preserve"> </w:t>
+      </w:r>
+      <w:r>
+        <w:rPr>
+          <w:rFonts w:ascii="Arial" w:eastAsia="Times New Roman" w:hAnsi="Arial" w:cs="Times New Roman"/>
+          <w:b/>
+          <w:bCs/>
+          <w:sz w:val="24"/>
+          <w:szCs w:val="24"/>
+        </w:rPr>
+        <w:t>Payment</w:t>
+      </w:r>
+    </w:p>
+    <w:tbl>
+      <w:tblPr>
+        <w:tblW w:w="9360" w:type="dxa"/>
+        <w:tblBorders>
+          <w:top w:val="single" w:sz="4" w:space="0" w:color="auto"/>
+          <w:left w:val="single" w:sz="4" w:space="0" w:color="auto"/>
+          <w:bottom w:val="single" w:sz="4" w:space="0" w:color="auto"/>
+          <w:right w:val="single" w:sz="4" w:space="0" w:color="auto"/>
+          <w:insideH w:val="single" w:sz="4" w:space="0" w:color="auto"/>
+          <w:insideV w:val="single" w:sz="4" w:space="0" w:color="auto"/>
+        </w:tblBorders>
+        <w:shd w:val="clear" w:color="auto" w:fill="FFFFFF" w:themeFill="background1"/>
+        <w:tblCellMar>
+          <w:left w:w="10" w:type="dxa"/>
+          <w:right w:w="10" w:type="dxa"/>
+        </w:tblCellMar>
+        <w:tblLook w:val="04A0" w:firstRow="1" w:lastRow="0" w:firstColumn="1" w:lastColumn="0" w:noHBand="0" w:noVBand="1"/>
+      </w:tblPr>
+      <w:tblGrid>
+        <w:gridCol w:w="2160"/>
+        <w:gridCol w:w="2000"/>
+        <w:gridCol w:w="5200"/>
+      </w:tblGrid>
+      <w:tr>
+        <w:tc>
+          <w:tcPr>
+            <w:tcW w:w="2160" w:type="dxa"/>
+            <w:tcBorders>
+              <w:top w:val="single" w:sz="2" w:space="0" w:color="CCCCCC"/>
+              <w:left w:val="single" w:sz="2" w:space="0" w:color="CCCCCC"/>
+              <w:bottom w:val="single" w:sz="2" w:space="0" w:color="CCCCCC"/>
+              <w:right w:val="single" w:sz="2" w:space="0" w:color="CCCCCC"/>
+            </w:tcBorders>
+            <w:shd w:val="clear" w:color="auto" w:fill="FFFFFF" w:themeFill="background1"/>
+            <w:tcMar>
+              <w:top w:w="80" w:type="dxa"/>
+              <w:left w:w="120" w:type="dxa"/>
+              <w:bottom w:w="80" w:type="dxa"/>
+              <w:right w:w="120" w:type="dxa"/>
+            </w:tcMar>
+            <w:hideMark/>
+          </w:tcPr>
+          <w:p>
+            <w:pPr>
+              <w:rPr>
+                <w:rFonts w:asciiTheme="majorBidi" w:eastAsia="Times New Roman" w:hAnsiTheme="majorBidi" w:cstheme="majorBidi"/>
+                <w:sz w:val="24"/>
+                <w:szCs w:val="24"/>
+              </w:rPr>
+            </w:pPr>
+            <w:r>
+              <w:rPr>
+                <w:rFonts w:asciiTheme="majorBidi" w:eastAsia="Times New Roman" w:hAnsiTheme="majorBidi" w:cstheme="majorBidi"/>
+                <w:b/>
+                <w:bCs/>
+                <w:sz w:val="24"/>
+                <w:szCs w:val="24"/>
+              </w:rPr>
+              <w:t>Attribute</w:t>
+            </w:r>
+          </w:p>
+        </w:tc>
+        <w:tc>
+          <w:tcPr>
+            <w:tcW w:w="2000" w:type="dxa"/>
+            <w:tcBorders>
+              <w:top w:val="single" w:sz="2" w:space="0" w:color="CCCCCC"/>
+              <w:left w:val="single" w:sz="2" w:space="0" w:color="CCCCCC"/>
+              <w:bottom w:val="single" w:sz="2" w:space="0" w:color="CCCCCC"/>
+              <w:right w:val="single" w:sz="2" w:space="0" w:color="CCCCCC"/>
+            </w:tcBorders>
+            <w:shd w:val="clear" w:color="auto" w:fill="FFFFFF" w:themeFill="background1"/>
+            <w:tcMar>
+              <w:top w:w="80" w:type="dxa"/>
+              <w:left w:w="120" w:type="dxa"/>
+              <w:bottom w:w="80" w:type="dxa"/>
+              <w:right w:w="120" w:type="dxa"/>
+            </w:tcMar>
+            <w:hideMark/>
+          </w:tcPr>
+          <w:p>
+            <w:pPr>
+              <w:rPr>
+                <w:rFonts w:asciiTheme="majorBidi" w:eastAsia="Times New Roman" w:hAnsiTheme="majorBidi" w:cstheme="majorBidi"/>
+                <w:sz w:val="24"/>
+                <w:szCs w:val="24"/>
+              </w:rPr>
+            </w:pPr>
+            <w:r>
+              <w:rPr>
+                <w:rFonts w:asciiTheme="majorBidi" w:eastAsia="Times New Roman" w:hAnsiTheme="majorBidi" w:cstheme="majorBidi"/>
+                <w:b/>
+                <w:bCs/>
+                <w:sz w:val="24"/>
+                <w:szCs w:val="24"/>
+              </w:rPr>
+              <w:t>Type</w:t>
+            </w:r>
+          </w:p>
+        </w:tc>
+        <w:tc>
+          <w:tcPr>
+            <w:tcW w:w="5200" w:type="dxa"/>
+            <w:tcBorders>
+              <w:top w:val="single" w:sz="2" w:space="0" w:color="CCCCCC"/>
+              <w:left w:val="single" w:sz="2" w:space="0" w:color="CCCCCC"/>
+              <w:bottom w:val="single" w:sz="2" w:space="0" w:color="CCCCCC"/>
+              <w:right w:val="single" w:sz="2" w:space="0" w:color="CCCCCC"/>
+            </w:tcBorders>
+            <w:shd w:val="clear" w:color="auto" w:fill="FFFFFF" w:themeFill="background1"/>
+            <w:tcMar>
+              <w:top w:w="80" w:type="dxa"/>
+              <w:left w:w="120" w:type="dxa"/>
+              <w:bottom w:w="80" w:type="dxa"/>
+              <w:right w:w="120" w:type="dxa"/>
+            </w:tcMar>
+            <w:hideMark/>
+          </w:tcPr>
+          <w:p>
+            <w:pPr>
+              <w:rPr>
+                <w:rFonts w:asciiTheme="majorBidi" w:eastAsia="Times New Roman" w:hAnsiTheme="majorBidi" w:cstheme="majorBidi"/>
+                <w:sz w:val="24"/>
+                <w:szCs w:val="24"/>
+              </w:rPr>
+            </w:pPr>
+            <w:r>
+              <w:rPr>
+                <w:rFonts w:asciiTheme="majorBidi" w:eastAsia="Times New Roman" w:hAnsiTheme="majorBidi" w:cstheme="majorBidi"/>
+                <w:b/>
+                <w:bCs/>
+                <w:sz w:val="24"/>
+                <w:szCs w:val="24"/>
+              </w:rPr>
+              <w:t>Description</w:t>
+            </w:r>
+          </w:p>
+        </w:tc>
+      </w:tr>
+      <w:tr>
+        <w:tc>
+          <w:tcPr>
+            <w:tcW w:w="2160" w:type="dxa"/>
+            <w:tcBorders>
+              <w:top w:val="single" w:sz="2" w:space="0" w:color="CCCCCC"/>
+              <w:left w:val="single" w:sz="2" w:space="0" w:color="CCCCCC"/>
+              <w:bottom w:val="single" w:sz="2" w:space="0" w:color="CCCCCC"/>
+              <w:right w:val="single" w:sz="2" w:space="0" w:color="CCCCCC"/>
+            </w:tcBorders>
+            <w:shd w:val="clear" w:color="auto" w:fill="FFFFFF" w:themeFill="background1"/>
+            <w:tcMar>
+              <w:top w:w="80" w:type="dxa"/>
+              <w:left w:w="120" w:type="dxa"/>
+              <w:bottom w:w="80" w:type="dxa"/>
+              <w:right w:w="120" w:type="dxa"/>
+            </w:tcMar>
+            <w:hideMark/>
+          </w:tcPr>
+          <w:p>
+            <w:pPr>
+              <w:rPr>
+                <w:rFonts w:asciiTheme="majorBidi" w:eastAsia="Times New Roman" w:hAnsiTheme="majorBidi" w:cstheme="majorBidi"/>
+                <w:sz w:val="24"/>
+                <w:szCs w:val="24"/>
+              </w:rPr>
+            </w:pPr>
+            <w:proofErr w:type="spellStart"/>
+            <w:r>
+              <w:rPr>
+                <w:rFonts w:asciiTheme="majorBidi" w:eastAsia="Times New Roman" w:hAnsiTheme="majorBidi" w:cstheme="majorBidi"/>
+                <w:sz w:val="24"/>
+                <w:szCs w:val="24"/>
+              </w:rPr>
+              <w:t>payment_id</w:t>
+            </w:r>
+            <w:proofErr w:type="spellEnd"/>
+          </w:p>
+        </w:tc>
+        <w:tc>
+          <w:tcPr>
+            <w:tcW w:w="2000" w:type="dxa"/>
+            <w:tcBorders>
+              <w:top w:val="single" w:sz="2" w:space="0" w:color="CCCCCC"/>
+              <w:left w:val="single" w:sz="2" w:space="0" w:color="CCCCCC"/>
+              <w:bottom w:val="single" w:sz="2" w:space="0" w:color="CCCCCC"/>
+              <w:right w:val="single" w:sz="2" w:space="0" w:color="CCCCCC"/>
+            </w:tcBorders>
+            <w:shd w:val="clear" w:color="auto" w:fill="FFFFFF" w:themeFill="background1"/>
+            <w:tcMar>
+              <w:top w:w="80" w:type="dxa"/>
+              <w:left w:w="120" w:type="dxa"/>
+              <w:bottom w:w="80" w:type="dxa"/>
+              <w:right w:w="120" w:type="dxa"/>
+            </w:tcMar>
+            <w:hideMark/>
+          </w:tcPr>
+          <w:p>
+            <w:pPr>
+              <w:rPr>
+                <w:rFonts w:asciiTheme="majorBidi" w:eastAsia="Times New Roman" w:hAnsiTheme="majorBidi" w:cstheme="majorBidi"/>
+                <w:sz w:val="24"/>
+                <w:szCs w:val="24"/>
+              </w:rPr>
+            </w:pPr>
+            <w:proofErr w:type="spellStart"/>
+            <w:r>
+              <w:rPr>
+                <w:rFonts w:asciiTheme="majorBidi" w:eastAsia="Times New Roman" w:hAnsiTheme="majorBidi" w:cstheme="majorBidi"/>
+                <w:sz w:val="24"/>
+                <w:szCs w:val="24"/>
+              </w:rPr>
+              <w:t>ObjectId</w:t>
+            </w:r>
+            <w:proofErr w:type="spellEnd"/>
+          </w:p>
+        </w:tc>
+        <w:tc>
+          <w:tcPr>
+            <w:tcW w:w="5200" w:type="dxa"/>
+            <w:tcBorders>
+              <w:top w:val="single" w:sz="2" w:space="0" w:color="CCCCCC"/>
+              <w:left w:val="single" w:sz="2" w:space="0" w:color="CCCCCC"/>
+              <w:bottom w:val="single" w:sz="2" w:space="0" w:color="CCCCCC"/>
+              <w:right w:val="single" w:sz="2" w:space="0" w:color="CCCCCC"/>
+            </w:tcBorders>
+            <w:shd w:val="clear" w:color="auto" w:fill="FFFFFF" w:themeFill="background1"/>
+            <w:tcMar>
+              <w:top w:w="80" w:type="dxa"/>
+              <w:left w:w="120" w:type="dxa"/>
+              <w:bottom w:w="80" w:type="dxa"/>
+              <w:right w:w="120" w:type="dxa"/>
+            </w:tcMar>
+            <w:hideMark/>
+          </w:tcPr>
+          <w:p>
+            <w:pPr>
+              <w:rPr>
+                <w:rFonts w:asciiTheme="majorBidi" w:eastAsia="Times New Roman" w:hAnsiTheme="majorBidi" w:cstheme="majorBidi"/>
+                <w:sz w:val="24"/>
+                <w:szCs w:val="24"/>
+              </w:rPr>
+            </w:pPr>
+            <w:r>
+              <w:rPr>
+                <w:rFonts w:asciiTheme="majorBidi" w:eastAsia="Times New Roman" w:hAnsiTheme="majorBidi" w:cstheme="majorBidi"/>
+                <w:sz w:val="24"/>
+                <w:szCs w:val="24"/>
+              </w:rPr>
+              <w:t>Unique identifier for the payment</w:t>
+            </w:r>
+          </w:p>
+        </w:tc>
+      </w:tr>
+      <w:tr>
+        <w:tc>
+          <w:tcPr>
+            <w:tcW w:w="2160" w:type="dxa"/>
+            <w:tcBorders>
+              <w:top w:val="single" w:sz="2" w:space="0" w:color="CCCCCC"/>
+              <w:left w:val="single" w:sz="2" w:space="0" w:color="CCCCCC"/>
+              <w:bottom w:val="single" w:sz="2" w:space="0" w:color="CCCCCC"/>
+              <w:right w:val="single" w:sz="2" w:space="0" w:color="CCCCCC"/>
+            </w:tcBorders>
+            <w:shd w:val="clear" w:color="auto" w:fill="FFFFFF" w:themeFill="background1"/>
+            <w:tcMar>
+              <w:top w:w="80" w:type="dxa"/>
+              <w:left w:w="120" w:type="dxa"/>
+              <w:bottom w:w="80" w:type="dxa"/>
+              <w:right w:w="120" w:type="dxa"/>
+            </w:tcMar>
+            <w:hideMark/>
+          </w:tcPr>
+          <w:p>
+            <w:pPr>
+              <w:rPr>
+                <w:rFonts w:asciiTheme="majorBidi" w:eastAsia="Times New Roman" w:hAnsiTheme="majorBidi" w:cstheme="majorBidi"/>
+                <w:sz w:val="24"/>
+                <w:szCs w:val="24"/>
+              </w:rPr>
+            </w:pPr>
+            <w:proofErr w:type="spellStart"/>
+            <w:r>
+              <w:rPr>
+                <w:rFonts w:asciiTheme="majorBidi" w:eastAsia="Times New Roman" w:hAnsiTheme="majorBidi" w:cstheme="majorBidi"/>
+                <w:sz w:val="24"/>
+                <w:szCs w:val="24"/>
+              </w:rPr>
+              <w:t>order_id</w:t>
+            </w:r>
+            <w:proofErr w:type="spellEnd"/>
+          </w:p>
+        </w:tc>
+        <w:tc>
+          <w:tcPr>
+            <w:tcW w:w="2000" w:type="dxa"/>
+            <w:tcBorders>
+              <w:top w:val="single" w:sz="2" w:space="0" w:color="CCCCCC"/>
+              <w:left w:val="single" w:sz="2" w:space="0" w:color="CCCCCC"/>
+              <w:bottom w:val="single" w:sz="2" w:space="0" w:color="CCCCCC"/>
+              <w:right w:val="single" w:sz="2" w:space="0" w:color="CCCCCC"/>
+            </w:tcBorders>
+            <w:shd w:val="clear" w:color="auto" w:fill="FFFFFF" w:themeFill="background1"/>
+            <w:tcMar>
+              <w:top w:w="80" w:type="dxa"/>
+              <w:left w:w="120" w:type="dxa"/>
+              <w:bottom w:w="80" w:type="dxa"/>
+              <w:right w:w="120" w:type="dxa"/>
+            </w:tcMar>
+            <w:hideMark/>
+          </w:tcPr>
+          <w:p>
+            <w:pPr>
+              <w:rPr>
+                <w:rFonts w:asciiTheme="majorBidi" w:eastAsia="Times New Roman" w:hAnsiTheme="majorBidi" w:cstheme="majorBidi"/>
+                <w:sz w:val="24"/>
+                <w:szCs w:val="24"/>
+              </w:rPr>
+            </w:pPr>
+            <w:proofErr w:type="spellStart"/>
+            <w:r>
+              <w:rPr>
+                <w:rFonts w:asciiTheme="majorBidi" w:eastAsia="Times New Roman" w:hAnsiTheme="majorBidi" w:cstheme="majorBidi"/>
+                <w:sz w:val="24"/>
+                <w:szCs w:val="24"/>
+              </w:rPr>
+              <w:t>ObjectId</w:t>
+            </w:r>
+            <w:proofErr w:type="spellEnd"/>
+          </w:p>
+        </w:tc>
+        <w:tc>
+          <w:tcPr>
+            <w:tcW w:w="5200" w:type="dxa"/>
+            <w:tcBorders>
+              <w:top w:val="single" w:sz="2" w:space="0" w:color="CCCCCC"/>
+              <w:left w:val="single" w:sz="2" w:space="0" w:color="CCCCCC"/>
+              <w:bottom w:val="single" w:sz="2" w:space="0" w:color="CCCCCC"/>
+              <w:right w:val="single" w:sz="2" w:space="0" w:color="CCCCCC"/>
+            </w:tcBorders>
+            <w:shd w:val="clear" w:color="auto" w:fill="FFFFFF" w:themeFill="background1"/>
+            <w:tcMar>
+              <w:top w:w="80" w:type="dxa"/>
+              <w:left w:w="120" w:type="dxa"/>
+              <w:bottom w:w="80" w:type="dxa"/>
+              <w:right w:w="120" w:type="dxa"/>
+            </w:tcMar>
+            <w:hideMark/>
+          </w:tcPr>
+          <w:p>
+            <w:pPr>
+              <w:rPr>
+                <w:rFonts w:asciiTheme="majorBidi" w:eastAsia="Times New Roman" w:hAnsiTheme="majorBidi" w:cstheme="majorBidi"/>
+                <w:sz w:val="24"/>
+                <w:szCs w:val="24"/>
+              </w:rPr>
+            </w:pPr>
+            <w:r>
+              <w:rPr>
+                <w:rFonts w:asciiTheme="majorBidi" w:eastAsia="Times New Roman" w:hAnsiTheme="majorBidi" w:cstheme="majorBidi"/>
+                <w:sz w:val="24"/>
+                <w:szCs w:val="24"/>
+              </w:rPr>
+              <w:t>Reference to the associated Order</w:t>
+            </w:r>
+          </w:p>
+        </w:tc>
+      </w:tr>
+      <w:tr>
+        <w:tc>
+          <w:tcPr>
+            <w:tcW w:w="2160" w:type="dxa"/>
+            <w:tcBorders>
+              <w:top w:val="single" w:sz="2" w:space="0" w:color="CCCCCC"/>
+              <w:left w:val="single" w:sz="2" w:space="0" w:color="CCCCCC"/>
+              <w:bottom w:val="single" w:sz="2" w:space="0" w:color="CCCCCC"/>
+              <w:right w:val="single" w:sz="2" w:space="0" w:color="CCCCCC"/>
+            </w:tcBorders>
+            <w:shd w:val="clear" w:color="auto" w:fill="FFFFFF" w:themeFill="background1"/>
+            <w:tcMar>
+              <w:top w:w="80" w:type="dxa"/>
+              <w:left w:w="120" w:type="dxa"/>
+              <w:bottom w:w="80" w:type="dxa"/>
+              <w:right w:w="120" w:type="dxa"/>
+            </w:tcMar>
+            <w:hideMark/>
+          </w:tcPr>
+          <w:p>
+            <w:pPr>
+              <w:rPr>
+                <w:rFonts w:asciiTheme="majorBidi" w:eastAsia="Times New Roman" w:hAnsiTheme="majorBidi" w:cstheme="majorBidi"/>
+                <w:sz w:val="24"/>
+                <w:szCs w:val="24"/>
+              </w:rPr>
+            </w:pPr>
+            <w:r>
+              <w:rPr>
+                <w:rFonts w:asciiTheme="majorBidi" w:eastAsia="Times New Roman" w:hAnsiTheme="majorBidi" w:cstheme="majorBidi"/>
+                <w:sz w:val="24"/>
+                <w:szCs w:val="24"/>
+              </w:rPr>
+              <w:t>amount</w:t>
+            </w:r>
+          </w:p>
+        </w:tc>
+        <w:tc>
+          <w:tcPr>
+            <w:tcW w:w="2000" w:type="dxa"/>
+            <w:tcBorders>
+              <w:top w:val="single" w:sz="2" w:space="0" w:color="CCCCCC"/>
+              <w:left w:val="single" w:sz="2" w:space="0" w:color="CCCCCC"/>
+              <w:bottom w:val="single" w:sz="2" w:space="0" w:color="CCCCCC"/>
+              <w:right w:val="single" w:sz="2" w:space="0" w:color="CCCCCC"/>
+            </w:tcBorders>
+            <w:shd w:val="clear" w:color="auto" w:fill="FFFFFF" w:themeFill="background1"/>
+            <w:tcMar>
+              <w:top w:w="80" w:type="dxa"/>
+              <w:left w:w="120" w:type="dxa"/>
+              <w:bottom w:w="80" w:type="dxa"/>
+              <w:right w:w="120" w:type="dxa"/>
+            </w:tcMar>
+            <w:hideMark/>
+          </w:tcPr>
+          <w:p>
+            <w:pPr>
+              <w:rPr>
+                <w:rFonts w:asciiTheme="majorBidi" w:eastAsia="Times New Roman" w:hAnsiTheme="majorBidi" w:cstheme="majorBidi"/>
+                <w:sz w:val="24"/>
+                <w:szCs w:val="24"/>
+              </w:rPr>
+            </w:pPr>
+            <w:r>
+              <w:rPr>
+                <w:rFonts w:asciiTheme="majorBidi" w:eastAsia="Times New Roman" w:hAnsiTheme="majorBidi" w:cstheme="majorBidi"/>
+                <w:sz w:val="24"/>
+                <w:szCs w:val="24"/>
+              </w:rPr>
+              <w:t>Number</w:t>
+            </w:r>
+          </w:p>
+        </w:tc>
+        <w:tc>
+          <w:tcPr>
+            <w:tcW w:w="5200" w:type="dxa"/>
+            <w:tcBorders>
+              <w:top w:val="single" w:sz="2" w:space="0" w:color="CCCCCC"/>
+              <w:left w:val="single" w:sz="2" w:space="0" w:color="CCCCCC"/>
+              <w:bottom w:val="single" w:sz="2" w:space="0" w:color="CCCCCC"/>
+              <w:right w:val="single" w:sz="2" w:space="0" w:color="CCCCCC"/>
+            </w:tcBorders>
+            <w:shd w:val="clear" w:color="auto" w:fill="FFFFFF" w:themeFill="background1"/>
+            <w:tcMar>
+              <w:top w:w="80" w:type="dxa"/>
+              <w:left w:w="120" w:type="dxa"/>
+              <w:bottom w:w="80" w:type="dxa"/>
+              <w:right w:w="120" w:type="dxa"/>
+            </w:tcMar>
+            <w:hideMark/>
+          </w:tcPr>
+          <w:p>
+            <w:pPr>
+              <w:rPr>
+                <w:rFonts w:asciiTheme="majorBidi" w:eastAsia="Times New Roman" w:hAnsiTheme="majorBidi" w:cstheme="majorBidi"/>
+                <w:sz w:val="24"/>
+                <w:szCs w:val="24"/>
+              </w:rPr>
+            </w:pPr>
+            <w:r>
+              <w:rPr>
+                <w:rFonts w:asciiTheme="majorBidi" w:eastAsia="Times New Roman" w:hAnsiTheme="majorBidi" w:cstheme="majorBidi"/>
+                <w:sz w:val="24"/>
+                <w:szCs w:val="24"/>
+              </w:rPr>
+              <w:t>Amount charged</w:t>
+            </w:r>
+          </w:p>
+        </w:tc>
+      </w:tr>
+      <w:tr>
+        <w:tc>
+          <w:tcPr>
+            <w:tcW w:w="2160" w:type="dxa"/>
+            <w:tcBorders>
+              <w:top w:val="single" w:sz="2" w:space="0" w:color="CCCCCC"/>
+              <w:left w:val="single" w:sz="2" w:space="0" w:color="CCCCCC"/>
+              <w:bottom w:val="single" w:sz="2" w:space="0" w:color="CCCCCC"/>
+              <w:right w:val="single" w:sz="2" w:space="0" w:color="CCCCCC"/>
+            </w:tcBorders>
+            <w:shd w:val="clear" w:color="auto" w:fill="FFFFFF" w:themeFill="background1"/>
+            <w:tcMar>
+              <w:top w:w="80" w:type="dxa"/>
+              <w:left w:w="120" w:type="dxa"/>
+              <w:bottom w:w="80" w:type="dxa"/>
+              <w:right w:w="120" w:type="dxa"/>
+            </w:tcMar>
+            <w:hideMark/>
+          </w:tcPr>
+          <w:p>
+            <w:pPr>
+              <w:rPr>
+                <w:rFonts w:asciiTheme="majorBidi" w:eastAsia="Times New Roman" w:hAnsiTheme="majorBidi" w:cstheme="majorBidi"/>
+                <w:sz w:val="24"/>
+                <w:szCs w:val="24"/>
+              </w:rPr>
+            </w:pPr>
+            <w:proofErr w:type="spellStart"/>
+            <w:r>
+              <w:rPr>
+                <w:rFonts w:asciiTheme="majorBidi" w:eastAsia="Times New Roman" w:hAnsiTheme="majorBidi" w:cstheme="majorBidi"/>
+                <w:sz w:val="24"/>
+                <w:szCs w:val="24"/>
+              </w:rPr>
+              <w:t>payment_method</w:t>
+            </w:r>
+            <w:proofErr w:type="spellEnd"/>
+          </w:p>
+        </w:tc>
+        <w:tc>
+          <w:tcPr>
+            <w:tcW w:w="2000" w:type="dxa"/>
+            <w:tcBorders>
+              <w:top w:val="single" w:sz="2" w:space="0" w:color="CCCCCC"/>
+              <w:left w:val="single" w:sz="2" w:space="0" w:color="CCCCCC"/>
+              <w:bottom w:val="single" w:sz="2" w:space="0" w:color="CCCCCC"/>
+              <w:right w:val="single" w:sz="2" w:space="0" w:color="CCCCCC"/>
+            </w:tcBorders>
+            <w:shd w:val="clear" w:color="auto" w:fill="FFFFFF" w:themeFill="background1"/>
+            <w:tcMar>
+              <w:top w:w="80" w:type="dxa"/>
+              <w:left w:w="120" w:type="dxa"/>
+              <w:bottom w:w="80" w:type="dxa"/>
+              <w:right w:w="120" w:type="dxa"/>
+            </w:tcMar>
+            <w:hideMark/>
+          </w:tcPr>
+          <w:p>
+            <w:pPr>
+              <w:rPr>
+                <w:rFonts w:asciiTheme="majorBidi" w:eastAsia="Times New Roman" w:hAnsiTheme="majorBidi" w:cstheme="majorBidi"/>
+                <w:sz w:val="24"/>
+                <w:szCs w:val="24"/>
+              </w:rPr>
+            </w:pPr>
+            <w:r>
+              <w:rPr>
+                <w:rFonts w:asciiTheme="majorBidi" w:eastAsia="Times New Roman" w:hAnsiTheme="majorBidi" w:cstheme="majorBidi"/>
+                <w:sz w:val="24"/>
+                <w:szCs w:val="24"/>
+              </w:rPr>
+              <w:t>String</w:t>
+            </w:r>
+          </w:p>
+        </w:tc>
+        <w:tc>
+          <w:tcPr>
+            <w:tcW w:w="5200" w:type="dxa"/>
+            <w:tcBorders>
+              <w:top w:val="single" w:sz="2" w:space="0" w:color="CCCCCC"/>
+              <w:left w:val="single" w:sz="2" w:space="0" w:color="CCCCCC"/>
+              <w:bottom w:val="single" w:sz="2" w:space="0" w:color="CCCCCC"/>
+              <w:right w:val="single" w:sz="2" w:space="0" w:color="CCCCCC"/>
+            </w:tcBorders>
+            <w:shd w:val="clear" w:color="auto" w:fill="FFFFFF" w:themeFill="background1"/>
+            <w:tcMar>
+              <w:top w:w="80" w:type="dxa"/>
+              <w:left w:w="120" w:type="dxa"/>
+              <w:bottom w:w="80" w:type="dxa"/>
+              <w:right w:w="120" w:type="dxa"/>
+            </w:tcMar>
+            <w:hideMark/>
+          </w:tcPr>
+          <w:p>
+            <w:pPr>
+              <w:rPr>
+                <w:rFonts w:asciiTheme="majorBidi" w:eastAsia="Times New Roman" w:hAnsiTheme="majorBidi" w:cstheme="majorBidi"/>
+                <w:sz w:val="24"/>
+                <w:szCs w:val="24"/>
+              </w:rPr>
+            </w:pPr>
+            <w:r>
+              <w:rPr>
+                <w:rFonts w:asciiTheme="majorBidi" w:eastAsia="Times New Roman" w:hAnsiTheme="majorBidi" w:cstheme="majorBidi"/>
+                <w:sz w:val="24"/>
+                <w:szCs w:val="24"/>
+              </w:rPr>
+              <w:t>Payment method used (e.g., card via Stripe)</w:t>
+            </w:r>
+          </w:p>
+        </w:tc>
+      </w:tr>
+      <w:tr>
+        <w:tc>
+          <w:tcPr>
+            <w:tcW w:w="2160" w:type="dxa"/>
+            <w:tcBorders>
+              <w:top w:val="single" w:sz="2" w:space="0" w:color="CCCCCC"/>
+              <w:left w:val="single" w:sz="2" w:space="0" w:color="CCCCCC"/>
+              <w:bottom w:val="single" w:sz="2" w:space="0" w:color="CCCCCC"/>
+              <w:right w:val="single" w:sz="2" w:space="0" w:color="CCCCCC"/>
+            </w:tcBorders>
+            <w:shd w:val="clear" w:color="auto" w:fill="FFFFFF" w:themeFill="background1"/>
+            <w:tcMar>
+              <w:top w:w="80" w:type="dxa"/>
+              <w:left w:w="120" w:type="dxa"/>
+              <w:bottom w:w="80" w:type="dxa"/>
+              <w:right w:w="120" w:type="dxa"/>
+            </w:tcMar>
+            <w:hideMark/>
+          </w:tcPr>
+          <w:p>
+            <w:pPr>
+              <w:rPr>
+                <w:rFonts w:asciiTheme="majorBidi" w:eastAsia="Times New Roman" w:hAnsiTheme="majorBidi" w:cstheme="majorBidi"/>
+                <w:sz w:val="24"/>
+                <w:szCs w:val="24"/>
+              </w:rPr>
+            </w:pPr>
+            <w:proofErr w:type="spellStart"/>
+            <w:r>
+              <w:rPr>
+                <w:rFonts w:asciiTheme="majorBidi" w:eastAsia="Times New Roman" w:hAnsiTheme="majorBidi" w:cstheme="majorBidi"/>
+                <w:sz w:val="24"/>
+                <w:szCs w:val="24"/>
+              </w:rPr>
+              <w:t>payment_status</w:t>
+            </w:r>
+            <w:proofErr w:type="spellEnd"/>
+          </w:p>
+        </w:tc>
+        <w:tc>
+          <w:tcPr>
+            <w:tcW w:w="2000" w:type="dxa"/>
+            <w:tcBorders>
+              <w:top w:val="single" w:sz="2" w:space="0" w:color="CCCCCC"/>
+              <w:left w:val="single" w:sz="2" w:space="0" w:color="CCCCCC"/>
+              <w:bottom w:val="single" w:sz="2" w:space="0" w:color="CCCCCC"/>
+              <w:right w:val="single" w:sz="2" w:space="0" w:color="CCCCCC"/>
+            </w:tcBorders>
+            <w:shd w:val="clear" w:color="auto" w:fill="FFFFFF" w:themeFill="background1"/>
+            <w:tcMar>
+              <w:top w:w="80" w:type="dxa"/>
+              <w:left w:w="120" w:type="dxa"/>
+              <w:bottom w:w="80" w:type="dxa"/>
+              <w:right w:w="120" w:type="dxa"/>
+            </w:tcMar>
+            <w:hideMark/>
+          </w:tcPr>
+          <w:p>
+            <w:pPr>
+              <w:rPr>
+                <w:rFonts w:asciiTheme="majorBidi" w:eastAsia="Times New Roman" w:hAnsiTheme="majorBidi" w:cstheme="majorBidi"/>
+                <w:sz w:val="24"/>
+                <w:szCs w:val="24"/>
+              </w:rPr>
+            </w:pPr>
+            <w:r>
+              <w:rPr>
+                <w:rFonts w:asciiTheme="majorBidi" w:eastAsia="Times New Roman" w:hAnsiTheme="majorBidi" w:cstheme="majorBidi"/>
+                <w:sz w:val="24"/>
+                <w:szCs w:val="24"/>
+              </w:rPr>
+              <w:t>String</w:t>
+            </w:r>
+          </w:p>
+        </w:tc>
+        <w:tc>
+          <w:tcPr>
+            <w:tcW w:w="5200" w:type="dxa"/>
+            <w:tcBorders>
+              <w:top w:val="single" w:sz="2" w:space="0" w:color="CCCCCC"/>
+              <w:left w:val="single" w:sz="2" w:space="0" w:color="CCCCCC"/>
+              <w:bottom w:val="single" w:sz="2" w:space="0" w:color="CCCCCC"/>
+              <w:right w:val="single" w:sz="2" w:space="0" w:color="CCCCCC"/>
+            </w:tcBorders>
+            <w:shd w:val="clear" w:color="auto" w:fill="FFFFFF" w:themeFill="background1"/>
+            <w:tcMar>
+              <w:top w:w="80" w:type="dxa"/>
+              <w:left w:w="120" w:type="dxa"/>
+              <w:bottom w:w="80" w:type="dxa"/>
+              <w:right w:w="120" w:type="dxa"/>
+            </w:tcMar>
+            <w:hideMark/>
+          </w:tcPr>
+          <w:p>
+            <w:pPr>
+              <w:rPr>
+                <w:rFonts w:asciiTheme="majorBidi" w:eastAsia="Times New Roman" w:hAnsiTheme="majorBidi" w:cstheme="majorBidi"/>
+                <w:sz w:val="24"/>
+                <w:szCs w:val="24"/>
+              </w:rPr>
+            </w:pPr>
+            <w:r>
+              <w:rPr>
+                <w:rFonts w:asciiTheme="majorBidi" w:eastAsia="Times New Roman" w:hAnsiTheme="majorBidi" w:cstheme="majorBidi"/>
+                <w:sz w:val="24"/>
+                <w:szCs w:val="24"/>
+              </w:rPr>
+              <w:t>Status: Success or Failed</w:t>
+            </w:r>
+          </w:p>
+        </w:tc>
+      </w:tr>
+      <w:tr>
+        <w:tc>
+          <w:tcPr>
+            <w:tcW w:w="2160" w:type="dxa"/>
+            <w:tcBorders>
+              <w:top w:val="single" w:sz="2" w:space="0" w:color="CCCCCC"/>
+              <w:left w:val="single" w:sz="2" w:space="0" w:color="CCCCCC"/>
+              <w:bottom w:val="single" w:sz="2" w:space="0" w:color="CCCCCC"/>
+              <w:right w:val="single" w:sz="2" w:space="0" w:color="CCCCCC"/>
+            </w:tcBorders>
+            <w:shd w:val="clear" w:color="auto" w:fill="FFFFFF" w:themeFill="background1"/>
+            <w:tcMar>
+              <w:top w:w="80" w:type="dxa"/>
+              <w:left w:w="120" w:type="dxa"/>
+              <w:bottom w:w="80" w:type="dxa"/>
+              <w:right w:w="120" w:type="dxa"/>
+            </w:tcMar>
+            <w:hideMark/>
+          </w:tcPr>
+          <w:p>
+            <w:pPr>
+              <w:rPr>
+                <w:rFonts w:asciiTheme="majorBidi" w:eastAsia="Times New Roman" w:hAnsiTheme="majorBidi" w:cstheme="majorBidi"/>
+                <w:sz w:val="24"/>
+                <w:szCs w:val="24"/>
+              </w:rPr>
+            </w:pPr>
+            <w:proofErr w:type="spellStart"/>
+            <w:r>
+              <w:rPr>
+                <w:rFonts w:asciiTheme="majorBidi" w:eastAsia="Times New Roman" w:hAnsiTheme="majorBidi" w:cstheme="majorBidi"/>
+                <w:sz w:val="24"/>
+                <w:szCs w:val="24"/>
+              </w:rPr>
+              <w:t>stripe_payment_id</w:t>
+            </w:r>
+            <w:proofErr w:type="spellEnd"/>
+          </w:p>
+        </w:tc>
+        <w:tc>
+          <w:tcPr>
+            <w:tcW w:w="2000" w:type="dxa"/>
+            <w:tcBorders>
+              <w:top w:val="single" w:sz="2" w:space="0" w:color="CCCCCC"/>
+              <w:left w:val="single" w:sz="2" w:space="0" w:color="CCCCCC"/>
+              <w:bottom w:val="single" w:sz="2" w:space="0" w:color="CCCCCC"/>
+              <w:right w:val="single" w:sz="2" w:space="0" w:color="CCCCCC"/>
+            </w:tcBorders>
+            <w:shd w:val="clear" w:color="auto" w:fill="FFFFFF" w:themeFill="background1"/>
+            <w:tcMar>
+              <w:top w:w="80" w:type="dxa"/>
+              <w:left w:w="120" w:type="dxa"/>
+              <w:bottom w:w="80" w:type="dxa"/>
+              <w:right w:w="120" w:type="dxa"/>
+            </w:tcMar>
+            <w:hideMark/>
+          </w:tcPr>
+          <w:p>
+            <w:pPr>
+              <w:rPr>
+                <w:rFonts w:asciiTheme="majorBidi" w:eastAsia="Times New Roman" w:hAnsiTheme="majorBidi" w:cstheme="majorBidi"/>
+                <w:sz w:val="24"/>
+                <w:szCs w:val="24"/>
+              </w:rPr>
+            </w:pPr>
+            <w:r>
+              <w:rPr>
+                <w:rFonts w:asciiTheme="majorBidi" w:eastAsia="Times New Roman" w:hAnsiTheme="majorBidi" w:cstheme="majorBidi"/>
+                <w:sz w:val="24"/>
+                <w:szCs w:val="24"/>
+              </w:rPr>
+              <w:t>String</w:t>
+            </w:r>
+          </w:p>
+        </w:tc>
+        <w:tc>
+          <w:tcPr>
+            <w:tcW w:w="5200" w:type="dxa"/>
+            <w:tcBorders>
+              <w:top w:val="single" w:sz="2" w:space="0" w:color="CCCCCC"/>
+              <w:left w:val="single" w:sz="2" w:space="0" w:color="CCCCCC"/>
+              <w:bottom w:val="single" w:sz="2" w:space="0" w:color="CCCCCC"/>
+              <w:right w:val="single" w:sz="2" w:space="0" w:color="CCCCCC"/>
+            </w:tcBorders>
+            <w:shd w:val="clear" w:color="auto" w:fill="FFFFFF" w:themeFill="background1"/>
+            <w:tcMar>
+              <w:top w:w="80" w:type="dxa"/>
+              <w:left w:w="120" w:type="dxa"/>
+              <w:bottom w:w="80" w:type="dxa"/>
+              <w:right w:w="120" w:type="dxa"/>
+            </w:tcMar>
+            <w:hideMark/>
+          </w:tcPr>
+          <w:p>
+            <w:pPr>
+              <w:rPr>
+                <w:rFonts w:asciiTheme="majorBidi" w:eastAsia="Times New Roman" w:hAnsiTheme="majorBidi" w:cstheme="majorBidi"/>
+                <w:sz w:val="24"/>
+                <w:szCs w:val="24"/>
+              </w:rPr>
+            </w:pPr>
+            <w:r>
+              <w:rPr>
+                <w:rFonts w:asciiTheme="majorBidi" w:eastAsia="Times New Roman" w:hAnsiTheme="majorBidi" w:cstheme="majorBidi"/>
+                <w:sz w:val="24"/>
+                <w:szCs w:val="24"/>
+              </w:rPr>
+              <w:t>Stripe transaction identifier for verification</w:t>
+            </w:r>
+          </w:p>
+        </w:tc>
+      </w:tr>
+      <w:tr>
+        <w:tc>
+          <w:tcPr>
+            <w:tcW w:w="2160" w:type="dxa"/>
+            <w:tcBorders>
+              <w:top w:val="single" w:sz="2" w:space="0" w:color="CCCCCC"/>
+              <w:left w:val="single" w:sz="2" w:space="0" w:color="CCCCCC"/>
+              <w:bottom w:val="single" w:sz="2" w:space="0" w:color="CCCCCC"/>
+              <w:right w:val="single" w:sz="2" w:space="0" w:color="CCCCCC"/>
+            </w:tcBorders>
+            <w:shd w:val="clear" w:color="auto" w:fill="FFFFFF" w:themeFill="background1"/>
+            <w:tcMar>
+              <w:top w:w="80" w:type="dxa"/>
+              <w:left w:w="120" w:type="dxa"/>
+              <w:bottom w:w="80" w:type="dxa"/>
+              <w:right w:w="120" w:type="dxa"/>
+            </w:tcMar>
+            <w:hideMark/>
+          </w:tcPr>
+          <w:p>
+            <w:pPr>
+              <w:rPr>
+                <w:rFonts w:asciiTheme="majorBidi" w:eastAsia="Times New Roman" w:hAnsiTheme="majorBidi" w:cstheme="majorBidi"/>
+                <w:sz w:val="24"/>
+                <w:szCs w:val="24"/>
+              </w:rPr>
+            </w:pPr>
+            <w:proofErr w:type="spellStart"/>
+            <w:r>
+              <w:rPr>
+                <w:rFonts w:asciiTheme="majorBidi" w:eastAsia="Times New Roman" w:hAnsiTheme="majorBidi" w:cstheme="majorBidi"/>
+                <w:sz w:val="24"/>
+                <w:szCs w:val="24"/>
+              </w:rPr>
+              <w:t>payment_date</w:t>
+            </w:r>
+            <w:proofErr w:type="spellEnd"/>
+          </w:p>
+        </w:tc>
+        <w:tc>
+          <w:tcPr>
+            <w:tcW w:w="2000" w:type="dxa"/>
+            <w:tcBorders>
+              <w:top w:val="single" w:sz="2" w:space="0" w:color="CCCCCC"/>
+              <w:left w:val="single" w:sz="2" w:space="0" w:color="CCCCCC"/>
+              <w:bottom w:val="single" w:sz="2" w:space="0" w:color="CCCCCC"/>
+              <w:right w:val="single" w:sz="2" w:space="0" w:color="CCCCCC"/>
+            </w:tcBorders>
+            <w:shd w:val="clear" w:color="auto" w:fill="FFFFFF" w:themeFill="background1"/>
+            <w:tcMar>
+              <w:top w:w="80" w:type="dxa"/>
+              <w:left w:w="120" w:type="dxa"/>
+              <w:bottom w:w="80" w:type="dxa"/>
+              <w:right w:w="120" w:type="dxa"/>
+            </w:tcMar>
+            <w:hideMark/>
+          </w:tcPr>
+          <w:p>
+            <w:pPr>
+              <w:rPr>
+                <w:rFonts w:asciiTheme="majorBidi" w:eastAsia="Times New Roman" w:hAnsiTheme="majorBidi" w:cstheme="majorBidi"/>
+                <w:sz w:val="24"/>
+                <w:szCs w:val="24"/>
+              </w:rPr>
+            </w:pPr>
+            <w:proofErr w:type="spellStart"/>
+            <w:r>
+              <w:rPr>
+                <w:rFonts w:asciiTheme="majorBidi" w:eastAsia="Times New Roman" w:hAnsiTheme="majorBidi" w:cstheme="majorBidi"/>
+                <w:sz w:val="24"/>
+                <w:szCs w:val="24"/>
+              </w:rPr>
+              <w:t>DateTime</w:t>
+            </w:r>
+            <w:proofErr w:type="spellEnd"/>
+          </w:p>
+        </w:tc>
+        <w:tc>
+          <w:tcPr>
+            <w:tcW w:w="5200" w:type="dxa"/>
+            <w:tcBorders>
+              <w:top w:val="single" w:sz="2" w:space="0" w:color="CCCCCC"/>
+              <w:left w:val="single" w:sz="2" w:space="0" w:color="CCCCCC"/>
+              <w:bottom w:val="single" w:sz="2" w:space="0" w:color="CCCCCC"/>
+              <w:right w:val="single" w:sz="2" w:space="0" w:color="CCCCCC"/>
+            </w:tcBorders>
+            <w:shd w:val="clear" w:color="auto" w:fill="FFFFFF" w:themeFill="background1"/>
+            <w:tcMar>
+              <w:top w:w="80" w:type="dxa"/>
+              <w:left w:w="120" w:type="dxa"/>
+              <w:bottom w:w="80" w:type="dxa"/>
+              <w:right w:w="120" w:type="dxa"/>
+            </w:tcMar>
+            <w:hideMark/>
+          </w:tcPr>
+          <w:p>
+            <w:pPr>
+              <w:rPr>
+                <w:rFonts w:asciiTheme="majorBidi" w:eastAsia="Times New Roman" w:hAnsiTheme="majorBidi" w:cstheme="majorBidi"/>
+                <w:sz w:val="24"/>
+                <w:szCs w:val="24"/>
+              </w:rPr>
+            </w:pPr>
+            <w:r>
+              <w:rPr>
+                <w:rFonts w:asciiTheme="majorBidi" w:eastAsia="Times New Roman" w:hAnsiTheme="majorBidi" w:cstheme="majorBidi"/>
+                <w:sz w:val="24"/>
+                <w:szCs w:val="24"/>
+              </w:rPr>
+              <w:t>Timestamp of payment processing</w:t>
+            </w:r>
+          </w:p>
+        </w:tc>
+      </w:tr>
+    </w:tbl>
+    <w:p>
+      <w:pPr>
+        <w:rPr>
+          <w:rFonts w:asciiTheme="majorBidi" w:eastAsia="Times New Roman" w:hAnsiTheme="majorBidi" w:cstheme="majorBidi"/>
+          <w:sz w:val="24"/>
+          <w:szCs w:val="24"/>
+        </w:rPr>
+      </w:pPr>
+      <w:r>
+        <w:rPr>
+          <w:rFonts w:asciiTheme="majorBidi" w:eastAsia="Times New Roman" w:hAnsiTheme="majorBidi" w:cstheme="majorBidi"/>
+          <w:b/>
+          <w:bCs/>
+          <w:sz w:val="24"/>
+          <w:szCs w:val="24"/>
+        </w:rPr>
+        <w:t>Methods:</w:t>
+      </w:r>
+      <w:r>
+        <w:rPr>
+          <w:rFonts w:asciiTheme="majorBidi" w:eastAsia="Times New Roman" w:hAnsiTheme="majorBidi" w:cstheme="majorBidi"/>
+          <w:sz w:val="24"/>
+          <w:szCs w:val="24"/>
+        </w:rPr>
+        <w:t xml:space="preserve"> </w:t>
+      </w:r>
+      <w:proofErr w:type="spellStart"/>
+      <w:r>
+        <w:rPr>
+          <w:rFonts w:asciiTheme="majorBidi" w:eastAsia="Times New Roman" w:hAnsiTheme="majorBidi" w:cstheme="majorBidi"/>
+          <w:sz w:val="24"/>
+          <w:szCs w:val="24"/>
+        </w:rPr>
+        <w:t>processPayment</w:t>
+      </w:r>
+      <w:proofErr w:type="spellEnd"/>
+      <w:r>
+        <w:rPr>
+          <w:rFonts w:asciiTheme="majorBidi" w:eastAsia="Times New Roman" w:hAnsiTheme="majorBidi" w:cstheme="majorBidi"/>
+          <w:sz w:val="24"/>
+          <w:szCs w:val="24"/>
+        </w:rPr>
+        <w:t xml:space="preserve">(), </w:t>
+      </w:r>
+      <w:proofErr w:type="spellStart"/>
+      <w:r>
+        <w:rPr>
+          <w:rFonts w:asciiTheme="majorBidi" w:eastAsia="Times New Roman" w:hAnsiTheme="majorBidi" w:cstheme="majorBidi"/>
+          <w:sz w:val="24"/>
+          <w:szCs w:val="24"/>
+        </w:rPr>
+        <w:t>verifyPayment</w:t>
+      </w:r>
+      <w:proofErr w:type="spellEnd"/>
+      <w:r>
+        <w:rPr>
+          <w:rFonts w:asciiTheme="majorBidi" w:eastAsia="Times New Roman" w:hAnsiTheme="majorBidi" w:cstheme="majorBidi"/>
+          <w:sz w:val="24"/>
+          <w:szCs w:val="24"/>
+        </w:rPr>
+        <w:t>()</w:t>
+      </w:r>
+    </w:p>
+    <w:p>
+      <w:pPr>
+        <w:rPr>
+          <w:rFonts w:ascii="Arial" w:eastAsia="Times New Roman" w:hAnsi="Arial" w:cs="Times New Roman"/>
+          <w:b/>
+          <w:sz w:val="24"/>
+          <w:szCs w:val="24"/>
+        </w:rPr>
+      </w:pPr>
+    </w:p>
+    <w:p>
+      <w:pPr>
+        <w:rPr>
+          <w:rFonts w:ascii="Arial" w:eastAsia="Times New Roman" w:hAnsi="Arial" w:cs="Times New Roman"/>
+          <w:b/>
+          <w:sz w:val="24"/>
+          <w:szCs w:val="24"/>
+        </w:rPr>
+      </w:pPr>
+      <w:r>
+        <w:rPr>
+          <w:rFonts w:ascii="Arial" w:eastAsia="Times New Roman" w:hAnsi="Arial" w:cs="Times New Roman"/>
+          <w:b/>
+          <w:sz w:val="24"/>
+          <w:szCs w:val="24"/>
+        </w:rPr>
+        <w:br w:type="page"/>
+      </w:r>
+    </w:p>
+    <w:p>
+      <w:pPr>
+        <w:rPr>
+          <w:rFonts w:asciiTheme="majorBidi" w:eastAsia="Times New Roman" w:hAnsiTheme="majorBidi" w:cstheme="majorBidi"/>
+          <w:sz w:val="24"/>
+          <w:szCs w:val="24"/>
+        </w:rPr>
+      </w:pPr>
+      <w:r>
+        <w:rPr>
+          <w:rFonts w:ascii="Arial" w:eastAsia="Times New Roman" w:hAnsi="Arial" w:cs="Times New Roman"/>
+          <w:b/>
+          <w:sz w:val="24"/>
+          <w:szCs w:val="24"/>
+        </w:rPr>
+        <w:lastRenderedPageBreak/>
+        <w:t>4.2.</w:t>
+      </w:r>
+      <w:r>
+        <w:rPr>
+          <w:rFonts w:ascii="Arial" w:eastAsia="Times New Roman" w:hAnsi="Arial" w:cs="Times New Roman"/>
+          <w:b/>
+          <w:sz w:val="24"/>
+          <w:szCs w:val="24"/>
+        </w:rPr>
+        <w:t>9</w:t>
+      </w:r>
+      <w:r>
+        <w:rPr>
+          <w:rFonts w:ascii="Arial" w:eastAsia="Times New Roman" w:hAnsi="Arial" w:cs="Times New Roman"/>
+          <w:b/>
+          <w:sz w:val="24"/>
+          <w:szCs w:val="24"/>
+        </w:rPr>
+        <w:t xml:space="preserve"> </w:t>
+      </w:r>
+      <w:r>
+        <w:rPr>
+          <w:rFonts w:ascii="Arial" w:eastAsia="Times New Roman" w:hAnsi="Arial" w:cs="Times New Roman"/>
+          <w:b/>
+          <w:bCs/>
+          <w:sz w:val="24"/>
+          <w:szCs w:val="24"/>
+        </w:rPr>
+        <w:t>Coupon</w:t>
+      </w:r>
+    </w:p>
+    <w:tbl>
+      <w:tblPr>
+        <w:tblW w:w="9360" w:type="dxa"/>
+        <w:tblBorders>
+          <w:top w:val="single" w:sz="4" w:space="0" w:color="auto"/>
+          <w:left w:val="single" w:sz="4" w:space="0" w:color="auto"/>
+          <w:bottom w:val="single" w:sz="4" w:space="0" w:color="auto"/>
+          <w:right w:val="single" w:sz="4" w:space="0" w:color="auto"/>
+          <w:insideH w:val="single" w:sz="4" w:space="0" w:color="auto"/>
+          <w:insideV w:val="single" w:sz="4" w:space="0" w:color="auto"/>
+        </w:tblBorders>
+        <w:shd w:val="clear" w:color="auto" w:fill="FFFFFF" w:themeFill="background1"/>
+        <w:tblCellMar>
+          <w:left w:w="10" w:type="dxa"/>
+          <w:right w:w="10" w:type="dxa"/>
+        </w:tblCellMar>
+        <w:tblLook w:val="04A0" w:firstRow="1" w:lastRow="0" w:firstColumn="1" w:lastColumn="0" w:noHBand="0" w:noVBand="1"/>
+      </w:tblPr>
+      <w:tblGrid>
+        <w:gridCol w:w="2213"/>
+        <w:gridCol w:w="1991"/>
+        <w:gridCol w:w="5156"/>
+      </w:tblGrid>
+      <w:tr>
+        <w:tc>
+          <w:tcPr>
+            <w:tcW w:w="2160" w:type="dxa"/>
+            <w:tcBorders>
+              <w:top w:val="single" w:sz="2" w:space="0" w:color="CCCCCC"/>
+              <w:left w:val="single" w:sz="2" w:space="0" w:color="CCCCCC"/>
+              <w:bottom w:val="single" w:sz="2" w:space="0" w:color="CCCCCC"/>
+              <w:right w:val="single" w:sz="2" w:space="0" w:color="CCCCCC"/>
+            </w:tcBorders>
+            <w:shd w:val="clear" w:color="auto" w:fill="FFFFFF" w:themeFill="background1"/>
+            <w:tcMar>
+              <w:top w:w="80" w:type="dxa"/>
+              <w:left w:w="120" w:type="dxa"/>
+              <w:bottom w:w="80" w:type="dxa"/>
+              <w:right w:w="120" w:type="dxa"/>
+            </w:tcMar>
+            <w:hideMark/>
+          </w:tcPr>
+          <w:p>
+            <w:pPr>
+              <w:rPr>
+                <w:rFonts w:asciiTheme="majorBidi" w:eastAsia="Times New Roman" w:hAnsiTheme="majorBidi" w:cstheme="majorBidi"/>
+                <w:sz w:val="24"/>
+                <w:szCs w:val="24"/>
+              </w:rPr>
+            </w:pPr>
+            <w:r>
+              <w:rPr>
+                <w:rFonts w:asciiTheme="majorBidi" w:eastAsia="Times New Roman" w:hAnsiTheme="majorBidi" w:cstheme="majorBidi"/>
+                <w:b/>
+                <w:bCs/>
+                <w:sz w:val="24"/>
+                <w:szCs w:val="24"/>
+              </w:rPr>
+              <w:t>Attribute</w:t>
+            </w:r>
+          </w:p>
+        </w:tc>
+        <w:tc>
+          <w:tcPr>
+            <w:tcW w:w="2000" w:type="dxa"/>
+            <w:tcBorders>
+              <w:top w:val="single" w:sz="2" w:space="0" w:color="CCCCCC"/>
+              <w:left w:val="single" w:sz="2" w:space="0" w:color="CCCCCC"/>
+              <w:bottom w:val="single" w:sz="2" w:space="0" w:color="CCCCCC"/>
+              <w:right w:val="single" w:sz="2" w:space="0" w:color="CCCCCC"/>
+            </w:tcBorders>
+            <w:shd w:val="clear" w:color="auto" w:fill="FFFFFF" w:themeFill="background1"/>
+            <w:tcMar>
+              <w:top w:w="80" w:type="dxa"/>
+              <w:left w:w="120" w:type="dxa"/>
+              <w:bottom w:w="80" w:type="dxa"/>
+              <w:right w:w="120" w:type="dxa"/>
+            </w:tcMar>
+            <w:hideMark/>
+          </w:tcPr>
+          <w:p>
+            <w:pPr>
+              <w:rPr>
+                <w:rFonts w:asciiTheme="majorBidi" w:eastAsia="Times New Roman" w:hAnsiTheme="majorBidi" w:cstheme="majorBidi"/>
+                <w:sz w:val="24"/>
+                <w:szCs w:val="24"/>
+              </w:rPr>
+            </w:pPr>
+            <w:r>
+              <w:rPr>
+                <w:rFonts w:asciiTheme="majorBidi" w:eastAsia="Times New Roman" w:hAnsiTheme="majorBidi" w:cstheme="majorBidi"/>
+                <w:b/>
+                <w:bCs/>
+                <w:sz w:val="24"/>
+                <w:szCs w:val="24"/>
+              </w:rPr>
+              <w:t>Type</w:t>
+            </w:r>
+          </w:p>
+        </w:tc>
+        <w:tc>
+          <w:tcPr>
+            <w:tcW w:w="5200" w:type="dxa"/>
+            <w:tcBorders>
+              <w:top w:val="single" w:sz="2" w:space="0" w:color="CCCCCC"/>
+              <w:left w:val="single" w:sz="2" w:space="0" w:color="CCCCCC"/>
+              <w:bottom w:val="single" w:sz="2" w:space="0" w:color="CCCCCC"/>
+              <w:right w:val="single" w:sz="2" w:space="0" w:color="CCCCCC"/>
+            </w:tcBorders>
+            <w:shd w:val="clear" w:color="auto" w:fill="FFFFFF" w:themeFill="background1"/>
+            <w:tcMar>
+              <w:top w:w="80" w:type="dxa"/>
+              <w:left w:w="120" w:type="dxa"/>
+              <w:bottom w:w="80" w:type="dxa"/>
+              <w:right w:w="120" w:type="dxa"/>
+            </w:tcMar>
+            <w:hideMark/>
+          </w:tcPr>
+          <w:p>
+            <w:pPr>
+              <w:rPr>
+                <w:rFonts w:asciiTheme="majorBidi" w:eastAsia="Times New Roman" w:hAnsiTheme="majorBidi" w:cstheme="majorBidi"/>
+                <w:sz w:val="24"/>
+                <w:szCs w:val="24"/>
+              </w:rPr>
+            </w:pPr>
+            <w:r>
+              <w:rPr>
+                <w:rFonts w:asciiTheme="majorBidi" w:eastAsia="Times New Roman" w:hAnsiTheme="majorBidi" w:cstheme="majorBidi"/>
+                <w:b/>
+                <w:bCs/>
+                <w:sz w:val="24"/>
+                <w:szCs w:val="24"/>
+              </w:rPr>
+              <w:t>Description</w:t>
+            </w:r>
+          </w:p>
+        </w:tc>
+      </w:tr>
+      <w:tr>
+        <w:tc>
+          <w:tcPr>
+            <w:tcW w:w="2160" w:type="dxa"/>
+            <w:tcBorders>
+              <w:top w:val="single" w:sz="2" w:space="0" w:color="CCCCCC"/>
+              <w:left w:val="single" w:sz="2" w:space="0" w:color="CCCCCC"/>
+              <w:bottom w:val="single" w:sz="2" w:space="0" w:color="CCCCCC"/>
+              <w:right w:val="single" w:sz="2" w:space="0" w:color="CCCCCC"/>
+            </w:tcBorders>
+            <w:shd w:val="clear" w:color="auto" w:fill="FFFFFF" w:themeFill="background1"/>
+            <w:tcMar>
+              <w:top w:w="80" w:type="dxa"/>
+              <w:left w:w="120" w:type="dxa"/>
+              <w:bottom w:w="80" w:type="dxa"/>
+              <w:right w:w="120" w:type="dxa"/>
+            </w:tcMar>
+            <w:hideMark/>
+          </w:tcPr>
+          <w:p>
+            <w:pPr>
+              <w:rPr>
+                <w:rFonts w:asciiTheme="majorBidi" w:eastAsia="Times New Roman" w:hAnsiTheme="majorBidi" w:cstheme="majorBidi"/>
+                <w:sz w:val="24"/>
+                <w:szCs w:val="24"/>
+              </w:rPr>
+            </w:pPr>
+            <w:proofErr w:type="spellStart"/>
+            <w:r>
+              <w:rPr>
+                <w:rFonts w:asciiTheme="majorBidi" w:eastAsia="Times New Roman" w:hAnsiTheme="majorBidi" w:cstheme="majorBidi"/>
+                <w:sz w:val="24"/>
+                <w:szCs w:val="24"/>
+              </w:rPr>
+              <w:t>coupon_id</w:t>
+            </w:r>
+            <w:proofErr w:type="spellEnd"/>
+          </w:p>
+        </w:tc>
+        <w:tc>
+          <w:tcPr>
+            <w:tcW w:w="2000" w:type="dxa"/>
+            <w:tcBorders>
+              <w:top w:val="single" w:sz="2" w:space="0" w:color="CCCCCC"/>
+              <w:left w:val="single" w:sz="2" w:space="0" w:color="CCCCCC"/>
+              <w:bottom w:val="single" w:sz="2" w:space="0" w:color="CCCCCC"/>
+              <w:right w:val="single" w:sz="2" w:space="0" w:color="CCCCCC"/>
+            </w:tcBorders>
+            <w:shd w:val="clear" w:color="auto" w:fill="FFFFFF" w:themeFill="background1"/>
+            <w:tcMar>
+              <w:top w:w="80" w:type="dxa"/>
+              <w:left w:w="120" w:type="dxa"/>
+              <w:bottom w:w="80" w:type="dxa"/>
+              <w:right w:w="120" w:type="dxa"/>
+            </w:tcMar>
+            <w:hideMark/>
+          </w:tcPr>
+          <w:p>
+            <w:pPr>
+              <w:rPr>
+                <w:rFonts w:asciiTheme="majorBidi" w:eastAsia="Times New Roman" w:hAnsiTheme="majorBidi" w:cstheme="majorBidi"/>
+                <w:sz w:val="24"/>
+                <w:szCs w:val="24"/>
+              </w:rPr>
+            </w:pPr>
+            <w:proofErr w:type="spellStart"/>
+            <w:r>
+              <w:rPr>
+                <w:rFonts w:asciiTheme="majorBidi" w:eastAsia="Times New Roman" w:hAnsiTheme="majorBidi" w:cstheme="majorBidi"/>
+                <w:sz w:val="24"/>
+                <w:szCs w:val="24"/>
+              </w:rPr>
+              <w:t>ObjectId</w:t>
+            </w:r>
+            <w:proofErr w:type="spellEnd"/>
+          </w:p>
+        </w:tc>
+        <w:tc>
+          <w:tcPr>
+            <w:tcW w:w="5200" w:type="dxa"/>
+            <w:tcBorders>
+              <w:top w:val="single" w:sz="2" w:space="0" w:color="CCCCCC"/>
+              <w:left w:val="single" w:sz="2" w:space="0" w:color="CCCCCC"/>
+              <w:bottom w:val="single" w:sz="2" w:space="0" w:color="CCCCCC"/>
+              <w:right w:val="single" w:sz="2" w:space="0" w:color="CCCCCC"/>
+            </w:tcBorders>
+            <w:shd w:val="clear" w:color="auto" w:fill="FFFFFF" w:themeFill="background1"/>
+            <w:tcMar>
+              <w:top w:w="80" w:type="dxa"/>
+              <w:left w:w="120" w:type="dxa"/>
+              <w:bottom w:w="80" w:type="dxa"/>
+              <w:right w:w="120" w:type="dxa"/>
+            </w:tcMar>
+            <w:hideMark/>
+          </w:tcPr>
+          <w:p>
+            <w:pPr>
+              <w:rPr>
+                <w:rFonts w:asciiTheme="majorBidi" w:eastAsia="Times New Roman" w:hAnsiTheme="majorBidi" w:cstheme="majorBidi"/>
+                <w:sz w:val="24"/>
+                <w:szCs w:val="24"/>
+              </w:rPr>
+            </w:pPr>
+            <w:r>
+              <w:rPr>
+                <w:rFonts w:asciiTheme="majorBidi" w:eastAsia="Times New Roman" w:hAnsiTheme="majorBidi" w:cstheme="majorBidi"/>
+                <w:sz w:val="24"/>
+                <w:szCs w:val="24"/>
+              </w:rPr>
+              <w:t>Unique identifier for the coupon</w:t>
+            </w:r>
+          </w:p>
+        </w:tc>
+      </w:tr>
+      <w:tr>
+        <w:tc>
+          <w:tcPr>
+            <w:tcW w:w="2160" w:type="dxa"/>
+            <w:tcBorders>
+              <w:top w:val="single" w:sz="2" w:space="0" w:color="CCCCCC"/>
+              <w:left w:val="single" w:sz="2" w:space="0" w:color="CCCCCC"/>
+              <w:bottom w:val="single" w:sz="2" w:space="0" w:color="CCCCCC"/>
+              <w:right w:val="single" w:sz="2" w:space="0" w:color="CCCCCC"/>
+            </w:tcBorders>
+            <w:shd w:val="clear" w:color="auto" w:fill="FFFFFF" w:themeFill="background1"/>
+            <w:tcMar>
+              <w:top w:w="80" w:type="dxa"/>
+              <w:left w:w="120" w:type="dxa"/>
+              <w:bottom w:w="80" w:type="dxa"/>
+              <w:right w:w="120" w:type="dxa"/>
+            </w:tcMar>
+            <w:hideMark/>
+          </w:tcPr>
+          <w:p>
+            <w:pPr>
+              <w:rPr>
+                <w:rFonts w:asciiTheme="majorBidi" w:eastAsia="Times New Roman" w:hAnsiTheme="majorBidi" w:cstheme="majorBidi"/>
+                <w:sz w:val="24"/>
+                <w:szCs w:val="24"/>
+              </w:rPr>
+            </w:pPr>
+            <w:r>
+              <w:rPr>
+                <w:rFonts w:asciiTheme="majorBidi" w:eastAsia="Times New Roman" w:hAnsiTheme="majorBidi" w:cstheme="majorBidi"/>
+                <w:sz w:val="24"/>
+                <w:szCs w:val="24"/>
+              </w:rPr>
+              <w:t>code</w:t>
+            </w:r>
+          </w:p>
+        </w:tc>
+        <w:tc>
+          <w:tcPr>
+            <w:tcW w:w="2000" w:type="dxa"/>
+            <w:tcBorders>
+              <w:top w:val="single" w:sz="2" w:space="0" w:color="CCCCCC"/>
+              <w:left w:val="single" w:sz="2" w:space="0" w:color="CCCCCC"/>
+              <w:bottom w:val="single" w:sz="2" w:space="0" w:color="CCCCCC"/>
+              <w:right w:val="single" w:sz="2" w:space="0" w:color="CCCCCC"/>
+            </w:tcBorders>
+            <w:shd w:val="clear" w:color="auto" w:fill="FFFFFF" w:themeFill="background1"/>
+            <w:tcMar>
+              <w:top w:w="80" w:type="dxa"/>
+              <w:left w:w="120" w:type="dxa"/>
+              <w:bottom w:w="80" w:type="dxa"/>
+              <w:right w:w="120" w:type="dxa"/>
+            </w:tcMar>
+            <w:hideMark/>
+          </w:tcPr>
+          <w:p>
+            <w:pPr>
+              <w:rPr>
+                <w:rFonts w:asciiTheme="majorBidi" w:eastAsia="Times New Roman" w:hAnsiTheme="majorBidi" w:cstheme="majorBidi"/>
+                <w:sz w:val="24"/>
+                <w:szCs w:val="24"/>
+              </w:rPr>
+            </w:pPr>
+            <w:r>
+              <w:rPr>
+                <w:rFonts w:asciiTheme="majorBidi" w:eastAsia="Times New Roman" w:hAnsiTheme="majorBidi" w:cstheme="majorBidi"/>
+                <w:sz w:val="24"/>
+                <w:szCs w:val="24"/>
+              </w:rPr>
+              <w:t>String</w:t>
+            </w:r>
+          </w:p>
+        </w:tc>
+        <w:tc>
+          <w:tcPr>
+            <w:tcW w:w="5200" w:type="dxa"/>
+            <w:tcBorders>
+              <w:top w:val="single" w:sz="2" w:space="0" w:color="CCCCCC"/>
+              <w:left w:val="single" w:sz="2" w:space="0" w:color="CCCCCC"/>
+              <w:bottom w:val="single" w:sz="2" w:space="0" w:color="CCCCCC"/>
+              <w:right w:val="single" w:sz="2" w:space="0" w:color="CCCCCC"/>
+            </w:tcBorders>
+            <w:shd w:val="clear" w:color="auto" w:fill="FFFFFF" w:themeFill="background1"/>
+            <w:tcMar>
+              <w:top w:w="80" w:type="dxa"/>
+              <w:left w:w="120" w:type="dxa"/>
+              <w:bottom w:w="80" w:type="dxa"/>
+              <w:right w:w="120" w:type="dxa"/>
+            </w:tcMar>
+            <w:hideMark/>
+          </w:tcPr>
+          <w:p>
+            <w:pPr>
+              <w:rPr>
+                <w:rFonts w:asciiTheme="majorBidi" w:eastAsia="Times New Roman" w:hAnsiTheme="majorBidi" w:cstheme="majorBidi"/>
+                <w:sz w:val="24"/>
+                <w:szCs w:val="24"/>
+              </w:rPr>
+            </w:pPr>
+            <w:r>
+              <w:rPr>
+                <w:rFonts w:asciiTheme="majorBidi" w:eastAsia="Times New Roman" w:hAnsiTheme="majorBidi" w:cstheme="majorBidi"/>
+                <w:sz w:val="24"/>
+                <w:szCs w:val="24"/>
+              </w:rPr>
+              <w:t>Unique discount code string</w:t>
+            </w:r>
+          </w:p>
+        </w:tc>
+      </w:tr>
+      <w:tr>
+        <w:tc>
+          <w:tcPr>
+            <w:tcW w:w="2160" w:type="dxa"/>
+            <w:tcBorders>
+              <w:top w:val="single" w:sz="2" w:space="0" w:color="CCCCCC"/>
+              <w:left w:val="single" w:sz="2" w:space="0" w:color="CCCCCC"/>
+              <w:bottom w:val="single" w:sz="2" w:space="0" w:color="CCCCCC"/>
+              <w:right w:val="single" w:sz="2" w:space="0" w:color="CCCCCC"/>
+            </w:tcBorders>
+            <w:shd w:val="clear" w:color="auto" w:fill="FFFFFF" w:themeFill="background1"/>
+            <w:tcMar>
+              <w:top w:w="80" w:type="dxa"/>
+              <w:left w:w="120" w:type="dxa"/>
+              <w:bottom w:w="80" w:type="dxa"/>
+              <w:right w:w="120" w:type="dxa"/>
+            </w:tcMar>
+            <w:hideMark/>
+          </w:tcPr>
+          <w:p>
+            <w:pPr>
+              <w:rPr>
+                <w:rFonts w:asciiTheme="majorBidi" w:eastAsia="Times New Roman" w:hAnsiTheme="majorBidi" w:cstheme="majorBidi"/>
+                <w:sz w:val="24"/>
+                <w:szCs w:val="24"/>
+              </w:rPr>
+            </w:pPr>
+            <w:proofErr w:type="spellStart"/>
+            <w:r>
+              <w:rPr>
+                <w:rFonts w:asciiTheme="majorBidi" w:eastAsia="Times New Roman" w:hAnsiTheme="majorBidi" w:cstheme="majorBidi"/>
+                <w:sz w:val="24"/>
+                <w:szCs w:val="24"/>
+              </w:rPr>
+              <w:t>discount_percentage</w:t>
+            </w:r>
+            <w:proofErr w:type="spellEnd"/>
+          </w:p>
+        </w:tc>
+        <w:tc>
+          <w:tcPr>
+            <w:tcW w:w="2000" w:type="dxa"/>
+            <w:tcBorders>
+              <w:top w:val="single" w:sz="2" w:space="0" w:color="CCCCCC"/>
+              <w:left w:val="single" w:sz="2" w:space="0" w:color="CCCCCC"/>
+              <w:bottom w:val="single" w:sz="2" w:space="0" w:color="CCCCCC"/>
+              <w:right w:val="single" w:sz="2" w:space="0" w:color="CCCCCC"/>
+            </w:tcBorders>
+            <w:shd w:val="clear" w:color="auto" w:fill="FFFFFF" w:themeFill="background1"/>
+            <w:tcMar>
+              <w:top w:w="80" w:type="dxa"/>
+              <w:left w:w="120" w:type="dxa"/>
+              <w:bottom w:w="80" w:type="dxa"/>
+              <w:right w:w="120" w:type="dxa"/>
+            </w:tcMar>
+            <w:hideMark/>
+          </w:tcPr>
+          <w:p>
+            <w:pPr>
+              <w:rPr>
+                <w:rFonts w:asciiTheme="majorBidi" w:eastAsia="Times New Roman" w:hAnsiTheme="majorBidi" w:cstheme="majorBidi"/>
+                <w:sz w:val="24"/>
+                <w:szCs w:val="24"/>
+              </w:rPr>
+            </w:pPr>
+            <w:r>
+              <w:rPr>
+                <w:rFonts w:asciiTheme="majorBidi" w:eastAsia="Times New Roman" w:hAnsiTheme="majorBidi" w:cstheme="majorBidi"/>
+                <w:sz w:val="24"/>
+                <w:szCs w:val="24"/>
+              </w:rPr>
+              <w:t>Number</w:t>
+            </w:r>
+          </w:p>
+        </w:tc>
+        <w:tc>
+          <w:tcPr>
+            <w:tcW w:w="5200" w:type="dxa"/>
+            <w:tcBorders>
+              <w:top w:val="single" w:sz="2" w:space="0" w:color="CCCCCC"/>
+              <w:left w:val="single" w:sz="2" w:space="0" w:color="CCCCCC"/>
+              <w:bottom w:val="single" w:sz="2" w:space="0" w:color="CCCCCC"/>
+              <w:right w:val="single" w:sz="2" w:space="0" w:color="CCCCCC"/>
+            </w:tcBorders>
+            <w:shd w:val="clear" w:color="auto" w:fill="FFFFFF" w:themeFill="background1"/>
+            <w:tcMar>
+              <w:top w:w="80" w:type="dxa"/>
+              <w:left w:w="120" w:type="dxa"/>
+              <w:bottom w:w="80" w:type="dxa"/>
+              <w:right w:w="120" w:type="dxa"/>
+            </w:tcMar>
+            <w:hideMark/>
+          </w:tcPr>
+          <w:p>
+            <w:pPr>
+              <w:rPr>
+                <w:rFonts w:asciiTheme="majorBidi" w:eastAsia="Times New Roman" w:hAnsiTheme="majorBidi" w:cstheme="majorBidi"/>
+                <w:sz w:val="24"/>
+                <w:szCs w:val="24"/>
+              </w:rPr>
+            </w:pPr>
+            <w:r>
+              <w:rPr>
+                <w:rFonts w:asciiTheme="majorBidi" w:eastAsia="Times New Roman" w:hAnsiTheme="majorBidi" w:cstheme="majorBidi"/>
+                <w:sz w:val="24"/>
+                <w:szCs w:val="24"/>
+              </w:rPr>
+              <w:t>Percentage discount applied (0-100)</w:t>
+            </w:r>
+          </w:p>
+        </w:tc>
+      </w:tr>
+      <w:tr>
+        <w:tc>
+          <w:tcPr>
+            <w:tcW w:w="2160" w:type="dxa"/>
+            <w:tcBorders>
+              <w:top w:val="single" w:sz="2" w:space="0" w:color="CCCCCC"/>
+              <w:left w:val="single" w:sz="2" w:space="0" w:color="CCCCCC"/>
+              <w:bottom w:val="single" w:sz="2" w:space="0" w:color="CCCCCC"/>
+              <w:right w:val="single" w:sz="2" w:space="0" w:color="CCCCCC"/>
+            </w:tcBorders>
+            <w:shd w:val="clear" w:color="auto" w:fill="FFFFFF" w:themeFill="background1"/>
+            <w:tcMar>
+              <w:top w:w="80" w:type="dxa"/>
+              <w:left w:w="120" w:type="dxa"/>
+              <w:bottom w:w="80" w:type="dxa"/>
+              <w:right w:w="120" w:type="dxa"/>
+            </w:tcMar>
+            <w:hideMark/>
+          </w:tcPr>
+          <w:p>
+            <w:pPr>
+              <w:rPr>
+                <w:rFonts w:asciiTheme="majorBidi" w:eastAsia="Times New Roman" w:hAnsiTheme="majorBidi" w:cstheme="majorBidi"/>
+                <w:sz w:val="24"/>
+                <w:szCs w:val="24"/>
+              </w:rPr>
+            </w:pPr>
+            <w:proofErr w:type="spellStart"/>
+            <w:r>
+              <w:rPr>
+                <w:rFonts w:asciiTheme="majorBidi" w:eastAsia="Times New Roman" w:hAnsiTheme="majorBidi" w:cstheme="majorBidi"/>
+                <w:sz w:val="24"/>
+                <w:szCs w:val="24"/>
+              </w:rPr>
+              <w:t>expiry_date</w:t>
+            </w:r>
+            <w:proofErr w:type="spellEnd"/>
+          </w:p>
+        </w:tc>
+        <w:tc>
+          <w:tcPr>
+            <w:tcW w:w="2000" w:type="dxa"/>
+            <w:tcBorders>
+              <w:top w:val="single" w:sz="2" w:space="0" w:color="CCCCCC"/>
+              <w:left w:val="single" w:sz="2" w:space="0" w:color="CCCCCC"/>
+              <w:bottom w:val="single" w:sz="2" w:space="0" w:color="CCCCCC"/>
+              <w:right w:val="single" w:sz="2" w:space="0" w:color="CCCCCC"/>
+            </w:tcBorders>
+            <w:shd w:val="clear" w:color="auto" w:fill="FFFFFF" w:themeFill="background1"/>
+            <w:tcMar>
+              <w:top w:w="80" w:type="dxa"/>
+              <w:left w:w="120" w:type="dxa"/>
+              <w:bottom w:w="80" w:type="dxa"/>
+              <w:right w:w="120" w:type="dxa"/>
+            </w:tcMar>
+            <w:hideMark/>
+          </w:tcPr>
+          <w:p>
+            <w:pPr>
+              <w:rPr>
+                <w:rFonts w:asciiTheme="majorBidi" w:eastAsia="Times New Roman" w:hAnsiTheme="majorBidi" w:cstheme="majorBidi"/>
+                <w:sz w:val="24"/>
+                <w:szCs w:val="24"/>
+              </w:rPr>
+            </w:pPr>
+            <w:proofErr w:type="spellStart"/>
+            <w:r>
+              <w:rPr>
+                <w:rFonts w:asciiTheme="majorBidi" w:eastAsia="Times New Roman" w:hAnsiTheme="majorBidi" w:cstheme="majorBidi"/>
+                <w:sz w:val="24"/>
+                <w:szCs w:val="24"/>
+              </w:rPr>
+              <w:t>DateTime</w:t>
+            </w:r>
+            <w:proofErr w:type="spellEnd"/>
+          </w:p>
+        </w:tc>
+        <w:tc>
+          <w:tcPr>
+            <w:tcW w:w="5200" w:type="dxa"/>
+            <w:tcBorders>
+              <w:top w:val="single" w:sz="2" w:space="0" w:color="CCCCCC"/>
+              <w:left w:val="single" w:sz="2" w:space="0" w:color="CCCCCC"/>
+              <w:bottom w:val="single" w:sz="2" w:space="0" w:color="CCCCCC"/>
+              <w:right w:val="single" w:sz="2" w:space="0" w:color="CCCCCC"/>
+            </w:tcBorders>
+            <w:shd w:val="clear" w:color="auto" w:fill="FFFFFF" w:themeFill="background1"/>
+            <w:tcMar>
+              <w:top w:w="80" w:type="dxa"/>
+              <w:left w:w="120" w:type="dxa"/>
+              <w:bottom w:w="80" w:type="dxa"/>
+              <w:right w:w="120" w:type="dxa"/>
+            </w:tcMar>
+            <w:hideMark/>
+          </w:tcPr>
+          <w:p>
+            <w:pPr>
+              <w:rPr>
+                <w:rFonts w:asciiTheme="majorBidi" w:eastAsia="Times New Roman" w:hAnsiTheme="majorBidi" w:cstheme="majorBidi"/>
+                <w:sz w:val="24"/>
+                <w:szCs w:val="24"/>
+              </w:rPr>
+            </w:pPr>
+            <w:r>
+              <w:rPr>
+                <w:rFonts w:asciiTheme="majorBidi" w:eastAsia="Times New Roman" w:hAnsiTheme="majorBidi" w:cstheme="majorBidi"/>
+                <w:sz w:val="24"/>
+                <w:szCs w:val="24"/>
+              </w:rPr>
+              <w:t>Date after which coupon is invalid</w:t>
+            </w:r>
+          </w:p>
+        </w:tc>
+      </w:tr>
+      <w:tr>
+        <w:tc>
+          <w:tcPr>
+            <w:tcW w:w="2160" w:type="dxa"/>
+            <w:tcBorders>
+              <w:top w:val="single" w:sz="2" w:space="0" w:color="CCCCCC"/>
+              <w:left w:val="single" w:sz="2" w:space="0" w:color="CCCCCC"/>
+              <w:bottom w:val="single" w:sz="2" w:space="0" w:color="CCCCCC"/>
+              <w:right w:val="single" w:sz="2" w:space="0" w:color="CCCCCC"/>
+            </w:tcBorders>
+            <w:shd w:val="clear" w:color="auto" w:fill="FFFFFF" w:themeFill="background1"/>
+            <w:tcMar>
+              <w:top w:w="80" w:type="dxa"/>
+              <w:left w:w="120" w:type="dxa"/>
+              <w:bottom w:w="80" w:type="dxa"/>
+              <w:right w:w="120" w:type="dxa"/>
+            </w:tcMar>
+            <w:hideMark/>
+          </w:tcPr>
+          <w:p>
+            <w:pPr>
+              <w:rPr>
+                <w:rFonts w:asciiTheme="majorBidi" w:eastAsia="Times New Roman" w:hAnsiTheme="majorBidi" w:cstheme="majorBidi"/>
+                <w:sz w:val="24"/>
+                <w:szCs w:val="24"/>
+              </w:rPr>
+            </w:pPr>
+            <w:proofErr w:type="spellStart"/>
+            <w:r>
+              <w:rPr>
+                <w:rFonts w:asciiTheme="majorBidi" w:eastAsia="Times New Roman" w:hAnsiTheme="majorBidi" w:cstheme="majorBidi"/>
+                <w:sz w:val="24"/>
+                <w:szCs w:val="24"/>
+              </w:rPr>
+              <w:t>usage_limit</w:t>
+            </w:r>
+            <w:proofErr w:type="spellEnd"/>
+          </w:p>
+        </w:tc>
+        <w:tc>
+          <w:tcPr>
+            <w:tcW w:w="2000" w:type="dxa"/>
+            <w:tcBorders>
+              <w:top w:val="single" w:sz="2" w:space="0" w:color="CCCCCC"/>
+              <w:left w:val="single" w:sz="2" w:space="0" w:color="CCCCCC"/>
+              <w:bottom w:val="single" w:sz="2" w:space="0" w:color="CCCCCC"/>
+              <w:right w:val="single" w:sz="2" w:space="0" w:color="CCCCCC"/>
+            </w:tcBorders>
+            <w:shd w:val="clear" w:color="auto" w:fill="FFFFFF" w:themeFill="background1"/>
+            <w:tcMar>
+              <w:top w:w="80" w:type="dxa"/>
+              <w:left w:w="120" w:type="dxa"/>
+              <w:bottom w:w="80" w:type="dxa"/>
+              <w:right w:w="120" w:type="dxa"/>
+            </w:tcMar>
+            <w:hideMark/>
+          </w:tcPr>
+          <w:p>
+            <w:pPr>
+              <w:rPr>
+                <w:rFonts w:asciiTheme="majorBidi" w:eastAsia="Times New Roman" w:hAnsiTheme="majorBidi" w:cstheme="majorBidi"/>
+                <w:sz w:val="24"/>
+                <w:szCs w:val="24"/>
+              </w:rPr>
+            </w:pPr>
+            <w:r>
+              <w:rPr>
+                <w:rFonts w:asciiTheme="majorBidi" w:eastAsia="Times New Roman" w:hAnsiTheme="majorBidi" w:cstheme="majorBidi"/>
+                <w:sz w:val="24"/>
+                <w:szCs w:val="24"/>
+              </w:rPr>
+              <w:t>Number</w:t>
+            </w:r>
+          </w:p>
+        </w:tc>
+        <w:tc>
+          <w:tcPr>
+            <w:tcW w:w="5200" w:type="dxa"/>
+            <w:tcBorders>
+              <w:top w:val="single" w:sz="2" w:space="0" w:color="CCCCCC"/>
+              <w:left w:val="single" w:sz="2" w:space="0" w:color="CCCCCC"/>
+              <w:bottom w:val="single" w:sz="2" w:space="0" w:color="CCCCCC"/>
+              <w:right w:val="single" w:sz="2" w:space="0" w:color="CCCCCC"/>
+            </w:tcBorders>
+            <w:shd w:val="clear" w:color="auto" w:fill="FFFFFF" w:themeFill="background1"/>
+            <w:tcMar>
+              <w:top w:w="80" w:type="dxa"/>
+              <w:left w:w="120" w:type="dxa"/>
+              <w:bottom w:w="80" w:type="dxa"/>
+              <w:right w:w="120" w:type="dxa"/>
+            </w:tcMar>
+            <w:hideMark/>
+          </w:tcPr>
+          <w:p>
+            <w:pPr>
+              <w:rPr>
+                <w:rFonts w:asciiTheme="majorBidi" w:eastAsia="Times New Roman" w:hAnsiTheme="majorBidi" w:cstheme="majorBidi"/>
+                <w:sz w:val="24"/>
+                <w:szCs w:val="24"/>
+              </w:rPr>
+            </w:pPr>
+            <w:r>
+              <w:rPr>
+                <w:rFonts w:asciiTheme="majorBidi" w:eastAsia="Times New Roman" w:hAnsiTheme="majorBidi" w:cstheme="majorBidi"/>
+                <w:sz w:val="24"/>
+                <w:szCs w:val="24"/>
+              </w:rPr>
+              <w:t>Maximum number of times coupon can be used</w:t>
+            </w:r>
+          </w:p>
+        </w:tc>
+      </w:tr>
+      <w:tr>
+        <w:tc>
+          <w:tcPr>
+            <w:tcW w:w="2160" w:type="dxa"/>
+            <w:tcBorders>
+              <w:top w:val="single" w:sz="2" w:space="0" w:color="CCCCCC"/>
+              <w:left w:val="single" w:sz="2" w:space="0" w:color="CCCCCC"/>
+              <w:bottom w:val="single" w:sz="2" w:space="0" w:color="CCCCCC"/>
+              <w:right w:val="single" w:sz="2" w:space="0" w:color="CCCCCC"/>
+            </w:tcBorders>
+            <w:shd w:val="clear" w:color="auto" w:fill="FFFFFF" w:themeFill="background1"/>
+            <w:tcMar>
+              <w:top w:w="80" w:type="dxa"/>
+              <w:left w:w="120" w:type="dxa"/>
+              <w:bottom w:w="80" w:type="dxa"/>
+              <w:right w:w="120" w:type="dxa"/>
+            </w:tcMar>
+            <w:hideMark/>
+          </w:tcPr>
+          <w:p>
+            <w:pPr>
+              <w:rPr>
+                <w:rFonts w:asciiTheme="majorBidi" w:eastAsia="Times New Roman" w:hAnsiTheme="majorBidi" w:cstheme="majorBidi"/>
+                <w:sz w:val="24"/>
+                <w:szCs w:val="24"/>
+              </w:rPr>
+            </w:pPr>
+            <w:proofErr w:type="spellStart"/>
+            <w:r>
+              <w:rPr>
+                <w:rFonts w:asciiTheme="majorBidi" w:eastAsia="Times New Roman" w:hAnsiTheme="majorBidi" w:cstheme="majorBidi"/>
+                <w:sz w:val="24"/>
+                <w:szCs w:val="24"/>
+              </w:rPr>
+              <w:t>times_used</w:t>
+            </w:r>
+            <w:proofErr w:type="spellEnd"/>
+          </w:p>
+        </w:tc>
+        <w:tc>
+          <w:tcPr>
+            <w:tcW w:w="2000" w:type="dxa"/>
+            <w:tcBorders>
+              <w:top w:val="single" w:sz="2" w:space="0" w:color="CCCCCC"/>
+              <w:left w:val="single" w:sz="2" w:space="0" w:color="CCCCCC"/>
+              <w:bottom w:val="single" w:sz="2" w:space="0" w:color="CCCCCC"/>
+              <w:right w:val="single" w:sz="2" w:space="0" w:color="CCCCCC"/>
+            </w:tcBorders>
+            <w:shd w:val="clear" w:color="auto" w:fill="FFFFFF" w:themeFill="background1"/>
+            <w:tcMar>
+              <w:top w:w="80" w:type="dxa"/>
+              <w:left w:w="120" w:type="dxa"/>
+              <w:bottom w:w="80" w:type="dxa"/>
+              <w:right w:w="120" w:type="dxa"/>
+            </w:tcMar>
+            <w:hideMark/>
+          </w:tcPr>
+          <w:p>
+            <w:pPr>
+              <w:rPr>
+                <w:rFonts w:asciiTheme="majorBidi" w:eastAsia="Times New Roman" w:hAnsiTheme="majorBidi" w:cstheme="majorBidi"/>
+                <w:sz w:val="24"/>
+                <w:szCs w:val="24"/>
+              </w:rPr>
+            </w:pPr>
+            <w:r>
+              <w:rPr>
+                <w:rFonts w:asciiTheme="majorBidi" w:eastAsia="Times New Roman" w:hAnsiTheme="majorBidi" w:cstheme="majorBidi"/>
+                <w:sz w:val="24"/>
+                <w:szCs w:val="24"/>
+              </w:rPr>
+              <w:t>Number</w:t>
+            </w:r>
+          </w:p>
+        </w:tc>
+        <w:tc>
+          <w:tcPr>
+            <w:tcW w:w="5200" w:type="dxa"/>
+            <w:tcBorders>
+              <w:top w:val="single" w:sz="2" w:space="0" w:color="CCCCCC"/>
+              <w:left w:val="single" w:sz="2" w:space="0" w:color="CCCCCC"/>
+              <w:bottom w:val="single" w:sz="2" w:space="0" w:color="CCCCCC"/>
+              <w:right w:val="single" w:sz="2" w:space="0" w:color="CCCCCC"/>
+            </w:tcBorders>
+            <w:shd w:val="clear" w:color="auto" w:fill="FFFFFF" w:themeFill="background1"/>
+            <w:tcMar>
+              <w:top w:w="80" w:type="dxa"/>
+              <w:left w:w="120" w:type="dxa"/>
+              <w:bottom w:w="80" w:type="dxa"/>
+              <w:right w:w="120" w:type="dxa"/>
+            </w:tcMar>
+            <w:hideMark/>
+          </w:tcPr>
+          <w:p>
+            <w:pPr>
+              <w:rPr>
+                <w:rFonts w:asciiTheme="majorBidi" w:eastAsia="Times New Roman" w:hAnsiTheme="majorBidi" w:cstheme="majorBidi"/>
+                <w:sz w:val="24"/>
+                <w:szCs w:val="24"/>
+              </w:rPr>
+            </w:pPr>
+            <w:r>
+              <w:rPr>
+                <w:rFonts w:asciiTheme="majorBidi" w:eastAsia="Times New Roman" w:hAnsiTheme="majorBidi" w:cstheme="majorBidi"/>
+                <w:sz w:val="24"/>
+                <w:szCs w:val="24"/>
+              </w:rPr>
+              <w:t>Current count of coupon usage</w:t>
+            </w:r>
+          </w:p>
+        </w:tc>
+      </w:tr>
+    </w:tbl>
+    <w:p>
+      <w:pPr>
+        <w:rPr>
+          <w:rFonts w:asciiTheme="majorBidi" w:eastAsia="Times New Roman" w:hAnsiTheme="majorBidi" w:cstheme="majorBidi"/>
+          <w:sz w:val="24"/>
+          <w:szCs w:val="24"/>
+        </w:rPr>
+      </w:pPr>
+      <w:r>
+        <w:rPr>
+          <w:rFonts w:asciiTheme="majorBidi" w:eastAsia="Times New Roman" w:hAnsiTheme="majorBidi" w:cstheme="majorBidi"/>
+          <w:b/>
+          <w:bCs/>
+          <w:sz w:val="24"/>
+          <w:szCs w:val="24"/>
+        </w:rPr>
+        <w:t>Methods:</w:t>
+      </w:r>
+      <w:r>
+        <w:rPr>
+          <w:rFonts w:asciiTheme="majorBidi" w:eastAsia="Times New Roman" w:hAnsiTheme="majorBidi" w:cstheme="majorBidi"/>
+          <w:sz w:val="24"/>
+          <w:szCs w:val="24"/>
+        </w:rPr>
+        <w:t xml:space="preserve"> </w:t>
+      </w:r>
+      <w:proofErr w:type="spellStart"/>
+      <w:r>
+        <w:rPr>
+          <w:rFonts w:asciiTheme="majorBidi" w:eastAsia="Times New Roman" w:hAnsiTheme="majorBidi" w:cstheme="majorBidi"/>
+          <w:sz w:val="24"/>
+          <w:szCs w:val="24"/>
+        </w:rPr>
+        <w:t>applyCoupon</w:t>
+      </w:r>
+      <w:proofErr w:type="spellEnd"/>
+      <w:r>
+        <w:rPr>
+          <w:rFonts w:asciiTheme="majorBidi" w:eastAsia="Times New Roman" w:hAnsiTheme="majorBidi" w:cstheme="majorBidi"/>
+          <w:sz w:val="24"/>
+          <w:szCs w:val="24"/>
+        </w:rPr>
+        <w:t xml:space="preserve">(), </w:t>
+      </w:r>
+      <w:proofErr w:type="spellStart"/>
+      <w:r>
+        <w:rPr>
+          <w:rFonts w:asciiTheme="majorBidi" w:eastAsia="Times New Roman" w:hAnsiTheme="majorBidi" w:cstheme="majorBidi"/>
+          <w:sz w:val="24"/>
+          <w:szCs w:val="24"/>
+        </w:rPr>
+        <w:t>validateCoupon</w:t>
+      </w:r>
+      <w:proofErr w:type="spellEnd"/>
+      <w:r>
+        <w:rPr>
+          <w:rFonts w:asciiTheme="majorBidi" w:eastAsia="Times New Roman" w:hAnsiTheme="majorBidi" w:cstheme="majorBidi"/>
+          <w:sz w:val="24"/>
+          <w:szCs w:val="24"/>
+        </w:rPr>
+        <w:t>()</w:t>
       </w:r>
     </w:p>
     <w:p>
       <w:pPr>
         <w:pStyle w:val="Heading1"/>
+        <w:ind w:left="0" w:firstLine="0"/>
       </w:pPr>
       <w:bookmarkStart w:id="32" w:name="_Toc438070022"/>
       <w:bookmarkStart w:id="33" w:name="_Toc438070119"/>
@@ -10131,7 +19521,6 @@
           <w:sz w:val="23"/>
           <w:szCs w:val="23"/>
         </w:rPr>
-        <w:lastRenderedPageBreak/>
         <w:t>Software Design Document</w:t>
       </w:r>
       <w:r>
@@ -10405,6 +19794,7 @@
       <w:bookmarkStart w:id="40" w:name="_Toc438070026"/>
       <w:bookmarkStart w:id="41" w:name="_Toc438070123"/>
       <w:r>
+        <w:lastRenderedPageBreak/>
         <w:t xml:space="preserve">6.3 </w:t>
       </w:r>
       <w:r>
@@ -12211,7 +21601,7 @@
         <w:rFonts w:ascii="Symbol" w:hAnsi="Symbol" w:hint="default"/>
       </w:rPr>
     </w:lvl>
-    <w:lvl w:ilvl="1" w:tplc="04090003" w:tentative="1">
+    <w:lvl w:ilvl="1" w:tplc="04090003">
       <w:start w:val="1"/>
       <w:numFmt w:val="bullet"/>
       <w:lvlText w:val="o"/>
@@ -12823,6 +22213,7 @@
   <w:style w:type="paragraph" w:default="1" w:styleId="Normal">
     <w:name w:val="Normal"/>
     <w:qFormat/>
+    <w:rsid w:val="0059587D"/>
   </w:style>
   <w:style w:type="paragraph" w:styleId="Heading1">
     <w:name w:val="heading 1"/>
